--- a/zht/docx/130.content.docx
+++ b/zht/docx/130.content.docx
@@ -149,27 +149,7 @@
         <w:rPr>
           <w:lang w:val="zh_TW" w:bidi="zh_TW"/>
         </w:rPr>
-        <w:t>xiong</w:t>
-      </w:r>
-      <w:r>
-        <w:rPr>
-          <w:lang w:val="zh_TW" w:bidi="zh_TW"/>
-        </w:rPr>
-      </w:r>
-    </w:p>
-    <w:p>
-      <w:pPr/>
-      <w:r>
-        <w:rPr>
-          <w:lang w:val="zh_TW" w:bidi="zh_TW"/>
-        </w:rPr>
-      </w:r>
-      <w:r>
-        <w:rPr>
-          <w:i/>
-          <w:lang w:val="zh_TW" w:bidi="zh_TW"/>
-        </w:rPr>
-        <w:t>兄弟, 兄弟（和姐妹）</w:t>
+        <w:t>ti</w:t>
       </w:r>
       <w:r>
         <w:rPr>
@@ -232,7 +212,7 @@
         <w:rPr>
           <w:lang w:val="zh_TW" w:bidi="zh_TW"/>
         </w:rPr>
-        <w:t>兄弟</w:t>
+        <w:t>提八（人物）</w:t>
       </w:r>
       <w:r>
         <w:rPr>
@@ -251,7 +231,550 @@
         <w:rPr>
           <w:lang w:val="zh_TW" w:bidi="zh_TW"/>
         </w:rPr>
-        <w:t>「兄弟」一詞可以指：</w:t>
+        <w:t>亞伯拉罕的兄弟拿鶴的兒子（</w:t>
+      </w:r>
+      <w:hyperlink r:id="rId13">
+        <w:r>
+          <w:rPr>
+            <w:lang w:val="zh_TW" w:bidi="zh_TW"/>
+          </w:rPr>
+          <w:rPr>
+            <w:color w:val="0000EE"/>
+            <w:u w:val="single"/>
+          </w:rPr>
+          <w:t>創22:24</w:t>
+        </w:r>
+      </w:hyperlink>
+      <w:r>
+        <w:rPr>
+          <w:lang w:val="zh_TW" w:bidi="zh_TW"/>
+        </w:rPr>
+        <w:t>）。他的母親是拿鶴的妾流瑪。</w:t>
+      </w:r>
+      <w:r>
+        <w:rPr>
+          <w:lang w:val="zh_TW" w:bidi="zh_TW"/>
+        </w:rPr>
+      </w:r>
+      <w:r>
+        <w:rPr>
+          <w:lang w:val="zh_TW" w:bidi="zh_TW"/>
+        </w:rPr>
+      </w:r>
+    </w:p>
+    <w:p>
+      <w:pPr/>
+      <w:r>
+        <w:rPr>
+          <w:lang w:val="zh_TW" w:bidi="zh_TW"/>
+        </w:rPr>
+      </w:r>
+    </w:p>
+    <w:p>
+      <w:pPr>
+        <w:pStyle w:val="Heading2"/>
+      </w:pPr>
+      <w:r>
+        <w:rPr>
+          <w:lang w:val="zh_TW" w:bidi="zh_TW"/>
+        </w:rPr>
+        <w:t>提多（人物）</w:t>
+      </w:r>
+      <w:r>
+        <w:rPr>
+          <w:lang w:val="zh_TW" w:bidi="zh_TW"/>
+        </w:rPr>
+      </w:r>
+    </w:p>
+    <w:p>
+      <w:pPr>
+        <w:pStyle w:val="ListNumber"/>
+        <w:numPr>
+          <w:ilvl w:val="0"/>
+          <w:numId w:val="14"/>
+        </w:numPr>
+        <w:spacing w:line="240" w:lineRule="auto"/>
+        <w:ind w:left="720"/>
+      </w:pPr>
+      <w:r>
+        <w:rPr>
+          <w:lang w:val="zh_TW" w:bidi="zh_TW"/>
+        </w:rPr>
+      </w:r>
+      <w:r>
+        <w:rPr>
+          <w:lang w:val="zh_TW" w:bidi="zh_TW"/>
+        </w:rPr>
+        <w:t>保羅的門徒之一——「照著我們共信之道作我真兒子的」（</w:t>
+      </w:r>
+      <w:hyperlink r:id="rId14">
+        <w:r>
+          <w:rPr>
+            <w:lang w:val="zh_TW" w:bidi="zh_TW"/>
+          </w:rPr>
+          <w:rPr>
+            <w:color w:val="0000EE"/>
+            <w:u w:val="single"/>
+          </w:rPr>
+          <w:t>提後1:4</w:t>
+        </w:r>
+      </w:hyperlink>
+      <w:r>
+        <w:rPr>
+          <w:lang w:val="zh_TW" w:bidi="zh_TW"/>
+        </w:rPr>
+        <w:t>）。提多是保羅的門徒和親密朋友，幫助保羅將基督教傳遍地中海世界（</w:t>
+      </w:r>
+      <w:hyperlink r:id="rId15">
+        <w:r>
+          <w:rPr>
+            <w:lang w:val="zh_TW" w:bidi="zh_TW"/>
+          </w:rPr>
+          <w:rPr>
+            <w:color w:val="0000EE"/>
+            <w:u w:val="single"/>
+          </w:rPr>
+          <w:t>林後8:23</w:t>
+        </w:r>
+      </w:hyperlink>
+      <w:r>
+        <w:rPr>
+          <w:lang w:val="zh_TW" w:bidi="zh_TW"/>
+        </w:rPr>
+        <w:t>；</w:t>
+      </w:r>
+      <w:hyperlink r:id="rId16">
+        <w:r>
+          <w:rPr>
+            <w:lang w:val="zh_TW" w:bidi="zh_TW"/>
+          </w:rPr>
+          <w:rPr>
+            <w:color w:val="0000EE"/>
+            <w:u w:val="single"/>
+          </w:rPr>
+          <w:t>提後4:10</w:t>
+        </w:r>
+      </w:hyperlink>
+      <w:r>
+        <w:rPr>
+          <w:lang w:val="zh_TW" w:bidi="zh_TW"/>
+        </w:rPr>
+        <w:t>；</w:t>
+      </w:r>
+      <w:hyperlink r:id="rId17">
+        <w:r>
+          <w:rPr>
+            <w:lang w:val="zh_TW" w:bidi="zh_TW"/>
+          </w:rPr>
+          <w:rPr>
+            <w:color w:val="0000EE"/>
+            <w:u w:val="single"/>
+          </w:rPr>
+          <w:t>多1:4–5</w:t>
+        </w:r>
+      </w:hyperlink>
+      <w:r>
+        <w:rPr>
+          <w:lang w:val="zh_TW" w:bidi="zh_TW"/>
+        </w:rPr>
+        <w:t>）。保羅在他的信中多次提到提多（在哥林多後書提到八次，在加拉太書提到兩次，在提摩太後書和提多書各提到一次）。使徒行傳沒有提及提多，學者對此原因不詳。有些人推測他是使徒行傳的作者路加的兄弟。</w:t>
+        <w:br/>
+      </w:r>
+      <w:r>
+        <w:rPr>
+          <w:lang w:val="zh_TW" w:bidi="zh_TW"/>
+        </w:rPr>
+        <w:t>提多與提摩太不同，提摩太有一位猶太母親，而提多由非猶太父母所生。我們不知道提多如何成為基督徒或如何遇見保羅。第一次提到提多，是在他與保羅和巴拿巴一起前往耶路撒冷的時候（</w:t>
+      </w:r>
+      <w:hyperlink r:id="rId18">
+        <w:r>
+          <w:rPr>
+            <w:lang w:val="zh_TW" w:bidi="zh_TW"/>
+          </w:rPr>
+          <w:rPr>
+            <w:color w:val="0000EE"/>
+            <w:u w:val="single"/>
+          </w:rPr>
+          <w:t>加2:3</w:t>
+        </w:r>
+      </w:hyperlink>
+      <w:r>
+        <w:rPr>
+          <w:lang w:val="zh_TW" w:bidi="zh_TW"/>
+        </w:rPr>
+        <w:t>）。這大概是在公元50年左右，當時教會領袖在耶路撒冷會議上討論重要問題（</w:t>
+      </w:r>
+      <w:hyperlink r:id="rId19">
+        <w:r>
+          <w:rPr>
+            <w:lang w:val="zh_TW" w:bidi="zh_TW"/>
+          </w:rPr>
+          <w:rPr>
+            <w:color w:val="0000EE"/>
+            <w:u w:val="single"/>
+          </w:rPr>
+          <w:t>徒15章</w:t>
+        </w:r>
+      </w:hyperlink>
+      <w:r>
+        <w:rPr>
+          <w:lang w:val="zh_TW" w:bidi="zh_TW"/>
+        </w:rPr>
+        <w:t>）。在保羅第一次宣教旅行之後不久，安提阿教會就差遣保羅和巴拿巴參加這次會議。</w:t>
+        <w:br/>
+      </w:r>
+      <w:r>
+        <w:rPr>
+          <w:lang w:val="zh_TW" w:bidi="zh_TW"/>
+        </w:rPr>
+        <w:t>當時，一些基督徒認為新的信徒如果不是猶太人（即不是出生於猶太信仰之家），就應該遵循猶太習俗。保羅不同意這個觀點，他帶來了不是猶太人的提多，以證明成為基督徒不需要遵循猶太習俗。教會領袖同意保羅的觀點。他們接受提多為基督徒，而不要求他遵循猶太習俗。這一決定幫助早期教會歡迎更多非猶太人。</w:t>
+        <w:br/>
+      </w:r>
+      <w:r>
+        <w:rPr>
+          <w:lang w:val="zh_TW" w:bidi="zh_TW"/>
+        </w:rPr>
+        <w:t>提多可能在此之後與保羅一起旅行，但直到保羅與哥林多教會發生問題時，我們才再次聽到提多的名字，這發生在保羅第三次宣教旅程中分享耶穌的信息時。</w:t>
+        <w:br/>
+        <w:br/>
+      </w:r>
+      <w:r>
+        <w:rPr>
+          <w:lang w:val="zh_TW" w:bidi="zh_TW"/>
+        </w:rPr>
+        <w:t>根據哥林多後書，保羅在以弗所教導了很長一段時間。在此期間，他聽說哥林多的基督徒對他感到不滿。他們不再接受保羅作為神所揀選的領袖（使徒）。保羅試圖與他們和好，但並未成功。所以保羅派提多去哥林多幫助修復關係。後來，提多在馬其頓（希臘的一個地區）見到保羅，並帶來了好消息。他說哥林多的基督徒已經改變心意，他們現在重新愛戴和尊重保羅（</w:t>
+      </w:r>
+      <w:hyperlink r:id="rId20">
+        <w:r>
+          <w:rPr>
+            <w:lang w:val="zh_TW" w:bidi="zh_TW"/>
+          </w:rPr>
+          <w:rPr>
+            <w:color w:val="0000EE"/>
+            <w:u w:val="single"/>
+          </w:rPr>
+          <w:t>林後7:6–7</w:t>
+        </w:r>
+      </w:hyperlink>
+      <w:r>
+        <w:rPr>
+          <w:lang w:val="zh_TW" w:bidi="zh_TW"/>
+        </w:rPr>
+        <w:t>）。因此，保羅讓提多帶著哥林多後書返回哥林多。這封信包括為猶太地區貧困的基督徒籌集資金的指示（</w:t>
+      </w:r>
+      <w:hyperlink r:id="rId21">
+        <w:r>
+          <w:rPr>
+            <w:lang w:val="zh_TW" w:bidi="zh_TW"/>
+          </w:rPr>
+          <w:rPr>
+            <w:color w:val="0000EE"/>
+            <w:u w:val="single"/>
+          </w:rPr>
+          <w:t>8:6、16</w:t>
+        </w:r>
+      </w:hyperlink>
+      <w:r>
+        <w:rPr>
+          <w:lang w:val="zh_TW" w:bidi="zh_TW"/>
+        </w:rPr>
+        <w:t>）。提多也成功完成了這項任務（</w:t>
+      </w:r>
+      <w:hyperlink r:id="rId22">
+        <w:r>
+          <w:rPr>
+            <w:lang w:val="zh_TW" w:bidi="zh_TW"/>
+          </w:rPr>
+          <w:rPr>
+            <w:color w:val="0000EE"/>
+            <w:u w:val="single"/>
+          </w:rPr>
+          <w:t>羅15:25–6</w:t>
+        </w:r>
+      </w:hyperlink>
+      <w:r>
+        <w:rPr>
+          <w:lang w:val="zh_TW" w:bidi="zh_TW"/>
+        </w:rPr>
+        <w:t>）。</w:t>
+        <w:br/>
+      </w:r>
+      <w:r>
+        <w:rPr>
+          <w:lang w:val="zh_TW" w:bidi="zh_TW"/>
+        </w:rPr>
+        <w:t>有些人認為保羅在羅馬監禁後被釋放。如果這是真的，提多可能與保羅一起前往克里特島。當保羅離開克里特時，他要求提多留下來幫助那裡的新基督徒群體變得更堅固（</w:t>
+      </w:r>
+      <w:hyperlink r:id="rId23">
+        <w:r>
+          <w:rPr>
+            <w:lang w:val="zh_TW" w:bidi="zh_TW"/>
+          </w:rPr>
+          <w:rPr>
+            <w:color w:val="0000EE"/>
+            <w:u w:val="single"/>
+          </w:rPr>
+          <w:t>多1:5</w:t>
+        </w:r>
+      </w:hyperlink>
+      <w:r>
+        <w:rPr>
+          <w:lang w:val="zh_TW" w:bidi="zh_TW"/>
+        </w:rPr>
+        <w:t>）。這項工作並不容易，因為克里特人難以管理，並且有假教師在給新基督徒製造麻煩（</w:t>
+      </w:r>
+      <w:hyperlink r:id="rId24">
+        <w:r>
+          <w:rPr>
+            <w:lang w:val="zh_TW" w:bidi="zh_TW"/>
+          </w:rPr>
+          <w:rPr>
+            <w:color w:val="0000EE"/>
+            <w:u w:val="single"/>
+          </w:rPr>
+          <w:t>10–16節</w:t>
+        </w:r>
+      </w:hyperlink>
+      <w:r>
+        <w:rPr>
+          <w:lang w:val="zh_TW" w:bidi="zh_TW"/>
+        </w:rPr>
+        <w:t>）。但保羅知道提多能夠應付這個困難的任務。</w:t>
+        <w:br/>
+      </w:r>
+      <w:r>
+        <w:rPr>
+          <w:lang w:val="zh_TW" w:bidi="zh_TW"/>
+        </w:rPr>
+        <w:t>後來，保羅寫了一封信給提多。這封信是保羅的三封教牧書信之一（寫給教會領袖的信）。保羅寫這封信是為了鼓勵提多在克里特與基督徒的工作。保羅在信的結尾吩咐提多在尼哥坡里與他會合，這是一個位於希臘西海岸的城，保羅計劃在那裡過冬（</w:t>
+      </w:r>
+      <w:hyperlink r:id="rId25">
+        <w:r>
+          <w:rPr>
+            <w:lang w:val="zh_TW" w:bidi="zh_TW"/>
+          </w:rPr>
+          <w:rPr>
+            <w:color w:val="0000EE"/>
+            <w:u w:val="single"/>
+          </w:rPr>
+          <w:t>多3:12</w:t>
+        </w:r>
+      </w:hyperlink>
+      <w:r>
+        <w:rPr>
+          <w:lang w:val="zh_TW" w:bidi="zh_TW"/>
+        </w:rPr>
+        <w:t>）。保羅可能從尼哥坡里派提多去撻馬太執行任務，或者保羅稍後在羅馬再次被監禁時差遣提多（見</w:t>
+      </w:r>
+      <w:hyperlink r:id="rId16">
+        <w:r>
+          <w:rPr>
+            <w:lang w:val="zh_TW" w:bidi="zh_TW"/>
+          </w:rPr>
+          <w:rPr>
+            <w:color w:val="0000EE"/>
+            <w:u w:val="single"/>
+          </w:rPr>
+          <w:t>提後4:10</w:t>
+        </w:r>
+      </w:hyperlink>
+      <w:r>
+        <w:rPr>
+          <w:lang w:val="zh_TW" w:bidi="zh_TW"/>
+        </w:rPr>
+        <w:t>）。撻馬太是現在克羅地亞的一個地區。如果後來的傳統資料是正確的話，提多後來回到克里特，並在那裡擔任監督（教會領袖）直到老年。</w:t>
+        <w:br/>
+      </w:r>
+      <w:r>
+        <w:rPr>
+          <w:i/>
+          <w:lang w:val="zh_TW" w:bidi="zh_TW"/>
+        </w:rPr>
+        <w:t>另見</w:t>
+      </w:r>
+      <w:r>
+        <w:rPr>
+          <w:lang w:val="zh_TW" w:bidi="zh_TW"/>
+        </w:rPr>
+        <w:t xml:space="preserve"> </w:t>
+      </w:r>
+      <w:r>
+        <w:rPr>
+          <w:lang w:val="zh_TW" w:bidi="zh_TW"/>
+        </w:rPr>
+        <w:t>提多書</w:t>
+      </w:r>
+      <w:r>
+        <w:rPr>
+          <w:lang w:val="zh_TW" w:bidi="zh_TW"/>
+        </w:rPr>
+        <w:t>。</w:t>
+      </w:r>
+    </w:p>
+    <w:p>
+      <w:pPr>
+        <w:pStyle w:val="ListNumber"/>
+        <w:spacing w:line="240" w:lineRule="auto"/>
+        <w:ind w:left="720"/>
+      </w:pPr>
+      <w:r>
+        <w:rPr>
+          <w:lang w:val="zh_TW" w:bidi="zh_TW"/>
+        </w:rPr>
+      </w:r>
+      <w:r>
+        <w:rPr>
+          <w:lang w:val="zh_TW" w:bidi="zh_TW"/>
+        </w:rPr>
+        <w:t>哥林多一位外邦歸信者的名字的另一種拼寫。當猶太群體拒絕保羅的信息時，保羅前往這個人的家（</w:t>
+      </w:r>
+      <w:hyperlink r:id="rId26">
+        <w:r>
+          <w:rPr>
+            <w:lang w:val="zh_TW" w:bidi="zh_TW"/>
+          </w:rPr>
+          <w:rPr>
+            <w:color w:val="0000EE"/>
+            <w:u w:val="single"/>
+          </w:rPr>
+          <w:t>徒18:7</w:t>
+        </w:r>
+      </w:hyperlink>
+      <w:r>
+        <w:rPr>
+          <w:lang w:val="zh_TW" w:bidi="zh_TW"/>
+        </w:rPr>
+        <w:t>）。更好的抄本證據稱他為提多‧猶士都。</w:t>
+      </w:r>
+      <w:r>
+        <w:rPr>
+          <w:i/>
+          <w:lang w:val="zh_TW" w:bidi="zh_TW"/>
+        </w:rPr>
+        <w:t>另見</w:t>
+      </w:r>
+      <w:r>
+        <w:rPr>
+          <w:lang w:val="zh_TW" w:bidi="zh_TW"/>
+        </w:rPr>
+        <w:t xml:space="preserve"> </w:t>
+      </w:r>
+      <w:r>
+        <w:rPr>
+          <w:lang w:val="zh_TW" w:bidi="zh_TW"/>
+        </w:rPr>
+        <w:t>猶士都#2</w:t>
+      </w:r>
+      <w:r>
+        <w:rPr>
+          <w:lang w:val="zh_TW" w:bidi="zh_TW"/>
+        </w:rPr>
+        <w:t>。</w:t>
+      </w:r>
+    </w:p>
+    <w:p>
+      <w:pPr>
+        <w:pStyle w:val="ListNumber"/>
+        <w:spacing w:line="240" w:lineRule="auto"/>
+        <w:ind w:left="720"/>
+      </w:pPr>
+      <w:r>
+        <w:rPr>
+          <w:lang w:val="zh_TW" w:bidi="zh_TW"/>
+        </w:rPr>
+      </w:r>
+      <w:r>
+        <w:rPr>
+          <w:lang w:val="zh_TW" w:bidi="zh_TW"/>
+        </w:rPr>
+        <w:t>維斯帕先（Vespasian）的兒子。他是公元79年至81年的羅馬皇帝。</w:t>
+      </w:r>
+      <w:r>
+        <w:rPr>
+          <w:i/>
+          <w:lang w:val="zh_TW" w:bidi="zh_TW"/>
+        </w:rPr>
+        <w:t>另見</w:t>
+      </w:r>
+      <w:r>
+        <w:rPr>
+          <w:lang w:val="zh_TW" w:bidi="zh_TW"/>
+        </w:rPr>
+        <w:t xml:space="preserve"> </w:t>
+      </w:r>
+      <w:r>
+        <w:rPr>
+          <w:lang w:val="zh_TW" w:bidi="zh_TW"/>
+        </w:rPr>
+        <w:t>凱撒</w:t>
+      </w:r>
+      <w:r>
+        <w:rPr>
+          <w:lang w:val="zh_TW" w:bidi="zh_TW"/>
+        </w:rPr>
+        <w:t>。</w:t>
+      </w:r>
+      <w:r>
+        <w:rPr>
+          <w:lang w:val="zh_TW" w:bidi="zh_TW"/>
+        </w:rPr>
+      </w:r>
+      <w:r>
+        <w:rPr>
+          <w:lang w:val="zh_TW" w:bidi="zh_TW"/>
+        </w:rPr>
+      </w:r>
+    </w:p>
+    <w:p>
+      <w:pPr/>
+      <w:r>
+        <w:rPr>
+          <w:lang w:val="zh_TW" w:bidi="zh_TW"/>
+        </w:rPr>
+      </w:r>
+    </w:p>
+    <w:p>
+      <w:pPr>
+        <w:pStyle w:val="Heading2"/>
+      </w:pPr>
+      <w:r>
+        <w:rPr>
+          <w:lang w:val="zh_TW" w:bidi="zh_TW"/>
+        </w:rPr>
+        <w:t>提多書，信件至</w:t>
+      </w:r>
+      <w:r>
+        <w:rPr>
+          <w:lang w:val="zh_TW" w:bidi="zh_TW"/>
+        </w:rPr>
+      </w:r>
+    </w:p>
+    <w:p>
+      <w:pPr/>
+      <w:r>
+        <w:rPr>
+          <w:lang w:val="zh_TW" w:bidi="zh_TW"/>
+        </w:rPr>
+      </w:r>
+      <w:r>
+        <w:rPr>
+          <w:lang w:val="zh_TW" w:bidi="zh_TW"/>
+        </w:rPr>
+        <w:t>保羅寫給他同工提多的書信。</w:t>
+      </w:r>
+    </w:p>
+    <w:p>
+      <w:pPr/>
+      <w:r>
+        <w:rPr>
+          <w:lang w:val="zh_TW" w:bidi="zh_TW"/>
+        </w:rPr>
+      </w:r>
+      <w:r>
+        <w:rPr>
+          <w:lang w:val="zh_TW" w:bidi="zh_TW"/>
+        </w:rPr>
+        <w:t>概述</w:t>
       </w:r>
     </w:p>
     <w:p>
@@ -269,7 +792,7 @@
         <w:rPr>
           <w:lang w:val="zh_TW" w:bidi="zh_TW"/>
         </w:rPr>
-        <w:t>與自己有兄弟關係的男性</w:t>
+        <w:t>作者</w:t>
       </w:r>
     </w:p>
     <w:p>
@@ -287,7 +810,7 @@
         <w:rPr>
           <w:lang w:val="zh_TW" w:bidi="zh_TW"/>
         </w:rPr>
-        <w:t>親密的男性朋友</w:t>
+        <w:t>收信人</w:t>
       </w:r>
     </w:p>
     <w:p>
@@ -305,502 +828,7 @@
         <w:rPr>
           <w:lang w:val="zh_TW" w:bidi="zh_TW"/>
         </w:rPr>
-        <w:t>同種族、信仰、職業或組織的成員。</w:t>
-      </w:r>
-    </w:p>
-    <w:p>
-      <w:pPr>
-        <w:pStyle w:val="Heading3"/>
-      </w:pPr>
-      <w:r>
-        <w:rPr>
-          <w:b/>
-          <w:lang w:val="zh_TW" w:bidi="zh_TW"/>
-        </w:rPr>
-        <w:t>「兄弟」在舊約中的意思是什麼？</w:t>
-      </w:r>
-    </w:p>
-    <w:p>
-      <w:pPr/>
-      <w:r>
-        <w:rPr>
-          <w:lang w:val="zh_TW" w:bidi="zh_TW"/>
-        </w:rPr>
-      </w:r>
-      <w:r>
-        <w:rPr>
-          <w:lang w:val="zh_TW" w:bidi="zh_TW"/>
-        </w:rPr>
-        <w:t>在舊約聖經中，「兄弟」的希伯來文指的是至少有一個共同父親或母親的男性。約瑟和便雅憫都是雅各和拉結的孩子（</w:t>
-      </w:r>
-      <w:hyperlink r:id="rId13">
-        <w:r>
-          <w:rPr>
-            <w:lang w:val="zh_TW" w:bidi="zh_TW"/>
-          </w:rPr>
-          <w:rPr>
-            <w:color w:val="0000EE"/>
-            <w:u w:val="single"/>
-          </w:rPr>
-          <w:t>創35:24</w:t>
-        </w:r>
-      </w:hyperlink>
-      <w:r>
-        <w:rPr>
-          <w:lang w:val="zh_TW" w:bidi="zh_TW"/>
-        </w:rPr>
-        <w:t>）。然而，雅各其他的兒子也被稱為約瑟的兄弟（</w:t>
-      </w:r>
-      <w:hyperlink r:id="rId14">
-        <w:r>
-          <w:rPr>
-            <w:lang w:val="zh_TW" w:bidi="zh_TW"/>
-          </w:rPr>
-          <w:rPr>
-            <w:color w:val="0000EE"/>
-            <w:u w:val="single"/>
-          </w:rPr>
-          <w:t>創42:6</w:t>
-        </w:r>
-      </w:hyperlink>
-      <w:r>
-        <w:rPr>
-          <w:lang w:val="zh_TW" w:bidi="zh_TW"/>
-        </w:rPr>
-        <w:t>）。</w:t>
-      </w:r>
-    </w:p>
-    <w:p>
-      <w:pPr/>
-      <w:r>
-        <w:rPr>
-          <w:lang w:val="zh_TW" w:bidi="zh_TW"/>
-        </w:rPr>
-      </w:r>
-      <w:r>
-        <w:rPr>
-          <w:lang w:val="zh_TW" w:bidi="zh_TW"/>
-        </w:rPr>
-        <w:t>約瑟對便雅憫的愛是特別的，但兄弟之間並非總有這種愛。該隱殺害了他的兄弟亞伯（</w:t>
-      </w:r>
-      <w:hyperlink r:id="rId15">
-        <w:r>
-          <w:rPr>
-            <w:lang w:val="zh_TW" w:bidi="zh_TW"/>
-          </w:rPr>
-          <w:rPr>
-            <w:color w:val="0000EE"/>
-            <w:u w:val="single"/>
-          </w:rPr>
-          <w:t>創4:8</w:t>
-        </w:r>
-      </w:hyperlink>
-      <w:r>
-        <w:rPr>
-          <w:lang w:val="zh_TW" w:bidi="zh_TW"/>
-        </w:rPr>
-        <w:t>），以掃恨他的兄弟雅各（</w:t>
-      </w:r>
-      <w:hyperlink r:id="rId16">
-        <w:r>
-          <w:rPr>
-            <w:lang w:val="zh_TW" w:bidi="zh_TW"/>
-          </w:rPr>
-          <w:rPr>
-            <w:color w:val="0000EE"/>
-            <w:u w:val="single"/>
-          </w:rPr>
-          <w:t>27:41</w:t>
-        </w:r>
-      </w:hyperlink>
-      <w:r>
-        <w:rPr>
-          <w:lang w:val="zh_TW" w:bidi="zh_TW"/>
-        </w:rPr>
-        <w:t>）。兄弟可能帶來壞的影響（</w:t>
-      </w:r>
-      <w:hyperlink r:id="rId17">
-        <w:r>
-          <w:rPr>
-            <w:lang w:val="zh_TW" w:bidi="zh_TW"/>
-          </w:rPr>
-          <w:rPr>
-            <w:color w:val="0000EE"/>
-            <w:u w:val="single"/>
-          </w:rPr>
-          <w:t>申13:6</w:t>
-        </w:r>
-      </w:hyperlink>
-      <w:r>
-        <w:rPr>
-          <w:lang w:val="zh_TW" w:bidi="zh_TW"/>
-        </w:rPr>
-        <w:t>–</w:t>
-      </w:r>
-      <w:hyperlink r:id="rId17">
-        <w:r>
-          <w:rPr>
-            <w:lang w:val="zh_TW" w:bidi="zh_TW"/>
-          </w:rPr>
-          <w:rPr>
-            <w:color w:val="0000EE"/>
-            <w:u w:val="single"/>
-          </w:rPr>
-          <w:t>7</w:t>
-        </w:r>
-      </w:hyperlink>
-      <w:r>
-        <w:rPr>
-          <w:lang w:val="zh_TW" w:bidi="zh_TW"/>
-        </w:rPr>
-        <w:t>），但理想中，兄弟應該在需要時幫助對方（</w:t>
-      </w:r>
-      <w:hyperlink r:id="rId18">
-        <w:r>
-          <w:rPr>
-            <w:lang w:val="zh_TW" w:bidi="zh_TW"/>
-          </w:rPr>
-          <w:rPr>
-            <w:color w:val="0000EE"/>
-            <w:u w:val="single"/>
-          </w:rPr>
-          <w:t>箴17:17</w:t>
-        </w:r>
-      </w:hyperlink>
-      <w:r>
-        <w:rPr>
-          <w:lang w:val="zh_TW" w:bidi="zh_TW"/>
-        </w:rPr>
-        <w:t>）。</w:t>
-      </w:r>
-      <w:r>
-        <w:rPr>
-          <w:lang w:val="zh_TW" w:bidi="zh_TW"/>
-        </w:rPr>
-        <w:t>娶寡嫂婚的</w:t>
-      </w:r>
-      <w:r>
-        <w:rPr>
-          <w:lang w:val="zh_TW" w:bidi="zh_TW"/>
-        </w:rPr>
-        <w:t>律法規定，如果一個男人死後遺下無子的寡婦，他的兄弟必須娶這位寡婦，為其生子以延續兄弟的家族名字（</w:t>
-      </w:r>
-      <w:hyperlink r:id="rId19">
-        <w:r>
-          <w:rPr>
-            <w:lang w:val="zh_TW" w:bidi="zh_TW"/>
-          </w:rPr>
-          <w:rPr>
-            <w:color w:val="0000EE"/>
-            <w:u w:val="single"/>
-          </w:rPr>
-          <w:t>申25:5</w:t>
-        </w:r>
-      </w:hyperlink>
-      <w:r>
-        <w:rPr>
-          <w:lang w:val="zh_TW" w:bidi="zh_TW"/>
-        </w:rPr>
-        <w:t>）。</w:t>
-      </w:r>
-    </w:p>
-    <w:p>
-      <w:pPr/>
-      <w:r>
-        <w:rPr>
-          <w:lang w:val="zh_TW" w:bidi="zh_TW"/>
-        </w:rPr>
-      </w:r>
-      <w:r>
-        <w:rPr>
-          <w:lang w:val="zh_TW" w:bidi="zh_TW"/>
-        </w:rPr>
-        <w:t>大衛稱約拿單為「兄弟」，即使他們沒有血緣關係（</w:t>
-      </w:r>
-      <w:hyperlink r:id="rId20">
-        <w:r>
-          <w:rPr>
-            <w:lang w:val="zh_TW" w:bidi="zh_TW"/>
-          </w:rPr>
-          <w:rPr>
-            <w:color w:val="0000EE"/>
-            <w:u w:val="single"/>
-          </w:rPr>
-          <w:t>撒下1:26</w:t>
-        </w:r>
-      </w:hyperlink>
-      <w:r>
-        <w:rPr>
-          <w:lang w:val="zh_TW" w:bidi="zh_TW"/>
-        </w:rPr>
-        <w:t>）。一個以色列同胞也可以被稱為兄弟，這種關係帶有某些義務：例如，兄弟之間不能收取利息，也不能將他變為奴隸（</w:t>
-      </w:r>
-      <w:hyperlink r:id="rId21">
-        <w:r>
-          <w:rPr>
-            <w:lang w:val="zh_TW" w:bidi="zh_TW"/>
-          </w:rPr>
-          <w:rPr>
-            <w:color w:val="0000EE"/>
-            <w:u w:val="single"/>
-          </w:rPr>
-          <w:t>利25:35</w:t>
-        </w:r>
-      </w:hyperlink>
-      <w:r>
-        <w:rPr>
-          <w:lang w:val="zh_TW" w:bidi="zh_TW"/>
-        </w:rPr>
-        <w:t>–</w:t>
-      </w:r>
-      <w:hyperlink r:id="rId21">
-        <w:r>
-          <w:rPr>
-            <w:lang w:val="zh_TW" w:bidi="zh_TW"/>
-          </w:rPr>
-          <w:rPr>
-            <w:color w:val="0000EE"/>
-            <w:u w:val="single"/>
-          </w:rPr>
-          <w:t>43</w:t>
-        </w:r>
-      </w:hyperlink>
-      <w:r>
-        <w:rPr>
-          <w:lang w:val="zh_TW" w:bidi="zh_TW"/>
-        </w:rPr>
-        <w:t>）。</w:t>
-      </w:r>
-    </w:p>
-    <w:p>
-      <w:pPr>
-        <w:pStyle w:val="Heading3"/>
-      </w:pPr>
-      <w:r>
-        <w:rPr>
-          <w:lang w:val="zh_TW" w:bidi="zh_TW"/>
-        </w:rPr>
-        <w:t>「兄弟」在新約中是什麼意思？</w:t>
-      </w:r>
-    </w:p>
-    <w:p>
-      <w:pPr/>
-      <w:r>
-        <w:rPr>
-          <w:lang w:val="zh_TW" w:bidi="zh_TW"/>
-        </w:rPr>
-      </w:r>
-      <w:r>
-        <w:rPr>
-          <w:lang w:val="zh_TW" w:bidi="zh_TW"/>
-        </w:rPr>
-        <w:t>在新約聖經中，希臘文的「兄弟」指親生兄弟，例如安得烈和彼得（</w:t>
-      </w:r>
-      <w:hyperlink r:id="rId22">
-        <w:r>
-          <w:rPr>
-            <w:lang w:val="zh_TW" w:bidi="zh_TW"/>
-          </w:rPr>
-          <w:rPr>
-            <w:color w:val="0000EE"/>
-            <w:u w:val="single"/>
-          </w:rPr>
-          <w:t>約1:41</w:t>
-        </w:r>
-      </w:hyperlink>
-      <w:r>
-        <w:rPr>
-          <w:lang w:val="zh_TW" w:bidi="zh_TW"/>
-        </w:rPr>
-        <w:t>）。耶穌有四個兄弟（</w:t>
-      </w:r>
-      <w:hyperlink r:id="rId23">
-        <w:r>
-          <w:rPr>
-            <w:lang w:val="zh_TW" w:bidi="zh_TW"/>
-          </w:rPr>
-          <w:rPr>
-            <w:color w:val="0000EE"/>
-            <w:u w:val="single"/>
-          </w:rPr>
-          <w:t>可6:3</w:t>
-        </w:r>
-      </w:hyperlink>
-      <w:r>
-        <w:rPr>
-          <w:lang w:val="zh_TW" w:bidi="zh_TW"/>
-        </w:rPr>
-        <w:t>）。（羅馬天主教徒認為他們是耶穌的表兄弟，但希臘文並未使用表兄弟的詞語。）耶穌的兄弟起初不信祂（</w:t>
-      </w:r>
-      <w:hyperlink r:id="rId24">
-        <w:r>
-          <w:rPr>
-            <w:lang w:val="zh_TW" w:bidi="zh_TW"/>
-          </w:rPr>
-          <w:rPr>
-            <w:color w:val="0000EE"/>
-            <w:u w:val="single"/>
-          </w:rPr>
-          <w:t>約7:5</w:t>
-        </w:r>
-      </w:hyperlink>
-      <w:r>
-        <w:rPr>
-          <w:lang w:val="zh_TW" w:bidi="zh_TW"/>
-        </w:rPr>
-        <w:t>）。然而，在耶穌復活後，他們加入了基督教群體（</w:t>
-      </w:r>
-      <w:hyperlink r:id="rId25">
-        <w:r>
-          <w:rPr>
-            <w:lang w:val="zh_TW" w:bidi="zh_TW"/>
-          </w:rPr>
-          <w:rPr>
-            <w:color w:val="0000EE"/>
-            <w:u w:val="single"/>
-          </w:rPr>
-          <w:t>徒1:14</w:t>
-        </w:r>
-      </w:hyperlink>
-      <w:r>
-        <w:rPr>
-          <w:lang w:val="zh_TW" w:bidi="zh_TW"/>
-        </w:rPr>
-        <w:t>）。耶穌教導祂的門徒，他們只有一位父（神），因此彼此皆為兄弟（</w:t>
-      </w:r>
-      <w:hyperlink r:id="rId26">
-        <w:r>
-          <w:rPr>
-            <w:lang w:val="zh_TW" w:bidi="zh_TW"/>
-          </w:rPr>
-          <w:rPr>
-            <w:color w:val="0000EE"/>
-            <w:u w:val="single"/>
-          </w:rPr>
-          <w:t>太23:8</w:t>
-        </w:r>
-      </w:hyperlink>
-      <w:r>
-        <w:rPr>
-          <w:lang w:val="zh_TW" w:bidi="zh_TW"/>
-        </w:rPr>
-        <w:t>–</w:t>
-      </w:r>
-      <w:hyperlink r:id="rId26">
-        <w:r>
-          <w:rPr>
-            <w:lang w:val="zh_TW" w:bidi="zh_TW"/>
-          </w:rPr>
-          <w:rPr>
-            <w:color w:val="0000EE"/>
-            <w:u w:val="single"/>
-          </w:rPr>
-          <w:t>9</w:t>
-        </w:r>
-      </w:hyperlink>
-      <w:r>
-        <w:rPr>
-          <w:lang w:val="zh_TW" w:bidi="zh_TW"/>
-        </w:rPr>
-        <w:t>）。他也稱自己是他們的兄弟（</w:t>
-      </w:r>
-      <w:hyperlink r:id="rId27">
-        <w:r>
-          <w:rPr>
-            <w:lang w:val="zh_TW" w:bidi="zh_TW"/>
-          </w:rPr>
-          <w:rPr>
-            <w:color w:val="0000EE"/>
-            <w:u w:val="single"/>
-          </w:rPr>
-          <w:t>太28:10</w:t>
-        </w:r>
-      </w:hyperlink>
-      <w:r>
-        <w:rPr>
-          <w:lang w:val="zh_TW" w:bidi="zh_TW"/>
-        </w:rPr>
-        <w:t>）。</w:t>
-      </w:r>
-    </w:p>
-    <w:p>
-      <w:pPr/>
-      <w:r>
-        <w:rPr>
-          <w:lang w:val="zh_TW" w:bidi="zh_TW"/>
-        </w:rPr>
-      </w:r>
-      <w:r>
-        <w:rPr>
-          <w:lang w:val="zh_TW" w:bidi="zh_TW"/>
-        </w:rPr>
-        <w:t>早期基督徒互稱「弟兄」（</w:t>
-      </w:r>
-      <w:hyperlink r:id="rId28">
-        <w:r>
-          <w:rPr>
-            <w:lang w:val="zh_TW" w:bidi="zh_TW"/>
-          </w:rPr>
-          <w:rPr>
-            <w:color w:val="0000EE"/>
-            <w:u w:val="single"/>
-          </w:rPr>
-          <w:t>徒9:17</w:t>
-        </w:r>
-      </w:hyperlink>
-      <w:r>
-        <w:rPr>
-          <w:lang w:val="zh_TW" w:bidi="zh_TW"/>
-        </w:rPr>
-        <w:t>；</w:t>
-      </w:r>
-      <w:hyperlink r:id="rId29">
-        <w:r>
-          <w:rPr>
-            <w:lang w:val="zh_TW" w:bidi="zh_TW"/>
-          </w:rPr>
-          <w:rPr>
-            <w:color w:val="0000EE"/>
-            <w:u w:val="single"/>
-          </w:rPr>
-          <w:t>西1:1</w:t>
-        </w:r>
-      </w:hyperlink>
-      <w:r>
-        <w:rPr>
-          <w:lang w:val="zh_TW" w:bidi="zh_TW"/>
-        </w:rPr>
-        <w:t>）。基督徒群體兩次被稱為「弟兄或眾弟兄（the brotherhood）」（</w:t>
-      </w:r>
-      <w:hyperlink r:id="rId30">
-        <w:r>
-          <w:rPr>
-            <w:lang w:val="zh_TW" w:bidi="zh_TW"/>
-          </w:rPr>
-          <w:rPr>
-            <w:color w:val="0000EE"/>
-            <w:u w:val="single"/>
-          </w:rPr>
-          <w:t>彼前2:17，</w:t>
-        </w:r>
-      </w:hyperlink>
-      <w:hyperlink r:id="rId31">
-        <w:r>
-          <w:rPr>
-            <w:lang w:val="zh_TW" w:bidi="zh_TW"/>
-          </w:rPr>
-          <w:rPr>
-            <w:color w:val="0000EE"/>
-            <w:u w:val="single"/>
-          </w:rPr>
-          <w:t>5:9</w:t>
-        </w:r>
-      </w:hyperlink>
-      <w:r>
-        <w:rPr>
-          <w:lang w:val="zh_TW" w:bidi="zh_TW"/>
-        </w:rPr>
-        <w:t>）。成為基督徒弟兄的一員需要負上某些責任：</w:t>
+        <w:t>日期</w:t>
       </w:r>
     </w:p>
     <w:p>
@@ -818,25 +846,7 @@
         <w:rPr>
           <w:lang w:val="zh_TW" w:bidi="zh_TW"/>
         </w:rPr>
-        <w:t>節制情慾（</w:t>
-      </w:r>
-      <w:hyperlink r:id="rId32">
-        <w:r>
-          <w:rPr>
-            <w:lang w:val="zh_TW" w:bidi="zh_TW"/>
-          </w:rPr>
-          <w:rPr>
-            <w:color w:val="0000EE"/>
-            <w:u w:val="single"/>
-          </w:rPr>
-          <w:t>帖前4:6</w:t>
-        </w:r>
-      </w:hyperlink>
-      <w:r>
-        <w:rPr>
-          <w:lang w:val="zh_TW" w:bidi="zh_TW"/>
-        </w:rPr>
-        <w:t>）</w:t>
+        <w:t>目的和教導</w:t>
       </w:r>
     </w:p>
     <w:p>
@@ -854,7 +864,232 @@
         <w:rPr>
           <w:lang w:val="zh_TW" w:bidi="zh_TW"/>
         </w:rPr>
-        <w:t>在需要時提供物質幫助（</w:t>
+        <w:t>內容</w:t>
+      </w:r>
+    </w:p>
+    <w:p>
+      <w:pPr>
+        <w:pStyle w:val="Heading3"/>
+      </w:pPr>
+      <w:r>
+        <w:rPr>
+          <w:lang w:val="zh_TW" w:bidi="zh_TW"/>
+        </w:rPr>
+        <w:t>作者</w:t>
+      </w:r>
+    </w:p>
+    <w:p>
+      <w:pPr/>
+      <w:r>
+        <w:rPr>
+          <w:lang w:val="zh_TW" w:bidi="zh_TW"/>
+        </w:rPr>
+      </w:r>
+      <w:r>
+        <w:rPr>
+          <w:lang w:val="zh_TW" w:bidi="zh_TW"/>
+        </w:rPr>
+        <w:t>雖然這封信以保羅的名字和問候開始（</w:t>
+      </w:r>
+      <w:hyperlink r:id="rId27">
+        <w:r>
+          <w:rPr>
+            <w:lang w:val="zh_TW" w:bidi="zh_TW"/>
+          </w:rPr>
+          <w:rPr>
+            <w:color w:val="0000EE"/>
+            <w:u w:val="single"/>
+          </w:rPr>
+          <w:t>多1:1–3</w:t>
+        </w:r>
+      </w:hyperlink>
+      <w:r>
+        <w:rPr>
+          <w:lang w:val="zh_TW" w:bidi="zh_TW"/>
+        </w:rPr>
+        <w:t>），但現代學者基於其措辭和風格、所呈現的教會情況以及其闡述基督教教義的方式，對保羅的作者身份提出質疑。但是，著名學者和細心的研究者堅決捍衛保羅的作者身份，他們認為沒有理由假設這封書信是由其他人在保羅去世後使用保羅的名義寫的。這封書信與保羅其它書信的差異已在先前「提摩太前書」的「作者」部分中做了解釋。</w:t>
+      </w:r>
+    </w:p>
+    <w:p>
+      <w:pPr>
+        <w:pStyle w:val="Heading3"/>
+      </w:pPr>
+      <w:r>
+        <w:rPr>
+          <w:lang w:val="zh_TW" w:bidi="zh_TW"/>
+        </w:rPr>
+        <w:t>收信人</w:t>
+      </w:r>
+    </w:p>
+    <w:p>
+      <w:pPr/>
+      <w:r>
+        <w:rPr>
+          <w:lang w:val="zh_TW" w:bidi="zh_TW"/>
+        </w:rPr>
+      </w:r>
+      <w:r>
+        <w:rPr>
+          <w:lang w:val="zh_TW" w:bidi="zh_TW"/>
+        </w:rPr>
+        <w:t>提多似乎是保羅最信任和最寶貴的同工之一。保羅提到他（</w:t>
+      </w:r>
+      <w:hyperlink r:id="rId15">
+        <w:r>
+          <w:rPr>
+            <w:lang w:val="zh_TW" w:bidi="zh_TW"/>
+          </w:rPr>
+          <w:rPr>
+            <w:color w:val="0000EE"/>
+            <w:u w:val="single"/>
+          </w:rPr>
+          <w:t>林後8:23</w:t>
+        </w:r>
+      </w:hyperlink>
+      <w:r>
+        <w:rPr>
+          <w:lang w:val="zh_TW" w:bidi="zh_TW"/>
+        </w:rPr>
+        <w:t>）是「我的同伴，一同為你們勞碌的」。根據</w:t>
+      </w:r>
+      <w:hyperlink r:id="rId14">
+        <w:r>
+          <w:rPr>
+            <w:lang w:val="zh_TW" w:bidi="zh_TW"/>
+          </w:rPr>
+          <w:rPr>
+            <w:color w:val="0000EE"/>
+            <w:u w:val="single"/>
+          </w:rPr>
+          <w:t>提多書一章4節，</w:t>
+        </w:r>
+      </w:hyperlink>
+      <w:r>
+        <w:rPr>
+          <w:lang w:val="zh_TW" w:bidi="zh_TW"/>
+        </w:rPr>
+        <w:t>提多因保羅的工作而信主。很明顯從</w:t>
+      </w:r>
+      <w:hyperlink r:id="rId28">
+        <w:r>
+          <w:rPr>
+            <w:lang w:val="zh_TW" w:bidi="zh_TW"/>
+          </w:rPr>
+          <w:rPr>
+            <w:color w:val="0000EE"/>
+            <w:u w:val="single"/>
+          </w:rPr>
+          <w:t>加拉太書二章1至4節</w:t>
+        </w:r>
+      </w:hyperlink>
+      <w:r>
+        <w:rPr>
+          <w:lang w:val="zh_TW" w:bidi="zh_TW"/>
+        </w:rPr>
+        <w:t>可以看出提多是外邦人，他成為外邦基督徒是否應受割禮的試金石。那時提多與保羅和巴拿巴在耶路撒冷。後來，在保羅第三次宣教旅程中，提多為保羅在哥林多執行了兩項艱鉅的任務：第一項任務涉及保羅與哥林多教會之間的緊張關係；第二項任務與為耶路撒冷教會收集外邦人的奉獻有關（</w:t>
+      </w:r>
+      <w:hyperlink r:id="rId29">
+        <w:r>
+          <w:rPr>
+            <w:lang w:val="zh_TW" w:bidi="zh_TW"/>
+          </w:rPr>
+          <w:rPr>
+            <w:color w:val="0000EE"/>
+            <w:u w:val="single"/>
+          </w:rPr>
+          <w:t>林後2:12–13，</w:t>
+        </w:r>
+      </w:hyperlink>
+      <w:hyperlink r:id="rId30">
+        <w:r>
+          <w:rPr>
+            <w:lang w:val="zh_TW" w:bidi="zh_TW"/>
+          </w:rPr>
+          <w:rPr>
+            <w:color w:val="0000EE"/>
+            <w:u w:val="single"/>
+          </w:rPr>
+          <w:t>7:5–16，</w:t>
+        </w:r>
+      </w:hyperlink>
+      <w:hyperlink r:id="rId31">
+        <w:r>
+          <w:rPr>
+            <w:lang w:val="zh_TW" w:bidi="zh_TW"/>
+          </w:rPr>
+          <w:rPr>
+            <w:color w:val="0000EE"/>
+            <w:u w:val="single"/>
+          </w:rPr>
+          <w:t>8:1–24</w:t>
+        </w:r>
+      </w:hyperlink>
+      <w:r>
+        <w:rPr>
+          <w:lang w:val="zh_TW" w:bidi="zh_TW"/>
+        </w:rPr>
+        <w:t>）。如果</w:t>
+      </w:r>
+      <w:hyperlink r:id="rId32">
+        <w:r>
+          <w:rPr>
+            <w:lang w:val="zh_TW" w:bidi="zh_TW"/>
+          </w:rPr>
+          <w:rPr>
+            <w:color w:val="0000EE"/>
+            <w:u w:val="single"/>
+          </w:rPr>
+          <w:t>提摩太後書四章9至18節</w:t>
+        </w:r>
+      </w:hyperlink>
+      <w:r>
+        <w:rPr>
+          <w:lang w:val="zh_TW" w:bidi="zh_TW"/>
+        </w:rPr>
+        <w:t>保羅在晚年所寫，那麼提多在此信寫成後前往撻馬太。</w:t>
+      </w:r>
+    </w:p>
+    <w:p>
+      <w:pPr>
+        <w:pStyle w:val="Heading3"/>
+      </w:pPr>
+      <w:r>
+        <w:rPr>
+          <w:lang w:val="zh_TW" w:bidi="zh_TW"/>
+        </w:rPr>
+        <w:t>日期</w:t>
+      </w:r>
+    </w:p>
+    <w:p>
+      <w:pPr/>
+      <w:r>
+        <w:rPr>
+          <w:lang w:val="zh_TW" w:bidi="zh_TW"/>
+        </w:rPr>
+      </w:r>
+      <w:r>
+        <w:rPr>
+          <w:lang w:val="zh_TW" w:bidi="zh_TW"/>
+        </w:rPr>
+        <w:t>要準確地確定這封信的日期並不容易。保羅吩咐提多留在克里特繼續他的工作（</w:t>
+      </w:r>
+      <w:hyperlink r:id="rId23">
+        <w:r>
+          <w:rPr>
+            <w:lang w:val="zh_TW" w:bidi="zh_TW"/>
+          </w:rPr>
+          <w:rPr>
+            <w:color w:val="0000EE"/>
+            <w:u w:val="single"/>
+          </w:rPr>
+          <w:t>多1:5</w:t>
+        </w:r>
+      </w:hyperlink>
+      <w:r>
+        <w:rPr>
+          <w:lang w:val="zh_TW" w:bidi="zh_TW"/>
+        </w:rPr>
+        <w:t>）。保羅曾在前往羅馬的途中短暫停留在克里特（</w:t>
       </w:r>
       <w:hyperlink r:id="rId33">
         <w:r>
@@ -865,25 +1100,204 @@
             <w:color w:val="0000EE"/>
             <w:u w:val="single"/>
           </w:rPr>
-          <w:t>雅2:15</w:t>
-        </w:r>
-      </w:hyperlink>
-      <w:r>
-        <w:rPr>
-          <w:lang w:val="zh_TW" w:bidi="zh_TW"/>
-        </w:rPr>
-        <w:t>–</w:t>
-      </w:r>
-      <w:hyperlink r:id="rId33">
-        <w:r>
-          <w:rPr>
-            <w:lang w:val="zh_TW" w:bidi="zh_TW"/>
-          </w:rPr>
-          <w:rPr>
-            <w:color w:val="0000EE"/>
-            <w:u w:val="single"/>
-          </w:rPr>
-          <w:t>16</w:t>
+          <w:t>徒27:7–13</w:t>
+        </w:r>
+      </w:hyperlink>
+      <w:r>
+        <w:rPr>
+          <w:lang w:val="zh_TW" w:bidi="zh_TW"/>
+        </w:rPr>
+        <w:t>），但這並不是信中提到的事件。在</w:t>
+      </w:r>
+      <w:hyperlink r:id="rId25">
+        <w:r>
+          <w:rPr>
+            <w:lang w:val="zh_TW" w:bidi="zh_TW"/>
+          </w:rPr>
+          <w:rPr>
+            <w:color w:val="0000EE"/>
+            <w:u w:val="single"/>
+          </w:rPr>
+          <w:t>提多書三章12節</w:t>
+        </w:r>
+      </w:hyperlink>
+      <w:r>
+        <w:rPr>
+          <w:lang w:val="zh_TW" w:bidi="zh_TW"/>
+        </w:rPr>
+        <w:t>，提多被召來到尼哥坡里（可能是希臘伊庇魯斯〔Epirus〕的尼哥坡里），因為保羅決定在那裡過冬。許多學者認為，保羅在羅馬的第一次監禁結束後（</w:t>
+      </w:r>
+      <w:hyperlink r:id="rId34">
+        <w:r>
+          <w:rPr>
+            <w:lang w:val="zh_TW" w:bidi="zh_TW"/>
+          </w:rPr>
+          <w:rPr>
+            <w:color w:val="0000EE"/>
+            <w:u w:val="single"/>
+          </w:rPr>
+          <w:t>徒28:16–31</w:t>
+        </w:r>
+      </w:hyperlink>
+      <w:r>
+        <w:rPr>
+          <w:lang w:val="zh_TW" w:bidi="zh_TW"/>
+        </w:rPr>
+        <w:t>），他被釋放並繼續在各地（包括西班牙、克里特和希臘）進行事工，然後被逮捕，第二次被監禁，最後被處死。那些不接受保羅為提多書作者的人，則認為這封信與提摩太前書及提摩太後書一樣，都是保羅死後的那一代所寫的。</w:t>
+      </w:r>
+    </w:p>
+    <w:p>
+      <w:pPr>
+        <w:pStyle w:val="Heading3"/>
+      </w:pPr>
+      <w:r>
+        <w:rPr>
+          <w:lang w:val="zh_TW" w:bidi="zh_TW"/>
+        </w:rPr>
+        <w:t>目的和教導</w:t>
+      </w:r>
+    </w:p>
+    <w:p>
+      <w:pPr/>
+      <w:r>
+        <w:rPr>
+          <w:lang w:val="zh_TW" w:bidi="zh_TW"/>
+        </w:rPr>
+      </w:r>
+      <w:r>
+        <w:rPr>
+          <w:lang w:val="zh_TW" w:bidi="zh_TW"/>
+        </w:rPr>
+        <w:t>雖然這封信是寫給保羅的一位同工，但其中個人的提及和勸勉極少。保羅的主要關注點是克里特教會的成長和發展，這些教會當時遭受一些虛假教導的困擾，這些教導似乎帶有猶太元素、禁欲主義傾向，以及大量的推測性討論（</w:t>
+      </w:r>
+      <w:hyperlink r:id="rId35">
+        <w:r>
+          <w:rPr>
+            <w:lang w:val="zh_TW" w:bidi="zh_TW"/>
+          </w:rPr>
+          <w:rPr>
+            <w:color w:val="0000EE"/>
+            <w:u w:val="single"/>
+          </w:rPr>
+          <w:t>多1:10、14–15，</w:t>
+        </w:r>
+      </w:hyperlink>
+      <w:hyperlink r:id="rId36">
+        <w:r>
+          <w:rPr>
+            <w:lang w:val="zh_TW" w:bidi="zh_TW"/>
+          </w:rPr>
+          <w:rPr>
+            <w:color w:val="0000EE"/>
+            <w:u w:val="single"/>
+          </w:rPr>
+          <w:t>3:9</w:t>
+        </w:r>
+      </w:hyperlink>
+      <w:r>
+        <w:rPr>
+          <w:lang w:val="zh_TW" w:bidi="zh_TW"/>
+        </w:rPr>
+        <w:t>）。總的來說，這些教會似乎面臨著一種早期猶太形式的諾斯底主義的感脅。這些教導的提倡者是為了「貪不義之財」（</w:t>
+      </w:r>
+      <w:hyperlink r:id="rId37">
+        <w:r>
+          <w:rPr>
+            <w:lang w:val="zh_TW" w:bidi="zh_TW"/>
+          </w:rPr>
+          <w:rPr>
+            <w:color w:val="0000EE"/>
+            <w:u w:val="single"/>
+          </w:rPr>
+          <w:t>1:11</w:t>
+        </w:r>
+      </w:hyperlink>
+      <w:r>
+        <w:rPr>
+          <w:lang w:val="zh_TW" w:bidi="zh_TW"/>
+        </w:rPr>
+        <w:t>）。保羅吩咐提多和他要任命的長老們駁斥錯誤教導，並為信徒提供正確的教義（</w:t>
+      </w:r>
+      <w:hyperlink r:id="rId38">
+        <w:r>
+          <w:rPr>
+            <w:lang w:val="zh_TW" w:bidi="zh_TW"/>
+          </w:rPr>
+          <w:rPr>
+            <w:color w:val="0000EE"/>
+            <w:u w:val="single"/>
+          </w:rPr>
+          <w:t>9</w:t>
+        </w:r>
+      </w:hyperlink>
+      <w:r>
+        <w:rPr>
+          <w:lang w:val="zh_TW" w:bidi="zh_TW"/>
+        </w:rPr>
+        <w:t>節）。雖然這些正確的教義並未明確說明，但它必定涉及神在基督裡的救恩、聖靈更新的工作，以及主耶穌的再來（</w:t>
+      </w:r>
+      <w:hyperlink r:id="rId39">
+        <w:r>
+          <w:rPr>
+            <w:lang w:val="zh_TW" w:bidi="zh_TW"/>
+          </w:rPr>
+          <w:rPr>
+            <w:color w:val="0000EE"/>
+            <w:u w:val="single"/>
+          </w:rPr>
+          <w:t>2:11–13，</w:t>
+        </w:r>
+      </w:hyperlink>
+      <w:hyperlink r:id="rId40">
+        <w:r>
+          <w:rPr>
+            <w:lang w:val="zh_TW" w:bidi="zh_TW"/>
+          </w:rPr>
+          <w:rPr>
+            <w:color w:val="0000EE"/>
+            <w:u w:val="single"/>
+          </w:rPr>
+          <w:t>3:4–7</w:t>
+        </w:r>
+      </w:hyperlink>
+      <w:r>
+        <w:rPr>
+          <w:lang w:val="zh_TW" w:bidi="zh_TW"/>
+        </w:rPr>
+        <w:t>）。 在這封信中，不斷強調一種與福音相稱的生活方式——應用於基督教社區中的不同群體：年長的男女、年輕的男女和奴隸。</w:t>
+      </w:r>
+    </w:p>
+    <w:p>
+      <w:pPr>
+        <w:pStyle w:val="Heading3"/>
+      </w:pPr>
+      <w:r>
+        <w:rPr>
+          <w:lang w:val="zh_TW" w:bidi="zh_TW"/>
+        </w:rPr>
+        <w:t>內容</w:t>
+      </w:r>
+    </w:p>
+    <w:p>
+      <w:pPr>
+        <w:pStyle w:val="Heading4"/>
+      </w:pPr>
+      <w:r>
+        <w:rPr>
+          <w:lang w:val="zh_TW" w:bidi="zh_TW"/>
+        </w:rPr>
+        <w:t>問安（</w:t>
+      </w:r>
+      <w:hyperlink r:id="rId41">
+        <w:r>
+          <w:rPr>
+            <w:lang w:val="zh_TW" w:bidi="zh_TW"/>
+          </w:rPr>
+          <w:rPr>
+            <w:color w:val="0000EE"/>
+            <w:u w:val="single"/>
+          </w:rPr>
+          <w:t>1:1–4</w:t>
         </w:r>
       </w:hyperlink>
       <w:r>
@@ -891,6 +1305,649 @@
           <w:lang w:val="zh_TW" w:bidi="zh_TW"/>
         </w:rPr>
         <w:t>）</w:t>
+      </w:r>
+    </w:p>
+    <w:p>
+      <w:pPr/>
+      <w:r>
+        <w:rPr>
+          <w:lang w:val="zh_TW" w:bidi="zh_TW"/>
+        </w:rPr>
+      </w:r>
+      <w:r>
+        <w:rPr>
+          <w:lang w:val="zh_TW" w:bidi="zh_TW"/>
+        </w:rPr>
+        <w:t>問安來自保羅——他的使徒職分被描述為作為福音的管家，這促進了信仰並加強了對真理的認識、永生的盼望和敬虔的生活——給提多，他被稱為「共信之道作我真兒子的」。</w:t>
+      </w:r>
+    </w:p>
+    <w:p>
+      <w:pPr>
+        <w:pStyle w:val="Heading4"/>
+      </w:pPr>
+      <w:r>
+        <w:rPr>
+          <w:lang w:val="zh_TW" w:bidi="zh_TW"/>
+        </w:rPr>
+        <w:t>提多在克里特的工作（</w:t>
+      </w:r>
+      <w:hyperlink r:id="rId42">
+        <w:r>
+          <w:rPr>
+            <w:lang w:val="zh_TW" w:bidi="zh_TW"/>
+          </w:rPr>
+          <w:rPr>
+            <w:color w:val="0000EE"/>
+            <w:u w:val="single"/>
+          </w:rPr>
+          <w:t>1:5–9</w:t>
+        </w:r>
+      </w:hyperlink>
+      <w:r>
+        <w:rPr>
+          <w:lang w:val="zh_TW" w:bidi="zh_TW"/>
+        </w:rPr>
+        <w:t>）</w:t>
+      </w:r>
+    </w:p>
+    <w:p>
+      <w:pPr/>
+      <w:r>
+        <w:rPr>
+          <w:lang w:val="zh_TW" w:bidi="zh_TW"/>
+        </w:rPr>
+      </w:r>
+      <w:r>
+        <w:rPr>
+          <w:lang w:val="zh_TW" w:bidi="zh_TW"/>
+        </w:rPr>
+        <w:t>提多留在克里特以繼續保羅的工作，並在各教會中選立長老（參</w:t>
+      </w:r>
+      <w:hyperlink r:id="rId43">
+        <w:r>
+          <w:rPr>
+            <w:lang w:val="zh_TW" w:bidi="zh_TW"/>
+          </w:rPr>
+          <w:rPr>
+            <w:color w:val="0000EE"/>
+            <w:u w:val="single"/>
+          </w:rPr>
+          <w:t>徒14:23</w:t>
+        </w:r>
+      </w:hyperlink>
+      <w:r>
+        <w:rPr>
+          <w:lang w:val="zh_TW" w:bidi="zh_TW"/>
+        </w:rPr>
+        <w:t>）。這些長老也被稱為監督（參</w:t>
+      </w:r>
+      <w:hyperlink r:id="rId44">
+        <w:r>
+          <w:rPr>
+            <w:lang w:val="zh_TW" w:bidi="zh_TW"/>
+          </w:rPr>
+          <w:rPr>
+            <w:color w:val="0000EE"/>
+            <w:u w:val="single"/>
+          </w:rPr>
+          <w:t>20:17、28</w:t>
+        </w:r>
+      </w:hyperlink>
+      <w:r>
+        <w:rPr>
+          <w:lang w:val="zh_TW" w:bidi="zh_TW"/>
+        </w:rPr>
+        <w:t>）——也就是那些負責照管教會的人。保羅在這裡描述了這些領袖應具備的生活品質（參照</w:t>
+      </w:r>
+      <w:hyperlink r:id="rId45">
+        <w:r>
+          <w:rPr>
+            <w:lang w:val="zh_TW" w:bidi="zh_TW"/>
+          </w:rPr>
+          <w:rPr>
+            <w:color w:val="0000EE"/>
+            <w:u w:val="single"/>
+          </w:rPr>
+          <w:t>提前3:2–7</w:t>
+        </w:r>
+      </w:hyperlink>
+      <w:r>
+        <w:rPr>
+          <w:lang w:val="zh_TW" w:bidi="zh_TW"/>
+        </w:rPr>
+        <w:t>）。</w:t>
+      </w:r>
+    </w:p>
+    <w:p>
+      <w:pPr>
+        <w:pStyle w:val="Heading4"/>
+      </w:pPr>
+      <w:r>
+        <w:rPr>
+          <w:lang w:val="zh_TW" w:bidi="zh_TW"/>
+        </w:rPr>
+        <w:t>處理錯誤教導（</w:t>
+      </w:r>
+      <w:hyperlink r:id="rId24">
+        <w:r>
+          <w:rPr>
+            <w:lang w:val="zh_TW" w:bidi="zh_TW"/>
+          </w:rPr>
+          <w:rPr>
+            <w:color w:val="0000EE"/>
+            <w:u w:val="single"/>
+          </w:rPr>
+          <w:t>1:10–16</w:t>
+        </w:r>
+      </w:hyperlink>
+      <w:r>
+        <w:rPr>
+          <w:lang w:val="zh_TW" w:bidi="zh_TW"/>
+        </w:rPr>
+        <w:t>）</w:t>
+      </w:r>
+    </w:p>
+    <w:p>
+      <w:pPr/>
+      <w:r>
+        <w:rPr>
+          <w:lang w:val="zh_TW" w:bidi="zh_TW"/>
+        </w:rPr>
+      </w:r>
+      <w:r>
+        <w:rPr>
+          <w:lang w:val="zh_TW" w:bidi="zh_TW"/>
+        </w:rPr>
+        <w:t>上一部分結束時提到長老們的責任：「將純正的教訓勸化人，又能把爭辯的人駁倒」。反對者透過錯誤的教導擾亂了「全家人」，保羅以貶損的語氣形容這些假教師，指出他們的生活與他們所宣稱認識的神並不相符。</w:t>
+      </w:r>
+    </w:p>
+    <w:p>
+      <w:pPr>
+        <w:pStyle w:val="Heading4"/>
+      </w:pPr>
+      <w:r>
+        <w:rPr>
+          <w:lang w:val="zh_TW" w:bidi="zh_TW"/>
+        </w:rPr>
+        <w:t>推廣正確的教導（</w:t>
+      </w:r>
+      <w:hyperlink r:id="rId46">
+        <w:r>
+          <w:rPr>
+            <w:lang w:val="zh_TW" w:bidi="zh_TW"/>
+          </w:rPr>
+          <w:rPr>
+            <w:color w:val="0000EE"/>
+            <w:u w:val="single"/>
+          </w:rPr>
+          <w:t>2:1–10</w:t>
+        </w:r>
+      </w:hyperlink>
+      <w:r>
+        <w:rPr>
+          <w:lang w:val="zh_TW" w:bidi="zh_TW"/>
+        </w:rPr>
+        <w:t>）</w:t>
+      </w:r>
+    </w:p>
+    <w:p>
+      <w:pPr/>
+      <w:r>
+        <w:rPr>
+          <w:lang w:val="zh_TW" w:bidi="zh_TW"/>
+        </w:rPr>
+      </w:r>
+      <w:r>
+        <w:rPr>
+          <w:lang w:val="zh_TW" w:bidi="zh_TW"/>
+        </w:rPr>
+        <w:t>提多有責任「講的總要合乎那純正的道理」。保羅託付他要勸誡年長的男人保持節制（</w:t>
+      </w:r>
+      <w:hyperlink r:id="rId47">
+        <w:r>
+          <w:rPr>
+            <w:lang w:val="zh_TW" w:bidi="zh_TW"/>
+          </w:rPr>
+          <w:rPr>
+            <w:color w:val="0000EE"/>
+            <w:u w:val="single"/>
+          </w:rPr>
+          <w:t>2:2</w:t>
+        </w:r>
+      </w:hyperlink>
+      <w:r>
+        <w:rPr>
+          <w:lang w:val="zh_TW" w:bidi="zh_TW"/>
+        </w:rPr>
+        <w:t>），並教導年長的婦女過敬虔的生活（</w:t>
+      </w:r>
+      <w:hyperlink r:id="rId48">
+        <w:r>
+          <w:rPr>
+            <w:lang w:val="zh_TW" w:bidi="zh_TW"/>
+          </w:rPr>
+          <w:rPr>
+            <w:color w:val="0000EE"/>
+            <w:u w:val="single"/>
+          </w:rPr>
+          <w:t>3節</w:t>
+        </w:r>
+      </w:hyperlink>
+      <w:r>
+        <w:rPr>
+          <w:lang w:val="zh_TW" w:bidi="zh_TW"/>
+        </w:rPr>
+        <w:t>）。這些年長的婦女則應教導年輕的婦女在家庭中過純潔且充滿愛的生活，這樣才能避免神的道被毀謗（</w:t>
+      </w:r>
+      <w:hyperlink r:id="rId49">
+        <w:r>
+          <w:rPr>
+            <w:lang w:val="zh_TW" w:bidi="zh_TW"/>
+          </w:rPr>
+          <w:rPr>
+            <w:color w:val="0000EE"/>
+            <w:u w:val="single"/>
+          </w:rPr>
+          <w:t>4–5節</w:t>
+        </w:r>
+      </w:hyperlink>
+      <w:r>
+        <w:rPr>
+          <w:lang w:val="zh_TW" w:bidi="zh_TW"/>
+        </w:rPr>
+        <w:t>）。年輕人則要保持節制（</w:t>
+      </w:r>
+      <w:hyperlink r:id="rId50">
+        <w:r>
+          <w:rPr>
+            <w:lang w:val="zh_TW" w:bidi="zh_TW"/>
+          </w:rPr>
+          <w:rPr>
+            <w:color w:val="0000EE"/>
+            <w:u w:val="single"/>
+          </w:rPr>
+          <w:t>6</w:t>
+        </w:r>
+      </w:hyperlink>
+      <w:r>
+        <w:rPr>
+          <w:lang w:val="zh_TW" w:bidi="zh_TW"/>
+        </w:rPr>
+        <w:t>節），而提多本身也應在言語和行為上做榜樣，以使反對者無可指責（</w:t>
+      </w:r>
+      <w:hyperlink r:id="rId51">
+        <w:r>
+          <w:rPr>
+            <w:lang w:val="zh_TW" w:bidi="zh_TW"/>
+          </w:rPr>
+          <w:rPr>
+            <w:color w:val="0000EE"/>
+            <w:u w:val="single"/>
+          </w:rPr>
+          <w:t>7–8</w:t>
+        </w:r>
+      </w:hyperlink>
+      <w:r>
+        <w:rPr>
+          <w:lang w:val="zh_TW" w:bidi="zh_TW"/>
+        </w:rPr>
+        <w:t>節）。最後，奴僕們應順服主人，誠實工作，目的是「以致凡事尊榮我們救主—神的道」（</w:t>
+      </w:r>
+      <w:hyperlink r:id="rId52">
+        <w:r>
+          <w:rPr>
+            <w:lang w:val="zh_TW" w:bidi="zh_TW"/>
+          </w:rPr>
+          <w:rPr>
+            <w:color w:val="0000EE"/>
+            <w:u w:val="single"/>
+          </w:rPr>
+          <w:t>10</w:t>
+        </w:r>
+      </w:hyperlink>
+      <w:r>
+        <w:rPr>
+          <w:lang w:val="zh_TW" w:bidi="zh_TW"/>
+        </w:rPr>
+        <w:t>節）。</w:t>
+      </w:r>
+    </w:p>
+    <w:p>
+      <w:pPr>
+        <w:pStyle w:val="Heading4"/>
+      </w:pPr>
+      <w:r>
+        <w:rPr>
+          <w:lang w:val="zh_TW" w:bidi="zh_TW"/>
+        </w:rPr>
+        <w:t>神的恩典（</w:t>
+      </w:r>
+      <w:hyperlink r:id="rId53">
+        <w:r>
+          <w:rPr>
+            <w:lang w:val="zh_TW" w:bidi="zh_TW"/>
+          </w:rPr>
+          <w:rPr>
+            <w:color w:val="0000EE"/>
+            <w:u w:val="single"/>
+          </w:rPr>
+          <w:t>2:11–15</w:t>
+        </w:r>
+      </w:hyperlink>
+      <w:r>
+        <w:rPr>
+          <w:lang w:val="zh_TW" w:bidi="zh_TW"/>
+        </w:rPr>
+        <w:t>）</w:t>
+      </w:r>
+    </w:p>
+    <w:p>
+      <w:pPr/>
+      <w:r>
+        <w:rPr>
+          <w:lang w:val="zh_TW" w:bidi="zh_TW"/>
+        </w:rPr>
+      </w:r>
+      <w:r>
+        <w:rPr>
+          <w:lang w:val="zh_TW" w:bidi="zh_TW"/>
+        </w:rPr>
+        <w:t>保羅接著闡述了神在耶穌基督裡恩典的啟示：目的是將救恩帶給所有人，使他們與不敬虔和世俗的情慾徹底決裂，並過正直的生活，同時常常期待「至大的神和我們救主耶穌基督」的再來。他們的生活將表明他們是屬於神的子民，總是渴望熱心行善。</w:t>
+      </w:r>
+    </w:p>
+    <w:p>
+      <w:pPr>
+        <w:pStyle w:val="Heading4"/>
+      </w:pPr>
+      <w:r>
+        <w:rPr>
+          <w:lang w:val="zh_TW" w:bidi="zh_TW"/>
+        </w:rPr>
+        <w:t>行善（</w:t>
+      </w:r>
+      <w:hyperlink r:id="rId54">
+        <w:r>
+          <w:rPr>
+            <w:lang w:val="zh_TW" w:bidi="zh_TW"/>
+          </w:rPr>
+          <w:rPr>
+            <w:color w:val="0000EE"/>
+            <w:u w:val="single"/>
+          </w:rPr>
+          <w:t>3:1–8</w:t>
+        </w:r>
+      </w:hyperlink>
+      <w:r>
+        <w:rPr>
+          <w:lang w:val="zh_TW" w:bidi="zh_TW"/>
+        </w:rPr>
+        <w:t>）</w:t>
+      </w:r>
+    </w:p>
+    <w:p>
+      <w:pPr/>
+      <w:r>
+        <w:rPr>
+          <w:lang w:val="zh_TW" w:bidi="zh_TW"/>
+        </w:rPr>
+      </w:r>
+      <w:r>
+        <w:rPr>
+          <w:lang w:val="zh_TW" w:bidi="zh_TW"/>
+        </w:rPr>
+        <w:t>在這部分，保羅勸告提多要提醒克里特的基督徒順服執政掌權者（參</w:t>
+      </w:r>
+      <w:hyperlink r:id="rId55">
+        <w:r>
+          <w:rPr>
+            <w:lang w:val="zh_TW" w:bidi="zh_TW"/>
+          </w:rPr>
+          <w:rPr>
+            <w:color w:val="0000EE"/>
+            <w:u w:val="single"/>
+          </w:rPr>
+          <w:t>羅13:1–7</w:t>
+        </w:r>
+      </w:hyperlink>
+      <w:r>
+        <w:rPr>
+          <w:lang w:val="zh_TW" w:bidi="zh_TW"/>
+        </w:rPr>
+        <w:t>；</w:t>
+      </w:r>
+      <w:hyperlink r:id="rId56">
+        <w:r>
+          <w:rPr>
+            <w:lang w:val="zh_TW" w:bidi="zh_TW"/>
+          </w:rPr>
+          <w:rPr>
+            <w:color w:val="0000EE"/>
+            <w:u w:val="single"/>
+          </w:rPr>
+          <w:t>彼前2:13–17</w:t>
+        </w:r>
+      </w:hyperlink>
+      <w:r>
+        <w:rPr>
+          <w:lang w:val="zh_TW" w:bidi="zh_TW"/>
+        </w:rPr>
+        <w:t>），積極參與社區中的工作並且要誠實地工作。保羅再次強調了生活的品質，尤其是禮貌和渴望與他人和平相處的態度。這種生活方式來自於靈命的更新，而這樣的更新是基於基督的救贖工作，這不是我們配得的，而是完全出於祂的憐憫。祂帶來了罪的潔淨，「藉著聖靈的重生和更新」。</w:t>
+      </w:r>
+    </w:p>
+    <w:p>
+      <w:pPr>
+        <w:pStyle w:val="Heading4"/>
+      </w:pPr>
+      <w:r>
+        <w:rPr>
+          <w:lang w:val="zh_TW" w:bidi="zh_TW"/>
+        </w:rPr>
+        <w:t>保羅的最後勸誡和問安（</w:t>
+      </w:r>
+      <w:hyperlink r:id="rId57">
+        <w:r>
+          <w:rPr>
+            <w:lang w:val="zh_TW" w:bidi="zh_TW"/>
+          </w:rPr>
+          <w:rPr>
+            <w:color w:val="0000EE"/>
+            <w:u w:val="single"/>
+          </w:rPr>
+          <w:t>3:9–15</w:t>
+        </w:r>
+      </w:hyperlink>
+      <w:r>
+        <w:rPr>
+          <w:lang w:val="zh_TW" w:bidi="zh_TW"/>
+        </w:rPr>
+        <w:t>）</w:t>
+      </w:r>
+    </w:p>
+    <w:p>
+      <w:pPr/>
+      <w:r>
+        <w:rPr>
+          <w:lang w:val="zh_TW" w:bidi="zh_TW"/>
+        </w:rPr>
+      </w:r>
+      <w:r>
+        <w:rPr>
+          <w:lang w:val="zh_TW" w:bidi="zh_TW"/>
+        </w:rPr>
+        <w:t>在最後的部分，保羅勸告提多要避開那些喜歡為了辯論而辯論宗教的人，並指導提多如何處理那些製造紛爭的人。</w:t>
+      </w:r>
+    </w:p>
+    <w:p>
+      <w:pPr/>
+      <w:r>
+        <w:rPr>
+          <w:lang w:val="zh_TW" w:bidi="zh_TW"/>
+        </w:rPr>
+      </w:r>
+      <w:r>
+        <w:rPr>
+          <w:lang w:val="zh_TW" w:bidi="zh_TW"/>
+        </w:rPr>
+        <w:t>接著，保羅告訴提多他將派亞提馬（在新約中未曾提及）或推基古來見他，並勸提多，若阿波羅和西納路過克里特，要好好照顧他們。提多自己則應在冬天之前到尼哥坡里見保羅。</w:t>
+      </w:r>
+    </w:p>
+    <w:p>
+      <w:pPr/>
+      <w:r>
+        <w:rPr>
+          <w:lang w:val="zh_TW" w:bidi="zh_TW"/>
+        </w:rPr>
+      </w:r>
+      <w:r>
+        <w:rPr>
+          <w:lang w:val="zh_TW" w:bidi="zh_TW"/>
+        </w:rPr>
+        <w:t>這封書信以對「行善」和屬靈上豐盛的生活的勸誡作結。</w:t>
+      </w:r>
+    </w:p>
+    <w:p>
+      <w:pPr/>
+      <w:r>
+        <w:rPr>
+          <w:lang w:val="zh_TW" w:bidi="zh_TW"/>
+        </w:rPr>
+      </w:r>
+      <w:r>
+        <w:rPr>
+          <w:i/>
+          <w:lang w:val="zh_TW" w:bidi="zh_TW"/>
+        </w:rPr>
+        <w:t>另見</w:t>
+      </w:r>
+      <w:r>
+        <w:rPr>
+          <w:lang w:val="zh_TW" w:bidi="zh_TW"/>
+        </w:rPr>
+        <w:t xml:space="preserve"> </w:t>
+      </w:r>
+      <w:r>
+        <w:rPr>
+          <w:lang w:val="zh_TW" w:bidi="zh_TW"/>
+        </w:rPr>
+        <w:t>使徒保羅</w:t>
+      </w:r>
+      <w:r>
+        <w:rPr>
+          <w:lang w:val="zh_TW" w:bidi="zh_TW"/>
+        </w:rPr>
+        <w:t>；</w:t>
+      </w:r>
+      <w:r>
+        <w:rPr>
+          <w:lang w:val="zh_TW" w:bidi="zh_TW"/>
+        </w:rPr>
+        <w:t>提摩太前書</w:t>
+      </w:r>
+      <w:r>
+        <w:rPr>
+          <w:lang w:val="zh_TW" w:bidi="zh_TW"/>
+        </w:rPr>
+        <w:t>；</w:t>
+      </w:r>
+      <w:r>
+        <w:rPr>
+          <w:lang w:val="zh_TW" w:bidi="zh_TW"/>
+        </w:rPr>
+        <w:t>提摩太後書</w:t>
+      </w:r>
+      <w:r>
+        <w:rPr>
+          <w:lang w:val="zh_TW" w:bidi="zh_TW"/>
+        </w:rPr>
+        <w:t>；</w:t>
+      </w:r>
+      <w:r>
+        <w:rPr>
+          <w:lang w:val="zh_TW" w:bidi="zh_TW"/>
+        </w:rPr>
+        <w:t>提多（人物）#1</w:t>
+      </w:r>
+      <w:r>
+        <w:rPr>
+          <w:lang w:val="zh_TW" w:bidi="zh_TW"/>
+        </w:rPr>
+        <w:t>。</w:t>
+      </w:r>
+      <w:r>
+        <w:rPr>
+          <w:lang w:val="zh_TW" w:bidi="zh_TW"/>
+        </w:rPr>
+      </w:r>
+      <w:r>
+        <w:rPr>
+          <w:lang w:val="zh_TW" w:bidi="zh_TW"/>
+        </w:rPr>
+      </w:r>
+    </w:p>
+    <w:p>
+      <w:pPr/>
+      <w:r>
+        <w:rPr>
+          <w:lang w:val="zh_TW" w:bidi="zh_TW"/>
+        </w:rPr>
+      </w:r>
+    </w:p>
+    <w:p>
+      <w:pPr>
+        <w:pStyle w:val="Heading2"/>
+      </w:pPr>
+      <w:r>
+        <w:rPr>
+          <w:lang w:val="zh_TW" w:bidi="zh_TW"/>
+        </w:rPr>
+        <w:t>提摩太前書</w:t>
+      </w:r>
+      <w:r>
+        <w:rPr>
+          <w:lang w:val="zh_TW" w:bidi="zh_TW"/>
+        </w:rPr>
+      </w:r>
+    </w:p>
+    <w:p>
+      <w:pPr/>
+      <w:r>
+        <w:rPr>
+          <w:lang w:val="zh_TW" w:bidi="zh_TW"/>
+        </w:rPr>
+      </w:r>
+      <w:r>
+        <w:rPr>
+          <w:lang w:val="zh_TW" w:bidi="zh_TW"/>
+        </w:rPr>
+        <w:t>保羅寫給他年輕同工提摩太的第一封書信。</w:t>
+      </w:r>
+    </w:p>
+    <w:p>
+      <w:pPr/>
+      <w:r>
+        <w:rPr>
+          <w:lang w:val="zh_TW" w:bidi="zh_TW"/>
+        </w:rPr>
+      </w:r>
+      <w:r>
+        <w:rPr>
+          <w:lang w:val="zh_TW" w:bidi="zh_TW"/>
+        </w:rPr>
+        <w:t>提摩太前書的作者、日期和背景必須與其他兩封教牧書信提摩太後書和提多書一起考慮，這些書信是寫給保羅的兩位年輕同工，幫助他們處理以弗所和克里特教會的牧養問題。</w:t>
+      </w:r>
+    </w:p>
+    <w:p>
+      <w:pPr/>
+      <w:r>
+        <w:rPr>
+          <w:lang w:val="zh_TW" w:bidi="zh_TW"/>
+        </w:rPr>
+      </w:r>
+      <w:r>
+        <w:rPr>
+          <w:lang w:val="zh_TW" w:bidi="zh_TW"/>
+        </w:rPr>
+        <w:t>概述</w:t>
       </w:r>
     </w:p>
     <w:p>
@@ -908,25 +1965,7 @@
         <w:rPr>
           <w:lang w:val="zh_TW" w:bidi="zh_TW"/>
         </w:rPr>
-        <w:t>避免引起冒犯（</w:t>
-      </w:r>
-      <w:hyperlink r:id="rId34">
-        <w:r>
-          <w:rPr>
-            <w:lang w:val="zh_TW" w:bidi="zh_TW"/>
-          </w:rPr>
-          <w:rPr>
-            <w:color w:val="0000EE"/>
-            <w:u w:val="single"/>
-          </w:rPr>
-          <w:t>羅14:13</w:t>
-        </w:r>
-      </w:hyperlink>
-      <w:r>
-        <w:rPr>
-          <w:lang w:val="zh_TW" w:bidi="zh_TW"/>
-        </w:rPr>
-        <w:t>）。</w:t>
+        <w:t>作者</w:t>
       </w:r>
     </w:p>
     <w:p>
@@ -944,43 +1983,7 @@
         <w:rPr>
           <w:lang w:val="zh_TW" w:bidi="zh_TW"/>
         </w:rPr>
-        <w:t>基督徒不應該「訴諸法律」或控告他們的弟兄（</w:t>
-      </w:r>
-      <w:hyperlink r:id="rId35">
-        <w:r>
-          <w:rPr>
-            <w:lang w:val="zh_TW" w:bidi="zh_TW"/>
-          </w:rPr>
-          <w:rPr>
-            <w:color w:val="0000EE"/>
-            <w:u w:val="single"/>
-          </w:rPr>
-          <w:t>林前6:5</w:t>
-        </w:r>
-      </w:hyperlink>
-      <w:r>
-        <w:rPr>
-          <w:lang w:val="zh_TW" w:bidi="zh_TW"/>
-        </w:rPr>
-        <w:t>–</w:t>
-      </w:r>
-      <w:hyperlink r:id="rId35">
-        <w:r>
-          <w:rPr>
-            <w:lang w:val="zh_TW" w:bidi="zh_TW"/>
-          </w:rPr>
-          <w:rPr>
-            <w:color w:val="0000EE"/>
-            <w:u w:val="single"/>
-          </w:rPr>
-          <w:t>6</w:t>
-        </w:r>
-      </w:hyperlink>
-      <w:r>
-        <w:rPr>
-          <w:lang w:val="zh_TW" w:bidi="zh_TW"/>
-        </w:rPr>
-        <w:t>）</w:t>
+        <w:t>日期</w:t>
       </w:r>
     </w:p>
     <w:p>
@@ -998,36 +2001,408 @@
         <w:rPr>
           <w:lang w:val="zh_TW" w:bidi="zh_TW"/>
         </w:rPr>
-        <w:t>必須在教會內或個人之間解決問題（</w:t>
-      </w:r>
-      <w:hyperlink r:id="rId36">
-        <w:r>
-          <w:rPr>
-            <w:lang w:val="zh_TW" w:bidi="zh_TW"/>
-          </w:rPr>
-          <w:rPr>
-            <w:color w:val="0000EE"/>
-            <w:u w:val="single"/>
-          </w:rPr>
-          <w:t>太18:15</w:t>
-        </w:r>
-      </w:hyperlink>
-      <w:r>
-        <w:rPr>
-          <w:lang w:val="zh_TW" w:bidi="zh_TW"/>
-        </w:rPr>
-        <w:t>–</w:t>
-      </w:r>
-      <w:hyperlink r:id="rId36">
-        <w:r>
-          <w:rPr>
-            <w:lang w:val="zh_TW" w:bidi="zh_TW"/>
-          </w:rPr>
-          <w:rPr>
-            <w:color w:val="0000EE"/>
-            <w:u w:val="single"/>
-          </w:rPr>
-          <w:t>17</w:t>
+        <w:t>背景</w:t>
+      </w:r>
+    </w:p>
+    <w:p>
+      <w:pPr>
+        <w:pStyle w:val="ListBullet"/>
+        <w:spacing w:line="240" w:lineRule="auto"/>
+        <w:ind w:left="720"/>
+      </w:pPr>
+      <w:r>
+        <w:rPr>
+          <w:lang w:val="zh_TW" w:bidi="zh_TW"/>
+        </w:rPr>
+      </w:r>
+      <w:r>
+        <w:rPr>
+          <w:lang w:val="zh_TW" w:bidi="zh_TW"/>
+        </w:rPr>
+        <w:t>神學</w:t>
+      </w:r>
+    </w:p>
+    <w:p>
+      <w:pPr>
+        <w:pStyle w:val="ListBullet"/>
+        <w:spacing w:line="240" w:lineRule="auto"/>
+        <w:ind w:left="720"/>
+      </w:pPr>
+      <w:r>
+        <w:rPr>
+          <w:lang w:val="zh_TW" w:bidi="zh_TW"/>
+        </w:rPr>
+      </w:r>
+      <w:r>
+        <w:rPr>
+          <w:lang w:val="zh_TW" w:bidi="zh_TW"/>
+        </w:rPr>
+        <w:t>內容</w:t>
+      </w:r>
+    </w:p>
+    <w:p>
+      <w:pPr>
+        <w:pStyle w:val="Heading3"/>
+      </w:pPr>
+      <w:r>
+        <w:rPr>
+          <w:lang w:val="zh_TW" w:bidi="zh_TW"/>
+        </w:rPr>
+        <w:t>作者</w:t>
+      </w:r>
+    </w:p>
+    <w:p>
+      <w:pPr/>
+      <w:r>
+        <w:rPr>
+          <w:lang w:val="zh_TW" w:bidi="zh_TW"/>
+        </w:rPr>
+      </w:r>
+      <w:r>
+        <w:rPr>
+          <w:lang w:val="zh_TW" w:bidi="zh_TW"/>
+        </w:rPr>
+        <w:t>在提摩太前書中，如同提摩太後書和提多書一樣，保羅在第一節就被指名為作者。自愛任紐（Irenaeus）時期（大約公元185年）以來，在早期教會的傳統中，保羅始終是這三封信唯一被認定為作者的人。這三封信中包含了許多保羅生平的個人細節，這些都強有力地證明了保羅是真正的作者。</w:t>
+      </w:r>
+    </w:p>
+    <w:p>
+      <w:pPr/>
+      <w:r>
+        <w:rPr>
+          <w:lang w:val="zh_TW" w:bidi="zh_TW"/>
+        </w:rPr>
+      </w:r>
+      <w:r>
+        <w:rPr>
+          <w:lang w:val="zh_TW" w:bidi="zh_TW"/>
+        </w:rPr>
+        <w:t>然而，一些學者基於以下理由質疑保羅的作者身份：</w:t>
+      </w:r>
+    </w:p>
+    <w:p>
+      <w:pPr>
+        <w:pStyle w:val="ListNumber"/>
+        <w:numPr>
+          <w:ilvl w:val="0"/>
+          <w:numId w:val="15"/>
+        </w:numPr>
+        <w:spacing w:line="240" w:lineRule="auto"/>
+        <w:ind w:left="720"/>
+      </w:pPr>
+      <w:r>
+        <w:rPr>
+          <w:lang w:val="zh_TW" w:bidi="zh_TW"/>
+        </w:rPr>
+      </w:r>
+      <w:r>
+        <w:rPr>
+          <w:lang w:val="zh_TW" w:bidi="zh_TW"/>
+        </w:rPr>
+        <w:t>希臘文詞彙包含大量在其它保羅書信中未出現的詞彙。</w:t>
+        <w:br/>
+        <w:br/>
+      </w:r>
+      <w:r>
+        <w:rPr>
+          <w:lang w:val="zh_TW" w:bidi="zh_TW"/>
+        </w:rPr>
+        <w:t>但這些書信中的主題並不相同。在教牧書信中，作者所處理的是教會組織和紀律方面較為技術性的問題——是一位教會領袖寫信給其他領袖。保羅是一位受過高等教育的人，詞彙豐富。教牧書信中特有的詞彙並不會超出保羅所能使用的詞彙範圍。如果這些詞彙不是出自保羅本人，也可能來自經常幫助保羅撰寫書信的文士。</w:t>
+      </w:r>
+    </w:p>
+    <w:p>
+      <w:pPr>
+        <w:pStyle w:val="ListNumber"/>
+        <w:spacing w:line="240" w:lineRule="auto"/>
+        <w:ind w:left="720"/>
+      </w:pPr>
+      <w:r>
+        <w:rPr>
+          <w:lang w:val="zh_TW" w:bidi="zh_TW"/>
+        </w:rPr>
+      </w:r>
+      <w:r>
+        <w:rPr>
+          <w:lang w:val="zh_TW" w:bidi="zh_TW"/>
+        </w:rPr>
+        <w:t>有關保羅行程的記載，與使徒行傳中所描述的旅程不符。</w:t>
+        <w:br/>
+        <w:br/>
+      </w:r>
+      <w:r>
+        <w:rPr>
+          <w:lang w:val="zh_TW" w:bidi="zh_TW"/>
+        </w:rPr>
+        <w:t>如果相信保羅寫了教牧書信，並且完成了書信中所描述的事，那麼他必須是在羅馬被監禁後獲釋，並且前往了克里特、以弗所和馬其頓。使徒行傳中的記述以保羅在羅馬被囚禁為結尾，因此這些後來的行程可能沒有被提及。有法律證據表明，如果保羅在兩年內沒有被定罪，他應該會自動獲釋。</w:t>
+      </w:r>
+    </w:p>
+    <w:p>
+      <w:pPr>
+        <w:pStyle w:val="ListNumber"/>
+        <w:spacing w:line="240" w:lineRule="auto"/>
+        <w:ind w:left="720"/>
+      </w:pPr>
+      <w:r>
+        <w:rPr>
+          <w:lang w:val="zh_TW" w:bidi="zh_TW"/>
+        </w:rPr>
+      </w:r>
+      <w:r>
+        <w:rPr>
+          <w:lang w:val="zh_TW" w:bidi="zh_TW"/>
+        </w:rPr>
+        <w:t>教牧書信中提到的教會進步發展（如長老、監督和執事），證明其日期晚於保羅的生平。</w:t>
+        <w:br/>
+        <w:br/>
+      </w:r>
+      <w:r>
+        <w:rPr>
+          <w:lang w:val="zh_TW" w:bidi="zh_TW"/>
+        </w:rPr>
+        <w:t>然而，長老在舊約時代就已存在，而作為地方教會職員的監督，幾乎可以肯定與長老是同一職分。此外，保羅在他的其它書信中也提到執事，例如</w:t>
+      </w:r>
+      <w:hyperlink r:id="rId58">
+        <w:r>
+          <w:rPr>
+            <w:lang w:val="zh_TW" w:bidi="zh_TW"/>
+          </w:rPr>
+          <w:rPr>
+            <w:color w:val="0000EE"/>
+            <w:u w:val="single"/>
+          </w:rPr>
+          <w:t>腓立比書一章1節</w:t>
+        </w:r>
+      </w:hyperlink>
+      <w:r>
+        <w:rPr>
+          <w:lang w:val="zh_TW" w:bidi="zh_TW"/>
+        </w:rPr>
+        <w:t>。</w:t>
+      </w:r>
+    </w:p>
+    <w:p>
+      <w:pPr/>
+      <w:r>
+        <w:rPr>
+          <w:lang w:val="zh_TW" w:bidi="zh_TW"/>
+        </w:rPr>
+      </w:r>
+      <w:r>
+        <w:rPr>
+          <w:lang w:val="zh_TW" w:bidi="zh_TW"/>
+        </w:rPr>
+        <w:t>大多數保守派學者及許多其他學者強烈認為，保羅確實寫了這三封教牧書信。</w:t>
+      </w:r>
+    </w:p>
+    <w:p>
+      <w:pPr>
+        <w:pStyle w:val="Heading3"/>
+      </w:pPr>
+      <w:r>
+        <w:rPr>
+          <w:lang w:val="zh_TW" w:bidi="zh_TW"/>
+        </w:rPr>
+        <w:t>日期</w:t>
+      </w:r>
+    </w:p>
+    <w:p>
+      <w:pPr/>
+      <w:r>
+        <w:rPr>
+          <w:lang w:val="zh_TW" w:bidi="zh_TW"/>
+        </w:rPr>
+      </w:r>
+      <w:r>
+        <w:rPr>
+          <w:lang w:val="zh_TW" w:bidi="zh_TW"/>
+        </w:rPr>
+        <w:t>假設保羅寫了教牧書信，提摩太前書應該寫於他第一次羅馬監禁釋放後，大約公元61或62年，並在他第二次羅馬監禁之前，大約在64至67年間，即尼祿去世的日期。至於地點，保羅將提摩太留在以弗所，然後前往馬其頓（</w:t>
+      </w:r>
+      <w:hyperlink r:id="rId59">
+        <w:r>
+          <w:rPr>
+            <w:lang w:val="zh_TW" w:bidi="zh_TW"/>
+          </w:rPr>
+          <w:rPr>
+            <w:color w:val="0000EE"/>
+            <w:u w:val="single"/>
+          </w:rPr>
+          <w:t>提前1:3</w:t>
+        </w:r>
+      </w:hyperlink>
+      <w:r>
+        <w:rPr>
+          <w:lang w:val="zh_TW" w:bidi="zh_TW"/>
+        </w:rPr>
+        <w:t>），他可能在那裡寫了提摩太前書。這封信當然是寫給在以弗所的提摩太的。</w:t>
+      </w:r>
+    </w:p>
+    <w:p>
+      <w:pPr>
+        <w:pStyle w:val="Heading3"/>
+      </w:pPr>
+      <w:r>
+        <w:rPr>
+          <w:lang w:val="zh_TW" w:bidi="zh_TW"/>
+        </w:rPr>
+        <w:t>背景</w:t>
+      </w:r>
+    </w:p>
+    <w:p>
+      <w:pPr/>
+      <w:r>
+        <w:rPr>
+          <w:lang w:val="zh_TW" w:bidi="zh_TW"/>
+        </w:rPr>
+      </w:r>
+      <w:r>
+        <w:rPr>
+          <w:lang w:val="zh_TW" w:bidi="zh_TW"/>
+        </w:rPr>
+        <w:t>保羅把以弗所的教會交給提摩太管理（</w:t>
+      </w:r>
+      <w:hyperlink r:id="rId60">
+        <w:r>
+          <w:rPr>
+            <w:lang w:val="zh_TW" w:bidi="zh_TW"/>
+          </w:rPr>
+          <w:rPr>
+            <w:color w:val="0000EE"/>
+            <w:u w:val="single"/>
+          </w:rPr>
+          <w:t>1:2–3</w:t>
+        </w:r>
+      </w:hyperlink>
+      <w:r>
+        <w:rPr>
+          <w:lang w:val="zh_TW" w:bidi="zh_TW"/>
+        </w:rPr>
+        <w:t>）。保羅在第二次宣教旅程中想去羅馬的亞細亞省（以弗是其主要的城），但聖靈不允許他這樣做。他繼續前往馬其頓和希臘（</w:t>
+      </w:r>
+      <w:hyperlink r:id="rId61">
+        <w:r>
+          <w:rPr>
+            <w:lang w:val="zh_TW" w:bidi="zh_TW"/>
+          </w:rPr>
+          <w:rPr>
+            <w:color w:val="0000EE"/>
+            <w:u w:val="single"/>
+          </w:rPr>
+          <w:t>徒16:6</w:t>
+        </w:r>
+      </w:hyperlink>
+      <w:r>
+        <w:rPr>
+          <w:lang w:val="zh_TW" w:bidi="zh_TW"/>
+        </w:rPr>
+        <w:t>）。他在完成第二次旅程時短暫到訪以弗所（</w:t>
+      </w:r>
+      <w:hyperlink r:id="rId62">
+        <w:r>
+          <w:rPr>
+            <w:lang w:val="zh_TW" w:bidi="zh_TW"/>
+          </w:rPr>
+          <w:rPr>
+            <w:color w:val="0000EE"/>
+            <w:u w:val="single"/>
+          </w:rPr>
+          <w:t>18:19–20</w:t>
+        </w:r>
+      </w:hyperlink>
+      <w:r>
+        <w:rPr>
+          <w:lang w:val="zh_TW" w:bidi="zh_TW"/>
+        </w:rPr>
+        <w:t>）。然後在他的第三次旅程中，他以以弗所為活動中心，並在那裡度過了三年（</w:t>
+      </w:r>
+      <w:hyperlink r:id="rId63">
+        <w:r>
+          <w:rPr>
+            <w:lang w:val="zh_TW" w:bidi="zh_TW"/>
+          </w:rPr>
+          <w:rPr>
+            <w:color w:val="0000EE"/>
+            <w:u w:val="single"/>
+          </w:rPr>
+          <w:t>19:1–20:1</w:t>
+        </w:r>
+      </w:hyperlink>
+      <w:r>
+        <w:rPr>
+          <w:lang w:val="zh_TW" w:bidi="zh_TW"/>
+        </w:rPr>
+        <w:t>）。在他第一次被囚禁於羅馬期間，他寫了一封通函給以弗所和附近的教會。僅僅幾年後，他在以弗所寫了提摩太前書給提摩太。</w:t>
+      </w:r>
+    </w:p>
+    <w:p>
+      <w:pPr>
+        <w:pStyle w:val="Heading3"/>
+      </w:pPr>
+      <w:r>
+        <w:rPr>
+          <w:lang w:val="zh_TW" w:bidi="zh_TW"/>
+        </w:rPr>
+        <w:t>神學</w:t>
+      </w:r>
+    </w:p>
+    <w:p>
+      <w:pPr/>
+      <w:r>
+        <w:rPr>
+          <w:lang w:val="zh_TW" w:bidi="zh_TW"/>
+        </w:rPr>
+      </w:r>
+      <w:r>
+        <w:rPr>
+          <w:lang w:val="zh_TW" w:bidi="zh_TW"/>
+        </w:rPr>
+        <w:t>總的來說，提摩太前書的神學與其它保羅書信以及整個新約的神學一致。神的主權和愛在這封信中一再被清楚呈現。耶穌總是被描繪為真正的神以及人。救恩是藉著基督對神的信心而得的。律法不能拯救人，因為所有人都違背了律法。然而，律法是好的，是神給得救之人的指引，引導他們過討神喜悅的生活。</w:t>
+      </w:r>
+    </w:p>
+    <w:p>
+      <w:pPr/>
+      <w:r>
+        <w:rPr>
+          <w:lang w:val="zh_TW" w:bidi="zh_TW"/>
+        </w:rPr>
+      </w:r>
+      <w:r>
+        <w:rPr>
+          <w:lang w:val="zh_TW" w:bidi="zh_TW"/>
+        </w:rPr>
+        <w:t>教會在這封信中佔有重要地位。所有基督徒都應該成為教會的一部分。他們從教會中獲得了大量關於培養基督徒品格的資源，並且他們在教會中服事神可以比獨自一人服事神有效得多。教會需要組織才能有效地完成其工作。教會必須時刻努力避免異端，並教導福音的真理。</w:t>
+      </w:r>
+    </w:p>
+    <w:p>
+      <w:pPr>
+        <w:pStyle w:val="Heading3"/>
+      </w:pPr>
+      <w:r>
+        <w:rPr>
+          <w:lang w:val="zh_TW" w:bidi="zh_TW"/>
+        </w:rPr>
+        <w:t>內容</w:t>
+      </w:r>
+    </w:p>
+    <w:p>
+      <w:pPr>
+        <w:pStyle w:val="Heading4"/>
+      </w:pPr>
+      <w:r>
+        <w:rPr>
+          <w:lang w:val="zh_TW" w:bidi="zh_TW"/>
+        </w:rPr>
+        <w:t>問安（</w:t>
+      </w:r>
+      <w:hyperlink r:id="rId64">
+        <w:r>
+          <w:rPr>
+            <w:lang w:val="zh_TW" w:bidi="zh_TW"/>
+          </w:rPr>
+          <w:rPr>
+            <w:color w:val="0000EE"/>
+            <w:u w:val="single"/>
+          </w:rPr>
+          <w:t>1:1–2</w:t>
         </w:r>
       </w:hyperlink>
       <w:r>
@@ -1048,36 +2423,186 @@
         <w:rPr>
           <w:lang w:val="zh_TW" w:bidi="zh_TW"/>
         </w:rPr>
-        <w:t>基督徒與弟兄的關係很重要，因為如果他與弟兄不和，就無法敬拜神（</w:t>
-      </w:r>
-      <w:hyperlink r:id="rId37">
-        <w:r>
-          <w:rPr>
-            <w:lang w:val="zh_TW" w:bidi="zh_TW"/>
-          </w:rPr>
-          <w:rPr>
-            <w:color w:val="0000EE"/>
-            <w:u w:val="single"/>
-          </w:rPr>
-          <w:t>太5:23</w:t>
-        </w:r>
-      </w:hyperlink>
-      <w:r>
-        <w:rPr>
-          <w:lang w:val="zh_TW" w:bidi="zh_TW"/>
-        </w:rPr>
-        <w:t>–</w:t>
-      </w:r>
-      <w:hyperlink r:id="rId37">
-        <w:r>
-          <w:rPr>
-            <w:lang w:val="zh_TW" w:bidi="zh_TW"/>
-          </w:rPr>
-          <w:rPr>
-            <w:color w:val="0000EE"/>
-            <w:u w:val="single"/>
-          </w:rPr>
-          <w:t>24</w:t>
+        <w:t>作者自稱保羅，並描述自己是由神揀選並由父神和祂的兒子基督耶穌授權的使徒。保羅有權對年輕的牧者和教會說權威的話語。</w:t>
+      </w:r>
+    </w:p>
+    <w:p>
+      <w:pPr/>
+      <w:r>
+        <w:rPr>
+          <w:lang w:val="zh_TW" w:bidi="zh_TW"/>
+        </w:rPr>
+      </w:r>
+      <w:r>
+        <w:rPr>
+          <w:lang w:val="zh_TW" w:bidi="zh_TW"/>
+        </w:rPr>
+        <w:t>這封信是寫給提摩太的，保羅所親愛的屬靈孩子，保羅給他三重祝福——從神而來的恩惠、憐憫、平安。</w:t>
+      </w:r>
+    </w:p>
+    <w:p>
+      <w:pPr>
+        <w:pStyle w:val="Heading4"/>
+      </w:pPr>
+      <w:r>
+        <w:rPr>
+          <w:lang w:val="zh_TW" w:bidi="zh_TW"/>
+        </w:rPr>
+        <w:t>處理異端（</w:t>
+      </w:r>
+      <w:hyperlink r:id="rId65">
+        <w:r>
+          <w:rPr>
+            <w:lang w:val="zh_TW" w:bidi="zh_TW"/>
+          </w:rPr>
+          <w:rPr>
+            <w:color w:val="0000EE"/>
+            <w:u w:val="single"/>
+          </w:rPr>
+          <w:t>1:3–20</w:t>
+        </w:r>
+      </w:hyperlink>
+      <w:r>
+        <w:rPr>
+          <w:lang w:val="zh_TW" w:bidi="zh_TW"/>
+        </w:rPr>
+        <w:t>）</w:t>
+      </w:r>
+    </w:p>
+    <w:p>
+      <w:pPr/>
+      <w:r>
+        <w:rPr>
+          <w:lang w:val="zh_TW" w:bidi="zh_TW"/>
+        </w:rPr>
+      </w:r>
+      <w:r>
+        <w:rPr>
+          <w:lang w:val="zh_TW" w:bidi="zh_TW"/>
+        </w:rPr>
+        <w:t>保羅留下提摩太在以弗所的原因之一是希望他「囑咐那幾個人不可傳異教」（</w:t>
+      </w:r>
+      <w:hyperlink r:id="rId59">
+        <w:r>
+          <w:rPr>
+            <w:lang w:val="zh_TW" w:bidi="zh_TW"/>
+          </w:rPr>
+          <w:rPr>
+            <w:color w:val="0000EE"/>
+            <w:u w:val="single"/>
+          </w:rPr>
+          <w:t>1:3</w:t>
+        </w:r>
+      </w:hyperlink>
+      <w:r>
+        <w:rPr>
+          <w:lang w:val="zh_TW" w:bidi="zh_TW"/>
+        </w:rPr>
+        <w:t>）。保羅相信一個人所信的和他所做的一樣重要。這裡的異端被描述為一種早期諾斯底主義異端，這是一種危險的異端，困擾教會已有數個世紀。</w:t>
+      </w:r>
+    </w:p>
+    <w:p>
+      <w:pPr/>
+      <w:r>
+        <w:rPr>
+          <w:lang w:val="zh_TW" w:bidi="zh_TW"/>
+        </w:rPr>
+      </w:r>
+      <w:r>
+        <w:rPr>
+          <w:lang w:val="zh_TW" w:bidi="zh_TW"/>
+        </w:rPr>
+        <w:t>這些早期的諾斯底主義者聲稱比普通基督徒對真理擁有更深的洞見。他們將神視為靈，將人視為物質，並將神和人區分開來。他們認為兩者之間的橋樑不是耶穌基督這位唯一的中保，而是由無數不同等級的天使、化身、伊安（aeons）等等所構成。他們爭論神話和虛構的事，他們尋求救恩的方法是試圖取悅一連串無窮無盡的天使鎖鏈來獲得拯救，而不是藉著信心接受神所賜的救恩。但保羅深知，唯有神的恩典才能拯救罪人。</w:t>
+      </w:r>
+    </w:p>
+    <w:p>
+      <w:pPr>
+        <w:pStyle w:val="Heading4"/>
+      </w:pPr>
+      <w:r>
+        <w:rPr>
+          <w:lang w:val="zh_TW" w:bidi="zh_TW"/>
+        </w:rPr>
+        <w:t>教會中的正確敬拜（</w:t>
+      </w:r>
+      <w:hyperlink r:id="rId66">
+        <w:r>
+          <w:rPr>
+            <w:lang w:val="zh_TW" w:bidi="zh_TW"/>
+          </w:rPr>
+          <w:rPr>
+            <w:color w:val="0000EE"/>
+            <w:u w:val="single"/>
+          </w:rPr>
+          <w:t>2:1–15</w:t>
+        </w:r>
+      </w:hyperlink>
+      <w:r>
+        <w:rPr>
+          <w:lang w:val="zh_TW" w:bidi="zh_TW"/>
+        </w:rPr>
+        <w:t>）</w:t>
+      </w:r>
+    </w:p>
+    <w:p>
+      <w:pPr/>
+      <w:r>
+        <w:rPr>
+          <w:lang w:val="zh_TW" w:bidi="zh_TW"/>
+        </w:rPr>
+      </w:r>
+      <w:r>
+        <w:rPr>
+          <w:lang w:val="zh_TW" w:bidi="zh_TW"/>
+        </w:rPr>
+        <w:t>「我勸你，第一要為萬人懇求、禱告、代求、祝謝」（</w:t>
+      </w:r>
+      <w:hyperlink r:id="rId67">
+        <w:r>
+          <w:rPr>
+            <w:lang w:val="zh_TW" w:bidi="zh_TW"/>
+          </w:rPr>
+          <w:rPr>
+            <w:color w:val="0000EE"/>
+            <w:u w:val="single"/>
+          </w:rPr>
+          <w:t>2:1</w:t>
+        </w:r>
+      </w:hyperlink>
+      <w:r>
+        <w:rPr>
+          <w:lang w:val="zh_TW" w:bidi="zh_TW"/>
+        </w:rPr>
+        <w:t>）。禱告是基督教會敬拜中極其重要的一部分。保羅強調為國家中高位上的人作特別禱告的重要性（即使國是以尼祿為皇帝的羅馬帝國）。保羅在</w:t>
+      </w:r>
+      <w:hyperlink r:id="rId68">
+        <w:r>
+          <w:rPr>
+            <w:lang w:val="zh_TW" w:bidi="zh_TW"/>
+          </w:rPr>
+          <w:rPr>
+            <w:color w:val="0000EE"/>
+            <w:u w:val="single"/>
+          </w:rPr>
+          <w:t>羅馬書第十三章</w:t>
+        </w:r>
+      </w:hyperlink>
+      <w:r>
+        <w:rPr>
+          <w:lang w:val="zh_TW" w:bidi="zh_TW"/>
+        </w:rPr>
+        <w:t>中清楚地教導這一點，而耶穌也告訴祂的門徒要把屬於凱撒的東西交給凱撒（</w:t>
+      </w:r>
+      <w:hyperlink r:id="rId69">
+        <w:r>
+          <w:rPr>
+            <w:lang w:val="zh_TW" w:bidi="zh_TW"/>
+          </w:rPr>
+          <w:rPr>
+            <w:color w:val="0000EE"/>
+            <w:u w:val="single"/>
+          </w:rPr>
+          <w:t>太22:17</w:t>
         </w:r>
       </w:hyperlink>
       <w:r>
@@ -1096,6 +2621,562 @@
       </w:r>
       <w:r>
         <w:rPr>
+          <w:lang w:val="zh_TW" w:bidi="zh_TW"/>
+        </w:rPr>
+        <w:t>基督徒男女應該向神祈禱，舉起聖潔的手，這些手應當遠離罪、怒氣和怨恨。保羅特別勸誡姊妹們：「又願女人廉恥、自守，以正派衣裳為妝飾，不以編髮、黃金、珍珠，和貴價的衣裳為妝飾，只要有善行，這才與自稱是敬神的女人相宜。」（</w:t>
+      </w:r>
+      <w:hyperlink r:id="rId70">
+        <w:r>
+          <w:rPr>
+            <w:lang w:val="zh_TW" w:bidi="zh_TW"/>
+          </w:rPr>
+          <w:rPr>
+            <w:color w:val="0000EE"/>
+            <w:u w:val="single"/>
+          </w:rPr>
+          <w:t>提前2:9–10</w:t>
+        </w:r>
+      </w:hyperlink>
+      <w:r>
+        <w:rPr>
+          <w:lang w:val="zh_TW" w:bidi="zh_TW"/>
+        </w:rPr>
+        <w:t>）。然後保羅說：「不許女人講道，也不許她轄管男人，只要沉靜」（</w:t>
+      </w:r>
+      <w:hyperlink r:id="rId71">
+        <w:r>
+          <w:rPr>
+            <w:lang w:val="zh_TW" w:bidi="zh_TW"/>
+          </w:rPr>
+          <w:rPr>
+            <w:color w:val="0000EE"/>
+            <w:u w:val="single"/>
+          </w:rPr>
+          <w:t>12</w:t>
+        </w:r>
+      </w:hyperlink>
+      <w:r>
+        <w:rPr>
+          <w:lang w:val="zh_TW" w:bidi="zh_TW"/>
+        </w:rPr>
+        <w:t>節）。這並不意味著他們不能在教會聚會中發言。使徒行傳和哥林多前書清楚表明，婦女可以在教會聚會中禱告、說預言和作見證。但教導的職責是由男性擔任，因為作為長老（男性）的職責就是教導。因此，教導和行使權柄是密不可分的。</w:t>
+      </w:r>
+    </w:p>
+    <w:p>
+      <w:pPr>
+        <w:pStyle w:val="Heading4"/>
+      </w:pPr>
+      <w:r>
+        <w:rPr>
+          <w:lang w:val="zh_TW" w:bidi="zh_TW"/>
+        </w:rPr>
+        <w:t>教會中的適當組織（</w:t>
+      </w:r>
+      <w:hyperlink r:id="rId72">
+        <w:r>
+          <w:rPr>
+            <w:lang w:val="zh_TW" w:bidi="zh_TW"/>
+          </w:rPr>
+          <w:rPr>
+            <w:color w:val="0000EE"/>
+            <w:u w:val="single"/>
+          </w:rPr>
+          <w:t>3:1–5:25</w:t>
+        </w:r>
+      </w:hyperlink>
+      <w:r>
+        <w:rPr>
+          <w:lang w:val="zh_TW" w:bidi="zh_TW"/>
+        </w:rPr>
+        <w:t>）</w:t>
+      </w:r>
+    </w:p>
+    <w:p>
+      <w:pPr/>
+      <w:r>
+        <w:rPr>
+          <w:lang w:val="zh_TW" w:bidi="zh_TW"/>
+        </w:rPr>
+      </w:r>
+      <w:r>
+        <w:rPr>
+          <w:lang w:val="zh_TW" w:bidi="zh_TW"/>
+        </w:rPr>
+        <w:t>關於早期教會的組織，首要問題是誰是監督。這處經文的第一節是：「人若想要得監督的職分，就是羨慕善工」（</w:t>
+      </w:r>
+      <w:hyperlink r:id="rId73">
+        <w:r>
+          <w:rPr>
+            <w:lang w:val="zh_TW" w:bidi="zh_TW"/>
+          </w:rPr>
+          <w:rPr>
+            <w:color w:val="0000EE"/>
+            <w:u w:val="single"/>
+          </w:rPr>
+          <w:t>3:1）</w:t>
+        </w:r>
+      </w:hyperlink>
+      <w:r>
+        <w:rPr>
+          <w:lang w:val="zh_TW" w:bidi="zh_TW"/>
+        </w:rPr>
+        <w:t>。在所有教牧書信中，監督顯然是地方教會內的一個職分，而不是一個管理多個教會的職員，例如在公元二世紀初期發展起來的主教職位。而且根據</w:t>
+      </w:r>
+      <w:hyperlink r:id="rId74">
+        <w:r>
+          <w:rPr>
+            <w:lang w:val="zh_TW" w:bidi="zh_TW"/>
+          </w:rPr>
+          <w:rPr>
+            <w:color w:val="0000EE"/>
+            <w:u w:val="single"/>
+          </w:rPr>
+          <w:t>提多書一章4至6節</w:t>
+        </w:r>
+      </w:hyperlink>
+      <w:r>
+        <w:rPr>
+          <w:lang w:val="zh_TW" w:bidi="zh_TW"/>
+        </w:rPr>
+        <w:t>，保羅將長老和監督這兩個詞交替使用，因此大多數學者相信保羅認為這兩者是可以互換的。提摩太自己是教會中類似現代牧師的角色，並且有長老（監督）和執事幫助他管理教會。</w:t>
+      </w:r>
+    </w:p>
+    <w:p>
+      <w:pPr/>
+      <w:r>
+        <w:rPr>
+          <w:lang w:val="zh_TW" w:bidi="zh_TW"/>
+        </w:rPr>
+      </w:r>
+      <w:r>
+        <w:rPr>
+          <w:lang w:val="zh_TW" w:bidi="zh_TW"/>
+        </w:rPr>
+        <w:t>在教會中成為長老是一個值得追求的目標。但是，一個人必須具備高資格才能當選這樣負責任的職位。他應該受到教會其他成員和教會外部人士的尊重。大多數的資格都很清楚，但其中幾個值得特別注意。</w:t>
+      </w:r>
+    </w:p>
+    <w:p>
+      <w:pPr/>
+      <w:r>
+        <w:rPr>
+          <w:lang w:val="zh_TW" w:bidi="zh_TW"/>
+        </w:rPr>
+      </w:r>
+      <w:r>
+        <w:rPr>
+          <w:lang w:val="zh_TW" w:bidi="zh_TW"/>
+        </w:rPr>
+        <w:t>「作監督的，必須無可指責，只作一個婦人的丈夫」（</w:t>
+      </w:r>
+      <w:hyperlink r:id="rId75">
+        <w:r>
+          <w:rPr>
+            <w:lang w:val="zh_TW" w:bidi="zh_TW"/>
+          </w:rPr>
+          <w:rPr>
+            <w:color w:val="0000EE"/>
+            <w:u w:val="single"/>
+          </w:rPr>
+          <w:t>3:2</w:t>
+        </w:r>
+      </w:hyperlink>
+      <w:r>
+        <w:rPr>
+          <w:lang w:val="zh_TW" w:bidi="zh_TW"/>
+        </w:rPr>
+        <w:t>）。希臘文的字面意思是「一個女人的男人」。這顯然禁止一夫多妻制，並排除對妻子不忠的男人。它可能不會排除一個離婚後再婚的男人，也不會排除一個從未有過妻子的單身男子。教會應該堅持其領袖在性道德上有很高的標準。</w:t>
+      </w:r>
+    </w:p>
+    <w:p>
+      <w:pPr/>
+      <w:r>
+        <w:rPr>
+          <w:lang w:val="zh_TW" w:bidi="zh_TW"/>
+        </w:rPr>
+      </w:r>
+      <w:r>
+        <w:rPr>
+          <w:lang w:val="zh_TW" w:bidi="zh_TW"/>
+        </w:rPr>
+        <w:t>如果一個人無法管理好自己的家庭，他也無法在教會中行使紀律。這個人也不應該酗酒。保羅並未要求完全禁酒，但他明確要求長老不可被烈酒支配。而且擔任長老高職的人不應該是新信徒（字面意義為初信者），以免因驕傲而失去做長老的資格。總的來說，只有品格優良的人才能當選為教會的長老或監督。</w:t>
+      </w:r>
+    </w:p>
+    <w:p>
+      <w:pPr/>
+      <w:r>
+        <w:rPr>
+          <w:lang w:val="zh_TW" w:bidi="zh_TW"/>
+        </w:rPr>
+      </w:r>
+      <w:r>
+        <w:rPr>
+          <w:lang w:val="zh_TW" w:bidi="zh_TW"/>
+        </w:rPr>
+        <w:t>接著，保羅繼續談到執事的職分：「作執事的，也是如此：必須端莊，不一口兩舌，不好喝酒，不貪不義之財」（</w:t>
+      </w:r>
+      <w:hyperlink r:id="rId76">
+        <w:r>
+          <w:rPr>
+            <w:lang w:val="zh_TW" w:bidi="zh_TW"/>
+          </w:rPr>
+          <w:rPr>
+            <w:color w:val="0000EE"/>
+            <w:u w:val="single"/>
+          </w:rPr>
+          <w:t>3:8</w:t>
+        </w:r>
+      </w:hyperlink>
+      <w:r>
+        <w:rPr>
+          <w:lang w:val="zh_TW" w:bidi="zh_TW"/>
+        </w:rPr>
+        <w:t>）。執事的資格幾乎與長老的資格相同。在被選為執事之前，他們應該有教會工作的經驗。</w:t>
+      </w:r>
+      <w:hyperlink r:id="rId77">
+        <w:r>
+          <w:rPr>
+            <w:lang w:val="zh_TW" w:bidi="zh_TW"/>
+          </w:rPr>
+          <w:rPr>
+            <w:color w:val="0000EE"/>
+            <w:u w:val="single"/>
+          </w:rPr>
+          <w:t>提摩太前書三章11節</w:t>
+        </w:r>
+      </w:hyperlink>
+      <w:r>
+        <w:rPr>
+          <w:lang w:val="zh_TW" w:bidi="zh_TW"/>
+        </w:rPr>
+        <w:t>將相同的資格應用於有志成為執事的婦女和/或執事的妻子。第</w:t>
+      </w:r>
+      <w:hyperlink r:id="rId78">
+        <w:r>
+          <w:rPr>
+            <w:lang w:val="zh_TW" w:bidi="zh_TW"/>
+          </w:rPr>
+          <w:rPr>
+            <w:color w:val="0000EE"/>
+            <w:u w:val="single"/>
+          </w:rPr>
+          <w:t>12節</w:t>
+        </w:r>
+      </w:hyperlink>
+      <w:r>
+        <w:rPr>
+          <w:lang w:val="zh_TW" w:bidi="zh_TW"/>
+        </w:rPr>
+        <w:t>繼續說明執事的資格。</w:t>
+      </w:r>
+    </w:p>
+    <w:p>
+      <w:pPr/>
+      <w:r>
+        <w:rPr>
+          <w:lang w:val="zh_TW" w:bidi="zh_TW"/>
+        </w:rPr>
+      </w:r>
+      <w:r>
+        <w:rPr>
+          <w:lang w:val="zh_TW" w:bidi="zh_TW"/>
+        </w:rPr>
+        <w:t>在第</w:t>
+      </w:r>
+      <w:hyperlink r:id="rId79">
+        <w:r>
+          <w:rPr>
+            <w:lang w:val="zh_TW" w:bidi="zh_TW"/>
+          </w:rPr>
+          <w:rPr>
+            <w:color w:val="0000EE"/>
+            <w:u w:val="single"/>
+          </w:rPr>
+          <w:t>四</w:t>
+        </w:r>
+      </w:hyperlink>
+      <w:r>
+        <w:rPr>
+          <w:lang w:val="zh_TW" w:bidi="zh_TW"/>
+        </w:rPr>
+        <w:t>章中，保羅敦促提摩太在教會中發揮他的領導作用，特別是在他與異端的關係上。一些諾斯底異端教導一種虛假的禁欲主義，禁止婚姻和某些食物。但神賜給我們這些東西是為了使用和享受，以榮耀神。提摩太的牧職責任是教導人神的真理，不要讓自己捲入異端無神和荒謬傳說的爭論中（</w:t>
+      </w:r>
+      <w:hyperlink r:id="rId80">
+        <w:r>
+          <w:rPr>
+            <w:lang w:val="zh_TW" w:bidi="zh_TW"/>
+          </w:rPr>
+          <w:rPr>
+            <w:color w:val="0000EE"/>
+            <w:u w:val="single"/>
+          </w:rPr>
+          <w:t>4:7</w:t>
+        </w:r>
+      </w:hyperlink>
+      <w:r>
+        <w:rPr>
+          <w:lang w:val="zh_TW" w:bidi="zh_TW"/>
+        </w:rPr>
+        <w:t>）。保羅敦促提摩太通過不斷的靈性操練來保持靈性健壯，這比鍛鍊身體更重要。</w:t>
+      </w:r>
+    </w:p>
+    <w:p>
+      <w:pPr/>
+      <w:r>
+        <w:rPr>
+          <w:lang w:val="zh_TW" w:bidi="zh_TW"/>
+        </w:rPr>
+      </w:r>
+      <w:r>
+        <w:rPr>
+          <w:lang w:val="zh_TW" w:bidi="zh_TW"/>
+        </w:rPr>
+        <w:t>保羅認識到提摩太是一個年輕人，一些年長的基督徒可能會因為他年輕而看輕他。提摩太應該更加努力以贏得他們的尊重——「在言語、行為、愛心、信心、清潔上，都作信徒的榜樣」（</w:t>
+      </w:r>
+      <w:hyperlink r:id="rId81">
+        <w:r>
+          <w:rPr>
+            <w:lang w:val="zh_TW" w:bidi="zh_TW"/>
+          </w:rPr>
+          <w:rPr>
+            <w:color w:val="0000EE"/>
+            <w:u w:val="single"/>
+          </w:rPr>
+          <w:t>4:12</w:t>
+        </w:r>
+      </w:hyperlink>
+      <w:r>
+        <w:rPr>
+          <w:lang w:val="zh_TW" w:bidi="zh_TW"/>
+        </w:rPr>
+        <w:t>）。因為神已經呼召提摩太，並且教會藉按手禮任命了他，提摩太應該努力履行這些崇高的責任。</w:t>
+      </w:r>
+    </w:p>
+    <w:p>
+      <w:pPr/>
+      <w:r>
+        <w:rPr>
+          <w:lang w:val="zh_TW" w:bidi="zh_TW"/>
+        </w:rPr>
+      </w:r>
+      <w:r>
+        <w:rPr>
+          <w:lang w:val="zh_TW" w:bidi="zh_TW"/>
+        </w:rPr>
+        <w:t>保羅給了提摩太一些實際的建議，告訴他一個年輕的傳道人應該如何處理教會中不同年齡和性別的群體。他應該像對待自己的父親一樣對待年長的男人，像對待自己的母親一樣對待年長的女人，像對待自己的兄弟一樣對待年輕的男人，像對待自己的姐妹一樣對待年輕的女人——並特別強調：「總要清清潔潔的」（</w:t>
+      </w:r>
+      <w:hyperlink r:id="rId82">
+        <w:r>
+          <w:rPr>
+            <w:lang w:val="zh_TW" w:bidi="zh_TW"/>
+          </w:rPr>
+          <w:rPr>
+            <w:color w:val="0000EE"/>
+            <w:u w:val="single"/>
+          </w:rPr>
+          <w:t>5:2</w:t>
+        </w:r>
+      </w:hyperlink>
+      <w:r>
+        <w:rPr>
+          <w:lang w:val="zh_TW" w:bidi="zh_TW"/>
+        </w:rPr>
+        <w:t>）。</w:t>
+      </w:r>
+    </w:p>
+    <w:p>
+      <w:pPr/>
+      <w:r>
+        <w:rPr>
+          <w:lang w:val="zh_TW" w:bidi="zh_TW"/>
+        </w:rPr>
+      </w:r>
+      <w:r>
+        <w:rPr>
+          <w:lang w:val="zh_TW" w:bidi="zh_TW"/>
+        </w:rPr>
+        <w:t>保羅還告訴提摩太如何處理寡婦的問題。在那個時候，極少婦女可以工作，且當時還沒有保險和社會保障，失去丈夫的婦女往往陷入絕望的境地。早期教會制定了一個寡婦名冊，以便能夠照顧她們的需要。年輕的寡婦應該被勸勉再婚，讓新的丈夫來支持她們。有能力的家庭應該認識到他們有責任照顧自己有需要的親人。教會因此有責任照顧那些沒有家人照顧的年長寡婦。教會在履行其慈善義務時，必須明智、公平，妥善分配有限的資源，以達到最大的益處。</w:t>
+      </w:r>
+    </w:p>
+    <w:p>
+      <w:pPr/>
+      <w:r>
+        <w:rPr>
+          <w:lang w:val="zh_TW" w:bidi="zh_TW"/>
+        </w:rPr>
+      </w:r>
+      <w:r>
+        <w:rPr>
+          <w:lang w:val="zh_TW" w:bidi="zh_TW"/>
+        </w:rPr>
+        <w:t>即使在早期教會，教會領袖也因其工作而獲得報酬。保羅說他們應該「當以為配受加倍的敬奉」（</w:t>
+      </w:r>
+      <w:hyperlink r:id="rId83">
+        <w:r>
+          <w:rPr>
+            <w:lang w:val="zh_TW" w:bidi="zh_TW"/>
+          </w:rPr>
+          <w:rPr>
+            <w:color w:val="0000EE"/>
+            <w:u w:val="single"/>
+          </w:rPr>
+          <w:t>5:17</w:t>
+        </w:r>
+      </w:hyperlink>
+      <w:r>
+        <w:rPr>
+          <w:lang w:val="zh_TW" w:bidi="zh_TW"/>
+        </w:rPr>
+        <w:t>）。教會的領袖不應該被選立得太快，他們的罪過也不應被忽視。即便是提摩太本人，也被警告要遠離罪惡。這處經文最後再次討論了教會領袖的罪（</w:t>
+      </w:r>
+      <w:hyperlink r:id="rId84">
+        <w:r>
+          <w:rPr>
+            <w:lang w:val="zh_TW" w:bidi="zh_TW"/>
+          </w:rPr>
+          <w:rPr>
+            <w:color w:val="0000EE"/>
+            <w:u w:val="single"/>
+          </w:rPr>
+          <w:t>24–25節</w:t>
+        </w:r>
+      </w:hyperlink>
+      <w:r>
+        <w:rPr>
+          <w:lang w:val="zh_TW" w:bidi="zh_TW"/>
+        </w:rPr>
+        <w:t>）。當一個人的罪行明顯時，罪人必須由教會懲戒。有時候，一個人的罪可能不被其他人發現，但神知道並會處理。相反，領袖們的許多善行也是如此。</w:t>
+      </w:r>
+    </w:p>
+    <w:p>
+      <w:pPr>
+        <w:pStyle w:val="Heading4"/>
+      </w:pPr>
+      <w:r>
+        <w:rPr>
+          <w:lang w:val="zh_TW" w:bidi="zh_TW"/>
+        </w:rPr>
+        <w:t>一些關於基督徒生活的實際教導（</w:t>
+      </w:r>
+      <w:hyperlink r:id="rId85">
+        <w:r>
+          <w:rPr>
+            <w:lang w:val="zh_TW" w:bidi="zh_TW"/>
+          </w:rPr>
+          <w:rPr>
+            <w:color w:val="0000EE"/>
+            <w:u w:val="single"/>
+          </w:rPr>
+          <w:t>6:1–21</w:t>
+        </w:r>
+      </w:hyperlink>
+      <w:r>
+        <w:rPr>
+          <w:lang w:val="zh_TW" w:bidi="zh_TW"/>
+        </w:rPr>
+        <w:t>）</w:t>
+      </w:r>
+    </w:p>
+    <w:p>
+      <w:pPr/>
+      <w:r>
+        <w:rPr>
+          <w:lang w:val="zh_TW" w:bidi="zh_TW"/>
+        </w:rPr>
+      </w:r>
+      <w:r>
+        <w:rPr>
+          <w:lang w:val="zh_TW" w:bidi="zh_TW"/>
+        </w:rPr>
+        <w:t>奴隸制度在當時是被普遍接受的制度。保羅教導基督徒奴隸要做忠實的奴隸，而基督徒主人也應該做良善的主人。在許多世紀後，基督教的原則最終會導致奴隸制度的終結，但在保羅的時代，無論是保羅還是其他人，都不可能發起一場廢除奴隸制的運動。</w:t>
+      </w:r>
+    </w:p>
+    <w:p>
+      <w:pPr/>
+      <w:r>
+        <w:rPr>
+          <w:lang w:val="zh_TW" w:bidi="zh_TW"/>
+        </w:rPr>
+      </w:r>
+      <w:r>
+        <w:rPr>
+          <w:lang w:val="zh_TW" w:bidi="zh_TW"/>
+        </w:rPr>
+        <w:t>保羅敦促提摩太遠離異端的教導，堅守傳揚福音的真理。</w:t>
+      </w:r>
+    </w:p>
+    <w:p>
+      <w:pPr/>
+      <w:r>
+        <w:rPr>
+          <w:lang w:val="zh_TW" w:bidi="zh_TW"/>
+        </w:rPr>
+      </w:r>
+      <w:r>
+        <w:rPr>
+          <w:lang w:val="zh_TW" w:bidi="zh_TW"/>
+        </w:rPr>
+        <w:t>有兩個部分（</w:t>
+      </w:r>
+      <w:hyperlink r:id="rId86">
+        <w:r>
+          <w:rPr>
+            <w:lang w:val="zh_TW" w:bidi="zh_TW"/>
+          </w:rPr>
+          <w:rPr>
+            <w:color w:val="0000EE"/>
+            <w:u w:val="single"/>
+          </w:rPr>
+          <w:t>6:6–10、17–19</w:t>
+        </w:r>
+      </w:hyperlink>
+      <w:r>
+        <w:rPr>
+          <w:lang w:val="zh_TW" w:bidi="zh_TW"/>
+        </w:rPr>
+        <w:t>）討論基督徒對財富的態度。在這裡，保羅緊密遵循耶穌的教導。金錢可能會成為人們心中的偶像，帶來各種罪惡，但它也可以用來事奉神，成為積存在天上的財寶。</w:t>
+      </w:r>
+    </w:p>
+    <w:p>
+      <w:pPr/>
+      <w:r>
+        <w:rPr>
+          <w:lang w:val="zh_TW" w:bidi="zh_TW"/>
+        </w:rPr>
+      </w:r>
+      <w:r>
+        <w:rPr>
+          <w:lang w:val="zh_TW" w:bidi="zh_TW"/>
+        </w:rPr>
+        <w:t>最後，保羅在另外兩個部分（</w:t>
+      </w:r>
+      <w:hyperlink r:id="rId87">
+        <w:r>
+          <w:rPr>
+            <w:lang w:val="zh_TW" w:bidi="zh_TW"/>
+          </w:rPr>
+          <w:rPr>
+            <w:color w:val="0000EE"/>
+            <w:u w:val="single"/>
+          </w:rPr>
+          <w:t>6:11–16，20–21</w:t>
+        </w:r>
+      </w:hyperlink>
+      <w:r>
+        <w:rPr>
+          <w:lang w:val="zh_TW" w:bidi="zh_TW"/>
+        </w:rPr>
+        <w:t>），鼓勵提摩太要竭盡全力，成為真正屬於神的人。他應該像神的士兵一樣打那美好的仗。這一生往往是艱難的，但提摩太應該將他的眼目定睛在榮耀基督的再來上。</w:t>
+      </w:r>
+    </w:p>
+    <w:p>
+      <w:pPr/>
+      <w:r>
+        <w:rPr>
+          <w:lang w:val="zh_TW" w:bidi="zh_TW"/>
+        </w:rPr>
+      </w:r>
+      <w:r>
+        <w:rPr>
           <w:i/>
           <w:lang w:val="zh_TW" w:bidi="zh_TW"/>
         </w:rPr>
@@ -1111,7 +3192,7 @@
         <w:rPr>
           <w:lang w:val="zh_TW" w:bidi="zh_TW"/>
         </w:rPr>
-        <w:t>家庭生活和關係</w:t>
+        <w:t>提摩太後書</w:t>
       </w:r>
       <w:r>
         <w:rPr>
@@ -1123,291 +3204,13 @@
         <w:rPr>
           <w:lang w:val="zh_TW" w:bidi="zh_TW"/>
         </w:rPr>
-        <w:t>兄弟（和姐妹）</w:t>
-      </w:r>
-      <w:r>
-        <w:rPr>
-          <w:lang w:val="zh_TW" w:bidi="zh_TW"/>
-        </w:rPr>
-      </w:r>
-      <w:r>
-        <w:rPr>
-          <w:lang w:val="zh_TW" w:bidi="zh_TW"/>
-        </w:rPr>
-      </w:r>
-    </w:p>
-    <w:p>
-      <w:pPr/>
-      <w:r>
-        <w:rPr>
-          <w:lang w:val="zh_TW" w:bidi="zh_TW"/>
-        </w:rPr>
-      </w:r>
-    </w:p>
-    <w:p>
-      <w:pPr>
-        <w:pStyle w:val="Heading2"/>
-      </w:pPr>
-      <w:r>
-        <w:rPr>
-          <w:lang w:val="zh_TW" w:bidi="zh_TW"/>
-        </w:rPr>
-        <w:t>兄弟（和姐妹）</w:t>
-      </w:r>
-      <w:r>
-        <w:rPr>
-          <w:lang w:val="zh_TW" w:bidi="zh_TW"/>
-        </w:rPr>
-      </w:r>
-    </w:p>
-    <w:p>
-      <w:pPr/>
-      <w:r>
-        <w:rPr>
-          <w:lang w:val="zh_TW" w:bidi="zh_TW"/>
-        </w:rPr>
-      </w:r>
-      <w:r>
-        <w:rPr>
-          <w:lang w:val="zh_TW" w:bidi="zh_TW"/>
-        </w:rPr>
-        <w:t>對神家中的成員的稱呼。有充分的證據表明，耶穌時代的猶太人經常自稱為弟兄（</w:t>
-      </w:r>
-      <w:hyperlink r:id="rId38">
-        <w:r>
-          <w:rPr>
-            <w:lang w:val="zh_TW" w:bidi="zh_TW"/>
-          </w:rPr>
-          <w:rPr>
-            <w:color w:val="0000EE"/>
-            <w:u w:val="single"/>
-          </w:rPr>
-          <w:t>徒2:29、37，</w:t>
-        </w:r>
-      </w:hyperlink>
-      <w:hyperlink r:id="rId39">
-        <w:r>
-          <w:rPr>
-            <w:lang w:val="zh_TW" w:bidi="zh_TW"/>
-          </w:rPr>
-          <w:rPr>
-            <w:color w:val="0000EE"/>
-            <w:u w:val="single"/>
-          </w:rPr>
-          <w:t>7:2，</w:t>
-        </w:r>
-      </w:hyperlink>
-      <w:hyperlink r:id="rId40">
-        <w:r>
-          <w:rPr>
-            <w:lang w:val="zh_TW" w:bidi="zh_TW"/>
-          </w:rPr>
-          <w:rPr>
-            <w:color w:val="0000EE"/>
-            <w:u w:val="single"/>
-          </w:rPr>
-          <w:t>22:5，</w:t>
-        </w:r>
-      </w:hyperlink>
-      <w:hyperlink r:id="rId41">
-        <w:r>
-          <w:rPr>
-            <w:lang w:val="zh_TW" w:bidi="zh_TW"/>
-          </w:rPr>
-          <w:rPr>
-            <w:color w:val="0000EE"/>
-            <w:u w:val="single"/>
-          </w:rPr>
-          <w:t>28:21</w:t>
-        </w:r>
-      </w:hyperlink>
-      <w:r>
-        <w:rPr>
-          <w:lang w:val="zh_TW" w:bidi="zh_TW"/>
-        </w:rPr>
-        <w:t>；</w:t>
-      </w:r>
-      <w:hyperlink r:id="rId42">
-        <w:r>
-          <w:rPr>
-            <w:lang w:val="zh_TW" w:bidi="zh_TW"/>
-          </w:rPr>
-          <w:rPr>
-            <w:color w:val="0000EE"/>
-            <w:u w:val="single"/>
-          </w:rPr>
-          <w:t>羅9:3</w:t>
-        </w:r>
-      </w:hyperlink>
-      <w:r>
-        <w:rPr>
-          <w:lang w:val="zh_TW" w:bidi="zh_TW"/>
-        </w:rPr>
-        <w:t>）。因此，對猶太基督徒來說，從一開始就自然地互稱為「弟兄」（即「弟兄姐妹」——這個詞包括男性和女性；</w:t>
-      </w:r>
-      <w:hyperlink r:id="rId43">
-        <w:r>
-          <w:rPr>
-            <w:lang w:val="zh_TW" w:bidi="zh_TW"/>
-          </w:rPr>
-          <w:rPr>
-            <w:color w:val="0000EE"/>
-            <w:u w:val="single"/>
-          </w:rPr>
-          <w:t>徒1:15–16，</w:t>
-        </w:r>
-      </w:hyperlink>
-      <w:hyperlink r:id="rId44">
-        <w:r>
-          <w:rPr>
-            <w:lang w:val="zh_TW" w:bidi="zh_TW"/>
-          </w:rPr>
-          <w:rPr>
-            <w:color w:val="0000EE"/>
-            <w:u w:val="single"/>
-          </w:rPr>
-          <w:t>9:30，</w:t>
-        </w:r>
-      </w:hyperlink>
-      <w:hyperlink r:id="rId45">
-        <w:r>
-          <w:rPr>
-            <w:lang w:val="zh_TW" w:bidi="zh_TW"/>
-          </w:rPr>
-          <w:rPr>
-            <w:color w:val="0000EE"/>
-            <w:u w:val="single"/>
-          </w:rPr>
-          <w:t>11:1</w:t>
-        </w:r>
-      </w:hyperlink>
-      <w:r>
-        <w:rPr>
-          <w:lang w:val="zh_TW" w:bidi="zh_TW"/>
-        </w:rPr>
-        <w:t>）。外邦的宗教群體成員也互稱兄弟，因此這一稱呼同樣在外邦教會中被接受（</w:t>
-      </w:r>
-      <w:hyperlink r:id="rId46">
-        <w:r>
-          <w:rPr>
-            <w:lang w:val="zh_TW" w:bidi="zh_TW"/>
-          </w:rPr>
-          <w:rPr>
-            <w:color w:val="0000EE"/>
-            <w:u w:val="single"/>
-          </w:rPr>
-          <w:t>徒17:14</w:t>
-        </w:r>
-      </w:hyperlink>
-      <w:r>
-        <w:rPr>
-          <w:lang w:val="zh_TW" w:bidi="zh_TW"/>
-        </w:rPr>
-        <w:t>；</w:t>
-      </w:r>
-      <w:hyperlink r:id="rId47">
-        <w:r>
-          <w:rPr>
-            <w:lang w:val="zh_TW" w:bidi="zh_TW"/>
-          </w:rPr>
-          <w:rPr>
-            <w:color w:val="0000EE"/>
-            <w:u w:val="single"/>
-          </w:rPr>
-          <w:t>羅1:13</w:t>
-        </w:r>
-      </w:hyperlink>
-      <w:r>
-        <w:rPr>
-          <w:lang w:val="zh_TW" w:bidi="zh_TW"/>
-        </w:rPr>
-        <w:t>；</w:t>
-      </w:r>
-      <w:hyperlink r:id="rId48">
-        <w:r>
-          <w:rPr>
-            <w:lang w:val="zh_TW" w:bidi="zh_TW"/>
-          </w:rPr>
-          <w:rPr>
-            <w:color w:val="0000EE"/>
-            <w:u w:val="single"/>
-          </w:rPr>
-          <w:t>林前1:1、10</w:t>
-        </w:r>
-      </w:hyperlink>
-      <w:r>
-        <w:rPr>
-          <w:lang w:val="zh_TW" w:bidi="zh_TW"/>
-        </w:rPr>
-        <w:t>；以及保羅寫給外邦人教會的書信中其它多處）。事實上，與「門徒」（在使徒行傳中）和「聖徒」（在保羅書信及啟示錄中總是以複數形式出現）一樣，「弟兄」是基督徒最常用的稱號之一，並且是雅各書和約翰一書中主要使用的稱號。</w:t>
-      </w:r>
-    </w:p>
-    <w:p>
-      <w:pPr/>
-      <w:r>
-        <w:rPr>
-          <w:lang w:val="zh_TW" w:bidi="zh_TW"/>
-        </w:rPr>
-      </w:r>
-      <w:r>
-        <w:rPr>
-          <w:lang w:val="zh_TW" w:bidi="zh_TW"/>
-        </w:rPr>
-        <w:t>每個基督徒都被稱為「弟兄」，而基督徒群體整體則被稱為「弟兄們」。此稱號強調基督徒群體的親密性，即信徒之間的關係如同血親般親近（甚至更親密——</w:t>
-      </w:r>
-      <w:hyperlink r:id="rId49">
-        <w:r>
-          <w:rPr>
-            <w:lang w:val="zh_TW" w:bidi="zh_TW"/>
-          </w:rPr>
-          <w:rPr>
-            <w:color w:val="0000EE"/>
-            <w:u w:val="single"/>
-          </w:rPr>
-          <w:t>可10:23–31</w:t>
-        </w:r>
-      </w:hyperlink>
-      <w:r>
-        <w:rPr>
-          <w:lang w:val="zh_TW" w:bidi="zh_TW"/>
-        </w:rPr>
-        <w:t>）。在約翰一書和雅各書中，這一稱呼突顯出貧窮基督徒對富裕基督徒的要求（</w:t>
-      </w:r>
-      <w:hyperlink r:id="rId50">
-        <w:r>
-          <w:rPr>
-            <w:lang w:val="zh_TW" w:bidi="zh_TW"/>
-          </w:rPr>
-          <w:rPr>
-            <w:color w:val="0000EE"/>
-            <w:u w:val="single"/>
-          </w:rPr>
-          <w:t>雅2:15</w:t>
-        </w:r>
-      </w:hyperlink>
-      <w:r>
-        <w:rPr>
-          <w:lang w:val="zh_TW" w:bidi="zh_TW"/>
-        </w:rPr>
-        <w:t>；</w:t>
-      </w:r>
-      <w:hyperlink r:id="rId51">
-        <w:r>
-          <w:rPr>
-            <w:lang w:val="zh_TW" w:bidi="zh_TW"/>
-          </w:rPr>
-          <w:rPr>
-            <w:color w:val="0000EE"/>
-            <w:u w:val="single"/>
-          </w:rPr>
-          <w:t>約壹3:10–18</w:t>
-        </w:r>
-      </w:hyperlink>
-      <w:r>
-        <w:rPr>
-          <w:lang w:val="zh_TW" w:bidi="zh_TW"/>
-        </w:rPr>
-        <w:t>）。它也表明基督徒群體成員之間的平等關係。</w:t>
+        <w:t>提多書</w:t>
+      </w:r>
+      <w:r>
+        <w:rPr>
+          <w:lang w:val="zh_TW" w:bidi="zh_TW"/>
+        </w:rPr>
+        <w:t>。</w:t>
       </w:r>
       <w:r>
         <w:rPr>
@@ -3309,6 +5112,18 @@
   </w:num>
   <w:num w:numId="13" w16cid:durableId="592781308">
     <w:abstractNumId w:val="11"/>
+  </w:num>
+  <w:num w:numId="14">
+    <w:abstractNumId w:val="3"/>
+    <w:lvlOverride w:ilvl="0">
+      <w:startOverride w:val="1"/>
+    </w:lvlOverride>
+  </w:num>
+  <w:num w:numId="15">
+    <w:abstractNumId w:val="3"/>
+    <w:lvlOverride w:ilvl="0">
+      <w:startOverride w:val="1"/>
+    </w:lvlOverride>
   </w:num>
   <w:numIdMacAtCleanup w:val="10"/>
 </w:numbering>

--- a/zht/docx/130.content.docx
+++ b/zht/docx/130.content.docx
@@ -19,7 +19,7 @@
         <w:rPr>
           <w:lang w:val="zh_TW" w:bidi="zh_TW"/>
         </w:rPr>
-        <w:t>Resource: 聖經詞典 (Tyndale)</w:t>
+        <w:t>Resource: Tyndale Open Bible Dictionary</w:t>
       </w:r>
       <w:r>
         <w:rPr>
@@ -112,7 +112,7 @@
         <w:rPr>
           <w:lang w:val="zh_TW" w:bidi="zh_TW"/>
         </w:rPr>
-        <w:t>聖經詞典 (Tyndale)</w:t>
+        <w:t>Tyndale Open Bible Dictionary</w:t>
       </w:r>
     </w:p>
     <w:p>
@@ -149,7 +149,7 @@
         <w:rPr>
           <w:lang w:val="zh_TW" w:bidi="zh_TW"/>
         </w:rPr>
-        <w:t>ti</w:t>
+        <w:t>si</w:t>
       </w:r>
       <w:r>
         <w:rPr>
@@ -212,7 +212,7 @@
         <w:rPr>
           <w:lang w:val="zh_TW" w:bidi="zh_TW"/>
         </w:rPr>
-        <w:t>提八（人物）</w:t>
+        <w:t>死亡</w:t>
       </w:r>
       <w:r>
         <w:rPr>
@@ -231,35 +231,18 @@
         <w:rPr>
           <w:lang w:val="zh_TW" w:bidi="zh_TW"/>
         </w:rPr>
-        <w:t>亞伯拉罕的兄弟拿鶴的兒子（</w:t>
-      </w:r>
-      <w:hyperlink r:id="rId13">
-        <w:r>
-          <w:rPr>
-            <w:lang w:val="zh_TW" w:bidi="zh_TW"/>
-          </w:rPr>
-          <w:rPr>
-            <w:color w:val="0000EE"/>
-            <w:u w:val="single"/>
-          </w:rPr>
-          <w:t>創22:24</w:t>
-        </w:r>
-      </w:hyperlink>
-      <w:r>
-        <w:rPr>
-          <w:lang w:val="zh_TW" w:bidi="zh_TW"/>
-        </w:rPr>
-        <w:t>）。他的母親是拿鶴的妾流瑪。</w:t>
-      </w:r>
-      <w:r>
-        <w:rPr>
-          <w:lang w:val="zh_TW" w:bidi="zh_TW"/>
-        </w:rPr>
-      </w:r>
-      <w:r>
-        <w:rPr>
-          <w:lang w:val="zh_TW" w:bidi="zh_TW"/>
-        </w:rPr>
+        <w:t>生命的終止（身體的死亡）或與神的分離（靈性的死亡）。</w:t>
+      </w:r>
+    </w:p>
+    <w:p>
+      <w:pPr>
+        <w:pStyle w:val="Heading3"/>
+      </w:pPr>
+      <w:r>
+        <w:rPr>
+          <w:lang w:val="zh_TW" w:bidi="zh_TW"/>
+        </w:rPr>
+        <w:t>舊約中的觀點</w:t>
       </w:r>
     </w:p>
     <w:p>
@@ -269,43 +252,29 @@
           <w:lang w:val="zh_TW" w:bidi="zh_TW"/>
         </w:rPr>
       </w:r>
-    </w:p>
-    <w:p>
-      <w:pPr>
-        <w:pStyle w:val="Heading2"/>
-      </w:pPr>
-      <w:r>
-        <w:rPr>
-          <w:lang w:val="zh_TW" w:bidi="zh_TW"/>
-        </w:rPr>
-        <w:t>提多（人物）</w:t>
-      </w:r>
-      <w:r>
-        <w:rPr>
-          <w:lang w:val="zh_TW" w:bidi="zh_TW"/>
-        </w:rPr>
-      </w:r>
-    </w:p>
-    <w:p>
-      <w:pPr>
-        <w:pStyle w:val="ListNumber"/>
-        <w:numPr>
-          <w:ilvl w:val="0"/>
-          <w:numId w:val="14"/>
-        </w:numPr>
-        <w:spacing w:line="240" w:lineRule="auto"/>
-        <w:ind w:left="720"/>
-      </w:pPr>
-      <w:r>
-        <w:rPr>
-          <w:lang w:val="zh_TW" w:bidi="zh_TW"/>
-        </w:rPr>
-      </w:r>
-      <w:r>
-        <w:rPr>
-          <w:lang w:val="zh_TW" w:bidi="zh_TW"/>
-        </w:rPr>
-        <w:t>保羅的門徒之一——「照著我們共信之道作我真兒子的」（</w:t>
+      <w:r>
+        <w:rPr>
+          <w:lang w:val="zh_TW" w:bidi="zh_TW"/>
+        </w:rPr>
+        <w:t>在舊約中，死亡被視為生命的自然結束。一個以色列人的目標是過一個長壽而圓滿的生活，生養眾多的後代，並在兒孫滿堂的情況下，平安地去世。舊約多次表達對早逝的不滿（例如，希西家的哀求，</w:t>
+      </w:r>
+      <w:hyperlink r:id="rId13">
+        <w:r>
+          <w:rPr>
+            <w:lang w:val="zh_TW" w:bidi="zh_TW"/>
+          </w:rPr>
+          <w:rPr>
+            <w:color w:val="0000EE"/>
+            <w:u w:val="single"/>
+          </w:rPr>
+          <w:t>王下20:1–11</w:t>
+        </w:r>
+      </w:hyperlink>
+      <w:r>
+        <w:rPr>
+          <w:lang w:val="zh_TW" w:bidi="zh_TW"/>
+        </w:rPr>
+        <w:t>）。早逝可能被視為神審判的結果；因此，約伯認為需要在死亡之前為自己的品格辯護（</w:t>
       </w:r>
       <w:hyperlink r:id="rId14">
         <w:r>
@@ -316,14 +285,14 @@
             <w:color w:val="0000EE"/>
             <w:u w:val="single"/>
           </w:rPr>
-          <w:t>提後1:4</w:t>
-        </w:r>
-      </w:hyperlink>
-      <w:r>
-        <w:rPr>
-          <w:lang w:val="zh_TW" w:bidi="zh_TW"/>
-        </w:rPr>
-        <w:t>）。提多是保羅的門徒和親密朋友，幫助保羅將基督教傳遍地中海世界（</w:t>
+          <w:t>伯19:25–26</w:t>
+        </w:r>
+      </w:hyperlink>
+      <w:r>
+        <w:rPr>
+          <w:lang w:val="zh_TW" w:bidi="zh_TW"/>
+        </w:rPr>
+        <w:t>）。只有</w:t>
       </w:r>
       <w:hyperlink r:id="rId15">
         <w:r>
@@ -334,395 +303,14 @@
             <w:color w:val="0000EE"/>
             <w:u w:val="single"/>
           </w:rPr>
-          <w:t>林後8:23</w:t>
-        </w:r>
-      </w:hyperlink>
-      <w:r>
-        <w:rPr>
-          <w:lang w:val="zh_TW" w:bidi="zh_TW"/>
-        </w:rPr>
-        <w:t>；</w:t>
-      </w:r>
-      <w:hyperlink r:id="rId16">
-        <w:r>
-          <w:rPr>
-            <w:lang w:val="zh_TW" w:bidi="zh_TW"/>
-          </w:rPr>
-          <w:rPr>
-            <w:color w:val="0000EE"/>
-            <w:u w:val="single"/>
-          </w:rPr>
-          <w:t>提後4:10</w:t>
-        </w:r>
-      </w:hyperlink>
-      <w:r>
-        <w:rPr>
-          <w:lang w:val="zh_TW" w:bidi="zh_TW"/>
-        </w:rPr>
-        <w:t>；</w:t>
-      </w:r>
-      <w:hyperlink r:id="rId17">
-        <w:r>
-          <w:rPr>
-            <w:lang w:val="zh_TW" w:bidi="zh_TW"/>
-          </w:rPr>
-          <w:rPr>
-            <w:color w:val="0000EE"/>
-            <w:u w:val="single"/>
-          </w:rPr>
-          <w:t>多1:4–5</w:t>
-        </w:r>
-      </w:hyperlink>
-      <w:r>
-        <w:rPr>
-          <w:lang w:val="zh_TW" w:bidi="zh_TW"/>
-        </w:rPr>
-        <w:t>）。保羅在他的信中多次提到提多（在哥林多後書提到八次，在加拉太書提到兩次，在提摩太後書和提多書各提到一次）。使徒行傳沒有提及提多，學者對此原因不詳。有些人推測他是使徒行傳的作者路加的兄弟。</w:t>
-        <w:br/>
-      </w:r>
-      <w:r>
-        <w:rPr>
-          <w:lang w:val="zh_TW" w:bidi="zh_TW"/>
-        </w:rPr>
-        <w:t>提多與提摩太不同，提摩太有一位猶太母親，而提多由非猶太父母所生。我們不知道提多如何成為基督徒或如何遇見保羅。第一次提到提多，是在他與保羅和巴拿巴一起前往耶路撒冷的時候（</w:t>
-      </w:r>
-      <w:hyperlink r:id="rId18">
-        <w:r>
-          <w:rPr>
-            <w:lang w:val="zh_TW" w:bidi="zh_TW"/>
-          </w:rPr>
-          <w:rPr>
-            <w:color w:val="0000EE"/>
-            <w:u w:val="single"/>
-          </w:rPr>
-          <w:t>加2:3</w:t>
-        </w:r>
-      </w:hyperlink>
-      <w:r>
-        <w:rPr>
-          <w:lang w:val="zh_TW" w:bidi="zh_TW"/>
-        </w:rPr>
-        <w:t>）。這大概是在公元50年左右，當時教會領袖在耶路撒冷會議上討論重要問題（</w:t>
-      </w:r>
-      <w:hyperlink r:id="rId19">
-        <w:r>
-          <w:rPr>
-            <w:lang w:val="zh_TW" w:bidi="zh_TW"/>
-          </w:rPr>
-          <w:rPr>
-            <w:color w:val="0000EE"/>
-            <w:u w:val="single"/>
-          </w:rPr>
-          <w:t>徒15章</w:t>
-        </w:r>
-      </w:hyperlink>
-      <w:r>
-        <w:rPr>
-          <w:lang w:val="zh_TW" w:bidi="zh_TW"/>
-        </w:rPr>
-        <w:t>）。在保羅第一次宣教旅行之後不久，安提阿教會就差遣保羅和巴拿巴參加這次會議。</w:t>
-        <w:br/>
-      </w:r>
-      <w:r>
-        <w:rPr>
-          <w:lang w:val="zh_TW" w:bidi="zh_TW"/>
-        </w:rPr>
-        <w:t>當時，一些基督徒認為新的信徒如果不是猶太人（即不是出生於猶太信仰之家），就應該遵循猶太習俗。保羅不同意這個觀點，他帶來了不是猶太人的提多，以證明成為基督徒不需要遵循猶太習俗。教會領袖同意保羅的觀點。他們接受提多為基督徒，而不要求他遵循猶太習俗。這一決定幫助早期教會歡迎更多非猶太人。</w:t>
-        <w:br/>
-      </w:r>
-      <w:r>
-        <w:rPr>
-          <w:lang w:val="zh_TW" w:bidi="zh_TW"/>
-        </w:rPr>
-        <w:t>提多可能在此之後與保羅一起旅行，但直到保羅與哥林多教會發生問題時，我們才再次聽到提多的名字，這發生在保羅第三次宣教旅程中分享耶穌的信息時。</w:t>
-        <w:br/>
-        <w:br/>
-      </w:r>
-      <w:r>
-        <w:rPr>
-          <w:lang w:val="zh_TW" w:bidi="zh_TW"/>
-        </w:rPr>
-        <w:t>根據哥林多後書，保羅在以弗所教導了很長一段時間。在此期間，他聽說哥林多的基督徒對他感到不滿。他們不再接受保羅作為神所揀選的領袖（使徒）。保羅試圖與他們和好，但並未成功。所以保羅派提多去哥林多幫助修復關係。後來，提多在馬其頓（希臘的一個地區）見到保羅，並帶來了好消息。他說哥林多的基督徒已經改變心意，他們現在重新愛戴和尊重保羅（</w:t>
-      </w:r>
-      <w:hyperlink r:id="rId20">
-        <w:r>
-          <w:rPr>
-            <w:lang w:val="zh_TW" w:bidi="zh_TW"/>
-          </w:rPr>
-          <w:rPr>
-            <w:color w:val="0000EE"/>
-            <w:u w:val="single"/>
-          </w:rPr>
-          <w:t>林後7:6–7</w:t>
-        </w:r>
-      </w:hyperlink>
-      <w:r>
-        <w:rPr>
-          <w:lang w:val="zh_TW" w:bidi="zh_TW"/>
-        </w:rPr>
-        <w:t>）。因此，保羅讓提多帶著哥林多後書返回哥林多。這封信包括為猶太地區貧困的基督徒籌集資金的指示（</w:t>
-      </w:r>
-      <w:hyperlink r:id="rId21">
-        <w:r>
-          <w:rPr>
-            <w:lang w:val="zh_TW" w:bidi="zh_TW"/>
-          </w:rPr>
-          <w:rPr>
-            <w:color w:val="0000EE"/>
-            <w:u w:val="single"/>
-          </w:rPr>
-          <w:t>8:6、16</w:t>
-        </w:r>
-      </w:hyperlink>
-      <w:r>
-        <w:rPr>
-          <w:lang w:val="zh_TW" w:bidi="zh_TW"/>
-        </w:rPr>
-        <w:t>）。提多也成功完成了這項任務（</w:t>
-      </w:r>
-      <w:hyperlink r:id="rId22">
-        <w:r>
-          <w:rPr>
-            <w:lang w:val="zh_TW" w:bidi="zh_TW"/>
-          </w:rPr>
-          <w:rPr>
-            <w:color w:val="0000EE"/>
-            <w:u w:val="single"/>
-          </w:rPr>
-          <w:t>羅15:25–6</w:t>
-        </w:r>
-      </w:hyperlink>
-      <w:r>
-        <w:rPr>
-          <w:lang w:val="zh_TW" w:bidi="zh_TW"/>
-        </w:rPr>
-        <w:t>）。</w:t>
-        <w:br/>
-      </w:r>
-      <w:r>
-        <w:rPr>
-          <w:lang w:val="zh_TW" w:bidi="zh_TW"/>
-        </w:rPr>
-        <w:t>有些人認為保羅在羅馬監禁後被釋放。如果這是真的，提多可能與保羅一起前往克里特島。當保羅離開克里特時，他要求提多留下來幫助那裡的新基督徒群體變得更堅固（</w:t>
-      </w:r>
-      <w:hyperlink r:id="rId23">
-        <w:r>
-          <w:rPr>
-            <w:lang w:val="zh_TW" w:bidi="zh_TW"/>
-          </w:rPr>
-          <w:rPr>
-            <w:color w:val="0000EE"/>
-            <w:u w:val="single"/>
-          </w:rPr>
-          <w:t>多1:5</w:t>
-        </w:r>
-      </w:hyperlink>
-      <w:r>
-        <w:rPr>
-          <w:lang w:val="zh_TW" w:bidi="zh_TW"/>
-        </w:rPr>
-        <w:t>）。這項工作並不容易，因為克里特人難以管理，並且有假教師在給新基督徒製造麻煩（</w:t>
-      </w:r>
-      <w:hyperlink r:id="rId24">
-        <w:r>
-          <w:rPr>
-            <w:lang w:val="zh_TW" w:bidi="zh_TW"/>
-          </w:rPr>
-          <w:rPr>
-            <w:color w:val="0000EE"/>
-            <w:u w:val="single"/>
-          </w:rPr>
-          <w:t>10–16節</w:t>
-        </w:r>
-      </w:hyperlink>
-      <w:r>
-        <w:rPr>
-          <w:lang w:val="zh_TW" w:bidi="zh_TW"/>
-        </w:rPr>
-        <w:t>）。但保羅知道提多能夠應付這個困難的任務。</w:t>
-        <w:br/>
-      </w:r>
-      <w:r>
-        <w:rPr>
-          <w:lang w:val="zh_TW" w:bidi="zh_TW"/>
-        </w:rPr>
-        <w:t>後來，保羅寫了一封信給提多。這封信是保羅的三封教牧書信之一（寫給教會領袖的信）。保羅寫這封信是為了鼓勵提多在克里特與基督徒的工作。保羅在信的結尾吩咐提多在尼哥坡里與他會合，這是一個位於希臘西海岸的城，保羅計劃在那裡過冬（</w:t>
-      </w:r>
-      <w:hyperlink r:id="rId25">
-        <w:r>
-          <w:rPr>
-            <w:lang w:val="zh_TW" w:bidi="zh_TW"/>
-          </w:rPr>
-          <w:rPr>
-            <w:color w:val="0000EE"/>
-            <w:u w:val="single"/>
-          </w:rPr>
-          <w:t>多3:12</w:t>
-        </w:r>
-      </w:hyperlink>
-      <w:r>
-        <w:rPr>
-          <w:lang w:val="zh_TW" w:bidi="zh_TW"/>
-        </w:rPr>
-        <w:t>）。保羅可能從尼哥坡里派提多去撻馬太執行任務，或者保羅稍後在羅馬再次被監禁時差遣提多（見</w:t>
-      </w:r>
-      <w:hyperlink r:id="rId16">
-        <w:r>
-          <w:rPr>
-            <w:lang w:val="zh_TW" w:bidi="zh_TW"/>
-          </w:rPr>
-          <w:rPr>
-            <w:color w:val="0000EE"/>
-            <w:u w:val="single"/>
-          </w:rPr>
-          <w:t>提後4:10</w:t>
-        </w:r>
-      </w:hyperlink>
-      <w:r>
-        <w:rPr>
-          <w:lang w:val="zh_TW" w:bidi="zh_TW"/>
-        </w:rPr>
-        <w:t>）。撻馬太是現在克羅地亞的一個地區。如果後來的傳統資料是正確的話，提多後來回到克里特，並在那裡擔任監督（教會領袖）直到老年。</w:t>
-        <w:br/>
-      </w:r>
-      <w:r>
-        <w:rPr>
-          <w:i/>
-          <w:lang w:val="zh_TW" w:bidi="zh_TW"/>
-        </w:rPr>
-        <w:t>另見</w:t>
-      </w:r>
-      <w:r>
-        <w:rPr>
-          <w:lang w:val="zh_TW" w:bidi="zh_TW"/>
-        </w:rPr>
-        <w:t xml:space="preserve"> </w:t>
-      </w:r>
-      <w:r>
-        <w:rPr>
-          <w:lang w:val="zh_TW" w:bidi="zh_TW"/>
-        </w:rPr>
-        <w:t>提多書</w:t>
-      </w:r>
-      <w:r>
-        <w:rPr>
-          <w:lang w:val="zh_TW" w:bidi="zh_TW"/>
-        </w:rPr>
-        <w:t>。</w:t>
-      </w:r>
-    </w:p>
-    <w:p>
-      <w:pPr>
-        <w:pStyle w:val="ListNumber"/>
-        <w:spacing w:line="240" w:lineRule="auto"/>
-        <w:ind w:left="720"/>
-      </w:pPr>
-      <w:r>
-        <w:rPr>
-          <w:lang w:val="zh_TW" w:bidi="zh_TW"/>
-        </w:rPr>
-      </w:r>
-      <w:r>
-        <w:rPr>
-          <w:lang w:val="zh_TW" w:bidi="zh_TW"/>
-        </w:rPr>
-        <w:t>哥林多一位外邦歸信者的名字的另一種拼寫。當猶太群體拒絕保羅的信息時，保羅前往這個人的家（</w:t>
-      </w:r>
-      <w:hyperlink r:id="rId26">
-        <w:r>
-          <w:rPr>
-            <w:lang w:val="zh_TW" w:bidi="zh_TW"/>
-          </w:rPr>
-          <w:rPr>
-            <w:color w:val="0000EE"/>
-            <w:u w:val="single"/>
-          </w:rPr>
-          <w:t>徒18:7</w:t>
-        </w:r>
-      </w:hyperlink>
-      <w:r>
-        <w:rPr>
-          <w:lang w:val="zh_TW" w:bidi="zh_TW"/>
-        </w:rPr>
-        <w:t>）。更好的抄本證據稱他為提多‧猶士都。</w:t>
-      </w:r>
-      <w:r>
-        <w:rPr>
-          <w:i/>
-          <w:lang w:val="zh_TW" w:bidi="zh_TW"/>
-        </w:rPr>
-        <w:t>另見</w:t>
-      </w:r>
-      <w:r>
-        <w:rPr>
-          <w:lang w:val="zh_TW" w:bidi="zh_TW"/>
-        </w:rPr>
-        <w:t xml:space="preserve"> </w:t>
-      </w:r>
-      <w:r>
-        <w:rPr>
-          <w:lang w:val="zh_TW" w:bidi="zh_TW"/>
-        </w:rPr>
-        <w:t>猶士都#2</w:t>
-      </w:r>
-      <w:r>
-        <w:rPr>
-          <w:lang w:val="zh_TW" w:bidi="zh_TW"/>
-        </w:rPr>
-        <w:t>。</w:t>
-      </w:r>
-    </w:p>
-    <w:p>
-      <w:pPr>
-        <w:pStyle w:val="ListNumber"/>
-        <w:spacing w:line="240" w:lineRule="auto"/>
-        <w:ind w:left="720"/>
-      </w:pPr>
-      <w:r>
-        <w:rPr>
-          <w:lang w:val="zh_TW" w:bidi="zh_TW"/>
-        </w:rPr>
-      </w:r>
-      <w:r>
-        <w:rPr>
-          <w:lang w:val="zh_TW" w:bidi="zh_TW"/>
-        </w:rPr>
-        <w:t>維斯帕先（Vespasian）的兒子。他是公元79年至81年的羅馬皇帝。</w:t>
-      </w:r>
-      <w:r>
-        <w:rPr>
-          <w:i/>
-          <w:lang w:val="zh_TW" w:bidi="zh_TW"/>
-        </w:rPr>
-        <w:t>另見</w:t>
-      </w:r>
-      <w:r>
-        <w:rPr>
-          <w:lang w:val="zh_TW" w:bidi="zh_TW"/>
-        </w:rPr>
-        <w:t xml:space="preserve"> </w:t>
-      </w:r>
-      <w:r>
-        <w:rPr>
-          <w:lang w:val="zh_TW" w:bidi="zh_TW"/>
-        </w:rPr>
-        <w:t>凱撒</w:t>
-      </w:r>
-      <w:r>
-        <w:rPr>
-          <w:lang w:val="zh_TW" w:bidi="zh_TW"/>
-        </w:rPr>
-        <w:t>。</w:t>
-      </w:r>
-      <w:r>
-        <w:rPr>
-          <w:lang w:val="zh_TW" w:bidi="zh_TW"/>
-        </w:rPr>
-      </w:r>
-      <w:r>
-        <w:rPr>
-          <w:lang w:val="zh_TW" w:bidi="zh_TW"/>
-        </w:rPr>
+          <w:t>傳道書三章19至20節</w:t>
+        </w:r>
+      </w:hyperlink>
+      <w:r>
+        <w:rPr>
+          <w:lang w:val="zh_TW" w:bidi="zh_TW"/>
+        </w:rPr>
+        <w:t>對死亡表達徹頭徹尾的悲觀情緒——該書可能受到當時非希伯來文化相當大的影響。</w:t>
       </w:r>
     </w:p>
     <w:p>
@@ -732,21 +320,47 @@
           <w:lang w:val="zh_TW" w:bidi="zh_TW"/>
         </w:rPr>
       </w:r>
-    </w:p>
-    <w:p>
-      <w:pPr>
-        <w:pStyle w:val="Heading2"/>
-      </w:pPr>
-      <w:r>
-        <w:rPr>
-          <w:lang w:val="zh_TW" w:bidi="zh_TW"/>
-        </w:rPr>
-        <w:t>提多書，信件至</w:t>
-      </w:r>
-      <w:r>
-        <w:rPr>
-          <w:lang w:val="zh_TW" w:bidi="zh_TW"/>
-        </w:rPr>
+      <w:r>
+        <w:rPr>
+          <w:lang w:val="zh_TW" w:bidi="zh_TW"/>
+        </w:rPr>
+        <w:t>雖然死亡是生命的自然終結，卻從未被視為是令人愉快的事。死亡將人與人類群體斷絕，也與神的同在和事奉隔絕。雖然神可能會在人面對死亡時提供安慰（</w:t>
+      </w:r>
+      <w:hyperlink r:id="rId16">
+        <w:r>
+          <w:rPr>
+            <w:lang w:val="zh_TW" w:bidi="zh_TW"/>
+          </w:rPr>
+          <w:rPr>
+            <w:color w:val="0000EE"/>
+            <w:u w:val="single"/>
+          </w:rPr>
+          <w:t>詩73:23–28</w:t>
+        </w:r>
+      </w:hyperlink>
+      <w:r>
+        <w:rPr>
+          <w:lang w:val="zh_TW" w:bidi="zh_TW"/>
+        </w:rPr>
+        <w:t>），但在聖經中，神很少被描述為與死者同在，只有在較晚期的聖經文獻中才有此描寫（</w:t>
+      </w:r>
+      <w:hyperlink r:id="rId17">
+        <w:r>
+          <w:rPr>
+            <w:lang w:val="zh_TW" w:bidi="zh_TW"/>
+          </w:rPr>
+          <w:rPr>
+            <w:color w:val="0000EE"/>
+            <w:u w:val="single"/>
+          </w:rPr>
+          <w:t>詩139:8</w:t>
+        </w:r>
+      </w:hyperlink>
+      <w:r>
+        <w:rPr>
+          <w:lang w:val="zh_TW" w:bidi="zh_TW"/>
+        </w:rPr>
+        <w:t>）。因此，死亡從未被視為通向更美好生命的門檻。</w:t>
       </w:r>
     </w:p>
     <w:p>
@@ -760,7 +374,61 @@
         <w:rPr>
           <w:lang w:val="zh_TW" w:bidi="zh_TW"/>
         </w:rPr>
-        <w:t>保羅寫給他同工提多的書信。</w:t>
+        <w:t>罪與死亡的關係可以在摩西律法的死刑中一窺究竟。一位嚴重的罪犯會被處死。處罰性短語「他必被剪除」表明，儘管整個民族繼續存活，但犯罪者因死亡與民族分離。以色列人被警告，若不遵守神的誡命，可能會因與神的團契破裂而導致早逝（</w:t>
+      </w:r>
+      <w:hyperlink r:id="rId18">
+        <w:r>
+          <w:rPr>
+            <w:lang w:val="zh_TW" w:bidi="zh_TW"/>
+          </w:rPr>
+          <w:rPr>
+            <w:color w:val="0000EE"/>
+            <w:u w:val="single"/>
+          </w:rPr>
+          <w:t>申30:15–20</w:t>
+        </w:r>
+      </w:hyperlink>
+      <w:r>
+        <w:rPr>
+          <w:lang w:val="zh_TW" w:bidi="zh_TW"/>
+        </w:rPr>
+        <w:t>；</w:t>
+      </w:r>
+      <w:hyperlink r:id="rId19">
+        <w:r>
+          <w:rPr>
+            <w:lang w:val="zh_TW" w:bidi="zh_TW"/>
+          </w:rPr>
+          <w:rPr>
+            <w:color w:val="0000EE"/>
+            <w:u w:val="single"/>
+          </w:rPr>
+          <w:t>耶21:8</w:t>
+        </w:r>
+      </w:hyperlink>
+      <w:r>
+        <w:rPr>
+          <w:lang w:val="zh_TW" w:bidi="zh_TW"/>
+        </w:rPr>
+        <w:t>；</w:t>
+      </w:r>
+      <w:hyperlink r:id="rId20">
+        <w:r>
+          <w:rPr>
+            <w:lang w:val="zh_TW" w:bidi="zh_TW"/>
+          </w:rPr>
+          <w:rPr>
+            <w:color w:val="0000EE"/>
+            <w:u w:val="single"/>
+          </w:rPr>
+          <w:t>結18:21–32</w:t>
+        </w:r>
+      </w:hyperlink>
+      <w:r>
+        <w:rPr>
+          <w:lang w:val="zh_TW" w:bidi="zh_TW"/>
+        </w:rPr>
+        <w:t>）。</w:t>
       </w:r>
     </w:p>
     <w:p>
@@ -774,108 +442,61 @@
         <w:rPr>
           <w:lang w:val="zh_TW" w:bidi="zh_TW"/>
         </w:rPr>
-        <w:t>概述</w:t>
-      </w:r>
-    </w:p>
-    <w:p>
-      <w:pPr>
-        <w:pStyle w:val="ListBullet"/>
-        <w:spacing w:line="240" w:lineRule="auto"/>
-        <w:ind w:left="720"/>
-      </w:pPr>
-      <w:r>
-        <w:rPr>
-          <w:lang w:val="zh_TW" w:bidi="zh_TW"/>
-        </w:rPr>
-      </w:r>
-      <w:r>
-        <w:rPr>
-          <w:lang w:val="zh_TW" w:bidi="zh_TW"/>
-        </w:rPr>
-        <w:t>作者</w:t>
-      </w:r>
-    </w:p>
-    <w:p>
-      <w:pPr>
-        <w:pStyle w:val="ListBullet"/>
-        <w:spacing w:line="240" w:lineRule="auto"/>
-        <w:ind w:left="720"/>
-      </w:pPr>
-      <w:r>
-        <w:rPr>
-          <w:lang w:val="zh_TW" w:bidi="zh_TW"/>
-        </w:rPr>
-      </w:r>
-      <w:r>
-        <w:rPr>
-          <w:lang w:val="zh_TW" w:bidi="zh_TW"/>
-        </w:rPr>
-        <w:t>收信人</w:t>
-      </w:r>
-    </w:p>
-    <w:p>
-      <w:pPr>
-        <w:pStyle w:val="ListBullet"/>
-        <w:spacing w:line="240" w:lineRule="auto"/>
-        <w:ind w:left="720"/>
-      </w:pPr>
-      <w:r>
-        <w:rPr>
-          <w:lang w:val="zh_TW" w:bidi="zh_TW"/>
-        </w:rPr>
-      </w:r>
-      <w:r>
-        <w:rPr>
-          <w:lang w:val="zh_TW" w:bidi="zh_TW"/>
-        </w:rPr>
-        <w:t>日期</w:t>
-      </w:r>
-    </w:p>
-    <w:p>
-      <w:pPr>
-        <w:pStyle w:val="ListBullet"/>
-        <w:spacing w:line="240" w:lineRule="auto"/>
-        <w:ind w:left="720"/>
-      </w:pPr>
-      <w:r>
-        <w:rPr>
-          <w:lang w:val="zh_TW" w:bidi="zh_TW"/>
-        </w:rPr>
-      </w:r>
-      <w:r>
-        <w:rPr>
-          <w:lang w:val="zh_TW" w:bidi="zh_TW"/>
-        </w:rPr>
-        <w:t>目的和教導</w:t>
-      </w:r>
-    </w:p>
-    <w:p>
-      <w:pPr>
-        <w:pStyle w:val="ListBullet"/>
-        <w:spacing w:line="240" w:lineRule="auto"/>
-        <w:ind w:left="720"/>
-      </w:pPr>
-      <w:r>
-        <w:rPr>
-          <w:lang w:val="zh_TW" w:bidi="zh_TW"/>
-        </w:rPr>
-      </w:r>
-      <w:r>
-        <w:rPr>
-          <w:lang w:val="zh_TW" w:bidi="zh_TW"/>
-        </w:rPr>
-        <w:t>內容</w:t>
-      </w:r>
-    </w:p>
-    <w:p>
-      <w:pPr>
-        <w:pStyle w:val="Heading3"/>
-      </w:pPr>
-      <w:r>
-        <w:rPr>
-          <w:lang w:val="zh_TW" w:bidi="zh_TW"/>
-        </w:rPr>
-        <w:t>作者</w:t>
+        <w:t>在兩約之間時期，隨著猶太人對來世和復活的觀念更加明確，對死亡的思考也隨之發展。死亡本身，而非僅僅是早逝，開始被視為是罪惡的結果（</w:t>
+      </w:r>
+      <w:hyperlink r:id="rId21">
+        <w:r>
+          <w:rPr>
+            <w:lang w:val="zh_TW" w:bidi="zh_TW"/>
+          </w:rPr>
+          <w:rPr>
+            <w:color w:val="0000EE"/>
+            <w:u w:val="single"/>
+          </w:rPr>
+          <w:t>以斯拉二書3:7</w:t>
+        </w:r>
+      </w:hyperlink>
+      <w:r>
+        <w:rPr>
+          <w:lang w:val="zh_TW" w:bidi="zh_TW"/>
+        </w:rPr>
+        <w:t>；</w:t>
+      </w:r>
+      <w:hyperlink r:id="rId22">
+        <w:r>
+          <w:rPr>
+            <w:lang w:val="zh_TW" w:bidi="zh_TW"/>
+          </w:rPr>
+          <w:rPr>
+            <w:color w:val="0000EE"/>
+            <w:u w:val="single"/>
+          </w:rPr>
+          <w:t>便西拉智訓25:24</w:t>
+        </w:r>
+      </w:hyperlink>
+      <w:r>
+        <w:rPr>
+          <w:lang w:val="zh_TW" w:bidi="zh_TW"/>
+        </w:rPr>
+        <w:t>）。有時會將所有的死亡描繪為「第一次犯罪」（亞當和夏娃的悖逆）的結果。在其它記載中，人是因自己的罪而死。聖經中首次明確指出死人復活和最終審判或懲罰的概念出現在但以理書（</w:t>
+      </w:r>
+      <w:hyperlink r:id="rId23">
+        <w:r>
+          <w:rPr>
+            <w:lang w:val="zh_TW" w:bidi="zh_TW"/>
+          </w:rPr>
+          <w:rPr>
+            <w:color w:val="0000EE"/>
+            <w:u w:val="single"/>
+          </w:rPr>
+          <w:t>但12:2</w:t>
+        </w:r>
+      </w:hyperlink>
+      <w:r>
+        <w:rPr>
+          <w:lang w:val="zh_TW" w:bidi="zh_TW"/>
+        </w:rPr>
+        <w:t>），這是舊約中最後完成的書卷之一。這一教導在兩約中間期被反覆提及（以斯拉二書7:31–44）。在此期間，人們認為靈魂在死亡後依然存在，或者以某種永生的形式存在（所羅門智訓3:4，4:1；馬加比四書16:13，17:12）又或等待復活（以諾一書102章）。一些經外文獻融入了希臘的思想，認為身體是應該擺脫的負擔——這種觀念與希伯來思想格格不入。</w:t>
       </w:r>
     </w:p>
     <w:p>
@@ -889,25 +510,7 @@
         <w:rPr>
           <w:lang w:val="zh_TW" w:bidi="zh_TW"/>
         </w:rPr>
-        <w:t>雖然這封信以保羅的名字和問候開始（</w:t>
-      </w:r>
-      <w:hyperlink r:id="rId27">
-        <w:r>
-          <w:rPr>
-            <w:lang w:val="zh_TW" w:bidi="zh_TW"/>
-          </w:rPr>
-          <w:rPr>
-            <w:color w:val="0000EE"/>
-            <w:u w:val="single"/>
-          </w:rPr>
-          <w:t>多1:1–3</w:t>
-        </w:r>
-      </w:hyperlink>
-      <w:r>
-        <w:rPr>
-          <w:lang w:val="zh_TW" w:bidi="zh_TW"/>
-        </w:rPr>
-        <w:t>），但現代學者基於其措辭和風格、所呈現的教會情況以及其闡述基督教教義的方式，對保羅的作者身份提出質疑。但是，著名學者和細心的研究者堅決捍衛保羅的作者身份，他們認為沒有理由假設這封書信是由其他人在保羅去世後使用保羅的名義寫的。這封書信與保羅其它書信的差異已在先前「提摩太前書」的「作者」部分中做了解釋。</w:t>
+        <w:t>然而，復活以及從死亡中救贖生命的概念，為新約的啟示——聚焦於基督的復活及其勝過死亡的啟示——奠定了基礎。</w:t>
       </w:r>
     </w:p>
     <w:p>
@@ -918,7 +521,7 @@
         <w:rPr>
           <w:lang w:val="zh_TW" w:bidi="zh_TW"/>
         </w:rPr>
-        <w:t>收信人</w:t>
+        <w:t>新約中的觀點</w:t>
       </w:r>
     </w:p>
     <w:p>
@@ -932,43 +535,79 @@
         <w:rPr>
           <w:lang w:val="zh_TW" w:bidi="zh_TW"/>
         </w:rPr>
-        <w:t>提多似乎是保羅最信任和最寶貴的同工之一。保羅提到他（</w:t>
-      </w:r>
-      <w:hyperlink r:id="rId15">
-        <w:r>
-          <w:rPr>
-            <w:lang w:val="zh_TW" w:bidi="zh_TW"/>
-          </w:rPr>
-          <w:rPr>
-            <w:color w:val="0000EE"/>
-            <w:u w:val="single"/>
-          </w:rPr>
-          <w:t>林後8:23</w:t>
-        </w:r>
-      </w:hyperlink>
-      <w:r>
-        <w:rPr>
-          <w:lang w:val="zh_TW" w:bidi="zh_TW"/>
-        </w:rPr>
-        <w:t>）是「我的同伴，一同為你們勞碌的」。根據</w:t>
-      </w:r>
-      <w:hyperlink r:id="rId14">
-        <w:r>
-          <w:rPr>
-            <w:lang w:val="zh_TW" w:bidi="zh_TW"/>
-          </w:rPr>
-          <w:rPr>
-            <w:color w:val="0000EE"/>
-            <w:u w:val="single"/>
-          </w:rPr>
-          <w:t>提多書一章4節，</w:t>
-        </w:r>
-      </w:hyperlink>
-      <w:r>
-        <w:rPr>
-          <w:lang w:val="zh_TW" w:bidi="zh_TW"/>
-        </w:rPr>
-        <w:t>提多因保羅的工作而信主。很明顯從</w:t>
+        <w:t>在新約中，死亡被視為一個神學問題，而非僅僅是一個個人事件。死亡超越了僅僅是生命的結束，作者們幾乎毫無困難地接受這一事實。死亡被認為會影響個人生命的每一個層面。唯有神是不朽的，是世界上所有生命的源頭（</w:t>
+      </w:r>
+      <w:hyperlink r:id="rId24">
+        <w:r>
+          <w:rPr>
+            <w:lang w:val="zh_TW" w:bidi="zh_TW"/>
+          </w:rPr>
+          <w:rPr>
+            <w:color w:val="0000EE"/>
+            <w:u w:val="single"/>
+          </w:rPr>
+          <w:t>羅4:17</w:t>
+        </w:r>
+      </w:hyperlink>
+      <w:r>
+        <w:rPr>
+          <w:lang w:val="zh_TW" w:bidi="zh_TW"/>
+        </w:rPr>
+        <w:t>；</w:t>
+      </w:r>
+      <w:hyperlink r:id="rId25">
+        <w:r>
+          <w:rPr>
+            <w:lang w:val="zh_TW" w:bidi="zh_TW"/>
+          </w:rPr>
+          <w:rPr>
+            <w:color w:val="0000EE"/>
+            <w:u w:val="single"/>
+          </w:rPr>
+          <w:t>提前6:16</w:t>
+        </w:r>
+      </w:hyperlink>
+      <w:r>
+        <w:rPr>
+          <w:lang w:val="zh_TW" w:bidi="zh_TW"/>
+        </w:rPr>
+        <w:t>）。唯有當人與神的生命有適當的關係時，他們才能真正活著。但自從罪進入世界以來，人與神之間的個人交流已經變得不自然（</w:t>
+      </w:r>
+      <w:hyperlink r:id="rId26">
+        <w:r>
+          <w:rPr>
+            <w:lang w:val="zh_TW" w:bidi="zh_TW"/>
+          </w:rPr>
+          <w:rPr>
+            <w:color w:val="0000EE"/>
+            <w:u w:val="single"/>
+          </w:rPr>
+          <w:t>羅5:12、17–18</w:t>
+        </w:r>
+      </w:hyperlink>
+      <w:r>
+        <w:rPr>
+          <w:lang w:val="zh_TW" w:bidi="zh_TW"/>
+        </w:rPr>
+        <w:t>；</w:t>
+      </w:r>
+      <w:hyperlink r:id="rId27">
+        <w:r>
+          <w:rPr>
+            <w:lang w:val="zh_TW" w:bidi="zh_TW"/>
+          </w:rPr>
+          <w:rPr>
+            <w:color w:val="0000EE"/>
+            <w:u w:val="single"/>
+          </w:rPr>
+          <w:t>林前15:22</w:t>
+        </w:r>
+      </w:hyperlink>
+      <w:r>
+        <w:rPr>
+          <w:lang w:val="zh_TW" w:bidi="zh_TW"/>
+        </w:rPr>
+        <w:t>）。當亞當與神分離時，這種分離帶來了死亡。每個人都追隨亞當的腳步（</w:t>
       </w:r>
       <w:hyperlink r:id="rId28">
         <w:r>
@@ -979,15 +618,9 @@
             <w:color w:val="0000EE"/>
             <w:u w:val="single"/>
           </w:rPr>
-          <w:t>加拉太書二章1至4節</w:t>
-        </w:r>
-      </w:hyperlink>
-      <w:r>
-        <w:rPr>
-          <w:lang w:val="zh_TW" w:bidi="zh_TW"/>
-        </w:rPr>
-        <w:t>可以看出提多是外邦人，他成為外邦基督徒是否應受割禮的試金石。那時提多與保羅和巴拿巴在耶路撒冷。後來，在保羅第三次宣教旅程中，提多為保羅在哥林多執行了兩項艱鉅的任務：第一項任務涉及保羅與哥林多教會之間的緊張關係；第二項任務與為耶路撒冷教會收集外邦人的奉獻有關（</w:t>
-      </w:r>
+          <w:t>羅3:23，</w:t>
+        </w:r>
+      </w:hyperlink>
       <w:hyperlink r:id="rId29">
         <w:r>
           <w:rPr>
@@ -997,9 +630,15 @@
             <w:color w:val="0000EE"/>
             <w:u w:val="single"/>
           </w:rPr>
-          <w:t>林後2:12–13，</w:t>
-        </w:r>
-      </w:hyperlink>
+          <w:t>5:12</w:t>
+        </w:r>
+      </w:hyperlink>
+      <w:r>
+        <w:rPr>
+          <w:lang w:val="zh_TW" w:bidi="zh_TW"/>
+        </w:rPr>
+        <w:t>），因此死亡成為每個人的必然結果（</w:t>
+      </w:r>
       <w:hyperlink r:id="rId30">
         <w:r>
           <w:rPr>
@@ -1009,9 +648,15 @@
             <w:color w:val="0000EE"/>
             <w:u w:val="single"/>
           </w:rPr>
-          <w:t>7:5–16，</w:t>
-        </w:r>
-      </w:hyperlink>
+          <w:t>羅6:23</w:t>
+        </w:r>
+      </w:hyperlink>
+      <w:r>
+        <w:rPr>
+          <w:lang w:val="zh_TW" w:bidi="zh_TW"/>
+        </w:rPr>
+        <w:t>；</w:t>
+      </w:r>
       <w:hyperlink r:id="rId31">
         <w:r>
           <w:rPr>
@@ -1021,43 +666,14 @@
             <w:color w:val="0000EE"/>
             <w:u w:val="single"/>
           </w:rPr>
-          <w:t>8:1–24</w:t>
-        </w:r>
-      </w:hyperlink>
-      <w:r>
-        <w:rPr>
-          <w:lang w:val="zh_TW" w:bidi="zh_TW"/>
-        </w:rPr>
-        <w:t>）。如果</w:t>
-      </w:r>
-      <w:hyperlink r:id="rId32">
-        <w:r>
-          <w:rPr>
-            <w:lang w:val="zh_TW" w:bidi="zh_TW"/>
-          </w:rPr>
-          <w:rPr>
-            <w:color w:val="0000EE"/>
-            <w:u w:val="single"/>
-          </w:rPr>
-          <w:t>提摩太後書四章9至18節</w:t>
-        </w:r>
-      </w:hyperlink>
-      <w:r>
-        <w:rPr>
-          <w:lang w:val="zh_TW" w:bidi="zh_TW"/>
-        </w:rPr>
-        <w:t>保羅在晚年所寫，那麼提多在此信寫成後前往撻馬太。</w:t>
-      </w:r>
-    </w:p>
-    <w:p>
-      <w:pPr>
-        <w:pStyle w:val="Heading3"/>
-      </w:pPr>
-      <w:r>
-        <w:rPr>
-          <w:lang w:val="zh_TW" w:bidi="zh_TW"/>
-        </w:rPr>
-        <w:t>日期</w:t>
+          <w:t>來9:27</w:t>
+        </w:r>
+      </w:hyperlink>
+      <w:r>
+        <w:rPr>
+          <w:lang w:val="zh_TW" w:bidi="zh_TW"/>
+        </w:rPr>
+        <w:t>）。因此，死亡不僅僅是人生命結束時發生的事情，也體現在人與神的隔絕中。</w:t>
       </w:r>
     </w:p>
     <w:p>
@@ -1071,25 +687,25 @@
         <w:rPr>
           <w:lang w:val="zh_TW" w:bidi="zh_TW"/>
         </w:rPr>
-        <w:t>要準確地確定這封信的日期並不容易。保羅吩咐提多留在克里特繼續他的工作（</w:t>
-      </w:r>
-      <w:hyperlink r:id="rId23">
-        <w:r>
-          <w:rPr>
-            <w:lang w:val="zh_TW" w:bidi="zh_TW"/>
-          </w:rPr>
-          <w:rPr>
-            <w:color w:val="0000EE"/>
-            <w:u w:val="single"/>
-          </w:rPr>
-          <w:t>多1:5</w:t>
-        </w:r>
-      </w:hyperlink>
-      <w:r>
-        <w:rPr>
-          <w:lang w:val="zh_TW" w:bidi="zh_TW"/>
-        </w:rPr>
-        <w:t>）。保羅曾在前往羅馬的途中短暫停留在克里特（</w:t>
+        <w:t>死亡的影響極其廣泛。它影響文化的每一個層面。所有人的生活都籠罩在對死亡的恐懼之下（</w:t>
+      </w:r>
+      <w:hyperlink r:id="rId32">
+        <w:r>
+          <w:rPr>
+            <w:lang w:val="zh_TW" w:bidi="zh_TW"/>
+          </w:rPr>
+          <w:rPr>
+            <w:color w:val="0000EE"/>
+            <w:u w:val="single"/>
+          </w:rPr>
+          <w:t>羅8:15</w:t>
+        </w:r>
+      </w:hyperlink>
+      <w:r>
+        <w:rPr>
+          <w:lang w:val="zh_TW" w:bidi="zh_TW"/>
+        </w:rPr>
+        <w:t>；</w:t>
       </w:r>
       <w:hyperlink r:id="rId33">
         <w:r>
@@ -1100,32 +716,14 @@
             <w:color w:val="0000EE"/>
             <w:u w:val="single"/>
           </w:rPr>
-          <w:t>徒27:7–13</w:t>
-        </w:r>
-      </w:hyperlink>
-      <w:r>
-        <w:rPr>
-          <w:lang w:val="zh_TW" w:bidi="zh_TW"/>
-        </w:rPr>
-        <w:t>），但這並不是信中提到的事件。在</w:t>
-      </w:r>
-      <w:hyperlink r:id="rId25">
-        <w:r>
-          <w:rPr>
-            <w:lang w:val="zh_TW" w:bidi="zh_TW"/>
-          </w:rPr>
-          <w:rPr>
-            <w:color w:val="0000EE"/>
-            <w:u w:val="single"/>
-          </w:rPr>
-          <w:t>提多書三章12節</w:t>
-        </w:r>
-      </w:hyperlink>
-      <w:r>
-        <w:rPr>
-          <w:lang w:val="zh_TW" w:bidi="zh_TW"/>
-        </w:rPr>
-        <w:t>，提多被召來到尼哥坡里（可能是希臘伊庇魯斯〔Epirus〕的尼哥坡里），因為保羅決定在那裡過冬。許多學者認為，保羅在羅馬的第一次監禁結束後（</w:t>
+          <w:t>來2:15</w:t>
+        </w:r>
+      </w:hyperlink>
+      <w:r>
+        <w:rPr>
+          <w:lang w:val="zh_TW" w:bidi="zh_TW"/>
+        </w:rPr>
+        <w:t>）。死亡掌管一切「體貼肉體」的事物（</w:t>
       </w:r>
       <w:hyperlink r:id="rId34">
         <w:r>
@@ -1136,25 +734,116 @@
             <w:color w:val="0000EE"/>
             <w:u w:val="single"/>
           </w:rPr>
-          <w:t>徒28:16–31</w:t>
-        </w:r>
-      </w:hyperlink>
-      <w:r>
-        <w:rPr>
-          <w:lang w:val="zh_TW" w:bidi="zh_TW"/>
-        </w:rPr>
-        <w:t>），他被釋放並繼續在各地（包括西班牙、克里特和希臘）進行事工，然後被逮捕，第二次被監禁，最後被處死。那些不接受保羅為提多書作者的人，則認為這封信與提摩太前書及提摩太後書一樣，都是保羅死後的那一代所寫的。</w:t>
-      </w:r>
-    </w:p>
-    <w:p>
-      <w:pPr>
-        <w:pStyle w:val="Heading3"/>
-      </w:pPr>
-      <w:r>
-        <w:rPr>
-          <w:lang w:val="zh_TW" w:bidi="zh_TW"/>
-        </w:rPr>
-        <w:t>目的和教導</w:t>
+          <w:t>羅8:6</w:t>
+        </w:r>
+      </w:hyperlink>
+      <w:r>
+        <w:rPr>
+          <w:lang w:val="zh_TW" w:bidi="zh_TW"/>
+        </w:rPr>
+        <w:t>）。凡不與基督建立關係的人，都活在死亡的狀態中（</w:t>
+      </w:r>
+      <w:hyperlink r:id="rId35">
+        <w:r>
+          <w:rPr>
+            <w:lang w:val="zh_TW" w:bidi="zh_TW"/>
+          </w:rPr>
+          <w:rPr>
+            <w:color w:val="0000EE"/>
+            <w:u w:val="single"/>
+          </w:rPr>
+          <w:t>約3:16–18</w:t>
+        </w:r>
+      </w:hyperlink>
+      <w:r>
+        <w:rPr>
+          <w:lang w:val="zh_TW" w:bidi="zh_TW"/>
+        </w:rPr>
+        <w:t>；</w:t>
+      </w:r>
+      <w:hyperlink r:id="rId36">
+        <w:r>
+          <w:rPr>
+            <w:lang w:val="zh_TW" w:bidi="zh_TW"/>
+          </w:rPr>
+          <w:rPr>
+            <w:color w:val="0000EE"/>
+            <w:u w:val="single"/>
+          </w:rPr>
+          <w:t>約一5:12</w:t>
+        </w:r>
+      </w:hyperlink>
+      <w:r>
+        <w:rPr>
+          <w:lang w:val="zh_TW" w:bidi="zh_TW"/>
+        </w:rPr>
+        <w:t>）。統治世界的魔鬼被稱為死亡之主（</w:t>
+      </w:r>
+      <w:hyperlink r:id="rId37">
+        <w:r>
+          <w:rPr>
+            <w:lang w:val="zh_TW" w:bidi="zh_TW"/>
+          </w:rPr>
+          <w:rPr>
+            <w:color w:val="0000EE"/>
+            <w:u w:val="single"/>
+          </w:rPr>
+          <w:t>來2:14</w:t>
+        </w:r>
+      </w:hyperlink>
+      <w:r>
+        <w:rPr>
+          <w:lang w:val="zh_TW" w:bidi="zh_TW"/>
+        </w:rPr>
+        <w:t>）。有時，死亡被人格化為一個在世界上肆虐的鬼魔力量，但最終被基督自己制服，祂是唯一能戰勝死亡的（</w:t>
+      </w:r>
+      <w:hyperlink r:id="rId38">
+        <w:r>
+          <w:rPr>
+            <w:lang w:val="zh_TW" w:bidi="zh_TW"/>
+          </w:rPr>
+          <w:rPr>
+            <w:color w:val="0000EE"/>
+            <w:u w:val="single"/>
+          </w:rPr>
+          <w:t>林前15:26–27</w:t>
+        </w:r>
+      </w:hyperlink>
+      <w:r>
+        <w:rPr>
+          <w:lang w:val="zh_TW" w:bidi="zh_TW"/>
+        </w:rPr>
+        <w:t>；</w:t>
+      </w:r>
+      <w:hyperlink r:id="rId39">
+        <w:r>
+          <w:rPr>
+            <w:lang w:val="zh_TW" w:bidi="zh_TW"/>
+          </w:rPr>
+          <w:rPr>
+            <w:color w:val="0000EE"/>
+            <w:u w:val="single"/>
+          </w:rPr>
+          <w:t>啟6:8，</w:t>
+        </w:r>
+      </w:hyperlink>
+      <w:hyperlink r:id="rId40">
+        <w:r>
+          <w:rPr>
+            <w:lang w:val="zh_TW" w:bidi="zh_TW"/>
+          </w:rPr>
+          <w:rPr>
+            <w:color w:val="0000EE"/>
+            <w:u w:val="single"/>
+          </w:rPr>
+          <w:t>20:13–14</w:t>
+        </w:r>
+      </w:hyperlink>
+      <w:r>
+        <w:rPr>
+          <w:lang w:val="zh_TW" w:bidi="zh_TW"/>
+        </w:rPr>
+        <w:t>）。</w:t>
       </w:r>
     </w:p>
     <w:p>
@@ -1168,125 +857,7 @@
         <w:rPr>
           <w:lang w:val="zh_TW" w:bidi="zh_TW"/>
         </w:rPr>
-        <w:t>雖然這封信是寫給保羅的一位同工，但其中個人的提及和勸勉極少。保羅的主要關注點是克里特教會的成長和發展，這些教會當時遭受一些虛假教導的困擾，這些教導似乎帶有猶太元素、禁欲主義傾向，以及大量的推測性討論（</w:t>
-      </w:r>
-      <w:hyperlink r:id="rId35">
-        <w:r>
-          <w:rPr>
-            <w:lang w:val="zh_TW" w:bidi="zh_TW"/>
-          </w:rPr>
-          <w:rPr>
-            <w:color w:val="0000EE"/>
-            <w:u w:val="single"/>
-          </w:rPr>
-          <w:t>多1:10、14–15，</w:t>
-        </w:r>
-      </w:hyperlink>
-      <w:hyperlink r:id="rId36">
-        <w:r>
-          <w:rPr>
-            <w:lang w:val="zh_TW" w:bidi="zh_TW"/>
-          </w:rPr>
-          <w:rPr>
-            <w:color w:val="0000EE"/>
-            <w:u w:val="single"/>
-          </w:rPr>
-          <w:t>3:9</w:t>
-        </w:r>
-      </w:hyperlink>
-      <w:r>
-        <w:rPr>
-          <w:lang w:val="zh_TW" w:bidi="zh_TW"/>
-        </w:rPr>
-        <w:t>）。總的來說，這些教會似乎面臨著一種早期猶太形式的諾斯底主義的感脅。這些教導的提倡者是為了「貪不義之財」（</w:t>
-      </w:r>
-      <w:hyperlink r:id="rId37">
-        <w:r>
-          <w:rPr>
-            <w:lang w:val="zh_TW" w:bidi="zh_TW"/>
-          </w:rPr>
-          <w:rPr>
-            <w:color w:val="0000EE"/>
-            <w:u w:val="single"/>
-          </w:rPr>
-          <w:t>1:11</w:t>
-        </w:r>
-      </w:hyperlink>
-      <w:r>
-        <w:rPr>
-          <w:lang w:val="zh_TW" w:bidi="zh_TW"/>
-        </w:rPr>
-        <w:t>）。保羅吩咐提多和他要任命的長老們駁斥錯誤教導，並為信徒提供正確的教義（</w:t>
-      </w:r>
-      <w:hyperlink r:id="rId38">
-        <w:r>
-          <w:rPr>
-            <w:lang w:val="zh_TW" w:bidi="zh_TW"/>
-          </w:rPr>
-          <w:rPr>
-            <w:color w:val="0000EE"/>
-            <w:u w:val="single"/>
-          </w:rPr>
-          <w:t>9</w:t>
-        </w:r>
-      </w:hyperlink>
-      <w:r>
-        <w:rPr>
-          <w:lang w:val="zh_TW" w:bidi="zh_TW"/>
-        </w:rPr>
-        <w:t>節）。雖然這些正確的教義並未明確說明，但它必定涉及神在基督裡的救恩、聖靈更新的工作，以及主耶穌的再來（</w:t>
-      </w:r>
-      <w:hyperlink r:id="rId39">
-        <w:r>
-          <w:rPr>
-            <w:lang w:val="zh_TW" w:bidi="zh_TW"/>
-          </w:rPr>
-          <w:rPr>
-            <w:color w:val="0000EE"/>
-            <w:u w:val="single"/>
-          </w:rPr>
-          <w:t>2:11–13，</w:t>
-        </w:r>
-      </w:hyperlink>
-      <w:hyperlink r:id="rId40">
-        <w:r>
-          <w:rPr>
-            <w:lang w:val="zh_TW" w:bidi="zh_TW"/>
-          </w:rPr>
-          <w:rPr>
-            <w:color w:val="0000EE"/>
-            <w:u w:val="single"/>
-          </w:rPr>
-          <w:t>3:4–7</w:t>
-        </w:r>
-      </w:hyperlink>
-      <w:r>
-        <w:rPr>
-          <w:lang w:val="zh_TW" w:bidi="zh_TW"/>
-        </w:rPr>
-        <w:t>）。 在這封信中，不斷強調一種與福音相稱的生活方式——應用於基督教社區中的不同群體：年長的男女、年輕的男女和奴隸。</w:t>
-      </w:r>
-    </w:p>
-    <w:p>
-      <w:pPr>
-        <w:pStyle w:val="Heading3"/>
-      </w:pPr>
-      <w:r>
-        <w:rPr>
-          <w:lang w:val="zh_TW" w:bidi="zh_TW"/>
-        </w:rPr>
-        <w:t>內容</w:t>
-      </w:r>
-    </w:p>
-    <w:p>
-      <w:pPr>
-        <w:pStyle w:val="Heading4"/>
-      </w:pPr>
-      <w:r>
-        <w:rPr>
-          <w:lang w:val="zh_TW" w:bidi="zh_TW"/>
-        </w:rPr>
-        <w:t>問安（</w:t>
+        <w:t>基督死了，埋葬了，並在第三天復活（</w:t>
       </w:r>
       <w:hyperlink r:id="rId41">
         <w:r>
@@ -1297,14 +868,212 @@
             <w:color w:val="0000EE"/>
             <w:u w:val="single"/>
           </w:rPr>
-          <w:t>1:1–4</w:t>
-        </w:r>
-      </w:hyperlink>
-      <w:r>
-        <w:rPr>
-          <w:lang w:val="zh_TW" w:bidi="zh_TW"/>
-        </w:rPr>
-        <w:t>）</w:t>
+          <w:t>羅4:25</w:t>
+        </w:r>
+      </w:hyperlink>
+      <w:r>
+        <w:rPr>
+          <w:lang w:val="zh_TW" w:bidi="zh_TW"/>
+        </w:rPr>
+        <w:t>；</w:t>
+      </w:r>
+      <w:hyperlink r:id="rId42">
+        <w:r>
+          <w:rPr>
+            <w:lang w:val="zh_TW" w:bidi="zh_TW"/>
+          </w:rPr>
+          <w:rPr>
+            <w:color w:val="0000EE"/>
+            <w:u w:val="single"/>
+          </w:rPr>
+          <w:t>林前15:3–4</w:t>
+        </w:r>
+      </w:hyperlink>
+      <w:r>
+        <w:rPr>
+          <w:lang w:val="zh_TW" w:bidi="zh_TW"/>
+        </w:rPr>
+        <w:t>；</w:t>
+      </w:r>
+      <w:hyperlink r:id="rId43">
+        <w:r>
+          <w:rPr>
+            <w:lang w:val="zh_TW" w:bidi="zh_TW"/>
+          </w:rPr>
+          <w:rPr>
+            <w:color w:val="0000EE"/>
+            <w:u w:val="single"/>
+          </w:rPr>
+          <w:t>帖前4:14</w:t>
+        </w:r>
+      </w:hyperlink>
+      <w:r>
+        <w:rPr>
+          <w:lang w:val="zh_TW" w:bidi="zh_TW"/>
+        </w:rPr>
+        <w:t>）。通過這一歷史事件，死亡的權勢被破壞了。新約以多種方式表達基督降服於死亡是為了贖罪。祂順服以至於死（</w:t>
+      </w:r>
+      <w:hyperlink r:id="rId44">
+        <w:r>
+          <w:rPr>
+            <w:lang w:val="zh_TW" w:bidi="zh_TW"/>
+          </w:rPr>
+          <w:rPr>
+            <w:color w:val="0000EE"/>
+            <w:u w:val="single"/>
+          </w:rPr>
+          <w:t>腓2:8</w:t>
+        </w:r>
+      </w:hyperlink>
+      <w:r>
+        <w:rPr>
+          <w:lang w:val="zh_TW" w:bidi="zh_TW"/>
+        </w:rPr>
+        <w:t>）；祂為所有人的罪獻上自己（</w:t>
+      </w:r>
+      <w:hyperlink r:id="rId45">
+        <w:r>
+          <w:rPr>
+            <w:lang w:val="zh_TW" w:bidi="zh_TW"/>
+          </w:rPr>
+          <w:rPr>
+            <w:color w:val="0000EE"/>
+            <w:u w:val="single"/>
+          </w:rPr>
+          <w:t>林前5:7</w:t>
+        </w:r>
+      </w:hyperlink>
+      <w:r>
+        <w:rPr>
+          <w:lang w:val="zh_TW" w:bidi="zh_TW"/>
+        </w:rPr>
+        <w:t>；</w:t>
+      </w:r>
+      <w:hyperlink r:id="rId46">
+        <w:r>
+          <w:rPr>
+            <w:lang w:val="zh_TW" w:bidi="zh_TW"/>
+          </w:rPr>
+          <w:rPr>
+            <w:color w:val="0000EE"/>
+            <w:u w:val="single"/>
+          </w:rPr>
+          <w:t>林後5:15</w:t>
+        </w:r>
+      </w:hyperlink>
+      <w:r>
+        <w:rPr>
+          <w:lang w:val="zh_TW" w:bidi="zh_TW"/>
+        </w:rPr>
+        <w:t>）；並降入陰間，也就是死者之地（</w:t>
+      </w:r>
+      <w:hyperlink r:id="rId47">
+        <w:r>
+          <w:rPr>
+            <w:lang w:val="zh_TW" w:bidi="zh_TW"/>
+          </w:rPr>
+          <w:rPr>
+            <w:color w:val="0000EE"/>
+            <w:u w:val="single"/>
+          </w:rPr>
+          <w:t>彼前3:18–19</w:t>
+        </w:r>
+      </w:hyperlink>
+      <w:r>
+        <w:rPr>
+          <w:lang w:val="zh_TW" w:bidi="zh_TW"/>
+        </w:rPr>
+        <w:t>）。所有這些經文的主要點在於，祂沒有停留在死亡中，而是戰勝了魔鬼，奪去了死亡的權柄（鑰匙），並以得勝的姿態升天（</w:t>
+      </w:r>
+      <w:hyperlink r:id="rId48">
+        <w:r>
+          <w:rPr>
+            <w:lang w:val="zh_TW" w:bidi="zh_TW"/>
+          </w:rPr>
+          <w:rPr>
+            <w:color w:val="0000EE"/>
+            <w:u w:val="single"/>
+          </w:rPr>
+          <w:t>來2:14–15</w:t>
+        </w:r>
+      </w:hyperlink>
+      <w:r>
+        <w:rPr>
+          <w:lang w:val="zh_TW" w:bidi="zh_TW"/>
+        </w:rPr>
+        <w:t>；</w:t>
+      </w:r>
+      <w:hyperlink r:id="rId49">
+        <w:r>
+          <w:rPr>
+            <w:lang w:val="zh_TW" w:bidi="zh_TW"/>
+          </w:rPr>
+          <w:rPr>
+            <w:color w:val="0000EE"/>
+            <w:u w:val="single"/>
+          </w:rPr>
+          <w:t>啟1:17–18</w:t>
+        </w:r>
+      </w:hyperlink>
+      <w:r>
+        <w:rPr>
+          <w:lang w:val="zh_TW" w:bidi="zh_TW"/>
+        </w:rPr>
+        <w:t>）。耶穌基督的工作並非為了祂自己，而是為了那些歸向祂的人（</w:t>
+      </w:r>
+      <w:hyperlink r:id="rId50">
+        <w:r>
+          <w:rPr>
+            <w:lang w:val="zh_TW" w:bidi="zh_TW"/>
+          </w:rPr>
+          <w:rPr>
+            <w:color w:val="0000EE"/>
+            <w:u w:val="single"/>
+          </w:rPr>
+          <w:t>可10:45</w:t>
+        </w:r>
+      </w:hyperlink>
+      <w:r>
+        <w:rPr>
+          <w:lang w:val="zh_TW" w:bidi="zh_TW"/>
+        </w:rPr>
+        <w:t>；</w:t>
+      </w:r>
+      <w:hyperlink r:id="rId51">
+        <w:r>
+          <w:rPr>
+            <w:lang w:val="zh_TW" w:bidi="zh_TW"/>
+          </w:rPr>
+          <w:rPr>
+            <w:color w:val="0000EE"/>
+            <w:u w:val="single"/>
+          </w:rPr>
+          <w:t>羅5:6–8</w:t>
+        </w:r>
+      </w:hyperlink>
+      <w:r>
+        <w:rPr>
+          <w:lang w:val="zh_TW" w:bidi="zh_TW"/>
+        </w:rPr>
+        <w:t>；</w:t>
+      </w:r>
+      <w:hyperlink r:id="rId52">
+        <w:r>
+          <w:rPr>
+            <w:lang w:val="zh_TW" w:bidi="zh_TW"/>
+          </w:rPr>
+          <w:rPr>
+            <w:color w:val="0000EE"/>
+            <w:u w:val="single"/>
+          </w:rPr>
+          <w:t>帖前5:9–10</w:t>
+        </w:r>
+      </w:hyperlink>
+      <w:r>
+        <w:rPr>
+          <w:lang w:val="zh_TW" w:bidi="zh_TW"/>
+        </w:rPr>
+        <w:t>）。通過接受基督不應得的死亡，基督為祂的追隨者打破了死亡的權勢。</w:t>
       </w:r>
     </w:p>
     <w:p>
@@ -1318,36 +1087,169 @@
         <w:rPr>
           <w:lang w:val="zh_TW" w:bidi="zh_TW"/>
         </w:rPr>
-        <w:t>問安來自保羅——他的使徒職分被描述為作為福音的管家，這促進了信仰並加強了對真理的認識、永生的盼望和敬虔的生活——給提多，他被稱為「共信之道作我真兒子的」。</w:t>
-      </w:r>
-    </w:p>
-    <w:p>
-      <w:pPr>
-        <w:pStyle w:val="Heading4"/>
-      </w:pPr>
-      <w:r>
-        <w:rPr>
-          <w:lang w:val="zh_TW" w:bidi="zh_TW"/>
-        </w:rPr>
-        <w:t>提多在克里特的工作（</w:t>
-      </w:r>
-      <w:hyperlink r:id="rId42">
-        <w:r>
-          <w:rPr>
-            <w:lang w:val="zh_TW" w:bidi="zh_TW"/>
-          </w:rPr>
-          <w:rPr>
-            <w:color w:val="0000EE"/>
-            <w:u w:val="single"/>
-          </w:rPr>
-          <w:t>1:5–9</w:t>
-        </w:r>
-      </w:hyperlink>
-      <w:r>
-        <w:rPr>
-          <w:lang w:val="zh_TW" w:bidi="zh_TW"/>
-        </w:rPr>
-        <w:t>）</w:t>
+        <w:t>因此，基督徒藉著基督的大能，從「這取死的身體」中被拯救出來（</w:t>
+      </w:r>
+      <w:hyperlink r:id="rId53">
+        <w:r>
+          <w:rPr>
+            <w:lang w:val="zh_TW" w:bidi="zh_TW"/>
+          </w:rPr>
+          <w:rPr>
+            <w:color w:val="0000EE"/>
+            <w:u w:val="single"/>
+          </w:rPr>
+          <w:t>羅7:24</w:t>
+        </w:r>
+      </w:hyperlink>
+      <w:r>
+        <w:rPr>
+          <w:lang w:val="zh_TW" w:bidi="zh_TW"/>
+        </w:rPr>
+        <w:t>）。救恩通過受洗歸入基督的死而來（</w:t>
+      </w:r>
+      <w:hyperlink r:id="rId54">
+        <w:r>
+          <w:rPr>
+            <w:lang w:val="zh_TW" w:bidi="zh_TW"/>
+          </w:rPr>
+          <w:rPr>
+            <w:color w:val="0000EE"/>
+            <w:u w:val="single"/>
+          </w:rPr>
+          <w:t>6:3–4</w:t>
+        </w:r>
+      </w:hyperlink>
+      <w:r>
+        <w:rPr>
+          <w:lang w:val="zh_TW" w:bidi="zh_TW"/>
+        </w:rPr>
+        <w:t>），並且「與基督同死」於這個世界和律法之下（</w:t>
+      </w:r>
+      <w:hyperlink r:id="rId55">
+        <w:r>
+          <w:rPr>
+            <w:lang w:val="zh_TW" w:bidi="zh_TW"/>
+          </w:rPr>
+          <w:rPr>
+            <w:color w:val="0000EE"/>
+            <w:u w:val="single"/>
+          </w:rPr>
+          <w:t>羅7:6</w:t>
+        </w:r>
+      </w:hyperlink>
+      <w:r>
+        <w:rPr>
+          <w:lang w:val="zh_TW" w:bidi="zh_TW"/>
+        </w:rPr>
+        <w:t>；</w:t>
+      </w:r>
+      <w:hyperlink r:id="rId56">
+        <w:r>
+          <w:rPr>
+            <w:lang w:val="zh_TW" w:bidi="zh_TW"/>
+          </w:rPr>
+          <w:rPr>
+            <w:color w:val="0000EE"/>
+            <w:u w:val="single"/>
+          </w:rPr>
+          <w:t>加6:14</w:t>
+        </w:r>
+      </w:hyperlink>
+      <w:r>
+        <w:rPr>
+          <w:lang w:val="zh_TW" w:bidi="zh_TW"/>
+        </w:rPr>
+        <w:t>；</w:t>
+      </w:r>
+      <w:hyperlink r:id="rId57">
+        <w:r>
+          <w:rPr>
+            <w:lang w:val="zh_TW" w:bidi="zh_TW"/>
+          </w:rPr>
+          <w:rPr>
+            <w:color w:val="0000EE"/>
+            <w:u w:val="single"/>
+          </w:rPr>
+          <w:t>西2:20</w:t>
+        </w:r>
+      </w:hyperlink>
+      <w:r>
+        <w:rPr>
+          <w:lang w:val="zh_TW" w:bidi="zh_TW"/>
+        </w:rPr>
+        <w:t>）。也就是說，神將基督的死視為信徒的死。叛逆世界的罪（</w:t>
+      </w:r>
+      <w:hyperlink r:id="rId58">
+        <w:r>
+          <w:rPr>
+            <w:lang w:val="zh_TW" w:bidi="zh_TW"/>
+          </w:rPr>
+          <w:rPr>
+            <w:color w:val="0000EE"/>
+            <w:u w:val="single"/>
+          </w:rPr>
+          <w:t>羅6:6</w:t>
+        </w:r>
+      </w:hyperlink>
+      <w:r>
+        <w:rPr>
+          <w:lang w:val="zh_TW" w:bidi="zh_TW"/>
+        </w:rPr>
+        <w:t>）和自我崇拜（為自己而活，</w:t>
+      </w:r>
+      <w:hyperlink r:id="rId59">
+        <w:r>
+          <w:rPr>
+            <w:lang w:val="zh_TW" w:bidi="zh_TW"/>
+          </w:rPr>
+          <w:rPr>
+            <w:color w:val="0000EE"/>
+            <w:u w:val="single"/>
+          </w:rPr>
+          <w:t>林後5:14–15</w:t>
+        </w:r>
+      </w:hyperlink>
+      <w:r>
+        <w:rPr>
+          <w:lang w:val="zh_TW" w:bidi="zh_TW"/>
+        </w:rPr>
+        <w:t>）都成為過去。耶穌為祂的子民而死，成為將祂的生命賜給他們的方式（</w:t>
+      </w:r>
+      <w:hyperlink r:id="rId60">
+        <w:r>
+          <w:rPr>
+            <w:lang w:val="zh_TW" w:bidi="zh_TW"/>
+          </w:rPr>
+          <w:rPr>
+            <w:color w:val="0000EE"/>
+            <w:u w:val="single"/>
+          </w:rPr>
+          <w:t>4:10</w:t>
+        </w:r>
+      </w:hyperlink>
+      <w:r>
+        <w:rPr>
+          <w:lang w:val="zh_TW" w:bidi="zh_TW"/>
+        </w:rPr>
+        <w:t>）。結果是信徒與世界分離，就像他們曾經與神隔絕一樣。從世界的角度來看，他們是死的；基督是他們唯一的生命（</w:t>
+      </w:r>
+      <w:hyperlink r:id="rId61">
+        <w:r>
+          <w:rPr>
+            <w:lang w:val="zh_TW" w:bidi="zh_TW"/>
+          </w:rPr>
+          <w:rPr>
+            <w:color w:val="0000EE"/>
+            <w:u w:val="single"/>
+          </w:rPr>
+          <w:t>西3:3</w:t>
+        </w:r>
+      </w:hyperlink>
+      <w:r>
+        <w:rPr>
+          <w:lang w:val="zh_TW" w:bidi="zh_TW"/>
+        </w:rPr>
+        <w:t>）。</w:t>
       </w:r>
     </w:p>
     <w:p>
@@ -1361,90 +1263,43 @@
         <w:rPr>
           <w:lang w:val="zh_TW" w:bidi="zh_TW"/>
         </w:rPr>
-        <w:t>提多留在克里特以繼續保羅的工作，並在各教會中選立長老（參</w:t>
-      </w:r>
-      <w:hyperlink r:id="rId43">
-        <w:r>
-          <w:rPr>
-            <w:lang w:val="zh_TW" w:bidi="zh_TW"/>
-          </w:rPr>
-          <w:rPr>
-            <w:color w:val="0000EE"/>
-            <w:u w:val="single"/>
-          </w:rPr>
-          <w:t>徒14:23</w:t>
-        </w:r>
-      </w:hyperlink>
-      <w:r>
-        <w:rPr>
-          <w:lang w:val="zh_TW" w:bidi="zh_TW"/>
-        </w:rPr>
-        <w:t>）。這些長老也被稱為監督（參</w:t>
-      </w:r>
-      <w:hyperlink r:id="rId44">
-        <w:r>
-          <w:rPr>
-            <w:lang w:val="zh_TW" w:bidi="zh_TW"/>
-          </w:rPr>
-          <w:rPr>
-            <w:color w:val="0000EE"/>
-            <w:u w:val="single"/>
-          </w:rPr>
-          <w:t>20:17、28</w:t>
-        </w:r>
-      </w:hyperlink>
-      <w:r>
-        <w:rPr>
-          <w:lang w:val="zh_TW" w:bidi="zh_TW"/>
-        </w:rPr>
-        <w:t>）——也就是那些負責照管教會的人。保羅在這裡描述了這些領袖應具備的生活品質（參照</w:t>
-      </w:r>
-      <w:hyperlink r:id="rId45">
-        <w:r>
-          <w:rPr>
-            <w:lang w:val="zh_TW" w:bidi="zh_TW"/>
-          </w:rPr>
-          <w:rPr>
-            <w:color w:val="0000EE"/>
-            <w:u w:val="single"/>
-          </w:rPr>
-          <w:t>提前3:2–7</w:t>
-        </w:r>
-      </w:hyperlink>
-      <w:r>
-        <w:rPr>
-          <w:lang w:val="zh_TW" w:bidi="zh_TW"/>
-        </w:rPr>
-        <w:t>）。</w:t>
-      </w:r>
-    </w:p>
-    <w:p>
-      <w:pPr>
-        <w:pStyle w:val="Heading4"/>
-      </w:pPr>
-      <w:r>
-        <w:rPr>
-          <w:lang w:val="zh_TW" w:bidi="zh_TW"/>
-        </w:rPr>
-        <w:t>處理錯誤教導（</w:t>
-      </w:r>
-      <w:hyperlink r:id="rId24">
-        <w:r>
-          <w:rPr>
-            <w:lang w:val="zh_TW" w:bidi="zh_TW"/>
-          </w:rPr>
-          <w:rPr>
-            <w:color w:val="0000EE"/>
-            <w:u w:val="single"/>
-          </w:rPr>
-          <w:t>1:10–16</w:t>
-        </w:r>
-      </w:hyperlink>
-      <w:r>
-        <w:rPr>
-          <w:lang w:val="zh_TW" w:bidi="zh_TW"/>
-        </w:rPr>
-        <w:t>）</w:t>
+        <w:t>使徒約翰以稍微不同的方式表達了這一點。耶穌來到世上是為了將生命賜給死人（</w:t>
+      </w:r>
+      <w:hyperlink r:id="rId62">
+        <w:r>
+          <w:rPr>
+            <w:lang w:val="zh_TW" w:bidi="zh_TW"/>
+          </w:rPr>
+          <w:rPr>
+            <w:color w:val="0000EE"/>
+            <w:u w:val="single"/>
+          </w:rPr>
+          <w:t>約5:24</w:t>
+        </w:r>
+      </w:hyperlink>
+      <w:r>
+        <w:rPr>
+          <w:lang w:val="zh_TW" w:bidi="zh_TW"/>
+        </w:rPr>
+        <w:t>）。這生命的賜予不會發生在復活時，而是已經發生了。所有歸向耶穌的人立即從死亡進入生命。或者換句話說，那些遵守（順服）祂話語的人，永遠不會見到死亡（</w:t>
+      </w:r>
+      <w:hyperlink r:id="rId63">
+        <w:r>
+          <w:rPr>
+            <w:lang w:val="zh_TW" w:bidi="zh_TW"/>
+          </w:rPr>
+          <w:rPr>
+            <w:color w:val="0000EE"/>
+            <w:u w:val="single"/>
+          </w:rPr>
+          <w:t>8:51–52</w:t>
+        </w:r>
+      </w:hyperlink>
+      <w:r>
+        <w:rPr>
+          <w:lang w:val="zh_TW" w:bidi="zh_TW"/>
+        </w:rPr>
+        <w:t>）。重點在於所有不在基督裡的人，已經是死的，而那些信靠基督的人已經在享受生命。基督徒與非基督徒之間的根本差異在生與死的差別。</w:t>
       </w:r>
     </w:p>
     <w:p>
@@ -1458,36 +1313,169 @@
         <w:rPr>
           <w:lang w:val="zh_TW" w:bidi="zh_TW"/>
         </w:rPr>
-        <w:t>上一部分結束時提到長老們的責任：「將純正的教訓勸化人，又能把爭辯的人駁倒」。反對者透過錯誤的教導擾亂了「全家人」，保羅以貶損的語氣形容這些假教師，指出他們的生活與他們所宣稱認識的神並不相符。</w:t>
-      </w:r>
-    </w:p>
-    <w:p>
-      <w:pPr>
-        <w:pStyle w:val="Heading4"/>
-      </w:pPr>
-      <w:r>
-        <w:rPr>
-          <w:lang w:val="zh_TW" w:bidi="zh_TW"/>
-        </w:rPr>
-        <w:t>推廣正確的教導（</w:t>
-      </w:r>
-      <w:hyperlink r:id="rId46">
-        <w:r>
-          <w:rPr>
-            <w:lang w:val="zh_TW" w:bidi="zh_TW"/>
-          </w:rPr>
-          <w:rPr>
-            <w:color w:val="0000EE"/>
-            <w:u w:val="single"/>
-          </w:rPr>
-          <w:t>2:1–10</w:t>
-        </w:r>
-      </w:hyperlink>
-      <w:r>
-        <w:rPr>
-          <w:lang w:val="zh_TW" w:bidi="zh_TW"/>
-        </w:rPr>
-        <w:t>）</w:t>
+        <w:t>新約作者自然知道基督徒也會死亡；他們的問題是如何找到合適的詞語來解釋其與非基督徒死亡的不同。肉體上死亡的信徒被說成是「在基督裡死了」（</w:t>
+      </w:r>
+      <w:hyperlink r:id="rId64">
+        <w:r>
+          <w:rPr>
+            <w:lang w:val="zh_TW" w:bidi="zh_TW"/>
+          </w:rPr>
+          <w:rPr>
+            <w:color w:val="0000EE"/>
+            <w:u w:val="single"/>
+          </w:rPr>
+          <w:t>帖前4:16）</w:t>
+        </w:r>
+      </w:hyperlink>
+      <w:r>
+        <w:rPr>
+          <w:lang w:val="zh_TW" w:bidi="zh_TW"/>
+        </w:rPr>
+        <w:t>。或者，他們根本不是死了，而只是「睡了」（</w:t>
+      </w:r>
+      <w:hyperlink r:id="rId65">
+        <w:r>
+          <w:rPr>
+            <w:lang w:val="zh_TW" w:bidi="zh_TW"/>
+          </w:rPr>
+          <w:rPr>
+            <w:color w:val="0000EE"/>
+            <w:u w:val="single"/>
+          </w:rPr>
+          <w:t>林前15:6、18、20、51</w:t>
+        </w:r>
+      </w:hyperlink>
+      <w:r>
+        <w:rPr>
+          <w:lang w:val="zh_TW" w:bidi="zh_TW"/>
+        </w:rPr>
+        <w:t>；</w:t>
+      </w:r>
+      <w:hyperlink r:id="rId66">
+        <w:r>
+          <w:rPr>
+            <w:lang w:val="zh_TW" w:bidi="zh_TW"/>
+          </w:rPr>
+          <w:rPr>
+            <w:color w:val="0000EE"/>
+            <w:u w:val="single"/>
+          </w:rPr>
+          <w:t>帖前4:13–15</w:t>
+        </w:r>
+      </w:hyperlink>
+      <w:r>
+        <w:rPr>
+          <w:lang w:val="zh_TW" w:bidi="zh_TW"/>
+        </w:rPr>
+        <w:t>；參</w:t>
+      </w:r>
+      <w:hyperlink r:id="rId67">
+        <w:r>
+          <w:rPr>
+            <w:lang w:val="zh_TW" w:bidi="zh_TW"/>
+          </w:rPr>
+          <w:rPr>
+            <w:color w:val="0000EE"/>
+            <w:u w:val="single"/>
+          </w:rPr>
+          <w:t>約11:11–14</w:t>
+        </w:r>
+      </w:hyperlink>
+      <w:r>
+        <w:rPr>
+          <w:lang w:val="zh_TW" w:bidi="zh_TW"/>
+        </w:rPr>
+        <w:t>耶穌的話）。雖然他們的肉身死了，但已故信徒並未與基督分離；也就是說，他們並不是真的死了。死亡與陰間的一切權勢都無法使信徒與基督分離（</w:t>
+      </w:r>
+      <w:hyperlink r:id="rId68">
+        <w:r>
+          <w:rPr>
+            <w:lang w:val="zh_TW" w:bidi="zh_TW"/>
+          </w:rPr>
+          <w:rPr>
+            <w:color w:val="0000EE"/>
+            <w:u w:val="single"/>
+          </w:rPr>
+          <w:t>羅8:38–39</w:t>
+        </w:r>
+      </w:hyperlink>
+      <w:r>
+        <w:rPr>
+          <w:lang w:val="zh_TW" w:bidi="zh_TW"/>
+        </w:rPr>
+        <w:t>）。對他們來說，死亡不是損失，而是得益；它使他們更接近基督（</w:t>
+      </w:r>
+      <w:hyperlink r:id="rId69">
+        <w:r>
+          <w:rPr>
+            <w:lang w:val="zh_TW" w:bidi="zh_TW"/>
+          </w:rPr>
+          <w:rPr>
+            <w:color w:val="0000EE"/>
+            <w:u w:val="single"/>
+          </w:rPr>
+          <w:t>林後5:1–10</w:t>
+        </w:r>
+      </w:hyperlink>
+      <w:r>
+        <w:rPr>
+          <w:lang w:val="zh_TW" w:bidi="zh_TW"/>
+        </w:rPr>
+        <w:t>；</w:t>
+      </w:r>
+      <w:hyperlink r:id="rId70">
+        <w:r>
+          <w:rPr>
+            <w:lang w:val="zh_TW" w:bidi="zh_TW"/>
+          </w:rPr>
+          <w:rPr>
+            <w:color w:val="0000EE"/>
+            <w:u w:val="single"/>
+          </w:rPr>
+          <w:t>腓1:20–21</w:t>
+        </w:r>
+      </w:hyperlink>
+      <w:r>
+        <w:rPr>
+          <w:lang w:val="zh_TW" w:bidi="zh_TW"/>
+        </w:rPr>
+        <w:t>）。更重要的是，信徒還將分享基督對肉體死亡的勝利。因為祂是那些從死裡復活之人的「初熟的果子」（</w:t>
+      </w:r>
+      <w:hyperlink r:id="rId71">
+        <w:r>
+          <w:rPr>
+            <w:lang w:val="zh_TW" w:bidi="zh_TW"/>
+          </w:rPr>
+          <w:rPr>
+            <w:color w:val="0000EE"/>
+            <w:u w:val="single"/>
+          </w:rPr>
+          <w:t>林前15:20</w:t>
+        </w:r>
+      </w:hyperlink>
+      <w:r>
+        <w:rPr>
+          <w:lang w:val="zh_TW" w:bidi="zh_TW"/>
+        </w:rPr>
+        <w:t>；</w:t>
+      </w:r>
+      <w:hyperlink r:id="rId72">
+        <w:r>
+          <w:rPr>
+            <w:lang w:val="zh_TW" w:bidi="zh_TW"/>
+          </w:rPr>
+          <w:rPr>
+            <w:color w:val="0000EE"/>
+            <w:u w:val="single"/>
+          </w:rPr>
+          <w:t>西1:18</w:t>
+        </w:r>
+      </w:hyperlink>
+      <w:r>
+        <w:rPr>
+          <w:lang w:val="zh_TW" w:bidi="zh_TW"/>
+        </w:rPr>
+        <w:t>），那些「在基督裡」的人將在「末日」復活與祂同在，完全且完整。</w:t>
       </w:r>
     </w:p>
     <w:p>
@@ -1501,144 +1489,109 @@
         <w:rPr>
           <w:lang w:val="zh_TW" w:bidi="zh_TW"/>
         </w:rPr>
-        <w:t>提多有責任「講的總要合乎那純正的道理」。保羅託付他要勸誡年長的男人保持節制（</w:t>
-      </w:r>
-      <w:hyperlink r:id="rId47">
-        <w:r>
-          <w:rPr>
-            <w:lang w:val="zh_TW" w:bidi="zh_TW"/>
-          </w:rPr>
-          <w:rPr>
-            <w:color w:val="0000EE"/>
-            <w:u w:val="single"/>
-          </w:rPr>
-          <w:t>2:2</w:t>
-        </w:r>
-      </w:hyperlink>
-      <w:r>
-        <w:rPr>
-          <w:lang w:val="zh_TW" w:bidi="zh_TW"/>
-        </w:rPr>
-        <w:t>），並教導年長的婦女過敬虔的生活（</w:t>
-      </w:r>
-      <w:hyperlink r:id="rId48">
-        <w:r>
-          <w:rPr>
-            <w:lang w:val="zh_TW" w:bidi="zh_TW"/>
-          </w:rPr>
-          <w:rPr>
-            <w:color w:val="0000EE"/>
-            <w:u w:val="single"/>
-          </w:rPr>
-          <w:t>3節</w:t>
-        </w:r>
-      </w:hyperlink>
-      <w:r>
-        <w:rPr>
-          <w:lang w:val="zh_TW" w:bidi="zh_TW"/>
-        </w:rPr>
-        <w:t>）。這些年長的婦女則應教導年輕的婦女在家庭中過純潔且充滿愛的生活，這樣才能避免神的道被毀謗（</w:t>
-      </w:r>
-      <w:hyperlink r:id="rId49">
-        <w:r>
-          <w:rPr>
-            <w:lang w:val="zh_TW" w:bidi="zh_TW"/>
-          </w:rPr>
-          <w:rPr>
-            <w:color w:val="0000EE"/>
-            <w:u w:val="single"/>
-          </w:rPr>
-          <w:t>4–5節</w:t>
-        </w:r>
-      </w:hyperlink>
-      <w:r>
-        <w:rPr>
-          <w:lang w:val="zh_TW" w:bidi="zh_TW"/>
-        </w:rPr>
-        <w:t>）。年輕人則要保持節制（</w:t>
-      </w:r>
-      <w:hyperlink r:id="rId50">
-        <w:r>
-          <w:rPr>
-            <w:lang w:val="zh_TW" w:bidi="zh_TW"/>
-          </w:rPr>
-          <w:rPr>
-            <w:color w:val="0000EE"/>
-            <w:u w:val="single"/>
-          </w:rPr>
-          <w:t>6</w:t>
-        </w:r>
-      </w:hyperlink>
-      <w:r>
-        <w:rPr>
-          <w:lang w:val="zh_TW" w:bidi="zh_TW"/>
-        </w:rPr>
-        <w:t>節），而提多本身也應在言語和行為上做榜樣，以使反對者無可指責（</w:t>
-      </w:r>
-      <w:hyperlink r:id="rId51">
-        <w:r>
-          <w:rPr>
-            <w:lang w:val="zh_TW" w:bidi="zh_TW"/>
-          </w:rPr>
-          <w:rPr>
-            <w:color w:val="0000EE"/>
-            <w:u w:val="single"/>
-          </w:rPr>
-          <w:t>7–8</w:t>
-        </w:r>
-      </w:hyperlink>
-      <w:r>
-        <w:rPr>
-          <w:lang w:val="zh_TW" w:bidi="zh_TW"/>
-        </w:rPr>
-        <w:t>節）。最後，奴僕們應順服主人，誠實工作，目的是「以致凡事尊榮我們救主—神的道」（</w:t>
-      </w:r>
-      <w:hyperlink r:id="rId52">
-        <w:r>
-          <w:rPr>
-            <w:lang w:val="zh_TW" w:bidi="zh_TW"/>
-          </w:rPr>
-          <w:rPr>
-            <w:color w:val="0000EE"/>
-            <w:u w:val="single"/>
-          </w:rPr>
-          <w:t>10</w:t>
-        </w:r>
-      </w:hyperlink>
-      <w:r>
-        <w:rPr>
-          <w:lang w:val="zh_TW" w:bidi="zh_TW"/>
-        </w:rPr>
-        <w:t>節）。</w:t>
-      </w:r>
-    </w:p>
-    <w:p>
-      <w:pPr>
-        <w:pStyle w:val="Heading4"/>
-      </w:pPr>
-      <w:r>
-        <w:rPr>
-          <w:lang w:val="zh_TW" w:bidi="zh_TW"/>
-        </w:rPr>
-        <w:t>神的恩典（</w:t>
-      </w:r>
-      <w:hyperlink r:id="rId53">
-        <w:r>
-          <w:rPr>
-            <w:lang w:val="zh_TW" w:bidi="zh_TW"/>
-          </w:rPr>
-          <w:rPr>
-            <w:color w:val="0000EE"/>
-            <w:u w:val="single"/>
-          </w:rPr>
-          <w:t>2:11–15</w:t>
-        </w:r>
-      </w:hyperlink>
-      <w:r>
-        <w:rPr>
-          <w:lang w:val="zh_TW" w:bidi="zh_TW"/>
-        </w:rPr>
-        <w:t>）</w:t>
+        <w:t>另一方面，對於那些不屬於基督的人，最終將與神完全分離。在最後的審判中，所有名字未記錄在「生命冊」上的人都將被投入火湖，與死亡和陰間為伴。這種與神的最終分離就是「第二次的死」（</w:t>
+      </w:r>
+      <w:hyperlink r:id="rId73">
+        <w:r>
+          <w:rPr>
+            <w:lang w:val="zh_TW" w:bidi="zh_TW"/>
+          </w:rPr>
+          <w:rPr>
+            <w:color w:val="0000EE"/>
+            <w:u w:val="single"/>
+          </w:rPr>
+          <w:t>啟20:14</w:t>
+        </w:r>
+      </w:hyperlink>
+      <w:r>
+        <w:rPr>
+          <w:lang w:val="zh_TW" w:bidi="zh_TW"/>
+        </w:rPr>
+        <w:t>）。然而，基督徒已經從死亡中得救（</w:t>
+      </w:r>
+      <w:hyperlink r:id="rId74">
+        <w:r>
+          <w:rPr>
+            <w:lang w:val="zh_TW" w:bidi="zh_TW"/>
+          </w:rPr>
+          <w:rPr>
+            <w:color w:val="0000EE"/>
+            <w:u w:val="single"/>
+          </w:rPr>
+          <w:t>雅5:20</w:t>
+        </w:r>
+      </w:hyperlink>
+      <w:r>
+        <w:rPr>
+          <w:lang w:val="zh_TW" w:bidi="zh_TW"/>
+        </w:rPr>
+        <w:t>；</w:t>
+      </w:r>
+      <w:hyperlink r:id="rId75">
+        <w:r>
+          <w:rPr>
+            <w:lang w:val="zh_TW" w:bidi="zh_TW"/>
+          </w:rPr>
+          <w:rPr>
+            <w:color w:val="0000EE"/>
+            <w:u w:val="single"/>
+          </w:rPr>
+          <w:t>約一3:14</w:t>
+        </w:r>
+      </w:hyperlink>
+      <w:r>
+        <w:rPr>
+          <w:lang w:val="zh_TW" w:bidi="zh_TW"/>
+        </w:rPr>
+        <w:t>）。第二次的死對那些忠於基督的人毫無權勢（</w:t>
+      </w:r>
+      <w:hyperlink r:id="rId76">
+        <w:r>
+          <w:rPr>
+            <w:lang w:val="zh_TW" w:bidi="zh_TW"/>
+          </w:rPr>
+          <w:rPr>
+            <w:color w:val="0000EE"/>
+            <w:u w:val="single"/>
+          </w:rPr>
+          <w:t>啟2:11，</w:t>
+        </w:r>
+      </w:hyperlink>
+      <w:hyperlink r:id="rId77">
+        <w:r>
+          <w:rPr>
+            <w:lang w:val="zh_TW" w:bidi="zh_TW"/>
+          </w:rPr>
+          <w:rPr>
+            <w:color w:val="0000EE"/>
+            <w:u w:val="single"/>
+          </w:rPr>
+          <w:t>20:6</w:t>
+        </w:r>
+      </w:hyperlink>
+      <w:r>
+        <w:rPr>
+          <w:lang w:val="zh_TW" w:bidi="zh_TW"/>
+        </w:rPr>
+        <w:t>）。相反，他們將與神同住，在神的同在中不再有死亡，因為神本身就是生命（</w:t>
+      </w:r>
+      <w:hyperlink r:id="rId78">
+        <w:r>
+          <w:rPr>
+            <w:lang w:val="zh_TW" w:bidi="zh_TW"/>
+          </w:rPr>
+          <w:rPr>
+            <w:color w:val="0000EE"/>
+            <w:u w:val="single"/>
+          </w:rPr>
+          <w:t>21:4</w:t>
+        </w:r>
+      </w:hyperlink>
+      <w:r>
+        <w:rPr>
+          <w:lang w:val="zh_TW" w:bidi="zh_TW"/>
+        </w:rPr>
+        <w:t>）。</w:t>
       </w:r>
     </w:p>
     <w:p>
@@ -1650,38 +1603,62 @@
       </w:r>
       <w:r>
         <w:rPr>
-          <w:lang w:val="zh_TW" w:bidi="zh_TW"/>
-        </w:rPr>
-        <w:t>保羅接著闡述了神在耶穌基督裡恩典的啟示：目的是將救恩帶給所有人，使他們與不敬虔和世俗的情慾徹底決裂，並過正直的生活，同時常常期待「至大的神和我們救主耶穌基督」的再來。他們的生活將表明他們是屬於神的子民，總是渴望熱心行善。</w:t>
-      </w:r>
-    </w:p>
-    <w:p>
-      <w:pPr>
-        <w:pStyle w:val="Heading4"/>
-      </w:pPr>
-      <w:r>
-        <w:rPr>
-          <w:lang w:val="zh_TW" w:bidi="zh_TW"/>
-        </w:rPr>
-        <w:t>行善（</w:t>
-      </w:r>
-      <w:hyperlink r:id="rId54">
-        <w:r>
-          <w:rPr>
-            <w:lang w:val="zh_TW" w:bidi="zh_TW"/>
-          </w:rPr>
-          <w:rPr>
-            <w:color w:val="0000EE"/>
-            <w:u w:val="single"/>
-          </w:rPr>
-          <w:t>3:1–8</w:t>
-        </w:r>
-      </w:hyperlink>
-      <w:r>
-        <w:rPr>
-          <w:lang w:val="zh_TW" w:bidi="zh_TW"/>
-        </w:rPr>
-        <w:t>）</w:t>
+          <w:i/>
+          <w:lang w:val="zh_TW" w:bidi="zh_TW"/>
+        </w:rPr>
+        <w:t>另見</w:t>
+      </w:r>
+      <w:r>
+        <w:rPr>
+          <w:lang w:val="zh_TW" w:bidi="zh_TW"/>
+        </w:rPr>
+        <w:t xml:space="preserve"> </w:t>
+      </w:r>
+      <w:r>
+        <w:rPr>
+          <w:lang w:val="zh_TW" w:bidi="zh_TW"/>
+        </w:rPr>
+        <w:t>死者之地</w:t>
+      </w:r>
+      <w:r>
+        <w:rPr>
+          <w:lang w:val="zh_TW" w:bidi="zh_TW"/>
+        </w:rPr>
+        <w:t>；</w:t>
+      </w:r>
+      <w:r>
+        <w:rPr>
+          <w:lang w:val="zh_TW" w:bidi="zh_TW"/>
+        </w:rPr>
+        <w:t>中間狀態</w:t>
+      </w:r>
+      <w:r>
+        <w:rPr>
+          <w:lang w:val="zh_TW" w:bidi="zh_TW"/>
+        </w:rPr>
+        <w:t>；</w:t>
+      </w:r>
+      <w:r>
+        <w:rPr>
+          <w:lang w:val="zh_TW" w:bidi="zh_TW"/>
+        </w:rPr>
+        <w:t>神的忿怒</w:t>
+      </w:r>
+      <w:r>
+        <w:rPr>
+          <w:lang w:val="zh_TW" w:bidi="zh_TW"/>
+        </w:rPr>
+        <w:t>。</w:t>
+      </w:r>
+      <w:r>
+        <w:rPr>
+          <w:lang w:val="zh_TW" w:bidi="zh_TW"/>
+        </w:rPr>
+      </w:r>
+      <w:r>
+        <w:rPr>
+          <w:lang w:val="zh_TW" w:bidi="zh_TW"/>
+        </w:rPr>
       </w:r>
     </w:p>
     <w:p>
@@ -1691,76 +1668,21 @@
           <w:lang w:val="zh_TW" w:bidi="zh_TW"/>
         </w:rPr>
       </w:r>
-      <w:r>
-        <w:rPr>
-          <w:lang w:val="zh_TW" w:bidi="zh_TW"/>
-        </w:rPr>
-        <w:t>在這部分，保羅勸告提多要提醒克里特的基督徒順服執政掌權者（參</w:t>
-      </w:r>
-      <w:hyperlink r:id="rId55">
-        <w:r>
-          <w:rPr>
-            <w:lang w:val="zh_TW" w:bidi="zh_TW"/>
-          </w:rPr>
-          <w:rPr>
-            <w:color w:val="0000EE"/>
-            <w:u w:val="single"/>
-          </w:rPr>
-          <w:t>羅13:1–7</w:t>
-        </w:r>
-      </w:hyperlink>
-      <w:r>
-        <w:rPr>
-          <w:lang w:val="zh_TW" w:bidi="zh_TW"/>
-        </w:rPr>
-        <w:t>；</w:t>
-      </w:r>
-      <w:hyperlink r:id="rId56">
-        <w:r>
-          <w:rPr>
-            <w:lang w:val="zh_TW" w:bidi="zh_TW"/>
-          </w:rPr>
-          <w:rPr>
-            <w:color w:val="0000EE"/>
-            <w:u w:val="single"/>
-          </w:rPr>
-          <w:t>彼前2:13–17</w:t>
-        </w:r>
-      </w:hyperlink>
-      <w:r>
-        <w:rPr>
-          <w:lang w:val="zh_TW" w:bidi="zh_TW"/>
-        </w:rPr>
-        <w:t>），積極參與社區中的工作並且要誠實地工作。保羅再次強調了生活的品質，尤其是禮貌和渴望與他人和平相處的態度。這種生活方式來自於靈命的更新，而這樣的更新是基於基督的救贖工作，這不是我們配得的，而是完全出於祂的憐憫。祂帶來了罪的潔淨，「藉著聖靈的重生和更新」。</w:t>
-      </w:r>
     </w:p>
     <w:p>
       <w:pPr>
-        <w:pStyle w:val="Heading4"/>
-      </w:pPr>
-      <w:r>
-        <w:rPr>
-          <w:lang w:val="zh_TW" w:bidi="zh_TW"/>
-        </w:rPr>
-        <w:t>保羅的最後勸誡和問安（</w:t>
-      </w:r>
-      <w:hyperlink r:id="rId57">
-        <w:r>
-          <w:rPr>
-            <w:lang w:val="zh_TW" w:bidi="zh_TW"/>
-          </w:rPr>
-          <w:rPr>
-            <w:color w:val="0000EE"/>
-            <w:u w:val="single"/>
-          </w:rPr>
-          <w:t>3:9–15</w:t>
-        </w:r>
-      </w:hyperlink>
-      <w:r>
-        <w:rPr>
-          <w:lang w:val="zh_TW" w:bidi="zh_TW"/>
-        </w:rPr>
-        <w:t>）</w:t>
+        <w:pStyle w:val="Heading2"/>
+      </w:pPr>
+      <w:r>
+        <w:rPr>
+          <w:lang w:val="zh_TW" w:bidi="zh_TW"/>
+        </w:rPr>
+        <w:t>死者之地</w:t>
+      </w:r>
+      <w:r>
+        <w:rPr>
+          <w:lang w:val="zh_TW" w:bidi="zh_TW"/>
+        </w:rPr>
       </w:r>
     </w:p>
     <w:p>
@@ -1774,7 +1696,18 @@
         <w:rPr>
           <w:lang w:val="zh_TW" w:bidi="zh_TW"/>
         </w:rPr>
-        <w:t>在最後的部分，保羅勸告提多要避開那些喜歡為了辯論而辯論宗教的人，並指導提多如何處理那些製造紛爭的人。</w:t>
+        <w:t>此用語涵蓋聖經多個指向死者歸宿的描述式意象，包括舊約中的「陰間（Sheol）」和「坑」，以及新約中的「陰間（Hades）」、「地獄（Gehenna）」、「樂園（Paradise）」和「亞伯拉罕的懷裡」。隨著希伯來人愈來愈理解生命和死後之事，他們對死亡的觀念，初期模糊認知，得以發展到新約更為完整的概念。</w:t>
+      </w:r>
+    </w:p>
+    <w:p>
+      <w:pPr>
+        <w:pStyle w:val="Heading3"/>
+      </w:pPr>
+      <w:r>
+        <w:rPr>
+          <w:lang w:val="zh_TW" w:bidi="zh_TW"/>
+        </w:rPr>
+        <w:t>舊約聖經</w:t>
       </w:r>
     </w:p>
     <w:p>
@@ -1788,7 +1721,277 @@
         <w:rPr>
           <w:lang w:val="zh_TW" w:bidi="zh_TW"/>
         </w:rPr>
-        <w:t>接著，保羅告訴提多他將派亞提馬（在新約中未曾提及）或推基古來見他，並勸提多，若阿波羅和西納路過克里特，要好好照顧他們。提多自己則應在冬天之前到尼哥坡里見保羅。</w:t>
+        <w:t>舊約關於死者的信息有限。根據某些經文，死亡之後，人下降到陰間（常被翻譯為「墳墓」、「地獄」、「坑」或簡單稱為「死裡」），在某些情況下，僅僅指埋葬的墳墓（</w:t>
+      </w:r>
+      <w:hyperlink r:id="rId79">
+        <w:r>
+          <w:rPr>
+            <w:lang w:val="zh_TW" w:bidi="zh_TW"/>
+          </w:rPr>
+          <w:rPr>
+            <w:color w:val="0000EE"/>
+            <w:u w:val="single"/>
+          </w:rPr>
+          <w:t>民16:30、33</w:t>
+        </w:r>
+      </w:hyperlink>
+      <w:r>
+        <w:rPr>
+          <w:lang w:val="zh_TW" w:bidi="zh_TW"/>
+        </w:rPr>
+        <w:t>），但更多時候是指一個地下世界。這個死者的居所被描繪為地下的地方，人會「下到」那裡（</w:t>
+      </w:r>
+      <w:hyperlink r:id="rId80">
+        <w:r>
+          <w:rPr>
+            <w:lang w:val="zh_TW" w:bidi="zh_TW"/>
+          </w:rPr>
+          <w:rPr>
+            <w:color w:val="0000EE"/>
+            <w:u w:val="single"/>
+          </w:rPr>
+          <w:t>創42:38</w:t>
+        </w:r>
+      </w:hyperlink>
+      <w:r>
+        <w:rPr>
+          <w:lang w:val="zh_TW" w:bidi="zh_TW"/>
+        </w:rPr>
+        <w:t>；</w:t>
+      </w:r>
+      <w:hyperlink r:id="rId81">
+        <w:r>
+          <w:rPr>
+            <w:lang w:val="zh_TW" w:bidi="zh_TW"/>
+          </w:rPr>
+          <w:rPr>
+            <w:color w:val="0000EE"/>
+            <w:u w:val="single"/>
+          </w:rPr>
+          <w:t>箴15:24</w:t>
+        </w:r>
+      </w:hyperlink>
+      <w:r>
+        <w:rPr>
+          <w:lang w:val="zh_TW" w:bidi="zh_TW"/>
+        </w:rPr>
+        <w:t>；</w:t>
+      </w:r>
+      <w:hyperlink r:id="rId82">
+        <w:r>
+          <w:rPr>
+            <w:lang w:val="zh_TW" w:bidi="zh_TW"/>
+          </w:rPr>
+          <w:rPr>
+            <w:color w:val="0000EE"/>
+            <w:u w:val="single"/>
+          </w:rPr>
+          <w:t>結26:20</w:t>
+        </w:r>
+      </w:hyperlink>
+      <w:r>
+        <w:rPr>
+          <w:lang w:val="zh_TW" w:bidi="zh_TW"/>
+        </w:rPr>
+        <w:t>），並且是幽暗（</w:t>
+      </w:r>
+      <w:hyperlink r:id="rId83">
+        <w:r>
+          <w:rPr>
+            <w:lang w:val="zh_TW" w:bidi="zh_TW"/>
+          </w:rPr>
+          <w:rPr>
+            <w:color w:val="0000EE"/>
+            <w:u w:val="single"/>
+          </w:rPr>
+          <w:t>伯10:21–22</w:t>
+        </w:r>
+      </w:hyperlink>
+      <w:r>
+        <w:rPr>
+          <w:lang w:val="zh_TW" w:bidi="zh_TW"/>
+        </w:rPr>
+        <w:t>）、寂靜（</w:t>
+      </w:r>
+      <w:hyperlink r:id="rId84">
+        <w:r>
+          <w:rPr>
+            <w:lang w:val="zh_TW" w:bidi="zh_TW"/>
+          </w:rPr>
+          <w:rPr>
+            <w:color w:val="0000EE"/>
+            <w:u w:val="single"/>
+          </w:rPr>
+          <w:t>詩94:17，</w:t>
+        </w:r>
+      </w:hyperlink>
+      <w:hyperlink r:id="rId85">
+        <w:r>
+          <w:rPr>
+            <w:lang w:val="zh_TW" w:bidi="zh_TW"/>
+          </w:rPr>
+          <w:rPr>
+            <w:color w:val="0000EE"/>
+            <w:u w:val="single"/>
+          </w:rPr>
+          <w:t>115:17</w:t>
+        </w:r>
+      </w:hyperlink>
+      <w:r>
+        <w:rPr>
+          <w:lang w:val="zh_TW" w:bidi="zh_TW"/>
+        </w:rPr>
+        <w:t>）和忘記之地（</w:t>
+      </w:r>
+      <w:hyperlink r:id="rId86">
+        <w:r>
+          <w:rPr>
+            <w:lang w:val="zh_TW" w:bidi="zh_TW"/>
+          </w:rPr>
+          <w:rPr>
+            <w:color w:val="0000EE"/>
+            <w:u w:val="single"/>
+          </w:rPr>
+          <w:t>詩88:12</w:t>
+        </w:r>
+      </w:hyperlink>
+      <w:r>
+        <w:rPr>
+          <w:lang w:val="zh_TW" w:bidi="zh_TW"/>
+        </w:rPr>
+        <w:t>）。神不會在「陰間」被記念，也不再有人歌頌祂（</w:t>
+      </w:r>
+      <w:hyperlink r:id="rId87">
+        <w:r>
+          <w:rPr>
+            <w:lang w:val="zh_TW" w:bidi="zh_TW"/>
+          </w:rPr>
+          <w:rPr>
+            <w:color w:val="0000EE"/>
+            <w:u w:val="single"/>
+          </w:rPr>
+          <w:t>詩6:5，</w:t>
+        </w:r>
+      </w:hyperlink>
+      <w:hyperlink r:id="rId88">
+        <w:r>
+          <w:rPr>
+            <w:lang w:val="zh_TW" w:bidi="zh_TW"/>
+          </w:rPr>
+          <w:rPr>
+            <w:color w:val="0000EE"/>
+            <w:u w:val="single"/>
+          </w:rPr>
+          <w:t>30:9，</w:t>
+        </w:r>
+      </w:hyperlink>
+      <w:hyperlink r:id="rId85">
+        <w:r>
+          <w:rPr>
+            <w:lang w:val="zh_TW" w:bidi="zh_TW"/>
+          </w:rPr>
+          <w:rPr>
+            <w:color w:val="0000EE"/>
+            <w:u w:val="single"/>
+          </w:rPr>
+          <w:t>115:17</w:t>
+        </w:r>
+      </w:hyperlink>
+      <w:r>
+        <w:rPr>
+          <w:lang w:val="zh_TW" w:bidi="zh_TW"/>
+        </w:rPr>
+        <w:t>），甚至人們相信，連神也不會記念那裡的人（</w:t>
+      </w:r>
+      <w:hyperlink r:id="rId89">
+        <w:r>
+          <w:rPr>
+            <w:lang w:val="zh_TW" w:bidi="zh_TW"/>
+          </w:rPr>
+          <w:rPr>
+            <w:color w:val="0000EE"/>
+            <w:u w:val="single"/>
+          </w:rPr>
+          <w:t>詩88:5、11</w:t>
+        </w:r>
+      </w:hyperlink>
+      <w:r>
+        <w:rPr>
+          <w:lang w:val="zh_TW" w:bidi="zh_TW"/>
+        </w:rPr>
+        <w:t>；</w:t>
+      </w:r>
+      <w:hyperlink r:id="rId90">
+        <w:r>
+          <w:rPr>
+            <w:lang w:val="zh_TW" w:bidi="zh_TW"/>
+          </w:rPr>
+          <w:rPr>
+            <w:color w:val="0000EE"/>
+            <w:u w:val="single"/>
+          </w:rPr>
+          <w:t>賽38:18</w:t>
+        </w:r>
+      </w:hyperlink>
+      <w:r>
+        <w:rPr>
+          <w:lang w:val="zh_TW" w:bidi="zh_TW"/>
+        </w:rPr>
+        <w:t>）。死者被視為永久與神隔絕，無法參與祂在歷史中的作為。雖然生與死之間的界線有時可說是模糊不清（如在</w:t>
+      </w:r>
+      <w:hyperlink r:id="rId91">
+        <w:r>
+          <w:rPr>
+            <w:lang w:val="zh_TW" w:bidi="zh_TW"/>
+          </w:rPr>
+          <w:rPr>
+            <w:color w:val="0000EE"/>
+            <w:u w:val="single"/>
+          </w:rPr>
+          <w:t>列王紀下四章32至37節</w:t>
+        </w:r>
+      </w:hyperlink>
+      <w:r>
+        <w:rPr>
+          <w:lang w:val="zh_TW" w:bidi="zh_TW"/>
+        </w:rPr>
+        <w:t>中的復活，又在</w:t>
+      </w:r>
+      <w:hyperlink r:id="rId92">
+        <w:r>
+          <w:rPr>
+            <w:lang w:val="zh_TW" w:bidi="zh_TW"/>
+          </w:rPr>
+          <w:rPr>
+            <w:color w:val="0000EE"/>
+            <w:u w:val="single"/>
+          </w:rPr>
+          <w:t>撒母耳記上二十八章7至25節</w:t>
+        </w:r>
+      </w:hyperlink>
+      <w:r>
+        <w:rPr>
+          <w:lang w:val="zh_TW" w:bidi="zh_TW"/>
+        </w:rPr>
+        <w:t>中，撒母耳的鬼魂所示），但猶太人明確禁止與死者溝通（</w:t>
+      </w:r>
+      <w:hyperlink r:id="rId93">
+        <w:r>
+          <w:rPr>
+            <w:lang w:val="zh_TW" w:bidi="zh_TW"/>
+          </w:rPr>
+          <w:rPr>
+            <w:color w:val="0000EE"/>
+            <w:u w:val="single"/>
+          </w:rPr>
+          <w:t>申18:11</w:t>
+        </w:r>
+      </w:hyperlink>
+      <w:r>
+        <w:rPr>
+          <w:lang w:val="zh_TW" w:bidi="zh_TW"/>
+        </w:rPr>
+        <w:t>）。（拜祭死者在以色列周邊的列國中，是普遍的習俗。）</w:t>
       </w:r>
     </w:p>
     <w:p>
@@ -1802,7 +2005,282 @@
         <w:rPr>
           <w:lang w:val="zh_TW" w:bidi="zh_TW"/>
         </w:rPr>
-        <w:t>這封書信以對「行善」和屬靈上豐盛的生活的勸誡作結。</w:t>
+        <w:t>雖然人在陰間的命運不能真正稱為生命，但它仍被視為一種存在狀態，或許還可能與同胞和祖先相伴（</w:t>
+      </w:r>
+      <w:hyperlink r:id="rId94">
+        <w:r>
+          <w:rPr>
+            <w:lang w:val="zh_TW" w:bidi="zh_TW"/>
+          </w:rPr>
+          <w:rPr>
+            <w:color w:val="0000EE"/>
+            <w:u w:val="single"/>
+          </w:rPr>
+          <w:t>創25:8</w:t>
+        </w:r>
+      </w:hyperlink>
+      <w:r>
+        <w:rPr>
+          <w:lang w:val="zh_TW" w:bidi="zh_TW"/>
+        </w:rPr>
+        <w:t>；</w:t>
+      </w:r>
+      <w:hyperlink r:id="rId95">
+        <w:r>
+          <w:rPr>
+            <w:lang w:val="zh_TW" w:bidi="zh_TW"/>
+          </w:rPr>
+          <w:rPr>
+            <w:color w:val="0000EE"/>
+            <w:u w:val="single"/>
+          </w:rPr>
+          <w:t>結32:17–30</w:t>
+        </w:r>
+      </w:hyperlink>
+      <w:r>
+        <w:rPr>
+          <w:lang w:val="zh_TW" w:bidi="zh_TW"/>
+        </w:rPr>
+        <w:t>）。然而，陰間並不在神的能力範圍之外（</w:t>
+      </w:r>
+      <w:hyperlink r:id="rId17">
+        <w:r>
+          <w:rPr>
+            <w:lang w:val="zh_TW" w:bidi="zh_TW"/>
+          </w:rPr>
+          <w:rPr>
+            <w:color w:val="0000EE"/>
+            <w:u w:val="single"/>
+          </w:rPr>
+          <w:t>詩139:8</w:t>
+        </w:r>
+      </w:hyperlink>
+      <w:r>
+        <w:rPr>
+          <w:lang w:val="zh_TW" w:bidi="zh_TW"/>
+        </w:rPr>
+        <w:t>；</w:t>
+      </w:r>
+      <w:hyperlink r:id="rId96">
+        <w:r>
+          <w:rPr>
+            <w:lang w:val="zh_TW" w:bidi="zh_TW"/>
+          </w:rPr>
+          <w:rPr>
+            <w:color w:val="0000EE"/>
+            <w:u w:val="single"/>
+          </w:rPr>
+          <w:t>摩9:2</w:t>
+        </w:r>
+      </w:hyperlink>
+      <w:r>
+        <w:rPr>
+          <w:lang w:val="zh_TW" w:bidi="zh_TW"/>
+        </w:rPr>
+        <w:t>；</w:t>
+      </w:r>
+      <w:hyperlink r:id="rId97">
+        <w:r>
+          <w:rPr>
+            <w:lang w:val="zh_TW" w:bidi="zh_TW"/>
+          </w:rPr>
+          <w:rPr>
+            <w:color w:val="0000EE"/>
+            <w:u w:val="single"/>
+          </w:rPr>
+          <w:t>拿2:2</w:t>
+        </w:r>
+      </w:hyperlink>
+      <w:r>
+        <w:rPr>
+          <w:lang w:val="zh_TW" w:bidi="zh_TW"/>
+        </w:rPr>
+        <w:t>）。雖然陰間被描繪成貪婪飢渴的怪物，會吞噬活人（</w:t>
+      </w:r>
+      <w:hyperlink r:id="rId98">
+        <w:r>
+          <w:rPr>
+            <w:lang w:val="zh_TW" w:bidi="zh_TW"/>
+          </w:rPr>
+          <w:rPr>
+            <w:color w:val="0000EE"/>
+            <w:u w:val="single"/>
+          </w:rPr>
+          <w:t>箴27:20，</w:t>
+        </w:r>
+      </w:hyperlink>
+      <w:hyperlink r:id="rId99">
+        <w:r>
+          <w:rPr>
+            <w:lang w:val="zh_TW" w:bidi="zh_TW"/>
+          </w:rPr>
+          <w:rPr>
+            <w:color w:val="0000EE"/>
+            <w:u w:val="single"/>
+          </w:rPr>
+          <w:t>30:16</w:t>
+        </w:r>
+      </w:hyperlink>
+      <w:r>
+        <w:rPr>
+          <w:lang w:val="zh_TW" w:bidi="zh_TW"/>
+        </w:rPr>
+        <w:t>），但神的大能仍能拯救人脫離掌控（</w:t>
+      </w:r>
+      <w:hyperlink r:id="rId100">
+        <w:r>
+          <w:rPr>
+            <w:lang w:val="zh_TW" w:bidi="zh_TW"/>
+          </w:rPr>
+          <w:rPr>
+            <w:color w:val="0000EE"/>
+            <w:u w:val="single"/>
+          </w:rPr>
+          <w:t>詩49:15，</w:t>
+        </w:r>
+      </w:hyperlink>
+      <w:hyperlink r:id="rId101">
+        <w:r>
+          <w:rPr>
+            <w:lang w:val="zh_TW" w:bidi="zh_TW"/>
+          </w:rPr>
+          <w:rPr>
+            <w:color w:val="0000EE"/>
+            <w:u w:val="single"/>
+          </w:rPr>
+          <w:t>86:13</w:t>
+        </w:r>
+      </w:hyperlink>
+      <w:r>
+        <w:rPr>
+          <w:lang w:val="zh_TW" w:bidi="zh_TW"/>
+        </w:rPr>
+        <w:t>）。到舊約時期末期，人們甚至有希望最終從陰間得救（</w:t>
+      </w:r>
+      <w:hyperlink r:id="rId102">
+        <w:r>
+          <w:rPr>
+            <w:lang w:val="zh_TW" w:bidi="zh_TW"/>
+          </w:rPr>
+          <w:rPr>
+            <w:color w:val="0000EE"/>
+            <w:u w:val="single"/>
+          </w:rPr>
+          <w:t>伯14:13–22，</w:t>
+        </w:r>
+      </w:hyperlink>
+      <w:hyperlink r:id="rId103">
+        <w:r>
+          <w:rPr>
+            <w:lang w:val="zh_TW" w:bidi="zh_TW"/>
+          </w:rPr>
+          <w:rPr>
+            <w:color w:val="0000EE"/>
+            <w:u w:val="single"/>
+          </w:rPr>
+          <w:t>19:25–27</w:t>
+        </w:r>
+      </w:hyperlink>
+      <w:r>
+        <w:rPr>
+          <w:lang w:val="zh_TW" w:bidi="zh_TW"/>
+        </w:rPr>
+        <w:t>；</w:t>
+      </w:r>
+      <w:hyperlink r:id="rId100">
+        <w:r>
+          <w:rPr>
+            <w:lang w:val="zh_TW" w:bidi="zh_TW"/>
+          </w:rPr>
+          <w:rPr>
+            <w:color w:val="0000EE"/>
+            <w:u w:val="single"/>
+          </w:rPr>
+          <w:t>詩49:15，</w:t>
+        </w:r>
+      </w:hyperlink>
+      <w:hyperlink r:id="rId16">
+        <w:r>
+          <w:rPr>
+            <w:lang w:val="zh_TW" w:bidi="zh_TW"/>
+          </w:rPr>
+          <w:rPr>
+            <w:color w:val="0000EE"/>
+            <w:u w:val="single"/>
+          </w:rPr>
+          <w:t>73:23–28</w:t>
+        </w:r>
+      </w:hyperlink>
+      <w:r>
+        <w:rPr>
+          <w:lang w:val="zh_TW" w:bidi="zh_TW"/>
+        </w:rPr>
+        <w:t>），但只有但以理書明確表達了這份盼望（</w:t>
+      </w:r>
+      <w:hyperlink r:id="rId104">
+        <w:r>
+          <w:rPr>
+            <w:lang w:val="zh_TW" w:bidi="zh_TW"/>
+          </w:rPr>
+          <w:rPr>
+            <w:color w:val="0000EE"/>
+            <w:u w:val="single"/>
+          </w:rPr>
+          <w:t>但12:1–2</w:t>
+        </w:r>
+      </w:hyperlink>
+      <w:r>
+        <w:rPr>
+          <w:lang w:val="zh_TW" w:bidi="zh_TW"/>
+        </w:rPr>
+        <w:t>）。因此，雖然古代希伯來人並未像新約使徒保羅那樣，可以坦然面對死亡（</w:t>
+      </w:r>
+      <w:hyperlink r:id="rId105">
+        <w:r>
+          <w:rPr>
+            <w:lang w:val="zh_TW" w:bidi="zh_TW"/>
+          </w:rPr>
+          <w:rPr>
+            <w:color w:val="0000EE"/>
+            <w:u w:val="single"/>
+          </w:rPr>
+          <w:t>林後5:1–8</w:t>
+        </w:r>
+      </w:hyperlink>
+      <w:r>
+        <w:rPr>
+          <w:lang w:val="zh_TW" w:bidi="zh_TW"/>
+        </w:rPr>
+        <w:t>；</w:t>
+      </w:r>
+      <w:hyperlink r:id="rId106">
+        <w:r>
+          <w:rPr>
+            <w:lang w:val="zh_TW" w:bidi="zh_TW"/>
+          </w:rPr>
+          <w:rPr>
+            <w:color w:val="0000EE"/>
+            <w:u w:val="single"/>
+          </w:rPr>
+          <w:t>腓1:21–23</w:t>
+        </w:r>
+      </w:hyperlink>
+      <w:r>
+        <w:rPr>
+          <w:lang w:val="zh_TW" w:bidi="zh_TW"/>
+        </w:rPr>
+        <w:t>），但他們逐漸明白死亡並非一個毫無盼望的狀態。</w:t>
+      </w:r>
+    </w:p>
+    <w:p>
+      <w:pPr>
+        <w:pStyle w:val="Heading3"/>
+      </w:pPr>
+      <w:r>
+        <w:rPr>
+          <w:lang w:val="zh_TW" w:bidi="zh_TW"/>
+        </w:rPr>
+        <w:t>兩約之間的著作</w:t>
       </w:r>
     </w:p>
     <w:p>
@@ -1814,74 +2292,9 @@
       </w:r>
       <w:r>
         <w:rPr>
-          <w:i/>
-          <w:lang w:val="zh_TW" w:bidi="zh_TW"/>
-        </w:rPr>
-        <w:t>另見</w:t>
-      </w:r>
-      <w:r>
-        <w:rPr>
-          <w:lang w:val="zh_TW" w:bidi="zh_TW"/>
-        </w:rPr>
-        <w:t xml:space="preserve"> </w:t>
-      </w:r>
-      <w:r>
-        <w:rPr>
-          <w:lang w:val="zh_TW" w:bidi="zh_TW"/>
-        </w:rPr>
-        <w:t>使徒保羅</w:t>
-      </w:r>
-      <w:r>
-        <w:rPr>
-          <w:lang w:val="zh_TW" w:bidi="zh_TW"/>
-        </w:rPr>
-        <w:t>；</w:t>
-      </w:r>
-      <w:r>
-        <w:rPr>
-          <w:lang w:val="zh_TW" w:bidi="zh_TW"/>
-        </w:rPr>
-        <w:t>提摩太前書</w:t>
-      </w:r>
-      <w:r>
-        <w:rPr>
-          <w:lang w:val="zh_TW" w:bidi="zh_TW"/>
-        </w:rPr>
-        <w:t>；</w:t>
-      </w:r>
-      <w:r>
-        <w:rPr>
-          <w:lang w:val="zh_TW" w:bidi="zh_TW"/>
-        </w:rPr>
-        <w:t>提摩太後書</w:t>
-      </w:r>
-      <w:r>
-        <w:rPr>
-          <w:lang w:val="zh_TW" w:bidi="zh_TW"/>
-        </w:rPr>
-        <w:t>；</w:t>
-      </w:r>
-      <w:r>
-        <w:rPr>
-          <w:lang w:val="zh_TW" w:bidi="zh_TW"/>
-        </w:rPr>
-        <w:t>提多（人物）#1</w:t>
-      </w:r>
-      <w:r>
-        <w:rPr>
-          <w:lang w:val="zh_TW" w:bidi="zh_TW"/>
-        </w:rPr>
-        <w:t>。</w:t>
-      </w:r>
-      <w:r>
-        <w:rPr>
-          <w:lang w:val="zh_TW" w:bidi="zh_TW"/>
-        </w:rPr>
-      </w:r>
-      <w:r>
-        <w:rPr>
-          <w:lang w:val="zh_TW" w:bidi="zh_TW"/>
-        </w:rPr>
+          <w:lang w:val="zh_TW" w:bidi="zh_TW"/>
+        </w:rPr>
+        <w:t>在被擄與新約時期的開始之間（公元前586–公元30，與舊約結束的時期部分重疊），與波斯和希臘宗教的接觸，促使猶太人釐清他們對死後生命的觀念。舊約翻譯成希臘文時，人們用希臘文Hades（陰間的名稱）來翻譯希伯來文的Sheol。在新約中，Hades成為死者居所的通用名稱。</w:t>
       </w:r>
     </w:p>
     <w:p>
@@ -1891,21 +2304,41 @@
           <w:lang w:val="zh_TW" w:bidi="zh_TW"/>
         </w:rPr>
       </w:r>
-    </w:p>
-    <w:p>
-      <w:pPr>
-        <w:pStyle w:val="Heading2"/>
-      </w:pPr>
-      <w:r>
-        <w:rPr>
-          <w:lang w:val="zh_TW" w:bidi="zh_TW"/>
-        </w:rPr>
-        <w:t>提摩太前書</w:t>
-      </w:r>
-      <w:r>
-        <w:rPr>
-          <w:lang w:val="zh_TW" w:bidi="zh_TW"/>
-        </w:rPr>
+      <w:r>
+        <w:rPr>
+          <w:lang w:val="zh_TW" w:bidi="zh_TW"/>
+        </w:rPr>
+        <w:t>新名稱的出現也帶來了新的觀念，有多個關於死者歸宿的觀點開始流傳。一個常見的觀點出現在偽經以諾一書第二十二章中，描述死者被安置在一座大山的中空位置，等待最後的審判。其中有一個相對愉快的區域，是為義人預備的；另一個則是為惡人準備，充滿痛苦的地方。其他作者則延續舊約Hades或Sheol的概念，視其為一個與神和幸福隔絕的地方（</w:t>
+      </w:r>
+      <w:hyperlink r:id="rId107">
+        <w:r>
+          <w:rPr>
+            <w:lang w:val="zh_TW" w:bidi="zh_TW"/>
+          </w:rPr>
+          <w:rPr>
+            <w:color w:val="0000EE"/>
+            <w:u w:val="single"/>
+          </w:rPr>
+          <w:t>便西拉智訓14:12、16，</w:t>
+        </w:r>
+      </w:hyperlink>
+      <w:hyperlink r:id="rId108">
+        <w:r>
+          <w:rPr>
+            <w:lang w:val="zh_TW" w:bidi="zh_TW"/>
+          </w:rPr>
+          <w:rPr>
+            <w:color w:val="0000EE"/>
+            <w:u w:val="single"/>
+          </w:rPr>
+          <w:t>17:27–28</w:t>
+        </w:r>
+      </w:hyperlink>
+      <w:r>
+        <w:rPr>
+          <w:lang w:val="zh_TW" w:bidi="zh_TW"/>
+        </w:rPr>
+        <w:t>）。</w:t>
       </w:r>
     </w:p>
     <w:p>
@@ -1919,7 +2352,79 @@
         <w:rPr>
           <w:lang w:val="zh_TW" w:bidi="zh_TW"/>
         </w:rPr>
-        <w:t>保羅寫給他年輕同工提摩太的第一封書信。</w:t>
+        <w:t>在那段時期，猶太人也開始使用新詞「地獄」（Gehenna，希伯來文Hinnom），是一個山谷的名字，位於耶路撒冷南方。該山谷在舊約時期以獻兒童為祭的可憎行為著稱（</w:t>
+      </w:r>
+      <w:hyperlink r:id="rId109">
+        <w:r>
+          <w:rPr>
+            <w:lang w:val="zh_TW" w:bidi="zh_TW"/>
+          </w:rPr>
+          <w:rPr>
+            <w:color w:val="0000EE"/>
+            <w:u w:val="single"/>
+          </w:rPr>
+          <w:t>王下23:10;</w:t>
+        </w:r>
+      </w:hyperlink>
+      <w:r>
+        <w:rPr>
+          <w:lang w:val="zh_TW" w:bidi="zh_TW"/>
+        </w:rPr>
+        <w:t xml:space="preserve"> </w:t>
+      </w:r>
+      <w:hyperlink r:id="rId110">
+        <w:r>
+          <w:rPr>
+            <w:lang w:val="zh_TW" w:bidi="zh_TW"/>
+          </w:rPr>
+          <w:rPr>
+            <w:color w:val="0000EE"/>
+            <w:u w:val="single"/>
+          </w:rPr>
+          <w:t>歷代志下</w:t>
+        </w:r>
+      </w:hyperlink>
+      <w:r>
+        <w:rPr>
+          <w:lang w:val="zh_TW" w:bidi="zh_TW"/>
+        </w:rPr>
+        <w:t xml:space="preserve"> 28:3; </w:t>
+      </w:r>
+      <w:hyperlink r:id="rId111">
+        <w:r>
+          <w:rPr>
+            <w:lang w:val="zh_TW" w:bidi="zh_TW"/>
+          </w:rPr>
+          <w:rPr>
+            <w:color w:val="0000EE"/>
+            <w:u w:val="single"/>
+          </w:rPr>
+          <w:t xml:space="preserve">33:6 </w:t>
+        </w:r>
+      </w:hyperlink>
+      <w:r>
+        <w:rPr>
+          <w:lang w:val="zh_TW" w:bidi="zh_TW"/>
+        </w:rPr>
+        <w:t>)，而在新約時期則以焚燒垃圾聞名。地獄成為惡人死後歸宿的稱呼，是一個充滿火焰折磨的地方（以諾一書90:20–27；</w:t>
+      </w:r>
+      <w:hyperlink r:id="rId112">
+        <w:r>
+          <w:rPr>
+            <w:lang w:val="zh_TW" w:bidi="zh_TW"/>
+          </w:rPr>
+          <w:rPr>
+            <w:color w:val="0000EE"/>
+            <w:u w:val="single"/>
+          </w:rPr>
+          <w:t>以斯拉二書7:70</w:t>
+        </w:r>
+      </w:hyperlink>
+      <w:r>
+        <w:rPr>
+          <w:lang w:val="zh_TW" w:bidi="zh_TW"/>
+        </w:rPr>
+        <w:t>）。與此懲罰之地相對的是「樂園」（paradise，源自波斯文，指快樂園地），義人在那裡享受福樂。</w:t>
       </w:r>
     </w:p>
     <w:p>
@@ -1933,7 +2438,18 @@
         <w:rPr>
           <w:lang w:val="zh_TW" w:bidi="zh_TW"/>
         </w:rPr>
-        <w:t>提摩太前書的作者、日期和背景必須與其他兩封教牧書信提摩太後書和提多書一起考慮，這些書信是寫給保羅的兩位年輕同工，幫助他們處理以弗所和克里特教會的牧養問題。</w:t>
+        <w:t>所有這些概念——陰間、地獄、樂園，都被新約作者塑造成最適切基督啟示的形式。</w:t>
+      </w:r>
+    </w:p>
+    <w:p>
+      <w:pPr>
+        <w:pStyle w:val="Heading3"/>
+      </w:pPr>
+      <w:r>
+        <w:rPr>
+          <w:lang w:val="zh_TW" w:bidi="zh_TW"/>
+        </w:rPr>
+        <w:t>新約聖經</w:t>
       </w:r>
     </w:p>
     <w:p>
@@ -1947,108 +2463,7 @@
         <w:rPr>
           <w:lang w:val="zh_TW" w:bidi="zh_TW"/>
         </w:rPr>
-        <w:t>概述</w:t>
-      </w:r>
-    </w:p>
-    <w:p>
-      <w:pPr>
-        <w:pStyle w:val="ListBullet"/>
-        <w:spacing w:line="240" w:lineRule="auto"/>
-        <w:ind w:left="720"/>
-      </w:pPr>
-      <w:r>
-        <w:rPr>
-          <w:lang w:val="zh_TW" w:bidi="zh_TW"/>
-        </w:rPr>
-      </w:r>
-      <w:r>
-        <w:rPr>
-          <w:lang w:val="zh_TW" w:bidi="zh_TW"/>
-        </w:rPr>
-        <w:t>作者</w:t>
-      </w:r>
-    </w:p>
-    <w:p>
-      <w:pPr>
-        <w:pStyle w:val="ListBullet"/>
-        <w:spacing w:line="240" w:lineRule="auto"/>
-        <w:ind w:left="720"/>
-      </w:pPr>
-      <w:r>
-        <w:rPr>
-          <w:lang w:val="zh_TW" w:bidi="zh_TW"/>
-        </w:rPr>
-      </w:r>
-      <w:r>
-        <w:rPr>
-          <w:lang w:val="zh_TW" w:bidi="zh_TW"/>
-        </w:rPr>
-        <w:t>日期</w:t>
-      </w:r>
-    </w:p>
-    <w:p>
-      <w:pPr>
-        <w:pStyle w:val="ListBullet"/>
-        <w:spacing w:line="240" w:lineRule="auto"/>
-        <w:ind w:left="720"/>
-      </w:pPr>
-      <w:r>
-        <w:rPr>
-          <w:lang w:val="zh_TW" w:bidi="zh_TW"/>
-        </w:rPr>
-      </w:r>
-      <w:r>
-        <w:rPr>
-          <w:lang w:val="zh_TW" w:bidi="zh_TW"/>
-        </w:rPr>
-        <w:t>背景</w:t>
-      </w:r>
-    </w:p>
-    <w:p>
-      <w:pPr>
-        <w:pStyle w:val="ListBullet"/>
-        <w:spacing w:line="240" w:lineRule="auto"/>
-        <w:ind w:left="720"/>
-      </w:pPr>
-      <w:r>
-        <w:rPr>
-          <w:lang w:val="zh_TW" w:bidi="zh_TW"/>
-        </w:rPr>
-      </w:r>
-      <w:r>
-        <w:rPr>
-          <w:lang w:val="zh_TW" w:bidi="zh_TW"/>
-        </w:rPr>
-        <w:t>神學</w:t>
-      </w:r>
-    </w:p>
-    <w:p>
-      <w:pPr>
-        <w:pStyle w:val="ListBullet"/>
-        <w:spacing w:line="240" w:lineRule="auto"/>
-        <w:ind w:left="720"/>
-      </w:pPr>
-      <w:r>
-        <w:rPr>
-          <w:lang w:val="zh_TW" w:bidi="zh_TW"/>
-        </w:rPr>
-      </w:r>
-      <w:r>
-        <w:rPr>
-          <w:lang w:val="zh_TW" w:bidi="zh_TW"/>
-        </w:rPr>
-        <w:t>內容</w:t>
-      </w:r>
-    </w:p>
-    <w:p>
-      <w:pPr>
-        <w:pStyle w:val="Heading3"/>
-      </w:pPr>
-      <w:r>
-        <w:rPr>
-          <w:lang w:val="zh_TW" w:bidi="zh_TW"/>
-        </w:rPr>
-        <w:t>作者</w:t>
+        <w:t>雖然新約使用了多種詞語來描述死者的居所，但實際提及的次數相當少，總共只有約35節經文。這些經文主要集中在福音書和啟示錄。使徒保羅對天堂多有言說，但只有耶穌和約翰對地獄有較多的描述。</w:t>
       </w:r>
     </w:p>
     <w:p>
@@ -2062,7 +2477,25 @@
         <w:rPr>
           <w:lang w:val="zh_TW" w:bidi="zh_TW"/>
         </w:rPr>
-        <w:t>在提摩太前書中，如同提摩太後書和提多書一樣，保羅在第一節就被指名為作者。自愛任紐（Irenaeus）時期（大約公元185年）以來，在早期教會的傳統中，保羅始終是這三封信唯一被認定為作者的人。這三封信中包含了許多保羅生平的個人細節，這些都強有力地證明了保羅是真正的作者。</w:t>
+        <w:t>「陰間（Hades）」這個詞僅在耶穌的比喻中出現一次，即財主和拉撒路的比喻（</w:t>
+      </w:r>
+      <w:hyperlink r:id="rId113">
+        <w:r>
+          <w:rPr>
+            <w:lang w:val="zh_TW" w:bidi="zh_TW"/>
+          </w:rPr>
+          <w:rPr>
+            <w:color w:val="0000EE"/>
+            <w:u w:val="single"/>
+          </w:rPr>
+          <w:t>路16:23</w:t>
+        </w:r>
+      </w:hyperlink>
+      <w:r>
+        <w:rPr>
+          <w:lang w:val="zh_TW" w:bidi="zh_TW"/>
+        </w:rPr>
+        <w:t>）。在該比喻中，陰間是一個充滿痛苦的地方，是惡人死後的去處。這種痛苦被描述為「火焰」，即使肉體已死，仍能對人造成身體上的折磨。凡在痛苦中的人，皆不會得到任何安慰。</w:t>
       </w:r>
     </w:p>
     <w:p>
@@ -2076,107 +2509,169 @@
         <w:rPr>
           <w:lang w:val="zh_TW" w:bidi="zh_TW"/>
         </w:rPr>
-        <w:t>然而，一些學者基於以下理由質疑保羅的作者身份：</w:t>
-      </w:r>
-    </w:p>
-    <w:p>
-      <w:pPr>
-        <w:pStyle w:val="ListNumber"/>
-        <w:numPr>
-          <w:ilvl w:val="0"/>
-          <w:numId w:val="15"/>
-        </w:numPr>
-        <w:spacing w:line="240" w:lineRule="auto"/>
-        <w:ind w:left="720"/>
-      </w:pPr>
-      <w:r>
-        <w:rPr>
-          <w:lang w:val="zh_TW" w:bidi="zh_TW"/>
-        </w:rPr>
-      </w:r>
-      <w:r>
-        <w:rPr>
-          <w:lang w:val="zh_TW" w:bidi="zh_TW"/>
-        </w:rPr>
-        <w:t>希臘文詞彙包含大量在其它保羅書信中未出現的詞彙。</w:t>
-        <w:br/>
-        <w:br/>
-      </w:r>
-      <w:r>
-        <w:rPr>
-          <w:lang w:val="zh_TW" w:bidi="zh_TW"/>
-        </w:rPr>
-        <w:t>但這些書信中的主題並不相同。在教牧書信中，作者所處理的是教會組織和紀律方面較為技術性的問題——是一位教會領袖寫信給其他領袖。保羅是一位受過高等教育的人，詞彙豐富。教牧書信中特有的詞彙並不會超出保羅所能使用的詞彙範圍。如果這些詞彙不是出自保羅本人，也可能來自經常幫助保羅撰寫書信的文士。</w:t>
-      </w:r>
-    </w:p>
-    <w:p>
-      <w:pPr>
-        <w:pStyle w:val="ListNumber"/>
-        <w:spacing w:line="240" w:lineRule="auto"/>
-        <w:ind w:left="720"/>
-      </w:pPr>
-      <w:r>
-        <w:rPr>
-          <w:lang w:val="zh_TW" w:bidi="zh_TW"/>
-        </w:rPr>
-      </w:r>
-      <w:r>
-        <w:rPr>
-          <w:lang w:val="zh_TW" w:bidi="zh_TW"/>
-        </w:rPr>
-        <w:t>有關保羅行程的記載，與使徒行傳中所描述的旅程不符。</w:t>
-        <w:br/>
-        <w:br/>
-      </w:r>
-      <w:r>
-        <w:rPr>
-          <w:lang w:val="zh_TW" w:bidi="zh_TW"/>
-        </w:rPr>
-        <w:t>如果相信保羅寫了教牧書信，並且完成了書信中所描述的事，那麼他必須是在羅馬被監禁後獲釋，並且前往了克里特、以弗所和馬其頓。使徒行傳中的記述以保羅在羅馬被囚禁為結尾，因此這些後來的行程可能沒有被提及。有法律證據表明，如果保羅在兩年內沒有被定罪，他應該會自動獲釋。</w:t>
-      </w:r>
-    </w:p>
-    <w:p>
-      <w:pPr>
-        <w:pStyle w:val="ListNumber"/>
-        <w:spacing w:line="240" w:lineRule="auto"/>
-        <w:ind w:left="720"/>
-      </w:pPr>
-      <w:r>
-        <w:rPr>
-          <w:lang w:val="zh_TW" w:bidi="zh_TW"/>
-        </w:rPr>
-      </w:r>
-      <w:r>
-        <w:rPr>
-          <w:lang w:val="zh_TW" w:bidi="zh_TW"/>
-        </w:rPr>
-        <w:t>教牧書信中提到的教會進步發展（如長老、監督和執事），證明其日期晚於保羅的生平。</w:t>
-        <w:br/>
-        <w:br/>
-      </w:r>
-      <w:r>
-        <w:rPr>
-          <w:lang w:val="zh_TW" w:bidi="zh_TW"/>
-        </w:rPr>
-        <w:t>然而，長老在舊約時代就已存在，而作為地方教會職員的監督，幾乎可以肯定與長老是同一職分。此外，保羅在他的其它書信中也提到執事，例如</w:t>
-      </w:r>
-      <w:hyperlink r:id="rId58">
-        <w:r>
-          <w:rPr>
-            <w:lang w:val="zh_TW" w:bidi="zh_TW"/>
-          </w:rPr>
-          <w:rPr>
-            <w:color w:val="0000EE"/>
-            <w:u w:val="single"/>
-          </w:rPr>
-          <w:t>腓立比書一章1節</w:t>
-        </w:r>
-      </w:hyperlink>
-      <w:r>
-        <w:rPr>
-          <w:lang w:val="zh_TW" w:bidi="zh_TW"/>
-        </w:rPr>
-        <w:t>。</w:t>
+        <w:t>雖然惡人在死後立即進入陰間，但他們的最終歸宿是地獄，一個充滿火和蟲的地方，象徵著腐敗（</w:t>
+      </w:r>
+      <w:hyperlink r:id="rId114">
+        <w:r>
+          <w:rPr>
+            <w:lang w:val="zh_TW" w:bidi="zh_TW"/>
+          </w:rPr>
+          <w:rPr>
+            <w:color w:val="0000EE"/>
+            <w:u w:val="single"/>
+          </w:rPr>
+          <w:t>太5:22、29–30，</w:t>
+        </w:r>
+      </w:hyperlink>
+      <w:hyperlink r:id="rId115">
+        <w:r>
+          <w:rPr>
+            <w:lang w:val="zh_TW" w:bidi="zh_TW"/>
+          </w:rPr>
+          <w:rPr>
+            <w:color w:val="0000EE"/>
+            <w:u w:val="single"/>
+          </w:rPr>
+          <w:t>18:9</w:t>
+        </w:r>
+      </w:hyperlink>
+      <w:r>
+        <w:rPr>
+          <w:lang w:val="zh_TW" w:bidi="zh_TW"/>
+        </w:rPr>
+        <w:t>；</w:t>
+      </w:r>
+      <w:hyperlink r:id="rId116">
+        <w:r>
+          <w:rPr>
+            <w:lang w:val="zh_TW" w:bidi="zh_TW"/>
+          </w:rPr>
+          <w:rPr>
+            <w:color w:val="0000EE"/>
+            <w:u w:val="single"/>
+          </w:rPr>
+          <w:t>可9:48</w:t>
+        </w:r>
+      </w:hyperlink>
+      <w:r>
+        <w:rPr>
+          <w:lang w:val="zh_TW" w:bidi="zh_TW"/>
+        </w:rPr>
+        <w:t>，引用自</w:t>
+      </w:r>
+      <w:hyperlink r:id="rId117">
+        <w:r>
+          <w:rPr>
+            <w:lang w:val="zh_TW" w:bidi="zh_TW"/>
+          </w:rPr>
+          <w:rPr>
+            <w:color w:val="0000EE"/>
+            <w:u w:val="single"/>
+          </w:rPr>
+          <w:t>賽66:24</w:t>
+        </w:r>
+      </w:hyperlink>
+      <w:r>
+        <w:rPr>
+          <w:lang w:val="zh_TW" w:bidi="zh_TW"/>
+        </w:rPr>
+        <w:t>）。耶穌也稱地獄為「外邊黑暗」，那裡將有「哀哭切齒」（</w:t>
+      </w:r>
+      <w:hyperlink r:id="rId118">
+        <w:r>
+          <w:rPr>
+            <w:lang w:val="zh_TW" w:bidi="zh_TW"/>
+          </w:rPr>
+          <w:rPr>
+            <w:color w:val="0000EE"/>
+            <w:u w:val="single"/>
+          </w:rPr>
+          <w:t>太8:12，</w:t>
+        </w:r>
+      </w:hyperlink>
+      <w:hyperlink r:id="rId119">
+        <w:r>
+          <w:rPr>
+            <w:lang w:val="zh_TW" w:bidi="zh_TW"/>
+          </w:rPr>
+          <w:rPr>
+            <w:color w:val="0000EE"/>
+            <w:u w:val="single"/>
+          </w:rPr>
+          <w:t>22:13</w:t>
+        </w:r>
+      </w:hyperlink>
+      <w:r>
+        <w:rPr>
+          <w:lang w:val="zh_TW" w:bidi="zh_TW"/>
+        </w:rPr>
+        <w:t>）。顯然，在最後的審判之後，惡人將被基督的命令送往那裡（</w:t>
+      </w:r>
+      <w:hyperlink r:id="rId120">
+        <w:r>
+          <w:rPr>
+            <w:lang w:val="zh_TW" w:bidi="zh_TW"/>
+          </w:rPr>
+          <w:rPr>
+            <w:color w:val="0000EE"/>
+            <w:u w:val="single"/>
+          </w:rPr>
+          <w:t>約5:22、27</w:t>
+        </w:r>
+      </w:hyperlink>
+      <w:r>
+        <w:rPr>
+          <w:lang w:val="zh_TW" w:bidi="zh_TW"/>
+        </w:rPr>
+        <w:t>；</w:t>
+      </w:r>
+      <w:hyperlink r:id="rId121">
+        <w:r>
+          <w:rPr>
+            <w:lang w:val="zh_TW" w:bidi="zh_TW"/>
+          </w:rPr>
+          <w:rPr>
+            <w:color w:val="0000EE"/>
+            <w:u w:val="single"/>
+          </w:rPr>
+          <w:t>徒10:42，</w:t>
+        </w:r>
+      </w:hyperlink>
+      <w:hyperlink r:id="rId122">
+        <w:r>
+          <w:rPr>
+            <w:lang w:val="zh_TW" w:bidi="zh_TW"/>
+          </w:rPr>
+          <w:rPr>
+            <w:color w:val="0000EE"/>
+            <w:u w:val="single"/>
+          </w:rPr>
+          <w:t>17:31</w:t>
+        </w:r>
+      </w:hyperlink>
+      <w:r>
+        <w:rPr>
+          <w:lang w:val="zh_TW" w:bidi="zh_TW"/>
+        </w:rPr>
+        <w:t>；</w:t>
+      </w:r>
+      <w:hyperlink r:id="rId123">
+        <w:r>
+          <w:rPr>
+            <w:lang w:val="zh_TW" w:bidi="zh_TW"/>
+          </w:rPr>
+          <w:rPr>
+            <w:color w:val="0000EE"/>
+            <w:u w:val="single"/>
+          </w:rPr>
+          <w:t>提後4:1</w:t>
+        </w:r>
+      </w:hyperlink>
+      <w:r>
+        <w:rPr>
+          <w:lang w:val="zh_TW" w:bidi="zh_TW"/>
+        </w:rPr>
+        <w:t>）。那個折磨之地，承接舊約陰間作為與神分離之地的負面概念。</w:t>
       </w:r>
     </w:p>
     <w:p>
@@ -2190,18 +2685,121 @@
         <w:rPr>
           <w:lang w:val="zh_TW" w:bidi="zh_TW"/>
         </w:rPr>
-        <w:t>大多數保守派學者及許多其他學者強烈認為，保羅確實寫了這三封教牧書信。</w:t>
-      </w:r>
-    </w:p>
-    <w:p>
-      <w:pPr>
-        <w:pStyle w:val="Heading3"/>
-      </w:pPr>
-      <w:r>
-        <w:rPr>
-          <w:lang w:val="zh_TW" w:bidi="zh_TW"/>
-        </w:rPr>
-        <w:t>日期</w:t>
+        <w:t>耶穌宣揚悔改的信息，強調地獄的危險，較少提到義人死後所到之處。然而，義人終會在最後的審判後進入「國」，而非地獄（</w:t>
+      </w:r>
+      <w:hyperlink r:id="rId124">
+        <w:r>
+          <w:rPr>
+            <w:lang w:val="zh_TW" w:bidi="zh_TW"/>
+          </w:rPr>
+          <w:rPr>
+            <w:color w:val="0000EE"/>
+            <w:u w:val="single"/>
+          </w:rPr>
+          <w:t>太25:34</w:t>
+        </w:r>
+      </w:hyperlink>
+      <w:r>
+        <w:rPr>
+          <w:lang w:val="zh_TW" w:bidi="zh_TW"/>
+        </w:rPr>
+        <w:t>）。耶穌兩次暗示義人在死後立即進入蒙福的狀態。</w:t>
+      </w:r>
+      <w:hyperlink r:id="rId125">
+        <w:r>
+          <w:rPr>
+            <w:lang w:val="zh_TW" w:bidi="zh_TW"/>
+          </w:rPr>
+          <w:rPr>
+            <w:color w:val="0000EE"/>
+            <w:u w:val="single"/>
+          </w:rPr>
+          <w:t>路加福音十六章22節</w:t>
+        </w:r>
+      </w:hyperlink>
+      <w:r>
+        <w:rPr>
+          <w:lang w:val="zh_TW" w:bidi="zh_TW"/>
+        </w:rPr>
+        <w:t>提到死去的拉撒路在「亞伯拉罕的懷裡」，那是一個充滿安慰和平安的地方。在</w:t>
+      </w:r>
+      <w:hyperlink r:id="rId126">
+        <w:r>
+          <w:rPr>
+            <w:lang w:val="zh_TW" w:bidi="zh_TW"/>
+          </w:rPr>
+          <w:rPr>
+            <w:color w:val="0000EE"/>
+            <w:u w:val="single"/>
+          </w:rPr>
+          <w:t>路加福音二十三章43節</w:t>
+        </w:r>
+      </w:hyperlink>
+      <w:r>
+        <w:rPr>
+          <w:lang w:val="zh_TW" w:bidi="zh_TW"/>
+        </w:rPr>
+        <w:t>中，耶穌應許將與垂死的強盜一起進入天堂，那裡稱為樂園。保羅的措辭表明樂園似乎與天堂一致（</w:t>
+      </w:r>
+      <w:hyperlink r:id="rId127">
+        <w:r>
+          <w:rPr>
+            <w:lang w:val="zh_TW" w:bidi="zh_TW"/>
+          </w:rPr>
+          <w:rPr>
+            <w:color w:val="0000EE"/>
+            <w:u w:val="single"/>
+          </w:rPr>
+          <w:t>林後12:2–3</w:t>
+        </w:r>
+      </w:hyperlink>
+      <w:r>
+        <w:rPr>
+          <w:lang w:val="zh_TW" w:bidi="zh_TW"/>
+        </w:rPr>
+        <w:t>），而約翰則將樂園與新天新地聯繫起來（</w:t>
+      </w:r>
+      <w:hyperlink r:id="rId128">
+        <w:r>
+          <w:rPr>
+            <w:lang w:val="zh_TW" w:bidi="zh_TW"/>
+          </w:rPr>
+          <w:rPr>
+            <w:color w:val="0000EE"/>
+            <w:u w:val="single"/>
+          </w:rPr>
+          <w:t>啟2:7，</w:t>
+        </w:r>
+      </w:hyperlink>
+      <w:hyperlink r:id="rId129">
+        <w:r>
+          <w:rPr>
+            <w:lang w:val="zh_TW" w:bidi="zh_TW"/>
+          </w:rPr>
+          <w:rPr>
+            <w:color w:val="0000EE"/>
+            <w:u w:val="single"/>
+          </w:rPr>
+          <w:t>21:1–2，</w:t>
+        </w:r>
+      </w:hyperlink>
+      <w:hyperlink r:id="rId130">
+        <w:r>
+          <w:rPr>
+            <w:lang w:val="zh_TW" w:bidi="zh_TW"/>
+          </w:rPr>
+          <w:rPr>
+            <w:color w:val="0000EE"/>
+            <w:u w:val="single"/>
+          </w:rPr>
+          <w:t>22:1–2</w:t>
+        </w:r>
+      </w:hyperlink>
+      <w:r>
+        <w:rPr>
+          <w:lang w:val="zh_TW" w:bidi="zh_TW"/>
+        </w:rPr>
+        <w:t>）。</w:t>
       </w:r>
     </w:p>
     <w:p>
@@ -2215,36 +2813,97 @@
         <w:rPr>
           <w:lang w:val="zh_TW" w:bidi="zh_TW"/>
         </w:rPr>
-        <w:t>假設保羅寫了教牧書信，提摩太前書應該寫於他第一次羅馬監禁釋放後，大約公元61或62年，並在他第二次羅馬監禁之前，大約在64至67年間，即尼祿去世的日期。至於地點，保羅將提摩太留在以弗所，然後前往馬其頓（</w:t>
-      </w:r>
-      <w:hyperlink r:id="rId59">
-        <w:r>
-          <w:rPr>
-            <w:lang w:val="zh_TW" w:bidi="zh_TW"/>
-          </w:rPr>
-          <w:rPr>
-            <w:color w:val="0000EE"/>
-            <w:u w:val="single"/>
-          </w:rPr>
-          <w:t>提前1:3</w:t>
-        </w:r>
-      </w:hyperlink>
-      <w:r>
-        <w:rPr>
-          <w:lang w:val="zh_TW" w:bidi="zh_TW"/>
-        </w:rPr>
-        <w:t>），他可能在那裡寫了提摩太前書。這封信當然是寫給在以弗所的提摩太的。</w:t>
-      </w:r>
-    </w:p>
-    <w:p>
-      <w:pPr>
-        <w:pStyle w:val="Heading3"/>
-      </w:pPr>
-      <w:r>
-        <w:rPr>
-          <w:lang w:val="zh_TW" w:bidi="zh_TW"/>
-        </w:rPr>
-        <w:t>背景</w:t>
+        <w:t>保羅和新約書信的其他作者，對惡人死後的居所所言不多。保羅僅在路過時提到「無底坑（the abyss）」（譯註：和合本譯為陰間）——他對陰間之坑的稱呼（</w:t>
+      </w:r>
+      <w:hyperlink r:id="rId131">
+        <w:r>
+          <w:rPr>
+            <w:lang w:val="zh_TW" w:bidi="zh_TW"/>
+          </w:rPr>
+          <w:rPr>
+            <w:color w:val="0000EE"/>
+            <w:u w:val="single"/>
+          </w:rPr>
+          <w:t>羅10:7</w:t>
+        </w:r>
+      </w:hyperlink>
+      <w:r>
+        <w:rPr>
+          <w:lang w:val="zh_TW" w:bidi="zh_TW"/>
+        </w:rPr>
+        <w:t>）。他提到基督降在「地下」（</w:t>
+      </w:r>
+      <w:hyperlink r:id="rId132">
+        <w:r>
+          <w:rPr>
+            <w:lang w:val="zh_TW" w:bidi="zh_TW"/>
+          </w:rPr>
+          <w:rPr>
+            <w:color w:val="0000EE"/>
+            <w:u w:val="single"/>
+          </w:rPr>
+          <w:t>弗4:9</w:t>
+        </w:r>
+      </w:hyperlink>
+      <w:r>
+        <w:rPr>
+          <w:lang w:val="zh_TW" w:bidi="zh_TW"/>
+        </w:rPr>
+        <w:t>），可能只是表達基督在死後去了死者的居所（「地下」是猶太拉比用來指陰間/地獄的用語）。彼得提到基督在死後，藉著「靈」去到某個「監獄」，向那裡的「靈」傳道（</w:t>
+      </w:r>
+      <w:hyperlink r:id="rId133">
+        <w:r>
+          <w:rPr>
+            <w:lang w:val="zh_TW" w:bidi="zh_TW"/>
+          </w:rPr>
+          <w:rPr>
+            <w:color w:val="0000EE"/>
+            <w:u w:val="single"/>
+          </w:rPr>
+          <w:t>彼前3:18–20</w:t>
+        </w:r>
+      </w:hyperlink>
+      <w:r>
+        <w:rPr>
+          <w:lang w:val="zh_TW" w:bidi="zh_TW"/>
+        </w:rPr>
+        <w:t>）。人們對該經文有不同解釋。一些人認為基督進入陰間（Hades），向挪亞時代墮落的天使（「神的兒子們」，</w:t>
+      </w:r>
+      <w:hyperlink r:id="rId134">
+        <w:r>
+          <w:rPr>
+            <w:lang w:val="zh_TW" w:bidi="zh_TW"/>
+          </w:rPr>
+          <w:rPr>
+            <w:color w:val="0000EE"/>
+            <w:u w:val="single"/>
+          </w:rPr>
+          <w:t>創6:1–4</w:t>
+        </w:r>
+      </w:hyperlink>
+      <w:r>
+        <w:rPr>
+          <w:lang w:val="zh_TW" w:bidi="zh_TW"/>
+        </w:rPr>
+        <w:t>）傳道，而不是向被囚禁的人類靈魂傳道。在</w:t>
+      </w:r>
+      <w:hyperlink r:id="rId135">
+        <w:r>
+          <w:rPr>
+            <w:lang w:val="zh_TW" w:bidi="zh_TW"/>
+          </w:rPr>
+          <w:rPr>
+            <w:color w:val="0000EE"/>
+            <w:u w:val="single"/>
+          </w:rPr>
+          <w:t>彼得後書二章4節</w:t>
+        </w:r>
+      </w:hyperlink>
+      <w:r>
+        <w:rPr>
+          <w:lang w:val="zh_TW" w:bidi="zh_TW"/>
+        </w:rPr>
+        <w:t>中，用於描述靈魂監獄的用語（通常譯為「地獄」）來自「塔耳塔洛斯」（Tartarus），是另一個指冥界的希臘文名稱。</w:t>
       </w:r>
     </w:p>
     <w:p>
@@ -2258,90 +2917,133 @@
         <w:rPr>
           <w:lang w:val="zh_TW" w:bidi="zh_TW"/>
         </w:rPr>
-        <w:t>保羅把以弗所的教會交給提摩太管理（</w:t>
-      </w:r>
-      <w:hyperlink r:id="rId60">
-        <w:r>
-          <w:rPr>
-            <w:lang w:val="zh_TW" w:bidi="zh_TW"/>
-          </w:rPr>
-          <w:rPr>
-            <w:color w:val="0000EE"/>
-            <w:u w:val="single"/>
-          </w:rPr>
-          <w:t>1:2–3</w:t>
-        </w:r>
-      </w:hyperlink>
-      <w:r>
-        <w:rPr>
-          <w:lang w:val="zh_TW" w:bidi="zh_TW"/>
-        </w:rPr>
-        <w:t>）。保羅在第二次宣教旅程中想去羅馬的亞細亞省（以弗是其主要的城），但聖靈不允許他這樣做。他繼續前往馬其頓和希臘（</w:t>
-      </w:r>
-      <w:hyperlink r:id="rId61">
-        <w:r>
-          <w:rPr>
-            <w:lang w:val="zh_TW" w:bidi="zh_TW"/>
-          </w:rPr>
-          <w:rPr>
-            <w:color w:val="0000EE"/>
-            <w:u w:val="single"/>
-          </w:rPr>
-          <w:t>徒16:6</w:t>
-        </w:r>
-      </w:hyperlink>
-      <w:r>
-        <w:rPr>
-          <w:lang w:val="zh_TW" w:bidi="zh_TW"/>
-        </w:rPr>
-        <w:t>）。他在完成第二次旅程時短暫到訪以弗所（</w:t>
-      </w:r>
-      <w:hyperlink r:id="rId62">
-        <w:r>
-          <w:rPr>
-            <w:lang w:val="zh_TW" w:bidi="zh_TW"/>
-          </w:rPr>
-          <w:rPr>
-            <w:color w:val="0000EE"/>
-            <w:u w:val="single"/>
-          </w:rPr>
-          <w:t>18:19–20</w:t>
-        </w:r>
-      </w:hyperlink>
-      <w:r>
-        <w:rPr>
-          <w:lang w:val="zh_TW" w:bidi="zh_TW"/>
-        </w:rPr>
-        <w:t>）。然後在他的第三次旅程中，他以以弗所為活動中心，並在那裡度過了三年（</w:t>
-      </w:r>
-      <w:hyperlink r:id="rId63">
-        <w:r>
-          <w:rPr>
-            <w:lang w:val="zh_TW" w:bidi="zh_TW"/>
-          </w:rPr>
-          <w:rPr>
-            <w:color w:val="0000EE"/>
-            <w:u w:val="single"/>
-          </w:rPr>
-          <w:t>19:1–20:1</w:t>
-        </w:r>
-      </w:hyperlink>
-      <w:r>
-        <w:rPr>
-          <w:lang w:val="zh_TW" w:bidi="zh_TW"/>
-        </w:rPr>
-        <w:t>）。在他第一次被囚禁於羅馬期間，他寫了一封通函給以弗所和附近的教會。僅僅幾年後，他在以弗所寫了提摩太前書給提摩太。</w:t>
-      </w:r>
-    </w:p>
-    <w:p>
-      <w:pPr>
-        <w:pStyle w:val="Heading3"/>
-      </w:pPr>
-      <w:r>
-        <w:rPr>
-          <w:lang w:val="zh_TW" w:bidi="zh_TW"/>
-        </w:rPr>
-        <w:t>神學</w:t>
+        <w:t>保羅多次提及義人死後的居所。最早期的幾卷書信中，他從未提到義人死後的所在地，只提到他們將會復活（</w:t>
+      </w:r>
+      <w:hyperlink r:id="rId136">
+        <w:r>
+          <w:rPr>
+            <w:lang w:val="zh_TW" w:bidi="zh_TW"/>
+          </w:rPr>
+          <w:rPr>
+            <w:color w:val="0000EE"/>
+            <w:u w:val="single"/>
+          </w:rPr>
+          <w:t>林前15章</w:t>
+        </w:r>
+      </w:hyperlink>
+      <w:r>
+        <w:rPr>
+          <w:lang w:val="zh_TW" w:bidi="zh_TW"/>
+        </w:rPr>
+        <w:t>；</w:t>
+      </w:r>
+      <w:hyperlink r:id="rId137">
+        <w:r>
+          <w:rPr>
+            <w:lang w:val="zh_TW" w:bidi="zh_TW"/>
+          </w:rPr>
+          <w:rPr>
+            <w:color w:val="0000EE"/>
+            <w:u w:val="single"/>
+          </w:rPr>
+          <w:t>帖前4:13–17</w:t>
+        </w:r>
+      </w:hyperlink>
+      <w:r>
+        <w:rPr>
+          <w:lang w:val="zh_TW" w:bidi="zh_TW"/>
+        </w:rPr>
+        <w:t>）。在幾乎必死後（</w:t>
+      </w:r>
+      <w:hyperlink r:id="rId138">
+        <w:r>
+          <w:rPr>
+            <w:lang w:val="zh_TW" w:bidi="zh_TW"/>
+          </w:rPr>
+          <w:rPr>
+            <w:color w:val="0000EE"/>
+            <w:u w:val="single"/>
+          </w:rPr>
+          <w:t>林後1:8–11</w:t>
+        </w:r>
+      </w:hyperlink>
+      <w:r>
+        <w:rPr>
+          <w:lang w:val="zh_TW" w:bidi="zh_TW"/>
+        </w:rPr>
+        <w:t>），他開始討論死者「去了哪裡」。保羅說，死亡意味著與基督同在，是比活著更好（</w:t>
+      </w:r>
+      <w:hyperlink r:id="rId139">
+        <w:r>
+          <w:rPr>
+            <w:lang w:val="zh_TW" w:bidi="zh_TW"/>
+          </w:rPr>
+          <w:rPr>
+            <w:color w:val="0000EE"/>
+            <w:u w:val="single"/>
+          </w:rPr>
+          <w:t>腓1:23</w:t>
+        </w:r>
+      </w:hyperlink>
+      <w:r>
+        <w:rPr>
+          <w:lang w:val="zh_TW" w:bidi="zh_TW"/>
+        </w:rPr>
+        <w:t>）。「離開身體」就是「與主同住」（</w:t>
+      </w:r>
+      <w:hyperlink r:id="rId140">
+        <w:r>
+          <w:rPr>
+            <w:lang w:val="zh_TW" w:bidi="zh_TW"/>
+          </w:rPr>
+          <w:rPr>
+            <w:color w:val="0000EE"/>
+            <w:u w:val="single"/>
+          </w:rPr>
+          <w:t>林後5:8</w:t>
+        </w:r>
+      </w:hyperlink>
+      <w:r>
+        <w:rPr>
+          <w:lang w:val="zh_TW" w:bidi="zh_TW"/>
+        </w:rPr>
+        <w:t>）。保羅可能指義人死後直接進入樂園與耶穌同在（參</w:t>
+      </w:r>
+      <w:hyperlink r:id="rId141">
+        <w:r>
+          <w:rPr>
+            <w:lang w:val="zh_TW" w:bidi="zh_TW"/>
+          </w:rPr>
+          <w:rPr>
+            <w:color w:val="0000EE"/>
+            <w:u w:val="single"/>
+          </w:rPr>
+          <w:t>林後12:2–4</w:t>
+        </w:r>
+      </w:hyperlink>
+      <w:r>
+        <w:rPr>
+          <w:lang w:val="zh_TW" w:bidi="zh_TW"/>
+        </w:rPr>
+        <w:t>，保羅稱天堂為第三層天）。死亡絕對無法使基督徒與基督分離（</w:t>
+      </w:r>
+      <w:hyperlink r:id="rId68">
+        <w:r>
+          <w:rPr>
+            <w:lang w:val="zh_TW" w:bidi="zh_TW"/>
+          </w:rPr>
+          <w:rPr>
+            <w:color w:val="0000EE"/>
+            <w:u w:val="single"/>
+          </w:rPr>
+          <w:t>羅8:38–39</w:t>
+        </w:r>
+      </w:hyperlink>
+      <w:r>
+        <w:rPr>
+          <w:lang w:val="zh_TW" w:bidi="zh_TW"/>
+        </w:rPr>
+        <w:t>），反而使他們進入神的同在。</w:t>
       </w:r>
     </w:p>
     <w:p>
@@ -2355,7 +3057,199 @@
         <w:rPr>
           <w:lang w:val="zh_TW" w:bidi="zh_TW"/>
         </w:rPr>
-        <w:t>總的來說，提摩太前書的神學與其它保羅書信以及整個新約的神學一致。神的主權和愛在這封信中一再被清楚呈現。耶穌總是被描繪為真正的神以及人。救恩是藉著基督對神的信心而得的。律法不能拯救人，因為所有人都違背了律法。然而，律法是好的，是神給得救之人的指引，引導他們過討神喜悅的生活。</w:t>
+        <w:t>啟示錄對於死者的居所，特別是惡人死後的居所，有大量描述。它用兩個名稱來描述那地方，分別是「無底坑」，指所有邪靈的居所或監獄；以及「陰間」，指人類死後的居所。無底坑會出現折磨人類的鬼魔形態（</w:t>
+      </w:r>
+      <w:hyperlink r:id="rId142">
+        <w:r>
+          <w:rPr>
+            <w:lang w:val="zh_TW" w:bidi="zh_TW"/>
+          </w:rPr>
+          <w:rPr>
+            <w:color w:val="0000EE"/>
+            <w:u w:val="single"/>
+          </w:rPr>
+          <w:t>啟9:1–11</w:t>
+        </w:r>
+      </w:hyperlink>
+      <w:r>
+        <w:rPr>
+          <w:lang w:val="zh_TW" w:bidi="zh_TW"/>
+        </w:rPr>
+        <w:t>）和撒但的「獸」，後者殺死兩個見證人，並帶同「大淫婦」（</w:t>
+      </w:r>
+      <w:hyperlink r:id="rId143">
+        <w:r>
+          <w:rPr>
+            <w:lang w:val="zh_TW" w:bidi="zh_TW"/>
+          </w:rPr>
+          <w:rPr>
+            <w:color w:val="0000EE"/>
+            <w:u w:val="single"/>
+          </w:rPr>
+          <w:t>11:7，</w:t>
+        </w:r>
+      </w:hyperlink>
+      <w:hyperlink r:id="rId144">
+        <w:r>
+          <w:rPr>
+            <w:lang w:val="zh_TW" w:bidi="zh_TW"/>
+          </w:rPr>
+          <w:rPr>
+            <w:color w:val="0000EE"/>
+            <w:u w:val="single"/>
+          </w:rPr>
+          <w:t>17章</w:t>
+        </w:r>
+      </w:hyperlink>
+      <w:r>
+        <w:rPr>
+          <w:lang w:val="zh_TW" w:bidi="zh_TW"/>
+        </w:rPr>
+        <w:t>）。撒但自己將被囚禁在那裡（</w:t>
+      </w:r>
+      <w:hyperlink r:id="rId145">
+        <w:r>
+          <w:rPr>
+            <w:lang w:val="zh_TW" w:bidi="zh_TW"/>
+          </w:rPr>
+          <w:rPr>
+            <w:color w:val="0000EE"/>
+            <w:u w:val="single"/>
+          </w:rPr>
+          <w:t>20:2–3</w:t>
+        </w:r>
+      </w:hyperlink>
+      <w:r>
+        <w:rPr>
+          <w:lang w:val="zh_TW" w:bidi="zh_TW"/>
+        </w:rPr>
+        <w:t>）。耶穌將其描述為一個魔鬼及其使者預備的地方（參見</w:t>
+      </w:r>
+      <w:hyperlink r:id="rId146">
+        <w:r>
+          <w:rPr>
+            <w:lang w:val="zh_TW" w:bidi="zh_TW"/>
+          </w:rPr>
+          <w:rPr>
+            <w:color w:val="0000EE"/>
+            <w:u w:val="single"/>
+          </w:rPr>
+          <w:t>太25:41</w:t>
+        </w:r>
+      </w:hyperlink>
+      <w:r>
+        <w:rPr>
+          <w:lang w:val="zh_TW" w:bidi="zh_TW"/>
+        </w:rPr>
+        <w:t>）。對基督徒來說，這裡的好消息是，無底坑或陰間並不是一個自主的領域。啟示錄開篇時，耶穌宣告他握有陰間的鑰匙（</w:t>
+      </w:r>
+      <w:hyperlink r:id="rId147">
+        <w:r>
+          <w:rPr>
+            <w:lang w:val="zh_TW" w:bidi="zh_TW"/>
+          </w:rPr>
+          <w:rPr>
+            <w:color w:val="0000EE"/>
+            <w:u w:val="single"/>
+          </w:rPr>
+          <w:t>啟1:18</w:t>
+        </w:r>
+      </w:hyperlink>
+      <w:r>
+        <w:rPr>
+          <w:lang w:val="zh_TW" w:bidi="zh_TW"/>
+        </w:rPr>
+        <w:t>），最後祂將迫使它交出死者（</w:t>
+      </w:r>
+      <w:hyperlink r:id="rId148">
+        <w:r>
+          <w:rPr>
+            <w:lang w:val="zh_TW" w:bidi="zh_TW"/>
+          </w:rPr>
+          <w:rPr>
+            <w:color w:val="0000EE"/>
+            <w:u w:val="single"/>
+          </w:rPr>
+          <w:t>20:13</w:t>
+        </w:r>
+      </w:hyperlink>
+      <w:r>
+        <w:rPr>
+          <w:lang w:val="zh_TW" w:bidi="zh_TW"/>
+        </w:rPr>
+        <w:t>）。在此之前，無底坑的鑰匙不在撒但手中，而是掛在天上的鑰匙圈上，只分給神的使者（</w:t>
+      </w:r>
+      <w:hyperlink r:id="rId149">
+        <w:r>
+          <w:rPr>
+            <w:lang w:val="zh_TW" w:bidi="zh_TW"/>
+          </w:rPr>
+          <w:rPr>
+            <w:color w:val="0000EE"/>
+            <w:u w:val="single"/>
+          </w:rPr>
+          <w:t>9:1，</w:t>
+        </w:r>
+      </w:hyperlink>
+      <w:hyperlink r:id="rId150">
+        <w:r>
+          <w:rPr>
+            <w:lang w:val="zh_TW" w:bidi="zh_TW"/>
+          </w:rPr>
+          <w:rPr>
+            <w:color w:val="0000EE"/>
+            <w:u w:val="single"/>
+          </w:rPr>
+          <w:t>20:1</w:t>
+        </w:r>
+      </w:hyperlink>
+      <w:r>
+        <w:rPr>
+          <w:lang w:val="zh_TW" w:bidi="zh_TW"/>
+        </w:rPr>
+        <w:t>）。最終，陰間、死亡和惡人將被投入火湖（地獄），在那裡他們將遭受永恆的折磨（</w:t>
+      </w:r>
+      <w:hyperlink r:id="rId151">
+        <w:r>
+          <w:rPr>
+            <w:lang w:val="zh_TW" w:bidi="zh_TW"/>
+          </w:rPr>
+          <w:rPr>
+            <w:color w:val="0000EE"/>
+            <w:u w:val="single"/>
+          </w:rPr>
+          <w:t>19:20</w:t>
+        </w:r>
+      </w:hyperlink>
+      <w:hyperlink r:id="rId152">
+        <w:r>
+          <w:rPr>
+            <w:lang w:val="zh_TW" w:bidi="zh_TW"/>
+          </w:rPr>
+          <w:rPr>
+            <w:color w:val="0000EE"/>
+            <w:u w:val="single"/>
+          </w:rPr>
+          <w:t>，20:10、14–15，</w:t>
+        </w:r>
+      </w:hyperlink>
+      <w:hyperlink r:id="rId153">
+        <w:r>
+          <w:rPr>
+            <w:lang w:val="zh_TW" w:bidi="zh_TW"/>
+          </w:rPr>
+          <w:rPr>
+            <w:color w:val="0000EE"/>
+            <w:u w:val="single"/>
+          </w:rPr>
+          <w:t>21:8</w:t>
+        </w:r>
+      </w:hyperlink>
+      <w:r>
+        <w:rPr>
+          <w:lang w:val="zh_TW" w:bidi="zh_TW"/>
+        </w:rPr>
+        <w:t>）。</w:t>
       </w:r>
     </w:p>
     <w:p>
@@ -2369,7 +3263,43 @@
         <w:rPr>
           <w:lang w:val="zh_TW" w:bidi="zh_TW"/>
         </w:rPr>
-        <w:t>教會在這封信中佔有重要地位。所有基督徒都應該成為教會的一部分。他們從教會中獲得了大量關於培養基督徒品格的資源，並且他們在教會中服事神可以比獨自一人服事神有效得多。教會需要組織才能有效地完成其工作。教會必須時刻努力避免異端，並教導福音的真理。</w:t>
+        <w:t>啟示錄的作者約翰同意保羅的看法，義人死後的命運不會與惡人相同。他們不會去陰間，而是去天堂。殉道者出現在祭壇下，為他們向神呼求伸冤（</w:t>
+      </w:r>
+      <w:hyperlink r:id="rId154">
+        <w:r>
+          <w:rPr>
+            <w:lang w:val="zh_TW" w:bidi="zh_TW"/>
+          </w:rPr>
+          <w:rPr>
+            <w:color w:val="0000EE"/>
+            <w:u w:val="single"/>
+          </w:rPr>
+          <w:t>啟6:9–11</w:t>
+        </w:r>
+      </w:hyperlink>
+      <w:r>
+        <w:rPr>
+          <w:lang w:val="zh_TW" w:bidi="zh_TW"/>
+        </w:rPr>
+        <w:t>）。在另一個意象中，無數的基督徒出現在神的寶座前讚美祂（</w:t>
+      </w:r>
+      <w:hyperlink r:id="rId155">
+        <w:r>
+          <w:rPr>
+            <w:lang w:val="zh_TW" w:bidi="zh_TW"/>
+          </w:rPr>
+          <w:rPr>
+            <w:color w:val="0000EE"/>
+            <w:u w:val="single"/>
+          </w:rPr>
+          <w:t>7:9–17</w:t>
+        </w:r>
+      </w:hyperlink>
+      <w:r>
+        <w:rPr>
+          <w:lang w:val="zh_TW" w:bidi="zh_TW"/>
+        </w:rPr>
+        <w:t>）。這些信徒由基督親自牧養，不再忍受飢餓、口渴、不適或悲傷。</w:t>
       </w:r>
     </w:p>
     <w:p>
@@ -2380,36 +3310,7 @@
         <w:rPr>
           <w:lang w:val="zh_TW" w:bidi="zh_TW"/>
         </w:rPr>
-        <w:t>內容</w:t>
-      </w:r>
-    </w:p>
-    <w:p>
-      <w:pPr>
-        <w:pStyle w:val="Heading4"/>
-      </w:pPr>
-      <w:r>
-        <w:rPr>
-          <w:lang w:val="zh_TW" w:bidi="zh_TW"/>
-        </w:rPr>
-        <w:t>問安（</w:t>
-      </w:r>
-      <w:hyperlink r:id="rId64">
-        <w:r>
-          <w:rPr>
-            <w:lang w:val="zh_TW" w:bidi="zh_TW"/>
-          </w:rPr>
-          <w:rPr>
-            <w:color w:val="0000EE"/>
-            <w:u w:val="single"/>
-          </w:rPr>
-          <w:t>1:1–2</w:t>
-        </w:r>
-      </w:hyperlink>
-      <w:r>
-        <w:rPr>
-          <w:lang w:val="zh_TW" w:bidi="zh_TW"/>
-        </w:rPr>
-        <w:t>）</w:t>
+        <w:t>結論</w:t>
       </w:r>
     </w:p>
     <w:p>
@@ -2423,7 +3324,7 @@
         <w:rPr>
           <w:lang w:val="zh_TW" w:bidi="zh_TW"/>
         </w:rPr>
-        <w:t>作者自稱保羅，並描述自己是由神揀選並由父神和祂的兒子基督耶穌授權的使徒。保羅有權對年輕的牧者和教會說權威的話語。</w:t>
+        <w:t>總而言之，在舊約中，對於死者的所在地最初是一種模糊不清的概念，指一個與生命和神分離的地方。後來的作者認為，不應只有一個共同的地方（陰間〔Sheol〕），而應有兩個地方。根據基督教的教導，惡人進入陰間（Hades），這是一個充滿痛苦的地方，他們將在那裡受苦，直到審判之日；最終，他們將被丟入火湖，即地獄（Gehenna）。然而，陰間的掌管者不是魔鬼，而是基督，他掌控著整個受造世界。義人不會進入陰間，而是直接進入樂園（「亞伯拉罕的懷裡」或天堂）。在那裡，他們與基督同在；憑著信心已經親眼看見，痛苦已化為祝福，禱告也化為讚美。基督徒相信，死亡雖然令人敬畏，是「末了的仇敵」，卻不會折磨他們。死亡無法使他們與主分離，反而帶他們面對面與所愛的主相見。</w:t>
       </w:r>
     </w:p>
     <w:p>
@@ -2437,36 +3338,7 @@
         <w:rPr>
           <w:lang w:val="zh_TW" w:bidi="zh_TW"/>
         </w:rPr>
-        <w:t>這封信是寫給提摩太的，保羅所親愛的屬靈孩子，保羅給他三重祝福——從神而來的恩惠、憐憫、平安。</w:t>
-      </w:r>
-    </w:p>
-    <w:p>
-      <w:pPr>
-        <w:pStyle w:val="Heading4"/>
-      </w:pPr>
-      <w:r>
-        <w:rPr>
-          <w:lang w:val="zh_TW" w:bidi="zh_TW"/>
-        </w:rPr>
-        <w:t>處理異端（</w:t>
-      </w:r>
-      <w:hyperlink r:id="rId65">
-        <w:r>
-          <w:rPr>
-            <w:lang w:val="zh_TW" w:bidi="zh_TW"/>
-          </w:rPr>
-          <w:rPr>
-            <w:color w:val="0000EE"/>
-            <w:u w:val="single"/>
-          </w:rPr>
-          <w:t>1:3–20</w:t>
-        </w:r>
-      </w:hyperlink>
-      <w:r>
-        <w:rPr>
-          <w:lang w:val="zh_TW" w:bidi="zh_TW"/>
-        </w:rPr>
-        <w:t>）</w:t>
+        <w:t>這次相會可能是在人死後立即發生，也可能是在復活之時發生——中間的時間毫無意義，不過如同睡眠。換句話說，對於信徒而言，死後的下一個經歷便是與基督相會。</w:t>
       </w:r>
     </w:p>
     <w:p>
@@ -2480,25 +3352,145 @@
         <w:rPr>
           <w:lang w:val="zh_TW" w:bidi="zh_TW"/>
         </w:rPr>
-        <w:t>保羅留下提摩太在以弗所的原因之一是希望他「囑咐那幾個人不可傳異教」（</w:t>
-      </w:r>
-      <w:hyperlink r:id="rId59">
-        <w:r>
-          <w:rPr>
-            <w:lang w:val="zh_TW" w:bidi="zh_TW"/>
-          </w:rPr>
-          <w:rPr>
-            <w:color w:val="0000EE"/>
-            <w:u w:val="single"/>
-          </w:rPr>
-          <w:t>1:3</w:t>
-        </w:r>
-      </w:hyperlink>
-      <w:r>
-        <w:rPr>
-          <w:lang w:val="zh_TW" w:bidi="zh_TW"/>
-        </w:rPr>
-        <w:t>）。保羅相信一個人所信的和他所做的一樣重要。這裡的異端被描述為一種早期諾斯底主義異端，這是一種危險的異端，困擾教會已有數個世紀。</w:t>
+        <w:t>舊約和新約都將死亡描述為睡眠。在舊約中，當一個人死時，常被描述為「與列祖同睡」（例如，</w:t>
+      </w:r>
+      <w:hyperlink r:id="rId156">
+        <w:r>
+          <w:rPr>
+            <w:lang w:val="zh_TW" w:bidi="zh_TW"/>
+          </w:rPr>
+          <w:rPr>
+            <w:color w:val="0000EE"/>
+            <w:u w:val="single"/>
+          </w:rPr>
+          <w:t>申31:16</w:t>
+        </w:r>
+      </w:hyperlink>
+      <w:r>
+        <w:rPr>
+          <w:lang w:val="zh_TW" w:bidi="zh_TW"/>
+        </w:rPr>
+        <w:t>；</w:t>
+      </w:r>
+      <w:hyperlink r:id="rId157">
+        <w:r>
+          <w:rPr>
+            <w:lang w:val="zh_TW" w:bidi="zh_TW"/>
+          </w:rPr>
+          <w:rPr>
+            <w:color w:val="0000EE"/>
+            <w:u w:val="single"/>
+          </w:rPr>
+          <w:t>撒下7:12</w:t>
+        </w:r>
+      </w:hyperlink>
+      <w:r>
+        <w:rPr>
+          <w:lang w:val="zh_TW" w:bidi="zh_TW"/>
+        </w:rPr>
+        <w:t>）。耶穌自己也將死亡稱為睡眠（</w:t>
+      </w:r>
+      <w:hyperlink r:id="rId158">
+        <w:r>
+          <w:rPr>
+            <w:lang w:val="zh_TW" w:bidi="zh_TW"/>
+          </w:rPr>
+          <w:rPr>
+            <w:color w:val="0000EE"/>
+            <w:u w:val="single"/>
+          </w:rPr>
+          <w:t>太9:24</w:t>
+        </w:r>
+      </w:hyperlink>
+      <w:r>
+        <w:rPr>
+          <w:lang w:val="zh_TW" w:bidi="zh_TW"/>
+        </w:rPr>
+        <w:t>；</w:t>
+      </w:r>
+      <w:hyperlink r:id="rId159">
+        <w:r>
+          <w:rPr>
+            <w:lang w:val="zh_TW" w:bidi="zh_TW"/>
+          </w:rPr>
+          <w:rPr>
+            <w:color w:val="0000EE"/>
+            <w:u w:val="single"/>
+          </w:rPr>
+          <w:t>約11:11</w:t>
+        </w:r>
+      </w:hyperlink>
+      <w:r>
+        <w:rPr>
+          <w:lang w:val="zh_TW" w:bidi="zh_TW"/>
+        </w:rPr>
+        <w:t>）。使徒保羅也持相同看法（</w:t>
+      </w:r>
+      <w:hyperlink r:id="rId160">
+        <w:r>
+          <w:rPr>
+            <w:lang w:val="zh_TW" w:bidi="zh_TW"/>
+          </w:rPr>
+          <w:rPr>
+            <w:color w:val="0000EE"/>
+            <w:u w:val="single"/>
+          </w:rPr>
+          <w:t>林前11:30，</w:t>
+        </w:r>
+      </w:hyperlink>
+      <w:hyperlink r:id="rId161">
+        <w:r>
+          <w:rPr>
+            <w:lang w:val="zh_TW" w:bidi="zh_TW"/>
+          </w:rPr>
+          <w:rPr>
+            <w:color w:val="0000EE"/>
+            <w:u w:val="single"/>
+          </w:rPr>
+          <w:t>15:20、51</w:t>
+        </w:r>
+      </w:hyperlink>
+      <w:r>
+        <w:rPr>
+          <w:lang w:val="zh_TW" w:bidi="zh_TW"/>
+        </w:rPr>
+        <w:t>；</w:t>
+      </w:r>
+      <w:hyperlink r:id="rId43">
+        <w:r>
+          <w:rPr>
+            <w:lang w:val="zh_TW" w:bidi="zh_TW"/>
+          </w:rPr>
+          <w:rPr>
+            <w:color w:val="0000EE"/>
+            <w:u w:val="single"/>
+          </w:rPr>
+          <w:t>帖前4:14</w:t>
+        </w:r>
+      </w:hyperlink>
+      <w:r>
+        <w:rPr>
+          <w:lang w:val="zh_TW" w:bidi="zh_TW"/>
+        </w:rPr>
+        <w:t>），至少在部分經文中，表明死亡只屬暫時。因此，它被稱為睡眠。舊約</w:t>
+      </w:r>
+      <w:hyperlink r:id="rId23">
+        <w:r>
+          <w:rPr>
+            <w:lang w:val="zh_TW" w:bidi="zh_TW"/>
+          </w:rPr>
+          <w:rPr>
+            <w:color w:val="0000EE"/>
+            <w:u w:val="single"/>
+          </w:rPr>
+          <w:t>但以理書十二章2節</w:t>
+        </w:r>
+      </w:hyperlink>
+      <w:r>
+        <w:rPr>
+          <w:lang w:val="zh_TW" w:bidi="zh_TW"/>
+        </w:rPr>
+        <w:t>也指出死亡如同睡眠，直到死者復活——有些進入永生，有些進入羞辱和永遠的憎惡之中。</w:t>
       </w:r>
     </w:p>
     <w:p>
@@ -2510,673 +3502,6 @@
       </w:r>
       <w:r>
         <w:rPr>
-          <w:lang w:val="zh_TW" w:bidi="zh_TW"/>
-        </w:rPr>
-        <w:t>這些早期的諾斯底主義者聲稱比普通基督徒對真理擁有更深的洞見。他們將神視為靈，將人視為物質，並將神和人區分開來。他們認為兩者之間的橋樑不是耶穌基督這位唯一的中保，而是由無數不同等級的天使、化身、伊安（aeons）等等所構成。他們爭論神話和虛構的事，他們尋求救恩的方法是試圖取悅一連串無窮無盡的天使鎖鏈來獲得拯救，而不是藉著信心接受神所賜的救恩。但保羅深知，唯有神的恩典才能拯救罪人。</w:t>
-      </w:r>
-    </w:p>
-    <w:p>
-      <w:pPr>
-        <w:pStyle w:val="Heading4"/>
-      </w:pPr>
-      <w:r>
-        <w:rPr>
-          <w:lang w:val="zh_TW" w:bidi="zh_TW"/>
-        </w:rPr>
-        <w:t>教會中的正確敬拜（</w:t>
-      </w:r>
-      <w:hyperlink r:id="rId66">
-        <w:r>
-          <w:rPr>
-            <w:lang w:val="zh_TW" w:bidi="zh_TW"/>
-          </w:rPr>
-          <w:rPr>
-            <w:color w:val="0000EE"/>
-            <w:u w:val="single"/>
-          </w:rPr>
-          <w:t>2:1–15</w:t>
-        </w:r>
-      </w:hyperlink>
-      <w:r>
-        <w:rPr>
-          <w:lang w:val="zh_TW" w:bidi="zh_TW"/>
-        </w:rPr>
-        <w:t>）</w:t>
-      </w:r>
-    </w:p>
-    <w:p>
-      <w:pPr/>
-      <w:r>
-        <w:rPr>
-          <w:lang w:val="zh_TW" w:bidi="zh_TW"/>
-        </w:rPr>
-      </w:r>
-      <w:r>
-        <w:rPr>
-          <w:lang w:val="zh_TW" w:bidi="zh_TW"/>
-        </w:rPr>
-        <w:t>「我勸你，第一要為萬人懇求、禱告、代求、祝謝」（</w:t>
-      </w:r>
-      <w:hyperlink r:id="rId67">
-        <w:r>
-          <w:rPr>
-            <w:lang w:val="zh_TW" w:bidi="zh_TW"/>
-          </w:rPr>
-          <w:rPr>
-            <w:color w:val="0000EE"/>
-            <w:u w:val="single"/>
-          </w:rPr>
-          <w:t>2:1</w:t>
-        </w:r>
-      </w:hyperlink>
-      <w:r>
-        <w:rPr>
-          <w:lang w:val="zh_TW" w:bidi="zh_TW"/>
-        </w:rPr>
-        <w:t>）。禱告是基督教會敬拜中極其重要的一部分。保羅強調為國家中高位上的人作特別禱告的重要性（即使國是以尼祿為皇帝的羅馬帝國）。保羅在</w:t>
-      </w:r>
-      <w:hyperlink r:id="rId68">
-        <w:r>
-          <w:rPr>
-            <w:lang w:val="zh_TW" w:bidi="zh_TW"/>
-          </w:rPr>
-          <w:rPr>
-            <w:color w:val="0000EE"/>
-            <w:u w:val="single"/>
-          </w:rPr>
-          <w:t>羅馬書第十三章</w:t>
-        </w:r>
-      </w:hyperlink>
-      <w:r>
-        <w:rPr>
-          <w:lang w:val="zh_TW" w:bidi="zh_TW"/>
-        </w:rPr>
-        <w:t>中清楚地教導這一點，而耶穌也告訴祂的門徒要把屬於凱撒的東西交給凱撒（</w:t>
-      </w:r>
-      <w:hyperlink r:id="rId69">
-        <w:r>
-          <w:rPr>
-            <w:lang w:val="zh_TW" w:bidi="zh_TW"/>
-          </w:rPr>
-          <w:rPr>
-            <w:color w:val="0000EE"/>
-            <w:u w:val="single"/>
-          </w:rPr>
-          <w:t>太22:17</w:t>
-        </w:r>
-      </w:hyperlink>
-      <w:r>
-        <w:rPr>
-          <w:lang w:val="zh_TW" w:bidi="zh_TW"/>
-        </w:rPr>
-        <w:t>）。</w:t>
-      </w:r>
-    </w:p>
-    <w:p>
-      <w:pPr/>
-      <w:r>
-        <w:rPr>
-          <w:lang w:val="zh_TW" w:bidi="zh_TW"/>
-        </w:rPr>
-      </w:r>
-      <w:r>
-        <w:rPr>
-          <w:lang w:val="zh_TW" w:bidi="zh_TW"/>
-        </w:rPr>
-        <w:t>基督徒男女應該向神祈禱，舉起聖潔的手，這些手應當遠離罪、怒氣和怨恨。保羅特別勸誡姊妹們：「又願女人廉恥、自守，以正派衣裳為妝飾，不以編髮、黃金、珍珠，和貴價的衣裳為妝飾，只要有善行，這才與自稱是敬神的女人相宜。」（</w:t>
-      </w:r>
-      <w:hyperlink r:id="rId70">
-        <w:r>
-          <w:rPr>
-            <w:lang w:val="zh_TW" w:bidi="zh_TW"/>
-          </w:rPr>
-          <w:rPr>
-            <w:color w:val="0000EE"/>
-            <w:u w:val="single"/>
-          </w:rPr>
-          <w:t>提前2:9–10</w:t>
-        </w:r>
-      </w:hyperlink>
-      <w:r>
-        <w:rPr>
-          <w:lang w:val="zh_TW" w:bidi="zh_TW"/>
-        </w:rPr>
-        <w:t>）。然後保羅說：「不許女人講道，也不許她轄管男人，只要沉靜」（</w:t>
-      </w:r>
-      <w:hyperlink r:id="rId71">
-        <w:r>
-          <w:rPr>
-            <w:lang w:val="zh_TW" w:bidi="zh_TW"/>
-          </w:rPr>
-          <w:rPr>
-            <w:color w:val="0000EE"/>
-            <w:u w:val="single"/>
-          </w:rPr>
-          <w:t>12</w:t>
-        </w:r>
-      </w:hyperlink>
-      <w:r>
-        <w:rPr>
-          <w:lang w:val="zh_TW" w:bidi="zh_TW"/>
-        </w:rPr>
-        <w:t>節）。這並不意味著他們不能在教會聚會中發言。使徒行傳和哥林多前書清楚表明，婦女可以在教會聚會中禱告、說預言和作見證。但教導的職責是由男性擔任，因為作為長老（男性）的職責就是教導。因此，教導和行使權柄是密不可分的。</w:t>
-      </w:r>
-    </w:p>
-    <w:p>
-      <w:pPr>
-        <w:pStyle w:val="Heading4"/>
-      </w:pPr>
-      <w:r>
-        <w:rPr>
-          <w:lang w:val="zh_TW" w:bidi="zh_TW"/>
-        </w:rPr>
-        <w:t>教會中的適當組織（</w:t>
-      </w:r>
-      <w:hyperlink r:id="rId72">
-        <w:r>
-          <w:rPr>
-            <w:lang w:val="zh_TW" w:bidi="zh_TW"/>
-          </w:rPr>
-          <w:rPr>
-            <w:color w:val="0000EE"/>
-            <w:u w:val="single"/>
-          </w:rPr>
-          <w:t>3:1–5:25</w:t>
-        </w:r>
-      </w:hyperlink>
-      <w:r>
-        <w:rPr>
-          <w:lang w:val="zh_TW" w:bidi="zh_TW"/>
-        </w:rPr>
-        <w:t>）</w:t>
-      </w:r>
-    </w:p>
-    <w:p>
-      <w:pPr/>
-      <w:r>
-        <w:rPr>
-          <w:lang w:val="zh_TW" w:bidi="zh_TW"/>
-        </w:rPr>
-      </w:r>
-      <w:r>
-        <w:rPr>
-          <w:lang w:val="zh_TW" w:bidi="zh_TW"/>
-        </w:rPr>
-        <w:t>關於早期教會的組織，首要問題是誰是監督。這處經文的第一節是：「人若想要得監督的職分，就是羨慕善工」（</w:t>
-      </w:r>
-      <w:hyperlink r:id="rId73">
-        <w:r>
-          <w:rPr>
-            <w:lang w:val="zh_TW" w:bidi="zh_TW"/>
-          </w:rPr>
-          <w:rPr>
-            <w:color w:val="0000EE"/>
-            <w:u w:val="single"/>
-          </w:rPr>
-          <w:t>3:1）</w:t>
-        </w:r>
-      </w:hyperlink>
-      <w:r>
-        <w:rPr>
-          <w:lang w:val="zh_TW" w:bidi="zh_TW"/>
-        </w:rPr>
-        <w:t>。在所有教牧書信中，監督顯然是地方教會內的一個職分，而不是一個管理多個教會的職員，例如在公元二世紀初期發展起來的主教職位。而且根據</w:t>
-      </w:r>
-      <w:hyperlink r:id="rId74">
-        <w:r>
-          <w:rPr>
-            <w:lang w:val="zh_TW" w:bidi="zh_TW"/>
-          </w:rPr>
-          <w:rPr>
-            <w:color w:val="0000EE"/>
-            <w:u w:val="single"/>
-          </w:rPr>
-          <w:t>提多書一章4至6節</w:t>
-        </w:r>
-      </w:hyperlink>
-      <w:r>
-        <w:rPr>
-          <w:lang w:val="zh_TW" w:bidi="zh_TW"/>
-        </w:rPr>
-        <w:t>，保羅將長老和監督這兩個詞交替使用，因此大多數學者相信保羅認為這兩者是可以互換的。提摩太自己是教會中類似現代牧師的角色，並且有長老（監督）和執事幫助他管理教會。</w:t>
-      </w:r>
-    </w:p>
-    <w:p>
-      <w:pPr/>
-      <w:r>
-        <w:rPr>
-          <w:lang w:val="zh_TW" w:bidi="zh_TW"/>
-        </w:rPr>
-      </w:r>
-      <w:r>
-        <w:rPr>
-          <w:lang w:val="zh_TW" w:bidi="zh_TW"/>
-        </w:rPr>
-        <w:t>在教會中成為長老是一個值得追求的目標。但是，一個人必須具備高資格才能當選這樣負責任的職位。他應該受到教會其他成員和教會外部人士的尊重。大多數的資格都很清楚，但其中幾個值得特別注意。</w:t>
-      </w:r>
-    </w:p>
-    <w:p>
-      <w:pPr/>
-      <w:r>
-        <w:rPr>
-          <w:lang w:val="zh_TW" w:bidi="zh_TW"/>
-        </w:rPr>
-      </w:r>
-      <w:r>
-        <w:rPr>
-          <w:lang w:val="zh_TW" w:bidi="zh_TW"/>
-        </w:rPr>
-        <w:t>「作監督的，必須無可指責，只作一個婦人的丈夫」（</w:t>
-      </w:r>
-      <w:hyperlink r:id="rId75">
-        <w:r>
-          <w:rPr>
-            <w:lang w:val="zh_TW" w:bidi="zh_TW"/>
-          </w:rPr>
-          <w:rPr>
-            <w:color w:val="0000EE"/>
-            <w:u w:val="single"/>
-          </w:rPr>
-          <w:t>3:2</w:t>
-        </w:r>
-      </w:hyperlink>
-      <w:r>
-        <w:rPr>
-          <w:lang w:val="zh_TW" w:bidi="zh_TW"/>
-        </w:rPr>
-        <w:t>）。希臘文的字面意思是「一個女人的男人」。這顯然禁止一夫多妻制，並排除對妻子不忠的男人。它可能不會排除一個離婚後再婚的男人，也不會排除一個從未有過妻子的單身男子。教會應該堅持其領袖在性道德上有很高的標準。</w:t>
-      </w:r>
-    </w:p>
-    <w:p>
-      <w:pPr/>
-      <w:r>
-        <w:rPr>
-          <w:lang w:val="zh_TW" w:bidi="zh_TW"/>
-        </w:rPr>
-      </w:r>
-      <w:r>
-        <w:rPr>
-          <w:lang w:val="zh_TW" w:bidi="zh_TW"/>
-        </w:rPr>
-        <w:t>如果一個人無法管理好自己的家庭，他也無法在教會中行使紀律。這個人也不應該酗酒。保羅並未要求完全禁酒，但他明確要求長老不可被烈酒支配。而且擔任長老高職的人不應該是新信徒（字面意義為初信者），以免因驕傲而失去做長老的資格。總的來說，只有品格優良的人才能當選為教會的長老或監督。</w:t>
-      </w:r>
-    </w:p>
-    <w:p>
-      <w:pPr/>
-      <w:r>
-        <w:rPr>
-          <w:lang w:val="zh_TW" w:bidi="zh_TW"/>
-        </w:rPr>
-      </w:r>
-      <w:r>
-        <w:rPr>
-          <w:lang w:val="zh_TW" w:bidi="zh_TW"/>
-        </w:rPr>
-        <w:t>接著，保羅繼續談到執事的職分：「作執事的，也是如此：必須端莊，不一口兩舌，不好喝酒，不貪不義之財」（</w:t>
-      </w:r>
-      <w:hyperlink r:id="rId76">
-        <w:r>
-          <w:rPr>
-            <w:lang w:val="zh_TW" w:bidi="zh_TW"/>
-          </w:rPr>
-          <w:rPr>
-            <w:color w:val="0000EE"/>
-            <w:u w:val="single"/>
-          </w:rPr>
-          <w:t>3:8</w:t>
-        </w:r>
-      </w:hyperlink>
-      <w:r>
-        <w:rPr>
-          <w:lang w:val="zh_TW" w:bidi="zh_TW"/>
-        </w:rPr>
-        <w:t>）。執事的資格幾乎與長老的資格相同。在被選為執事之前，他們應該有教會工作的經驗。</w:t>
-      </w:r>
-      <w:hyperlink r:id="rId77">
-        <w:r>
-          <w:rPr>
-            <w:lang w:val="zh_TW" w:bidi="zh_TW"/>
-          </w:rPr>
-          <w:rPr>
-            <w:color w:val="0000EE"/>
-            <w:u w:val="single"/>
-          </w:rPr>
-          <w:t>提摩太前書三章11節</w:t>
-        </w:r>
-      </w:hyperlink>
-      <w:r>
-        <w:rPr>
-          <w:lang w:val="zh_TW" w:bidi="zh_TW"/>
-        </w:rPr>
-        <w:t>將相同的資格應用於有志成為執事的婦女和/或執事的妻子。第</w:t>
-      </w:r>
-      <w:hyperlink r:id="rId78">
-        <w:r>
-          <w:rPr>
-            <w:lang w:val="zh_TW" w:bidi="zh_TW"/>
-          </w:rPr>
-          <w:rPr>
-            <w:color w:val="0000EE"/>
-            <w:u w:val="single"/>
-          </w:rPr>
-          <w:t>12節</w:t>
-        </w:r>
-      </w:hyperlink>
-      <w:r>
-        <w:rPr>
-          <w:lang w:val="zh_TW" w:bidi="zh_TW"/>
-        </w:rPr>
-        <w:t>繼續說明執事的資格。</w:t>
-      </w:r>
-    </w:p>
-    <w:p>
-      <w:pPr/>
-      <w:r>
-        <w:rPr>
-          <w:lang w:val="zh_TW" w:bidi="zh_TW"/>
-        </w:rPr>
-      </w:r>
-      <w:r>
-        <w:rPr>
-          <w:lang w:val="zh_TW" w:bidi="zh_TW"/>
-        </w:rPr>
-        <w:t>在第</w:t>
-      </w:r>
-      <w:hyperlink r:id="rId79">
-        <w:r>
-          <w:rPr>
-            <w:lang w:val="zh_TW" w:bidi="zh_TW"/>
-          </w:rPr>
-          <w:rPr>
-            <w:color w:val="0000EE"/>
-            <w:u w:val="single"/>
-          </w:rPr>
-          <w:t>四</w:t>
-        </w:r>
-      </w:hyperlink>
-      <w:r>
-        <w:rPr>
-          <w:lang w:val="zh_TW" w:bidi="zh_TW"/>
-        </w:rPr>
-        <w:t>章中，保羅敦促提摩太在教會中發揮他的領導作用，特別是在他與異端的關係上。一些諾斯底異端教導一種虛假的禁欲主義，禁止婚姻和某些食物。但神賜給我們這些東西是為了使用和享受，以榮耀神。提摩太的牧職責任是教導人神的真理，不要讓自己捲入異端無神和荒謬傳說的爭論中（</w:t>
-      </w:r>
-      <w:hyperlink r:id="rId80">
-        <w:r>
-          <w:rPr>
-            <w:lang w:val="zh_TW" w:bidi="zh_TW"/>
-          </w:rPr>
-          <w:rPr>
-            <w:color w:val="0000EE"/>
-            <w:u w:val="single"/>
-          </w:rPr>
-          <w:t>4:7</w:t>
-        </w:r>
-      </w:hyperlink>
-      <w:r>
-        <w:rPr>
-          <w:lang w:val="zh_TW" w:bidi="zh_TW"/>
-        </w:rPr>
-        <w:t>）。保羅敦促提摩太通過不斷的靈性操練來保持靈性健壯，這比鍛鍊身體更重要。</w:t>
-      </w:r>
-    </w:p>
-    <w:p>
-      <w:pPr/>
-      <w:r>
-        <w:rPr>
-          <w:lang w:val="zh_TW" w:bidi="zh_TW"/>
-        </w:rPr>
-      </w:r>
-      <w:r>
-        <w:rPr>
-          <w:lang w:val="zh_TW" w:bidi="zh_TW"/>
-        </w:rPr>
-        <w:t>保羅認識到提摩太是一個年輕人，一些年長的基督徒可能會因為他年輕而看輕他。提摩太應該更加努力以贏得他們的尊重——「在言語、行為、愛心、信心、清潔上，都作信徒的榜樣」（</w:t>
-      </w:r>
-      <w:hyperlink r:id="rId81">
-        <w:r>
-          <w:rPr>
-            <w:lang w:val="zh_TW" w:bidi="zh_TW"/>
-          </w:rPr>
-          <w:rPr>
-            <w:color w:val="0000EE"/>
-            <w:u w:val="single"/>
-          </w:rPr>
-          <w:t>4:12</w:t>
-        </w:r>
-      </w:hyperlink>
-      <w:r>
-        <w:rPr>
-          <w:lang w:val="zh_TW" w:bidi="zh_TW"/>
-        </w:rPr>
-        <w:t>）。因為神已經呼召提摩太，並且教會藉按手禮任命了他，提摩太應該努力履行這些崇高的責任。</w:t>
-      </w:r>
-    </w:p>
-    <w:p>
-      <w:pPr/>
-      <w:r>
-        <w:rPr>
-          <w:lang w:val="zh_TW" w:bidi="zh_TW"/>
-        </w:rPr>
-      </w:r>
-      <w:r>
-        <w:rPr>
-          <w:lang w:val="zh_TW" w:bidi="zh_TW"/>
-        </w:rPr>
-        <w:t>保羅給了提摩太一些實際的建議，告訴他一個年輕的傳道人應該如何處理教會中不同年齡和性別的群體。他應該像對待自己的父親一樣對待年長的男人，像對待自己的母親一樣對待年長的女人，像對待自己的兄弟一樣對待年輕的男人，像對待自己的姐妹一樣對待年輕的女人——並特別強調：「總要清清潔潔的」（</w:t>
-      </w:r>
-      <w:hyperlink r:id="rId82">
-        <w:r>
-          <w:rPr>
-            <w:lang w:val="zh_TW" w:bidi="zh_TW"/>
-          </w:rPr>
-          <w:rPr>
-            <w:color w:val="0000EE"/>
-            <w:u w:val="single"/>
-          </w:rPr>
-          <w:t>5:2</w:t>
-        </w:r>
-      </w:hyperlink>
-      <w:r>
-        <w:rPr>
-          <w:lang w:val="zh_TW" w:bidi="zh_TW"/>
-        </w:rPr>
-        <w:t>）。</w:t>
-      </w:r>
-    </w:p>
-    <w:p>
-      <w:pPr/>
-      <w:r>
-        <w:rPr>
-          <w:lang w:val="zh_TW" w:bidi="zh_TW"/>
-        </w:rPr>
-      </w:r>
-      <w:r>
-        <w:rPr>
-          <w:lang w:val="zh_TW" w:bidi="zh_TW"/>
-        </w:rPr>
-        <w:t>保羅還告訴提摩太如何處理寡婦的問題。在那個時候，極少婦女可以工作，且當時還沒有保險和社會保障，失去丈夫的婦女往往陷入絕望的境地。早期教會制定了一個寡婦名冊，以便能夠照顧她們的需要。年輕的寡婦應該被勸勉再婚，讓新的丈夫來支持她們。有能力的家庭應該認識到他們有責任照顧自己有需要的親人。教會因此有責任照顧那些沒有家人照顧的年長寡婦。教會在履行其慈善義務時，必須明智、公平，妥善分配有限的資源，以達到最大的益處。</w:t>
-      </w:r>
-    </w:p>
-    <w:p>
-      <w:pPr/>
-      <w:r>
-        <w:rPr>
-          <w:lang w:val="zh_TW" w:bidi="zh_TW"/>
-        </w:rPr>
-      </w:r>
-      <w:r>
-        <w:rPr>
-          <w:lang w:val="zh_TW" w:bidi="zh_TW"/>
-        </w:rPr>
-        <w:t>即使在早期教會，教會領袖也因其工作而獲得報酬。保羅說他們應該「當以為配受加倍的敬奉」（</w:t>
-      </w:r>
-      <w:hyperlink r:id="rId83">
-        <w:r>
-          <w:rPr>
-            <w:lang w:val="zh_TW" w:bidi="zh_TW"/>
-          </w:rPr>
-          <w:rPr>
-            <w:color w:val="0000EE"/>
-            <w:u w:val="single"/>
-          </w:rPr>
-          <w:t>5:17</w:t>
-        </w:r>
-      </w:hyperlink>
-      <w:r>
-        <w:rPr>
-          <w:lang w:val="zh_TW" w:bidi="zh_TW"/>
-        </w:rPr>
-        <w:t>）。教會的領袖不應該被選立得太快，他們的罪過也不應被忽視。即便是提摩太本人，也被警告要遠離罪惡。這處經文最後再次討論了教會領袖的罪（</w:t>
-      </w:r>
-      <w:hyperlink r:id="rId84">
-        <w:r>
-          <w:rPr>
-            <w:lang w:val="zh_TW" w:bidi="zh_TW"/>
-          </w:rPr>
-          <w:rPr>
-            <w:color w:val="0000EE"/>
-            <w:u w:val="single"/>
-          </w:rPr>
-          <w:t>24–25節</w:t>
-        </w:r>
-      </w:hyperlink>
-      <w:r>
-        <w:rPr>
-          <w:lang w:val="zh_TW" w:bidi="zh_TW"/>
-        </w:rPr>
-        <w:t>）。當一個人的罪行明顯時，罪人必須由教會懲戒。有時候，一個人的罪可能不被其他人發現，但神知道並會處理。相反，領袖們的許多善行也是如此。</w:t>
-      </w:r>
-    </w:p>
-    <w:p>
-      <w:pPr>
-        <w:pStyle w:val="Heading4"/>
-      </w:pPr>
-      <w:r>
-        <w:rPr>
-          <w:lang w:val="zh_TW" w:bidi="zh_TW"/>
-        </w:rPr>
-        <w:t>一些關於基督徒生活的實際教導（</w:t>
-      </w:r>
-      <w:hyperlink r:id="rId85">
-        <w:r>
-          <w:rPr>
-            <w:lang w:val="zh_TW" w:bidi="zh_TW"/>
-          </w:rPr>
-          <w:rPr>
-            <w:color w:val="0000EE"/>
-            <w:u w:val="single"/>
-          </w:rPr>
-          <w:t>6:1–21</w:t>
-        </w:r>
-      </w:hyperlink>
-      <w:r>
-        <w:rPr>
-          <w:lang w:val="zh_TW" w:bidi="zh_TW"/>
-        </w:rPr>
-        <w:t>）</w:t>
-      </w:r>
-    </w:p>
-    <w:p>
-      <w:pPr/>
-      <w:r>
-        <w:rPr>
-          <w:lang w:val="zh_TW" w:bidi="zh_TW"/>
-        </w:rPr>
-      </w:r>
-      <w:r>
-        <w:rPr>
-          <w:lang w:val="zh_TW" w:bidi="zh_TW"/>
-        </w:rPr>
-        <w:t>奴隸制度在當時是被普遍接受的制度。保羅教導基督徒奴隸要做忠實的奴隸，而基督徒主人也應該做良善的主人。在許多世紀後，基督教的原則最終會導致奴隸制度的終結，但在保羅的時代，無論是保羅還是其他人，都不可能發起一場廢除奴隸制的運動。</w:t>
-      </w:r>
-    </w:p>
-    <w:p>
-      <w:pPr/>
-      <w:r>
-        <w:rPr>
-          <w:lang w:val="zh_TW" w:bidi="zh_TW"/>
-        </w:rPr>
-      </w:r>
-      <w:r>
-        <w:rPr>
-          <w:lang w:val="zh_TW" w:bidi="zh_TW"/>
-        </w:rPr>
-        <w:t>保羅敦促提摩太遠離異端的教導，堅守傳揚福音的真理。</w:t>
-      </w:r>
-    </w:p>
-    <w:p>
-      <w:pPr/>
-      <w:r>
-        <w:rPr>
-          <w:lang w:val="zh_TW" w:bidi="zh_TW"/>
-        </w:rPr>
-      </w:r>
-      <w:r>
-        <w:rPr>
-          <w:lang w:val="zh_TW" w:bidi="zh_TW"/>
-        </w:rPr>
-        <w:t>有兩個部分（</w:t>
-      </w:r>
-      <w:hyperlink r:id="rId86">
-        <w:r>
-          <w:rPr>
-            <w:lang w:val="zh_TW" w:bidi="zh_TW"/>
-          </w:rPr>
-          <w:rPr>
-            <w:color w:val="0000EE"/>
-            <w:u w:val="single"/>
-          </w:rPr>
-          <w:t>6:6–10、17–19</w:t>
-        </w:r>
-      </w:hyperlink>
-      <w:r>
-        <w:rPr>
-          <w:lang w:val="zh_TW" w:bidi="zh_TW"/>
-        </w:rPr>
-        <w:t>）討論基督徒對財富的態度。在這裡，保羅緊密遵循耶穌的教導。金錢可能會成為人們心中的偶像，帶來各種罪惡，但它也可以用來事奉神，成為積存在天上的財寶。</w:t>
-      </w:r>
-    </w:p>
-    <w:p>
-      <w:pPr/>
-      <w:r>
-        <w:rPr>
-          <w:lang w:val="zh_TW" w:bidi="zh_TW"/>
-        </w:rPr>
-      </w:r>
-      <w:r>
-        <w:rPr>
-          <w:lang w:val="zh_TW" w:bidi="zh_TW"/>
-        </w:rPr>
-        <w:t>最後，保羅在另外兩個部分（</w:t>
-      </w:r>
-      <w:hyperlink r:id="rId87">
-        <w:r>
-          <w:rPr>
-            <w:lang w:val="zh_TW" w:bidi="zh_TW"/>
-          </w:rPr>
-          <w:rPr>
-            <w:color w:val="0000EE"/>
-            <w:u w:val="single"/>
-          </w:rPr>
-          <w:t>6:11–16，20–21</w:t>
-        </w:r>
-      </w:hyperlink>
-      <w:r>
-        <w:rPr>
-          <w:lang w:val="zh_TW" w:bidi="zh_TW"/>
-        </w:rPr>
-        <w:t>），鼓勵提摩太要竭盡全力，成為真正屬於神的人。他應該像神的士兵一樣打那美好的仗。這一生往往是艱難的，但提摩太應該將他的眼目定睛在榮耀基督的再來上。</w:t>
-      </w:r>
-    </w:p>
-    <w:p>
-      <w:pPr/>
-      <w:r>
-        <w:rPr>
-          <w:lang w:val="zh_TW" w:bidi="zh_TW"/>
-        </w:rPr>
-      </w:r>
-      <w:r>
-        <w:rPr>
           <w:i/>
           <w:lang w:val="zh_TW" w:bidi="zh_TW"/>
         </w:rPr>
@@ -3192,19 +3517,43 @@
         <w:rPr>
           <w:lang w:val="zh_TW" w:bidi="zh_TW"/>
         </w:rPr>
-        <w:t>提摩太後書</w:t>
-      </w:r>
-      <w:r>
-        <w:rPr>
-          <w:lang w:val="zh_TW" w:bidi="zh_TW"/>
-        </w:rPr>
-        <w:t>；</w:t>
-      </w:r>
-      <w:r>
-        <w:rPr>
-          <w:lang w:val="zh_TW" w:bidi="zh_TW"/>
-        </w:rPr>
-        <w:t>提多書</w:t>
+        <w:t>地獄（欣嫩子谷）；</w:t>
+      </w:r>
+      <w:r>
+        <w:rPr>
+          <w:lang w:val="zh_TW" w:bidi="zh_TW"/>
+        </w:rPr>
+        <w:t>陰間；</w:t>
+      </w:r>
+      <w:r>
+        <w:rPr>
+          <w:lang w:val="zh_TW" w:bidi="zh_TW"/>
+        </w:rPr>
+        <w:t>天（天堂）；</w:t>
+      </w:r>
+      <w:r>
+        <w:rPr>
+          <w:lang w:val="zh_TW" w:bidi="zh_TW"/>
+        </w:rPr>
+        <w:t>地獄；</w:t>
+      </w:r>
+      <w:r>
+        <w:rPr>
+          <w:lang w:val="zh_TW" w:bidi="zh_TW"/>
+        </w:rPr>
+        <w:t>中間狀態；</w:t>
+      </w:r>
+      <w:r>
+        <w:rPr>
+          <w:lang w:val="zh_TW" w:bidi="zh_TW"/>
+        </w:rPr>
+        <w:t>樂園；</w:t>
+      </w:r>
+      <w:r>
+        <w:rPr>
+          <w:lang w:val="zh_TW" w:bidi="zh_TW"/>
+        </w:rPr>
+        <w:t>陰間</w:t>
       </w:r>
       <w:r>
         <w:rPr>
@@ -5112,18 +5461,6 @@
   </w:num>
   <w:num w:numId="13" w16cid:durableId="592781308">
     <w:abstractNumId w:val="11"/>
-  </w:num>
-  <w:num w:numId="14">
-    <w:abstractNumId w:val="3"/>
-    <w:lvlOverride w:ilvl="0">
-      <w:startOverride w:val="1"/>
-    </w:lvlOverride>
-  </w:num>
-  <w:num w:numId="15">
-    <w:abstractNumId w:val="3"/>
-    <w:lvlOverride w:ilvl="0">
-      <w:startOverride w:val="1"/>
-    </w:lvlOverride>
   </w:num>
   <w:numIdMacAtCleanup w:val="10"/>
 </w:numbering>

--- a/zht/docx/130.content.docx
+++ b/zht/docx/130.content.docx
@@ -149,7 +149,7 @@
         <w:rPr>
           <w:lang w:val="zh_TW" w:bidi="zh_TW"/>
         </w:rPr>
-        <w:t>si</w:t>
+        <w:t>shou</w:t>
       </w:r>
       <w:r>
         <w:rPr>
@@ -212,7 +212,7 @@
         <w:rPr>
           <w:lang w:val="zh_TW" w:bidi="zh_TW"/>
         </w:rPr>
-        <w:t>死亡</w:t>
+        <w:t>手</w:t>
       </w:r>
       <w:r>
         <w:rPr>
@@ -231,18 +231,7 @@
         <w:rPr>
           <w:lang w:val="zh_TW" w:bidi="zh_TW"/>
         </w:rPr>
-        <w:t>生命的終止（身體的死亡）或與神的分離（靈性的死亡）。</w:t>
-      </w:r>
-    </w:p>
-    <w:p>
-      <w:pPr>
-        <w:pStyle w:val="Heading3"/>
-      </w:pPr>
-      <w:r>
-        <w:rPr>
-          <w:lang w:val="zh_TW" w:bidi="zh_TW"/>
-        </w:rPr>
-        <w:t>舊約中的觀點</w:t>
+        <w:t>手是身體前肢的末端部份，具有抓握的能力。聖經中使用了「手」數百次來描述人體的一個部份，也經常用於隱喻或比喻中。</w:t>
       </w:r>
     </w:p>
     <w:p>
@@ -256,7 +245,7 @@
         <w:rPr>
           <w:lang w:val="zh_TW" w:bidi="zh_TW"/>
         </w:rPr>
-        <w:t>在舊約中，死亡被視為生命的自然結束。一個以色列人的目標是過一個長壽而圓滿的生活，生養眾多的後代，並在兒孫滿堂的情況下，平安地去世。舊約多次表達對早逝的不滿（例如，希西家的哀求，</w:t>
+        <w:t>比喻上，手意味著權力（</w:t>
       </w:r>
       <w:hyperlink r:id="rId13">
         <w:r>
@@ -267,14 +256,14 @@
             <w:color w:val="0000EE"/>
             <w:u w:val="single"/>
           </w:rPr>
-          <w:t>王下20:1–11</w:t>
-        </w:r>
-      </w:hyperlink>
-      <w:r>
-        <w:rPr>
-          <w:lang w:val="zh_TW" w:bidi="zh_TW"/>
-        </w:rPr>
-        <w:t>）。早逝可能被視為神審判的結果；因此，約伯認為需要在死亡之前為自己的品格辯護（</w:t>
+          <w:t>申2:15</w:t>
+        </w:r>
+      </w:hyperlink>
+      <w:r>
+        <w:rPr>
+          <w:lang w:val="zh_TW" w:bidi="zh_TW"/>
+        </w:rPr>
+        <w:t>；</w:t>
       </w:r>
       <w:hyperlink r:id="rId14">
         <w:r>
@@ -285,14 +274,14 @@
             <w:color w:val="0000EE"/>
             <w:u w:val="single"/>
           </w:rPr>
-          <w:t>伯19:25–26</w:t>
-        </w:r>
-      </w:hyperlink>
-      <w:r>
-        <w:rPr>
-          <w:lang w:val="zh_TW" w:bidi="zh_TW"/>
-        </w:rPr>
-        <w:t>）。只有</w:t>
+          <w:t>詩31:5</w:t>
+        </w:r>
+      </w:hyperlink>
+      <w:r>
+        <w:rPr>
+          <w:lang w:val="zh_TW" w:bidi="zh_TW"/>
+        </w:rPr>
+        <w:t>；</w:t>
       </w:r>
       <w:hyperlink r:id="rId15">
         <w:r>
@@ -303,14 +292,314 @@
             <w:color w:val="0000EE"/>
             <w:u w:val="single"/>
           </w:rPr>
-          <w:t>傳道書三章19至20節</w:t>
-        </w:r>
-      </w:hyperlink>
-      <w:r>
-        <w:rPr>
-          <w:lang w:val="zh_TW" w:bidi="zh_TW"/>
-        </w:rPr>
-        <w:t>對死亡表達徹頭徹尾的悲觀情緒——該書可能受到當時非希伯來文化相當大的影響。</w:t>
+          <w:t>可14:62</w:t>
+        </w:r>
+      </w:hyperlink>
+      <w:r>
+        <w:rPr>
+          <w:lang w:val="zh_TW" w:bidi="zh_TW"/>
+        </w:rPr>
+        <w:t>）。在</w:t>
+      </w:r>
+      <w:hyperlink r:id="rId16">
+        <w:r>
+          <w:rPr>
+            <w:lang w:val="zh_TW" w:bidi="zh_TW"/>
+          </w:rPr>
+          <w:rPr>
+            <w:color w:val="0000EE"/>
+            <w:u w:val="single"/>
+          </w:rPr>
+          <w:t>約書亞記8:20</w:t>
+        </w:r>
+      </w:hyperlink>
+      <w:r>
+        <w:rPr>
+          <w:lang w:val="zh_TW" w:bidi="zh_TW"/>
+        </w:rPr>
+        <w:t>中「手的力量（原文）」被翻譯為「逃跑」（見</w:t>
+      </w:r>
+      <w:hyperlink r:id="rId17">
+        <w:r>
+          <w:rPr>
+            <w:lang w:val="zh_TW" w:bidi="zh_TW"/>
+          </w:rPr>
+          <w:rPr>
+            <w:color w:val="0000EE"/>
+            <w:u w:val="single"/>
+          </w:rPr>
+          <w:t>詩76:5</w:t>
+        </w:r>
+      </w:hyperlink>
+      <w:r>
+        <w:rPr>
+          <w:lang w:val="zh_TW" w:bidi="zh_TW"/>
+        </w:rPr>
+        <w:t>）。相反，無力的手象徵著優柔寡斷和軟弱（</w:t>
+      </w:r>
+      <w:hyperlink r:id="rId18">
+        <w:r>
+          <w:rPr>
+            <w:lang w:val="zh_TW" w:bidi="zh_TW"/>
+          </w:rPr>
+          <w:rPr>
+            <w:color w:val="0000EE"/>
+            <w:u w:val="single"/>
+          </w:rPr>
+          <w:t>賽35:3</w:t>
+        </w:r>
+      </w:hyperlink>
+      <w:r>
+        <w:rPr>
+          <w:lang w:val="zh_TW" w:bidi="zh_TW"/>
+        </w:rPr>
+        <w:t>）。握手表示友誼（</w:t>
+      </w:r>
+      <w:hyperlink r:id="rId19">
+        <w:r>
+          <w:rPr>
+            <w:lang w:val="zh_TW" w:bidi="zh_TW"/>
+          </w:rPr>
+          <w:rPr>
+            <w:color w:val="0000EE"/>
+            <w:u w:val="single"/>
+          </w:rPr>
+          <w:t>王下10:15</w:t>
+        </w:r>
+      </w:hyperlink>
+      <w:r>
+        <w:rPr>
+          <w:lang w:val="zh_TW" w:bidi="zh_TW"/>
+        </w:rPr>
+        <w:t>）。讓某人坐在右手邊，表示對他的偏愛（</w:t>
+      </w:r>
+      <w:hyperlink r:id="rId20">
+        <w:r>
+          <w:rPr>
+            <w:lang w:val="zh_TW" w:bidi="zh_TW"/>
+          </w:rPr>
+          <w:rPr>
+            <w:color w:val="0000EE"/>
+            <w:u w:val="single"/>
+          </w:rPr>
+          <w:t>詩16:11</w:t>
+        </w:r>
+      </w:hyperlink>
+      <w:r>
+        <w:rPr>
+          <w:lang w:val="zh_TW" w:bidi="zh_TW"/>
+        </w:rPr>
+        <w:t>，</w:t>
+      </w:r>
+      <w:hyperlink r:id="rId20">
+        <w:r>
+          <w:rPr>
+            <w:lang w:val="zh_TW" w:bidi="zh_TW"/>
+          </w:rPr>
+          <w:rPr>
+            <w:color w:val="0000EE"/>
+            <w:u w:val="single"/>
+          </w:rPr>
+          <w:t xml:space="preserve"> </w:t>
+        </w:r>
+      </w:hyperlink>
+      <w:hyperlink r:id="rId21">
+        <w:r>
+          <w:rPr>
+            <w:lang w:val="zh_TW" w:bidi="zh_TW"/>
+          </w:rPr>
+          <w:rPr>
+            <w:color w:val="0000EE"/>
+            <w:u w:val="single"/>
+          </w:rPr>
+          <w:t>77:10</w:t>
+        </w:r>
+      </w:hyperlink>
+      <w:r>
+        <w:rPr>
+          <w:lang w:val="zh_TW" w:bidi="zh_TW"/>
+        </w:rPr>
+        <w:t>，</w:t>
+      </w:r>
+      <w:hyperlink r:id="rId22">
+        <w:r>
+          <w:rPr>
+            <w:lang w:val="zh_TW" w:bidi="zh_TW"/>
+          </w:rPr>
+          <w:rPr>
+            <w:color w:val="0000EE"/>
+            <w:u w:val="single"/>
+          </w:rPr>
+          <w:t>110:1</w:t>
+        </w:r>
+      </w:hyperlink>
+      <w:r>
+        <w:rPr>
+          <w:lang w:val="zh_TW" w:bidi="zh_TW"/>
+        </w:rPr>
+        <w:t>）。潔淨的手象徵著清白無罪（</w:t>
+      </w:r>
+      <w:hyperlink r:id="rId23">
+        <w:r>
+          <w:rPr>
+            <w:lang w:val="zh_TW" w:bidi="zh_TW"/>
+          </w:rPr>
+          <w:rPr>
+            <w:color w:val="0000EE"/>
+            <w:u w:val="single"/>
+          </w:rPr>
+          <w:t>詩26:6</w:t>
+        </w:r>
+      </w:hyperlink>
+      <w:r>
+        <w:rPr>
+          <w:lang w:val="zh_TW" w:bidi="zh_TW"/>
+        </w:rPr>
+        <w:t>），而擊掌則表示達成協議（</w:t>
+      </w:r>
+      <w:hyperlink r:id="rId24">
+        <w:r>
+          <w:rPr>
+            <w:lang w:val="zh_TW" w:bidi="zh_TW"/>
+          </w:rPr>
+          <w:rPr>
+            <w:color w:val="0000EE"/>
+            <w:u w:val="single"/>
+          </w:rPr>
+          <w:t>箴6:1</w:t>
+        </w:r>
+      </w:hyperlink>
+      <w:r>
+        <w:rPr>
+          <w:lang w:val="zh_TW" w:bidi="zh_TW"/>
+        </w:rPr>
+        <w:t>）。舉手象徵暴力（</w:t>
+      </w:r>
+      <w:hyperlink r:id="rId25">
+        <w:r>
+          <w:rPr>
+            <w:lang w:val="zh_TW" w:bidi="zh_TW"/>
+          </w:rPr>
+          <w:rPr>
+            <w:color w:val="0000EE"/>
+            <w:u w:val="single"/>
+          </w:rPr>
+          <w:t>王上11:26</w:t>
+        </w:r>
+      </w:hyperlink>
+      <w:r>
+        <w:rPr>
+          <w:lang w:val="zh_TW" w:bidi="zh_TW"/>
+        </w:rPr>
+        <w:t>）。舉手又可用於懇求的禱告（</w:t>
+      </w:r>
+      <w:hyperlink r:id="rId26">
+        <w:r>
+          <w:rPr>
+            <w:lang w:val="zh_TW" w:bidi="zh_TW"/>
+          </w:rPr>
+          <w:rPr>
+            <w:color w:val="0000EE"/>
+            <w:u w:val="single"/>
+          </w:rPr>
+          <w:t>出17:11</w:t>
+        </w:r>
+      </w:hyperlink>
+      <w:r>
+        <w:rPr>
+          <w:lang w:val="zh_TW" w:bidi="zh_TW"/>
+        </w:rPr>
+        <w:t>；</w:t>
+      </w:r>
+      <w:hyperlink r:id="rId27">
+        <w:r>
+          <w:rPr>
+            <w:lang w:val="zh_TW" w:bidi="zh_TW"/>
+          </w:rPr>
+          <w:rPr>
+            <w:color w:val="0000EE"/>
+            <w:u w:val="single"/>
+          </w:rPr>
+          <w:t>利9:22</w:t>
+        </w:r>
+      </w:hyperlink>
+      <w:r>
+        <w:rPr>
+          <w:lang w:val="zh_TW" w:bidi="zh_TW"/>
+        </w:rPr>
+        <w:t>；</w:t>
+      </w:r>
+      <w:hyperlink r:id="rId28">
+        <w:r>
+          <w:rPr>
+            <w:lang w:val="zh_TW" w:bidi="zh_TW"/>
+          </w:rPr>
+          <w:rPr>
+            <w:color w:val="0000EE"/>
+            <w:u w:val="single"/>
+          </w:rPr>
+          <w:t>賽1:15</w:t>
+        </w:r>
+      </w:hyperlink>
+      <w:r>
+        <w:rPr>
+          <w:lang w:val="zh_TW" w:bidi="zh_TW"/>
+        </w:rPr>
+        <w:t>；</w:t>
+      </w:r>
+      <w:hyperlink r:id="rId29">
+        <w:r>
+          <w:rPr>
+            <w:lang w:val="zh_TW" w:bidi="zh_TW"/>
+          </w:rPr>
+          <w:rPr>
+            <w:color w:val="0000EE"/>
+            <w:u w:val="single"/>
+          </w:rPr>
+          <w:t>提前2:8</w:t>
+        </w:r>
+      </w:hyperlink>
+      <w:r>
+        <w:rPr>
+          <w:lang w:val="zh_TW" w:bidi="zh_TW"/>
+        </w:rPr>
+        <w:t>）和發誓（</w:t>
+      </w:r>
+      <w:hyperlink r:id="rId30">
+        <w:r>
+          <w:rPr>
+            <w:lang w:val="zh_TW" w:bidi="zh_TW"/>
+          </w:rPr>
+          <w:rPr>
+            <w:color w:val="0000EE"/>
+            <w:u w:val="single"/>
+          </w:rPr>
+          <w:t>創14:22</w:t>
+        </w:r>
+      </w:hyperlink>
+      <w:r>
+        <w:rPr>
+          <w:lang w:val="zh_TW" w:bidi="zh_TW"/>
+        </w:rPr>
+        <w:t>；</w:t>
+      </w:r>
+      <w:hyperlink r:id="rId31">
+        <w:r>
+          <w:rPr>
+            <w:lang w:val="zh_TW" w:bidi="zh_TW"/>
+          </w:rPr>
+          <w:rPr>
+            <w:color w:val="0000EE"/>
+            <w:u w:val="single"/>
+          </w:rPr>
+          <w:t>24:2</w:t>
+        </w:r>
+      </w:hyperlink>
+      <w:r>
+        <w:rPr>
+          <w:lang w:val="zh_TW" w:bidi="zh_TW"/>
+        </w:rPr>
+        <w:t>）。</w:t>
       </w:r>
     </w:p>
     <w:p>
@@ -324,43 +613,277 @@
         <w:rPr>
           <w:lang w:val="zh_TW" w:bidi="zh_TW"/>
         </w:rPr>
-        <w:t>雖然死亡是生命的自然終結，卻從未被視為是令人愉快的事。死亡將人與人類群體斷絕，也與神的同在和事奉隔絕。雖然神可能會在人面對死亡時提供安慰（</w:t>
-      </w:r>
-      <w:hyperlink r:id="rId16">
-        <w:r>
-          <w:rPr>
-            <w:lang w:val="zh_TW" w:bidi="zh_TW"/>
-          </w:rPr>
-          <w:rPr>
-            <w:color w:val="0000EE"/>
-            <w:u w:val="single"/>
-          </w:rPr>
-          <w:t>詩73:23–28</w:t>
-        </w:r>
-      </w:hyperlink>
-      <w:r>
-        <w:rPr>
-          <w:lang w:val="zh_TW" w:bidi="zh_TW"/>
-        </w:rPr>
-        <w:t>），但在聖經中，神很少被描述為與死者同在，只有在較晚期的聖經文獻中才有此描寫（</w:t>
-      </w:r>
-      <w:hyperlink r:id="rId17">
-        <w:r>
-          <w:rPr>
-            <w:lang w:val="zh_TW" w:bidi="zh_TW"/>
-          </w:rPr>
-          <w:rPr>
-            <w:color w:val="0000EE"/>
-            <w:u w:val="single"/>
-          </w:rPr>
-          <w:t>詩139:8</w:t>
-        </w:r>
-      </w:hyperlink>
-      <w:r>
-        <w:rPr>
-          <w:lang w:val="zh_TW" w:bidi="zh_TW"/>
-        </w:rPr>
-        <w:t>）。因此，死亡從未被視為通向更美好生命的門檻。</w:t>
+        <w:t>其它與手相關的片語表達了危及生命（</w:t>
+      </w:r>
+      <w:hyperlink r:id="rId32">
+        <w:r>
+          <w:rPr>
+            <w:lang w:val="zh_TW" w:bidi="zh_TW"/>
+          </w:rPr>
+          <w:rPr>
+            <w:color w:val="0000EE"/>
+            <w:u w:val="single"/>
+          </w:rPr>
+          <w:t>士12:3</w:t>
+        </w:r>
+      </w:hyperlink>
+      <w:r>
+        <w:rPr>
+          <w:lang w:val="zh_TW" w:bidi="zh_TW"/>
+        </w:rPr>
+        <w:t>）、喜悅（</w:t>
+      </w:r>
+      <w:hyperlink r:id="rId33">
+        <w:r>
+          <w:rPr>
+            <w:lang w:val="zh_TW" w:bidi="zh_TW"/>
+          </w:rPr>
+          <w:rPr>
+            <w:color w:val="0000EE"/>
+            <w:u w:val="single"/>
+          </w:rPr>
+          <w:t>王下11:12</w:t>
+        </w:r>
+      </w:hyperlink>
+      <w:r>
+        <w:rPr>
+          <w:lang w:val="zh_TW" w:bidi="zh_TW"/>
+        </w:rPr>
+        <w:t>）、慷慨（</w:t>
+      </w:r>
+      <w:hyperlink r:id="rId34">
+        <w:r>
+          <w:rPr>
+            <w:lang w:val="zh_TW" w:bidi="zh_TW"/>
+          </w:rPr>
+          <w:rPr>
+            <w:color w:val="0000EE"/>
+            <w:u w:val="single"/>
+          </w:rPr>
+          <w:t>申15:11</w:t>
+        </w:r>
+      </w:hyperlink>
+      <w:r>
+        <w:rPr>
+          <w:lang w:val="zh_TW" w:bidi="zh_TW"/>
+        </w:rPr>
+        <w:t>）、悲傷（</w:t>
+      </w:r>
+      <w:hyperlink r:id="rId35">
+        <w:r>
+          <w:rPr>
+            <w:lang w:val="zh_TW" w:bidi="zh_TW"/>
+          </w:rPr>
+          <w:rPr>
+            <w:color w:val="0000EE"/>
+            <w:u w:val="single"/>
+          </w:rPr>
+          <w:t>撒下13:19</w:t>
+        </w:r>
+      </w:hyperlink>
+      <w:r>
+        <w:rPr>
+          <w:lang w:val="zh_TW" w:bidi="zh_TW"/>
+        </w:rPr>
+        <w:t>）、謙卑（</w:t>
+      </w:r>
+      <w:hyperlink r:id="rId36">
+        <w:r>
+          <w:rPr>
+            <w:lang w:val="zh_TW" w:bidi="zh_TW"/>
+          </w:rPr>
+          <w:rPr>
+            <w:color w:val="0000EE"/>
+            <w:u w:val="single"/>
+          </w:rPr>
+          <w:t>箴30:32</w:t>
+        </w:r>
+      </w:hyperlink>
+      <w:r>
+        <w:rPr>
+          <w:lang w:val="zh_TW" w:bidi="zh_TW"/>
+        </w:rPr>
+        <w:t>）和承擔責任（</w:t>
+      </w:r>
+      <w:hyperlink r:id="rId37">
+        <w:r>
+          <w:rPr>
+            <w:lang w:val="zh_TW" w:bidi="zh_TW"/>
+          </w:rPr>
+          <w:rPr>
+            <w:color w:val="0000EE"/>
+            <w:u w:val="single"/>
+          </w:rPr>
+          <w:t>路9:62</w:t>
+        </w:r>
+      </w:hyperlink>
+      <w:r>
+        <w:rPr>
+          <w:lang w:val="zh_TW" w:bidi="zh_TW"/>
+        </w:rPr>
+        <w:t>）。體力勞動是人類尊嚴和責任的表現（</w:t>
+      </w:r>
+      <w:hyperlink r:id="rId38">
+        <w:r>
+          <w:rPr>
+            <w:lang w:val="zh_TW" w:bidi="zh_TW"/>
+          </w:rPr>
+          <w:rPr>
+            <w:color w:val="0000EE"/>
+            <w:u w:val="single"/>
+          </w:rPr>
+          <w:t>弗4:28</w:t>
+        </w:r>
+      </w:hyperlink>
+      <w:r>
+        <w:rPr>
+          <w:lang w:val="zh_TW" w:bidi="zh_TW"/>
+        </w:rPr>
+        <w:t>；</w:t>
+      </w:r>
+      <w:hyperlink r:id="rId39">
+        <w:r>
+          <w:rPr>
+            <w:lang w:val="zh_TW" w:bidi="zh_TW"/>
+          </w:rPr>
+          <w:rPr>
+            <w:color w:val="0000EE"/>
+            <w:u w:val="single"/>
+          </w:rPr>
+          <w:t>帖前4:11</w:t>
+        </w:r>
+      </w:hyperlink>
+      <w:r>
+        <w:rPr>
+          <w:lang w:val="zh_TW" w:bidi="zh_TW"/>
+        </w:rPr>
+        <w:t>），保羅並不以此標誌為恥，並明白的展示出來（</w:t>
+      </w:r>
+      <w:hyperlink r:id="rId40">
+        <w:r>
+          <w:rPr>
+            <w:lang w:val="zh_TW" w:bidi="zh_TW"/>
+          </w:rPr>
+          <w:rPr>
+            <w:color w:val="0000EE"/>
+            <w:u w:val="single"/>
+          </w:rPr>
+          <w:t>徒20:34</w:t>
+        </w:r>
+      </w:hyperlink>
+      <w:r>
+        <w:rPr>
+          <w:lang w:val="zh_TW" w:bidi="zh_TW"/>
+        </w:rPr>
+        <w:t>；</w:t>
+      </w:r>
+      <w:hyperlink r:id="rId41">
+        <w:r>
+          <w:rPr>
+            <w:lang w:val="zh_TW" w:bidi="zh_TW"/>
+          </w:rPr>
+          <w:rPr>
+            <w:color w:val="0000EE"/>
+            <w:u w:val="single"/>
+          </w:rPr>
+          <w:t>林前4:12</w:t>
+        </w:r>
+      </w:hyperlink>
+      <w:r>
+        <w:rPr>
+          <w:lang w:val="zh_TW" w:bidi="zh_TW"/>
+        </w:rPr>
+        <w:t>）。儀式、禮儀上的洗手是祭司在履行職責前的必要行為（</w:t>
+      </w:r>
+      <w:hyperlink r:id="rId42">
+        <w:r>
+          <w:rPr>
+            <w:lang w:val="zh_TW" w:bidi="zh_TW"/>
+          </w:rPr>
+          <w:rPr>
+            <w:color w:val="0000EE"/>
+            <w:u w:val="single"/>
+          </w:rPr>
+          <w:t>出30:19–21</w:t>
+        </w:r>
+      </w:hyperlink>
+      <w:r>
+        <w:rPr>
+          <w:lang w:val="zh_TW" w:bidi="zh_TW"/>
+        </w:rPr>
+        <w:t>；</w:t>
+      </w:r>
+      <w:hyperlink r:id="rId43">
+        <w:r>
+          <w:rPr>
+            <w:lang w:val="zh_TW" w:bidi="zh_TW"/>
+          </w:rPr>
+          <w:rPr>
+            <w:color w:val="0000EE"/>
+            <w:u w:val="single"/>
+          </w:rPr>
+          <w:t>40:30–32</w:t>
+        </w:r>
+      </w:hyperlink>
+      <w:r>
+        <w:rPr>
+          <w:lang w:val="zh_TW" w:bidi="zh_TW"/>
+        </w:rPr>
+        <w:t>）。文士和法利賽人誤用了這一點，以至於耶穌責罵只著重儀式性的洗手（</w:t>
+      </w:r>
+      <w:hyperlink r:id="rId44">
+        <w:r>
+          <w:rPr>
+            <w:lang w:val="zh_TW" w:bidi="zh_TW"/>
+          </w:rPr>
+          <w:rPr>
+            <w:color w:val="0000EE"/>
+            <w:u w:val="single"/>
+          </w:rPr>
+          <w:t>太15:1–20</w:t>
+        </w:r>
+      </w:hyperlink>
+      <w:r>
+        <w:rPr>
+          <w:lang w:val="zh_TW" w:bidi="zh_TW"/>
+        </w:rPr>
+        <w:t>；</w:t>
+      </w:r>
+      <w:hyperlink r:id="rId45">
+        <w:r>
+          <w:rPr>
+            <w:lang w:val="zh_TW" w:bidi="zh_TW"/>
+          </w:rPr>
+          <w:rPr>
+            <w:color w:val="0000EE"/>
+            <w:u w:val="single"/>
+          </w:rPr>
+          <w:t>路11:38</w:t>
+        </w:r>
+      </w:hyperlink>
+      <w:r>
+        <w:rPr>
+          <w:lang w:val="zh_TW" w:bidi="zh_TW"/>
+        </w:rPr>
+        <w:t>）。彼拉多的洗手（</w:t>
+      </w:r>
+      <w:hyperlink r:id="rId46">
+        <w:r>
+          <w:rPr>
+            <w:lang w:val="zh_TW" w:bidi="zh_TW"/>
+          </w:rPr>
+          <w:rPr>
+            <w:color w:val="0000EE"/>
+            <w:u w:val="single"/>
+          </w:rPr>
+          <w:t>太27:24</w:t>
+        </w:r>
+      </w:hyperlink>
+      <w:r>
+        <w:rPr>
+          <w:lang w:val="zh_TW" w:bidi="zh_TW"/>
+        </w:rPr>
+        <w:t>）是宣告祂對此判決的清白，因為他不想承擔責任，但沒有他的同意，這個錯誤的判決是無法完成的。</w:t>
       </w:r>
     </w:p>
     <w:p>
@@ -374,18 +897,66 @@
         <w:rPr>
           <w:lang w:val="zh_TW" w:bidi="zh_TW"/>
         </w:rPr>
-        <w:t>罪與死亡的關係可以在摩西律法的死刑中一窺究竟。一位嚴重的罪犯會被處死。處罰性短語「他必被剪除」表明，儘管整個民族繼續存活，但犯罪者因死亡與民族分離。以色列人被警告，若不遵守神的誡命，可能會因與神的團契破裂而導致早逝（</w:t>
-      </w:r>
-      <w:hyperlink r:id="rId18">
-        <w:r>
-          <w:rPr>
-            <w:lang w:val="zh_TW" w:bidi="zh_TW"/>
-          </w:rPr>
-          <w:rPr>
-            <w:color w:val="0000EE"/>
-            <w:u w:val="single"/>
-          </w:rPr>
-          <w:t>申30:15–20</w:t>
+        <w:t>當以色列「</w:t>
+      </w:r>
+      <w:r>
+        <w:rPr>
+          <w:lang w:val="zh_TW" w:bidi="zh_TW"/>
+        </w:rPr>
+        <w:t>昂然無懼地（有些譯本譯為：高舉</w:t>
+      </w:r>
+      <w:r>
+        <w:rPr>
+          <w:lang w:val="zh_TW" w:bidi="zh_TW"/>
+        </w:rPr>
+        <w:t>著手）」出埃及（</w:t>
+      </w:r>
+      <w:hyperlink r:id="rId47">
+        <w:r>
+          <w:rPr>
+            <w:lang w:val="zh_TW" w:bidi="zh_TW"/>
+          </w:rPr>
+          <w:rPr>
+            <w:color w:val="0000EE"/>
+            <w:u w:val="single"/>
+          </w:rPr>
+          <w:t>出14:8</w:t>
+        </w:r>
+      </w:hyperlink>
+      <w:r>
+        <w:rPr>
+          <w:lang w:val="zh_TW" w:bidi="zh_TW"/>
+        </w:rPr>
+        <w:t>）時，這是指耶和華的手或耶和華的幫助。耶和華的手代表神不可抗拒的力量（</w:t>
+      </w:r>
+      <w:hyperlink r:id="rId13">
+        <w:r>
+          <w:rPr>
+            <w:lang w:val="zh_TW" w:bidi="zh_TW"/>
+          </w:rPr>
+          <w:rPr>
+            <w:color w:val="0000EE"/>
+            <w:u w:val="single"/>
+          </w:rPr>
+          <w:t>申2:15</w:t>
+        </w:r>
+      </w:hyperlink>
+      <w:r>
+        <w:rPr>
+          <w:lang w:val="zh_TW" w:bidi="zh_TW"/>
+        </w:rPr>
+        <w:t>）、審判（</w:t>
+      </w:r>
+      <w:hyperlink r:id="rId48">
+        <w:r>
+          <w:rPr>
+            <w:lang w:val="zh_TW" w:bidi="zh_TW"/>
+          </w:rPr>
+          <w:rPr>
+            <w:color w:val="0000EE"/>
+            <w:u w:val="single"/>
+          </w:rPr>
+          <w:t>徒13:11</w:t>
         </w:r>
       </w:hyperlink>
       <w:r>
@@ -394,16 +965,34 @@
         </w:rPr>
         <w:t>；</w:t>
       </w:r>
-      <w:hyperlink r:id="rId19">
-        <w:r>
-          <w:rPr>
-            <w:lang w:val="zh_TW" w:bidi="zh_TW"/>
-          </w:rPr>
-          <w:rPr>
-            <w:color w:val="0000EE"/>
-            <w:u w:val="single"/>
-          </w:rPr>
-          <w:t>耶21:8</w:t>
+      <w:hyperlink r:id="rId49">
+        <w:r>
+          <w:rPr>
+            <w:lang w:val="zh_TW" w:bidi="zh_TW"/>
+          </w:rPr>
+          <w:rPr>
+            <w:color w:val="0000EE"/>
+            <w:u w:val="single"/>
+          </w:rPr>
+          <w:t>來10:31</w:t>
+        </w:r>
+      </w:hyperlink>
+      <w:r>
+        <w:rPr>
+          <w:lang w:val="zh_TW" w:bidi="zh_TW"/>
+        </w:rPr>
+        <w:t>）、神聖的啟示（</w:t>
+      </w:r>
+      <w:hyperlink r:id="rId50">
+        <w:r>
+          <w:rPr>
+            <w:lang w:val="zh_TW" w:bidi="zh_TW"/>
+          </w:rPr>
+          <w:rPr>
+            <w:color w:val="0000EE"/>
+            <w:u w:val="single"/>
+          </w:rPr>
+          <w:t>結8:1</w:t>
         </w:r>
       </w:hyperlink>
       <w:r>
@@ -412,16 +1001,52 @@
         </w:rPr>
         <w:t>；</w:t>
       </w:r>
-      <w:hyperlink r:id="rId20">
-        <w:r>
-          <w:rPr>
-            <w:lang w:val="zh_TW" w:bidi="zh_TW"/>
-          </w:rPr>
-          <w:rPr>
-            <w:color w:val="0000EE"/>
-            <w:u w:val="single"/>
-          </w:rPr>
-          <w:t>結18:21–32</w:t>
+      <w:hyperlink r:id="rId51">
+        <w:r>
+          <w:rPr>
+            <w:lang w:val="zh_TW" w:bidi="zh_TW"/>
+          </w:rPr>
+          <w:rPr>
+            <w:color w:val="0000EE"/>
+            <w:u w:val="single"/>
+          </w:rPr>
+          <w:t>37:1</w:t>
+        </w:r>
+      </w:hyperlink>
+      <w:r>
+        <w:rPr>
+          <w:lang w:val="zh_TW" w:bidi="zh_TW"/>
+        </w:rPr>
+        <w:t>），以及神的眷顧（</w:t>
+      </w:r>
+      <w:hyperlink r:id="rId52">
+        <w:r>
+          <w:rPr>
+            <w:lang w:val="zh_TW" w:bidi="zh_TW"/>
+          </w:rPr>
+          <w:rPr>
+            <w:color w:val="0000EE"/>
+            <w:u w:val="single"/>
+          </w:rPr>
+          <w:t>拉7:6</w:t>
+        </w:r>
+      </w:hyperlink>
+      <w:r>
+        <w:rPr>
+          <w:lang w:val="zh_TW" w:bidi="zh_TW"/>
+        </w:rPr>
+        <w:t>；</w:t>
+      </w:r>
+      <w:hyperlink r:id="rId53">
+        <w:r>
+          <w:rPr>
+            <w:lang w:val="zh_TW" w:bidi="zh_TW"/>
+          </w:rPr>
+          <w:rPr>
+            <w:color w:val="0000EE"/>
+            <w:u w:val="single"/>
+          </w:rPr>
+          <w:t>約10:28–29</w:t>
         </w:r>
       </w:hyperlink>
       <w:r>
@@ -442,18 +1067,90 @@
         <w:rPr>
           <w:lang w:val="zh_TW" w:bidi="zh_TW"/>
         </w:rPr>
-        <w:t>在兩約之間時期，隨著猶太人對來世和復活的觀念更加明確，對死亡的思考也隨之發展。死亡本身，而非僅僅是早逝，開始被視為是罪惡的結果（</w:t>
-      </w:r>
-      <w:hyperlink r:id="rId21">
-        <w:r>
-          <w:rPr>
-            <w:lang w:val="zh_TW" w:bidi="zh_TW"/>
-          </w:rPr>
-          <w:rPr>
-            <w:color w:val="0000EE"/>
-            <w:u w:val="single"/>
-          </w:rPr>
-          <w:t>以斯拉二書3:7</w:t>
+        <w:t>按手具有深遠的意義，在聖經中經常出現。在獻祭之前，獻祭的人，而不是祭司，會按手在祭物上。這個行為表示將罪過轉移到祭物上，將自己的罪連接在祭物上（</w:t>
+      </w:r>
+      <w:hyperlink r:id="rId54">
+        <w:r>
+          <w:rPr>
+            <w:lang w:val="zh_TW" w:bidi="zh_TW"/>
+          </w:rPr>
+          <w:rPr>
+            <w:color w:val="0000EE"/>
+            <w:u w:val="single"/>
+          </w:rPr>
+          <w:t>利1:4</w:t>
+        </w:r>
+      </w:hyperlink>
+      <w:r>
+        <w:rPr>
+          <w:lang w:val="zh_TW" w:bidi="zh_TW"/>
+        </w:rPr>
+        <w:t>）。按手表示任命他人擔任要職，例如當摩西委任約書亞（</w:t>
+      </w:r>
+      <w:hyperlink r:id="rId55">
+        <w:r>
+          <w:rPr>
+            <w:lang w:val="zh_TW" w:bidi="zh_TW"/>
+          </w:rPr>
+          <w:rPr>
+            <w:color w:val="0000EE"/>
+            <w:u w:val="single"/>
+          </w:rPr>
+          <w:t>民27:12–23</w:t>
+        </w:r>
+      </w:hyperlink>
+      <w:r>
+        <w:rPr>
+          <w:lang w:val="zh_TW" w:bidi="zh_TW"/>
+        </w:rPr>
+        <w:t>），使徒讓七位門徒成為他們在事工中的同工或副手（</w:t>
+      </w:r>
+      <w:hyperlink r:id="rId56">
+        <w:r>
+          <w:rPr>
+            <w:lang w:val="zh_TW" w:bidi="zh_TW"/>
+          </w:rPr>
+          <w:rPr>
+            <w:color w:val="0000EE"/>
+            <w:u w:val="single"/>
+          </w:rPr>
+          <w:t>徒6:5–6</w:t>
+        </w:r>
+      </w:hyperlink>
+      <w:r>
+        <w:rPr>
+          <w:lang w:val="zh_TW" w:bidi="zh_TW"/>
+        </w:rPr>
+        <w:t>），以及保羅和巴拿巴被任命為安提阿教會的宣教士和代表（</w:t>
+      </w:r>
+      <w:hyperlink r:id="rId57">
+        <w:r>
+          <w:rPr>
+            <w:lang w:val="zh_TW" w:bidi="zh_TW"/>
+          </w:rPr>
+          <w:rPr>
+            <w:color w:val="0000EE"/>
+            <w:u w:val="single"/>
+          </w:rPr>
+          <w:t>13:3</w:t>
+        </w:r>
+      </w:hyperlink>
+      <w:r>
+        <w:rPr>
+          <w:lang w:val="zh_TW" w:bidi="zh_TW"/>
+        </w:rPr>
+        <w:t>）。通過按手，人被賦予事奉的職份，並獲得該職份成員的地位（</w:t>
+      </w:r>
+      <w:hyperlink r:id="rId58">
+        <w:r>
+          <w:rPr>
+            <w:lang w:val="zh_TW" w:bidi="zh_TW"/>
+          </w:rPr>
+          <w:rPr>
+            <w:color w:val="0000EE"/>
+            <w:u w:val="single"/>
+          </w:rPr>
+          <w:t>提前4:14</w:t>
         </w:r>
       </w:hyperlink>
       <w:r>
@@ -462,41 +1159,23 @@
         </w:rPr>
         <w:t>；</w:t>
       </w:r>
-      <w:hyperlink r:id="rId22">
-        <w:r>
-          <w:rPr>
-            <w:lang w:val="zh_TW" w:bidi="zh_TW"/>
-          </w:rPr>
-          <w:rPr>
-            <w:color w:val="0000EE"/>
-            <w:u w:val="single"/>
-          </w:rPr>
-          <w:t>便西拉智訓25:24</w:t>
-        </w:r>
-      </w:hyperlink>
-      <w:r>
-        <w:rPr>
-          <w:lang w:val="zh_TW" w:bidi="zh_TW"/>
-        </w:rPr>
-        <w:t>）。有時會將所有的死亡描繪為「第一次犯罪」（亞當和夏娃的悖逆）的結果。在其它記載中，人是因自己的罪而死。聖經中首次明確指出死人復活和最終審判或懲罰的概念出現在但以理書（</w:t>
-      </w:r>
-      <w:hyperlink r:id="rId23">
-        <w:r>
-          <w:rPr>
-            <w:lang w:val="zh_TW" w:bidi="zh_TW"/>
-          </w:rPr>
-          <w:rPr>
-            <w:color w:val="0000EE"/>
-            <w:u w:val="single"/>
-          </w:rPr>
-          <w:t>但12:2</w:t>
-        </w:r>
-      </w:hyperlink>
-      <w:r>
-        <w:rPr>
-          <w:lang w:val="zh_TW" w:bidi="zh_TW"/>
-        </w:rPr>
-        <w:t>），這是舊約中最後完成的書卷之一。這一教導在兩約中間期被反覆提及（以斯拉二書7:31–44）。在此期間，人們認為靈魂在死亡後依然存在，或者以某種永生的形式存在（所羅門智訓3:4，4:1；馬加比四書16:13，17:12）又或等待復活（以諾一書102章）。一些經外文獻融入了希臘的思想，認為身體是應該擺脫的負擔——這種觀念與希伯來思想格格不入。</w:t>
+      <w:hyperlink r:id="rId59">
+        <w:r>
+          <w:rPr>
+            <w:lang w:val="zh_TW" w:bidi="zh_TW"/>
+          </w:rPr>
+          <w:rPr>
+            <w:color w:val="0000EE"/>
+            <w:u w:val="single"/>
+          </w:rPr>
+          <w:t>提後1:6</w:t>
+        </w:r>
+      </w:hyperlink>
+      <w:r>
+        <w:rPr>
+          <w:lang w:val="zh_TW" w:bidi="zh_TW"/>
+        </w:rPr>
+        <w:t>）。按手也伴隨著禱告，又或者說，按手本身就是一種禱告。正如奧古斯丁所言：「按手不就是一種禱告嗎？」</w:t>
       </w:r>
     </w:p>
     <w:p>
@@ -510,18 +1189,115 @@
         <w:rPr>
           <w:lang w:val="zh_TW" w:bidi="zh_TW"/>
         </w:rPr>
-        <w:t>然而，復活以及從死亡中救贖生命的概念，為新約的啟示——聚焦於基督的復活及其勝過死亡的啟示——奠定了基礎。</w:t>
-      </w:r>
-    </w:p>
-    <w:p>
-      <w:pPr>
-        <w:pStyle w:val="Heading3"/>
-      </w:pPr>
-      <w:r>
-        <w:rPr>
-          <w:lang w:val="zh_TW" w:bidi="zh_TW"/>
-        </w:rPr>
-        <w:t>新約中的觀點</w:t>
+        <w:t>按手伴隨著耶穌事工中的醫治（</w:t>
+      </w:r>
+      <w:hyperlink r:id="rId60">
+        <w:r>
+          <w:rPr>
+            <w:lang w:val="zh_TW" w:bidi="zh_TW"/>
+          </w:rPr>
+          <w:rPr>
+            <w:color w:val="0000EE"/>
+            <w:u w:val="single"/>
+          </w:rPr>
+          <w:t>可6:5</w:t>
+        </w:r>
+      </w:hyperlink>
+      <w:r>
+        <w:rPr>
+          <w:lang w:val="zh_TW" w:bidi="zh_TW"/>
+        </w:rPr>
+        <w:t>；</w:t>
+      </w:r>
+      <w:hyperlink r:id="rId61">
+        <w:r>
+          <w:rPr>
+            <w:lang w:val="zh_TW" w:bidi="zh_TW"/>
+          </w:rPr>
+          <w:rPr>
+            <w:color w:val="0000EE"/>
+            <w:u w:val="single"/>
+          </w:rPr>
+          <w:t>路4:40</w:t>
+        </w:r>
+      </w:hyperlink>
+      <w:r>
+        <w:rPr>
+          <w:lang w:val="zh_TW" w:bidi="zh_TW"/>
+        </w:rPr>
+        <w:t>；</w:t>
+      </w:r>
+      <w:hyperlink r:id="rId62">
+        <w:r>
+          <w:rPr>
+            <w:lang w:val="zh_TW" w:bidi="zh_TW"/>
+          </w:rPr>
+          <w:rPr>
+            <w:color w:val="0000EE"/>
+            <w:u w:val="single"/>
+          </w:rPr>
+          <w:t>13:11–13</w:t>
+        </w:r>
+      </w:hyperlink>
+      <w:r>
+        <w:rPr>
+          <w:lang w:val="zh_TW" w:bidi="zh_TW"/>
+        </w:rPr>
+        <w:t>）和門徒的事工（</w:t>
+      </w:r>
+      <w:hyperlink r:id="rId63">
+        <w:r>
+          <w:rPr>
+            <w:lang w:val="zh_TW" w:bidi="zh_TW"/>
+          </w:rPr>
+          <w:rPr>
+            <w:color w:val="0000EE"/>
+            <w:u w:val="single"/>
+          </w:rPr>
+          <w:t>可16:18</w:t>
+        </w:r>
+      </w:hyperlink>
+      <w:r>
+        <w:rPr>
+          <w:lang w:val="zh_TW" w:bidi="zh_TW"/>
+        </w:rPr>
+        <w:t>；</w:t>
+      </w:r>
+      <w:hyperlink r:id="rId64">
+        <w:r>
+          <w:rPr>
+            <w:lang w:val="zh_TW" w:bidi="zh_TW"/>
+          </w:rPr>
+          <w:rPr>
+            <w:color w:val="0000EE"/>
+            <w:u w:val="single"/>
+          </w:rPr>
+          <w:t>徒9:12、17</w:t>
+        </w:r>
+      </w:hyperlink>
+      <w:r>
+        <w:rPr>
+          <w:lang w:val="zh_TW" w:bidi="zh_TW"/>
+        </w:rPr>
+        <w:t>，</w:t>
+      </w:r>
+      <w:hyperlink r:id="rId65">
+        <w:r>
+          <w:rPr>
+            <w:lang w:val="zh_TW" w:bidi="zh_TW"/>
+          </w:rPr>
+          <w:rPr>
+            <w:color w:val="0000EE"/>
+            <w:u w:val="single"/>
+          </w:rPr>
+          <w:t>28:8</w:t>
+        </w:r>
+      </w:hyperlink>
+      <w:r>
+        <w:rPr>
+          <w:lang w:val="zh_TW" w:bidi="zh_TW"/>
+        </w:rPr>
+        <w:t>），表達了醫治者對被醫治者的同情和緊密關係，被醫治者不單得到從神而來的醫治，更加強了他的信心。</w:t>
       </w:r>
     </w:p>
     <w:p>
@@ -533,147 +1309,38 @@
       </w:r>
       <w:r>
         <w:rPr>
-          <w:lang w:val="zh_TW" w:bidi="zh_TW"/>
-        </w:rPr>
-        <w:t>在新約中，死亡被視為一個神學問題，而非僅僅是一個個人事件。死亡超越了僅僅是生命的結束，作者們幾乎毫無困難地接受這一事實。死亡被認為會影響個人生命的每一個層面。唯有神是不朽的，是世界上所有生命的源頭（</w:t>
-      </w:r>
-      <w:hyperlink r:id="rId24">
-        <w:r>
-          <w:rPr>
-            <w:lang w:val="zh_TW" w:bidi="zh_TW"/>
-          </w:rPr>
-          <w:rPr>
-            <w:color w:val="0000EE"/>
-            <w:u w:val="single"/>
-          </w:rPr>
-          <w:t>羅4:17</w:t>
-        </w:r>
-      </w:hyperlink>
-      <w:r>
-        <w:rPr>
-          <w:lang w:val="zh_TW" w:bidi="zh_TW"/>
-        </w:rPr>
-        <w:t>；</w:t>
-      </w:r>
-      <w:hyperlink r:id="rId25">
-        <w:r>
-          <w:rPr>
-            <w:lang w:val="zh_TW" w:bidi="zh_TW"/>
-          </w:rPr>
-          <w:rPr>
-            <w:color w:val="0000EE"/>
-            <w:u w:val="single"/>
-          </w:rPr>
-          <w:t>提前6:16</w:t>
-        </w:r>
-      </w:hyperlink>
-      <w:r>
-        <w:rPr>
-          <w:lang w:val="zh_TW" w:bidi="zh_TW"/>
-        </w:rPr>
-        <w:t>）。唯有當人與神的生命有適當的關係時，他們才能真正活著。但自從罪進入世界以來，人與神之間的個人交流已經變得不自然（</w:t>
-      </w:r>
-      <w:hyperlink r:id="rId26">
-        <w:r>
-          <w:rPr>
-            <w:lang w:val="zh_TW" w:bidi="zh_TW"/>
-          </w:rPr>
-          <w:rPr>
-            <w:color w:val="0000EE"/>
-            <w:u w:val="single"/>
-          </w:rPr>
-          <w:t>羅5:12、17–18</w:t>
-        </w:r>
-      </w:hyperlink>
-      <w:r>
-        <w:rPr>
-          <w:lang w:val="zh_TW" w:bidi="zh_TW"/>
-        </w:rPr>
-        <w:t>；</w:t>
-      </w:r>
-      <w:hyperlink r:id="rId27">
-        <w:r>
-          <w:rPr>
-            <w:lang w:val="zh_TW" w:bidi="zh_TW"/>
-          </w:rPr>
-          <w:rPr>
-            <w:color w:val="0000EE"/>
-            <w:u w:val="single"/>
-          </w:rPr>
-          <w:t>林前15:22</w:t>
-        </w:r>
-      </w:hyperlink>
-      <w:r>
-        <w:rPr>
-          <w:lang w:val="zh_TW" w:bidi="zh_TW"/>
-        </w:rPr>
-        <w:t>）。當亞當與神分離時，這種分離帶來了死亡。每個人都追隨亞當的腳步（</w:t>
-      </w:r>
-      <w:hyperlink r:id="rId28">
-        <w:r>
-          <w:rPr>
-            <w:lang w:val="zh_TW" w:bidi="zh_TW"/>
-          </w:rPr>
-          <w:rPr>
-            <w:color w:val="0000EE"/>
-            <w:u w:val="single"/>
-          </w:rPr>
-          <w:t>羅3:23，</w:t>
-        </w:r>
-      </w:hyperlink>
-      <w:hyperlink r:id="rId29">
-        <w:r>
-          <w:rPr>
-            <w:lang w:val="zh_TW" w:bidi="zh_TW"/>
-          </w:rPr>
-          <w:rPr>
-            <w:color w:val="0000EE"/>
-            <w:u w:val="single"/>
-          </w:rPr>
-          <w:t>5:12</w:t>
-        </w:r>
-      </w:hyperlink>
-      <w:r>
-        <w:rPr>
-          <w:lang w:val="zh_TW" w:bidi="zh_TW"/>
-        </w:rPr>
-        <w:t>），因此死亡成為每個人的必然結果（</w:t>
-      </w:r>
-      <w:hyperlink r:id="rId30">
-        <w:r>
-          <w:rPr>
-            <w:lang w:val="zh_TW" w:bidi="zh_TW"/>
-          </w:rPr>
-          <w:rPr>
-            <w:color w:val="0000EE"/>
-            <w:u w:val="single"/>
-          </w:rPr>
-          <w:t>羅6:23</w:t>
-        </w:r>
-      </w:hyperlink>
-      <w:r>
-        <w:rPr>
-          <w:lang w:val="zh_TW" w:bidi="zh_TW"/>
-        </w:rPr>
-        <w:t>；</w:t>
-      </w:r>
-      <w:hyperlink r:id="rId31">
-        <w:r>
-          <w:rPr>
-            <w:lang w:val="zh_TW" w:bidi="zh_TW"/>
-          </w:rPr>
-          <w:rPr>
-            <w:color w:val="0000EE"/>
-            <w:u w:val="single"/>
-          </w:rPr>
-          <w:t>來9:27</w:t>
-        </w:r>
-      </w:hyperlink>
-      <w:r>
-        <w:rPr>
-          <w:lang w:val="zh_TW" w:bidi="zh_TW"/>
-        </w:rPr>
-        <w:t>）。因此，死亡不僅僅是人生命結束時發生的事情，也體現在人與神的隔絕中。</w:t>
+          <w:i/>
+          <w:lang w:val="zh_TW" w:bidi="zh_TW"/>
+        </w:rPr>
+        <w:t>另見</w:t>
+      </w:r>
+      <w:r>
+        <w:rPr>
+          <w:lang w:val="zh_TW" w:bidi="zh_TW"/>
+        </w:rPr>
+        <w:t xml:space="preserve"> </w:t>
+      </w:r>
+      <w:r>
+        <w:rPr>
+          <w:lang w:val="zh_TW" w:bidi="zh_TW"/>
+        </w:rPr>
+        <w:t>右手</w:t>
+      </w:r>
+      <w:r>
+        <w:rPr>
+          <w:lang w:val="zh_TW" w:bidi="zh_TW"/>
+        </w:rPr>
+        <w:t>。</w:t>
+      </w:r>
+      <w:r>
+        <w:rPr>
+          <w:lang w:val="zh_TW" w:bidi="zh_TW"/>
+        </w:rPr>
+      </w:r>
+      <w:r>
+        <w:rPr>
+          <w:lang w:val="zh_TW" w:bidi="zh_TW"/>
+        </w:rPr>
       </w:r>
     </w:p>
     <w:p>
@@ -683,167 +1350,21 @@
           <w:lang w:val="zh_TW" w:bidi="zh_TW"/>
         </w:rPr>
       </w:r>
-      <w:r>
-        <w:rPr>
-          <w:lang w:val="zh_TW" w:bidi="zh_TW"/>
-        </w:rPr>
-        <w:t>死亡的影響極其廣泛。它影響文化的每一個層面。所有人的生活都籠罩在對死亡的恐懼之下（</w:t>
-      </w:r>
-      <w:hyperlink r:id="rId32">
-        <w:r>
-          <w:rPr>
-            <w:lang w:val="zh_TW" w:bidi="zh_TW"/>
-          </w:rPr>
-          <w:rPr>
-            <w:color w:val="0000EE"/>
-            <w:u w:val="single"/>
-          </w:rPr>
-          <w:t>羅8:15</w:t>
-        </w:r>
-      </w:hyperlink>
-      <w:r>
-        <w:rPr>
-          <w:lang w:val="zh_TW" w:bidi="zh_TW"/>
-        </w:rPr>
-        <w:t>；</w:t>
-      </w:r>
-      <w:hyperlink r:id="rId33">
-        <w:r>
-          <w:rPr>
-            <w:lang w:val="zh_TW" w:bidi="zh_TW"/>
-          </w:rPr>
-          <w:rPr>
-            <w:color w:val="0000EE"/>
-            <w:u w:val="single"/>
-          </w:rPr>
-          <w:t>來2:15</w:t>
-        </w:r>
-      </w:hyperlink>
-      <w:r>
-        <w:rPr>
-          <w:lang w:val="zh_TW" w:bidi="zh_TW"/>
-        </w:rPr>
-        <w:t>）。死亡掌管一切「體貼肉體」的事物（</w:t>
-      </w:r>
-      <w:hyperlink r:id="rId34">
-        <w:r>
-          <w:rPr>
-            <w:lang w:val="zh_TW" w:bidi="zh_TW"/>
-          </w:rPr>
-          <w:rPr>
-            <w:color w:val="0000EE"/>
-            <w:u w:val="single"/>
-          </w:rPr>
-          <w:t>羅8:6</w:t>
-        </w:r>
-      </w:hyperlink>
-      <w:r>
-        <w:rPr>
-          <w:lang w:val="zh_TW" w:bidi="zh_TW"/>
-        </w:rPr>
-        <w:t>）。凡不與基督建立關係的人，都活在死亡的狀態中（</w:t>
-      </w:r>
-      <w:hyperlink r:id="rId35">
-        <w:r>
-          <w:rPr>
-            <w:lang w:val="zh_TW" w:bidi="zh_TW"/>
-          </w:rPr>
-          <w:rPr>
-            <w:color w:val="0000EE"/>
-            <w:u w:val="single"/>
-          </w:rPr>
-          <w:t>約3:16–18</w:t>
-        </w:r>
-      </w:hyperlink>
-      <w:r>
-        <w:rPr>
-          <w:lang w:val="zh_TW" w:bidi="zh_TW"/>
-        </w:rPr>
-        <w:t>；</w:t>
-      </w:r>
-      <w:hyperlink r:id="rId36">
-        <w:r>
-          <w:rPr>
-            <w:lang w:val="zh_TW" w:bidi="zh_TW"/>
-          </w:rPr>
-          <w:rPr>
-            <w:color w:val="0000EE"/>
-            <w:u w:val="single"/>
-          </w:rPr>
-          <w:t>約一5:12</w:t>
-        </w:r>
-      </w:hyperlink>
-      <w:r>
-        <w:rPr>
-          <w:lang w:val="zh_TW" w:bidi="zh_TW"/>
-        </w:rPr>
-        <w:t>）。統治世界的魔鬼被稱為死亡之主（</w:t>
-      </w:r>
-      <w:hyperlink r:id="rId37">
-        <w:r>
-          <w:rPr>
-            <w:lang w:val="zh_TW" w:bidi="zh_TW"/>
-          </w:rPr>
-          <w:rPr>
-            <w:color w:val="0000EE"/>
-            <w:u w:val="single"/>
-          </w:rPr>
-          <w:t>來2:14</w:t>
-        </w:r>
-      </w:hyperlink>
-      <w:r>
-        <w:rPr>
-          <w:lang w:val="zh_TW" w:bidi="zh_TW"/>
-        </w:rPr>
-        <w:t>）。有時，死亡被人格化為一個在世界上肆虐的鬼魔力量，但最終被基督自己制服，祂是唯一能戰勝死亡的（</w:t>
-      </w:r>
-      <w:hyperlink r:id="rId38">
-        <w:r>
-          <w:rPr>
-            <w:lang w:val="zh_TW" w:bidi="zh_TW"/>
-          </w:rPr>
-          <w:rPr>
-            <w:color w:val="0000EE"/>
-            <w:u w:val="single"/>
-          </w:rPr>
-          <w:t>林前15:26–27</w:t>
-        </w:r>
-      </w:hyperlink>
-      <w:r>
-        <w:rPr>
-          <w:lang w:val="zh_TW" w:bidi="zh_TW"/>
-        </w:rPr>
-        <w:t>；</w:t>
-      </w:r>
-      <w:hyperlink r:id="rId39">
-        <w:r>
-          <w:rPr>
-            <w:lang w:val="zh_TW" w:bidi="zh_TW"/>
-          </w:rPr>
-          <w:rPr>
-            <w:color w:val="0000EE"/>
-            <w:u w:val="single"/>
-          </w:rPr>
-          <w:t>啟6:8，</w:t>
-        </w:r>
-      </w:hyperlink>
-      <w:hyperlink r:id="rId40">
-        <w:r>
-          <w:rPr>
-            <w:lang w:val="zh_TW" w:bidi="zh_TW"/>
-          </w:rPr>
-          <w:rPr>
-            <w:color w:val="0000EE"/>
-            <w:u w:val="single"/>
-          </w:rPr>
-          <w:t>20:13–14</w:t>
-        </w:r>
-      </w:hyperlink>
-      <w:r>
-        <w:rPr>
-          <w:lang w:val="zh_TW" w:bidi="zh_TW"/>
-        </w:rPr>
-        <w:t>）。</w:t>
+    </w:p>
+    <w:p>
+      <w:pPr>
+        <w:pStyle w:val="Heading2"/>
+      </w:pPr>
+      <w:r>
+        <w:rPr>
+          <w:lang w:val="zh_TW" w:bidi="zh_TW"/>
+        </w:rPr>
+        <w:t>守望台</w:t>
+      </w:r>
+      <w:r>
+        <w:rPr>
+          <w:lang w:val="zh_TW" w:bidi="zh_TW"/>
+        </w:rPr>
       </w:r>
     </w:p>
     <w:p>
@@ -857,223 +1378,7 @@
         <w:rPr>
           <w:lang w:val="zh_TW" w:bidi="zh_TW"/>
         </w:rPr>
-        <w:t>基督死了，埋葬了，並在第三天復活（</w:t>
-      </w:r>
-      <w:hyperlink r:id="rId41">
-        <w:r>
-          <w:rPr>
-            <w:lang w:val="zh_TW" w:bidi="zh_TW"/>
-          </w:rPr>
-          <w:rPr>
-            <w:color w:val="0000EE"/>
-            <w:u w:val="single"/>
-          </w:rPr>
-          <w:t>羅4:25</w:t>
-        </w:r>
-      </w:hyperlink>
-      <w:r>
-        <w:rPr>
-          <w:lang w:val="zh_TW" w:bidi="zh_TW"/>
-        </w:rPr>
-        <w:t>；</w:t>
-      </w:r>
-      <w:hyperlink r:id="rId42">
-        <w:r>
-          <w:rPr>
-            <w:lang w:val="zh_TW" w:bidi="zh_TW"/>
-          </w:rPr>
-          <w:rPr>
-            <w:color w:val="0000EE"/>
-            <w:u w:val="single"/>
-          </w:rPr>
-          <w:t>林前15:3–4</w:t>
-        </w:r>
-      </w:hyperlink>
-      <w:r>
-        <w:rPr>
-          <w:lang w:val="zh_TW" w:bidi="zh_TW"/>
-        </w:rPr>
-        <w:t>；</w:t>
-      </w:r>
-      <w:hyperlink r:id="rId43">
-        <w:r>
-          <w:rPr>
-            <w:lang w:val="zh_TW" w:bidi="zh_TW"/>
-          </w:rPr>
-          <w:rPr>
-            <w:color w:val="0000EE"/>
-            <w:u w:val="single"/>
-          </w:rPr>
-          <w:t>帖前4:14</w:t>
-        </w:r>
-      </w:hyperlink>
-      <w:r>
-        <w:rPr>
-          <w:lang w:val="zh_TW" w:bidi="zh_TW"/>
-        </w:rPr>
-        <w:t>）。通過這一歷史事件，死亡的權勢被破壞了。新約以多種方式表達基督降服於死亡是為了贖罪。祂順服以至於死（</w:t>
-      </w:r>
-      <w:hyperlink r:id="rId44">
-        <w:r>
-          <w:rPr>
-            <w:lang w:val="zh_TW" w:bidi="zh_TW"/>
-          </w:rPr>
-          <w:rPr>
-            <w:color w:val="0000EE"/>
-            <w:u w:val="single"/>
-          </w:rPr>
-          <w:t>腓2:8</w:t>
-        </w:r>
-      </w:hyperlink>
-      <w:r>
-        <w:rPr>
-          <w:lang w:val="zh_TW" w:bidi="zh_TW"/>
-        </w:rPr>
-        <w:t>）；祂為所有人的罪獻上自己（</w:t>
-      </w:r>
-      <w:hyperlink r:id="rId45">
-        <w:r>
-          <w:rPr>
-            <w:lang w:val="zh_TW" w:bidi="zh_TW"/>
-          </w:rPr>
-          <w:rPr>
-            <w:color w:val="0000EE"/>
-            <w:u w:val="single"/>
-          </w:rPr>
-          <w:t>林前5:7</w:t>
-        </w:r>
-      </w:hyperlink>
-      <w:r>
-        <w:rPr>
-          <w:lang w:val="zh_TW" w:bidi="zh_TW"/>
-        </w:rPr>
-        <w:t>；</w:t>
-      </w:r>
-      <w:hyperlink r:id="rId46">
-        <w:r>
-          <w:rPr>
-            <w:lang w:val="zh_TW" w:bidi="zh_TW"/>
-          </w:rPr>
-          <w:rPr>
-            <w:color w:val="0000EE"/>
-            <w:u w:val="single"/>
-          </w:rPr>
-          <w:t>林後5:15</w:t>
-        </w:r>
-      </w:hyperlink>
-      <w:r>
-        <w:rPr>
-          <w:lang w:val="zh_TW" w:bidi="zh_TW"/>
-        </w:rPr>
-        <w:t>）；並降入陰間，也就是死者之地（</w:t>
-      </w:r>
-      <w:hyperlink r:id="rId47">
-        <w:r>
-          <w:rPr>
-            <w:lang w:val="zh_TW" w:bidi="zh_TW"/>
-          </w:rPr>
-          <w:rPr>
-            <w:color w:val="0000EE"/>
-            <w:u w:val="single"/>
-          </w:rPr>
-          <w:t>彼前3:18–19</w:t>
-        </w:r>
-      </w:hyperlink>
-      <w:r>
-        <w:rPr>
-          <w:lang w:val="zh_TW" w:bidi="zh_TW"/>
-        </w:rPr>
-        <w:t>）。所有這些經文的主要點在於，祂沒有停留在死亡中，而是戰勝了魔鬼，奪去了死亡的權柄（鑰匙），並以得勝的姿態升天（</w:t>
-      </w:r>
-      <w:hyperlink r:id="rId48">
-        <w:r>
-          <w:rPr>
-            <w:lang w:val="zh_TW" w:bidi="zh_TW"/>
-          </w:rPr>
-          <w:rPr>
-            <w:color w:val="0000EE"/>
-            <w:u w:val="single"/>
-          </w:rPr>
-          <w:t>來2:14–15</w:t>
-        </w:r>
-      </w:hyperlink>
-      <w:r>
-        <w:rPr>
-          <w:lang w:val="zh_TW" w:bidi="zh_TW"/>
-        </w:rPr>
-        <w:t>；</w:t>
-      </w:r>
-      <w:hyperlink r:id="rId49">
-        <w:r>
-          <w:rPr>
-            <w:lang w:val="zh_TW" w:bidi="zh_TW"/>
-          </w:rPr>
-          <w:rPr>
-            <w:color w:val="0000EE"/>
-            <w:u w:val="single"/>
-          </w:rPr>
-          <w:t>啟1:17–18</w:t>
-        </w:r>
-      </w:hyperlink>
-      <w:r>
-        <w:rPr>
-          <w:lang w:val="zh_TW" w:bidi="zh_TW"/>
-        </w:rPr>
-        <w:t>）。耶穌基督的工作並非為了祂自己，而是為了那些歸向祂的人（</w:t>
-      </w:r>
-      <w:hyperlink r:id="rId50">
-        <w:r>
-          <w:rPr>
-            <w:lang w:val="zh_TW" w:bidi="zh_TW"/>
-          </w:rPr>
-          <w:rPr>
-            <w:color w:val="0000EE"/>
-            <w:u w:val="single"/>
-          </w:rPr>
-          <w:t>可10:45</w:t>
-        </w:r>
-      </w:hyperlink>
-      <w:r>
-        <w:rPr>
-          <w:lang w:val="zh_TW" w:bidi="zh_TW"/>
-        </w:rPr>
-        <w:t>；</w:t>
-      </w:r>
-      <w:hyperlink r:id="rId51">
-        <w:r>
-          <w:rPr>
-            <w:lang w:val="zh_TW" w:bidi="zh_TW"/>
-          </w:rPr>
-          <w:rPr>
-            <w:color w:val="0000EE"/>
-            <w:u w:val="single"/>
-          </w:rPr>
-          <w:t>羅5:6–8</w:t>
-        </w:r>
-      </w:hyperlink>
-      <w:r>
-        <w:rPr>
-          <w:lang w:val="zh_TW" w:bidi="zh_TW"/>
-        </w:rPr>
-        <w:t>；</w:t>
-      </w:r>
-      <w:hyperlink r:id="rId52">
-        <w:r>
-          <w:rPr>
-            <w:lang w:val="zh_TW" w:bidi="zh_TW"/>
-          </w:rPr>
-          <w:rPr>
-            <w:color w:val="0000EE"/>
-            <w:u w:val="single"/>
-          </w:rPr>
-          <w:t>帖前5:9–10</w:t>
-        </w:r>
-      </w:hyperlink>
-      <w:r>
-        <w:rPr>
-          <w:lang w:val="zh_TW" w:bidi="zh_TW"/>
-        </w:rPr>
-        <w:t>）。通過接受基督不應得的死亡，基督為祂的追隨者打破了死亡的權勢。</w:t>
+        <w:t>農民用高台來監視土地和動物。士兵也使用類似的塔樓或平台來監視他們的城市。巴勒斯坦的葡萄園中也建有瞭望樓。</w:t>
       </w:r>
     </w:p>
     <w:p>
@@ -1087,54 +1392,18 @@
         <w:rPr>
           <w:lang w:val="zh_TW" w:bidi="zh_TW"/>
         </w:rPr>
-        <w:t>因此，基督徒藉著基督的大能，從「這取死的身體」中被拯救出來（</w:t>
-      </w:r>
-      <w:hyperlink r:id="rId53">
-        <w:r>
-          <w:rPr>
-            <w:lang w:val="zh_TW" w:bidi="zh_TW"/>
-          </w:rPr>
-          <w:rPr>
-            <w:color w:val="0000EE"/>
-            <w:u w:val="single"/>
-          </w:rPr>
-          <w:t>羅7:24</w:t>
-        </w:r>
-      </w:hyperlink>
-      <w:r>
-        <w:rPr>
-          <w:lang w:val="zh_TW" w:bidi="zh_TW"/>
-        </w:rPr>
-        <w:t>）。救恩通過受洗歸入基督的死而來（</w:t>
-      </w:r>
-      <w:hyperlink r:id="rId54">
-        <w:r>
-          <w:rPr>
-            <w:lang w:val="zh_TW" w:bidi="zh_TW"/>
-          </w:rPr>
-          <w:rPr>
-            <w:color w:val="0000EE"/>
-            <w:u w:val="single"/>
-          </w:rPr>
-          <w:t>6:3–4</w:t>
-        </w:r>
-      </w:hyperlink>
-      <w:r>
-        <w:rPr>
-          <w:lang w:val="zh_TW" w:bidi="zh_TW"/>
-        </w:rPr>
-        <w:t>），並且「與基督同死」於這個世界和律法之下（</w:t>
-      </w:r>
-      <w:hyperlink r:id="rId55">
-        <w:r>
-          <w:rPr>
-            <w:lang w:val="zh_TW" w:bidi="zh_TW"/>
-          </w:rPr>
-          <w:rPr>
-            <w:color w:val="0000EE"/>
-            <w:u w:val="single"/>
-          </w:rPr>
-          <w:t>羅7:6</w:t>
+        <w:t>被指派到瞭望樓的守望者監督葡萄園，保護它們免受野生動物和小偷的侵害（</w:t>
+      </w:r>
+      <w:hyperlink r:id="rId66">
+        <w:r>
+          <w:rPr>
+            <w:lang w:val="zh_TW" w:bidi="zh_TW"/>
+          </w:rPr>
+          <w:rPr>
+            <w:color w:val="0000EE"/>
+            <w:u w:val="single"/>
+          </w:rPr>
+          <w:t>賽5:2</w:t>
         </w:r>
       </w:hyperlink>
       <w:r>
@@ -1143,16 +1412,16 @@
         </w:rPr>
         <w:t>；</w:t>
       </w:r>
-      <w:hyperlink r:id="rId56">
-        <w:r>
-          <w:rPr>
-            <w:lang w:val="zh_TW" w:bidi="zh_TW"/>
-          </w:rPr>
-          <w:rPr>
-            <w:color w:val="0000EE"/>
-            <w:u w:val="single"/>
-          </w:rPr>
-          <w:t>加6:14</w:t>
+      <w:hyperlink r:id="rId67">
+        <w:r>
+          <w:rPr>
+            <w:lang w:val="zh_TW" w:bidi="zh_TW"/>
+          </w:rPr>
+          <w:rPr>
+            <w:color w:val="0000EE"/>
+            <w:u w:val="single"/>
+          </w:rPr>
+          <w:t>太21:33</w:t>
         </w:r>
       </w:hyperlink>
       <w:r>
@@ -1161,95 +1430,23 @@
         </w:rPr>
         <w:t>；</w:t>
       </w:r>
-      <w:hyperlink r:id="rId57">
-        <w:r>
-          <w:rPr>
-            <w:lang w:val="zh_TW" w:bidi="zh_TW"/>
-          </w:rPr>
-          <w:rPr>
-            <w:color w:val="0000EE"/>
-            <w:u w:val="single"/>
-          </w:rPr>
-          <w:t>西2:20</w:t>
-        </w:r>
-      </w:hyperlink>
-      <w:r>
-        <w:rPr>
-          <w:lang w:val="zh_TW" w:bidi="zh_TW"/>
-        </w:rPr>
-        <w:t>）。也就是說，神將基督的死視為信徒的死。叛逆世界的罪（</w:t>
-      </w:r>
-      <w:hyperlink r:id="rId58">
-        <w:r>
-          <w:rPr>
-            <w:lang w:val="zh_TW" w:bidi="zh_TW"/>
-          </w:rPr>
-          <w:rPr>
-            <w:color w:val="0000EE"/>
-            <w:u w:val="single"/>
-          </w:rPr>
-          <w:t>羅6:6</w:t>
-        </w:r>
-      </w:hyperlink>
-      <w:r>
-        <w:rPr>
-          <w:lang w:val="zh_TW" w:bidi="zh_TW"/>
-        </w:rPr>
-        <w:t>）和自我崇拜（為自己而活，</w:t>
-      </w:r>
-      <w:hyperlink r:id="rId59">
-        <w:r>
-          <w:rPr>
-            <w:lang w:val="zh_TW" w:bidi="zh_TW"/>
-          </w:rPr>
-          <w:rPr>
-            <w:color w:val="0000EE"/>
-            <w:u w:val="single"/>
-          </w:rPr>
-          <w:t>林後5:14–15</w:t>
-        </w:r>
-      </w:hyperlink>
-      <w:r>
-        <w:rPr>
-          <w:lang w:val="zh_TW" w:bidi="zh_TW"/>
-        </w:rPr>
-        <w:t>）都成為過去。耶穌為祂的子民而死，成為將祂的生命賜給他們的方式（</w:t>
-      </w:r>
-      <w:hyperlink r:id="rId60">
-        <w:r>
-          <w:rPr>
-            <w:lang w:val="zh_TW" w:bidi="zh_TW"/>
-          </w:rPr>
-          <w:rPr>
-            <w:color w:val="0000EE"/>
-            <w:u w:val="single"/>
-          </w:rPr>
-          <w:t>4:10</w:t>
-        </w:r>
-      </w:hyperlink>
-      <w:r>
-        <w:rPr>
-          <w:lang w:val="zh_TW" w:bidi="zh_TW"/>
-        </w:rPr>
-        <w:t>）。結果是信徒與世界分離，就像他們曾經與神隔絕一樣。從世界的角度來看，他們是死的；基督是他們唯一的生命（</w:t>
-      </w:r>
-      <w:hyperlink r:id="rId61">
-        <w:r>
-          <w:rPr>
-            <w:lang w:val="zh_TW" w:bidi="zh_TW"/>
-          </w:rPr>
-          <w:rPr>
-            <w:color w:val="0000EE"/>
-            <w:u w:val="single"/>
-          </w:rPr>
-          <w:t>西3:3</w:t>
-        </w:r>
-      </w:hyperlink>
-      <w:r>
-        <w:rPr>
-          <w:lang w:val="zh_TW" w:bidi="zh_TW"/>
-        </w:rPr>
-        <w:t>）。</w:t>
+      <w:hyperlink r:id="rId68">
+        <w:r>
+          <w:rPr>
+            <w:lang w:val="zh_TW" w:bidi="zh_TW"/>
+          </w:rPr>
+          <w:rPr>
+            <w:color w:val="0000EE"/>
+            <w:u w:val="single"/>
+          </w:rPr>
+          <w:t>可12:1</w:t>
+        </w:r>
+      </w:hyperlink>
+      <w:r>
+        <w:rPr>
+          <w:lang w:val="zh_TW" w:bidi="zh_TW"/>
+        </w:rPr>
+        <w:t>）。在巴勒斯坦，瞭望樓的建築仍然被使用。一些瞭望樓的建築也作為葡萄園工人的住所。</w:t>
       </w:r>
     </w:p>
     <w:p>
@@ -1263,43 +1460,89 @@
         <w:rPr>
           <w:lang w:val="zh_TW" w:bidi="zh_TW"/>
         </w:rPr>
-        <w:t>使徒約翰以稍微不同的方式表達了這一點。耶穌來到世上是為了將生命賜給死人（</w:t>
-      </w:r>
-      <w:hyperlink r:id="rId62">
-        <w:r>
-          <w:rPr>
-            <w:lang w:val="zh_TW" w:bidi="zh_TW"/>
-          </w:rPr>
-          <w:rPr>
-            <w:color w:val="0000EE"/>
-            <w:u w:val="single"/>
-          </w:rPr>
-          <w:t>約5:24</w:t>
-        </w:r>
-      </w:hyperlink>
-      <w:r>
-        <w:rPr>
-          <w:lang w:val="zh_TW" w:bidi="zh_TW"/>
-        </w:rPr>
-        <w:t>）。這生命的賜予不會發生在復活時，而是已經發生了。所有歸向耶穌的人立即從死亡進入生命。或者換句話說，那些遵守（順服）祂話語的人，永遠不會見到死亡（</w:t>
-      </w:r>
-      <w:hyperlink r:id="rId63">
-        <w:r>
-          <w:rPr>
-            <w:lang w:val="zh_TW" w:bidi="zh_TW"/>
-          </w:rPr>
-          <w:rPr>
-            <w:color w:val="0000EE"/>
-            <w:u w:val="single"/>
-          </w:rPr>
-          <w:t>8:51–52</w:t>
-        </w:r>
-      </w:hyperlink>
-      <w:r>
-        <w:rPr>
-          <w:lang w:val="zh_TW" w:bidi="zh_TW"/>
-        </w:rPr>
-        <w:t>）。重點在於所有不在基督裡的人，已經是死的，而那些信靠基督的人已經在享受生命。基督徒與非基督徒之間的根本差異在生與死的差別。</w:t>
+        <w:t>一些瞭望樓，如在</w:t>
+      </w:r>
+      <w:hyperlink r:id="rId69">
+        <w:r>
+          <w:rPr>
+            <w:lang w:val="zh_TW" w:bidi="zh_TW"/>
+          </w:rPr>
+          <w:rPr>
+            <w:color w:val="0000EE"/>
+            <w:u w:val="single"/>
+          </w:rPr>
+          <w:t>創世記三十五章21節</w:t>
+        </w:r>
+      </w:hyperlink>
+      <w:r>
+        <w:rPr>
+          <w:lang w:val="zh_TW" w:bidi="zh_TW"/>
+        </w:rPr>
+        <w:t>中的以得臺，是在曠野地區建造的。它們為牧羊人提供了一個受保護的庇護所，以便觀察羊群。一些塔樓是加固了的前哨站，守望者用來保護城市，防止小偷侵擾貿易和交通（</w:t>
+      </w:r>
+      <w:hyperlink r:id="rId70">
+        <w:r>
+          <w:rPr>
+            <w:lang w:val="zh_TW" w:bidi="zh_TW"/>
+          </w:rPr>
+          <w:rPr>
+            <w:color w:val="0000EE"/>
+            <w:u w:val="single"/>
+          </w:rPr>
+          <w:t>王下18:8</w:t>
+        </w:r>
+      </w:hyperlink>
+      <w:r>
+        <w:rPr>
+          <w:lang w:val="zh_TW" w:bidi="zh_TW"/>
+        </w:rPr>
+        <w:t>；</w:t>
+      </w:r>
+      <w:hyperlink r:id="rId71">
+        <w:r>
+          <w:rPr>
+            <w:lang w:val="zh_TW" w:bidi="zh_TW"/>
+          </w:rPr>
+          <w:rPr>
+            <w:color w:val="0000EE"/>
+            <w:u w:val="single"/>
+          </w:rPr>
+          <w:t>代下20:24</w:t>
+        </w:r>
+      </w:hyperlink>
+      <w:r>
+        <w:rPr>
+          <w:lang w:val="zh_TW" w:bidi="zh_TW"/>
+        </w:rPr>
+        <w:t>；</w:t>
+      </w:r>
+      <w:hyperlink r:id="rId72">
+        <w:r>
+          <w:rPr>
+            <w:lang w:val="zh_TW" w:bidi="zh_TW"/>
+          </w:rPr>
+          <w:rPr>
+            <w:color w:val="0000EE"/>
+            <w:u w:val="single"/>
+          </w:rPr>
+          <w:t>賽32:14</w:t>
+        </w:r>
+      </w:hyperlink>
+      <w:r>
+        <w:rPr>
+          <w:lang w:val="zh_TW" w:bidi="zh_TW"/>
+        </w:rPr>
+        <w:t>）。</w:t>
+      </w:r>
+      <w:r>
+        <w:rPr>
+          <w:lang w:val="zh_TW" w:bidi="zh_TW"/>
+        </w:rPr>
+      </w:r>
+      <w:r>
+        <w:rPr>
+          <w:lang w:val="zh_TW" w:bidi="zh_TW"/>
+        </w:rPr>
       </w:r>
     </w:p>
     <w:p>
@@ -1309,173 +1552,21 @@
           <w:lang w:val="zh_TW" w:bidi="zh_TW"/>
         </w:rPr>
       </w:r>
-      <w:r>
-        <w:rPr>
-          <w:lang w:val="zh_TW" w:bidi="zh_TW"/>
-        </w:rPr>
-        <w:t>新約作者自然知道基督徒也會死亡；他們的問題是如何找到合適的詞語來解釋其與非基督徒死亡的不同。肉體上死亡的信徒被說成是「在基督裡死了」（</w:t>
-      </w:r>
-      <w:hyperlink r:id="rId64">
-        <w:r>
-          <w:rPr>
-            <w:lang w:val="zh_TW" w:bidi="zh_TW"/>
-          </w:rPr>
-          <w:rPr>
-            <w:color w:val="0000EE"/>
-            <w:u w:val="single"/>
-          </w:rPr>
-          <w:t>帖前4:16）</w:t>
-        </w:r>
-      </w:hyperlink>
-      <w:r>
-        <w:rPr>
-          <w:lang w:val="zh_TW" w:bidi="zh_TW"/>
-        </w:rPr>
-        <w:t>。或者，他們根本不是死了，而只是「睡了」（</w:t>
-      </w:r>
-      <w:hyperlink r:id="rId65">
-        <w:r>
-          <w:rPr>
-            <w:lang w:val="zh_TW" w:bidi="zh_TW"/>
-          </w:rPr>
-          <w:rPr>
-            <w:color w:val="0000EE"/>
-            <w:u w:val="single"/>
-          </w:rPr>
-          <w:t>林前15:6、18、20、51</w:t>
-        </w:r>
-      </w:hyperlink>
-      <w:r>
-        <w:rPr>
-          <w:lang w:val="zh_TW" w:bidi="zh_TW"/>
-        </w:rPr>
-        <w:t>；</w:t>
-      </w:r>
-      <w:hyperlink r:id="rId66">
-        <w:r>
-          <w:rPr>
-            <w:lang w:val="zh_TW" w:bidi="zh_TW"/>
-          </w:rPr>
-          <w:rPr>
-            <w:color w:val="0000EE"/>
-            <w:u w:val="single"/>
-          </w:rPr>
-          <w:t>帖前4:13–15</w:t>
-        </w:r>
-      </w:hyperlink>
-      <w:r>
-        <w:rPr>
-          <w:lang w:val="zh_TW" w:bidi="zh_TW"/>
-        </w:rPr>
-        <w:t>；參</w:t>
-      </w:r>
-      <w:hyperlink r:id="rId67">
-        <w:r>
-          <w:rPr>
-            <w:lang w:val="zh_TW" w:bidi="zh_TW"/>
-          </w:rPr>
-          <w:rPr>
-            <w:color w:val="0000EE"/>
-            <w:u w:val="single"/>
-          </w:rPr>
-          <w:t>約11:11–14</w:t>
-        </w:r>
-      </w:hyperlink>
-      <w:r>
-        <w:rPr>
-          <w:lang w:val="zh_TW" w:bidi="zh_TW"/>
-        </w:rPr>
-        <w:t>耶穌的話）。雖然他們的肉身死了，但已故信徒並未與基督分離；也就是說，他們並不是真的死了。死亡與陰間的一切權勢都無法使信徒與基督分離（</w:t>
-      </w:r>
-      <w:hyperlink r:id="rId68">
-        <w:r>
-          <w:rPr>
-            <w:lang w:val="zh_TW" w:bidi="zh_TW"/>
-          </w:rPr>
-          <w:rPr>
-            <w:color w:val="0000EE"/>
-            <w:u w:val="single"/>
-          </w:rPr>
-          <w:t>羅8:38–39</w:t>
-        </w:r>
-      </w:hyperlink>
-      <w:r>
-        <w:rPr>
-          <w:lang w:val="zh_TW" w:bidi="zh_TW"/>
-        </w:rPr>
-        <w:t>）。對他們來說，死亡不是損失，而是得益；它使他們更接近基督（</w:t>
-      </w:r>
-      <w:hyperlink r:id="rId69">
-        <w:r>
-          <w:rPr>
-            <w:lang w:val="zh_TW" w:bidi="zh_TW"/>
-          </w:rPr>
-          <w:rPr>
-            <w:color w:val="0000EE"/>
-            <w:u w:val="single"/>
-          </w:rPr>
-          <w:t>林後5:1–10</w:t>
-        </w:r>
-      </w:hyperlink>
-      <w:r>
-        <w:rPr>
-          <w:lang w:val="zh_TW" w:bidi="zh_TW"/>
-        </w:rPr>
-        <w:t>；</w:t>
-      </w:r>
-      <w:hyperlink r:id="rId70">
-        <w:r>
-          <w:rPr>
-            <w:lang w:val="zh_TW" w:bidi="zh_TW"/>
-          </w:rPr>
-          <w:rPr>
-            <w:color w:val="0000EE"/>
-            <w:u w:val="single"/>
-          </w:rPr>
-          <w:t>腓1:20–21</w:t>
-        </w:r>
-      </w:hyperlink>
-      <w:r>
-        <w:rPr>
-          <w:lang w:val="zh_TW" w:bidi="zh_TW"/>
-        </w:rPr>
-        <w:t>）。更重要的是，信徒還將分享基督對肉體死亡的勝利。因為祂是那些從死裡復活之人的「初熟的果子」（</w:t>
-      </w:r>
-      <w:hyperlink r:id="rId71">
-        <w:r>
-          <w:rPr>
-            <w:lang w:val="zh_TW" w:bidi="zh_TW"/>
-          </w:rPr>
-          <w:rPr>
-            <w:color w:val="0000EE"/>
-            <w:u w:val="single"/>
-          </w:rPr>
-          <w:t>林前15:20</w:t>
-        </w:r>
-      </w:hyperlink>
-      <w:r>
-        <w:rPr>
-          <w:lang w:val="zh_TW" w:bidi="zh_TW"/>
-        </w:rPr>
-        <w:t>；</w:t>
-      </w:r>
-      <w:hyperlink r:id="rId72">
-        <w:r>
-          <w:rPr>
-            <w:lang w:val="zh_TW" w:bidi="zh_TW"/>
-          </w:rPr>
-          <w:rPr>
-            <w:color w:val="0000EE"/>
-            <w:u w:val="single"/>
-          </w:rPr>
-          <w:t>西1:18</w:t>
-        </w:r>
-      </w:hyperlink>
-      <w:r>
-        <w:rPr>
-          <w:lang w:val="zh_TW" w:bidi="zh_TW"/>
-        </w:rPr>
-        <w:t>），那些「在基督裡」的人將在「末日」復活與祂同在，完全且完整。</w:t>
+    </w:p>
+    <w:p>
+      <w:pPr>
+        <w:pStyle w:val="Heading2"/>
+      </w:pPr>
+      <w:r>
+        <w:rPr>
+          <w:lang w:val="zh_TW" w:bidi="zh_TW"/>
+        </w:rPr>
+        <w:t>首飾，寶石</w:t>
+      </w:r>
+      <w:r>
+        <w:rPr>
+          <w:lang w:val="zh_TW" w:bidi="zh_TW"/>
+        </w:rPr>
       </w:r>
     </w:p>
     <w:p>
@@ -1489,7 +1580,7 @@
         <w:rPr>
           <w:lang w:val="zh_TW" w:bidi="zh_TW"/>
         </w:rPr>
-        <w:t>另一方面，對於那些不屬於基督的人，最終將與神完全分離。在最後的審判中，所有名字未記錄在「生命冊」上的人都將被投入火湖，與死亡和陰間為伴。這種與神的最終分離就是「第二次的死」（</w:t>
+        <w:t>裝飾性的配件。在聖經中，男女都會佩戴首飾（</w:t>
       </w:r>
       <w:hyperlink r:id="rId73">
         <w:r>
@@ -1500,14 +1591,14 @@
             <w:color w:val="0000EE"/>
             <w:u w:val="single"/>
           </w:rPr>
-          <w:t>啟20:14</w:t>
-        </w:r>
-      </w:hyperlink>
-      <w:r>
-        <w:rPr>
-          <w:lang w:val="zh_TW" w:bidi="zh_TW"/>
-        </w:rPr>
-        <w:t>）。然而，基督徒已經從死亡中得救（</w:t>
+          <w:t>出11:2</w:t>
+        </w:r>
+      </w:hyperlink>
+      <w:r>
+        <w:rPr>
+          <w:lang w:val="zh_TW" w:bidi="zh_TW"/>
+        </w:rPr>
+        <w:t>；</w:t>
       </w:r>
       <w:hyperlink r:id="rId74">
         <w:r>
@@ -1518,14 +1609,32 @@
             <w:color w:val="0000EE"/>
             <w:u w:val="single"/>
           </w:rPr>
-          <w:t>雅5:20</w:t>
-        </w:r>
-      </w:hyperlink>
-      <w:r>
-        <w:rPr>
-          <w:lang w:val="zh_TW" w:bidi="zh_TW"/>
-        </w:rPr>
-        <w:t>；</w:t>
+          <w:t>賽3:18</w:t>
+        </w:r>
+      </w:hyperlink>
+      <w:r>
+        <w:rPr>
+          <w:lang w:val="zh_TW" w:bidi="zh_TW"/>
+        </w:rPr>
+        <w:t>–</w:t>
+      </w:r>
+      <w:hyperlink r:id="rId74">
+        <w:r>
+          <w:rPr>
+            <w:lang w:val="zh_TW" w:bidi="zh_TW"/>
+          </w:rPr>
+          <w:rPr>
+            <w:color w:val="0000EE"/>
+            <w:u w:val="single"/>
+          </w:rPr>
+          <w:t>21</w:t>
+        </w:r>
+      </w:hyperlink>
+      <w:r>
+        <w:rPr>
+          <w:lang w:val="zh_TW" w:bidi="zh_TW"/>
+        </w:rPr>
+        <w:t>）。人們也會將首飾作為禮物贈送（</w:t>
       </w:r>
       <w:hyperlink r:id="rId75">
         <w:r>
@@ -1536,14 +1645,32 @@
             <w:color w:val="0000EE"/>
             <w:u w:val="single"/>
           </w:rPr>
-          <w:t>約一3:14</w:t>
-        </w:r>
-      </w:hyperlink>
-      <w:r>
-        <w:rPr>
-          <w:lang w:val="zh_TW" w:bidi="zh_TW"/>
-        </w:rPr>
-        <w:t>）。第二次的死對那些忠於基督的人毫無權勢（</w:t>
+          <w:t>創24:22</w:t>
+        </w:r>
+      </w:hyperlink>
+      <w:r>
+        <w:rPr>
+          <w:lang w:val="zh_TW" w:bidi="zh_TW"/>
+        </w:rPr>
+        <w:t>、</w:t>
+      </w:r>
+      <w:hyperlink r:id="rId75">
+        <w:r>
+          <w:rPr>
+            <w:lang w:val="zh_TW" w:bidi="zh_TW"/>
+          </w:rPr>
+          <w:rPr>
+            <w:color w:val="0000EE"/>
+            <w:u w:val="single"/>
+          </w:rPr>
+          <w:t>53</w:t>
+        </w:r>
+      </w:hyperlink>
+      <w:r>
+        <w:rPr>
+          <w:lang w:val="zh_TW" w:bidi="zh_TW"/>
+        </w:rPr>
+        <w:t>）。在戰爭中，人們常掠奪首飾（</w:t>
       </w:r>
       <w:hyperlink r:id="rId76">
         <w:r>
@@ -1554,9 +1681,15 @@
             <w:color w:val="0000EE"/>
             <w:u w:val="single"/>
           </w:rPr>
-          <w:t>啟2:11，</w:t>
-        </w:r>
-      </w:hyperlink>
+          <w:t>代下20:25</w:t>
+        </w:r>
+      </w:hyperlink>
+      <w:r>
+        <w:rPr>
+          <w:lang w:val="zh_TW" w:bidi="zh_TW"/>
+        </w:rPr>
+        <w:t>）。在貨幣尚未出現之前，金製首飾是財富的象徵（</w:t>
+      </w:r>
       <w:hyperlink r:id="rId77">
         <w:r>
           <w:rPr>
@@ -1566,25 +1699,7 @@
             <w:color w:val="0000EE"/>
             <w:u w:val="single"/>
           </w:rPr>
-          <w:t>20:6</w:t>
-        </w:r>
-      </w:hyperlink>
-      <w:r>
-        <w:rPr>
-          <w:lang w:val="zh_TW" w:bidi="zh_TW"/>
-        </w:rPr>
-        <w:t>）。相反，他們將與神同住，在神的同在中不再有死亡，因為神本身就是生命（</w:t>
-      </w:r>
-      <w:hyperlink r:id="rId78">
-        <w:r>
-          <w:rPr>
-            <w:lang w:val="zh_TW" w:bidi="zh_TW"/>
-          </w:rPr>
-          <w:rPr>
-            <w:color w:val="0000EE"/>
-            <w:u w:val="single"/>
-          </w:rPr>
-          <w:t>21:4</w:t>
+          <w:t>代下21:3</w:t>
         </w:r>
       </w:hyperlink>
       <w:r>
@@ -1592,6 +1707,17 @@
           <w:lang w:val="zh_TW" w:bidi="zh_TW"/>
         </w:rPr>
         <w:t>）。</w:t>
+      </w:r>
+    </w:p>
+    <w:p>
+      <w:pPr>
+        <w:pStyle w:val="Heading3"/>
+      </w:pPr>
+      <w:r>
+        <w:rPr>
+          <w:lang w:val="zh_TW" w:bidi="zh_TW"/>
+        </w:rPr>
+        <w:t>舊約聖經中的首飾類型</w:t>
       </w:r>
     </w:p>
     <w:p>
@@ -1603,62 +1729,333 @@
       </w:r>
       <w:r>
         <w:rPr>
-          <w:i/>
-          <w:lang w:val="zh_TW" w:bidi="zh_TW"/>
-        </w:rPr>
-        <w:t>另見</w:t>
-      </w:r>
-      <w:r>
-        <w:rPr>
-          <w:lang w:val="zh_TW" w:bidi="zh_TW"/>
-        </w:rPr>
-        <w:t xml:space="preserve"> </w:t>
-      </w:r>
-      <w:r>
-        <w:rPr>
-          <w:lang w:val="zh_TW" w:bidi="zh_TW"/>
-        </w:rPr>
-        <w:t>死者之地</w:t>
-      </w:r>
+          <w:lang w:val="zh_TW" w:bidi="zh_TW"/>
+        </w:rPr>
+        <w:t>舊約聖經提到多種不同的首飾，包括：</w:t>
+      </w:r>
+    </w:p>
+    <w:p>
+      <w:pPr>
+        <w:pStyle w:val="ListBullet"/>
+        <w:spacing w:line="240" w:lineRule="auto"/>
+        <w:ind w:left="720"/>
+      </w:pPr>
+      <w:r>
+        <w:rPr>
+          <w:lang w:val="zh_TW" w:bidi="zh_TW"/>
+        </w:rPr>
+      </w:r>
+      <w:r>
+        <w:rPr>
+          <w:lang w:val="zh_TW" w:bidi="zh_TW"/>
+        </w:rPr>
+        <w:t>手臂鐲子（</w:t>
+      </w:r>
+      <w:hyperlink r:id="rId78">
+        <w:r>
+          <w:rPr>
+            <w:lang w:val="zh_TW" w:bidi="zh_TW"/>
+          </w:rPr>
+          <w:rPr>
+            <w:color w:val="0000EE"/>
+            <w:u w:val="single"/>
+          </w:rPr>
+          <w:t>創24:22</w:t>
+        </w:r>
+      </w:hyperlink>
+      <w:r>
+        <w:rPr>
+          <w:lang w:val="zh_TW" w:bidi="zh_TW"/>
+        </w:rPr>
+        <w:t>、</w:t>
+      </w:r>
+      <w:hyperlink r:id="rId78">
+        <w:r>
+          <w:rPr>
+            <w:lang w:val="zh_TW" w:bidi="zh_TW"/>
+          </w:rPr>
+          <w:rPr>
+            <w:color w:val="0000EE"/>
+            <w:u w:val="single"/>
+          </w:rPr>
+          <w:t>30</w:t>
+        </w:r>
+      </w:hyperlink>
+      <w:r>
+        <w:rPr>
+          <w:lang w:val="zh_TW" w:bidi="zh_TW"/>
+        </w:rPr>
+        <w:t>、</w:t>
+      </w:r>
+      <w:hyperlink r:id="rId78">
+        <w:r>
+          <w:rPr>
+            <w:lang w:val="zh_TW" w:bidi="zh_TW"/>
+          </w:rPr>
+          <w:rPr>
+            <w:color w:val="0000EE"/>
+            <w:u w:val="single"/>
+          </w:rPr>
+          <w:t>47</w:t>
+        </w:r>
+      </w:hyperlink>
       <w:r>
         <w:rPr>
           <w:lang w:val="zh_TW" w:bidi="zh_TW"/>
         </w:rPr>
         <w:t>；</w:t>
       </w:r>
-      <w:r>
-        <w:rPr>
-          <w:lang w:val="zh_TW" w:bidi="zh_TW"/>
-        </w:rPr>
-        <w:t>中間狀態</w:t>
-      </w:r>
+      <w:hyperlink r:id="rId79">
+        <w:r>
+          <w:rPr>
+            <w:lang w:val="zh_TW" w:bidi="zh_TW"/>
+          </w:rPr>
+          <w:rPr>
+            <w:color w:val="0000EE"/>
+            <w:u w:val="single"/>
+          </w:rPr>
+          <w:t>結16:11</w:t>
+        </w:r>
+      </w:hyperlink>
+      <w:r>
+        <w:rPr>
+          <w:lang w:val="zh_TW" w:bidi="zh_TW"/>
+        </w:rPr>
+        <w:t>）</w:t>
+      </w:r>
+    </w:p>
+    <w:p>
+      <w:pPr>
+        <w:pStyle w:val="ListBullet"/>
+        <w:spacing w:line="240" w:lineRule="auto"/>
+        <w:ind w:left="720"/>
+      </w:pPr>
+      <w:r>
+        <w:rPr>
+          <w:lang w:val="zh_TW" w:bidi="zh_TW"/>
+        </w:rPr>
+      </w:r>
+      <w:r>
+        <w:rPr>
+          <w:lang w:val="zh_TW" w:bidi="zh_TW"/>
+        </w:rPr>
+        <w:t>足鍊（</w:t>
+      </w:r>
+      <w:hyperlink r:id="rId80">
+        <w:r>
+          <w:rPr>
+            <w:lang w:val="zh_TW" w:bidi="zh_TW"/>
+          </w:rPr>
+          <w:rPr>
+            <w:color w:val="0000EE"/>
+            <w:u w:val="single"/>
+          </w:rPr>
+          <w:t>賽3:18–20</w:t>
+        </w:r>
+      </w:hyperlink>
+      <w:r>
+        <w:rPr>
+          <w:lang w:val="zh_TW" w:bidi="zh_TW"/>
+        </w:rPr>
+        <w:t>）</w:t>
+      </w:r>
+    </w:p>
+    <w:p>
+      <w:pPr>
+        <w:pStyle w:val="ListBullet"/>
+        <w:spacing w:line="240" w:lineRule="auto"/>
+        <w:ind w:left="720"/>
+      </w:pPr>
+      <w:r>
+        <w:rPr>
+          <w:lang w:val="zh_TW" w:bidi="zh_TW"/>
+        </w:rPr>
+      </w:r>
+      <w:r>
+        <w:rPr>
+          <w:lang w:val="zh_TW" w:bidi="zh_TW"/>
+        </w:rPr>
+        <w:t>項鍊（</w:t>
+      </w:r>
+      <w:hyperlink r:id="rId81">
+        <w:r>
+          <w:rPr>
+            <w:lang w:val="zh_TW" w:bidi="zh_TW"/>
+          </w:rPr>
+          <w:rPr>
+            <w:color w:val="0000EE"/>
+            <w:u w:val="single"/>
+          </w:rPr>
+          <w:t>創41:42</w:t>
+        </w:r>
+      </w:hyperlink>
+      <w:r>
+        <w:rPr>
+          <w:lang w:val="zh_TW" w:bidi="zh_TW"/>
+        </w:rPr>
+        <w:t>）</w:t>
+      </w:r>
+    </w:p>
+    <w:p>
+      <w:pPr>
+        <w:pStyle w:val="ListBullet"/>
+        <w:spacing w:line="240" w:lineRule="auto"/>
+        <w:ind w:left="720"/>
+      </w:pPr>
+      <w:r>
+        <w:rPr>
+          <w:lang w:val="zh_TW" w:bidi="zh_TW"/>
+        </w:rPr>
+      </w:r>
+      <w:r>
+        <w:rPr>
+          <w:lang w:val="zh_TW" w:bidi="zh_TW"/>
+        </w:rPr>
+        <w:t>冠冕（</w:t>
+      </w:r>
+      <w:hyperlink r:id="rId82">
+        <w:r>
+          <w:rPr>
+            <w:lang w:val="zh_TW" w:bidi="zh_TW"/>
+          </w:rPr>
+          <w:rPr>
+            <w:color w:val="0000EE"/>
+            <w:u w:val="single"/>
+          </w:rPr>
+          <w:t>亞9:16</w:t>
+        </w:r>
+      </w:hyperlink>
+      <w:r>
+        <w:rPr>
+          <w:lang w:val="zh_TW" w:bidi="zh_TW"/>
+        </w:rPr>
+        <w:t>）</w:t>
+      </w:r>
+    </w:p>
+    <w:p>
+      <w:pPr>
+        <w:pStyle w:val="ListBullet"/>
+        <w:spacing w:line="240" w:lineRule="auto"/>
+        <w:ind w:left="720"/>
+      </w:pPr>
+      <w:r>
+        <w:rPr>
+          <w:lang w:val="zh_TW" w:bidi="zh_TW"/>
+        </w:rPr>
+      </w:r>
+      <w:r>
+        <w:rPr>
+          <w:lang w:val="zh_TW" w:bidi="zh_TW"/>
+        </w:rPr>
+        <w:t>耳環（</w:t>
+      </w:r>
+      <w:hyperlink r:id="rId83">
+        <w:r>
+          <w:rPr>
+            <w:lang w:val="zh_TW" w:bidi="zh_TW"/>
+          </w:rPr>
+          <w:rPr>
+            <w:color w:val="0000EE"/>
+            <w:u w:val="single"/>
+          </w:rPr>
+          <w:t>創24:22</w:t>
+        </w:r>
+      </w:hyperlink>
+      <w:r>
+        <w:rPr>
+          <w:lang w:val="zh_TW" w:bidi="zh_TW"/>
+        </w:rPr>
+        <w:t>）</w:t>
+      </w:r>
+    </w:p>
+    <w:p>
+      <w:pPr>
+        <w:pStyle w:val="ListBullet"/>
+        <w:spacing w:line="240" w:lineRule="auto"/>
+        <w:ind w:left="720"/>
+      </w:pPr>
+      <w:r>
+        <w:rPr>
+          <w:lang w:val="zh_TW" w:bidi="zh_TW"/>
+        </w:rPr>
+      </w:r>
+      <w:r>
+        <w:rPr>
+          <w:lang w:val="zh_TW" w:bidi="zh_TW"/>
+        </w:rPr>
+        <w:t>鼻環（</w:t>
+      </w:r>
+      <w:hyperlink r:id="rId84">
+        <w:r>
+          <w:rPr>
+            <w:lang w:val="zh_TW" w:bidi="zh_TW"/>
+          </w:rPr>
+          <w:rPr>
+            <w:color w:val="0000EE"/>
+            <w:u w:val="single"/>
+          </w:rPr>
+          <w:t>賽3:21</w:t>
+        </w:r>
+      </w:hyperlink>
+      <w:r>
+        <w:rPr>
+          <w:lang w:val="zh_TW" w:bidi="zh_TW"/>
+        </w:rPr>
+        <w:t>）</w:t>
+      </w:r>
+    </w:p>
+    <w:p>
+      <w:pPr>
+        <w:pStyle w:val="ListBullet"/>
+        <w:spacing w:line="240" w:lineRule="auto"/>
+        <w:ind w:left="720"/>
+      </w:pPr>
+      <w:r>
+        <w:rPr>
+          <w:lang w:val="zh_TW" w:bidi="zh_TW"/>
+        </w:rPr>
+      </w:r>
+      <w:r>
+        <w:rPr>
+          <w:lang w:val="zh_TW" w:bidi="zh_TW"/>
+        </w:rPr>
+        <w:t>戒指（</w:t>
+      </w:r>
+      <w:hyperlink r:id="rId81">
+        <w:r>
+          <w:rPr>
+            <w:lang w:val="zh_TW" w:bidi="zh_TW"/>
+          </w:rPr>
+          <w:rPr>
+            <w:color w:val="0000EE"/>
+            <w:u w:val="single"/>
+          </w:rPr>
+          <w:t>創41:42</w:t>
+        </w:r>
+      </w:hyperlink>
       <w:r>
         <w:rPr>
           <w:lang w:val="zh_TW" w:bidi="zh_TW"/>
         </w:rPr>
         <w:t>；</w:t>
       </w:r>
-      <w:r>
-        <w:rPr>
-          <w:lang w:val="zh_TW" w:bidi="zh_TW"/>
-        </w:rPr>
-        <w:t>神的忿怒</w:t>
-      </w:r>
-      <w:r>
-        <w:rPr>
-          <w:lang w:val="zh_TW" w:bidi="zh_TW"/>
-        </w:rPr>
-        <w:t>。</w:t>
-      </w:r>
-      <w:r>
-        <w:rPr>
-          <w:lang w:val="zh_TW" w:bidi="zh_TW"/>
-        </w:rPr>
-      </w:r>
-      <w:r>
-        <w:rPr>
-          <w:lang w:val="zh_TW" w:bidi="zh_TW"/>
-        </w:rPr>
+      <w:hyperlink r:id="rId85">
+        <w:r>
+          <w:rPr>
+            <w:lang w:val="zh_TW" w:bidi="zh_TW"/>
+          </w:rPr>
+          <w:rPr>
+            <w:color w:val="0000EE"/>
+            <w:u w:val="single"/>
+          </w:rPr>
+          <w:t>斯3:10</w:t>
+        </w:r>
+      </w:hyperlink>
+      <w:r>
+        <w:rPr>
+          <w:lang w:val="zh_TW" w:bidi="zh_TW"/>
+        </w:rPr>
+        <w:t>）</w:t>
       </w:r>
     </w:p>
     <w:p>
@@ -1668,21 +2065,11 @@
           <w:lang w:val="zh_TW" w:bidi="zh_TW"/>
         </w:rPr>
       </w:r>
-    </w:p>
-    <w:p>
-      <w:pPr>
-        <w:pStyle w:val="Heading2"/>
-      </w:pPr>
-      <w:r>
-        <w:rPr>
-          <w:lang w:val="zh_TW" w:bidi="zh_TW"/>
-        </w:rPr>
-        <w:t>死者之地</w:t>
-      </w:r>
-      <w:r>
-        <w:rPr>
-          <w:lang w:val="zh_TW" w:bidi="zh_TW"/>
-        </w:rPr>
+      <w:r>
+        <w:rPr>
+          <w:lang w:val="zh_TW" w:bidi="zh_TW"/>
+        </w:rPr>
+        <w:t>這些首飾常用金或銀作為底座，用來鑲嵌寶石。人們把寶石磨成圓形並加以拋光，有時還會在其上雕刻（以鑿刻、蝕刻或刻寫的方式刻入材料）。許多在當時被視為寶貴的寶石，今天並不會被看作珍貴寶石，而是被歸類為半寶石（比珍貴寶石較不稀有、價值較低的石頭）。</w:t>
       </w:r>
     </w:p>
     <w:p>
@@ -1696,18 +2083,43 @@
         <w:rPr>
           <w:lang w:val="zh_TW" w:bidi="zh_TW"/>
         </w:rPr>
-        <w:t>此用語涵蓋聖經多個指向死者歸宿的描述式意象，包括舊約中的「陰間（Sheol）」和「坑」，以及新約中的「陰間（Hades）」、「地獄（Gehenna）」、「樂園（Paradise）」和「亞伯拉罕的懷裡」。隨著希伯來人愈來愈理解生命和死後之事，他們對死亡的觀念，初期模糊認知，得以發展到新約更為完整的概念。</w:t>
-      </w:r>
-    </w:p>
-    <w:p>
-      <w:pPr>
-        <w:pStyle w:val="Heading3"/>
-      </w:pPr>
-      <w:r>
-        <w:rPr>
-          <w:lang w:val="zh_TW" w:bidi="zh_TW"/>
-        </w:rPr>
-        <w:t>舊約聖經</w:t>
+        <w:t>人們把半寶石加在項鍊和其它首飾上。從吾珥墓葬中出土的古代王室頭飾，顯示出當時首飾匠的高超技藝。人們常用髮帶和髮針來裝飾頭髮，考古中也發現了不少這類器物。鑲有雕刻寶石的戒指極受歡迎，鼻環也是如此（見</w:t>
+      </w:r>
+      <w:hyperlink r:id="rId86">
+        <w:r>
+          <w:rPr>
+            <w:lang w:val="zh_TW" w:bidi="zh_TW"/>
+          </w:rPr>
+          <w:rPr>
+            <w:color w:val="0000EE"/>
+            <w:u w:val="single"/>
+          </w:rPr>
+          <w:t>創24:47</w:t>
+        </w:r>
+      </w:hyperlink>
+      <w:r>
+        <w:rPr>
+          <w:lang w:val="zh_TW" w:bidi="zh_TW"/>
+        </w:rPr>
+        <w:t>）。人們常佩戴精緻的金鍊。印戒和粗重的金鍊象徵官職與權柄（</w:t>
+      </w:r>
+      <w:hyperlink r:id="rId81">
+        <w:r>
+          <w:rPr>
+            <w:lang w:val="zh_TW" w:bidi="zh_TW"/>
+          </w:rPr>
+          <w:rPr>
+            <w:color w:val="0000EE"/>
+            <w:u w:val="single"/>
+          </w:rPr>
+          <w:t>創41:42</w:t>
+        </w:r>
+      </w:hyperlink>
+      <w:r>
+        <w:rPr>
+          <w:lang w:val="zh_TW" w:bidi="zh_TW"/>
+        </w:rPr>
+        <w:t>）。人們把手鐲和護符戴在手腕、上臂和頸項上。裝飾性的別針，類似現代的安全別針，常用來固定衣物。</w:t>
       </w:r>
     </w:p>
     <w:p>
@@ -1717,150 +2129,6 @@
           <w:lang w:val="zh_TW" w:bidi="zh_TW"/>
         </w:rPr>
       </w:r>
-      <w:r>
-        <w:rPr>
-          <w:lang w:val="zh_TW" w:bidi="zh_TW"/>
-        </w:rPr>
-        <w:t>舊約關於死者的信息有限。根據某些經文，死亡之後，人下降到陰間（常被翻譯為「墳墓」、「地獄」、「坑」或簡單稱為「死裡」），在某些情況下，僅僅指埋葬的墳墓（</w:t>
-      </w:r>
-      <w:hyperlink r:id="rId79">
-        <w:r>
-          <w:rPr>
-            <w:lang w:val="zh_TW" w:bidi="zh_TW"/>
-          </w:rPr>
-          <w:rPr>
-            <w:color w:val="0000EE"/>
-            <w:u w:val="single"/>
-          </w:rPr>
-          <w:t>民16:30、33</w:t>
-        </w:r>
-      </w:hyperlink>
-      <w:r>
-        <w:rPr>
-          <w:lang w:val="zh_TW" w:bidi="zh_TW"/>
-        </w:rPr>
-        <w:t>），但更多時候是指一個地下世界。這個死者的居所被描繪為地下的地方，人會「下到」那裡（</w:t>
-      </w:r>
-      <w:hyperlink r:id="rId80">
-        <w:r>
-          <w:rPr>
-            <w:lang w:val="zh_TW" w:bidi="zh_TW"/>
-          </w:rPr>
-          <w:rPr>
-            <w:color w:val="0000EE"/>
-            <w:u w:val="single"/>
-          </w:rPr>
-          <w:t>創42:38</w:t>
-        </w:r>
-      </w:hyperlink>
-      <w:r>
-        <w:rPr>
-          <w:lang w:val="zh_TW" w:bidi="zh_TW"/>
-        </w:rPr>
-        <w:t>；</w:t>
-      </w:r>
-      <w:hyperlink r:id="rId81">
-        <w:r>
-          <w:rPr>
-            <w:lang w:val="zh_TW" w:bidi="zh_TW"/>
-          </w:rPr>
-          <w:rPr>
-            <w:color w:val="0000EE"/>
-            <w:u w:val="single"/>
-          </w:rPr>
-          <w:t>箴15:24</w:t>
-        </w:r>
-      </w:hyperlink>
-      <w:r>
-        <w:rPr>
-          <w:lang w:val="zh_TW" w:bidi="zh_TW"/>
-        </w:rPr>
-        <w:t>；</w:t>
-      </w:r>
-      <w:hyperlink r:id="rId82">
-        <w:r>
-          <w:rPr>
-            <w:lang w:val="zh_TW" w:bidi="zh_TW"/>
-          </w:rPr>
-          <w:rPr>
-            <w:color w:val="0000EE"/>
-            <w:u w:val="single"/>
-          </w:rPr>
-          <w:t>結26:20</w:t>
-        </w:r>
-      </w:hyperlink>
-      <w:r>
-        <w:rPr>
-          <w:lang w:val="zh_TW" w:bidi="zh_TW"/>
-        </w:rPr>
-        <w:t>），並且是幽暗（</w:t>
-      </w:r>
-      <w:hyperlink r:id="rId83">
-        <w:r>
-          <w:rPr>
-            <w:lang w:val="zh_TW" w:bidi="zh_TW"/>
-          </w:rPr>
-          <w:rPr>
-            <w:color w:val="0000EE"/>
-            <w:u w:val="single"/>
-          </w:rPr>
-          <w:t>伯10:21–22</w:t>
-        </w:r>
-      </w:hyperlink>
-      <w:r>
-        <w:rPr>
-          <w:lang w:val="zh_TW" w:bidi="zh_TW"/>
-        </w:rPr>
-        <w:t>）、寂靜（</w:t>
-      </w:r>
-      <w:hyperlink r:id="rId84">
-        <w:r>
-          <w:rPr>
-            <w:lang w:val="zh_TW" w:bidi="zh_TW"/>
-          </w:rPr>
-          <w:rPr>
-            <w:color w:val="0000EE"/>
-            <w:u w:val="single"/>
-          </w:rPr>
-          <w:t>詩94:17，</w:t>
-        </w:r>
-      </w:hyperlink>
-      <w:hyperlink r:id="rId85">
-        <w:r>
-          <w:rPr>
-            <w:lang w:val="zh_TW" w:bidi="zh_TW"/>
-          </w:rPr>
-          <w:rPr>
-            <w:color w:val="0000EE"/>
-            <w:u w:val="single"/>
-          </w:rPr>
-          <w:t>115:17</w:t>
-        </w:r>
-      </w:hyperlink>
-      <w:r>
-        <w:rPr>
-          <w:lang w:val="zh_TW" w:bidi="zh_TW"/>
-        </w:rPr>
-        <w:t>）和忘記之地（</w:t>
-      </w:r>
-      <w:hyperlink r:id="rId86">
-        <w:r>
-          <w:rPr>
-            <w:lang w:val="zh_TW" w:bidi="zh_TW"/>
-          </w:rPr>
-          <w:rPr>
-            <w:color w:val="0000EE"/>
-            <w:u w:val="single"/>
-          </w:rPr>
-          <w:t>詩88:12</w:t>
-        </w:r>
-      </w:hyperlink>
-      <w:r>
-        <w:rPr>
-          <w:lang w:val="zh_TW" w:bidi="zh_TW"/>
-        </w:rPr>
-        <w:t>）。神不會在「陰間」被記念，也不再有人歌頌祂（</w:t>
-      </w:r>
       <w:hyperlink r:id="rId87">
         <w:r>
           <w:rPr>
@@ -1870,128 +2138,14 @@
             <w:color w:val="0000EE"/>
             <w:u w:val="single"/>
           </w:rPr>
-          <w:t>詩6:5，</w:t>
-        </w:r>
-      </w:hyperlink>
-      <w:hyperlink r:id="rId88">
-        <w:r>
-          <w:rPr>
-            <w:lang w:val="zh_TW" w:bidi="zh_TW"/>
-          </w:rPr>
-          <w:rPr>
-            <w:color w:val="0000EE"/>
-            <w:u w:val="single"/>
-          </w:rPr>
-          <w:t>30:9，</w:t>
-        </w:r>
-      </w:hyperlink>
-      <w:hyperlink r:id="rId85">
-        <w:r>
-          <w:rPr>
-            <w:lang w:val="zh_TW" w:bidi="zh_TW"/>
-          </w:rPr>
-          <w:rPr>
-            <w:color w:val="0000EE"/>
-            <w:u w:val="single"/>
-          </w:rPr>
-          <w:t>115:17</w:t>
-        </w:r>
-      </w:hyperlink>
-      <w:r>
-        <w:rPr>
-          <w:lang w:val="zh_TW" w:bidi="zh_TW"/>
-        </w:rPr>
-        <w:t>），甚至人們相信，連神也不會記念那裡的人（</w:t>
-      </w:r>
-      <w:hyperlink r:id="rId89">
-        <w:r>
-          <w:rPr>
-            <w:lang w:val="zh_TW" w:bidi="zh_TW"/>
-          </w:rPr>
-          <w:rPr>
-            <w:color w:val="0000EE"/>
-            <w:u w:val="single"/>
-          </w:rPr>
-          <w:t>詩88:5、11</w:t>
-        </w:r>
-      </w:hyperlink>
-      <w:r>
-        <w:rPr>
-          <w:lang w:val="zh_TW" w:bidi="zh_TW"/>
-        </w:rPr>
-        <w:t>；</w:t>
-      </w:r>
-      <w:hyperlink r:id="rId90">
-        <w:r>
-          <w:rPr>
-            <w:lang w:val="zh_TW" w:bidi="zh_TW"/>
-          </w:rPr>
-          <w:rPr>
-            <w:color w:val="0000EE"/>
-            <w:u w:val="single"/>
-          </w:rPr>
-          <w:t>賽38:18</w:t>
-        </w:r>
-      </w:hyperlink>
-      <w:r>
-        <w:rPr>
-          <w:lang w:val="zh_TW" w:bidi="zh_TW"/>
-        </w:rPr>
-        <w:t>）。死者被視為永久與神隔絕，無法參與祂在歷史中的作為。雖然生與死之間的界線有時可說是模糊不清（如在</w:t>
-      </w:r>
-      <w:hyperlink r:id="rId91">
-        <w:r>
-          <w:rPr>
-            <w:lang w:val="zh_TW" w:bidi="zh_TW"/>
-          </w:rPr>
-          <w:rPr>
-            <w:color w:val="0000EE"/>
-            <w:u w:val="single"/>
-          </w:rPr>
-          <w:t>列王紀下四章32至37節</w:t>
-        </w:r>
-      </w:hyperlink>
-      <w:r>
-        <w:rPr>
-          <w:lang w:val="zh_TW" w:bidi="zh_TW"/>
-        </w:rPr>
-        <w:t>中的復活，又在</w:t>
-      </w:r>
-      <w:hyperlink r:id="rId92">
-        <w:r>
-          <w:rPr>
-            <w:lang w:val="zh_TW" w:bidi="zh_TW"/>
-          </w:rPr>
-          <w:rPr>
-            <w:color w:val="0000EE"/>
-            <w:u w:val="single"/>
-          </w:rPr>
-          <w:t>撒母耳記上二十八章7至25節</w:t>
-        </w:r>
-      </w:hyperlink>
-      <w:r>
-        <w:rPr>
-          <w:lang w:val="zh_TW" w:bidi="zh_TW"/>
-        </w:rPr>
-        <w:t>中，撒母耳的鬼魂所示），但猶太人明確禁止與死者溝通（</w:t>
-      </w:r>
-      <w:hyperlink r:id="rId93">
-        <w:r>
-          <w:rPr>
-            <w:lang w:val="zh_TW" w:bidi="zh_TW"/>
-          </w:rPr>
-          <w:rPr>
-            <w:color w:val="0000EE"/>
-            <w:u w:val="single"/>
-          </w:rPr>
-          <w:t>申18:11</w:t>
-        </w:r>
-      </w:hyperlink>
-      <w:r>
-        <w:rPr>
-          <w:lang w:val="zh_TW" w:bidi="zh_TW"/>
-        </w:rPr>
-        <w:t>）。（拜祭死者在以色列周邊的列國中，是普遍的習俗。）</w:t>
+          <w:t>以賽亞書三章18至23節</w:t>
+        </w:r>
+      </w:hyperlink>
+      <w:r>
+        <w:rPr>
+          <w:lang w:val="zh_TW" w:bidi="zh_TW"/>
+        </w:rPr>
+        <w:t>詳細描述婦女所佩戴的首飾與所穿的衣著。先知警告說：「到那日，主必除掉她們華美的腳釧、髮網、月牙圈、耳環、手鐲、蒙臉的帕子、華冠、足鍊、華帶、香盒、符囊、戒指、鼻環、吉服、外套、雲肩、荷包、手鏡、細麻衣、裹頭巾、蒙身的帕子。」</w:t>
       </w:r>
     </w:p>
     <w:p>
@@ -2003,284 +2157,38 @@
       </w:r>
       <w:r>
         <w:rPr>
-          <w:lang w:val="zh_TW" w:bidi="zh_TW"/>
-        </w:rPr>
-        <w:t>雖然人在陰間的命運不能真正稱為生命，但它仍被視為一種存在狀態，或許還可能與同胞和祖先相伴（</w:t>
-      </w:r>
-      <w:hyperlink r:id="rId94">
-        <w:r>
-          <w:rPr>
-            <w:lang w:val="zh_TW" w:bidi="zh_TW"/>
-          </w:rPr>
-          <w:rPr>
-            <w:color w:val="0000EE"/>
-            <w:u w:val="single"/>
-          </w:rPr>
-          <w:t>創25:8</w:t>
-        </w:r>
-      </w:hyperlink>
-      <w:r>
-        <w:rPr>
-          <w:lang w:val="zh_TW" w:bidi="zh_TW"/>
-        </w:rPr>
-        <w:t>；</w:t>
-      </w:r>
-      <w:hyperlink r:id="rId95">
-        <w:r>
-          <w:rPr>
-            <w:lang w:val="zh_TW" w:bidi="zh_TW"/>
-          </w:rPr>
-          <w:rPr>
-            <w:color w:val="0000EE"/>
-            <w:u w:val="single"/>
-          </w:rPr>
-          <w:t>結32:17–30</w:t>
-        </w:r>
-      </w:hyperlink>
-      <w:r>
-        <w:rPr>
-          <w:lang w:val="zh_TW" w:bidi="zh_TW"/>
-        </w:rPr>
-        <w:t>）。然而，陰間並不在神的能力範圍之外（</w:t>
-      </w:r>
-      <w:hyperlink r:id="rId17">
-        <w:r>
-          <w:rPr>
-            <w:lang w:val="zh_TW" w:bidi="zh_TW"/>
-          </w:rPr>
-          <w:rPr>
-            <w:color w:val="0000EE"/>
-            <w:u w:val="single"/>
-          </w:rPr>
-          <w:t>詩139:8</w:t>
-        </w:r>
-      </w:hyperlink>
-      <w:r>
-        <w:rPr>
-          <w:lang w:val="zh_TW" w:bidi="zh_TW"/>
-        </w:rPr>
-        <w:t>；</w:t>
-      </w:r>
-      <w:hyperlink r:id="rId96">
-        <w:r>
-          <w:rPr>
-            <w:lang w:val="zh_TW" w:bidi="zh_TW"/>
-          </w:rPr>
-          <w:rPr>
-            <w:color w:val="0000EE"/>
-            <w:u w:val="single"/>
-          </w:rPr>
-          <w:t>摩9:2</w:t>
-        </w:r>
-      </w:hyperlink>
-      <w:r>
-        <w:rPr>
-          <w:lang w:val="zh_TW" w:bidi="zh_TW"/>
-        </w:rPr>
-        <w:t>；</w:t>
-      </w:r>
-      <w:hyperlink r:id="rId97">
-        <w:r>
-          <w:rPr>
-            <w:lang w:val="zh_TW" w:bidi="zh_TW"/>
-          </w:rPr>
-          <w:rPr>
-            <w:color w:val="0000EE"/>
-            <w:u w:val="single"/>
-          </w:rPr>
-          <w:t>拿2:2</w:t>
-        </w:r>
-      </w:hyperlink>
-      <w:r>
-        <w:rPr>
-          <w:lang w:val="zh_TW" w:bidi="zh_TW"/>
-        </w:rPr>
-        <w:t>）。雖然陰間被描繪成貪婪飢渴的怪物，會吞噬活人（</w:t>
-      </w:r>
-      <w:hyperlink r:id="rId98">
-        <w:r>
-          <w:rPr>
-            <w:lang w:val="zh_TW" w:bidi="zh_TW"/>
-          </w:rPr>
-          <w:rPr>
-            <w:color w:val="0000EE"/>
-            <w:u w:val="single"/>
-          </w:rPr>
-          <w:t>箴27:20，</w:t>
-        </w:r>
-      </w:hyperlink>
-      <w:hyperlink r:id="rId99">
-        <w:r>
-          <w:rPr>
-            <w:lang w:val="zh_TW" w:bidi="zh_TW"/>
-          </w:rPr>
-          <w:rPr>
-            <w:color w:val="0000EE"/>
-            <w:u w:val="single"/>
-          </w:rPr>
-          <w:t>30:16</w:t>
-        </w:r>
-      </w:hyperlink>
-      <w:r>
-        <w:rPr>
-          <w:lang w:val="zh_TW" w:bidi="zh_TW"/>
-        </w:rPr>
-        <w:t>），但神的大能仍能拯救人脫離掌控（</w:t>
-      </w:r>
-      <w:hyperlink r:id="rId100">
-        <w:r>
-          <w:rPr>
-            <w:lang w:val="zh_TW" w:bidi="zh_TW"/>
-          </w:rPr>
-          <w:rPr>
-            <w:color w:val="0000EE"/>
-            <w:u w:val="single"/>
-          </w:rPr>
-          <w:t>詩49:15，</w:t>
-        </w:r>
-      </w:hyperlink>
-      <w:hyperlink r:id="rId101">
-        <w:r>
-          <w:rPr>
-            <w:lang w:val="zh_TW" w:bidi="zh_TW"/>
-          </w:rPr>
-          <w:rPr>
-            <w:color w:val="0000EE"/>
-            <w:u w:val="single"/>
-          </w:rPr>
-          <w:t>86:13</w:t>
-        </w:r>
-      </w:hyperlink>
-      <w:r>
-        <w:rPr>
-          <w:lang w:val="zh_TW" w:bidi="zh_TW"/>
-        </w:rPr>
-        <w:t>）。到舊約時期末期，人們甚至有希望最終從陰間得救（</w:t>
-      </w:r>
-      <w:hyperlink r:id="rId102">
-        <w:r>
-          <w:rPr>
-            <w:lang w:val="zh_TW" w:bidi="zh_TW"/>
-          </w:rPr>
-          <w:rPr>
-            <w:color w:val="0000EE"/>
-            <w:u w:val="single"/>
-          </w:rPr>
-          <w:t>伯14:13–22，</w:t>
-        </w:r>
-      </w:hyperlink>
-      <w:hyperlink r:id="rId103">
-        <w:r>
-          <w:rPr>
-            <w:lang w:val="zh_TW" w:bidi="zh_TW"/>
-          </w:rPr>
-          <w:rPr>
-            <w:color w:val="0000EE"/>
-            <w:u w:val="single"/>
-          </w:rPr>
-          <w:t>19:25–27</w:t>
-        </w:r>
-      </w:hyperlink>
-      <w:r>
-        <w:rPr>
-          <w:lang w:val="zh_TW" w:bidi="zh_TW"/>
-        </w:rPr>
-        <w:t>；</w:t>
-      </w:r>
-      <w:hyperlink r:id="rId100">
-        <w:r>
-          <w:rPr>
-            <w:lang w:val="zh_TW" w:bidi="zh_TW"/>
-          </w:rPr>
-          <w:rPr>
-            <w:color w:val="0000EE"/>
-            <w:u w:val="single"/>
-          </w:rPr>
-          <w:t>詩49:15，</w:t>
-        </w:r>
-      </w:hyperlink>
-      <w:hyperlink r:id="rId16">
-        <w:r>
-          <w:rPr>
-            <w:lang w:val="zh_TW" w:bidi="zh_TW"/>
-          </w:rPr>
-          <w:rPr>
-            <w:color w:val="0000EE"/>
-            <w:u w:val="single"/>
-          </w:rPr>
-          <w:t>73:23–28</w:t>
-        </w:r>
-      </w:hyperlink>
-      <w:r>
-        <w:rPr>
-          <w:lang w:val="zh_TW" w:bidi="zh_TW"/>
-        </w:rPr>
-        <w:t>），但只有但以理書明確表達了這份盼望（</w:t>
-      </w:r>
-      <w:hyperlink r:id="rId104">
-        <w:r>
-          <w:rPr>
-            <w:lang w:val="zh_TW" w:bidi="zh_TW"/>
-          </w:rPr>
-          <w:rPr>
-            <w:color w:val="0000EE"/>
-            <w:u w:val="single"/>
-          </w:rPr>
-          <w:t>但12:1–2</w:t>
-        </w:r>
-      </w:hyperlink>
-      <w:r>
-        <w:rPr>
-          <w:lang w:val="zh_TW" w:bidi="zh_TW"/>
-        </w:rPr>
-        <w:t>）。因此，雖然古代希伯來人並未像新約使徒保羅那樣，可以坦然面對死亡（</w:t>
-      </w:r>
-      <w:hyperlink r:id="rId105">
-        <w:r>
-          <w:rPr>
-            <w:lang w:val="zh_TW" w:bidi="zh_TW"/>
-          </w:rPr>
-          <w:rPr>
-            <w:color w:val="0000EE"/>
-            <w:u w:val="single"/>
-          </w:rPr>
-          <w:t>林後5:1–8</w:t>
-        </w:r>
-      </w:hyperlink>
-      <w:r>
-        <w:rPr>
-          <w:lang w:val="zh_TW" w:bidi="zh_TW"/>
-        </w:rPr>
-        <w:t>；</w:t>
-      </w:r>
-      <w:hyperlink r:id="rId106">
-        <w:r>
-          <w:rPr>
-            <w:lang w:val="zh_TW" w:bidi="zh_TW"/>
-          </w:rPr>
-          <w:rPr>
-            <w:color w:val="0000EE"/>
-            <w:u w:val="single"/>
-          </w:rPr>
-          <w:t>腓1:21–23</w:t>
-        </w:r>
-      </w:hyperlink>
-      <w:r>
-        <w:rPr>
-          <w:lang w:val="zh_TW" w:bidi="zh_TW"/>
-        </w:rPr>
-        <w:t>），但他們逐漸明白死亡並非一個毫無盼望的狀態。</w:t>
-      </w:r>
-    </w:p>
-    <w:p>
-      <w:pPr>
-        <w:pStyle w:val="Heading3"/>
-      </w:pPr>
-      <w:r>
-        <w:rPr>
-          <w:lang w:val="zh_TW" w:bidi="zh_TW"/>
-        </w:rPr>
-        <w:t>兩約之間的著作</w:t>
+          <w:i/>
+          <w:lang w:val="zh_TW" w:bidi="zh_TW"/>
+        </w:rPr>
+        <w:t xml:space="preserve">見 </w:t>
+      </w:r>
+      <w:r>
+        <w:rPr>
+          <w:lang w:val="zh_TW" w:bidi="zh_TW"/>
+        </w:rPr>
+        <w:t>礦物和金屬；</w:t>
+      </w:r>
+      <w:r>
+        <w:rPr>
+          <w:lang w:val="zh_TW" w:bidi="zh_TW"/>
+        </w:rPr>
+        <w:t>珍貴的寶石</w:t>
+      </w:r>
+      <w:r>
+        <w:rPr>
+          <w:lang w:val="zh_TW" w:bidi="zh_TW"/>
+        </w:rPr>
+        <w:t>。</w:t>
+      </w:r>
+      <w:r>
+        <w:rPr>
+          <w:lang w:val="zh_TW" w:bidi="zh_TW"/>
+        </w:rPr>
+      </w:r>
+      <w:r>
+        <w:rPr>
+          <w:lang w:val="zh_TW" w:bidi="zh_TW"/>
+        </w:rPr>
       </w:r>
     </w:p>
     <w:p>
@@ -2290,11 +2198,21 @@
           <w:lang w:val="zh_TW" w:bidi="zh_TW"/>
         </w:rPr>
       </w:r>
-      <w:r>
-        <w:rPr>
-          <w:lang w:val="zh_TW" w:bidi="zh_TW"/>
-        </w:rPr>
-        <w:t>在被擄與新約時期的開始之間（公元前586–公元30，與舊約結束的時期部分重疊），與波斯和希臘宗教的接觸，促使猶太人釐清他們對死後生命的觀念。舊約翻譯成希臘文時，人們用希臘文Hades（陰間的名稱）來翻譯希伯來文的Sheol。在新約中，Hades成為死者居所的通用名稱。</w:t>
+    </w:p>
+    <w:p>
+      <w:pPr>
+        <w:pStyle w:val="Heading2"/>
+      </w:pPr>
+      <w:r>
+        <w:rPr>
+          <w:lang w:val="zh_TW" w:bidi="zh_TW"/>
+        </w:rPr>
+        <w:t>獸</w:t>
+      </w:r>
+      <w:r>
+        <w:rPr>
+          <w:lang w:val="zh_TW" w:bidi="zh_TW"/>
+        </w:rPr>
       </w:r>
     </w:p>
     <w:p>
@@ -2308,7 +2226,407 @@
         <w:rPr>
           <w:lang w:val="zh_TW" w:bidi="zh_TW"/>
         </w:rPr>
-        <w:t>新名稱的出現也帶來了新的觀念，有多個關於死者歸宿的觀點開始流傳。一個常見的觀點出現在偽經以諾一書第二十二章中，描述死者被安置在一座大山的中空位置，等待最後的審判。其中有一個相對愉快的區域，是為義人預備的；另一個則是為惡人準備，充滿痛苦的地方。其他作者則延續舊約Hades或Sheol的概念，視其為一個與神和幸福隔絕的地方（</w:t>
+        <w:t>「獸」是舊約與新約中的動物，有時則作為比喻。在舊約中，「獸」一詞多義。由於有幾個希伯來文的詞彙都可譯為「活物」和「獸」，因此在翻譯時有時被統一譯作「獸」。因此，在舊約中，「獸」可以指：</w:t>
+      </w:r>
+    </w:p>
+    <w:p>
+      <w:pPr>
+        <w:pStyle w:val="ListNumber"/>
+        <w:numPr>
+          <w:ilvl w:val="0"/>
+          <w:numId w:val="14"/>
+        </w:numPr>
+        <w:spacing w:line="240" w:lineRule="auto"/>
+        <w:ind w:left="720"/>
+      </w:pPr>
+      <w:r>
+        <w:rPr>
+          <w:lang w:val="zh_TW" w:bidi="zh_TW"/>
+        </w:rPr>
+      </w:r>
+      <w:r>
+        <w:rPr>
+          <w:lang w:val="zh_TW" w:bidi="zh_TW"/>
+        </w:rPr>
+        <w:t>一般的動物（例：</w:t>
+      </w:r>
+      <w:hyperlink r:id="rId88">
+        <w:r>
+          <w:rPr>
+            <w:lang w:val="zh_TW" w:bidi="zh_TW"/>
+          </w:rPr>
+          <w:rPr>
+            <w:color w:val="0000EE"/>
+            <w:u w:val="single"/>
+          </w:rPr>
+          <w:t>創1:24</w:t>
+        </w:r>
+      </w:hyperlink>
+      <w:r>
+        <w:rPr>
+          <w:lang w:val="zh_TW" w:bidi="zh_TW"/>
+        </w:rPr>
+        <w:t>；</w:t>
+      </w:r>
+      <w:hyperlink r:id="rId89">
+        <w:r>
+          <w:rPr>
+            <w:lang w:val="zh_TW" w:bidi="zh_TW"/>
+          </w:rPr>
+          <w:rPr>
+            <w:color w:val="0000EE"/>
+            <w:u w:val="single"/>
+          </w:rPr>
+          <w:t>詩36:6</w:t>
+        </w:r>
+      </w:hyperlink>
+      <w:r>
+        <w:rPr>
+          <w:lang w:val="zh_TW" w:bidi="zh_TW"/>
+        </w:rPr>
+        <w:t>），但不包括魚、鳥和昆蟲（例：</w:t>
+      </w:r>
+      <w:hyperlink r:id="rId90">
+        <w:r>
+          <w:rPr>
+            <w:lang w:val="zh_TW" w:bidi="zh_TW"/>
+          </w:rPr>
+          <w:rPr>
+            <w:color w:val="0000EE"/>
+            <w:u w:val="single"/>
+          </w:rPr>
+          <w:t>創6:7</w:t>
+        </w:r>
+      </w:hyperlink>
+      <w:r>
+        <w:rPr>
+          <w:lang w:val="zh_TW" w:bidi="zh_TW"/>
+        </w:rPr>
+        <w:t>；</w:t>
+      </w:r>
+      <w:hyperlink r:id="rId91">
+        <w:r>
+          <w:rPr>
+            <w:lang w:val="zh_TW" w:bidi="zh_TW"/>
+          </w:rPr>
+          <w:rPr>
+            <w:color w:val="0000EE"/>
+            <w:u w:val="single"/>
+          </w:rPr>
+          <w:t>利11:2</w:t>
+        </w:r>
+      </w:hyperlink>
+      <w:r>
+        <w:rPr>
+          <w:lang w:val="zh_TW" w:bidi="zh_TW"/>
+        </w:rPr>
+        <w:t>；</w:t>
+      </w:r>
+      <w:hyperlink r:id="rId92">
+        <w:r>
+          <w:rPr>
+            <w:lang w:val="zh_TW" w:bidi="zh_TW"/>
+          </w:rPr>
+          <w:rPr>
+            <w:color w:val="0000EE"/>
+            <w:u w:val="single"/>
+          </w:rPr>
+          <w:t>申4:17</w:t>
+        </w:r>
+      </w:hyperlink>
+      <w:r>
+        <w:rPr>
+          <w:lang w:val="zh_TW" w:bidi="zh_TW"/>
+        </w:rPr>
+        <w:t>；</w:t>
+      </w:r>
+      <w:hyperlink r:id="rId93">
+        <w:r>
+          <w:rPr>
+            <w:lang w:val="zh_TW" w:bidi="zh_TW"/>
+          </w:rPr>
+          <w:rPr>
+            <w:color w:val="0000EE"/>
+            <w:u w:val="single"/>
+          </w:rPr>
+          <w:t>伯12:7</w:t>
+        </w:r>
+      </w:hyperlink>
+      <w:r>
+        <w:rPr>
+          <w:lang w:val="zh_TW" w:bidi="zh_TW"/>
+        </w:rPr>
+        <w:t>，</w:t>
+      </w:r>
+      <w:hyperlink r:id="rId94">
+        <w:r>
+          <w:rPr>
+            <w:lang w:val="zh_TW" w:bidi="zh_TW"/>
+          </w:rPr>
+          <w:rPr>
+            <w:color w:val="0000EE"/>
+            <w:u w:val="single"/>
+          </w:rPr>
+          <w:t>35:11</w:t>
+        </w:r>
+      </w:hyperlink>
+      <w:r>
+        <w:rPr>
+          <w:lang w:val="zh_TW" w:bidi="zh_TW"/>
+        </w:rPr>
+        <w:t>；</w:t>
+      </w:r>
+      <w:hyperlink r:id="rId95">
+        <w:r>
+          <w:rPr>
+            <w:lang w:val="zh_TW" w:bidi="zh_TW"/>
+          </w:rPr>
+          <w:rPr>
+            <w:color w:val="0000EE"/>
+            <w:u w:val="single"/>
+          </w:rPr>
+          <w:t>番1:3</w:t>
+        </w:r>
+      </w:hyperlink>
+      <w:r>
+        <w:rPr>
+          <w:lang w:val="zh_TW" w:bidi="zh_TW"/>
+        </w:rPr>
+        <w:t>）。</w:t>
+      </w:r>
+    </w:p>
+    <w:p>
+      <w:pPr>
+        <w:pStyle w:val="ListNumber"/>
+        <w:spacing w:line="240" w:lineRule="auto"/>
+        <w:ind w:left="720"/>
+      </w:pPr>
+      <w:r>
+        <w:rPr>
+          <w:lang w:val="zh_TW" w:bidi="zh_TW"/>
+        </w:rPr>
+      </w:r>
+      <w:r>
+        <w:rPr>
+          <w:lang w:val="zh_TW" w:bidi="zh_TW"/>
+        </w:rPr>
+        <w:t>家畜或被馴服的動物（例：</w:t>
+      </w:r>
+      <w:hyperlink r:id="rId96">
+        <w:r>
+          <w:rPr>
+            <w:lang w:val="zh_TW" w:bidi="zh_TW"/>
+          </w:rPr>
+          <w:rPr>
+            <w:color w:val="0000EE"/>
+            <w:u w:val="single"/>
+          </w:rPr>
+          <w:t>出19:13</w:t>
+        </w:r>
+      </w:hyperlink>
+      <w:r>
+        <w:rPr>
+          <w:lang w:val="zh_TW" w:bidi="zh_TW"/>
+        </w:rPr>
+        <w:t>，</w:t>
+      </w:r>
+      <w:hyperlink r:id="rId97">
+        <w:r>
+          <w:rPr>
+            <w:lang w:val="zh_TW" w:bidi="zh_TW"/>
+          </w:rPr>
+          <w:rPr>
+            <w:color w:val="0000EE"/>
+            <w:u w:val="single"/>
+          </w:rPr>
+          <w:t>22:10</w:t>
+        </w:r>
+      </w:hyperlink>
+      <w:r>
+        <w:rPr>
+          <w:lang w:val="zh_TW" w:bidi="zh_TW"/>
+        </w:rPr>
+        <w:t>；</w:t>
+      </w:r>
+      <w:hyperlink r:id="rId98">
+        <w:r>
+          <w:rPr>
+            <w:lang w:val="zh_TW" w:bidi="zh_TW"/>
+          </w:rPr>
+          <w:rPr>
+            <w:color w:val="0000EE"/>
+            <w:u w:val="single"/>
+          </w:rPr>
+          <w:t>民3:13</w:t>
+        </w:r>
+      </w:hyperlink>
+      <w:r>
+        <w:rPr>
+          <w:lang w:val="zh_TW" w:bidi="zh_TW"/>
+        </w:rPr>
+        <w:t>，</w:t>
+      </w:r>
+      <w:hyperlink r:id="rId99">
+        <w:r>
+          <w:rPr>
+            <w:lang w:val="zh_TW" w:bidi="zh_TW"/>
+          </w:rPr>
+          <w:rPr>
+            <w:color w:val="0000EE"/>
+            <w:u w:val="single"/>
+          </w:rPr>
+          <w:t>31:47</w:t>
+        </w:r>
+      </w:hyperlink>
+      <w:r>
+        <w:rPr>
+          <w:lang w:val="zh_TW" w:bidi="zh_TW"/>
+        </w:rPr>
+        <w:t>；</w:t>
+      </w:r>
+      <w:hyperlink r:id="rId100">
+        <w:r>
+          <w:rPr>
+            <w:lang w:val="zh_TW" w:bidi="zh_TW"/>
+          </w:rPr>
+          <w:rPr>
+            <w:color w:val="0000EE"/>
+            <w:u w:val="single"/>
+          </w:rPr>
+          <w:t>士20:48</w:t>
+        </w:r>
+      </w:hyperlink>
+      <w:r>
+        <w:rPr>
+          <w:lang w:val="zh_TW" w:bidi="zh_TW"/>
+        </w:rPr>
+        <w:t>；</w:t>
+      </w:r>
+      <w:hyperlink r:id="rId101">
+        <w:r>
+          <w:rPr>
+            <w:lang w:val="zh_TW" w:bidi="zh_TW"/>
+          </w:rPr>
+          <w:rPr>
+            <w:color w:val="0000EE"/>
+            <w:u w:val="single"/>
+          </w:rPr>
+          <w:t>箴12:10</w:t>
+        </w:r>
+      </w:hyperlink>
+      <w:r>
+        <w:rPr>
+          <w:lang w:val="zh_TW" w:bidi="zh_TW"/>
+        </w:rPr>
+        <w:t>；</w:t>
+      </w:r>
+      <w:hyperlink r:id="rId102">
+        <w:r>
+          <w:rPr>
+            <w:lang w:val="zh_TW" w:bidi="zh_TW"/>
+          </w:rPr>
+          <w:rPr>
+            <w:color w:val="0000EE"/>
+            <w:u w:val="single"/>
+          </w:rPr>
+          <w:t>耶21:6</w:t>
+        </w:r>
+      </w:hyperlink>
+      <w:r>
+        <w:rPr>
+          <w:lang w:val="zh_TW" w:bidi="zh_TW"/>
+        </w:rPr>
+        <w:t>；</w:t>
+      </w:r>
+      <w:hyperlink r:id="rId103">
+        <w:r>
+          <w:rPr>
+            <w:lang w:val="zh_TW" w:bidi="zh_TW"/>
+          </w:rPr>
+          <w:rPr>
+            <w:color w:val="0000EE"/>
+            <w:u w:val="single"/>
+          </w:rPr>
+          <w:t>亞8:10</w:t>
+        </w:r>
+      </w:hyperlink>
+      <w:r>
+        <w:rPr>
+          <w:lang w:val="zh_TW" w:bidi="zh_TW"/>
+        </w:rPr>
+        <w:t>）。</w:t>
+      </w:r>
+    </w:p>
+    <w:p>
+      <w:pPr>
+        <w:pStyle w:val="ListNumber"/>
+        <w:spacing w:line="240" w:lineRule="auto"/>
+        <w:ind w:left="720"/>
+      </w:pPr>
+      <w:r>
+        <w:rPr>
+          <w:lang w:val="zh_TW" w:bidi="zh_TW"/>
+        </w:rPr>
+      </w:r>
+      <w:r>
+        <w:rPr>
+          <w:lang w:val="zh_TW" w:bidi="zh_TW"/>
+        </w:rPr>
+        <w:t>野生或肉食性動物（例：</w:t>
+      </w:r>
+      <w:hyperlink r:id="rId104">
+        <w:r>
+          <w:rPr>
+            <w:lang w:val="zh_TW" w:bidi="zh_TW"/>
+          </w:rPr>
+          <w:rPr>
+            <w:color w:val="0000EE"/>
+            <w:u w:val="single"/>
+          </w:rPr>
+          <w:t>創37:20</w:t>
+        </w:r>
+      </w:hyperlink>
+      <w:r>
+        <w:rPr>
+          <w:lang w:val="zh_TW" w:bidi="zh_TW"/>
+        </w:rPr>
+        <w:t>；</w:t>
+      </w:r>
+      <w:hyperlink r:id="rId105">
+        <w:r>
+          <w:rPr>
+            <w:lang w:val="zh_TW" w:bidi="zh_TW"/>
+          </w:rPr>
+          <w:rPr>
+            <w:color w:val="0000EE"/>
+            <w:u w:val="single"/>
+          </w:rPr>
+          <w:t>出23:11</w:t>
+        </w:r>
+      </w:hyperlink>
+      <w:r>
+        <w:rPr>
+          <w:lang w:val="zh_TW" w:bidi="zh_TW"/>
+        </w:rPr>
+        <w:t>；</w:t>
+      </w:r>
+      <w:hyperlink r:id="rId106">
+        <w:r>
+          <w:rPr>
+            <w:lang w:val="zh_TW" w:bidi="zh_TW"/>
+          </w:rPr>
+          <w:rPr>
+            <w:color w:val="0000EE"/>
+            <w:u w:val="single"/>
+          </w:rPr>
+          <w:t>申28:26</w:t>
+        </w:r>
+      </w:hyperlink>
+      <w:r>
+        <w:rPr>
+          <w:lang w:val="zh_TW" w:bidi="zh_TW"/>
+        </w:rPr>
+        <w:t>；</w:t>
       </w:r>
       <w:hyperlink r:id="rId107">
         <w:r>
@@ -2319,9 +2637,15 @@
             <w:color w:val="0000EE"/>
             <w:u w:val="single"/>
           </w:rPr>
-          <w:t>便西拉智訓14:12、16，</w:t>
-        </w:r>
-      </w:hyperlink>
+          <w:t>撒上17:44</w:t>
+        </w:r>
+      </w:hyperlink>
+      <w:r>
+        <w:rPr>
+          <w:lang w:val="zh_TW" w:bidi="zh_TW"/>
+        </w:rPr>
+        <w:t>；</w:t>
+      </w:r>
       <w:hyperlink r:id="rId108">
         <w:r>
           <w:rPr>
@@ -2331,7 +2655,7 @@
             <w:color w:val="0000EE"/>
             <w:u w:val="single"/>
           </w:rPr>
-          <w:t>17:27–28</w:t>
+          <w:t>結14:15</w:t>
         </w:r>
       </w:hyperlink>
       <w:r>
@@ -2339,6 +2663,126 @@
           <w:lang w:val="zh_TW" w:bidi="zh_TW"/>
         </w:rPr>
         <w:t>）。</w:t>
+      </w:r>
+    </w:p>
+    <w:p>
+      <w:pPr>
+        <w:pStyle w:val="ListNumber"/>
+        <w:spacing w:line="240" w:lineRule="auto"/>
+        <w:ind w:left="720"/>
+      </w:pPr>
+      <w:r>
+        <w:rPr>
+          <w:lang w:val="zh_TW" w:bidi="zh_TW"/>
+        </w:rPr>
+      </w:r>
+      <w:r>
+        <w:rPr>
+          <w:lang w:val="zh_TW" w:bidi="zh_TW"/>
+        </w:rPr>
+        <w:t>當「獸」以比喻的情況出現時，主要出現在但以理書和啟示錄。在但以理書（特別是</w:t>
+      </w:r>
+      <w:hyperlink r:id="rId109">
+        <w:r>
+          <w:rPr>
+            <w:lang w:val="zh_TW" w:bidi="zh_TW"/>
+          </w:rPr>
+          <w:rPr>
+            <w:color w:val="0000EE"/>
+            <w:u w:val="single"/>
+          </w:rPr>
+          <w:t>第7章</w:t>
+        </w:r>
+      </w:hyperlink>
+      <w:r>
+        <w:rPr>
+          <w:lang w:val="zh_TW" w:bidi="zh_TW"/>
+        </w:rPr>
+        <w:t>），「獸」象徵一位迫害並壓迫神子民的世界君王。在啟示錄中，使徒約翰將這個概念延伸，用來描述歷史終末時期對神子民的最終逼迫。約翰所說的「獸」，與他在較早期的書信中提到的「敵基督」（</w:t>
+      </w:r>
+      <w:hyperlink r:id="rId110">
+        <w:r>
+          <w:rPr>
+            <w:lang w:val="zh_TW" w:bidi="zh_TW"/>
+          </w:rPr>
+          <w:rPr>
+            <w:color w:val="0000EE"/>
+            <w:u w:val="single"/>
+          </w:rPr>
+          <w:t>約一2:18、22</w:t>
+        </w:r>
+      </w:hyperlink>
+      <w:r>
+        <w:rPr>
+          <w:lang w:val="zh_TW" w:bidi="zh_TW"/>
+        </w:rPr>
+        <w:t>；</w:t>
+      </w:r>
+      <w:hyperlink r:id="rId111">
+        <w:r>
+          <w:rPr>
+            <w:lang w:val="zh_TW" w:bidi="zh_TW"/>
+          </w:rPr>
+          <w:rPr>
+            <w:color w:val="0000EE"/>
+            <w:u w:val="single"/>
+          </w:rPr>
+          <w:t>4:3</w:t>
+        </w:r>
+      </w:hyperlink>
+      <w:r>
+        <w:rPr>
+          <w:lang w:val="zh_TW" w:bidi="zh_TW"/>
+        </w:rPr>
+        <w:t>；</w:t>
+      </w:r>
+      <w:hyperlink r:id="rId112">
+        <w:r>
+          <w:rPr>
+            <w:lang w:val="zh_TW" w:bidi="zh_TW"/>
+          </w:rPr>
+          <w:rPr>
+            <w:color w:val="0000EE"/>
+            <w:u w:val="single"/>
+          </w:rPr>
+          <w:t>約二1:7</w:t>
+        </w:r>
+      </w:hyperlink>
+      <w:r>
+        <w:rPr>
+          <w:lang w:val="zh_TW" w:bidi="zh_TW"/>
+        </w:rPr>
+        <w:t>）以及保羅所說的「</w:t>
+      </w:r>
+      <w:r>
+        <w:rPr>
+          <w:lang w:val="zh_TW" w:bidi="zh_TW"/>
+        </w:rPr>
+        <w:t>那大罪人</w:t>
+      </w:r>
+      <w:r>
+        <w:rPr>
+          <w:lang w:val="zh_TW" w:bidi="zh_TW"/>
+        </w:rPr>
+        <w:t>」（</w:t>
+      </w:r>
+      <w:hyperlink r:id="rId113">
+        <w:r>
+          <w:rPr>
+            <w:lang w:val="zh_TW" w:bidi="zh_TW"/>
+          </w:rPr>
+          <w:rPr>
+            <w:color w:val="0000EE"/>
+            <w:u w:val="single"/>
+          </w:rPr>
+          <w:t>帖後2:3</w:t>
+        </w:r>
+      </w:hyperlink>
+      <w:r>
+        <w:rPr>
+          <w:lang w:val="zh_TW" w:bidi="zh_TW"/>
+        </w:rPr>
+        <w:t>）。許多解經家都認為，這三個稱呼是指向同一個人物。</w:t>
       </w:r>
     </w:p>
     <w:p>
@@ -2350,1210 +2794,52 @@
       </w:r>
       <w:r>
         <w:rPr>
-          <w:lang w:val="zh_TW" w:bidi="zh_TW"/>
-        </w:rPr>
-        <w:t>在那段時期，猶太人也開始使用新詞「地獄」（Gehenna，希伯來文Hinnom），是一個山谷的名字，位於耶路撒冷南方。該山谷在舊約時期以獻兒童為祭的可憎行為著稱（</w:t>
-      </w:r>
-      <w:hyperlink r:id="rId109">
-        <w:r>
-          <w:rPr>
-            <w:lang w:val="zh_TW" w:bidi="zh_TW"/>
-          </w:rPr>
-          <w:rPr>
-            <w:color w:val="0000EE"/>
-            <w:u w:val="single"/>
-          </w:rPr>
-          <w:t>王下23:10;</w:t>
-        </w:r>
-      </w:hyperlink>
-      <w:r>
-        <w:rPr>
-          <w:lang w:val="zh_TW" w:bidi="zh_TW"/>
-        </w:rPr>
-        <w:t xml:space="preserve"> </w:t>
-      </w:r>
-      <w:hyperlink r:id="rId110">
-        <w:r>
-          <w:rPr>
-            <w:lang w:val="zh_TW" w:bidi="zh_TW"/>
-          </w:rPr>
-          <w:rPr>
-            <w:color w:val="0000EE"/>
-            <w:u w:val="single"/>
-          </w:rPr>
-          <w:t>歷代志下</w:t>
-        </w:r>
-      </w:hyperlink>
-      <w:r>
-        <w:rPr>
-          <w:lang w:val="zh_TW" w:bidi="zh_TW"/>
-        </w:rPr>
-        <w:t xml:space="preserve"> 28:3; </w:t>
-      </w:r>
-      <w:hyperlink r:id="rId111">
-        <w:r>
-          <w:rPr>
-            <w:lang w:val="zh_TW" w:bidi="zh_TW"/>
-          </w:rPr>
-          <w:rPr>
-            <w:color w:val="0000EE"/>
-            <w:u w:val="single"/>
-          </w:rPr>
-          <w:t xml:space="preserve">33:6 </w:t>
-        </w:r>
-      </w:hyperlink>
-      <w:r>
-        <w:rPr>
-          <w:lang w:val="zh_TW" w:bidi="zh_TW"/>
-        </w:rPr>
-        <w:t>)，而在新約時期則以焚燒垃圾聞名。地獄成為惡人死後歸宿的稱呼，是一個充滿火焰折磨的地方（以諾一書90:20–27；</w:t>
-      </w:r>
-      <w:hyperlink r:id="rId112">
-        <w:r>
-          <w:rPr>
-            <w:lang w:val="zh_TW" w:bidi="zh_TW"/>
-          </w:rPr>
-          <w:rPr>
-            <w:color w:val="0000EE"/>
-            <w:u w:val="single"/>
-          </w:rPr>
-          <w:t>以斯拉二書7:70</w:t>
-        </w:r>
-      </w:hyperlink>
-      <w:r>
-        <w:rPr>
-          <w:lang w:val="zh_TW" w:bidi="zh_TW"/>
-        </w:rPr>
-        <w:t>）。與此懲罰之地相對的是「樂園」（paradise，源自波斯文，指快樂園地），義人在那裡享受福樂。</w:t>
-      </w:r>
-    </w:p>
-    <w:p>
-      <w:pPr/>
-      <w:r>
-        <w:rPr>
-          <w:lang w:val="zh_TW" w:bidi="zh_TW"/>
-        </w:rPr>
-      </w:r>
-      <w:r>
-        <w:rPr>
-          <w:lang w:val="zh_TW" w:bidi="zh_TW"/>
-        </w:rPr>
-        <w:t>所有這些概念——陰間、地獄、樂園，都被新約作者塑造成最適切基督啟示的形式。</w:t>
-      </w:r>
-    </w:p>
-    <w:p>
-      <w:pPr>
-        <w:pStyle w:val="Heading3"/>
-      </w:pPr>
-      <w:r>
-        <w:rPr>
-          <w:lang w:val="zh_TW" w:bidi="zh_TW"/>
-        </w:rPr>
-        <w:t>新約聖經</w:t>
-      </w:r>
-    </w:p>
-    <w:p>
-      <w:pPr/>
-      <w:r>
-        <w:rPr>
-          <w:lang w:val="zh_TW" w:bidi="zh_TW"/>
-        </w:rPr>
-      </w:r>
-      <w:r>
-        <w:rPr>
-          <w:lang w:val="zh_TW" w:bidi="zh_TW"/>
-        </w:rPr>
-        <w:t>雖然新約使用了多種詞語來描述死者的居所，但實際提及的次數相當少，總共只有約35節經文。這些經文主要集中在福音書和啟示錄。使徒保羅對天堂多有言說，但只有耶穌和約翰對地獄有較多的描述。</w:t>
-      </w:r>
-    </w:p>
-    <w:p>
-      <w:pPr/>
-      <w:r>
-        <w:rPr>
-          <w:lang w:val="zh_TW" w:bidi="zh_TW"/>
-        </w:rPr>
-      </w:r>
-      <w:r>
-        <w:rPr>
-          <w:lang w:val="zh_TW" w:bidi="zh_TW"/>
-        </w:rPr>
-        <w:t>「陰間（Hades）」這個詞僅在耶穌的比喻中出現一次，即財主和拉撒路的比喻（</w:t>
-      </w:r>
-      <w:hyperlink r:id="rId113">
-        <w:r>
-          <w:rPr>
-            <w:lang w:val="zh_TW" w:bidi="zh_TW"/>
-          </w:rPr>
-          <w:rPr>
-            <w:color w:val="0000EE"/>
-            <w:u w:val="single"/>
-          </w:rPr>
-          <w:t>路16:23</w:t>
-        </w:r>
-      </w:hyperlink>
-      <w:r>
-        <w:rPr>
-          <w:lang w:val="zh_TW" w:bidi="zh_TW"/>
-        </w:rPr>
-        <w:t>）。在該比喻中，陰間是一個充滿痛苦的地方，是惡人死後的去處。這種痛苦被描述為「火焰」，即使肉體已死，仍能對人造成身體上的折磨。凡在痛苦中的人，皆不會得到任何安慰。</w:t>
-      </w:r>
-    </w:p>
-    <w:p>
-      <w:pPr/>
-      <w:r>
-        <w:rPr>
-          <w:lang w:val="zh_TW" w:bidi="zh_TW"/>
-        </w:rPr>
-      </w:r>
-      <w:r>
-        <w:rPr>
-          <w:lang w:val="zh_TW" w:bidi="zh_TW"/>
-        </w:rPr>
-        <w:t>雖然惡人在死後立即進入陰間，但他們的最終歸宿是地獄，一個充滿火和蟲的地方，象徵著腐敗（</w:t>
-      </w:r>
-      <w:hyperlink r:id="rId114">
-        <w:r>
-          <w:rPr>
-            <w:lang w:val="zh_TW" w:bidi="zh_TW"/>
-          </w:rPr>
-          <w:rPr>
-            <w:color w:val="0000EE"/>
-            <w:u w:val="single"/>
-          </w:rPr>
-          <w:t>太5:22、29–30，</w:t>
-        </w:r>
-      </w:hyperlink>
-      <w:hyperlink r:id="rId115">
-        <w:r>
-          <w:rPr>
-            <w:lang w:val="zh_TW" w:bidi="zh_TW"/>
-          </w:rPr>
-          <w:rPr>
-            <w:color w:val="0000EE"/>
-            <w:u w:val="single"/>
-          </w:rPr>
-          <w:t>18:9</w:t>
-        </w:r>
-      </w:hyperlink>
-      <w:r>
-        <w:rPr>
-          <w:lang w:val="zh_TW" w:bidi="zh_TW"/>
-        </w:rPr>
-        <w:t>；</w:t>
-      </w:r>
-      <w:hyperlink r:id="rId116">
-        <w:r>
-          <w:rPr>
-            <w:lang w:val="zh_TW" w:bidi="zh_TW"/>
-          </w:rPr>
-          <w:rPr>
-            <w:color w:val="0000EE"/>
-            <w:u w:val="single"/>
-          </w:rPr>
-          <w:t>可9:48</w:t>
-        </w:r>
-      </w:hyperlink>
-      <w:r>
-        <w:rPr>
-          <w:lang w:val="zh_TW" w:bidi="zh_TW"/>
-        </w:rPr>
-        <w:t>，引用自</w:t>
-      </w:r>
-      <w:hyperlink r:id="rId117">
-        <w:r>
-          <w:rPr>
-            <w:lang w:val="zh_TW" w:bidi="zh_TW"/>
-          </w:rPr>
-          <w:rPr>
-            <w:color w:val="0000EE"/>
-            <w:u w:val="single"/>
-          </w:rPr>
-          <w:t>賽66:24</w:t>
-        </w:r>
-      </w:hyperlink>
-      <w:r>
-        <w:rPr>
-          <w:lang w:val="zh_TW" w:bidi="zh_TW"/>
-        </w:rPr>
-        <w:t>）。耶穌也稱地獄為「外邊黑暗」，那裡將有「哀哭切齒」（</w:t>
-      </w:r>
-      <w:hyperlink r:id="rId118">
-        <w:r>
-          <w:rPr>
-            <w:lang w:val="zh_TW" w:bidi="zh_TW"/>
-          </w:rPr>
-          <w:rPr>
-            <w:color w:val="0000EE"/>
-            <w:u w:val="single"/>
-          </w:rPr>
-          <w:t>太8:12，</w:t>
-        </w:r>
-      </w:hyperlink>
-      <w:hyperlink r:id="rId119">
-        <w:r>
-          <w:rPr>
-            <w:lang w:val="zh_TW" w:bidi="zh_TW"/>
-          </w:rPr>
-          <w:rPr>
-            <w:color w:val="0000EE"/>
-            <w:u w:val="single"/>
-          </w:rPr>
-          <w:t>22:13</w:t>
-        </w:r>
-      </w:hyperlink>
-      <w:r>
-        <w:rPr>
-          <w:lang w:val="zh_TW" w:bidi="zh_TW"/>
-        </w:rPr>
-        <w:t>）。顯然，在最後的審判之後，惡人將被基督的命令送往那裡（</w:t>
-      </w:r>
-      <w:hyperlink r:id="rId120">
-        <w:r>
-          <w:rPr>
-            <w:lang w:val="zh_TW" w:bidi="zh_TW"/>
-          </w:rPr>
-          <w:rPr>
-            <w:color w:val="0000EE"/>
-            <w:u w:val="single"/>
-          </w:rPr>
-          <w:t>約5:22、27</w:t>
-        </w:r>
-      </w:hyperlink>
-      <w:r>
-        <w:rPr>
-          <w:lang w:val="zh_TW" w:bidi="zh_TW"/>
-        </w:rPr>
-        <w:t>；</w:t>
-      </w:r>
-      <w:hyperlink r:id="rId121">
-        <w:r>
-          <w:rPr>
-            <w:lang w:val="zh_TW" w:bidi="zh_TW"/>
-          </w:rPr>
-          <w:rPr>
-            <w:color w:val="0000EE"/>
-            <w:u w:val="single"/>
-          </w:rPr>
-          <w:t>徒10:42，</w:t>
-        </w:r>
-      </w:hyperlink>
-      <w:hyperlink r:id="rId122">
-        <w:r>
-          <w:rPr>
-            <w:lang w:val="zh_TW" w:bidi="zh_TW"/>
-          </w:rPr>
-          <w:rPr>
-            <w:color w:val="0000EE"/>
-            <w:u w:val="single"/>
-          </w:rPr>
-          <w:t>17:31</w:t>
-        </w:r>
-      </w:hyperlink>
-      <w:r>
-        <w:rPr>
-          <w:lang w:val="zh_TW" w:bidi="zh_TW"/>
-        </w:rPr>
-        <w:t>；</w:t>
-      </w:r>
-      <w:hyperlink r:id="rId123">
-        <w:r>
-          <w:rPr>
-            <w:lang w:val="zh_TW" w:bidi="zh_TW"/>
-          </w:rPr>
-          <w:rPr>
-            <w:color w:val="0000EE"/>
-            <w:u w:val="single"/>
-          </w:rPr>
-          <w:t>提後4:1</w:t>
-        </w:r>
-      </w:hyperlink>
-      <w:r>
-        <w:rPr>
-          <w:lang w:val="zh_TW" w:bidi="zh_TW"/>
-        </w:rPr>
-        <w:t>）。那個折磨之地，承接舊約陰間作為與神分離之地的負面概念。</w:t>
-      </w:r>
-    </w:p>
-    <w:p>
-      <w:pPr/>
-      <w:r>
-        <w:rPr>
-          <w:lang w:val="zh_TW" w:bidi="zh_TW"/>
-        </w:rPr>
-      </w:r>
-      <w:r>
-        <w:rPr>
-          <w:lang w:val="zh_TW" w:bidi="zh_TW"/>
-        </w:rPr>
-        <w:t>耶穌宣揚悔改的信息，強調地獄的危險，較少提到義人死後所到之處。然而，義人終會在最後的審判後進入「國」，而非地獄（</w:t>
-      </w:r>
-      <w:hyperlink r:id="rId124">
-        <w:r>
-          <w:rPr>
-            <w:lang w:val="zh_TW" w:bidi="zh_TW"/>
-          </w:rPr>
-          <w:rPr>
-            <w:color w:val="0000EE"/>
-            <w:u w:val="single"/>
-          </w:rPr>
-          <w:t>太25:34</w:t>
-        </w:r>
-      </w:hyperlink>
-      <w:r>
-        <w:rPr>
-          <w:lang w:val="zh_TW" w:bidi="zh_TW"/>
-        </w:rPr>
-        <w:t>）。耶穌兩次暗示義人在死後立即進入蒙福的狀態。</w:t>
-      </w:r>
-      <w:hyperlink r:id="rId125">
-        <w:r>
-          <w:rPr>
-            <w:lang w:val="zh_TW" w:bidi="zh_TW"/>
-          </w:rPr>
-          <w:rPr>
-            <w:color w:val="0000EE"/>
-            <w:u w:val="single"/>
-          </w:rPr>
-          <w:t>路加福音十六章22節</w:t>
-        </w:r>
-      </w:hyperlink>
-      <w:r>
-        <w:rPr>
-          <w:lang w:val="zh_TW" w:bidi="zh_TW"/>
-        </w:rPr>
-        <w:t>提到死去的拉撒路在「亞伯拉罕的懷裡」，那是一個充滿安慰和平安的地方。在</w:t>
-      </w:r>
-      <w:hyperlink r:id="rId126">
-        <w:r>
-          <w:rPr>
-            <w:lang w:val="zh_TW" w:bidi="zh_TW"/>
-          </w:rPr>
-          <w:rPr>
-            <w:color w:val="0000EE"/>
-            <w:u w:val="single"/>
-          </w:rPr>
-          <w:t>路加福音二十三章43節</w:t>
-        </w:r>
-      </w:hyperlink>
-      <w:r>
-        <w:rPr>
-          <w:lang w:val="zh_TW" w:bidi="zh_TW"/>
-        </w:rPr>
-        <w:t>中，耶穌應許將與垂死的強盜一起進入天堂，那裡稱為樂園。保羅的措辭表明樂園似乎與天堂一致（</w:t>
-      </w:r>
-      <w:hyperlink r:id="rId127">
-        <w:r>
-          <w:rPr>
-            <w:lang w:val="zh_TW" w:bidi="zh_TW"/>
-          </w:rPr>
-          <w:rPr>
-            <w:color w:val="0000EE"/>
-            <w:u w:val="single"/>
-          </w:rPr>
-          <w:t>林後12:2–3</w:t>
-        </w:r>
-      </w:hyperlink>
-      <w:r>
-        <w:rPr>
-          <w:lang w:val="zh_TW" w:bidi="zh_TW"/>
-        </w:rPr>
-        <w:t>），而約翰則將樂園與新天新地聯繫起來（</w:t>
-      </w:r>
-      <w:hyperlink r:id="rId128">
-        <w:r>
-          <w:rPr>
-            <w:lang w:val="zh_TW" w:bidi="zh_TW"/>
-          </w:rPr>
-          <w:rPr>
-            <w:color w:val="0000EE"/>
-            <w:u w:val="single"/>
-          </w:rPr>
-          <w:t>啟2:7，</w:t>
-        </w:r>
-      </w:hyperlink>
-      <w:hyperlink r:id="rId129">
-        <w:r>
-          <w:rPr>
-            <w:lang w:val="zh_TW" w:bidi="zh_TW"/>
-          </w:rPr>
-          <w:rPr>
-            <w:color w:val="0000EE"/>
-            <w:u w:val="single"/>
-          </w:rPr>
-          <w:t>21:1–2，</w:t>
-        </w:r>
-      </w:hyperlink>
-      <w:hyperlink r:id="rId130">
-        <w:r>
-          <w:rPr>
-            <w:lang w:val="zh_TW" w:bidi="zh_TW"/>
-          </w:rPr>
-          <w:rPr>
-            <w:color w:val="0000EE"/>
-            <w:u w:val="single"/>
-          </w:rPr>
-          <w:t>22:1–2</w:t>
-        </w:r>
-      </w:hyperlink>
-      <w:r>
-        <w:rPr>
-          <w:lang w:val="zh_TW" w:bidi="zh_TW"/>
-        </w:rPr>
-        <w:t>）。</w:t>
-      </w:r>
-    </w:p>
-    <w:p>
-      <w:pPr/>
-      <w:r>
-        <w:rPr>
-          <w:lang w:val="zh_TW" w:bidi="zh_TW"/>
-        </w:rPr>
-      </w:r>
-      <w:r>
-        <w:rPr>
-          <w:lang w:val="zh_TW" w:bidi="zh_TW"/>
-        </w:rPr>
-        <w:t>保羅和新約書信的其他作者，對惡人死後的居所所言不多。保羅僅在路過時提到「無底坑（the abyss）」（譯註：和合本譯為陰間）——他對陰間之坑的稱呼（</w:t>
-      </w:r>
-      <w:hyperlink r:id="rId131">
-        <w:r>
-          <w:rPr>
-            <w:lang w:val="zh_TW" w:bidi="zh_TW"/>
-          </w:rPr>
-          <w:rPr>
-            <w:color w:val="0000EE"/>
-            <w:u w:val="single"/>
-          </w:rPr>
-          <w:t>羅10:7</w:t>
-        </w:r>
-      </w:hyperlink>
-      <w:r>
-        <w:rPr>
-          <w:lang w:val="zh_TW" w:bidi="zh_TW"/>
-        </w:rPr>
-        <w:t>）。他提到基督降在「地下」（</w:t>
-      </w:r>
-      <w:hyperlink r:id="rId132">
-        <w:r>
-          <w:rPr>
-            <w:lang w:val="zh_TW" w:bidi="zh_TW"/>
-          </w:rPr>
-          <w:rPr>
-            <w:color w:val="0000EE"/>
-            <w:u w:val="single"/>
-          </w:rPr>
-          <w:t>弗4:9</w:t>
-        </w:r>
-      </w:hyperlink>
-      <w:r>
-        <w:rPr>
-          <w:lang w:val="zh_TW" w:bidi="zh_TW"/>
-        </w:rPr>
-        <w:t>），可能只是表達基督在死後去了死者的居所（「地下」是猶太拉比用來指陰間/地獄的用語）。彼得提到基督在死後，藉著「靈」去到某個「監獄」，向那裡的「靈」傳道（</w:t>
-      </w:r>
-      <w:hyperlink r:id="rId133">
-        <w:r>
-          <w:rPr>
-            <w:lang w:val="zh_TW" w:bidi="zh_TW"/>
-          </w:rPr>
-          <w:rPr>
-            <w:color w:val="0000EE"/>
-            <w:u w:val="single"/>
-          </w:rPr>
-          <w:t>彼前3:18–20</w:t>
-        </w:r>
-      </w:hyperlink>
-      <w:r>
-        <w:rPr>
-          <w:lang w:val="zh_TW" w:bidi="zh_TW"/>
-        </w:rPr>
-        <w:t>）。人們對該經文有不同解釋。一些人認為基督進入陰間（Hades），向挪亞時代墮落的天使（「神的兒子們」，</w:t>
-      </w:r>
-      <w:hyperlink r:id="rId134">
-        <w:r>
-          <w:rPr>
-            <w:lang w:val="zh_TW" w:bidi="zh_TW"/>
-          </w:rPr>
-          <w:rPr>
-            <w:color w:val="0000EE"/>
-            <w:u w:val="single"/>
-          </w:rPr>
-          <w:t>創6:1–4</w:t>
-        </w:r>
-      </w:hyperlink>
-      <w:r>
-        <w:rPr>
-          <w:lang w:val="zh_TW" w:bidi="zh_TW"/>
-        </w:rPr>
-        <w:t>）傳道，而不是向被囚禁的人類靈魂傳道。在</w:t>
-      </w:r>
-      <w:hyperlink r:id="rId135">
-        <w:r>
-          <w:rPr>
-            <w:lang w:val="zh_TW" w:bidi="zh_TW"/>
-          </w:rPr>
-          <w:rPr>
-            <w:color w:val="0000EE"/>
-            <w:u w:val="single"/>
-          </w:rPr>
-          <w:t>彼得後書二章4節</w:t>
-        </w:r>
-      </w:hyperlink>
-      <w:r>
-        <w:rPr>
-          <w:lang w:val="zh_TW" w:bidi="zh_TW"/>
-        </w:rPr>
-        <w:t>中，用於描述靈魂監獄的用語（通常譯為「地獄」）來自「塔耳塔洛斯」（Tartarus），是另一個指冥界的希臘文名稱。</w:t>
-      </w:r>
-    </w:p>
-    <w:p>
-      <w:pPr/>
-      <w:r>
-        <w:rPr>
-          <w:lang w:val="zh_TW" w:bidi="zh_TW"/>
-        </w:rPr>
-      </w:r>
-      <w:r>
-        <w:rPr>
-          <w:lang w:val="zh_TW" w:bidi="zh_TW"/>
-        </w:rPr>
-        <w:t>保羅多次提及義人死後的居所。最早期的幾卷書信中，他從未提到義人死後的所在地，只提到他們將會復活（</w:t>
-      </w:r>
-      <w:hyperlink r:id="rId136">
-        <w:r>
-          <w:rPr>
-            <w:lang w:val="zh_TW" w:bidi="zh_TW"/>
-          </w:rPr>
-          <w:rPr>
-            <w:color w:val="0000EE"/>
-            <w:u w:val="single"/>
-          </w:rPr>
-          <w:t>林前15章</w:t>
-        </w:r>
-      </w:hyperlink>
-      <w:r>
-        <w:rPr>
-          <w:lang w:val="zh_TW" w:bidi="zh_TW"/>
-        </w:rPr>
-        <w:t>；</w:t>
-      </w:r>
-      <w:hyperlink r:id="rId137">
-        <w:r>
-          <w:rPr>
-            <w:lang w:val="zh_TW" w:bidi="zh_TW"/>
-          </w:rPr>
-          <w:rPr>
-            <w:color w:val="0000EE"/>
-            <w:u w:val="single"/>
-          </w:rPr>
-          <w:t>帖前4:13–17</w:t>
-        </w:r>
-      </w:hyperlink>
-      <w:r>
-        <w:rPr>
-          <w:lang w:val="zh_TW" w:bidi="zh_TW"/>
-        </w:rPr>
-        <w:t>）。在幾乎必死後（</w:t>
-      </w:r>
-      <w:hyperlink r:id="rId138">
-        <w:r>
-          <w:rPr>
-            <w:lang w:val="zh_TW" w:bidi="zh_TW"/>
-          </w:rPr>
-          <w:rPr>
-            <w:color w:val="0000EE"/>
-            <w:u w:val="single"/>
-          </w:rPr>
-          <w:t>林後1:8–11</w:t>
-        </w:r>
-      </w:hyperlink>
-      <w:r>
-        <w:rPr>
-          <w:lang w:val="zh_TW" w:bidi="zh_TW"/>
-        </w:rPr>
-        <w:t>），他開始討論死者「去了哪裡」。保羅說，死亡意味著與基督同在，是比活著更好（</w:t>
-      </w:r>
-      <w:hyperlink r:id="rId139">
-        <w:r>
-          <w:rPr>
-            <w:lang w:val="zh_TW" w:bidi="zh_TW"/>
-          </w:rPr>
-          <w:rPr>
-            <w:color w:val="0000EE"/>
-            <w:u w:val="single"/>
-          </w:rPr>
-          <w:t>腓1:23</w:t>
-        </w:r>
-      </w:hyperlink>
-      <w:r>
-        <w:rPr>
-          <w:lang w:val="zh_TW" w:bidi="zh_TW"/>
-        </w:rPr>
-        <w:t>）。「離開身體」就是「與主同住」（</w:t>
-      </w:r>
-      <w:hyperlink r:id="rId140">
-        <w:r>
-          <w:rPr>
-            <w:lang w:val="zh_TW" w:bidi="zh_TW"/>
-          </w:rPr>
-          <w:rPr>
-            <w:color w:val="0000EE"/>
-            <w:u w:val="single"/>
-          </w:rPr>
-          <w:t>林後5:8</w:t>
-        </w:r>
-      </w:hyperlink>
-      <w:r>
-        <w:rPr>
-          <w:lang w:val="zh_TW" w:bidi="zh_TW"/>
-        </w:rPr>
-        <w:t>）。保羅可能指義人死後直接進入樂園與耶穌同在（參</w:t>
-      </w:r>
-      <w:hyperlink r:id="rId141">
-        <w:r>
-          <w:rPr>
-            <w:lang w:val="zh_TW" w:bidi="zh_TW"/>
-          </w:rPr>
-          <w:rPr>
-            <w:color w:val="0000EE"/>
-            <w:u w:val="single"/>
-          </w:rPr>
-          <w:t>林後12:2–4</w:t>
-        </w:r>
-      </w:hyperlink>
-      <w:r>
-        <w:rPr>
-          <w:lang w:val="zh_TW" w:bidi="zh_TW"/>
-        </w:rPr>
-        <w:t>，保羅稱天堂為第三層天）。死亡絕對無法使基督徒與基督分離（</w:t>
-      </w:r>
-      <w:hyperlink r:id="rId68">
-        <w:r>
-          <w:rPr>
-            <w:lang w:val="zh_TW" w:bidi="zh_TW"/>
-          </w:rPr>
-          <w:rPr>
-            <w:color w:val="0000EE"/>
-            <w:u w:val="single"/>
-          </w:rPr>
-          <w:t>羅8:38–39</w:t>
-        </w:r>
-      </w:hyperlink>
-      <w:r>
-        <w:rPr>
-          <w:lang w:val="zh_TW" w:bidi="zh_TW"/>
-        </w:rPr>
-        <w:t>），反而使他們進入神的同在。</w:t>
-      </w:r>
-    </w:p>
-    <w:p>
-      <w:pPr/>
-      <w:r>
-        <w:rPr>
-          <w:lang w:val="zh_TW" w:bidi="zh_TW"/>
-        </w:rPr>
-      </w:r>
-      <w:r>
-        <w:rPr>
-          <w:lang w:val="zh_TW" w:bidi="zh_TW"/>
-        </w:rPr>
-        <w:t>啟示錄對於死者的居所，特別是惡人死後的居所，有大量描述。它用兩個名稱來描述那地方，分別是「無底坑」，指所有邪靈的居所或監獄；以及「陰間」，指人類死後的居所。無底坑會出現折磨人類的鬼魔形態（</w:t>
-      </w:r>
-      <w:hyperlink r:id="rId142">
-        <w:r>
-          <w:rPr>
-            <w:lang w:val="zh_TW" w:bidi="zh_TW"/>
-          </w:rPr>
-          <w:rPr>
-            <w:color w:val="0000EE"/>
-            <w:u w:val="single"/>
-          </w:rPr>
-          <w:t>啟9:1–11</w:t>
-        </w:r>
-      </w:hyperlink>
-      <w:r>
-        <w:rPr>
-          <w:lang w:val="zh_TW" w:bidi="zh_TW"/>
-        </w:rPr>
-        <w:t>）和撒但的「獸」，後者殺死兩個見證人，並帶同「大淫婦」（</w:t>
-      </w:r>
-      <w:hyperlink r:id="rId143">
-        <w:r>
-          <w:rPr>
-            <w:lang w:val="zh_TW" w:bidi="zh_TW"/>
-          </w:rPr>
-          <w:rPr>
-            <w:color w:val="0000EE"/>
-            <w:u w:val="single"/>
-          </w:rPr>
-          <w:t>11:7，</w:t>
-        </w:r>
-      </w:hyperlink>
-      <w:hyperlink r:id="rId144">
-        <w:r>
-          <w:rPr>
-            <w:lang w:val="zh_TW" w:bidi="zh_TW"/>
-          </w:rPr>
-          <w:rPr>
-            <w:color w:val="0000EE"/>
-            <w:u w:val="single"/>
-          </w:rPr>
-          <w:t>17章</w:t>
-        </w:r>
-      </w:hyperlink>
-      <w:r>
-        <w:rPr>
-          <w:lang w:val="zh_TW" w:bidi="zh_TW"/>
-        </w:rPr>
-        <w:t>）。撒但自己將被囚禁在那裡（</w:t>
-      </w:r>
-      <w:hyperlink r:id="rId145">
-        <w:r>
-          <w:rPr>
-            <w:lang w:val="zh_TW" w:bidi="zh_TW"/>
-          </w:rPr>
-          <w:rPr>
-            <w:color w:val="0000EE"/>
-            <w:u w:val="single"/>
-          </w:rPr>
-          <w:t>20:2–3</w:t>
-        </w:r>
-      </w:hyperlink>
-      <w:r>
-        <w:rPr>
-          <w:lang w:val="zh_TW" w:bidi="zh_TW"/>
-        </w:rPr>
-        <w:t>）。耶穌將其描述為一個魔鬼及其使者預備的地方（參見</w:t>
-      </w:r>
-      <w:hyperlink r:id="rId146">
-        <w:r>
-          <w:rPr>
-            <w:lang w:val="zh_TW" w:bidi="zh_TW"/>
-          </w:rPr>
-          <w:rPr>
-            <w:color w:val="0000EE"/>
-            <w:u w:val="single"/>
-          </w:rPr>
-          <w:t>太25:41</w:t>
-        </w:r>
-      </w:hyperlink>
-      <w:r>
-        <w:rPr>
-          <w:lang w:val="zh_TW" w:bidi="zh_TW"/>
-        </w:rPr>
-        <w:t>）。對基督徒來說，這裡的好消息是，無底坑或陰間並不是一個自主的領域。啟示錄開篇時，耶穌宣告他握有陰間的鑰匙（</w:t>
-      </w:r>
-      <w:hyperlink r:id="rId147">
-        <w:r>
-          <w:rPr>
-            <w:lang w:val="zh_TW" w:bidi="zh_TW"/>
-          </w:rPr>
-          <w:rPr>
-            <w:color w:val="0000EE"/>
-            <w:u w:val="single"/>
-          </w:rPr>
-          <w:t>啟1:18</w:t>
-        </w:r>
-      </w:hyperlink>
-      <w:r>
-        <w:rPr>
-          <w:lang w:val="zh_TW" w:bidi="zh_TW"/>
-        </w:rPr>
-        <w:t>），最後祂將迫使它交出死者（</w:t>
-      </w:r>
-      <w:hyperlink r:id="rId148">
-        <w:r>
-          <w:rPr>
-            <w:lang w:val="zh_TW" w:bidi="zh_TW"/>
-          </w:rPr>
-          <w:rPr>
-            <w:color w:val="0000EE"/>
-            <w:u w:val="single"/>
-          </w:rPr>
-          <w:t>20:13</w:t>
-        </w:r>
-      </w:hyperlink>
-      <w:r>
-        <w:rPr>
-          <w:lang w:val="zh_TW" w:bidi="zh_TW"/>
-        </w:rPr>
-        <w:t>）。在此之前，無底坑的鑰匙不在撒但手中，而是掛在天上的鑰匙圈上，只分給神的使者（</w:t>
-      </w:r>
-      <w:hyperlink r:id="rId149">
-        <w:r>
-          <w:rPr>
-            <w:lang w:val="zh_TW" w:bidi="zh_TW"/>
-          </w:rPr>
-          <w:rPr>
-            <w:color w:val="0000EE"/>
-            <w:u w:val="single"/>
-          </w:rPr>
-          <w:t>9:1，</w:t>
-        </w:r>
-      </w:hyperlink>
-      <w:hyperlink r:id="rId150">
-        <w:r>
-          <w:rPr>
-            <w:lang w:val="zh_TW" w:bidi="zh_TW"/>
-          </w:rPr>
-          <w:rPr>
-            <w:color w:val="0000EE"/>
-            <w:u w:val="single"/>
-          </w:rPr>
-          <w:t>20:1</w:t>
-        </w:r>
-      </w:hyperlink>
-      <w:r>
-        <w:rPr>
-          <w:lang w:val="zh_TW" w:bidi="zh_TW"/>
-        </w:rPr>
-        <w:t>）。最終，陰間、死亡和惡人將被投入火湖（地獄），在那裡他們將遭受永恆的折磨（</w:t>
-      </w:r>
-      <w:hyperlink r:id="rId151">
-        <w:r>
-          <w:rPr>
-            <w:lang w:val="zh_TW" w:bidi="zh_TW"/>
-          </w:rPr>
-          <w:rPr>
-            <w:color w:val="0000EE"/>
-            <w:u w:val="single"/>
-          </w:rPr>
-          <w:t>19:20</w:t>
-        </w:r>
-      </w:hyperlink>
-      <w:hyperlink r:id="rId152">
-        <w:r>
-          <w:rPr>
-            <w:lang w:val="zh_TW" w:bidi="zh_TW"/>
-          </w:rPr>
-          <w:rPr>
-            <w:color w:val="0000EE"/>
-            <w:u w:val="single"/>
-          </w:rPr>
-          <w:t>，20:10、14–15，</w:t>
-        </w:r>
-      </w:hyperlink>
-      <w:hyperlink r:id="rId153">
-        <w:r>
-          <w:rPr>
-            <w:lang w:val="zh_TW" w:bidi="zh_TW"/>
-          </w:rPr>
-          <w:rPr>
-            <w:color w:val="0000EE"/>
-            <w:u w:val="single"/>
-          </w:rPr>
-          <w:t>21:8</w:t>
-        </w:r>
-      </w:hyperlink>
-      <w:r>
-        <w:rPr>
-          <w:lang w:val="zh_TW" w:bidi="zh_TW"/>
-        </w:rPr>
-        <w:t>）。</w:t>
-      </w:r>
-    </w:p>
-    <w:p>
-      <w:pPr/>
-      <w:r>
-        <w:rPr>
-          <w:lang w:val="zh_TW" w:bidi="zh_TW"/>
-        </w:rPr>
-      </w:r>
-      <w:r>
-        <w:rPr>
-          <w:lang w:val="zh_TW" w:bidi="zh_TW"/>
-        </w:rPr>
-        <w:t>啟示錄的作者約翰同意保羅的看法，義人死後的命運不會與惡人相同。他們不會去陰間，而是去天堂。殉道者出現在祭壇下，為他們向神呼求伸冤（</w:t>
-      </w:r>
-      <w:hyperlink r:id="rId154">
-        <w:r>
-          <w:rPr>
-            <w:lang w:val="zh_TW" w:bidi="zh_TW"/>
-          </w:rPr>
-          <w:rPr>
-            <w:color w:val="0000EE"/>
-            <w:u w:val="single"/>
-          </w:rPr>
-          <w:t>啟6:9–11</w:t>
-        </w:r>
-      </w:hyperlink>
-      <w:r>
-        <w:rPr>
-          <w:lang w:val="zh_TW" w:bidi="zh_TW"/>
-        </w:rPr>
-        <w:t>）。在另一個意象中，無數的基督徒出現在神的寶座前讚美祂（</w:t>
-      </w:r>
-      <w:hyperlink r:id="rId155">
-        <w:r>
-          <w:rPr>
-            <w:lang w:val="zh_TW" w:bidi="zh_TW"/>
-          </w:rPr>
-          <w:rPr>
-            <w:color w:val="0000EE"/>
-            <w:u w:val="single"/>
-          </w:rPr>
-          <w:t>7:9–17</w:t>
-        </w:r>
-      </w:hyperlink>
-      <w:r>
-        <w:rPr>
-          <w:lang w:val="zh_TW" w:bidi="zh_TW"/>
-        </w:rPr>
-        <w:t>）。這些信徒由基督親自牧養，不再忍受飢餓、口渴、不適或悲傷。</w:t>
-      </w:r>
-    </w:p>
-    <w:p>
-      <w:pPr>
-        <w:pStyle w:val="Heading3"/>
-      </w:pPr>
-      <w:r>
-        <w:rPr>
-          <w:lang w:val="zh_TW" w:bidi="zh_TW"/>
-        </w:rPr>
-        <w:t>結論</w:t>
-      </w:r>
-    </w:p>
-    <w:p>
-      <w:pPr/>
-      <w:r>
-        <w:rPr>
-          <w:lang w:val="zh_TW" w:bidi="zh_TW"/>
-        </w:rPr>
-      </w:r>
-      <w:r>
-        <w:rPr>
-          <w:lang w:val="zh_TW" w:bidi="zh_TW"/>
-        </w:rPr>
-        <w:t>總而言之，在舊約中，對於死者的所在地最初是一種模糊不清的概念，指一個與生命和神分離的地方。後來的作者認為，不應只有一個共同的地方（陰間〔Sheol〕），而應有兩個地方。根據基督教的教導，惡人進入陰間（Hades），這是一個充滿痛苦的地方，他們將在那裡受苦，直到審判之日；最終，他們將被丟入火湖，即地獄（Gehenna）。然而，陰間的掌管者不是魔鬼，而是基督，他掌控著整個受造世界。義人不會進入陰間，而是直接進入樂園（「亞伯拉罕的懷裡」或天堂）。在那裡，他們與基督同在；憑著信心已經親眼看見，痛苦已化為祝福，禱告也化為讚美。基督徒相信，死亡雖然令人敬畏，是「末了的仇敵」，卻不會折磨他們。死亡無法使他們與主分離，反而帶他們面對面與所愛的主相見。</w:t>
-      </w:r>
-    </w:p>
-    <w:p>
-      <w:pPr/>
-      <w:r>
-        <w:rPr>
-          <w:lang w:val="zh_TW" w:bidi="zh_TW"/>
-        </w:rPr>
-      </w:r>
-      <w:r>
-        <w:rPr>
-          <w:lang w:val="zh_TW" w:bidi="zh_TW"/>
-        </w:rPr>
-        <w:t>這次相會可能是在人死後立即發生，也可能是在復活之時發生——中間的時間毫無意義，不過如同睡眠。換句話說，對於信徒而言，死後的下一個經歷便是與基督相會。</w:t>
-      </w:r>
-    </w:p>
-    <w:p>
-      <w:pPr/>
-      <w:r>
-        <w:rPr>
-          <w:lang w:val="zh_TW" w:bidi="zh_TW"/>
-        </w:rPr>
-      </w:r>
-      <w:r>
-        <w:rPr>
-          <w:lang w:val="zh_TW" w:bidi="zh_TW"/>
-        </w:rPr>
-        <w:t>舊約和新約都將死亡描述為睡眠。在舊約中，當一個人死時，常被描述為「與列祖同睡」（例如，</w:t>
-      </w:r>
-      <w:hyperlink r:id="rId156">
-        <w:r>
-          <w:rPr>
-            <w:lang w:val="zh_TW" w:bidi="zh_TW"/>
-          </w:rPr>
-          <w:rPr>
-            <w:color w:val="0000EE"/>
-            <w:u w:val="single"/>
-          </w:rPr>
-          <w:t>申31:16</w:t>
-        </w:r>
-      </w:hyperlink>
-      <w:r>
-        <w:rPr>
-          <w:lang w:val="zh_TW" w:bidi="zh_TW"/>
-        </w:rPr>
-        <w:t>；</w:t>
-      </w:r>
-      <w:hyperlink r:id="rId157">
-        <w:r>
-          <w:rPr>
-            <w:lang w:val="zh_TW" w:bidi="zh_TW"/>
-          </w:rPr>
-          <w:rPr>
-            <w:color w:val="0000EE"/>
-            <w:u w:val="single"/>
-          </w:rPr>
-          <w:t>撒下7:12</w:t>
-        </w:r>
-      </w:hyperlink>
-      <w:r>
-        <w:rPr>
-          <w:lang w:val="zh_TW" w:bidi="zh_TW"/>
-        </w:rPr>
-        <w:t>）。耶穌自己也將死亡稱為睡眠（</w:t>
-      </w:r>
-      <w:hyperlink r:id="rId158">
-        <w:r>
-          <w:rPr>
-            <w:lang w:val="zh_TW" w:bidi="zh_TW"/>
-          </w:rPr>
-          <w:rPr>
-            <w:color w:val="0000EE"/>
-            <w:u w:val="single"/>
-          </w:rPr>
-          <w:t>太9:24</w:t>
-        </w:r>
-      </w:hyperlink>
-      <w:r>
-        <w:rPr>
-          <w:lang w:val="zh_TW" w:bidi="zh_TW"/>
-        </w:rPr>
-        <w:t>；</w:t>
-      </w:r>
-      <w:hyperlink r:id="rId159">
-        <w:r>
-          <w:rPr>
-            <w:lang w:val="zh_TW" w:bidi="zh_TW"/>
-          </w:rPr>
-          <w:rPr>
-            <w:color w:val="0000EE"/>
-            <w:u w:val="single"/>
-          </w:rPr>
-          <w:t>約11:11</w:t>
-        </w:r>
-      </w:hyperlink>
-      <w:r>
-        <w:rPr>
-          <w:lang w:val="zh_TW" w:bidi="zh_TW"/>
-        </w:rPr>
-        <w:t>）。使徒保羅也持相同看法（</w:t>
-      </w:r>
-      <w:hyperlink r:id="rId160">
-        <w:r>
-          <w:rPr>
-            <w:lang w:val="zh_TW" w:bidi="zh_TW"/>
-          </w:rPr>
-          <w:rPr>
-            <w:color w:val="0000EE"/>
-            <w:u w:val="single"/>
-          </w:rPr>
-          <w:t>林前11:30，</w:t>
-        </w:r>
-      </w:hyperlink>
-      <w:hyperlink r:id="rId161">
-        <w:r>
-          <w:rPr>
-            <w:lang w:val="zh_TW" w:bidi="zh_TW"/>
-          </w:rPr>
-          <w:rPr>
-            <w:color w:val="0000EE"/>
-            <w:u w:val="single"/>
-          </w:rPr>
-          <w:t>15:20、51</w:t>
-        </w:r>
-      </w:hyperlink>
-      <w:r>
-        <w:rPr>
-          <w:lang w:val="zh_TW" w:bidi="zh_TW"/>
-        </w:rPr>
-        <w:t>；</w:t>
-      </w:r>
-      <w:hyperlink r:id="rId43">
-        <w:r>
-          <w:rPr>
-            <w:lang w:val="zh_TW" w:bidi="zh_TW"/>
-          </w:rPr>
-          <w:rPr>
-            <w:color w:val="0000EE"/>
-            <w:u w:val="single"/>
-          </w:rPr>
-          <w:t>帖前4:14</w:t>
-        </w:r>
-      </w:hyperlink>
-      <w:r>
-        <w:rPr>
-          <w:lang w:val="zh_TW" w:bidi="zh_TW"/>
-        </w:rPr>
-        <w:t>），至少在部分經文中，表明死亡只屬暫時。因此，它被稱為睡眠。舊約</w:t>
-      </w:r>
-      <w:hyperlink r:id="rId23">
-        <w:r>
-          <w:rPr>
-            <w:lang w:val="zh_TW" w:bidi="zh_TW"/>
-          </w:rPr>
-          <w:rPr>
-            <w:color w:val="0000EE"/>
-            <w:u w:val="single"/>
-          </w:rPr>
-          <w:t>但以理書十二章2節</w:t>
-        </w:r>
-      </w:hyperlink>
-      <w:r>
-        <w:rPr>
-          <w:lang w:val="zh_TW" w:bidi="zh_TW"/>
-        </w:rPr>
-        <w:t>也指出死亡如同睡眠，直到死者復活——有些進入永生，有些進入羞辱和永遠的憎惡之中。</w:t>
-      </w:r>
-    </w:p>
-    <w:p>
-      <w:pPr/>
-      <w:r>
-        <w:rPr>
-          <w:lang w:val="zh_TW" w:bidi="zh_TW"/>
-        </w:rPr>
-      </w:r>
-      <w:r>
-        <w:rPr>
           <w:i/>
           <w:lang w:val="zh_TW" w:bidi="zh_TW"/>
         </w:rPr>
-        <w:t>另見</w:t>
-      </w:r>
-      <w:r>
-        <w:rPr>
-          <w:lang w:val="zh_TW" w:bidi="zh_TW"/>
-        </w:rPr>
-        <w:t xml:space="preserve"> </w:t>
-      </w:r>
-      <w:r>
-        <w:rPr>
-          <w:lang w:val="zh_TW" w:bidi="zh_TW"/>
-        </w:rPr>
-        <w:t>地獄（欣嫩子谷）；</w:t>
-      </w:r>
-      <w:r>
-        <w:rPr>
-          <w:lang w:val="zh_TW" w:bidi="zh_TW"/>
-        </w:rPr>
-        <w:t>陰間；</w:t>
-      </w:r>
-      <w:r>
-        <w:rPr>
-          <w:lang w:val="zh_TW" w:bidi="zh_TW"/>
-        </w:rPr>
-        <w:t>天（天堂）；</w:t>
-      </w:r>
-      <w:r>
-        <w:rPr>
-          <w:lang w:val="zh_TW" w:bidi="zh_TW"/>
-        </w:rPr>
-        <w:t>地獄；</w:t>
-      </w:r>
-      <w:r>
-        <w:rPr>
-          <w:lang w:val="zh_TW" w:bidi="zh_TW"/>
-        </w:rPr>
-        <w:t>中間狀態；</w:t>
-      </w:r>
-      <w:r>
-        <w:rPr>
-          <w:lang w:val="zh_TW" w:bidi="zh_TW"/>
-        </w:rPr>
-        <w:t>樂園；</w:t>
-      </w:r>
-      <w:r>
-        <w:rPr>
-          <w:lang w:val="zh_TW" w:bidi="zh_TW"/>
-        </w:rPr>
-        <w:t>陰間</w:t>
+        <w:t>見</w:t>
+      </w:r>
+      <w:r>
+        <w:rPr>
+          <w:lang w:val="zh_TW" w:bidi="zh_TW"/>
+        </w:rPr>
+        <w:t>敵基督</w:t>
+      </w:r>
+      <w:r>
+        <w:rPr>
+          <w:lang w:val="zh_TW" w:bidi="zh_TW"/>
+        </w:rPr>
+        <w:t>、</w:t>
+      </w:r>
+      <w:r>
+        <w:rPr>
+          <w:lang w:val="zh_TW" w:bidi="zh_TW"/>
+        </w:rPr>
+        <w:t>哈米吉多頓</w:t>
+      </w:r>
+      <w:r>
+        <w:rPr>
+          <w:lang w:val="zh_TW" w:bidi="zh_TW"/>
+        </w:rPr>
+        <w:t>、</w:t>
+      </w:r>
+      <w:r>
+        <w:rPr>
+          <w:lang w:val="zh_TW" w:bidi="zh_TW"/>
+        </w:rPr>
+        <w:t>獸印</w:t>
+      </w:r>
+      <w:r>
+        <w:rPr>
+          <w:lang w:val="zh_TW" w:bidi="zh_TW"/>
+        </w:rPr>
+        <w:t>及</w:t>
+      </w:r>
+      <w:r>
+        <w:rPr>
+          <w:lang w:val="zh_TW" w:bidi="zh_TW"/>
+        </w:rPr>
+        <w:t>啟示錄</w:t>
       </w:r>
       <w:r>
         <w:rPr>
@@ -5461,6 +4747,12 @@
   </w:num>
   <w:num w:numId="13" w16cid:durableId="592781308">
     <w:abstractNumId w:val="11"/>
+  </w:num>
+  <w:num w:numId="14">
+    <w:abstractNumId w:val="3"/>
+    <w:lvlOverride w:ilvl="0">
+      <w:startOverride w:val="1"/>
+    </w:lvlOverride>
   </w:num>
   <w:numIdMacAtCleanup w:val="10"/>
 </w:numbering>

--- a/zht/docx/130.content.docx
+++ b/zht/docx/130.content.docx
@@ -149,7 +149,7 @@
         <w:rPr>
           <w:lang w:val="zh_TW" w:bidi="zh_TW"/>
         </w:rPr>
-        <w:t>shou</w:t>
+        <w:t>rong</w:t>
       </w:r>
       <w:r>
         <w:rPr>
@@ -212,7 +212,7 @@
         <w:rPr>
           <w:lang w:val="zh_TW" w:bidi="zh_TW"/>
         </w:rPr>
-        <w:t>手</w:t>
+        <w:t>榮耀</w:t>
       </w:r>
       <w:r>
         <w:rPr>
@@ -231,7 +231,18 @@
         <w:rPr>
           <w:lang w:val="zh_TW" w:bidi="zh_TW"/>
         </w:rPr>
-        <w:t>手是身體前肢的末端部份，具有抓握的能力。聖經中使用了「手」數百次來描述人體的一個部份，也經常用於隱喻或比喻中。</w:t>
+        <w:t>神的獨特的榮光及其對人的影響。</w:t>
+      </w:r>
+    </w:p>
+    <w:p>
+      <w:pPr>
+        <w:pStyle w:val="Heading3"/>
+      </w:pPr>
+      <w:r>
+        <w:rPr>
+          <w:lang w:val="zh_TW" w:bidi="zh_TW"/>
+        </w:rPr>
+        <w:t>神的榮耀</w:t>
       </w:r>
     </w:p>
     <w:p>
@@ -245,361 +256,18 @@
         <w:rPr>
           <w:lang w:val="zh_TW" w:bidi="zh_TW"/>
         </w:rPr>
-        <w:t>比喻上，手意味著權力（</w:t>
-      </w:r>
-      <w:hyperlink r:id="rId13">
-        <w:r>
-          <w:rPr>
-            <w:lang w:val="zh_TW" w:bidi="zh_TW"/>
-          </w:rPr>
-          <w:rPr>
-            <w:color w:val="0000EE"/>
-            <w:u w:val="single"/>
-          </w:rPr>
-          <w:t>申2:15</w:t>
-        </w:r>
-      </w:hyperlink>
-      <w:r>
-        <w:rPr>
-          <w:lang w:val="zh_TW" w:bidi="zh_TW"/>
-        </w:rPr>
-        <w:t>；</w:t>
-      </w:r>
-      <w:hyperlink r:id="rId14">
-        <w:r>
-          <w:rPr>
-            <w:lang w:val="zh_TW" w:bidi="zh_TW"/>
-          </w:rPr>
-          <w:rPr>
-            <w:color w:val="0000EE"/>
-            <w:u w:val="single"/>
-          </w:rPr>
-          <w:t>詩31:5</w:t>
-        </w:r>
-      </w:hyperlink>
-      <w:r>
-        <w:rPr>
-          <w:lang w:val="zh_TW" w:bidi="zh_TW"/>
-        </w:rPr>
-        <w:t>；</w:t>
-      </w:r>
-      <w:hyperlink r:id="rId15">
-        <w:r>
-          <w:rPr>
-            <w:lang w:val="zh_TW" w:bidi="zh_TW"/>
-          </w:rPr>
-          <w:rPr>
-            <w:color w:val="0000EE"/>
-            <w:u w:val="single"/>
-          </w:rPr>
-          <w:t>可14:62</w:t>
-        </w:r>
-      </w:hyperlink>
-      <w:r>
-        <w:rPr>
-          <w:lang w:val="zh_TW" w:bidi="zh_TW"/>
-        </w:rPr>
-        <w:t>）。在</w:t>
-      </w:r>
-      <w:hyperlink r:id="rId16">
-        <w:r>
-          <w:rPr>
-            <w:lang w:val="zh_TW" w:bidi="zh_TW"/>
-          </w:rPr>
-          <w:rPr>
-            <w:color w:val="0000EE"/>
-            <w:u w:val="single"/>
-          </w:rPr>
-          <w:t>約書亞記8:20</w:t>
-        </w:r>
-      </w:hyperlink>
-      <w:r>
-        <w:rPr>
-          <w:lang w:val="zh_TW" w:bidi="zh_TW"/>
-        </w:rPr>
-        <w:t>中「手的力量（原文）」被翻譯為「逃跑」（見</w:t>
-      </w:r>
-      <w:hyperlink r:id="rId17">
-        <w:r>
-          <w:rPr>
-            <w:lang w:val="zh_TW" w:bidi="zh_TW"/>
-          </w:rPr>
-          <w:rPr>
-            <w:color w:val="0000EE"/>
-            <w:u w:val="single"/>
-          </w:rPr>
-          <w:t>詩76:5</w:t>
-        </w:r>
-      </w:hyperlink>
-      <w:r>
-        <w:rPr>
-          <w:lang w:val="zh_TW" w:bidi="zh_TW"/>
-        </w:rPr>
-        <w:t>）。相反，無力的手象徵著優柔寡斷和軟弱（</w:t>
-      </w:r>
-      <w:hyperlink r:id="rId18">
-        <w:r>
-          <w:rPr>
-            <w:lang w:val="zh_TW" w:bidi="zh_TW"/>
-          </w:rPr>
-          <w:rPr>
-            <w:color w:val="0000EE"/>
-            <w:u w:val="single"/>
-          </w:rPr>
-          <w:t>賽35:3</w:t>
-        </w:r>
-      </w:hyperlink>
-      <w:r>
-        <w:rPr>
-          <w:lang w:val="zh_TW" w:bidi="zh_TW"/>
-        </w:rPr>
-        <w:t>）。握手表示友誼（</w:t>
-      </w:r>
-      <w:hyperlink r:id="rId19">
-        <w:r>
-          <w:rPr>
-            <w:lang w:val="zh_TW" w:bidi="zh_TW"/>
-          </w:rPr>
-          <w:rPr>
-            <w:color w:val="0000EE"/>
-            <w:u w:val="single"/>
-          </w:rPr>
-          <w:t>王下10:15</w:t>
-        </w:r>
-      </w:hyperlink>
-      <w:r>
-        <w:rPr>
-          <w:lang w:val="zh_TW" w:bidi="zh_TW"/>
-        </w:rPr>
-        <w:t>）。讓某人坐在右手邊，表示對他的偏愛（</w:t>
-      </w:r>
-      <w:hyperlink r:id="rId20">
-        <w:r>
-          <w:rPr>
-            <w:lang w:val="zh_TW" w:bidi="zh_TW"/>
-          </w:rPr>
-          <w:rPr>
-            <w:color w:val="0000EE"/>
-            <w:u w:val="single"/>
-          </w:rPr>
-          <w:t>詩16:11</w:t>
-        </w:r>
-      </w:hyperlink>
-      <w:r>
-        <w:rPr>
-          <w:lang w:val="zh_TW" w:bidi="zh_TW"/>
-        </w:rPr>
-        <w:t>，</w:t>
-      </w:r>
-      <w:hyperlink r:id="rId20">
-        <w:r>
-          <w:rPr>
-            <w:lang w:val="zh_TW" w:bidi="zh_TW"/>
-          </w:rPr>
-          <w:rPr>
-            <w:color w:val="0000EE"/>
-            <w:u w:val="single"/>
-          </w:rPr>
-          <w:t xml:space="preserve"> </w:t>
-        </w:r>
-      </w:hyperlink>
-      <w:hyperlink r:id="rId21">
-        <w:r>
-          <w:rPr>
-            <w:lang w:val="zh_TW" w:bidi="zh_TW"/>
-          </w:rPr>
-          <w:rPr>
-            <w:color w:val="0000EE"/>
-            <w:u w:val="single"/>
-          </w:rPr>
-          <w:t>77:10</w:t>
-        </w:r>
-      </w:hyperlink>
-      <w:r>
-        <w:rPr>
-          <w:lang w:val="zh_TW" w:bidi="zh_TW"/>
-        </w:rPr>
-        <w:t>，</w:t>
-      </w:r>
-      <w:hyperlink r:id="rId22">
-        <w:r>
-          <w:rPr>
-            <w:lang w:val="zh_TW" w:bidi="zh_TW"/>
-          </w:rPr>
-          <w:rPr>
-            <w:color w:val="0000EE"/>
-            <w:u w:val="single"/>
-          </w:rPr>
-          <w:t>110:1</w:t>
-        </w:r>
-      </w:hyperlink>
-      <w:r>
-        <w:rPr>
-          <w:lang w:val="zh_TW" w:bidi="zh_TW"/>
-        </w:rPr>
-        <w:t>）。潔淨的手象徵著清白無罪（</w:t>
-      </w:r>
-      <w:hyperlink r:id="rId23">
-        <w:r>
-          <w:rPr>
-            <w:lang w:val="zh_TW" w:bidi="zh_TW"/>
-          </w:rPr>
-          <w:rPr>
-            <w:color w:val="0000EE"/>
-            <w:u w:val="single"/>
-          </w:rPr>
-          <w:t>詩26:6</w:t>
-        </w:r>
-      </w:hyperlink>
-      <w:r>
-        <w:rPr>
-          <w:lang w:val="zh_TW" w:bidi="zh_TW"/>
-        </w:rPr>
-        <w:t>），而擊掌則表示達成協議（</w:t>
-      </w:r>
-      <w:hyperlink r:id="rId24">
-        <w:r>
-          <w:rPr>
-            <w:lang w:val="zh_TW" w:bidi="zh_TW"/>
-          </w:rPr>
-          <w:rPr>
-            <w:color w:val="0000EE"/>
-            <w:u w:val="single"/>
-          </w:rPr>
-          <w:t>箴6:1</w:t>
-        </w:r>
-      </w:hyperlink>
-      <w:r>
-        <w:rPr>
-          <w:lang w:val="zh_TW" w:bidi="zh_TW"/>
-        </w:rPr>
-        <w:t>）。舉手象徵暴力（</w:t>
-      </w:r>
-      <w:hyperlink r:id="rId25">
-        <w:r>
-          <w:rPr>
-            <w:lang w:val="zh_TW" w:bidi="zh_TW"/>
-          </w:rPr>
-          <w:rPr>
-            <w:color w:val="0000EE"/>
-            <w:u w:val="single"/>
-          </w:rPr>
-          <w:t>王上11:26</w:t>
-        </w:r>
-      </w:hyperlink>
-      <w:r>
-        <w:rPr>
-          <w:lang w:val="zh_TW" w:bidi="zh_TW"/>
-        </w:rPr>
-        <w:t>）。舉手又可用於懇求的禱告（</w:t>
-      </w:r>
-      <w:hyperlink r:id="rId26">
-        <w:r>
-          <w:rPr>
-            <w:lang w:val="zh_TW" w:bidi="zh_TW"/>
-          </w:rPr>
-          <w:rPr>
-            <w:color w:val="0000EE"/>
-            <w:u w:val="single"/>
-          </w:rPr>
-          <w:t>出17:11</w:t>
-        </w:r>
-      </w:hyperlink>
-      <w:r>
-        <w:rPr>
-          <w:lang w:val="zh_TW" w:bidi="zh_TW"/>
-        </w:rPr>
-        <w:t>；</w:t>
-      </w:r>
-      <w:hyperlink r:id="rId27">
-        <w:r>
-          <w:rPr>
-            <w:lang w:val="zh_TW" w:bidi="zh_TW"/>
-          </w:rPr>
-          <w:rPr>
-            <w:color w:val="0000EE"/>
-            <w:u w:val="single"/>
-          </w:rPr>
-          <w:t>利9:22</w:t>
-        </w:r>
-      </w:hyperlink>
-      <w:r>
-        <w:rPr>
-          <w:lang w:val="zh_TW" w:bidi="zh_TW"/>
-        </w:rPr>
-        <w:t>；</w:t>
-      </w:r>
-      <w:hyperlink r:id="rId28">
-        <w:r>
-          <w:rPr>
-            <w:lang w:val="zh_TW" w:bidi="zh_TW"/>
-          </w:rPr>
-          <w:rPr>
-            <w:color w:val="0000EE"/>
-            <w:u w:val="single"/>
-          </w:rPr>
-          <w:t>賽1:15</w:t>
-        </w:r>
-      </w:hyperlink>
-      <w:r>
-        <w:rPr>
-          <w:lang w:val="zh_TW" w:bidi="zh_TW"/>
-        </w:rPr>
-        <w:t>；</w:t>
-      </w:r>
-      <w:hyperlink r:id="rId29">
-        <w:r>
-          <w:rPr>
-            <w:lang w:val="zh_TW" w:bidi="zh_TW"/>
-          </w:rPr>
-          <w:rPr>
-            <w:color w:val="0000EE"/>
-            <w:u w:val="single"/>
-          </w:rPr>
-          <w:t>提前2:8</w:t>
-        </w:r>
-      </w:hyperlink>
-      <w:r>
-        <w:rPr>
-          <w:lang w:val="zh_TW" w:bidi="zh_TW"/>
-        </w:rPr>
-        <w:t>）和發誓（</w:t>
-      </w:r>
-      <w:hyperlink r:id="rId30">
-        <w:r>
-          <w:rPr>
-            <w:lang w:val="zh_TW" w:bidi="zh_TW"/>
-          </w:rPr>
-          <w:rPr>
-            <w:color w:val="0000EE"/>
-            <w:u w:val="single"/>
-          </w:rPr>
-          <w:t>創14:22</w:t>
-        </w:r>
-      </w:hyperlink>
-      <w:r>
-        <w:rPr>
-          <w:lang w:val="zh_TW" w:bidi="zh_TW"/>
-        </w:rPr>
-        <w:t>；</w:t>
-      </w:r>
-      <w:hyperlink r:id="rId31">
-        <w:r>
-          <w:rPr>
-            <w:lang w:val="zh_TW" w:bidi="zh_TW"/>
-          </w:rPr>
-          <w:rPr>
-            <w:color w:val="0000EE"/>
-            <w:u w:val="single"/>
-          </w:rPr>
-          <w:t>24:2</w:t>
-        </w:r>
-      </w:hyperlink>
-      <w:r>
-        <w:rPr>
-          <w:lang w:val="zh_TW" w:bidi="zh_TW"/>
-        </w:rPr>
-        <w:t>）。</w:t>
+        <w:t>神的榮耀可以從兩個方面來描述：（1）作為一種普遍的屬性（attribute)；（2）作為指特定歷史中祂臨在的顯現。</w:t>
+      </w:r>
+    </w:p>
+    <w:p>
+      <w:pPr>
+        <w:pStyle w:val="Heading4"/>
+      </w:pPr>
+      <w:r>
+        <w:rPr>
+          <w:lang w:val="zh_TW" w:bidi="zh_TW"/>
+        </w:rPr>
+        <w:t>作為屬性</w:t>
       </w:r>
     </w:p>
     <w:p>
@@ -613,126 +281,168 @@
         <w:rPr>
           <w:lang w:val="zh_TW" w:bidi="zh_TW"/>
         </w:rPr>
-        <w:t>其它與手相關的片語表達了危及生命（</w:t>
-      </w:r>
-      <w:hyperlink r:id="rId32">
-        <w:r>
-          <w:rPr>
-            <w:lang w:val="zh_TW" w:bidi="zh_TW"/>
-          </w:rPr>
-          <w:rPr>
-            <w:color w:val="0000EE"/>
-            <w:u w:val="single"/>
-          </w:rPr>
-          <w:t>士12:3</w:t>
-        </w:r>
-      </w:hyperlink>
-      <w:r>
-        <w:rPr>
-          <w:lang w:val="zh_TW" w:bidi="zh_TW"/>
-        </w:rPr>
-        <w:t>）、喜悅（</w:t>
-      </w:r>
-      <w:hyperlink r:id="rId33">
-        <w:r>
-          <w:rPr>
-            <w:lang w:val="zh_TW" w:bidi="zh_TW"/>
-          </w:rPr>
-          <w:rPr>
-            <w:color w:val="0000EE"/>
-            <w:u w:val="single"/>
-          </w:rPr>
-          <w:t>王下11:12</w:t>
-        </w:r>
-      </w:hyperlink>
-      <w:r>
-        <w:rPr>
-          <w:lang w:val="zh_TW" w:bidi="zh_TW"/>
-        </w:rPr>
-        <w:t>）、慷慨（</w:t>
-      </w:r>
-      <w:hyperlink r:id="rId34">
-        <w:r>
-          <w:rPr>
-            <w:lang w:val="zh_TW" w:bidi="zh_TW"/>
-          </w:rPr>
-          <w:rPr>
-            <w:color w:val="0000EE"/>
-            <w:u w:val="single"/>
-          </w:rPr>
-          <w:t>申15:11</w:t>
-        </w:r>
-      </w:hyperlink>
-      <w:r>
-        <w:rPr>
-          <w:lang w:val="zh_TW" w:bidi="zh_TW"/>
-        </w:rPr>
-        <w:t>）、悲傷（</w:t>
-      </w:r>
-      <w:hyperlink r:id="rId35">
-        <w:r>
-          <w:rPr>
-            <w:lang w:val="zh_TW" w:bidi="zh_TW"/>
-          </w:rPr>
-          <w:rPr>
-            <w:color w:val="0000EE"/>
-            <w:u w:val="single"/>
-          </w:rPr>
-          <w:t>撒下13:19</w:t>
-        </w:r>
-      </w:hyperlink>
-      <w:r>
-        <w:rPr>
-          <w:lang w:val="zh_TW" w:bidi="zh_TW"/>
-        </w:rPr>
-        <w:t>）、謙卑（</w:t>
-      </w:r>
-      <w:hyperlink r:id="rId36">
-        <w:r>
-          <w:rPr>
-            <w:lang w:val="zh_TW" w:bidi="zh_TW"/>
-          </w:rPr>
-          <w:rPr>
-            <w:color w:val="0000EE"/>
-            <w:u w:val="single"/>
-          </w:rPr>
-          <w:t>箴30:32</w:t>
-        </w:r>
-      </w:hyperlink>
-      <w:r>
-        <w:rPr>
-          <w:lang w:val="zh_TW" w:bidi="zh_TW"/>
-        </w:rPr>
-        <w:t>）和承擔責任（</w:t>
-      </w:r>
-      <w:hyperlink r:id="rId37">
-        <w:r>
-          <w:rPr>
-            <w:lang w:val="zh_TW" w:bidi="zh_TW"/>
-          </w:rPr>
-          <w:rPr>
-            <w:color w:val="0000EE"/>
-            <w:u w:val="single"/>
-          </w:rPr>
-          <w:t>路9:62</w:t>
-        </w:r>
-      </w:hyperlink>
-      <w:r>
-        <w:rPr>
-          <w:lang w:val="zh_TW" w:bidi="zh_TW"/>
-        </w:rPr>
-        <w:t>）。體力勞動是人類尊嚴和責任的表現（</w:t>
-      </w:r>
-      <w:hyperlink r:id="rId38">
-        <w:r>
-          <w:rPr>
-            <w:lang w:val="zh_TW" w:bidi="zh_TW"/>
-          </w:rPr>
-          <w:rPr>
-            <w:color w:val="0000EE"/>
-            <w:u w:val="single"/>
-          </w:rPr>
-          <w:t>弗4:28</w:t>
+        <w:t>神的榮耀主要指祂的威嚴之美和和榮光，也指祂品格的彰顯（</w:t>
+      </w:r>
+      <w:hyperlink r:id="rId13">
+        <w:r>
+          <w:rPr>
+            <w:lang w:val="zh_TW" w:bidi="zh_TW"/>
+          </w:rPr>
+          <w:rPr>
+            <w:color w:val="0000EE"/>
+            <w:u w:val="single"/>
+          </w:rPr>
+          <w:t>羅3:23</w:t>
+        </w:r>
+      </w:hyperlink>
+      <w:r>
+        <w:rPr>
+          <w:lang w:val="zh_TW" w:bidi="zh_TW"/>
+        </w:rPr>
+        <w:t>）。聖經記載讚美祂榮耀的名（</w:t>
+      </w:r>
+      <w:hyperlink r:id="rId14">
+        <w:r>
+          <w:rPr>
+            <w:lang w:val="zh_TW" w:bidi="zh_TW"/>
+          </w:rPr>
+          <w:rPr>
+            <w:color w:val="0000EE"/>
+            <w:u w:val="single"/>
+          </w:rPr>
+          <w:t>尼9:5</w:t>
+        </w:r>
+      </w:hyperlink>
+      <w:r>
+        <w:rPr>
+          <w:lang w:val="zh_TW" w:bidi="zh_TW"/>
+        </w:rPr>
+        <w:t>），稱祂為榮耀的父（</w:t>
+      </w:r>
+      <w:hyperlink r:id="rId15">
+        <w:r>
+          <w:rPr>
+            <w:lang w:val="zh_TW" w:bidi="zh_TW"/>
+          </w:rPr>
+          <w:rPr>
+            <w:color w:val="0000EE"/>
+            <w:u w:val="single"/>
+          </w:rPr>
+          <w:t>弗1:17</w:t>
+        </w:r>
+      </w:hyperlink>
+      <w:r>
+        <w:rPr>
+          <w:lang w:val="zh_TW" w:bidi="zh_TW"/>
+        </w:rPr>
+        <w:t>）和榮耀的王（</w:t>
+      </w:r>
+      <w:hyperlink r:id="rId16">
+        <w:r>
+          <w:rPr>
+            <w:lang w:val="zh_TW" w:bidi="zh_TW"/>
+          </w:rPr>
+          <w:rPr>
+            <w:color w:val="0000EE"/>
+            <w:u w:val="single"/>
+          </w:rPr>
+          <w:t>詩24篇</w:t>
+        </w:r>
+      </w:hyperlink>
+      <w:r>
+        <w:rPr>
+          <w:lang w:val="zh_TW" w:bidi="zh_TW"/>
+        </w:rPr>
+        <w:t>）；祂被高舉在諸天之上，祂的榮耀遍滿全地（</w:t>
+      </w:r>
+      <w:hyperlink r:id="rId17">
+        <w:r>
+          <w:rPr>
+            <w:lang w:val="zh_TW" w:bidi="zh_TW"/>
+          </w:rPr>
+          <w:rPr>
+            <w:color w:val="0000EE"/>
+            <w:u w:val="single"/>
+          </w:rPr>
+          <w:t>詩57:5、11，</w:t>
+        </w:r>
+      </w:hyperlink>
+      <w:hyperlink r:id="rId18">
+        <w:r>
+          <w:rPr>
+            <w:lang w:val="zh_TW" w:bidi="zh_TW"/>
+          </w:rPr>
+          <w:rPr>
+            <w:color w:val="0000EE"/>
+            <w:u w:val="single"/>
+          </w:rPr>
+          <w:t>108:5，</w:t>
+        </w:r>
+      </w:hyperlink>
+      <w:hyperlink r:id="rId19">
+        <w:r>
+          <w:rPr>
+            <w:lang w:val="zh_TW" w:bidi="zh_TW"/>
+          </w:rPr>
+          <w:rPr>
+            <w:color w:val="0000EE"/>
+            <w:u w:val="single"/>
+          </w:rPr>
+          <w:t>113:4</w:t>
+        </w:r>
+      </w:hyperlink>
+      <w:r>
+        <w:rPr>
+          <w:lang w:val="zh_TW" w:bidi="zh_TW"/>
+        </w:rPr>
+        <w:t>）。祂是榮耀的神，曾向舊約的族長顯現（</w:t>
+      </w:r>
+      <w:hyperlink r:id="rId20">
+        <w:r>
+          <w:rPr>
+            <w:lang w:val="zh_TW" w:bidi="zh_TW"/>
+          </w:rPr>
+          <w:rPr>
+            <w:color w:val="0000EE"/>
+            <w:u w:val="single"/>
+          </w:rPr>
+          <w:t>徒7:2</w:t>
+        </w:r>
+      </w:hyperlink>
+      <w:r>
+        <w:rPr>
+          <w:lang w:val="zh_TW" w:bidi="zh_TW"/>
+        </w:rPr>
+        <w:t>）。祂嫉妒地維護祂的榮耀，不容讓歸予他人（</w:t>
+      </w:r>
+      <w:hyperlink r:id="rId21">
+        <w:r>
+          <w:rPr>
+            <w:lang w:val="zh_TW" w:bidi="zh_TW"/>
+          </w:rPr>
+          <w:rPr>
+            <w:color w:val="0000EE"/>
+            <w:u w:val="single"/>
+          </w:rPr>
+          <w:t>賽42:8</w:t>
+        </w:r>
+      </w:hyperlink>
+      <w:r>
+        <w:rPr>
+          <w:lang w:val="zh_TW" w:bidi="zh_TW"/>
+        </w:rPr>
+        <w:t>）；祂的作為旨在榮耀祂自己（</w:t>
+      </w:r>
+      <w:hyperlink r:id="rId22">
+        <w:r>
+          <w:rPr>
+            <w:lang w:val="zh_TW" w:bidi="zh_TW"/>
+          </w:rPr>
+          <w:rPr>
+            <w:color w:val="0000EE"/>
+            <w:u w:val="single"/>
+          </w:rPr>
+          <w:t>詩79:9</w:t>
         </w:r>
       </w:hyperlink>
       <w:r>
@@ -741,149 +451,23 @@
         </w:rPr>
         <w:t>；</w:t>
       </w:r>
-      <w:hyperlink r:id="rId39">
-        <w:r>
-          <w:rPr>
-            <w:lang w:val="zh_TW" w:bidi="zh_TW"/>
-          </w:rPr>
-          <w:rPr>
-            <w:color w:val="0000EE"/>
-            <w:u w:val="single"/>
-          </w:rPr>
-          <w:t>帖前4:11</w:t>
-        </w:r>
-      </w:hyperlink>
-      <w:r>
-        <w:rPr>
-          <w:lang w:val="zh_TW" w:bidi="zh_TW"/>
-        </w:rPr>
-        <w:t>），保羅並不以此標誌為恥，並明白的展示出來（</w:t>
-      </w:r>
-      <w:hyperlink r:id="rId40">
-        <w:r>
-          <w:rPr>
-            <w:lang w:val="zh_TW" w:bidi="zh_TW"/>
-          </w:rPr>
-          <w:rPr>
-            <w:color w:val="0000EE"/>
-            <w:u w:val="single"/>
-          </w:rPr>
-          <w:t>徒20:34</w:t>
-        </w:r>
-      </w:hyperlink>
-      <w:r>
-        <w:rPr>
-          <w:lang w:val="zh_TW" w:bidi="zh_TW"/>
-        </w:rPr>
-        <w:t>；</w:t>
-      </w:r>
-      <w:hyperlink r:id="rId41">
-        <w:r>
-          <w:rPr>
-            <w:lang w:val="zh_TW" w:bidi="zh_TW"/>
-          </w:rPr>
-          <w:rPr>
-            <w:color w:val="0000EE"/>
-            <w:u w:val="single"/>
-          </w:rPr>
-          <w:t>林前4:12</w:t>
-        </w:r>
-      </w:hyperlink>
-      <w:r>
-        <w:rPr>
-          <w:lang w:val="zh_TW" w:bidi="zh_TW"/>
-        </w:rPr>
-        <w:t>）。儀式、禮儀上的洗手是祭司在履行職責前的必要行為（</w:t>
-      </w:r>
-      <w:hyperlink r:id="rId42">
-        <w:r>
-          <w:rPr>
-            <w:lang w:val="zh_TW" w:bidi="zh_TW"/>
-          </w:rPr>
-          <w:rPr>
-            <w:color w:val="0000EE"/>
-            <w:u w:val="single"/>
-          </w:rPr>
-          <w:t>出30:19–21</w:t>
-        </w:r>
-      </w:hyperlink>
-      <w:r>
-        <w:rPr>
-          <w:lang w:val="zh_TW" w:bidi="zh_TW"/>
-        </w:rPr>
-        <w:t>；</w:t>
-      </w:r>
-      <w:hyperlink r:id="rId43">
-        <w:r>
-          <w:rPr>
-            <w:lang w:val="zh_TW" w:bidi="zh_TW"/>
-          </w:rPr>
-          <w:rPr>
-            <w:color w:val="0000EE"/>
-            <w:u w:val="single"/>
-          </w:rPr>
-          <w:t>40:30–32</w:t>
-        </w:r>
-      </w:hyperlink>
-      <w:r>
-        <w:rPr>
-          <w:lang w:val="zh_TW" w:bidi="zh_TW"/>
-        </w:rPr>
-        <w:t>）。文士和法利賽人誤用了這一點，以至於耶穌責罵只著重儀式性的洗手（</w:t>
-      </w:r>
-      <w:hyperlink r:id="rId44">
-        <w:r>
-          <w:rPr>
-            <w:lang w:val="zh_TW" w:bidi="zh_TW"/>
-          </w:rPr>
-          <w:rPr>
-            <w:color w:val="0000EE"/>
-            <w:u w:val="single"/>
-          </w:rPr>
-          <w:t>太15:1–20</w:t>
-        </w:r>
-      </w:hyperlink>
-      <w:r>
-        <w:rPr>
-          <w:lang w:val="zh_TW" w:bidi="zh_TW"/>
-        </w:rPr>
-        <w:t>；</w:t>
-      </w:r>
-      <w:hyperlink r:id="rId45">
-        <w:r>
-          <w:rPr>
-            <w:lang w:val="zh_TW" w:bidi="zh_TW"/>
-          </w:rPr>
-          <w:rPr>
-            <w:color w:val="0000EE"/>
-            <w:u w:val="single"/>
-          </w:rPr>
-          <w:t>路11:38</w:t>
-        </w:r>
-      </w:hyperlink>
-      <w:r>
-        <w:rPr>
-          <w:lang w:val="zh_TW" w:bidi="zh_TW"/>
-        </w:rPr>
-        <w:t>）。彼拉多的洗手（</w:t>
-      </w:r>
-      <w:hyperlink r:id="rId46">
-        <w:r>
-          <w:rPr>
-            <w:lang w:val="zh_TW" w:bidi="zh_TW"/>
-          </w:rPr>
-          <w:rPr>
-            <w:color w:val="0000EE"/>
-            <w:u w:val="single"/>
-          </w:rPr>
-          <w:t>太27:24</w:t>
-        </w:r>
-      </w:hyperlink>
-      <w:r>
-        <w:rPr>
-          <w:lang w:val="zh_TW" w:bidi="zh_TW"/>
-        </w:rPr>
-        <w:t>）是宣告祂對此判決的清白，因為他不想承擔責任，但沒有他的同意，這個錯誤的判決是無法完成的。</w:t>
+      <w:hyperlink r:id="rId23">
+        <w:r>
+          <w:rPr>
+            <w:lang w:val="zh_TW" w:bidi="zh_TW"/>
+          </w:rPr>
+          <w:rPr>
+            <w:color w:val="0000EE"/>
+            <w:u w:val="single"/>
+          </w:rPr>
+          <w:t>賽48:11</w:t>
+        </w:r>
+      </w:hyperlink>
+      <w:r>
+        <w:rPr>
+          <w:lang w:val="zh_TW" w:bidi="zh_TW"/>
+        </w:rPr>
+        <w:t>）。</w:t>
       </w:r>
     </w:p>
     <w:p>
@@ -897,66 +481,30 @@
         <w:rPr>
           <w:lang w:val="zh_TW" w:bidi="zh_TW"/>
         </w:rPr>
-        <w:t>當以色列「</w:t>
-      </w:r>
-      <w:r>
-        <w:rPr>
-          <w:lang w:val="zh_TW" w:bidi="zh_TW"/>
-        </w:rPr>
-        <w:t>昂然無懼地（有些譯本譯為：高舉</w:t>
-      </w:r>
-      <w:r>
-        <w:rPr>
-          <w:lang w:val="zh_TW" w:bidi="zh_TW"/>
-        </w:rPr>
-        <w:t>著手）」出埃及（</w:t>
-      </w:r>
-      <w:hyperlink r:id="rId47">
-        <w:r>
-          <w:rPr>
-            <w:lang w:val="zh_TW" w:bidi="zh_TW"/>
-          </w:rPr>
-          <w:rPr>
-            <w:color w:val="0000EE"/>
-            <w:u w:val="single"/>
-          </w:rPr>
-          <w:t>出14:8</w:t>
-        </w:r>
-      </w:hyperlink>
-      <w:r>
-        <w:rPr>
-          <w:lang w:val="zh_TW" w:bidi="zh_TW"/>
-        </w:rPr>
-        <w:t>）時，這是指耶和華的手或耶和華的幫助。耶和華的手代表神不可抗拒的力量（</w:t>
-      </w:r>
-      <w:hyperlink r:id="rId13">
-        <w:r>
-          <w:rPr>
-            <w:lang w:val="zh_TW" w:bidi="zh_TW"/>
-          </w:rPr>
-          <w:rPr>
-            <w:color w:val="0000EE"/>
-            <w:u w:val="single"/>
-          </w:rPr>
-          <w:t>申2:15</w:t>
-        </w:r>
-      </w:hyperlink>
-      <w:r>
-        <w:rPr>
-          <w:lang w:val="zh_TW" w:bidi="zh_TW"/>
-        </w:rPr>
-        <w:t>）、審判（</w:t>
-      </w:r>
-      <w:hyperlink r:id="rId48">
-        <w:r>
-          <w:rPr>
-            <w:lang w:val="zh_TW" w:bidi="zh_TW"/>
-          </w:rPr>
-          <w:rPr>
-            <w:color w:val="0000EE"/>
-            <w:u w:val="single"/>
-          </w:rPr>
-          <w:t>徒13:11</w:t>
+        <w:t>神的榮耀由受造之物所宣揚（</w:t>
+      </w:r>
+      <w:hyperlink r:id="rId24">
+        <w:r>
+          <w:rPr>
+            <w:lang w:val="zh_TW" w:bidi="zh_TW"/>
+          </w:rPr>
+          <w:rPr>
+            <w:color w:val="0000EE"/>
+            <w:u w:val="single"/>
+          </w:rPr>
+          <w:t>詩19:1，</w:t>
+        </w:r>
+      </w:hyperlink>
+      <w:hyperlink r:id="rId25">
+        <w:r>
+          <w:rPr>
+            <w:lang w:val="zh_TW" w:bidi="zh_TW"/>
+          </w:rPr>
+          <w:rPr>
+            <w:color w:val="0000EE"/>
+            <w:u w:val="single"/>
+          </w:rPr>
+          <w:t>97:6</w:t>
         </w:r>
       </w:hyperlink>
       <w:r>
@@ -965,34 +513,34 @@
         </w:rPr>
         <w:t>；</w:t>
       </w:r>
-      <w:hyperlink r:id="rId49">
-        <w:r>
-          <w:rPr>
-            <w:lang w:val="zh_TW" w:bidi="zh_TW"/>
-          </w:rPr>
-          <w:rPr>
-            <w:color w:val="0000EE"/>
-            <w:u w:val="single"/>
-          </w:rPr>
-          <w:t>來10:31</w:t>
-        </w:r>
-      </w:hyperlink>
-      <w:r>
-        <w:rPr>
-          <w:lang w:val="zh_TW" w:bidi="zh_TW"/>
-        </w:rPr>
-        <w:t>）、神聖的啟示（</w:t>
-      </w:r>
-      <w:hyperlink r:id="rId50">
-        <w:r>
-          <w:rPr>
-            <w:lang w:val="zh_TW" w:bidi="zh_TW"/>
-          </w:rPr>
-          <w:rPr>
-            <w:color w:val="0000EE"/>
-            <w:u w:val="single"/>
-          </w:rPr>
-          <w:t>結8:1</w:t>
+      <w:hyperlink r:id="rId26">
+        <w:r>
+          <w:rPr>
+            <w:lang w:val="zh_TW" w:bidi="zh_TW"/>
+          </w:rPr>
+          <w:rPr>
+            <w:color w:val="0000EE"/>
+            <w:u w:val="single"/>
+          </w:rPr>
+          <w:t>羅1:20</w:t>
+        </w:r>
+      </w:hyperlink>
+      <w:r>
+        <w:rPr>
+          <w:lang w:val="zh_TW" w:bidi="zh_TW"/>
+        </w:rPr>
+        <w:t>），也藉著祂拯救和解救的偉大行動彰顯（</w:t>
+      </w:r>
+      <w:hyperlink r:id="rId27">
+        <w:r>
+          <w:rPr>
+            <w:lang w:val="zh_TW" w:bidi="zh_TW"/>
+          </w:rPr>
+          <w:rPr>
+            <w:color w:val="0000EE"/>
+            <w:u w:val="single"/>
+          </w:rPr>
+          <w:t>代上16:24</w:t>
         </w:r>
       </w:hyperlink>
       <w:r>
@@ -1001,34 +549,40 @@
         </w:rPr>
         <w:t>；</w:t>
       </w:r>
-      <w:hyperlink r:id="rId51">
-        <w:r>
-          <w:rPr>
-            <w:lang w:val="zh_TW" w:bidi="zh_TW"/>
-          </w:rPr>
-          <w:rPr>
-            <w:color w:val="0000EE"/>
-            <w:u w:val="single"/>
-          </w:rPr>
-          <w:t>37:1</w:t>
-        </w:r>
-      </w:hyperlink>
-      <w:r>
-        <w:rPr>
-          <w:lang w:val="zh_TW" w:bidi="zh_TW"/>
-        </w:rPr>
-        <w:t>），以及神的眷顧（</w:t>
-      </w:r>
-      <w:hyperlink r:id="rId52">
-        <w:r>
-          <w:rPr>
-            <w:lang w:val="zh_TW" w:bidi="zh_TW"/>
-          </w:rPr>
-          <w:rPr>
-            <w:color w:val="0000EE"/>
-            <w:u w:val="single"/>
-          </w:rPr>
-          <w:t>拉7:6</w:t>
+      <w:hyperlink r:id="rId28">
+        <w:r>
+          <w:rPr>
+            <w:lang w:val="zh_TW" w:bidi="zh_TW"/>
+          </w:rPr>
+          <w:rPr>
+            <w:color w:val="0000EE"/>
+            <w:u w:val="single"/>
+          </w:rPr>
+          <w:t>詩72:18–19，</w:t>
+        </w:r>
+      </w:hyperlink>
+      <w:hyperlink r:id="rId29">
+        <w:r>
+          <w:rPr>
+            <w:lang w:val="zh_TW" w:bidi="zh_TW"/>
+          </w:rPr>
+          <w:rPr>
+            <w:color w:val="0000EE"/>
+            <w:u w:val="single"/>
+          </w:rPr>
+          <w:t>96:3，</w:t>
+        </w:r>
+      </w:hyperlink>
+      <w:hyperlink r:id="rId30">
+        <w:r>
+          <w:rPr>
+            <w:lang w:val="zh_TW" w:bidi="zh_TW"/>
+          </w:rPr>
+          <w:rPr>
+            <w:color w:val="0000EE"/>
+            <w:u w:val="single"/>
+          </w:rPr>
+          <w:t>145:10–12</w:t>
         </w:r>
       </w:hyperlink>
       <w:r>
@@ -1037,16 +591,142 @@
         </w:rPr>
         <w:t>；</w:t>
       </w:r>
-      <w:hyperlink r:id="rId53">
-        <w:r>
-          <w:rPr>
-            <w:lang w:val="zh_TW" w:bidi="zh_TW"/>
-          </w:rPr>
-          <w:rPr>
-            <w:color w:val="0000EE"/>
-            <w:u w:val="single"/>
-          </w:rPr>
-          <w:t>約10:28–29</w:t>
+      <w:hyperlink r:id="rId31">
+        <w:r>
+          <w:rPr>
+            <w:lang w:val="zh_TW" w:bidi="zh_TW"/>
+          </w:rPr>
+          <w:rPr>
+            <w:color w:val="0000EE"/>
+            <w:u w:val="single"/>
+          </w:rPr>
+          <w:t>約11:4、40</w:t>
+        </w:r>
+      </w:hyperlink>
+      <w:r>
+        <w:rPr>
+          <w:lang w:val="zh_TW" w:bidi="zh_TW"/>
+        </w:rPr>
+        <w:t>）。祂的榮耀是人讚美祂的主題（</w:t>
+      </w:r>
+      <w:hyperlink r:id="rId32">
+        <w:r>
+          <w:rPr>
+            <w:lang w:val="zh_TW" w:bidi="zh_TW"/>
+          </w:rPr>
+          <w:rPr>
+            <w:color w:val="0000EE"/>
+            <w:u w:val="single"/>
+          </w:rPr>
+          <w:t>代上16:24–29</w:t>
+        </w:r>
+      </w:hyperlink>
+      <w:r>
+        <w:rPr>
+          <w:lang w:val="zh_TW" w:bidi="zh_TW"/>
+        </w:rPr>
+        <w:t>；</w:t>
+      </w:r>
+      <w:hyperlink r:id="rId33">
+        <w:r>
+          <w:rPr>
+            <w:lang w:val="zh_TW" w:bidi="zh_TW"/>
+          </w:rPr>
+          <w:rPr>
+            <w:color w:val="0000EE"/>
+            <w:u w:val="single"/>
+          </w:rPr>
+          <w:t>詩29:1–2、9，</w:t>
+        </w:r>
+      </w:hyperlink>
+      <w:hyperlink r:id="rId34">
+        <w:r>
+          <w:rPr>
+            <w:lang w:val="zh_TW" w:bidi="zh_TW"/>
+          </w:rPr>
+          <w:rPr>
+            <w:color w:val="0000EE"/>
+            <w:u w:val="single"/>
+          </w:rPr>
+          <w:t>66:1–2，</w:t>
+        </w:r>
+      </w:hyperlink>
+      <w:hyperlink r:id="rId35">
+        <w:r>
+          <w:rPr>
+            <w:lang w:val="zh_TW" w:bidi="zh_TW"/>
+          </w:rPr>
+          <w:rPr>
+            <w:color w:val="0000EE"/>
+            <w:u w:val="single"/>
+          </w:rPr>
+          <w:t>96:7–8，</w:t>
+        </w:r>
+      </w:hyperlink>
+      <w:hyperlink r:id="rId36">
+        <w:r>
+          <w:rPr>
+            <w:lang w:val="zh_TW" w:bidi="zh_TW"/>
+          </w:rPr>
+          <w:rPr>
+            <w:color w:val="0000EE"/>
+            <w:u w:val="single"/>
+          </w:rPr>
+          <w:t>115:1</w:t>
+        </w:r>
+      </w:hyperlink>
+      <w:r>
+        <w:rPr>
+          <w:lang w:val="zh_TW" w:bidi="zh_TW"/>
+        </w:rPr>
+        <w:t>；</w:t>
+      </w:r>
+      <w:hyperlink r:id="rId37">
+        <w:r>
+          <w:rPr>
+            <w:lang w:val="zh_TW" w:bidi="zh_TW"/>
+          </w:rPr>
+          <w:rPr>
+            <w:color w:val="0000EE"/>
+            <w:u w:val="single"/>
+          </w:rPr>
+          <w:t>賽42:12</w:t>
+        </w:r>
+      </w:hyperlink>
+      <w:r>
+        <w:rPr>
+          <w:lang w:val="zh_TW" w:bidi="zh_TW"/>
+        </w:rPr>
+        <w:t>；</w:t>
+      </w:r>
+      <w:hyperlink r:id="rId38">
+        <w:r>
+          <w:rPr>
+            <w:lang w:val="zh_TW" w:bidi="zh_TW"/>
+          </w:rPr>
+          <w:rPr>
+            <w:color w:val="0000EE"/>
+            <w:u w:val="single"/>
+          </w:rPr>
+          <w:t>羅4:20</w:t>
+        </w:r>
+      </w:hyperlink>
+      <w:r>
+        <w:rPr>
+          <w:lang w:val="zh_TW" w:bidi="zh_TW"/>
+        </w:rPr>
+        <w:t>；</w:t>
+      </w:r>
+      <w:hyperlink r:id="rId39">
+        <w:r>
+          <w:rPr>
+            <w:lang w:val="zh_TW" w:bidi="zh_TW"/>
+          </w:rPr>
+          <w:rPr>
+            <w:color w:val="0000EE"/>
+            <w:u w:val="single"/>
+          </w:rPr>
+          <w:t>腓2:9–11</w:t>
         </w:r>
       </w:hyperlink>
       <w:r>
@@ -1054,6 +734,17 @@
           <w:lang w:val="zh_TW" w:bidi="zh_TW"/>
         </w:rPr>
         <w:t>）。</w:t>
+      </w:r>
+    </w:p>
+    <w:p>
+      <w:pPr>
+        <w:pStyle w:val="Heading4"/>
+      </w:pPr>
+      <w:r>
+        <w:rPr>
+          <w:lang w:val="zh_TW" w:bidi="zh_TW"/>
+        </w:rPr>
+        <w:t>作為祂的臨在</w:t>
       </w:r>
     </w:p>
     <w:p>
@@ -1067,115 +758,7 @@
         <w:rPr>
           <w:lang w:val="zh_TW" w:bidi="zh_TW"/>
         </w:rPr>
-        <w:t>按手具有深遠的意義，在聖經中經常出現。在獻祭之前，獻祭的人，而不是祭司，會按手在祭物上。這個行為表示將罪過轉移到祭物上，將自己的罪連接在祭物上（</w:t>
-      </w:r>
-      <w:hyperlink r:id="rId54">
-        <w:r>
-          <w:rPr>
-            <w:lang w:val="zh_TW" w:bidi="zh_TW"/>
-          </w:rPr>
-          <w:rPr>
-            <w:color w:val="0000EE"/>
-            <w:u w:val="single"/>
-          </w:rPr>
-          <w:t>利1:4</w:t>
-        </w:r>
-      </w:hyperlink>
-      <w:r>
-        <w:rPr>
-          <w:lang w:val="zh_TW" w:bidi="zh_TW"/>
-        </w:rPr>
-        <w:t>）。按手表示任命他人擔任要職，例如當摩西委任約書亞（</w:t>
-      </w:r>
-      <w:hyperlink r:id="rId55">
-        <w:r>
-          <w:rPr>
-            <w:lang w:val="zh_TW" w:bidi="zh_TW"/>
-          </w:rPr>
-          <w:rPr>
-            <w:color w:val="0000EE"/>
-            <w:u w:val="single"/>
-          </w:rPr>
-          <w:t>民27:12–23</w:t>
-        </w:r>
-      </w:hyperlink>
-      <w:r>
-        <w:rPr>
-          <w:lang w:val="zh_TW" w:bidi="zh_TW"/>
-        </w:rPr>
-        <w:t>），使徒讓七位門徒成為他們在事工中的同工或副手（</w:t>
-      </w:r>
-      <w:hyperlink r:id="rId56">
-        <w:r>
-          <w:rPr>
-            <w:lang w:val="zh_TW" w:bidi="zh_TW"/>
-          </w:rPr>
-          <w:rPr>
-            <w:color w:val="0000EE"/>
-            <w:u w:val="single"/>
-          </w:rPr>
-          <w:t>徒6:5–6</w:t>
-        </w:r>
-      </w:hyperlink>
-      <w:r>
-        <w:rPr>
-          <w:lang w:val="zh_TW" w:bidi="zh_TW"/>
-        </w:rPr>
-        <w:t>），以及保羅和巴拿巴被任命為安提阿教會的宣教士和代表（</w:t>
-      </w:r>
-      <w:hyperlink r:id="rId57">
-        <w:r>
-          <w:rPr>
-            <w:lang w:val="zh_TW" w:bidi="zh_TW"/>
-          </w:rPr>
-          <w:rPr>
-            <w:color w:val="0000EE"/>
-            <w:u w:val="single"/>
-          </w:rPr>
-          <w:t>13:3</w:t>
-        </w:r>
-      </w:hyperlink>
-      <w:r>
-        <w:rPr>
-          <w:lang w:val="zh_TW" w:bidi="zh_TW"/>
-        </w:rPr>
-        <w:t>）。通過按手，人被賦予事奉的職份，並獲得該職份成員的地位（</w:t>
-      </w:r>
-      <w:hyperlink r:id="rId58">
-        <w:r>
-          <w:rPr>
-            <w:lang w:val="zh_TW" w:bidi="zh_TW"/>
-          </w:rPr>
-          <w:rPr>
-            <w:color w:val="0000EE"/>
-            <w:u w:val="single"/>
-          </w:rPr>
-          <w:t>提前4:14</w:t>
-        </w:r>
-      </w:hyperlink>
-      <w:r>
-        <w:rPr>
-          <w:lang w:val="zh_TW" w:bidi="zh_TW"/>
-        </w:rPr>
-        <w:t>；</w:t>
-      </w:r>
-      <w:hyperlink r:id="rId59">
-        <w:r>
-          <w:rPr>
-            <w:lang w:val="zh_TW" w:bidi="zh_TW"/>
-          </w:rPr>
-          <w:rPr>
-            <w:color w:val="0000EE"/>
-            <w:u w:val="single"/>
-          </w:rPr>
-          <w:t>提後1:6</w:t>
-        </w:r>
-      </w:hyperlink>
-      <w:r>
-        <w:rPr>
-          <w:lang w:val="zh_TW" w:bidi="zh_TW"/>
-        </w:rPr>
-        <w:t>）。按手也伴隨著禱告，又或者說，按手本身就是一種禱告。正如奧古斯丁所言：「按手不就是一種禱告嗎？」</w:t>
+        <w:t>提到主的榮耀時，通常是指祂臨在的特定歷史顯現；這些場合通常與光和火的意象密切相關。最典型的例子是猶太拉比文獻中所稱的「舍吉拿榮耀（Shekinah Glory）」，意為「居住的榮耀」，主要指舊約中神在雲柱和火柱中的臨在。</w:t>
       </w:r>
     </w:p>
     <w:p>
@@ -1189,18 +772,66 @@
         <w:rPr>
           <w:lang w:val="zh_TW" w:bidi="zh_TW"/>
         </w:rPr>
-        <w:t>按手伴隨著耶穌事工中的醫治（</w:t>
-      </w:r>
-      <w:hyperlink r:id="rId60">
-        <w:r>
-          <w:rPr>
-            <w:lang w:val="zh_TW" w:bidi="zh_TW"/>
-          </w:rPr>
-          <w:rPr>
-            <w:color w:val="0000EE"/>
-            <w:u w:val="single"/>
-          </w:rPr>
-          <w:t>可6:5</w:t>
+        <w:t>首次明確提到榮耀的雲彩的經文出現在</w:t>
+      </w:r>
+      <w:hyperlink r:id="rId40">
+        <w:r>
+          <w:rPr>
+            <w:lang w:val="zh_TW" w:bidi="zh_TW"/>
+          </w:rPr>
+          <w:rPr>
+            <w:color w:val="0000EE"/>
+            <w:u w:val="single"/>
+          </w:rPr>
+          <w:t>出埃及記十三章21至22節</w:t>
+        </w:r>
+      </w:hyperlink>
+      <w:r>
+        <w:rPr>
+          <w:lang w:val="zh_TW" w:bidi="zh_TW"/>
+        </w:rPr>
+        <w:t>。在出埃及事件中，神的榮耀顯現在雲柱和火柱中，引領百姓穿越海洋和曠野（</w:t>
+      </w:r>
+      <w:hyperlink r:id="rId41">
+        <w:r>
+          <w:rPr>
+            <w:lang w:val="zh_TW" w:bidi="zh_TW"/>
+          </w:rPr>
+          <w:rPr>
+            <w:color w:val="0000EE"/>
+            <w:u w:val="single"/>
+          </w:rPr>
+          <w:t>尼9:11–12、19</w:t>
+        </w:r>
+      </w:hyperlink>
+      <w:r>
+        <w:rPr>
+          <w:lang w:val="zh_TW" w:bidi="zh_TW"/>
+        </w:rPr>
+        <w:t>）。在西奈山，當以色列人安營在山下時，神的榮耀伴隨雲和火降臨，向摩西說話，並讓百姓看見（</w:t>
+      </w:r>
+      <w:hyperlink r:id="rId42">
+        <w:r>
+          <w:rPr>
+            <w:lang w:val="zh_TW" w:bidi="zh_TW"/>
+          </w:rPr>
+          <w:rPr>
+            <w:color w:val="0000EE"/>
+            <w:u w:val="single"/>
+          </w:rPr>
+          <w:t>出19:9、16–18，</w:t>
+        </w:r>
+      </w:hyperlink>
+      <w:hyperlink r:id="rId43">
+        <w:r>
+          <w:rPr>
+            <w:lang w:val="zh_TW" w:bidi="zh_TW"/>
+          </w:rPr>
+          <w:rPr>
+            <w:color w:val="0000EE"/>
+            <w:u w:val="single"/>
+          </w:rPr>
+          <w:t>24:15–18</w:t>
         </w:r>
       </w:hyperlink>
       <w:r>
@@ -1209,16 +840,46 @@
         </w:rPr>
         <w:t>；</w:t>
       </w:r>
-      <w:hyperlink r:id="rId61">
-        <w:r>
-          <w:rPr>
-            <w:lang w:val="zh_TW" w:bidi="zh_TW"/>
-          </w:rPr>
-          <w:rPr>
-            <w:color w:val="0000EE"/>
-            <w:u w:val="single"/>
-          </w:rPr>
-          <w:t>路4:40</w:t>
+      <w:hyperlink r:id="rId44">
+        <w:r>
+          <w:rPr>
+            <w:lang w:val="zh_TW" w:bidi="zh_TW"/>
+          </w:rPr>
+          <w:rPr>
+            <w:color w:val="0000EE"/>
+            <w:u w:val="single"/>
+          </w:rPr>
+          <w:t>申5:5、22–24</w:t>
+        </w:r>
+      </w:hyperlink>
+      <w:r>
+        <w:rPr>
+          <w:lang w:val="zh_TW" w:bidi="zh_TW"/>
+        </w:rPr>
+        <w:t>）。當摩西得以一睹未被雲火遮蔽的榮耀時，他的臉發光，百姓對此感到懼怕，他需要用帕子蒙上臉（</w:t>
+      </w:r>
+      <w:hyperlink r:id="rId45">
+        <w:r>
+          <w:rPr>
+            <w:lang w:val="zh_TW" w:bidi="zh_TW"/>
+          </w:rPr>
+          <w:rPr>
+            <w:color w:val="0000EE"/>
+            <w:u w:val="single"/>
+          </w:rPr>
+          <w:t>出33:18–23，</w:t>
+        </w:r>
+      </w:hyperlink>
+      <w:hyperlink r:id="rId46">
+        <w:r>
+          <w:rPr>
+            <w:lang w:val="zh_TW" w:bidi="zh_TW"/>
+          </w:rPr>
+          <w:rPr>
+            <w:color w:val="0000EE"/>
+            <w:u w:val="single"/>
+          </w:rPr>
+          <w:t>34:29–35</w:t>
         </w:r>
       </w:hyperlink>
       <w:r>
@@ -1227,77 +888,23 @@
         </w:rPr>
         <w:t>；</w:t>
       </w:r>
-      <w:hyperlink r:id="rId62">
-        <w:r>
-          <w:rPr>
-            <w:lang w:val="zh_TW" w:bidi="zh_TW"/>
-          </w:rPr>
-          <w:rPr>
-            <w:color w:val="0000EE"/>
-            <w:u w:val="single"/>
-          </w:rPr>
-          <w:t>13:11–13</w:t>
-        </w:r>
-      </w:hyperlink>
-      <w:r>
-        <w:rPr>
-          <w:lang w:val="zh_TW" w:bidi="zh_TW"/>
-        </w:rPr>
-        <w:t>）和門徒的事工（</w:t>
-      </w:r>
-      <w:hyperlink r:id="rId63">
-        <w:r>
-          <w:rPr>
-            <w:lang w:val="zh_TW" w:bidi="zh_TW"/>
-          </w:rPr>
-          <w:rPr>
-            <w:color w:val="0000EE"/>
-            <w:u w:val="single"/>
-          </w:rPr>
-          <w:t>可16:18</w:t>
-        </w:r>
-      </w:hyperlink>
-      <w:r>
-        <w:rPr>
-          <w:lang w:val="zh_TW" w:bidi="zh_TW"/>
-        </w:rPr>
-        <w:t>；</w:t>
-      </w:r>
-      <w:hyperlink r:id="rId64">
-        <w:r>
-          <w:rPr>
-            <w:lang w:val="zh_TW" w:bidi="zh_TW"/>
-          </w:rPr>
-          <w:rPr>
-            <w:color w:val="0000EE"/>
-            <w:u w:val="single"/>
-          </w:rPr>
-          <w:t>徒9:12、17</w:t>
-        </w:r>
-      </w:hyperlink>
-      <w:r>
-        <w:rPr>
-          <w:lang w:val="zh_TW" w:bidi="zh_TW"/>
-        </w:rPr>
-        <w:t>，</w:t>
-      </w:r>
-      <w:hyperlink r:id="rId65">
-        <w:r>
-          <w:rPr>
-            <w:lang w:val="zh_TW" w:bidi="zh_TW"/>
-          </w:rPr>
-          <w:rPr>
-            <w:color w:val="0000EE"/>
-            <w:u w:val="single"/>
-          </w:rPr>
-          <w:t>28:8</w:t>
-        </w:r>
-      </w:hyperlink>
-      <w:r>
-        <w:rPr>
-          <w:lang w:val="zh_TW" w:bidi="zh_TW"/>
-        </w:rPr>
-        <w:t>），表達了醫治者對被醫治者的同情和緊密關係，被醫治者不單得到從神而來的醫治，更加強了他的信心。</w:t>
+      <w:hyperlink r:id="rId47">
+        <w:r>
+          <w:rPr>
+            <w:lang w:val="zh_TW" w:bidi="zh_TW"/>
+          </w:rPr>
+          <w:rPr>
+            <w:color w:val="0000EE"/>
+            <w:u w:val="single"/>
+          </w:rPr>
+          <w:t>林後3:7–18</w:t>
+        </w:r>
+      </w:hyperlink>
+      <w:r>
+        <w:rPr>
+          <w:lang w:val="zh_TW" w:bidi="zh_TW"/>
+        </w:rPr>
+        <w:t>）。</w:t>
       </w:r>
     </w:p>
     <w:p>
@@ -1309,38 +916,135 @@
       </w:r>
       <w:r>
         <w:rPr>
-          <w:i/>
-          <w:lang w:val="zh_TW" w:bidi="zh_TW"/>
-        </w:rPr>
-        <w:t>另見</w:t>
-      </w:r>
-      <w:r>
-        <w:rPr>
-          <w:lang w:val="zh_TW" w:bidi="zh_TW"/>
-        </w:rPr>
-        <w:t xml:space="preserve"> </w:t>
-      </w:r>
-      <w:r>
-        <w:rPr>
-          <w:lang w:val="zh_TW" w:bidi="zh_TW"/>
-        </w:rPr>
-        <w:t>右手</w:t>
-      </w:r>
-      <w:r>
-        <w:rPr>
-          <w:lang w:val="zh_TW" w:bidi="zh_TW"/>
-        </w:rPr>
-        <w:t>。</w:t>
-      </w:r>
-      <w:r>
-        <w:rPr>
-          <w:lang w:val="zh_TW" w:bidi="zh_TW"/>
-        </w:rPr>
-      </w:r>
-      <w:r>
-        <w:rPr>
-          <w:lang w:val="zh_TW" w:bidi="zh_TW"/>
-        </w:rPr>
+          <w:lang w:val="zh_TW" w:bidi="zh_TW"/>
+        </w:rPr>
+        <w:t>以色列圍繞著西奈山上的神的榮耀紮營的畫面，描繪神住在祂百姓中間的情景。當會幕完成後，百姓開始旅程時，神同在的榮耀雲彩始終停留在他們上方（</w:t>
+      </w:r>
+      <w:hyperlink r:id="rId48">
+        <w:r>
+          <w:rPr>
+            <w:lang w:val="zh_TW" w:bidi="zh_TW"/>
+          </w:rPr>
+          <w:rPr>
+            <w:color w:val="0000EE"/>
+            <w:u w:val="single"/>
+          </w:rPr>
+          <w:t>出40:34–38</w:t>
+        </w:r>
+      </w:hyperlink>
+      <w:r>
+        <w:rPr>
+          <w:lang w:val="zh_TW" w:bidi="zh_TW"/>
+        </w:rPr>
+        <w:t>；</w:t>
+      </w:r>
+      <w:hyperlink r:id="rId49">
+        <w:r>
+          <w:rPr>
+            <w:lang w:val="zh_TW" w:bidi="zh_TW"/>
+          </w:rPr>
+          <w:rPr>
+            <w:color w:val="0000EE"/>
+            <w:u w:val="single"/>
+          </w:rPr>
+          <w:t>民10:11–12</w:t>
+        </w:r>
+      </w:hyperlink>
+      <w:r>
+        <w:rPr>
+          <w:lang w:val="zh_TW" w:bidi="zh_TW"/>
+        </w:rPr>
+        <w:t>）。當他們安營時，各支派圍繞會幕紮營（</w:t>
+      </w:r>
+      <w:hyperlink r:id="rId50">
+        <w:r>
+          <w:rPr>
+            <w:lang w:val="zh_TW" w:bidi="zh_TW"/>
+          </w:rPr>
+          <w:rPr>
+            <w:color w:val="0000EE"/>
+            <w:u w:val="single"/>
+          </w:rPr>
+          <w:t>民1:50–2:2</w:t>
+        </w:r>
+      </w:hyperlink>
+      <w:r>
+        <w:rPr>
+          <w:lang w:val="zh_TW" w:bidi="zh_TW"/>
+        </w:rPr>
+        <w:t>），雲彩提醒他們，神與他們同在。後來，同樣的榮耀充滿了所羅門所建的新聖殿（</w:t>
+      </w:r>
+      <w:hyperlink r:id="rId51">
+        <w:r>
+          <w:rPr>
+            <w:lang w:val="zh_TW" w:bidi="zh_TW"/>
+          </w:rPr>
+          <w:rPr>
+            <w:color w:val="0000EE"/>
+            <w:u w:val="single"/>
+          </w:rPr>
+          <w:t>代下5:13–6:1，</w:t>
+        </w:r>
+      </w:hyperlink>
+      <w:hyperlink r:id="rId52">
+        <w:r>
+          <w:rPr>
+            <w:lang w:val="zh_TW" w:bidi="zh_TW"/>
+          </w:rPr>
+          <w:rPr>
+            <w:color w:val="0000EE"/>
+            <w:u w:val="single"/>
+          </w:rPr>
+          <w:t>7:1–3</w:t>
+        </w:r>
+      </w:hyperlink>
+      <w:r>
+        <w:rPr>
+          <w:lang w:val="zh_TW" w:bidi="zh_TW"/>
+        </w:rPr>
+        <w:t>）。詩篇作者讚頌耶路撒冷和聖殿為神榮耀的居所（</w:t>
+      </w:r>
+      <w:hyperlink r:id="rId53">
+        <w:r>
+          <w:rPr>
+            <w:lang w:val="zh_TW" w:bidi="zh_TW"/>
+          </w:rPr>
+          <w:rPr>
+            <w:color w:val="0000EE"/>
+            <w:u w:val="single"/>
+          </w:rPr>
+          <w:t>詩26:8，</w:t>
+        </w:r>
+      </w:hyperlink>
+      <w:hyperlink r:id="rId54">
+        <w:r>
+          <w:rPr>
+            <w:lang w:val="zh_TW" w:bidi="zh_TW"/>
+          </w:rPr>
+          <w:rPr>
+            <w:color w:val="0000EE"/>
+            <w:u w:val="single"/>
+          </w:rPr>
+          <w:t>63:2，</w:t>
+        </w:r>
+      </w:hyperlink>
+      <w:hyperlink r:id="rId55">
+        <w:r>
+          <w:rPr>
+            <w:lang w:val="zh_TW" w:bidi="zh_TW"/>
+          </w:rPr>
+          <w:rPr>
+            <w:color w:val="0000EE"/>
+            <w:u w:val="single"/>
+          </w:rPr>
+          <w:t>85:9</w:t>
+        </w:r>
+      </w:hyperlink>
+      <w:r>
+        <w:rPr>
+          <w:lang w:val="zh_TW" w:bidi="zh_TW"/>
+        </w:rPr>
+        <w:t>）；神住在祂百姓中間。</w:t>
       </w:r>
     </w:p>
     <w:p>
@@ -1350,21 +1054,149 @@
           <w:lang w:val="zh_TW" w:bidi="zh_TW"/>
         </w:rPr>
       </w:r>
-    </w:p>
-    <w:p>
-      <w:pPr>
-        <w:pStyle w:val="Heading2"/>
-      </w:pPr>
-      <w:r>
-        <w:rPr>
-          <w:lang w:val="zh_TW" w:bidi="zh_TW"/>
-        </w:rPr>
-        <w:t>守望台</w:t>
-      </w:r>
-      <w:r>
-        <w:rPr>
-          <w:lang w:val="zh_TW" w:bidi="zh_TW"/>
-        </w:rPr>
+      <w:r>
+        <w:rPr>
+          <w:lang w:val="zh_TW" w:bidi="zh_TW"/>
+        </w:rPr>
+        <w:t>然而，在以色列歷史的後期，他們否認神榮耀的同在（</w:t>
+      </w:r>
+      <w:hyperlink r:id="rId56">
+        <w:r>
+          <w:rPr>
+            <w:lang w:val="zh_TW" w:bidi="zh_TW"/>
+          </w:rPr>
+          <w:rPr>
+            <w:color w:val="0000EE"/>
+            <w:u w:val="single"/>
+          </w:rPr>
+          <w:t>賽3:8</w:t>
+        </w:r>
+      </w:hyperlink>
+      <w:r>
+        <w:rPr>
+          <w:lang w:val="zh_TW" w:bidi="zh_TW"/>
+        </w:rPr>
+        <w:t>），並以人手製造的偶像取代耶和華的榮耀（</w:t>
+      </w:r>
+      <w:hyperlink r:id="rId57">
+        <w:r>
+          <w:rPr>
+            <w:lang w:val="zh_TW" w:bidi="zh_TW"/>
+          </w:rPr>
+          <w:rPr>
+            <w:color w:val="0000EE"/>
+            <w:u w:val="single"/>
+          </w:rPr>
+          <w:t>詩106:20</w:t>
+        </w:r>
+      </w:hyperlink>
+      <w:r>
+        <w:rPr>
+          <w:lang w:val="zh_TW" w:bidi="zh_TW"/>
+        </w:rPr>
+        <w:t>；</w:t>
+      </w:r>
+      <w:hyperlink r:id="rId58">
+        <w:r>
+          <w:rPr>
+            <w:lang w:val="zh_TW" w:bidi="zh_TW"/>
+          </w:rPr>
+          <w:rPr>
+            <w:color w:val="0000EE"/>
+            <w:u w:val="single"/>
+          </w:rPr>
+          <w:t>耶2:10–11</w:t>
+        </w:r>
+      </w:hyperlink>
+      <w:r>
+        <w:rPr>
+          <w:lang w:val="zh_TW" w:bidi="zh_TW"/>
+        </w:rPr>
+        <w:t>；參</w:t>
+      </w:r>
+      <w:hyperlink r:id="rId59">
+        <w:r>
+          <w:rPr>
+            <w:lang w:val="zh_TW" w:bidi="zh_TW"/>
+          </w:rPr>
+          <w:rPr>
+            <w:color w:val="0000EE"/>
+            <w:u w:val="single"/>
+          </w:rPr>
+          <w:t>羅1:23</w:t>
+        </w:r>
+      </w:hyperlink>
+      <w:r>
+        <w:rPr>
+          <w:lang w:val="zh_TW" w:bidi="zh_TW"/>
+        </w:rPr>
+        <w:t>）。因他們的悖逆，審判臨到耶路撒冷，執行違背約而帶來的懲罰。神不再作悖逆祂的百姓的神（</w:t>
+      </w:r>
+      <w:hyperlink r:id="rId60">
+        <w:r>
+          <w:rPr>
+            <w:lang w:val="zh_TW" w:bidi="zh_TW"/>
+          </w:rPr>
+          <w:rPr>
+            <w:color w:val="0000EE"/>
+            <w:u w:val="single"/>
+          </w:rPr>
+          <w:t>何1:9</w:t>
+        </w:r>
+      </w:hyperlink>
+      <w:r>
+        <w:rPr>
+          <w:lang w:val="zh_TW" w:bidi="zh_TW"/>
+        </w:rPr>
+        <w:t>）。神榮耀的雲彩離開了聖殿（</w:t>
+      </w:r>
+      <w:hyperlink r:id="rId61">
+        <w:r>
+          <w:rPr>
+            <w:lang w:val="zh_TW" w:bidi="zh_TW"/>
+          </w:rPr>
+          <w:rPr>
+            <w:color w:val="0000EE"/>
+            <w:u w:val="single"/>
+          </w:rPr>
+          <w:t>結10:4、18–19，</w:t>
+        </w:r>
+      </w:hyperlink>
+      <w:hyperlink r:id="rId62">
+        <w:r>
+          <w:rPr>
+            <w:lang w:val="zh_TW" w:bidi="zh_TW"/>
+          </w:rPr>
+          <w:rPr>
+            <w:color w:val="0000EE"/>
+            <w:u w:val="single"/>
+          </w:rPr>
+          <w:t>11:22</w:t>
+        </w:r>
+      </w:hyperlink>
+      <w:r>
+        <w:rPr>
+          <w:lang w:val="zh_TW" w:bidi="zh_TW"/>
+        </w:rPr>
+        <w:t>），然後以色列人被擄（</w:t>
+      </w:r>
+      <w:hyperlink r:id="rId63">
+        <w:r>
+          <w:rPr>
+            <w:lang w:val="zh_TW" w:bidi="zh_TW"/>
+          </w:rPr>
+          <w:rPr>
+            <w:color w:val="0000EE"/>
+            <w:u w:val="single"/>
+          </w:rPr>
+          <w:t>12:1–15</w:t>
+        </w:r>
+      </w:hyperlink>
+      <w:r>
+        <w:rPr>
+          <w:lang w:val="zh_TW" w:bidi="zh_TW"/>
+        </w:rPr>
+        <w:t>）。</w:t>
       </w:r>
     </w:p>
     <w:p>
@@ -1378,7 +1210,72 @@
         <w:rPr>
           <w:lang w:val="zh_TW" w:bidi="zh_TW"/>
         </w:rPr>
-        <w:t>農民用高台來監視土地和動物。士兵也使用類似的塔樓或平台來監視他們的城市。巴勒斯坦的葡萄園中也建有瞭望樓。</w:t>
+        <w:t>然而，神決定在這審判中留下餘民，以重建城和聖殿。以西結在異象中看見耶和華的榮耀回到聖殿中（</w:t>
+      </w:r>
+      <w:hyperlink r:id="rId64">
+        <w:r>
+          <w:rPr>
+            <w:lang w:val="zh_TW" w:bidi="zh_TW"/>
+          </w:rPr>
+          <w:rPr>
+            <w:color w:val="0000EE"/>
+            <w:u w:val="single"/>
+          </w:rPr>
+          <w:t>結43:2–9</w:t>
+        </w:r>
+      </w:hyperlink>
+      <w:r>
+        <w:rPr>
+          <w:lang w:val="zh_TW" w:bidi="zh_TW"/>
+        </w:rPr>
+        <w:t>），這是一個榮耀回到純潔百姓並永遠與他們同住的時刻。當被擄結束、第二聖殿建造時，哈該和撒迦利亞以神榮耀將如同初建的聖殿般充滿新聖殿的應許，鼓勵百姓繼續建造，並使榮耀「住在你們中間」（</w:t>
+      </w:r>
+      <w:hyperlink r:id="rId65">
+        <w:r>
+          <w:rPr>
+            <w:lang w:val="zh_TW" w:bidi="zh_TW"/>
+          </w:rPr>
+          <w:rPr>
+            <w:color w:val="0000EE"/>
+            <w:u w:val="single"/>
+          </w:rPr>
+          <w:t>該2:3–9</w:t>
+        </w:r>
+      </w:hyperlink>
+      <w:r>
+        <w:rPr>
+          <w:lang w:val="zh_TW" w:bidi="zh_TW"/>
+        </w:rPr>
+        <w:t>；</w:t>
+      </w:r>
+      <w:hyperlink r:id="rId66">
+        <w:r>
+          <w:rPr>
+            <w:lang w:val="zh_TW" w:bidi="zh_TW"/>
+          </w:rPr>
+          <w:rPr>
+            <w:color w:val="0000EE"/>
+            <w:u w:val="single"/>
+          </w:rPr>
+          <w:t>亞2:5、10–11</w:t>
+        </w:r>
+      </w:hyperlink>
+      <w:r>
+        <w:rPr>
+          <w:lang w:val="zh_TW" w:bidi="zh_TW"/>
+        </w:rPr>
+        <w:t>）。</w:t>
+      </w:r>
+    </w:p>
+    <w:p>
+      <w:pPr>
+        <w:pStyle w:val="Heading3"/>
+      </w:pPr>
+      <w:r>
+        <w:rPr>
+          <w:lang w:val="zh_TW" w:bidi="zh_TW"/>
+        </w:rPr>
+        <w:t>耶穌基督顯出神的榮耀</w:t>
       </w:r>
     </w:p>
     <w:p>
@@ -1392,18 +1289,147 @@
         <w:rPr>
           <w:lang w:val="zh_TW" w:bidi="zh_TW"/>
         </w:rPr>
-        <w:t>被指派到瞭望樓的守望者監督葡萄園，保護它們免受野生動物和小偷的侵害（</w:t>
-      </w:r>
-      <w:hyperlink r:id="rId66">
-        <w:r>
-          <w:rPr>
-            <w:lang w:val="zh_TW" w:bidi="zh_TW"/>
-          </w:rPr>
-          <w:rPr>
-            <w:color w:val="0000EE"/>
-            <w:u w:val="single"/>
-          </w:rPr>
-          <w:t>賽5:2</w:t>
+        <w:t>我們並未被告知舍吉拿榮耀是否回到第二聖殿，但聖經確告訴我們，神的榮耀藉著耶穌基督再次顯現在地上。</w:t>
+      </w:r>
+      <w:hyperlink r:id="rId67">
+        <w:r>
+          <w:rPr>
+            <w:lang w:val="zh_TW" w:bidi="zh_TW"/>
+          </w:rPr>
+          <w:rPr>
+            <w:color w:val="0000EE"/>
+            <w:u w:val="single"/>
+          </w:rPr>
+          <w:t>約翰福音一章14節</w:t>
+        </w:r>
+      </w:hyperlink>
+      <w:r>
+        <w:rPr>
+          <w:lang w:val="zh_TW" w:bidi="zh_TW"/>
+        </w:rPr>
+        <w:t>說：「道成了肉身，</w:t>
+      </w:r>
+      <w:r>
+        <w:rPr>
+          <w:i/>
+          <w:lang w:val="zh_TW" w:bidi="zh_TW"/>
+        </w:rPr>
+        <w:t>住</w:t>
+      </w:r>
+      <w:r>
+        <w:rPr>
+          <w:lang w:val="zh_TW" w:bidi="zh_TW"/>
+        </w:rPr>
+        <w:t>在我們中間，充充滿滿地有恩典有真理。我們也見過他的</w:t>
+      </w:r>
+      <w:r>
+        <w:rPr>
+          <w:i/>
+          <w:lang w:val="zh_TW" w:bidi="zh_TW"/>
+        </w:rPr>
+        <w:t>榮光</w:t>
+      </w:r>
+      <w:r>
+        <w:rPr>
+          <w:lang w:val="zh_TW" w:bidi="zh_TW"/>
+        </w:rPr>
+        <w:t>，正是父獨生子的</w:t>
+      </w:r>
+      <w:r>
+        <w:rPr>
+          <w:i/>
+          <w:lang w:val="zh_TW" w:bidi="zh_TW"/>
+        </w:rPr>
+        <w:t>榮光</w:t>
+      </w:r>
+      <w:r>
+        <w:rPr>
+          <w:lang w:val="zh_TW" w:bidi="zh_TW"/>
+        </w:rPr>
+        <w:t>」。耶穌成為神永住榮耀的新會幕。神在耶穌裡住在人間。由於基督是（且仍是）神的真實形像，看到祂臉上的光就等於認識神的榮耀（</w:t>
+      </w:r>
+      <w:hyperlink r:id="rId68">
+        <w:r>
+          <w:rPr>
+            <w:lang w:val="zh_TW" w:bidi="zh_TW"/>
+          </w:rPr>
+          <w:rPr>
+            <w:color w:val="0000EE"/>
+            <w:u w:val="single"/>
+          </w:rPr>
+          <w:t>林後4:4–6</w:t>
+        </w:r>
+      </w:hyperlink>
+      <w:r>
+        <w:rPr>
+          <w:lang w:val="zh_TW" w:bidi="zh_TW"/>
+        </w:rPr>
+        <w:t>）。看到耶穌就是看到「外邦人的光， 又是你民以色列的榮耀」（</w:t>
+      </w:r>
+      <w:hyperlink r:id="rId69">
+        <w:r>
+          <w:rPr>
+            <w:lang w:val="zh_TW" w:bidi="zh_TW"/>
+          </w:rPr>
+          <w:rPr>
+            <w:color w:val="0000EE"/>
+            <w:u w:val="single"/>
+          </w:rPr>
+          <w:t>路2:30–32</w:t>
+        </w:r>
+      </w:hyperlink>
+      <w:r>
+        <w:rPr>
+          <w:lang w:val="zh_TW" w:bidi="zh_TW"/>
+        </w:rPr>
+        <w:t>）。那些見證耶穌登山變像的門徒（</w:t>
+      </w:r>
+      <w:hyperlink r:id="rId70">
+        <w:r>
+          <w:rPr>
+            <w:lang w:val="zh_TW" w:bidi="zh_TW"/>
+          </w:rPr>
+          <w:rPr>
+            <w:color w:val="0000EE"/>
+            <w:u w:val="single"/>
+          </w:rPr>
+          <w:t>太17:1–8</w:t>
+        </w:r>
+      </w:hyperlink>
+      <w:r>
+        <w:rPr>
+          <w:lang w:val="zh_TW" w:bidi="zh_TW"/>
+        </w:rPr>
+        <w:t>）以奇妙的方式看到祂的榮耀（</w:t>
+      </w:r>
+      <w:hyperlink r:id="rId71">
+        <w:r>
+          <w:rPr>
+            <w:lang w:val="zh_TW" w:bidi="zh_TW"/>
+          </w:rPr>
+          <w:rPr>
+            <w:color w:val="0000EE"/>
+            <w:u w:val="single"/>
+          </w:rPr>
+          <w:t>彼後1:16–17</w:t>
+        </w:r>
+      </w:hyperlink>
+      <w:r>
+        <w:rPr>
+          <w:lang w:val="zh_TW" w:bidi="zh_TW"/>
+        </w:rPr>
+        <w:t>），因為那是從祂人的身體中迸發出的榮耀。這榮耀的顯現預示了基督在復活與升天中所經歷的榮耀（見</w:t>
+      </w:r>
+      <w:hyperlink r:id="rId72">
+        <w:r>
+          <w:rPr>
+            <w:lang w:val="zh_TW" w:bidi="zh_TW"/>
+          </w:rPr>
+          <w:rPr>
+            <w:color w:val="0000EE"/>
+            <w:u w:val="single"/>
+          </w:rPr>
+          <w:t>約17:5</w:t>
         </w:r>
       </w:hyperlink>
       <w:r>
@@ -1412,41 +1438,23 @@
         </w:rPr>
         <w:t>；</w:t>
       </w:r>
-      <w:hyperlink r:id="rId67">
-        <w:r>
-          <w:rPr>
-            <w:lang w:val="zh_TW" w:bidi="zh_TW"/>
-          </w:rPr>
-          <w:rPr>
-            <w:color w:val="0000EE"/>
-            <w:u w:val="single"/>
-          </w:rPr>
-          <w:t>太21:33</w:t>
-        </w:r>
-      </w:hyperlink>
-      <w:r>
-        <w:rPr>
-          <w:lang w:val="zh_TW" w:bidi="zh_TW"/>
-        </w:rPr>
-        <w:t>；</w:t>
-      </w:r>
-      <w:hyperlink r:id="rId68">
-        <w:r>
-          <w:rPr>
-            <w:lang w:val="zh_TW" w:bidi="zh_TW"/>
-          </w:rPr>
-          <w:rPr>
-            <w:color w:val="0000EE"/>
-            <w:u w:val="single"/>
-          </w:rPr>
-          <w:t>可12:1</w:t>
-        </w:r>
-      </w:hyperlink>
-      <w:r>
-        <w:rPr>
-          <w:lang w:val="zh_TW" w:bidi="zh_TW"/>
-        </w:rPr>
-        <w:t>）。在巴勒斯坦，瞭望樓的建築仍然被使用。一些瞭望樓的建築也作為葡萄園工人的住所。</w:t>
+      <w:hyperlink r:id="rId73">
+        <w:r>
+          <w:rPr>
+            <w:lang w:val="zh_TW" w:bidi="zh_TW"/>
+          </w:rPr>
+          <w:rPr>
+            <w:color w:val="0000EE"/>
+            <w:u w:val="single"/>
+          </w:rPr>
+          <w:t>腓2:5–11</w:t>
+        </w:r>
+      </w:hyperlink>
+      <w:r>
+        <w:rPr>
+          <w:lang w:val="zh_TW" w:bidi="zh_TW"/>
+        </w:rPr>
+        <w:t>）。</w:t>
       </w:r>
     </w:p>
     <w:p>
@@ -1460,36 +1468,54 @@
         <w:rPr>
           <w:lang w:val="zh_TW" w:bidi="zh_TW"/>
         </w:rPr>
-        <w:t>一些瞭望樓，如在</w:t>
-      </w:r>
-      <w:hyperlink r:id="rId69">
-        <w:r>
-          <w:rPr>
-            <w:lang w:val="zh_TW" w:bidi="zh_TW"/>
-          </w:rPr>
-          <w:rPr>
-            <w:color w:val="0000EE"/>
-            <w:u w:val="single"/>
-          </w:rPr>
-          <w:t>創世記三十五章21節</w:t>
-        </w:r>
-      </w:hyperlink>
-      <w:r>
-        <w:rPr>
-          <w:lang w:val="zh_TW" w:bidi="zh_TW"/>
-        </w:rPr>
-        <w:t>中的以得臺，是在曠野地區建造的。它們為牧羊人提供了一個受保護的庇護所，以便觀察羊群。一些塔樓是加固了的前哨站，守望者用來保護城市，防止小偷侵擾貿易和交通（</w:t>
-      </w:r>
-      <w:hyperlink r:id="rId70">
-        <w:r>
-          <w:rPr>
-            <w:lang w:val="zh_TW" w:bidi="zh_TW"/>
-          </w:rPr>
-          <w:rPr>
-            <w:color w:val="0000EE"/>
-            <w:u w:val="single"/>
-          </w:rPr>
-          <w:t>王下18:8</w:t>
+        <w:t>因為耶穌謙卑自己，順服至死，神就將祂升為至高（</w:t>
+      </w:r>
+      <w:hyperlink r:id="rId74">
+        <w:r>
+          <w:rPr>
+            <w:lang w:val="zh_TW" w:bidi="zh_TW"/>
+          </w:rPr>
+          <w:rPr>
+            <w:color w:val="0000EE"/>
+            <w:u w:val="single"/>
+          </w:rPr>
+          <w:t>腓2:8–9</w:t>
+        </w:r>
+      </w:hyperlink>
+      <w:r>
+        <w:rPr>
+          <w:lang w:val="zh_TW" w:bidi="zh_TW"/>
+        </w:rPr>
+        <w:t>）。祂在十字架上受死之後，進入了祂的榮耀（</w:t>
+      </w:r>
+      <w:hyperlink r:id="rId75">
+        <w:r>
+          <w:rPr>
+            <w:lang w:val="zh_TW" w:bidi="zh_TW"/>
+          </w:rPr>
+          <w:rPr>
+            <w:color w:val="0000EE"/>
+            <w:u w:val="single"/>
+          </w:rPr>
+          <w:t>路24:26</w:t>
+        </w:r>
+      </w:hyperlink>
+      <w:r>
+        <w:rPr>
+          <w:lang w:val="zh_TW" w:bidi="zh_TW"/>
+        </w:rPr>
+        <w:t>），擁有一個全新的榮耀身體（</w:t>
+      </w:r>
+      <w:hyperlink r:id="rId76">
+        <w:r>
+          <w:rPr>
+            <w:lang w:val="zh_TW" w:bidi="zh_TW"/>
+          </w:rPr>
+          <w:rPr>
+            <w:color w:val="0000EE"/>
+            <w:u w:val="single"/>
+          </w:rPr>
+          <w:t>林前15:39–43</w:t>
         </w:r>
       </w:hyperlink>
       <w:r>
@@ -1498,16 +1524,100 @@
         </w:rPr>
         <w:t>；</w:t>
       </w:r>
-      <w:hyperlink r:id="rId71">
-        <w:r>
-          <w:rPr>
-            <w:lang w:val="zh_TW" w:bidi="zh_TW"/>
-          </w:rPr>
-          <w:rPr>
-            <w:color w:val="0000EE"/>
-            <w:u w:val="single"/>
-          </w:rPr>
-          <w:t>代下20:24</w:t>
+      <w:hyperlink r:id="rId77">
+        <w:r>
+          <w:rPr>
+            <w:lang w:val="zh_TW" w:bidi="zh_TW"/>
+          </w:rPr>
+          <w:rPr>
+            <w:color w:val="0000EE"/>
+            <w:u w:val="single"/>
+          </w:rPr>
+          <w:t>腓3:21</w:t>
+        </w:r>
+      </w:hyperlink>
+      <w:r>
+        <w:rPr>
+          <w:lang w:val="zh_TW" w:bidi="zh_TW"/>
+        </w:rPr>
+        <w:t>）。榮耀的基督向祂的僕人顯現。司提反看見了祂的榮耀（</w:t>
+      </w:r>
+      <w:hyperlink r:id="rId78">
+        <w:r>
+          <w:rPr>
+            <w:lang w:val="zh_TW" w:bidi="zh_TW"/>
+          </w:rPr>
+          <w:rPr>
+            <w:color w:val="0000EE"/>
+            <w:u w:val="single"/>
+          </w:rPr>
+          <w:t>徒7:55</w:t>
+        </w:r>
+      </w:hyperlink>
+      <w:r>
+        <w:rPr>
+          <w:lang w:val="zh_TW" w:bidi="zh_TW"/>
+        </w:rPr>
+        <w:t>），掃羅因祂的光輝而失明（</w:t>
+      </w:r>
+      <w:hyperlink r:id="rId79">
+        <w:r>
+          <w:rPr>
+            <w:lang w:val="zh_TW" w:bidi="zh_TW"/>
+          </w:rPr>
+          <w:rPr>
+            <w:color w:val="0000EE"/>
+            <w:u w:val="single"/>
+          </w:rPr>
+          <w:t>9:3</w:t>
+        </w:r>
+      </w:hyperlink>
+      <w:r>
+        <w:rPr>
+          <w:lang w:val="zh_TW" w:bidi="zh_TW"/>
+        </w:rPr>
+        <w:t>）。同一位基督被預言將以榮耀再來。祂將坐在寶座上施行審判（</w:t>
+      </w:r>
+      <w:hyperlink r:id="rId80">
+        <w:r>
+          <w:rPr>
+            <w:lang w:val="zh_TW" w:bidi="zh_TW"/>
+          </w:rPr>
+          <w:rPr>
+            <w:color w:val="0000EE"/>
+            <w:u w:val="single"/>
+          </w:rPr>
+          <w:t>太25:31</w:t>
+        </w:r>
+      </w:hyperlink>
+      <w:r>
+        <w:rPr>
+          <w:lang w:val="zh_TW" w:bidi="zh_TW"/>
+        </w:rPr>
+        <w:t>）；惡人將受到懲罰（</w:t>
+      </w:r>
+      <w:hyperlink r:id="rId81">
+        <w:r>
+          <w:rPr>
+            <w:lang w:val="zh_TW" w:bidi="zh_TW"/>
+          </w:rPr>
+          <w:rPr>
+            <w:color w:val="0000EE"/>
+            <w:u w:val="single"/>
+          </w:rPr>
+          <w:t>16:27，</w:t>
+        </w:r>
+      </w:hyperlink>
+      <w:hyperlink r:id="rId82">
+        <w:r>
+          <w:rPr>
+            <w:lang w:val="zh_TW" w:bidi="zh_TW"/>
+          </w:rPr>
+          <w:rPr>
+            <w:color w:val="0000EE"/>
+            <w:u w:val="single"/>
+          </w:rPr>
+          <w:t>24:30</w:t>
         </w:r>
       </w:hyperlink>
       <w:r>
@@ -1516,16 +1626,70 @@
         </w:rPr>
         <w:t>；</w:t>
       </w:r>
-      <w:hyperlink r:id="rId72">
-        <w:r>
-          <w:rPr>
-            <w:lang w:val="zh_TW" w:bidi="zh_TW"/>
-          </w:rPr>
-          <w:rPr>
-            <w:color w:val="0000EE"/>
-            <w:u w:val="single"/>
-          </w:rPr>
-          <w:t>賽32:14</w:t>
+      <w:hyperlink r:id="rId83">
+        <w:r>
+          <w:rPr>
+            <w:lang w:val="zh_TW" w:bidi="zh_TW"/>
+          </w:rPr>
+          <w:rPr>
+            <w:color w:val="0000EE"/>
+            <w:u w:val="single"/>
+          </w:rPr>
+          <w:t>可13:26</w:t>
+        </w:r>
+      </w:hyperlink>
+      <w:r>
+        <w:rPr>
+          <w:lang w:val="zh_TW" w:bidi="zh_TW"/>
+        </w:rPr>
+        <w:t>；</w:t>
+      </w:r>
+      <w:hyperlink r:id="rId84">
+        <w:r>
+          <w:rPr>
+            <w:lang w:val="zh_TW" w:bidi="zh_TW"/>
+          </w:rPr>
+          <w:rPr>
+            <w:color w:val="0000EE"/>
+            <w:u w:val="single"/>
+          </w:rPr>
+          <w:t>路21:27</w:t>
+        </w:r>
+      </w:hyperlink>
+      <w:r>
+        <w:rPr>
+          <w:lang w:val="zh_TW" w:bidi="zh_TW"/>
+        </w:rPr>
+        <w:t>；</w:t>
+      </w:r>
+      <w:hyperlink r:id="rId85">
+        <w:r>
+          <w:rPr>
+            <w:lang w:val="zh_TW" w:bidi="zh_TW"/>
+          </w:rPr>
+          <w:rPr>
+            <w:color w:val="0000EE"/>
+            <w:u w:val="single"/>
+          </w:rPr>
+          <w:t>帖後2:9–10</w:t>
+        </w:r>
+      </w:hyperlink>
+      <w:r>
+        <w:rPr>
+          <w:lang w:val="zh_TW" w:bidi="zh_TW"/>
+        </w:rPr>
+        <w:t>）。那些在人前承認祂的人，不必懼怕祂榮耀的顯現（</w:t>
+      </w:r>
+      <w:hyperlink r:id="rId86">
+        <w:r>
+          <w:rPr>
+            <w:lang w:val="zh_TW" w:bidi="zh_TW"/>
+          </w:rPr>
+          <w:rPr>
+            <w:color w:val="0000EE"/>
+            <w:u w:val="single"/>
+          </w:rPr>
+          <w:t>可8:38</w:t>
         </w:r>
       </w:hyperlink>
       <w:r>
@@ -1533,16 +1697,6 @@
           <w:lang w:val="zh_TW" w:bidi="zh_TW"/>
         </w:rPr>
         <w:t>）。</w:t>
-      </w:r>
-      <w:r>
-        <w:rPr>
-          <w:lang w:val="zh_TW" w:bidi="zh_TW"/>
-        </w:rPr>
-      </w:r>
-      <w:r>
-        <w:rPr>
-          <w:lang w:val="zh_TW" w:bidi="zh_TW"/>
-        </w:rPr>
       </w:r>
     </w:p>
     <w:p>
@@ -1552,21 +1706,112 @@
           <w:lang w:val="zh_TW" w:bidi="zh_TW"/>
         </w:rPr>
       </w:r>
+      <w:r>
+        <w:rPr>
+          <w:lang w:val="zh_TW" w:bidi="zh_TW"/>
+        </w:rPr>
+        <w:t>到了成全的時候，全地將被祂的榮耀充滿（</w:t>
+      </w:r>
+      <w:hyperlink r:id="rId87">
+        <w:r>
+          <w:rPr>
+            <w:lang w:val="zh_TW" w:bidi="zh_TW"/>
+          </w:rPr>
+          <w:rPr>
+            <w:color w:val="0000EE"/>
+            <w:u w:val="single"/>
+          </w:rPr>
+          <w:t>詩72:19</w:t>
+        </w:r>
+      </w:hyperlink>
+      <w:r>
+        <w:rPr>
+          <w:lang w:val="zh_TW" w:bidi="zh_TW"/>
+        </w:rPr>
+        <w:t>；</w:t>
+      </w:r>
+      <w:hyperlink r:id="rId88">
+        <w:r>
+          <w:rPr>
+            <w:lang w:val="zh_TW" w:bidi="zh_TW"/>
+          </w:rPr>
+          <w:rPr>
+            <w:color w:val="0000EE"/>
+            <w:u w:val="single"/>
+          </w:rPr>
+          <w:t>賽6:3</w:t>
+        </w:r>
+      </w:hyperlink>
+      <w:r>
+        <w:rPr>
+          <w:lang w:val="zh_TW" w:bidi="zh_TW"/>
+        </w:rPr>
+        <w:t>；</w:t>
+      </w:r>
+      <w:hyperlink r:id="rId89">
+        <w:r>
+          <w:rPr>
+            <w:lang w:val="zh_TW" w:bidi="zh_TW"/>
+          </w:rPr>
+          <w:rPr>
+            <w:color w:val="0000EE"/>
+            <w:u w:val="single"/>
+          </w:rPr>
+          <w:t>哈2:14</w:t>
+        </w:r>
+      </w:hyperlink>
+      <w:r>
+        <w:rPr>
+          <w:lang w:val="zh_TW" w:bidi="zh_TW"/>
+        </w:rPr>
+        <w:t>）。屆時，不再有榮耀的雲彩停留在聖殿上標誌聖所，因為將有新天新地（</w:t>
+      </w:r>
+      <w:hyperlink r:id="rId90">
+        <w:r>
+          <w:rPr>
+            <w:lang w:val="zh_TW" w:bidi="zh_TW"/>
+          </w:rPr>
+          <w:rPr>
+            <w:color w:val="0000EE"/>
+            <w:u w:val="single"/>
+          </w:rPr>
+          <w:t>啟21:1</w:t>
+        </w:r>
+      </w:hyperlink>
+      <w:r>
+        <w:rPr>
+          <w:lang w:val="zh_TW" w:bidi="zh_TW"/>
+        </w:rPr>
+        <w:t>）。聖城將發出神榮耀的光輝（</w:t>
+      </w:r>
+      <w:hyperlink r:id="rId91">
+        <w:r>
+          <w:rPr>
+            <w:lang w:val="zh_TW" w:bidi="zh_TW"/>
+          </w:rPr>
+          <w:rPr>
+            <w:color w:val="0000EE"/>
+            <w:u w:val="single"/>
+          </w:rPr>
+          <w:t>10–11</w:t>
+        </w:r>
+      </w:hyperlink>
+      <w:r>
+        <w:rPr>
+          <w:lang w:val="zh_TW" w:bidi="zh_TW"/>
+        </w:rPr>
+        <w:t>節）。</w:t>
+      </w:r>
     </w:p>
     <w:p>
       <w:pPr>
-        <w:pStyle w:val="Heading2"/>
-      </w:pPr>
-      <w:r>
-        <w:rPr>
-          <w:lang w:val="zh_TW" w:bidi="zh_TW"/>
-        </w:rPr>
-        <w:t>首飾，寶石</w:t>
-      </w:r>
-      <w:r>
-        <w:rPr>
-          <w:lang w:val="zh_TW" w:bidi="zh_TW"/>
-        </w:rPr>
+        <w:pStyle w:val="Heading3"/>
+      </w:pPr>
+      <w:r>
+        <w:rPr>
+          <w:lang w:val="zh_TW" w:bidi="zh_TW"/>
+        </w:rPr>
+        <w:t>榮耀與神的百姓</w:t>
       </w:r>
     </w:p>
     <w:p>
@@ -1580,18 +1825,31 @@
         <w:rPr>
           <w:lang w:val="zh_TW" w:bidi="zh_TW"/>
         </w:rPr>
-        <w:t>裝飾性的配件。在聖經中，男女都會佩戴首飾（</w:t>
-      </w:r>
-      <w:hyperlink r:id="rId73">
-        <w:r>
-          <w:rPr>
-            <w:lang w:val="zh_TW" w:bidi="zh_TW"/>
-          </w:rPr>
-          <w:rPr>
-            <w:color w:val="0000EE"/>
-            <w:u w:val="single"/>
-          </w:rPr>
-          <w:t>出11:2</w:t>
+        <w:t>神的百姓已經經歷了神同在的榮耀。舊約中的榮耀的雲彩就是</w:t>
+      </w:r>
+      <w:r>
+        <w:rPr>
+          <w:i/>
+          <w:lang w:val="zh_TW" w:bidi="zh_TW"/>
+        </w:rPr>
+        <w:t>他們</w:t>
+      </w:r>
+      <w:r>
+        <w:rPr>
+          <w:lang w:val="zh_TW" w:bidi="zh_TW"/>
+        </w:rPr>
+        <w:t>的榮耀（</w:t>
+      </w:r>
+      <w:hyperlink r:id="rId57">
+        <w:r>
+          <w:rPr>
+            <w:lang w:val="zh_TW" w:bidi="zh_TW"/>
+          </w:rPr>
+          <w:rPr>
+            <w:color w:val="0000EE"/>
+            <w:u w:val="single"/>
+          </w:rPr>
+          <w:t>詩106:20</w:t>
         </w:r>
       </w:hyperlink>
       <w:r>
@@ -1600,106 +1858,70 @@
         </w:rPr>
         <w:t>；</w:t>
       </w:r>
-      <w:hyperlink r:id="rId74">
-        <w:r>
-          <w:rPr>
-            <w:lang w:val="zh_TW" w:bidi="zh_TW"/>
-          </w:rPr>
-          <w:rPr>
-            <w:color w:val="0000EE"/>
-            <w:u w:val="single"/>
-          </w:rPr>
-          <w:t>賽3:18</w:t>
-        </w:r>
-      </w:hyperlink>
-      <w:r>
-        <w:rPr>
-          <w:lang w:val="zh_TW" w:bidi="zh_TW"/>
-        </w:rPr>
-        <w:t>–</w:t>
-      </w:r>
-      <w:hyperlink r:id="rId74">
-        <w:r>
-          <w:rPr>
-            <w:lang w:val="zh_TW" w:bidi="zh_TW"/>
-          </w:rPr>
-          <w:rPr>
-            <w:color w:val="0000EE"/>
-            <w:u w:val="single"/>
-          </w:rPr>
-          <w:t>21</w:t>
-        </w:r>
-      </w:hyperlink>
-      <w:r>
-        <w:rPr>
-          <w:lang w:val="zh_TW" w:bidi="zh_TW"/>
-        </w:rPr>
-        <w:t>）。人們也會將首飾作為禮物贈送（</w:t>
-      </w:r>
-      <w:hyperlink r:id="rId75">
-        <w:r>
-          <w:rPr>
-            <w:lang w:val="zh_TW" w:bidi="zh_TW"/>
-          </w:rPr>
-          <w:rPr>
-            <w:color w:val="0000EE"/>
-            <w:u w:val="single"/>
-          </w:rPr>
-          <w:t>創24:22</w:t>
-        </w:r>
-      </w:hyperlink>
-      <w:r>
-        <w:rPr>
-          <w:lang w:val="zh_TW" w:bidi="zh_TW"/>
-        </w:rPr>
-        <w:t>、</w:t>
-      </w:r>
-      <w:hyperlink r:id="rId75">
-        <w:r>
-          <w:rPr>
-            <w:lang w:val="zh_TW" w:bidi="zh_TW"/>
-          </w:rPr>
-          <w:rPr>
-            <w:color w:val="0000EE"/>
-            <w:u w:val="single"/>
-          </w:rPr>
-          <w:t>53</w:t>
-        </w:r>
-      </w:hyperlink>
-      <w:r>
-        <w:rPr>
-          <w:lang w:val="zh_TW" w:bidi="zh_TW"/>
-        </w:rPr>
-        <w:t>）。在戰爭中，人們常掠奪首飾（</w:t>
-      </w:r>
-      <w:hyperlink r:id="rId76">
-        <w:r>
-          <w:rPr>
-            <w:lang w:val="zh_TW" w:bidi="zh_TW"/>
-          </w:rPr>
-          <w:rPr>
-            <w:color w:val="0000EE"/>
-            <w:u w:val="single"/>
-          </w:rPr>
-          <w:t>代下20:25</w:t>
-        </w:r>
-      </w:hyperlink>
-      <w:r>
-        <w:rPr>
-          <w:lang w:val="zh_TW" w:bidi="zh_TW"/>
-        </w:rPr>
-        <w:t>）。在貨幣尚未出現之前，金製首飾是財富的象徵（</w:t>
-      </w:r>
-      <w:hyperlink r:id="rId77">
-        <w:r>
-          <w:rPr>
-            <w:lang w:val="zh_TW" w:bidi="zh_TW"/>
-          </w:rPr>
-          <w:rPr>
-            <w:color w:val="0000EE"/>
-            <w:u w:val="single"/>
-          </w:rPr>
-          <w:t>代下21:3</w:t>
+      <w:hyperlink r:id="rId92">
+        <w:r>
+          <w:rPr>
+            <w:lang w:val="zh_TW" w:bidi="zh_TW"/>
+          </w:rPr>
+          <w:rPr>
+            <w:color w:val="0000EE"/>
+            <w:u w:val="single"/>
+          </w:rPr>
+          <w:t>耶2:11</w:t>
+        </w:r>
+      </w:hyperlink>
+      <w:r>
+        <w:rPr>
+          <w:lang w:val="zh_TW" w:bidi="zh_TW"/>
+        </w:rPr>
+        <w:t>）。基督作為神榮耀的化身來到祂的百姓中間，當基督升天後，祂將聖靈賜給信徒（</w:t>
+      </w:r>
+      <w:hyperlink r:id="rId93">
+        <w:r>
+          <w:rPr>
+            <w:lang w:val="zh_TW" w:bidi="zh_TW"/>
+          </w:rPr>
+          <w:rPr>
+            <w:color w:val="0000EE"/>
+            <w:u w:val="single"/>
+          </w:rPr>
+          <w:t>約16:7–14</w:t>
+        </w:r>
+      </w:hyperlink>
+      <w:r>
+        <w:rPr>
+          <w:lang w:val="zh_TW" w:bidi="zh_TW"/>
+        </w:rPr>
+        <w:t>），使神可以住在祂的百姓中間。為基督名受苦的人，榮耀的靈住在他們身上（</w:t>
+      </w:r>
+      <w:hyperlink r:id="rId94">
+        <w:r>
+          <w:rPr>
+            <w:lang w:val="zh_TW" w:bidi="zh_TW"/>
+          </w:rPr>
+          <w:rPr>
+            <w:color w:val="0000EE"/>
+            <w:u w:val="single"/>
+          </w:rPr>
+          <w:t>彼前4:14</w:t>
+        </w:r>
+      </w:hyperlink>
+      <w:r>
+        <w:rPr>
+          <w:lang w:val="zh_TW" w:bidi="zh_TW"/>
+        </w:rPr>
+        <w:t>）；這靈是聖徒榮耀基業的保證（</w:t>
+      </w:r>
+      <w:hyperlink r:id="rId95">
+        <w:r>
+          <w:rPr>
+            <w:lang w:val="zh_TW" w:bidi="zh_TW"/>
+          </w:rPr>
+          <w:rPr>
+            <w:color w:val="0000EE"/>
+            <w:u w:val="single"/>
+          </w:rPr>
+          <w:t>羅8:16–17</w:t>
         </w:r>
       </w:hyperlink>
       <w:r>
@@ -1707,17 +1929,6 @@
           <w:lang w:val="zh_TW" w:bidi="zh_TW"/>
         </w:rPr>
         <w:t>）。</w:t>
-      </w:r>
-    </w:p>
-    <w:p>
-      <w:pPr>
-        <w:pStyle w:val="Heading3"/>
-      </w:pPr>
-      <w:r>
-        <w:rPr>
-          <w:lang w:val="zh_TW" w:bidi="zh_TW"/>
-        </w:rPr>
-        <w:t>舊約聖經中的首飾類型</w:t>
       </w:r>
     </w:p>
     <w:p>
@@ -1731,72 +1942,18 @@
         <w:rPr>
           <w:lang w:val="zh_TW" w:bidi="zh_TW"/>
         </w:rPr>
-        <w:t>舊約聖經提到多種不同的首飾，包括：</w:t>
-      </w:r>
-    </w:p>
-    <w:p>
-      <w:pPr>
-        <w:pStyle w:val="ListBullet"/>
-        <w:spacing w:line="240" w:lineRule="auto"/>
-        <w:ind w:left="720"/>
-      </w:pPr>
-      <w:r>
-        <w:rPr>
-          <w:lang w:val="zh_TW" w:bidi="zh_TW"/>
-        </w:rPr>
-      </w:r>
-      <w:r>
-        <w:rPr>
-          <w:lang w:val="zh_TW" w:bidi="zh_TW"/>
-        </w:rPr>
-        <w:t>手臂鐲子（</w:t>
-      </w:r>
-      <w:hyperlink r:id="rId78">
-        <w:r>
-          <w:rPr>
-            <w:lang w:val="zh_TW" w:bidi="zh_TW"/>
-          </w:rPr>
-          <w:rPr>
-            <w:color w:val="0000EE"/>
-            <w:u w:val="single"/>
-          </w:rPr>
-          <w:t>創24:22</w:t>
-        </w:r>
-      </w:hyperlink>
-      <w:r>
-        <w:rPr>
-          <w:lang w:val="zh_TW" w:bidi="zh_TW"/>
-        </w:rPr>
-        <w:t>、</w:t>
-      </w:r>
-      <w:hyperlink r:id="rId78">
-        <w:r>
-          <w:rPr>
-            <w:lang w:val="zh_TW" w:bidi="zh_TW"/>
-          </w:rPr>
-          <w:rPr>
-            <w:color w:val="0000EE"/>
-            <w:u w:val="single"/>
-          </w:rPr>
-          <w:t>30</w:t>
-        </w:r>
-      </w:hyperlink>
-      <w:r>
-        <w:rPr>
-          <w:lang w:val="zh_TW" w:bidi="zh_TW"/>
-        </w:rPr>
-        <w:t>、</w:t>
-      </w:r>
-      <w:hyperlink r:id="rId78">
-        <w:r>
-          <w:rPr>
-            <w:lang w:val="zh_TW" w:bidi="zh_TW"/>
-          </w:rPr>
-          <w:rPr>
-            <w:color w:val="0000EE"/>
-            <w:u w:val="single"/>
-          </w:rPr>
-          <w:t>47</w:t>
+        <w:t>神賜給祂百姓「榮耀的盼望」（</w:t>
+      </w:r>
+      <w:hyperlink r:id="rId96">
+        <w:r>
+          <w:rPr>
+            <w:lang w:val="zh_TW" w:bidi="zh_TW"/>
+          </w:rPr>
+          <w:rPr>
+            <w:color w:val="0000EE"/>
+            <w:u w:val="single"/>
+          </w:rPr>
+          <w:t>羅5:2</w:t>
         </w:r>
       </w:hyperlink>
       <w:r>
@@ -1805,232 +1962,16 @@
         </w:rPr>
         <w:t>；</w:t>
       </w:r>
-      <w:hyperlink r:id="rId79">
-        <w:r>
-          <w:rPr>
-            <w:lang w:val="zh_TW" w:bidi="zh_TW"/>
-          </w:rPr>
-          <w:rPr>
-            <w:color w:val="0000EE"/>
-            <w:u w:val="single"/>
-          </w:rPr>
-          <w:t>結16:11</w:t>
-        </w:r>
-      </w:hyperlink>
-      <w:r>
-        <w:rPr>
-          <w:lang w:val="zh_TW" w:bidi="zh_TW"/>
-        </w:rPr>
-        <w:t>）</w:t>
-      </w:r>
-    </w:p>
-    <w:p>
-      <w:pPr>
-        <w:pStyle w:val="ListBullet"/>
-        <w:spacing w:line="240" w:lineRule="auto"/>
-        <w:ind w:left="720"/>
-      </w:pPr>
-      <w:r>
-        <w:rPr>
-          <w:lang w:val="zh_TW" w:bidi="zh_TW"/>
-        </w:rPr>
-      </w:r>
-      <w:r>
-        <w:rPr>
-          <w:lang w:val="zh_TW" w:bidi="zh_TW"/>
-        </w:rPr>
-        <w:t>足鍊（</w:t>
-      </w:r>
-      <w:hyperlink r:id="rId80">
-        <w:r>
-          <w:rPr>
-            <w:lang w:val="zh_TW" w:bidi="zh_TW"/>
-          </w:rPr>
-          <w:rPr>
-            <w:color w:val="0000EE"/>
-            <w:u w:val="single"/>
-          </w:rPr>
-          <w:t>賽3:18–20</w:t>
-        </w:r>
-      </w:hyperlink>
-      <w:r>
-        <w:rPr>
-          <w:lang w:val="zh_TW" w:bidi="zh_TW"/>
-        </w:rPr>
-        <w:t>）</w:t>
-      </w:r>
-    </w:p>
-    <w:p>
-      <w:pPr>
-        <w:pStyle w:val="ListBullet"/>
-        <w:spacing w:line="240" w:lineRule="auto"/>
-        <w:ind w:left="720"/>
-      </w:pPr>
-      <w:r>
-        <w:rPr>
-          <w:lang w:val="zh_TW" w:bidi="zh_TW"/>
-        </w:rPr>
-      </w:r>
-      <w:r>
-        <w:rPr>
-          <w:lang w:val="zh_TW" w:bidi="zh_TW"/>
-        </w:rPr>
-        <w:t>項鍊（</w:t>
-      </w:r>
-      <w:hyperlink r:id="rId81">
-        <w:r>
-          <w:rPr>
-            <w:lang w:val="zh_TW" w:bidi="zh_TW"/>
-          </w:rPr>
-          <w:rPr>
-            <w:color w:val="0000EE"/>
-            <w:u w:val="single"/>
-          </w:rPr>
-          <w:t>創41:42</w:t>
-        </w:r>
-      </w:hyperlink>
-      <w:r>
-        <w:rPr>
-          <w:lang w:val="zh_TW" w:bidi="zh_TW"/>
-        </w:rPr>
-        <w:t>）</w:t>
-      </w:r>
-    </w:p>
-    <w:p>
-      <w:pPr>
-        <w:pStyle w:val="ListBullet"/>
-        <w:spacing w:line="240" w:lineRule="auto"/>
-        <w:ind w:left="720"/>
-      </w:pPr>
-      <w:r>
-        <w:rPr>
-          <w:lang w:val="zh_TW" w:bidi="zh_TW"/>
-        </w:rPr>
-      </w:r>
-      <w:r>
-        <w:rPr>
-          <w:lang w:val="zh_TW" w:bidi="zh_TW"/>
-        </w:rPr>
-        <w:t>冠冕（</w:t>
-      </w:r>
-      <w:hyperlink r:id="rId82">
-        <w:r>
-          <w:rPr>
-            <w:lang w:val="zh_TW" w:bidi="zh_TW"/>
-          </w:rPr>
-          <w:rPr>
-            <w:color w:val="0000EE"/>
-            <w:u w:val="single"/>
-          </w:rPr>
-          <w:t>亞9:16</w:t>
-        </w:r>
-      </w:hyperlink>
-      <w:r>
-        <w:rPr>
-          <w:lang w:val="zh_TW" w:bidi="zh_TW"/>
-        </w:rPr>
-        <w:t>）</w:t>
-      </w:r>
-    </w:p>
-    <w:p>
-      <w:pPr>
-        <w:pStyle w:val="ListBullet"/>
-        <w:spacing w:line="240" w:lineRule="auto"/>
-        <w:ind w:left="720"/>
-      </w:pPr>
-      <w:r>
-        <w:rPr>
-          <w:lang w:val="zh_TW" w:bidi="zh_TW"/>
-        </w:rPr>
-      </w:r>
-      <w:r>
-        <w:rPr>
-          <w:lang w:val="zh_TW" w:bidi="zh_TW"/>
-        </w:rPr>
-        <w:t>耳環（</w:t>
-      </w:r>
-      <w:hyperlink r:id="rId83">
-        <w:r>
-          <w:rPr>
-            <w:lang w:val="zh_TW" w:bidi="zh_TW"/>
-          </w:rPr>
-          <w:rPr>
-            <w:color w:val="0000EE"/>
-            <w:u w:val="single"/>
-          </w:rPr>
-          <w:t>創24:22</w:t>
-        </w:r>
-      </w:hyperlink>
-      <w:r>
-        <w:rPr>
-          <w:lang w:val="zh_TW" w:bidi="zh_TW"/>
-        </w:rPr>
-        <w:t>）</w:t>
-      </w:r>
-    </w:p>
-    <w:p>
-      <w:pPr>
-        <w:pStyle w:val="ListBullet"/>
-        <w:spacing w:line="240" w:lineRule="auto"/>
-        <w:ind w:left="720"/>
-      </w:pPr>
-      <w:r>
-        <w:rPr>
-          <w:lang w:val="zh_TW" w:bidi="zh_TW"/>
-        </w:rPr>
-      </w:r>
-      <w:r>
-        <w:rPr>
-          <w:lang w:val="zh_TW" w:bidi="zh_TW"/>
-        </w:rPr>
-        <w:t>鼻環（</w:t>
-      </w:r>
-      <w:hyperlink r:id="rId84">
-        <w:r>
-          <w:rPr>
-            <w:lang w:val="zh_TW" w:bidi="zh_TW"/>
-          </w:rPr>
-          <w:rPr>
-            <w:color w:val="0000EE"/>
-            <w:u w:val="single"/>
-          </w:rPr>
-          <w:t>賽3:21</w:t>
-        </w:r>
-      </w:hyperlink>
-      <w:r>
-        <w:rPr>
-          <w:lang w:val="zh_TW" w:bidi="zh_TW"/>
-        </w:rPr>
-        <w:t>）</w:t>
-      </w:r>
-    </w:p>
-    <w:p>
-      <w:pPr>
-        <w:pStyle w:val="ListBullet"/>
-        <w:spacing w:line="240" w:lineRule="auto"/>
-        <w:ind w:left="720"/>
-      </w:pPr>
-      <w:r>
-        <w:rPr>
-          <w:lang w:val="zh_TW" w:bidi="zh_TW"/>
-        </w:rPr>
-      </w:r>
-      <w:r>
-        <w:rPr>
-          <w:lang w:val="zh_TW" w:bidi="zh_TW"/>
-        </w:rPr>
-        <w:t>戒指（</w:t>
-      </w:r>
-      <w:hyperlink r:id="rId81">
-        <w:r>
-          <w:rPr>
-            <w:lang w:val="zh_TW" w:bidi="zh_TW"/>
-          </w:rPr>
-          <w:rPr>
-            <w:color w:val="0000EE"/>
-            <w:u w:val="single"/>
-          </w:rPr>
-          <w:t>創41:42</w:t>
+      <w:hyperlink r:id="rId77">
+        <w:r>
+          <w:rPr>
+            <w:lang w:val="zh_TW" w:bidi="zh_TW"/>
+          </w:rPr>
+          <w:rPr>
+            <w:color w:val="0000EE"/>
+            <w:u w:val="single"/>
+          </w:rPr>
+          <w:t>腓3:21</w:t>
         </w:r>
       </w:hyperlink>
       <w:r>
@@ -2039,23 +1980,233 @@
         </w:rPr>
         <w:t>；</w:t>
       </w:r>
-      <w:hyperlink r:id="rId85">
-        <w:r>
-          <w:rPr>
-            <w:lang w:val="zh_TW" w:bidi="zh_TW"/>
-          </w:rPr>
-          <w:rPr>
-            <w:color w:val="0000EE"/>
-            <w:u w:val="single"/>
-          </w:rPr>
-          <w:t>斯3:10</w:t>
-        </w:r>
-      </w:hyperlink>
-      <w:r>
-        <w:rPr>
-          <w:lang w:val="zh_TW" w:bidi="zh_TW"/>
-        </w:rPr>
-        <w:t>）</w:t>
+      <w:hyperlink r:id="rId97">
+        <w:r>
+          <w:rPr>
+            <w:lang w:val="zh_TW" w:bidi="zh_TW"/>
+          </w:rPr>
+          <w:rPr>
+            <w:color w:val="0000EE"/>
+            <w:u w:val="single"/>
+          </w:rPr>
+          <w:t>西1:27</w:t>
+        </w:r>
+      </w:hyperlink>
+      <w:r>
+        <w:rPr>
+          <w:lang w:val="zh_TW" w:bidi="zh_TW"/>
+        </w:rPr>
+        <w:t>；</w:t>
+      </w:r>
+      <w:hyperlink r:id="rId98">
+        <w:r>
+          <w:rPr>
+            <w:lang w:val="zh_TW" w:bidi="zh_TW"/>
+          </w:rPr>
+          <w:rPr>
+            <w:color w:val="0000EE"/>
+            <w:u w:val="single"/>
+          </w:rPr>
+          <w:t>猶24–25</w:t>
+        </w:r>
+      </w:hyperlink>
+      <w:r>
+        <w:rPr>
+          <w:lang w:val="zh_TW" w:bidi="zh_TW"/>
+        </w:rPr>
+        <w:t>）。那些祂所揀選的人，祂也必使他們得榮耀（</w:t>
+      </w:r>
+      <w:hyperlink r:id="rId99">
+        <w:r>
+          <w:rPr>
+            <w:lang w:val="zh_TW" w:bidi="zh_TW"/>
+          </w:rPr>
+          <w:rPr>
+            <w:color w:val="0000EE"/>
+            <w:u w:val="single"/>
+          </w:rPr>
+          <w:t>羅8:30，</w:t>
+        </w:r>
+      </w:hyperlink>
+      <w:hyperlink r:id="rId100">
+        <w:r>
+          <w:rPr>
+            <w:lang w:val="zh_TW" w:bidi="zh_TW"/>
+          </w:rPr>
+          <w:rPr>
+            <w:color w:val="0000EE"/>
+            <w:u w:val="single"/>
+          </w:rPr>
+          <w:t>9:23</w:t>
+        </w:r>
+      </w:hyperlink>
+      <w:r>
+        <w:rPr>
+          <w:lang w:val="zh_TW" w:bidi="zh_TW"/>
+        </w:rPr>
+        <w:t>）；他們將在基督裡分享祂的榮耀（</w:t>
+      </w:r>
+      <w:hyperlink r:id="rId101">
+        <w:r>
+          <w:rPr>
+            <w:lang w:val="zh_TW" w:bidi="zh_TW"/>
+          </w:rPr>
+          <w:rPr>
+            <w:color w:val="0000EE"/>
+            <w:u w:val="single"/>
+          </w:rPr>
+          <w:t>西3:4</w:t>
+        </w:r>
+      </w:hyperlink>
+      <w:r>
+        <w:rPr>
+          <w:lang w:val="zh_TW" w:bidi="zh_TW"/>
+        </w:rPr>
+        <w:t>；</w:t>
+      </w:r>
+      <w:hyperlink r:id="rId102">
+        <w:r>
+          <w:rPr>
+            <w:lang w:val="zh_TW" w:bidi="zh_TW"/>
+          </w:rPr>
+          <w:rPr>
+            <w:color w:val="0000EE"/>
+            <w:u w:val="single"/>
+          </w:rPr>
+          <w:t>帖後2:14</w:t>
+        </w:r>
+      </w:hyperlink>
+      <w:r>
+        <w:rPr>
+          <w:lang w:val="zh_TW" w:bidi="zh_TW"/>
+        </w:rPr>
+        <w:t>；</w:t>
+      </w:r>
+      <w:hyperlink r:id="rId103">
+        <w:r>
+          <w:rPr>
+            <w:lang w:val="zh_TW" w:bidi="zh_TW"/>
+          </w:rPr>
+          <w:rPr>
+            <w:color w:val="0000EE"/>
+            <w:u w:val="single"/>
+          </w:rPr>
+          <w:t>提後2:10</w:t>
+        </w:r>
+      </w:hyperlink>
+      <w:r>
+        <w:rPr>
+          <w:lang w:val="zh_TW" w:bidi="zh_TW"/>
+        </w:rPr>
+        <w:t>）。今世的苦楚與將來要顯於我們的榮耀無法相比（</w:t>
+      </w:r>
+      <w:hyperlink r:id="rId104">
+        <w:r>
+          <w:rPr>
+            <w:lang w:val="zh_TW" w:bidi="zh_TW"/>
+          </w:rPr>
+          <w:rPr>
+            <w:color w:val="0000EE"/>
+            <w:u w:val="single"/>
+          </w:rPr>
+          <w:t>羅8:18</w:t>
+        </w:r>
+      </w:hyperlink>
+      <w:r>
+        <w:rPr>
+          <w:lang w:val="zh_TW" w:bidi="zh_TW"/>
+        </w:rPr>
+        <w:t>；</w:t>
+      </w:r>
+      <w:hyperlink r:id="rId105">
+        <w:r>
+          <w:rPr>
+            <w:lang w:val="zh_TW" w:bidi="zh_TW"/>
+          </w:rPr>
+          <w:rPr>
+            <w:color w:val="0000EE"/>
+            <w:u w:val="single"/>
+          </w:rPr>
+          <w:t>林後4:17</w:t>
+        </w:r>
+      </w:hyperlink>
+      <w:r>
+        <w:rPr>
+          <w:lang w:val="zh_TW" w:bidi="zh_TW"/>
+        </w:rPr>
+        <w:t>）。整個受造界渴望看見神兒女自由的榮耀（</w:t>
+      </w:r>
+      <w:hyperlink r:id="rId106">
+        <w:r>
+          <w:rPr>
+            <w:lang w:val="zh_TW" w:bidi="zh_TW"/>
+          </w:rPr>
+          <w:rPr>
+            <w:color w:val="0000EE"/>
+            <w:u w:val="single"/>
+          </w:rPr>
+          <w:t>羅8:21</w:t>
+        </w:r>
+      </w:hyperlink>
+      <w:r>
+        <w:rPr>
+          <w:lang w:val="zh_TW" w:bidi="zh_TW"/>
+        </w:rPr>
+        <w:t>）。這樣的榮耀盼望如此確定，以致彼得甚至可以在今世就說自己同享基督的榮耀（</w:t>
+      </w:r>
+      <w:hyperlink r:id="rId107">
+        <w:r>
+          <w:rPr>
+            <w:lang w:val="zh_TW" w:bidi="zh_TW"/>
+          </w:rPr>
+          <w:rPr>
+            <w:color w:val="0000EE"/>
+            <w:u w:val="single"/>
+          </w:rPr>
+          <w:t>彼前5:1</w:t>
+        </w:r>
+      </w:hyperlink>
+      <w:r>
+        <w:rPr>
+          <w:lang w:val="zh_TW" w:bidi="zh_TW"/>
+        </w:rPr>
+        <w:t>），同時也仰望那永恆的榮耀（見</w:t>
+      </w:r>
+      <w:hyperlink r:id="rId108">
+        <w:r>
+          <w:rPr>
+            <w:lang w:val="zh_TW" w:bidi="zh_TW"/>
+          </w:rPr>
+          <w:rPr>
+            <w:color w:val="0000EE"/>
+            <w:u w:val="single"/>
+          </w:rPr>
+          <w:t>10</w:t>
+        </w:r>
+      </w:hyperlink>
+      <w:r>
+        <w:rPr>
+          <w:lang w:val="zh_TW" w:bidi="zh_TW"/>
+        </w:rPr>
+        <w:t>節）。作為基督榮耀的分享者，教會被召去榮耀神。因著他們內心的盼望，他們潔淨自己（</w:t>
+      </w:r>
+      <w:hyperlink r:id="rId109">
+        <w:r>
+          <w:rPr>
+            <w:lang w:val="zh_TW" w:bidi="zh_TW"/>
+          </w:rPr>
+          <w:rPr>
+            <w:color w:val="0000EE"/>
+            <w:u w:val="single"/>
+          </w:rPr>
+          <w:t>約一3:3</w:t>
+        </w:r>
+      </w:hyperlink>
+      <w:r>
+        <w:rPr>
+          <w:lang w:val="zh_TW" w:bidi="zh_TW"/>
+        </w:rPr>
+        <w:t>）。</w:t>
       </w:r>
     </w:p>
     <w:p>
@@ -2067,779 +2218,82 @@
       </w:r>
       <w:r>
         <w:rPr>
-          <w:lang w:val="zh_TW" w:bidi="zh_TW"/>
-        </w:rPr>
-        <w:t>這些首飾常用金或銀作為底座，用來鑲嵌寶石。人們把寶石磨成圓形並加以拋光，有時還會在其上雕刻（以鑿刻、蝕刻或刻寫的方式刻入材料）。許多在當時被視為寶貴的寶石，今天並不會被看作珍貴寶石，而是被歸類為半寶石（比珍貴寶石較不稀有、價值較低的石頭）。</w:t>
-      </w:r>
-    </w:p>
-    <w:p>
-      <w:pPr/>
-      <w:r>
-        <w:rPr>
-          <w:lang w:val="zh_TW" w:bidi="zh_TW"/>
-        </w:rPr>
-      </w:r>
-      <w:r>
-        <w:rPr>
-          <w:lang w:val="zh_TW" w:bidi="zh_TW"/>
-        </w:rPr>
-        <w:t>人們把半寶石加在項鍊和其它首飾上。從吾珥墓葬中出土的古代王室頭飾，顯示出當時首飾匠的高超技藝。人們常用髮帶和髮針來裝飾頭髮，考古中也發現了不少這類器物。鑲有雕刻寶石的戒指極受歡迎，鼻環也是如此（見</w:t>
-      </w:r>
-      <w:hyperlink r:id="rId86">
-        <w:r>
-          <w:rPr>
-            <w:lang w:val="zh_TW" w:bidi="zh_TW"/>
-          </w:rPr>
-          <w:rPr>
-            <w:color w:val="0000EE"/>
-            <w:u w:val="single"/>
-          </w:rPr>
-          <w:t>創24:47</w:t>
-        </w:r>
-      </w:hyperlink>
-      <w:r>
-        <w:rPr>
-          <w:lang w:val="zh_TW" w:bidi="zh_TW"/>
-        </w:rPr>
-        <w:t>）。人們常佩戴精緻的金鍊。印戒和粗重的金鍊象徵官職與權柄（</w:t>
-      </w:r>
-      <w:hyperlink r:id="rId81">
-        <w:r>
-          <w:rPr>
-            <w:lang w:val="zh_TW" w:bidi="zh_TW"/>
-          </w:rPr>
-          <w:rPr>
-            <w:color w:val="0000EE"/>
-            <w:u w:val="single"/>
-          </w:rPr>
-          <w:t>創41:42</w:t>
-        </w:r>
-      </w:hyperlink>
-      <w:r>
-        <w:rPr>
-          <w:lang w:val="zh_TW" w:bidi="zh_TW"/>
-        </w:rPr>
-        <w:t>）。人們把手鐲和護符戴在手腕、上臂和頸項上。裝飾性的別針，類似現代的安全別針，常用來固定衣物。</w:t>
-      </w:r>
-    </w:p>
-    <w:p>
-      <w:pPr/>
-      <w:r>
-        <w:rPr>
-          <w:lang w:val="zh_TW" w:bidi="zh_TW"/>
-        </w:rPr>
-      </w:r>
-      <w:hyperlink r:id="rId87">
-        <w:r>
-          <w:rPr>
-            <w:lang w:val="zh_TW" w:bidi="zh_TW"/>
-          </w:rPr>
-          <w:rPr>
-            <w:color w:val="0000EE"/>
-            <w:u w:val="single"/>
-          </w:rPr>
-          <w:t>以賽亞書三章18至23節</w:t>
-        </w:r>
-      </w:hyperlink>
-      <w:r>
-        <w:rPr>
-          <w:lang w:val="zh_TW" w:bidi="zh_TW"/>
-        </w:rPr>
-        <w:t>詳細描述婦女所佩戴的首飾與所穿的衣著。先知警告說：「到那日，主必除掉她們華美的腳釧、髮網、月牙圈、耳環、手鐲、蒙臉的帕子、華冠、足鍊、華帶、香盒、符囊、戒指、鼻環、吉服、外套、雲肩、荷包、手鏡、細麻衣、裹頭巾、蒙身的帕子。」</w:t>
-      </w:r>
-    </w:p>
-    <w:p>
-      <w:pPr/>
-      <w:r>
-        <w:rPr>
-          <w:lang w:val="zh_TW" w:bidi="zh_TW"/>
-        </w:rPr>
-      </w:r>
-      <w:r>
-        <w:rPr>
           <w:i/>
           <w:lang w:val="zh_TW" w:bidi="zh_TW"/>
         </w:rPr>
-        <w:t xml:space="preserve">見 </w:t>
-      </w:r>
-      <w:r>
-        <w:rPr>
-          <w:lang w:val="zh_TW" w:bidi="zh_TW"/>
-        </w:rPr>
-        <w:t>礦物和金屬；</w:t>
-      </w:r>
-      <w:r>
-        <w:rPr>
-          <w:lang w:val="zh_TW" w:bidi="zh_TW"/>
-        </w:rPr>
-        <w:t>珍貴的寶石</w:t>
-      </w:r>
-      <w:r>
-        <w:rPr>
-          <w:lang w:val="zh_TW" w:bidi="zh_TW"/>
-        </w:rPr>
-        <w:t>。</w:t>
-      </w:r>
-      <w:r>
-        <w:rPr>
-          <w:lang w:val="zh_TW" w:bidi="zh_TW"/>
-        </w:rPr>
-      </w:r>
-      <w:r>
-        <w:rPr>
-          <w:lang w:val="zh_TW" w:bidi="zh_TW"/>
-        </w:rPr>
-      </w:r>
-    </w:p>
-    <w:p>
-      <w:pPr/>
-      <w:r>
-        <w:rPr>
-          <w:lang w:val="zh_TW" w:bidi="zh_TW"/>
-        </w:rPr>
-      </w:r>
-    </w:p>
-    <w:p>
-      <w:pPr>
-        <w:pStyle w:val="Heading2"/>
-      </w:pPr>
-      <w:r>
-        <w:rPr>
-          <w:lang w:val="zh_TW" w:bidi="zh_TW"/>
-        </w:rPr>
-        <w:t>獸</w:t>
-      </w:r>
-      <w:r>
-        <w:rPr>
-          <w:lang w:val="zh_TW" w:bidi="zh_TW"/>
-        </w:rPr>
-      </w:r>
-    </w:p>
-    <w:p>
-      <w:pPr/>
-      <w:r>
-        <w:rPr>
-          <w:lang w:val="zh_TW" w:bidi="zh_TW"/>
-        </w:rPr>
-      </w:r>
-      <w:r>
-        <w:rPr>
-          <w:lang w:val="zh_TW" w:bidi="zh_TW"/>
-        </w:rPr>
-        <w:t>「獸」是舊約與新約中的動物，有時則作為比喻。在舊約中，「獸」一詞多義。由於有幾個希伯來文的詞彙都可譯為「活物」和「獸」，因此在翻譯時有時被統一譯作「獸」。因此，在舊約中，「獸」可以指：</w:t>
-      </w:r>
-    </w:p>
-    <w:p>
-      <w:pPr>
-        <w:pStyle w:val="ListNumber"/>
-        <w:numPr>
-          <w:ilvl w:val="0"/>
-          <w:numId w:val="14"/>
-        </w:numPr>
-        <w:spacing w:line="240" w:lineRule="auto"/>
-        <w:ind w:left="720"/>
-      </w:pPr>
-      <w:r>
-        <w:rPr>
-          <w:lang w:val="zh_TW" w:bidi="zh_TW"/>
-        </w:rPr>
-      </w:r>
-      <w:r>
-        <w:rPr>
-          <w:lang w:val="zh_TW" w:bidi="zh_TW"/>
-        </w:rPr>
-        <w:t>一般的動物（例：</w:t>
-      </w:r>
-      <w:hyperlink r:id="rId88">
-        <w:r>
-          <w:rPr>
-            <w:lang w:val="zh_TW" w:bidi="zh_TW"/>
-          </w:rPr>
-          <w:rPr>
-            <w:color w:val="0000EE"/>
-            <w:u w:val="single"/>
-          </w:rPr>
-          <w:t>創1:24</w:t>
-        </w:r>
-      </w:hyperlink>
+        <w:t>另見</w:t>
+      </w:r>
+      <w:r>
+        <w:rPr>
+          <w:lang w:val="zh_TW" w:bidi="zh_TW"/>
+        </w:rPr>
+        <w:t xml:space="preserve"> </w:t>
+      </w:r>
+      <w:r>
+        <w:rPr>
+          <w:lang w:val="zh_TW" w:bidi="zh_TW"/>
+        </w:rPr>
+        <w:t>誇耀</w:t>
+      </w:r>
       <w:r>
         <w:rPr>
           <w:lang w:val="zh_TW" w:bidi="zh_TW"/>
         </w:rPr>
         <w:t>；</w:t>
       </w:r>
-      <w:hyperlink r:id="rId89">
-        <w:r>
-          <w:rPr>
-            <w:lang w:val="zh_TW" w:bidi="zh_TW"/>
-          </w:rPr>
-          <w:rPr>
-            <w:color w:val="0000EE"/>
-            <w:u w:val="single"/>
-          </w:rPr>
-          <w:t>詩36:6</w:t>
-        </w:r>
-      </w:hyperlink>
-      <w:r>
-        <w:rPr>
-          <w:lang w:val="zh_TW" w:bidi="zh_TW"/>
-        </w:rPr>
-        <w:t>），但不包括魚、鳥和昆蟲（例：</w:t>
-      </w:r>
-      <w:hyperlink r:id="rId90">
-        <w:r>
-          <w:rPr>
-            <w:lang w:val="zh_TW" w:bidi="zh_TW"/>
-          </w:rPr>
-          <w:rPr>
-            <w:color w:val="0000EE"/>
-            <w:u w:val="single"/>
-          </w:rPr>
-          <w:t>創6:7</w:t>
-        </w:r>
-      </w:hyperlink>
+      <w:r>
+        <w:rPr>
+          <w:lang w:val="zh_TW" w:bidi="zh_TW"/>
+        </w:rPr>
+        <w:t>神的存在與屬性</w:t>
+      </w:r>
       <w:r>
         <w:rPr>
           <w:lang w:val="zh_TW" w:bidi="zh_TW"/>
         </w:rPr>
         <w:t>；</w:t>
       </w:r>
-      <w:hyperlink r:id="rId91">
-        <w:r>
-          <w:rPr>
-            <w:lang w:val="zh_TW" w:bidi="zh_TW"/>
-          </w:rPr>
-          <w:rPr>
-            <w:color w:val="0000EE"/>
-            <w:u w:val="single"/>
-          </w:rPr>
-          <w:t>利11:2</w:t>
-        </w:r>
-      </w:hyperlink>
+      <w:r>
+        <w:rPr>
+          <w:lang w:val="zh_TW" w:bidi="zh_TW"/>
+        </w:rPr>
+        <w:t>火柱與雲柱</w:t>
+      </w:r>
       <w:r>
         <w:rPr>
           <w:lang w:val="zh_TW" w:bidi="zh_TW"/>
         </w:rPr>
         <w:t>；</w:t>
       </w:r>
-      <w:hyperlink r:id="rId92">
-        <w:r>
-          <w:rPr>
-            <w:lang w:val="zh_TW" w:bidi="zh_TW"/>
-          </w:rPr>
-          <w:rPr>
-            <w:color w:val="0000EE"/>
-            <w:u w:val="single"/>
-          </w:rPr>
-          <w:t>申4:17</w:t>
-        </w:r>
-      </w:hyperlink>
+      <w:r>
+        <w:rPr>
+          <w:lang w:val="zh_TW" w:bidi="zh_TW"/>
+        </w:rPr>
+        <w:t>舍吉拿</w:t>
+      </w:r>
       <w:r>
         <w:rPr>
           <w:lang w:val="zh_TW" w:bidi="zh_TW"/>
         </w:rPr>
         <w:t>；</w:t>
       </w:r>
-      <w:hyperlink r:id="rId93">
-        <w:r>
-          <w:rPr>
-            <w:lang w:val="zh_TW" w:bidi="zh_TW"/>
-          </w:rPr>
-          <w:rPr>
-            <w:color w:val="0000EE"/>
-            <w:u w:val="single"/>
-          </w:rPr>
-          <w:t>伯12:7</w:t>
-        </w:r>
-      </w:hyperlink>
-      <w:r>
-        <w:rPr>
-          <w:lang w:val="zh_TW" w:bidi="zh_TW"/>
-        </w:rPr>
-        <w:t>，</w:t>
-      </w:r>
-      <w:hyperlink r:id="rId94">
-        <w:r>
-          <w:rPr>
-            <w:lang w:val="zh_TW" w:bidi="zh_TW"/>
-          </w:rPr>
-          <w:rPr>
-            <w:color w:val="0000EE"/>
-            <w:u w:val="single"/>
-          </w:rPr>
-          <w:t>35:11</w:t>
-        </w:r>
-      </w:hyperlink>
+      <w:r>
+        <w:rPr>
+          <w:lang w:val="zh_TW" w:bidi="zh_TW"/>
+        </w:rPr>
+        <w:t>神顯現</w:t>
+      </w:r>
       <w:r>
         <w:rPr>
           <w:lang w:val="zh_TW" w:bidi="zh_TW"/>
         </w:rPr>
         <w:t>；</w:t>
       </w:r>
-      <w:hyperlink r:id="rId95">
-        <w:r>
-          <w:rPr>
-            <w:lang w:val="zh_TW" w:bidi="zh_TW"/>
-          </w:rPr>
-          <w:rPr>
-            <w:color w:val="0000EE"/>
-            <w:u w:val="single"/>
-          </w:rPr>
-          <w:t>番1:3</w:t>
-        </w:r>
-      </w:hyperlink>
-      <w:r>
-        <w:rPr>
-          <w:lang w:val="zh_TW" w:bidi="zh_TW"/>
-        </w:rPr>
-        <w:t>）。</w:t>
-      </w:r>
-    </w:p>
-    <w:p>
-      <w:pPr>
-        <w:pStyle w:val="ListNumber"/>
-        <w:spacing w:line="240" w:lineRule="auto"/>
-        <w:ind w:left="720"/>
-      </w:pPr>
-      <w:r>
-        <w:rPr>
-          <w:lang w:val="zh_TW" w:bidi="zh_TW"/>
-        </w:rPr>
-      </w:r>
-      <w:r>
-        <w:rPr>
-          <w:lang w:val="zh_TW" w:bidi="zh_TW"/>
-        </w:rPr>
-        <w:t>家畜或被馴服的動物（例：</w:t>
-      </w:r>
-      <w:hyperlink r:id="rId96">
-        <w:r>
-          <w:rPr>
-            <w:lang w:val="zh_TW" w:bidi="zh_TW"/>
-          </w:rPr>
-          <w:rPr>
-            <w:color w:val="0000EE"/>
-            <w:u w:val="single"/>
-          </w:rPr>
-          <w:t>出19:13</w:t>
-        </w:r>
-      </w:hyperlink>
-      <w:r>
-        <w:rPr>
-          <w:lang w:val="zh_TW" w:bidi="zh_TW"/>
-        </w:rPr>
-        <w:t>，</w:t>
-      </w:r>
-      <w:hyperlink r:id="rId97">
-        <w:r>
-          <w:rPr>
-            <w:lang w:val="zh_TW" w:bidi="zh_TW"/>
-          </w:rPr>
-          <w:rPr>
-            <w:color w:val="0000EE"/>
-            <w:u w:val="single"/>
-          </w:rPr>
-          <w:t>22:10</w:t>
-        </w:r>
-      </w:hyperlink>
-      <w:r>
-        <w:rPr>
-          <w:lang w:val="zh_TW" w:bidi="zh_TW"/>
-        </w:rPr>
-        <w:t>；</w:t>
-      </w:r>
-      <w:hyperlink r:id="rId98">
-        <w:r>
-          <w:rPr>
-            <w:lang w:val="zh_TW" w:bidi="zh_TW"/>
-          </w:rPr>
-          <w:rPr>
-            <w:color w:val="0000EE"/>
-            <w:u w:val="single"/>
-          </w:rPr>
-          <w:t>民3:13</w:t>
-        </w:r>
-      </w:hyperlink>
-      <w:r>
-        <w:rPr>
-          <w:lang w:val="zh_TW" w:bidi="zh_TW"/>
-        </w:rPr>
-        <w:t>，</w:t>
-      </w:r>
-      <w:hyperlink r:id="rId99">
-        <w:r>
-          <w:rPr>
-            <w:lang w:val="zh_TW" w:bidi="zh_TW"/>
-          </w:rPr>
-          <w:rPr>
-            <w:color w:val="0000EE"/>
-            <w:u w:val="single"/>
-          </w:rPr>
-          <w:t>31:47</w:t>
-        </w:r>
-      </w:hyperlink>
-      <w:r>
-        <w:rPr>
-          <w:lang w:val="zh_TW" w:bidi="zh_TW"/>
-        </w:rPr>
-        <w:t>；</w:t>
-      </w:r>
-      <w:hyperlink r:id="rId100">
-        <w:r>
-          <w:rPr>
-            <w:lang w:val="zh_TW" w:bidi="zh_TW"/>
-          </w:rPr>
-          <w:rPr>
-            <w:color w:val="0000EE"/>
-            <w:u w:val="single"/>
-          </w:rPr>
-          <w:t>士20:48</w:t>
-        </w:r>
-      </w:hyperlink>
-      <w:r>
-        <w:rPr>
-          <w:lang w:val="zh_TW" w:bidi="zh_TW"/>
-        </w:rPr>
-        <w:t>；</w:t>
-      </w:r>
-      <w:hyperlink r:id="rId101">
-        <w:r>
-          <w:rPr>
-            <w:lang w:val="zh_TW" w:bidi="zh_TW"/>
-          </w:rPr>
-          <w:rPr>
-            <w:color w:val="0000EE"/>
-            <w:u w:val="single"/>
-          </w:rPr>
-          <w:t>箴12:10</w:t>
-        </w:r>
-      </w:hyperlink>
-      <w:r>
-        <w:rPr>
-          <w:lang w:val="zh_TW" w:bidi="zh_TW"/>
-        </w:rPr>
-        <w:t>；</w:t>
-      </w:r>
-      <w:hyperlink r:id="rId102">
-        <w:r>
-          <w:rPr>
-            <w:lang w:val="zh_TW" w:bidi="zh_TW"/>
-          </w:rPr>
-          <w:rPr>
-            <w:color w:val="0000EE"/>
-            <w:u w:val="single"/>
-          </w:rPr>
-          <w:t>耶21:6</w:t>
-        </w:r>
-      </w:hyperlink>
-      <w:r>
-        <w:rPr>
-          <w:lang w:val="zh_TW" w:bidi="zh_TW"/>
-        </w:rPr>
-        <w:t>；</w:t>
-      </w:r>
-      <w:hyperlink r:id="rId103">
-        <w:r>
-          <w:rPr>
-            <w:lang w:val="zh_TW" w:bidi="zh_TW"/>
-          </w:rPr>
-          <w:rPr>
-            <w:color w:val="0000EE"/>
-            <w:u w:val="single"/>
-          </w:rPr>
-          <w:t>亞8:10</w:t>
-        </w:r>
-      </w:hyperlink>
-      <w:r>
-        <w:rPr>
-          <w:lang w:val="zh_TW" w:bidi="zh_TW"/>
-        </w:rPr>
-        <w:t>）。</w:t>
-      </w:r>
-    </w:p>
-    <w:p>
-      <w:pPr>
-        <w:pStyle w:val="ListNumber"/>
-        <w:spacing w:line="240" w:lineRule="auto"/>
-        <w:ind w:left="720"/>
-      </w:pPr>
-      <w:r>
-        <w:rPr>
-          <w:lang w:val="zh_TW" w:bidi="zh_TW"/>
-        </w:rPr>
-      </w:r>
-      <w:r>
-        <w:rPr>
-          <w:lang w:val="zh_TW" w:bidi="zh_TW"/>
-        </w:rPr>
-        <w:t>野生或肉食性動物（例：</w:t>
-      </w:r>
-      <w:hyperlink r:id="rId104">
-        <w:r>
-          <w:rPr>
-            <w:lang w:val="zh_TW" w:bidi="zh_TW"/>
-          </w:rPr>
-          <w:rPr>
-            <w:color w:val="0000EE"/>
-            <w:u w:val="single"/>
-          </w:rPr>
-          <w:t>創37:20</w:t>
-        </w:r>
-      </w:hyperlink>
-      <w:r>
-        <w:rPr>
-          <w:lang w:val="zh_TW" w:bidi="zh_TW"/>
-        </w:rPr>
-        <w:t>；</w:t>
-      </w:r>
-      <w:hyperlink r:id="rId105">
-        <w:r>
-          <w:rPr>
-            <w:lang w:val="zh_TW" w:bidi="zh_TW"/>
-          </w:rPr>
-          <w:rPr>
-            <w:color w:val="0000EE"/>
-            <w:u w:val="single"/>
-          </w:rPr>
-          <w:t>出23:11</w:t>
-        </w:r>
-      </w:hyperlink>
-      <w:r>
-        <w:rPr>
-          <w:lang w:val="zh_TW" w:bidi="zh_TW"/>
-        </w:rPr>
-        <w:t>；</w:t>
-      </w:r>
-      <w:hyperlink r:id="rId106">
-        <w:r>
-          <w:rPr>
-            <w:lang w:val="zh_TW" w:bidi="zh_TW"/>
-          </w:rPr>
-          <w:rPr>
-            <w:color w:val="0000EE"/>
-            <w:u w:val="single"/>
-          </w:rPr>
-          <w:t>申28:26</w:t>
-        </w:r>
-      </w:hyperlink>
-      <w:r>
-        <w:rPr>
-          <w:lang w:val="zh_TW" w:bidi="zh_TW"/>
-        </w:rPr>
-        <w:t>；</w:t>
-      </w:r>
-      <w:hyperlink r:id="rId107">
-        <w:r>
-          <w:rPr>
-            <w:lang w:val="zh_TW" w:bidi="zh_TW"/>
-          </w:rPr>
-          <w:rPr>
-            <w:color w:val="0000EE"/>
-            <w:u w:val="single"/>
-          </w:rPr>
-          <w:t>撒上17:44</w:t>
-        </w:r>
-      </w:hyperlink>
-      <w:r>
-        <w:rPr>
-          <w:lang w:val="zh_TW" w:bidi="zh_TW"/>
-        </w:rPr>
-        <w:t>；</w:t>
-      </w:r>
-      <w:hyperlink r:id="rId108">
-        <w:r>
-          <w:rPr>
-            <w:lang w:val="zh_TW" w:bidi="zh_TW"/>
-          </w:rPr>
-          <w:rPr>
-            <w:color w:val="0000EE"/>
-            <w:u w:val="single"/>
-          </w:rPr>
-          <w:t>結14:15</w:t>
-        </w:r>
-      </w:hyperlink>
-      <w:r>
-        <w:rPr>
-          <w:lang w:val="zh_TW" w:bidi="zh_TW"/>
-        </w:rPr>
-        <w:t>）。</w:t>
-      </w:r>
-    </w:p>
-    <w:p>
-      <w:pPr>
-        <w:pStyle w:val="ListNumber"/>
-        <w:spacing w:line="240" w:lineRule="auto"/>
-        <w:ind w:left="720"/>
-      </w:pPr>
-      <w:r>
-        <w:rPr>
-          <w:lang w:val="zh_TW" w:bidi="zh_TW"/>
-        </w:rPr>
-      </w:r>
-      <w:r>
-        <w:rPr>
-          <w:lang w:val="zh_TW" w:bidi="zh_TW"/>
-        </w:rPr>
-        <w:t>當「獸」以比喻的情況出現時，主要出現在但以理書和啟示錄。在但以理書（特別是</w:t>
-      </w:r>
-      <w:hyperlink r:id="rId109">
-        <w:r>
-          <w:rPr>
-            <w:lang w:val="zh_TW" w:bidi="zh_TW"/>
-          </w:rPr>
-          <w:rPr>
-            <w:color w:val="0000EE"/>
-            <w:u w:val="single"/>
-          </w:rPr>
-          <w:t>第7章</w:t>
-        </w:r>
-      </w:hyperlink>
-      <w:r>
-        <w:rPr>
-          <w:lang w:val="zh_TW" w:bidi="zh_TW"/>
-        </w:rPr>
-        <w:t>），「獸」象徵一位迫害並壓迫神子民的世界君王。在啟示錄中，使徒約翰將這個概念延伸，用來描述歷史終末時期對神子民的最終逼迫。約翰所說的「獸」，與他在較早期的書信中提到的「敵基督」（</w:t>
-      </w:r>
-      <w:hyperlink r:id="rId110">
-        <w:r>
-          <w:rPr>
-            <w:lang w:val="zh_TW" w:bidi="zh_TW"/>
-          </w:rPr>
-          <w:rPr>
-            <w:color w:val="0000EE"/>
-            <w:u w:val="single"/>
-          </w:rPr>
-          <w:t>約一2:18、22</w:t>
-        </w:r>
-      </w:hyperlink>
-      <w:r>
-        <w:rPr>
-          <w:lang w:val="zh_TW" w:bidi="zh_TW"/>
-        </w:rPr>
-        <w:t>；</w:t>
-      </w:r>
-      <w:hyperlink r:id="rId111">
-        <w:r>
-          <w:rPr>
-            <w:lang w:val="zh_TW" w:bidi="zh_TW"/>
-          </w:rPr>
-          <w:rPr>
-            <w:color w:val="0000EE"/>
-            <w:u w:val="single"/>
-          </w:rPr>
-          <w:t>4:3</w:t>
-        </w:r>
-      </w:hyperlink>
-      <w:r>
-        <w:rPr>
-          <w:lang w:val="zh_TW" w:bidi="zh_TW"/>
-        </w:rPr>
-        <w:t>；</w:t>
-      </w:r>
-      <w:hyperlink r:id="rId112">
-        <w:r>
-          <w:rPr>
-            <w:lang w:val="zh_TW" w:bidi="zh_TW"/>
-          </w:rPr>
-          <w:rPr>
-            <w:color w:val="0000EE"/>
-            <w:u w:val="single"/>
-          </w:rPr>
-          <w:t>約二1:7</w:t>
-        </w:r>
-      </w:hyperlink>
-      <w:r>
-        <w:rPr>
-          <w:lang w:val="zh_TW" w:bidi="zh_TW"/>
-        </w:rPr>
-        <w:t>）以及保羅所說的「</w:t>
-      </w:r>
-      <w:r>
-        <w:rPr>
-          <w:lang w:val="zh_TW" w:bidi="zh_TW"/>
-        </w:rPr>
-        <w:t>那大罪人</w:t>
-      </w:r>
-      <w:r>
-        <w:rPr>
-          <w:lang w:val="zh_TW" w:bidi="zh_TW"/>
-        </w:rPr>
-        <w:t>」（</w:t>
-      </w:r>
-      <w:hyperlink r:id="rId113">
-        <w:r>
-          <w:rPr>
-            <w:lang w:val="zh_TW" w:bidi="zh_TW"/>
-          </w:rPr>
-          <w:rPr>
-            <w:color w:val="0000EE"/>
-            <w:u w:val="single"/>
-          </w:rPr>
-          <w:t>帖後2:3</w:t>
-        </w:r>
-      </w:hyperlink>
-      <w:r>
-        <w:rPr>
-          <w:lang w:val="zh_TW" w:bidi="zh_TW"/>
-        </w:rPr>
-        <w:t>）。許多解經家都認為，這三個稱呼是指向同一個人物。</w:t>
-      </w:r>
-    </w:p>
-    <w:p>
-      <w:pPr/>
-      <w:r>
-        <w:rPr>
-          <w:lang w:val="zh_TW" w:bidi="zh_TW"/>
-        </w:rPr>
-      </w:r>
-      <w:r>
-        <w:rPr>
-          <w:i/>
-          <w:lang w:val="zh_TW" w:bidi="zh_TW"/>
-        </w:rPr>
-        <w:t>見</w:t>
-      </w:r>
-      <w:r>
-        <w:rPr>
-          <w:lang w:val="zh_TW" w:bidi="zh_TW"/>
-        </w:rPr>
-        <w:t>敵基督</w:t>
-      </w:r>
-      <w:r>
-        <w:rPr>
-          <w:lang w:val="zh_TW" w:bidi="zh_TW"/>
-        </w:rPr>
-        <w:t>、</w:t>
-      </w:r>
-      <w:r>
-        <w:rPr>
-          <w:lang w:val="zh_TW" w:bidi="zh_TW"/>
-        </w:rPr>
-        <w:t>哈米吉多頓</w:t>
-      </w:r>
-      <w:r>
-        <w:rPr>
-          <w:lang w:val="zh_TW" w:bidi="zh_TW"/>
-        </w:rPr>
-        <w:t>、</w:t>
-      </w:r>
-      <w:r>
-        <w:rPr>
-          <w:lang w:val="zh_TW" w:bidi="zh_TW"/>
-        </w:rPr>
-        <w:t>獸印</w:t>
-      </w:r>
-      <w:r>
-        <w:rPr>
-          <w:lang w:val="zh_TW" w:bidi="zh_TW"/>
-        </w:rPr>
-        <w:t>及</w:t>
-      </w:r>
-      <w:r>
-        <w:rPr>
-          <w:lang w:val="zh_TW" w:bidi="zh_TW"/>
-        </w:rPr>
-        <w:t>啟示錄</w:t>
+      <w:r>
+        <w:rPr>
+          <w:lang w:val="zh_TW" w:bidi="zh_TW"/>
+        </w:rPr>
+        <w:t>財富</w:t>
       </w:r>
       <w:r>
         <w:rPr>
@@ -4747,12 +4201,6 @@
   </w:num>
   <w:num w:numId="13" w16cid:durableId="592781308">
     <w:abstractNumId w:val="11"/>
-  </w:num>
-  <w:num w:numId="14">
-    <w:abstractNumId w:val="3"/>
-    <w:lvlOverride w:ilvl="0">
-      <w:startOverride w:val="1"/>
-    </w:lvlOverride>
   </w:num>
   <w:numIdMacAtCleanup w:val="10"/>
 </w:numbering>

--- a/zht/docx/130.content.docx
+++ b/zht/docx/130.content.docx
@@ -19,7 +19,7 @@
         <w:rPr>
           <w:lang w:val="zh_TW" w:bidi="zh_TW"/>
         </w:rPr>
-        <w:t>Resource: Tyndale Open Bible Dictionary</w:t>
+        <w:t>Resource: Aquifer Open Bible Dictionary</w:t>
       </w:r>
       <w:r>
         <w:rPr>
@@ -112,7 +112,7 @@
         <w:rPr>
           <w:lang w:val="zh_TW" w:bidi="zh_TW"/>
         </w:rPr>
-        <w:t>Tyndale Open Bible Dictionary</w:t>
+        <w:t>Aquifer Open Bible Dictionary</w:t>
       </w:r>
     </w:p>
     <w:p>

--- a/zht/docx/130.content.docx
+++ b/zht/docx/130.content.docx
@@ -149,7 +149,7 @@
         <w:rPr>
           <w:lang w:val="zh_TW" w:bidi="zh_TW"/>
         </w:rPr>
-        <w:t>rong</w:t>
+        <w:t>qun</w:t>
       </w:r>
       <w:r>
         <w:rPr>
@@ -212,7 +212,7 @@
         <w:rPr>
           <w:lang w:val="zh_TW" w:bidi="zh_TW"/>
         </w:rPr>
-        <w:t>榮耀</w:t>
+        <w:t>群</w:t>
       </w:r>
       <w:r>
         <w:rPr>
@@ -231,57 +231,33 @@
         <w:rPr>
           <w:lang w:val="zh_TW" w:bidi="zh_TW"/>
         </w:rPr>
-        <w:t>神的獨特的榮光及其對人的影響。</w:t>
+        <w:t>羅馬軍隊的一個單位。在新約時代，一隊軍隊標準的規模是6,000人，外加約120名騎兵。</w:t>
       </w:r>
     </w:p>
     <w:p>
-      <w:pPr>
-        <w:pStyle w:val="Heading3"/>
-      </w:pPr>
+      <w:pPr/>
       <w:r>
         <w:rPr>
           <w:lang w:val="zh_TW" w:bidi="zh_TW"/>
         </w:rPr>
-        <w:t>神的榮耀</w:t>
-      </w:r>
-    </w:p>
-    <w:p>
-      <w:pPr/>
+      </w:r>
       <w:r>
         <w:rPr>
           <w:lang w:val="zh_TW" w:bidi="zh_TW"/>
         </w:rPr>
+        <w:t>因為它代表了一大群人，「群」這個詞被象徵性地用來表示一個不確定的大數量；這種用法在新約中出現了四次。在關於格拉森被鬼附的人這個故事中，耶穌問那人：「你的名字是什麼？」那人回答：「</w:t>
       </w:r>
       <w:r>
         <w:rPr>
           <w:lang w:val="zh_TW" w:bidi="zh_TW"/>
         </w:rPr>
-        <w:t>神的榮耀可以從兩個方面來描述：（1）作為一種普遍的屬性（attribute)；（2）作為指特定歷史中祂臨在的顯現。</w:t>
-      </w:r>
-    </w:p>
-    <w:p>
-      <w:pPr>
-        <w:pStyle w:val="Heading4"/>
-      </w:pPr>
+        <w:t>我名叫『群』，因為我們多的緣故</w:t>
+      </w:r>
       <w:r>
         <w:rPr>
           <w:lang w:val="zh_TW" w:bidi="zh_TW"/>
         </w:rPr>
-        <w:t>作為屬性</w:t>
-      </w:r>
-    </w:p>
-    <w:p>
-      <w:pPr/>
-      <w:r>
-        <w:rPr>
-          <w:lang w:val="zh_TW" w:bidi="zh_TW"/>
-        </w:rPr>
-      </w:r>
-      <w:r>
-        <w:rPr>
-          <w:lang w:val="zh_TW" w:bidi="zh_TW"/>
-        </w:rPr>
-        <w:t>神的榮耀主要指祂的威嚴之美和和榮光，也指祂品格的彰顯（</w:t>
+        <w:t>」（</w:t>
       </w:r>
       <w:hyperlink r:id="rId13">
         <w:r>
@@ -292,14 +268,14 @@
             <w:color w:val="0000EE"/>
             <w:u w:val="single"/>
           </w:rPr>
-          <w:t>羅3:23</w:t>
+          <w:t>可5:9、15</w:t>
         </w:r>
       </w:hyperlink>
       <w:r>
         <w:rPr>
           <w:lang w:val="zh_TW" w:bidi="zh_TW"/>
         </w:rPr>
-        <w:t>）。聖經記載讚美祂榮耀的名（</w:t>
+        <w:t>；</w:t>
       </w:r>
       <w:hyperlink r:id="rId14">
         <w:r>
@@ -310,14 +286,14 @@
             <w:color w:val="0000EE"/>
             <w:u w:val="single"/>
           </w:rPr>
-          <w:t>尼9:5</w:t>
+          <w:t>路8:30</w:t>
         </w:r>
       </w:hyperlink>
       <w:r>
         <w:rPr>
           <w:lang w:val="zh_TW" w:bidi="zh_TW"/>
         </w:rPr>
-        <w:t>），稱祂為榮耀的父（</w:t>
+        <w:t>；參：</w:t>
       </w:r>
       <w:hyperlink r:id="rId15">
         <w:r>
@@ -328,14 +304,14 @@
             <w:color w:val="0000EE"/>
             <w:u w:val="single"/>
           </w:rPr>
-          <w:t>弗1:17</w:t>
+          <w:t>太12:45</w:t>
         </w:r>
       </w:hyperlink>
       <w:r>
         <w:rPr>
           <w:lang w:val="zh_TW" w:bidi="zh_TW"/>
         </w:rPr>
-        <w:t>）和榮耀的王（</w:t>
+        <w:t>；</w:t>
       </w:r>
       <w:hyperlink r:id="rId16">
         <w:r>
@@ -346,14 +322,28 @@
             <w:color w:val="0000EE"/>
             <w:u w:val="single"/>
           </w:rPr>
-          <w:t>詩24篇</w:t>
+          <w:t>路8:2</w:t>
         </w:r>
       </w:hyperlink>
       <w:r>
         <w:rPr>
           <w:lang w:val="zh_TW" w:bidi="zh_TW"/>
         </w:rPr>
-        <w:t>）；祂被高舉在諸天之上，祂的榮耀遍滿全地（</w:t>
+        <w:t>，這些經文提到多個鬼附在一個人身上）。</w:t>
+      </w:r>
+    </w:p>
+    <w:p>
+      <w:pPr/>
+      <w:r>
+        <w:rPr>
+          <w:lang w:val="zh_TW" w:bidi="zh_TW"/>
+        </w:rPr>
+      </w:r>
+      <w:r>
+        <w:rPr>
+          <w:lang w:val="zh_TW" w:bidi="zh_TW"/>
+        </w:rPr>
+        <w:t>這個詞的另一個用法是在</w:t>
       </w:r>
       <w:hyperlink r:id="rId17">
         <w:r>
@@ -364,9 +354,41 @@
             <w:color w:val="0000EE"/>
             <w:u w:val="single"/>
           </w:rPr>
-          <w:t>詩57:5、11，</w:t>
+          <w:t>馬太福音二十六章53節</w:t>
         </w:r>
       </w:hyperlink>
+      <w:r>
+        <w:rPr>
+          <w:lang w:val="zh_TW" w:bidi="zh_TW"/>
+        </w:rPr>
+        <w:t>，當時耶穌被捕，他的一個同伴拔出劍來保護祂。耶穌禁止他，說：「</w:t>
+      </w:r>
+      <w:r>
+        <w:rPr>
+          <w:lang w:val="zh_TW" w:bidi="zh_TW"/>
+        </w:rPr>
+        <w:t>你想，我不能求我父現在為我差遣十二營多天使來嗎？</w:t>
+      </w:r>
+      <w:r>
+        <w:rPr>
+          <w:lang w:val="zh_TW" w:bidi="zh_TW"/>
+        </w:rPr>
+        <w:t>」。因此，他提到了可以召喚來幫助他的天使數量是多龐大。</w:t>
+      </w:r>
+    </w:p>
+    <w:p>
+      <w:pPr/>
+      <w:r>
+        <w:rPr>
+          <w:lang w:val="zh_TW" w:bidi="zh_TW"/>
+        </w:rPr>
+      </w:r>
+      <w:r>
+        <w:rPr>
+          <w:lang w:val="zh_TW" w:bidi="zh_TW"/>
+        </w:rPr>
+        <w:t>「群」這個詞在新約中從未以其軍事意義出現，而是指反對人類屬靈的邪惡勢力（參：</w:t>
+      </w:r>
       <w:hyperlink r:id="rId18">
         <w:r>
           <w:rPr>
@@ -376,9 +398,15 @@
             <w:color w:val="0000EE"/>
             <w:u w:val="single"/>
           </w:rPr>
-          <w:t>108:5，</w:t>
+          <w:t>弗 6:12</w:t>
         </w:r>
       </w:hyperlink>
+      <w:r>
+        <w:rPr>
+          <w:lang w:val="zh_TW" w:bidi="zh_TW"/>
+        </w:rPr>
+        <w:t>）或可以召喚來幫助他們屬靈的力量（參：</w:t>
+      </w:r>
       <w:hyperlink r:id="rId19">
         <w:r>
           <w:rPr>
@@ -388,1818 +416,7 @@
             <w:color w:val="0000EE"/>
             <w:u w:val="single"/>
           </w:rPr>
-          <w:t>113:4</w:t>
-        </w:r>
-      </w:hyperlink>
-      <w:r>
-        <w:rPr>
-          <w:lang w:val="zh_TW" w:bidi="zh_TW"/>
-        </w:rPr>
-        <w:t>）。祂是榮耀的神，曾向舊約的族長顯現（</w:t>
-      </w:r>
-      <w:hyperlink r:id="rId20">
-        <w:r>
-          <w:rPr>
-            <w:lang w:val="zh_TW" w:bidi="zh_TW"/>
-          </w:rPr>
-          <w:rPr>
-            <w:color w:val="0000EE"/>
-            <w:u w:val="single"/>
-          </w:rPr>
-          <w:t>徒7:2</w:t>
-        </w:r>
-      </w:hyperlink>
-      <w:r>
-        <w:rPr>
-          <w:lang w:val="zh_TW" w:bidi="zh_TW"/>
-        </w:rPr>
-        <w:t>）。祂嫉妒地維護祂的榮耀，不容讓歸予他人（</w:t>
-      </w:r>
-      <w:hyperlink r:id="rId21">
-        <w:r>
-          <w:rPr>
-            <w:lang w:val="zh_TW" w:bidi="zh_TW"/>
-          </w:rPr>
-          <w:rPr>
-            <w:color w:val="0000EE"/>
-            <w:u w:val="single"/>
-          </w:rPr>
-          <w:t>賽42:8</w:t>
-        </w:r>
-      </w:hyperlink>
-      <w:r>
-        <w:rPr>
-          <w:lang w:val="zh_TW" w:bidi="zh_TW"/>
-        </w:rPr>
-        <w:t>）；祂的作為旨在榮耀祂自己（</w:t>
-      </w:r>
-      <w:hyperlink r:id="rId22">
-        <w:r>
-          <w:rPr>
-            <w:lang w:val="zh_TW" w:bidi="zh_TW"/>
-          </w:rPr>
-          <w:rPr>
-            <w:color w:val="0000EE"/>
-            <w:u w:val="single"/>
-          </w:rPr>
-          <w:t>詩79:9</w:t>
-        </w:r>
-      </w:hyperlink>
-      <w:r>
-        <w:rPr>
-          <w:lang w:val="zh_TW" w:bidi="zh_TW"/>
-        </w:rPr>
-        <w:t>；</w:t>
-      </w:r>
-      <w:hyperlink r:id="rId23">
-        <w:r>
-          <w:rPr>
-            <w:lang w:val="zh_TW" w:bidi="zh_TW"/>
-          </w:rPr>
-          <w:rPr>
-            <w:color w:val="0000EE"/>
-            <w:u w:val="single"/>
-          </w:rPr>
-          <w:t>賽48:11</w:t>
-        </w:r>
-      </w:hyperlink>
-      <w:r>
-        <w:rPr>
-          <w:lang w:val="zh_TW" w:bidi="zh_TW"/>
-        </w:rPr>
-        <w:t>）。</w:t>
-      </w:r>
-    </w:p>
-    <w:p>
-      <w:pPr/>
-      <w:r>
-        <w:rPr>
-          <w:lang w:val="zh_TW" w:bidi="zh_TW"/>
-        </w:rPr>
-      </w:r>
-      <w:r>
-        <w:rPr>
-          <w:lang w:val="zh_TW" w:bidi="zh_TW"/>
-        </w:rPr>
-        <w:t>神的榮耀由受造之物所宣揚（</w:t>
-      </w:r>
-      <w:hyperlink r:id="rId24">
-        <w:r>
-          <w:rPr>
-            <w:lang w:val="zh_TW" w:bidi="zh_TW"/>
-          </w:rPr>
-          <w:rPr>
-            <w:color w:val="0000EE"/>
-            <w:u w:val="single"/>
-          </w:rPr>
-          <w:t>詩19:1，</w:t>
-        </w:r>
-      </w:hyperlink>
-      <w:hyperlink r:id="rId25">
-        <w:r>
-          <w:rPr>
-            <w:lang w:val="zh_TW" w:bidi="zh_TW"/>
-          </w:rPr>
-          <w:rPr>
-            <w:color w:val="0000EE"/>
-            <w:u w:val="single"/>
-          </w:rPr>
-          <w:t>97:6</w:t>
-        </w:r>
-      </w:hyperlink>
-      <w:r>
-        <w:rPr>
-          <w:lang w:val="zh_TW" w:bidi="zh_TW"/>
-        </w:rPr>
-        <w:t>；</w:t>
-      </w:r>
-      <w:hyperlink r:id="rId26">
-        <w:r>
-          <w:rPr>
-            <w:lang w:val="zh_TW" w:bidi="zh_TW"/>
-          </w:rPr>
-          <w:rPr>
-            <w:color w:val="0000EE"/>
-            <w:u w:val="single"/>
-          </w:rPr>
-          <w:t>羅1:20</w:t>
-        </w:r>
-      </w:hyperlink>
-      <w:r>
-        <w:rPr>
-          <w:lang w:val="zh_TW" w:bidi="zh_TW"/>
-        </w:rPr>
-        <w:t>），也藉著祂拯救和解救的偉大行動彰顯（</w:t>
-      </w:r>
-      <w:hyperlink r:id="rId27">
-        <w:r>
-          <w:rPr>
-            <w:lang w:val="zh_TW" w:bidi="zh_TW"/>
-          </w:rPr>
-          <w:rPr>
-            <w:color w:val="0000EE"/>
-            <w:u w:val="single"/>
-          </w:rPr>
-          <w:t>代上16:24</w:t>
-        </w:r>
-      </w:hyperlink>
-      <w:r>
-        <w:rPr>
-          <w:lang w:val="zh_TW" w:bidi="zh_TW"/>
-        </w:rPr>
-        <w:t>；</w:t>
-      </w:r>
-      <w:hyperlink r:id="rId28">
-        <w:r>
-          <w:rPr>
-            <w:lang w:val="zh_TW" w:bidi="zh_TW"/>
-          </w:rPr>
-          <w:rPr>
-            <w:color w:val="0000EE"/>
-            <w:u w:val="single"/>
-          </w:rPr>
-          <w:t>詩72:18–19，</w:t>
-        </w:r>
-      </w:hyperlink>
-      <w:hyperlink r:id="rId29">
-        <w:r>
-          <w:rPr>
-            <w:lang w:val="zh_TW" w:bidi="zh_TW"/>
-          </w:rPr>
-          <w:rPr>
-            <w:color w:val="0000EE"/>
-            <w:u w:val="single"/>
-          </w:rPr>
-          <w:t>96:3，</w:t>
-        </w:r>
-      </w:hyperlink>
-      <w:hyperlink r:id="rId30">
-        <w:r>
-          <w:rPr>
-            <w:lang w:val="zh_TW" w:bidi="zh_TW"/>
-          </w:rPr>
-          <w:rPr>
-            <w:color w:val="0000EE"/>
-            <w:u w:val="single"/>
-          </w:rPr>
-          <w:t>145:10–12</w:t>
-        </w:r>
-      </w:hyperlink>
-      <w:r>
-        <w:rPr>
-          <w:lang w:val="zh_TW" w:bidi="zh_TW"/>
-        </w:rPr>
-        <w:t>；</w:t>
-      </w:r>
-      <w:hyperlink r:id="rId31">
-        <w:r>
-          <w:rPr>
-            <w:lang w:val="zh_TW" w:bidi="zh_TW"/>
-          </w:rPr>
-          <w:rPr>
-            <w:color w:val="0000EE"/>
-            <w:u w:val="single"/>
-          </w:rPr>
-          <w:t>約11:4、40</w:t>
-        </w:r>
-      </w:hyperlink>
-      <w:r>
-        <w:rPr>
-          <w:lang w:val="zh_TW" w:bidi="zh_TW"/>
-        </w:rPr>
-        <w:t>）。祂的榮耀是人讚美祂的主題（</w:t>
-      </w:r>
-      <w:hyperlink r:id="rId32">
-        <w:r>
-          <w:rPr>
-            <w:lang w:val="zh_TW" w:bidi="zh_TW"/>
-          </w:rPr>
-          <w:rPr>
-            <w:color w:val="0000EE"/>
-            <w:u w:val="single"/>
-          </w:rPr>
-          <w:t>代上16:24–29</w:t>
-        </w:r>
-      </w:hyperlink>
-      <w:r>
-        <w:rPr>
-          <w:lang w:val="zh_TW" w:bidi="zh_TW"/>
-        </w:rPr>
-        <w:t>；</w:t>
-      </w:r>
-      <w:hyperlink r:id="rId33">
-        <w:r>
-          <w:rPr>
-            <w:lang w:val="zh_TW" w:bidi="zh_TW"/>
-          </w:rPr>
-          <w:rPr>
-            <w:color w:val="0000EE"/>
-            <w:u w:val="single"/>
-          </w:rPr>
-          <w:t>詩29:1–2、9，</w:t>
-        </w:r>
-      </w:hyperlink>
-      <w:hyperlink r:id="rId34">
-        <w:r>
-          <w:rPr>
-            <w:lang w:val="zh_TW" w:bidi="zh_TW"/>
-          </w:rPr>
-          <w:rPr>
-            <w:color w:val="0000EE"/>
-            <w:u w:val="single"/>
-          </w:rPr>
-          <w:t>66:1–2，</w:t>
-        </w:r>
-      </w:hyperlink>
-      <w:hyperlink r:id="rId35">
-        <w:r>
-          <w:rPr>
-            <w:lang w:val="zh_TW" w:bidi="zh_TW"/>
-          </w:rPr>
-          <w:rPr>
-            <w:color w:val="0000EE"/>
-            <w:u w:val="single"/>
-          </w:rPr>
-          <w:t>96:7–8，</w:t>
-        </w:r>
-      </w:hyperlink>
-      <w:hyperlink r:id="rId36">
-        <w:r>
-          <w:rPr>
-            <w:lang w:val="zh_TW" w:bidi="zh_TW"/>
-          </w:rPr>
-          <w:rPr>
-            <w:color w:val="0000EE"/>
-            <w:u w:val="single"/>
-          </w:rPr>
-          <w:t>115:1</w:t>
-        </w:r>
-      </w:hyperlink>
-      <w:r>
-        <w:rPr>
-          <w:lang w:val="zh_TW" w:bidi="zh_TW"/>
-        </w:rPr>
-        <w:t>；</w:t>
-      </w:r>
-      <w:hyperlink r:id="rId37">
-        <w:r>
-          <w:rPr>
-            <w:lang w:val="zh_TW" w:bidi="zh_TW"/>
-          </w:rPr>
-          <w:rPr>
-            <w:color w:val="0000EE"/>
-            <w:u w:val="single"/>
-          </w:rPr>
-          <w:t>賽42:12</w:t>
-        </w:r>
-      </w:hyperlink>
-      <w:r>
-        <w:rPr>
-          <w:lang w:val="zh_TW" w:bidi="zh_TW"/>
-        </w:rPr>
-        <w:t>；</w:t>
-      </w:r>
-      <w:hyperlink r:id="rId38">
-        <w:r>
-          <w:rPr>
-            <w:lang w:val="zh_TW" w:bidi="zh_TW"/>
-          </w:rPr>
-          <w:rPr>
-            <w:color w:val="0000EE"/>
-            <w:u w:val="single"/>
-          </w:rPr>
-          <w:t>羅4:20</w:t>
-        </w:r>
-      </w:hyperlink>
-      <w:r>
-        <w:rPr>
-          <w:lang w:val="zh_TW" w:bidi="zh_TW"/>
-        </w:rPr>
-        <w:t>；</w:t>
-      </w:r>
-      <w:hyperlink r:id="rId39">
-        <w:r>
-          <w:rPr>
-            <w:lang w:val="zh_TW" w:bidi="zh_TW"/>
-          </w:rPr>
-          <w:rPr>
-            <w:color w:val="0000EE"/>
-            <w:u w:val="single"/>
-          </w:rPr>
-          <w:t>腓2:9–11</w:t>
-        </w:r>
-      </w:hyperlink>
-      <w:r>
-        <w:rPr>
-          <w:lang w:val="zh_TW" w:bidi="zh_TW"/>
-        </w:rPr>
-        <w:t>）。</w:t>
-      </w:r>
-    </w:p>
-    <w:p>
-      <w:pPr>
-        <w:pStyle w:val="Heading4"/>
-      </w:pPr>
-      <w:r>
-        <w:rPr>
-          <w:lang w:val="zh_TW" w:bidi="zh_TW"/>
-        </w:rPr>
-        <w:t>作為祂的臨在</w:t>
-      </w:r>
-    </w:p>
-    <w:p>
-      <w:pPr/>
-      <w:r>
-        <w:rPr>
-          <w:lang w:val="zh_TW" w:bidi="zh_TW"/>
-        </w:rPr>
-      </w:r>
-      <w:r>
-        <w:rPr>
-          <w:lang w:val="zh_TW" w:bidi="zh_TW"/>
-        </w:rPr>
-        <w:t>提到主的榮耀時，通常是指祂臨在的特定歷史顯現；這些場合通常與光和火的意象密切相關。最典型的例子是猶太拉比文獻中所稱的「舍吉拿榮耀（Shekinah Glory）」，意為「居住的榮耀」，主要指舊約中神在雲柱和火柱中的臨在。</w:t>
-      </w:r>
-    </w:p>
-    <w:p>
-      <w:pPr/>
-      <w:r>
-        <w:rPr>
-          <w:lang w:val="zh_TW" w:bidi="zh_TW"/>
-        </w:rPr>
-      </w:r>
-      <w:r>
-        <w:rPr>
-          <w:lang w:val="zh_TW" w:bidi="zh_TW"/>
-        </w:rPr>
-        <w:t>首次明確提到榮耀的雲彩的經文出現在</w:t>
-      </w:r>
-      <w:hyperlink r:id="rId40">
-        <w:r>
-          <w:rPr>
-            <w:lang w:val="zh_TW" w:bidi="zh_TW"/>
-          </w:rPr>
-          <w:rPr>
-            <w:color w:val="0000EE"/>
-            <w:u w:val="single"/>
-          </w:rPr>
-          <w:t>出埃及記十三章21至22節</w:t>
-        </w:r>
-      </w:hyperlink>
-      <w:r>
-        <w:rPr>
-          <w:lang w:val="zh_TW" w:bidi="zh_TW"/>
-        </w:rPr>
-        <w:t>。在出埃及事件中，神的榮耀顯現在雲柱和火柱中，引領百姓穿越海洋和曠野（</w:t>
-      </w:r>
-      <w:hyperlink r:id="rId41">
-        <w:r>
-          <w:rPr>
-            <w:lang w:val="zh_TW" w:bidi="zh_TW"/>
-          </w:rPr>
-          <w:rPr>
-            <w:color w:val="0000EE"/>
-            <w:u w:val="single"/>
-          </w:rPr>
-          <w:t>尼9:11–12、19</w:t>
-        </w:r>
-      </w:hyperlink>
-      <w:r>
-        <w:rPr>
-          <w:lang w:val="zh_TW" w:bidi="zh_TW"/>
-        </w:rPr>
-        <w:t>）。在西奈山，當以色列人安營在山下時，神的榮耀伴隨雲和火降臨，向摩西說話，並讓百姓看見（</w:t>
-      </w:r>
-      <w:hyperlink r:id="rId42">
-        <w:r>
-          <w:rPr>
-            <w:lang w:val="zh_TW" w:bidi="zh_TW"/>
-          </w:rPr>
-          <w:rPr>
-            <w:color w:val="0000EE"/>
-            <w:u w:val="single"/>
-          </w:rPr>
-          <w:t>出19:9、16–18，</w:t>
-        </w:r>
-      </w:hyperlink>
-      <w:hyperlink r:id="rId43">
-        <w:r>
-          <w:rPr>
-            <w:lang w:val="zh_TW" w:bidi="zh_TW"/>
-          </w:rPr>
-          <w:rPr>
-            <w:color w:val="0000EE"/>
-            <w:u w:val="single"/>
-          </w:rPr>
-          <w:t>24:15–18</w:t>
-        </w:r>
-      </w:hyperlink>
-      <w:r>
-        <w:rPr>
-          <w:lang w:val="zh_TW" w:bidi="zh_TW"/>
-        </w:rPr>
-        <w:t>；</w:t>
-      </w:r>
-      <w:hyperlink r:id="rId44">
-        <w:r>
-          <w:rPr>
-            <w:lang w:val="zh_TW" w:bidi="zh_TW"/>
-          </w:rPr>
-          <w:rPr>
-            <w:color w:val="0000EE"/>
-            <w:u w:val="single"/>
-          </w:rPr>
-          <w:t>申5:5、22–24</w:t>
-        </w:r>
-      </w:hyperlink>
-      <w:r>
-        <w:rPr>
-          <w:lang w:val="zh_TW" w:bidi="zh_TW"/>
-        </w:rPr>
-        <w:t>）。當摩西得以一睹未被雲火遮蔽的榮耀時，他的臉發光，百姓對此感到懼怕，他需要用帕子蒙上臉（</w:t>
-      </w:r>
-      <w:hyperlink r:id="rId45">
-        <w:r>
-          <w:rPr>
-            <w:lang w:val="zh_TW" w:bidi="zh_TW"/>
-          </w:rPr>
-          <w:rPr>
-            <w:color w:val="0000EE"/>
-            <w:u w:val="single"/>
-          </w:rPr>
-          <w:t>出33:18–23，</w:t>
-        </w:r>
-      </w:hyperlink>
-      <w:hyperlink r:id="rId46">
-        <w:r>
-          <w:rPr>
-            <w:lang w:val="zh_TW" w:bidi="zh_TW"/>
-          </w:rPr>
-          <w:rPr>
-            <w:color w:val="0000EE"/>
-            <w:u w:val="single"/>
-          </w:rPr>
-          <w:t>34:29–35</w:t>
-        </w:r>
-      </w:hyperlink>
-      <w:r>
-        <w:rPr>
-          <w:lang w:val="zh_TW" w:bidi="zh_TW"/>
-        </w:rPr>
-        <w:t>；</w:t>
-      </w:r>
-      <w:hyperlink r:id="rId47">
-        <w:r>
-          <w:rPr>
-            <w:lang w:val="zh_TW" w:bidi="zh_TW"/>
-          </w:rPr>
-          <w:rPr>
-            <w:color w:val="0000EE"/>
-            <w:u w:val="single"/>
-          </w:rPr>
-          <w:t>林後3:7–18</w:t>
-        </w:r>
-      </w:hyperlink>
-      <w:r>
-        <w:rPr>
-          <w:lang w:val="zh_TW" w:bidi="zh_TW"/>
-        </w:rPr>
-        <w:t>）。</w:t>
-      </w:r>
-    </w:p>
-    <w:p>
-      <w:pPr/>
-      <w:r>
-        <w:rPr>
-          <w:lang w:val="zh_TW" w:bidi="zh_TW"/>
-        </w:rPr>
-      </w:r>
-      <w:r>
-        <w:rPr>
-          <w:lang w:val="zh_TW" w:bidi="zh_TW"/>
-        </w:rPr>
-        <w:t>以色列圍繞著西奈山上的神的榮耀紮營的畫面，描繪神住在祂百姓中間的情景。當會幕完成後，百姓開始旅程時，神同在的榮耀雲彩始終停留在他們上方（</w:t>
-      </w:r>
-      <w:hyperlink r:id="rId48">
-        <w:r>
-          <w:rPr>
-            <w:lang w:val="zh_TW" w:bidi="zh_TW"/>
-          </w:rPr>
-          <w:rPr>
-            <w:color w:val="0000EE"/>
-            <w:u w:val="single"/>
-          </w:rPr>
-          <w:t>出40:34–38</w:t>
-        </w:r>
-      </w:hyperlink>
-      <w:r>
-        <w:rPr>
-          <w:lang w:val="zh_TW" w:bidi="zh_TW"/>
-        </w:rPr>
-        <w:t>；</w:t>
-      </w:r>
-      <w:hyperlink r:id="rId49">
-        <w:r>
-          <w:rPr>
-            <w:lang w:val="zh_TW" w:bidi="zh_TW"/>
-          </w:rPr>
-          <w:rPr>
-            <w:color w:val="0000EE"/>
-            <w:u w:val="single"/>
-          </w:rPr>
-          <w:t>民10:11–12</w:t>
-        </w:r>
-      </w:hyperlink>
-      <w:r>
-        <w:rPr>
-          <w:lang w:val="zh_TW" w:bidi="zh_TW"/>
-        </w:rPr>
-        <w:t>）。當他們安營時，各支派圍繞會幕紮營（</w:t>
-      </w:r>
-      <w:hyperlink r:id="rId50">
-        <w:r>
-          <w:rPr>
-            <w:lang w:val="zh_TW" w:bidi="zh_TW"/>
-          </w:rPr>
-          <w:rPr>
-            <w:color w:val="0000EE"/>
-            <w:u w:val="single"/>
-          </w:rPr>
-          <w:t>民1:50–2:2</w:t>
-        </w:r>
-      </w:hyperlink>
-      <w:r>
-        <w:rPr>
-          <w:lang w:val="zh_TW" w:bidi="zh_TW"/>
-        </w:rPr>
-        <w:t>），雲彩提醒他們，神與他們同在。後來，同樣的榮耀充滿了所羅門所建的新聖殿（</w:t>
-      </w:r>
-      <w:hyperlink r:id="rId51">
-        <w:r>
-          <w:rPr>
-            <w:lang w:val="zh_TW" w:bidi="zh_TW"/>
-          </w:rPr>
-          <w:rPr>
-            <w:color w:val="0000EE"/>
-            <w:u w:val="single"/>
-          </w:rPr>
-          <w:t>代下5:13–6:1，</w:t>
-        </w:r>
-      </w:hyperlink>
-      <w:hyperlink r:id="rId52">
-        <w:r>
-          <w:rPr>
-            <w:lang w:val="zh_TW" w:bidi="zh_TW"/>
-          </w:rPr>
-          <w:rPr>
-            <w:color w:val="0000EE"/>
-            <w:u w:val="single"/>
-          </w:rPr>
-          <w:t>7:1–3</w:t>
-        </w:r>
-      </w:hyperlink>
-      <w:r>
-        <w:rPr>
-          <w:lang w:val="zh_TW" w:bidi="zh_TW"/>
-        </w:rPr>
-        <w:t>）。詩篇作者讚頌耶路撒冷和聖殿為神榮耀的居所（</w:t>
-      </w:r>
-      <w:hyperlink r:id="rId53">
-        <w:r>
-          <w:rPr>
-            <w:lang w:val="zh_TW" w:bidi="zh_TW"/>
-          </w:rPr>
-          <w:rPr>
-            <w:color w:val="0000EE"/>
-            <w:u w:val="single"/>
-          </w:rPr>
-          <w:t>詩26:8，</w:t>
-        </w:r>
-      </w:hyperlink>
-      <w:hyperlink r:id="rId54">
-        <w:r>
-          <w:rPr>
-            <w:lang w:val="zh_TW" w:bidi="zh_TW"/>
-          </w:rPr>
-          <w:rPr>
-            <w:color w:val="0000EE"/>
-            <w:u w:val="single"/>
-          </w:rPr>
-          <w:t>63:2，</w:t>
-        </w:r>
-      </w:hyperlink>
-      <w:hyperlink r:id="rId55">
-        <w:r>
-          <w:rPr>
-            <w:lang w:val="zh_TW" w:bidi="zh_TW"/>
-          </w:rPr>
-          <w:rPr>
-            <w:color w:val="0000EE"/>
-            <w:u w:val="single"/>
-          </w:rPr>
-          <w:t>85:9</w:t>
-        </w:r>
-      </w:hyperlink>
-      <w:r>
-        <w:rPr>
-          <w:lang w:val="zh_TW" w:bidi="zh_TW"/>
-        </w:rPr>
-        <w:t>）；神住在祂百姓中間。</w:t>
-      </w:r>
-    </w:p>
-    <w:p>
-      <w:pPr/>
-      <w:r>
-        <w:rPr>
-          <w:lang w:val="zh_TW" w:bidi="zh_TW"/>
-        </w:rPr>
-      </w:r>
-      <w:r>
-        <w:rPr>
-          <w:lang w:val="zh_TW" w:bidi="zh_TW"/>
-        </w:rPr>
-        <w:t>然而，在以色列歷史的後期，他們否認神榮耀的同在（</w:t>
-      </w:r>
-      <w:hyperlink r:id="rId56">
-        <w:r>
-          <w:rPr>
-            <w:lang w:val="zh_TW" w:bidi="zh_TW"/>
-          </w:rPr>
-          <w:rPr>
-            <w:color w:val="0000EE"/>
-            <w:u w:val="single"/>
-          </w:rPr>
-          <w:t>賽3:8</w:t>
-        </w:r>
-      </w:hyperlink>
-      <w:r>
-        <w:rPr>
-          <w:lang w:val="zh_TW" w:bidi="zh_TW"/>
-        </w:rPr>
-        <w:t>），並以人手製造的偶像取代耶和華的榮耀（</w:t>
-      </w:r>
-      <w:hyperlink r:id="rId57">
-        <w:r>
-          <w:rPr>
-            <w:lang w:val="zh_TW" w:bidi="zh_TW"/>
-          </w:rPr>
-          <w:rPr>
-            <w:color w:val="0000EE"/>
-            <w:u w:val="single"/>
-          </w:rPr>
-          <w:t>詩106:20</w:t>
-        </w:r>
-      </w:hyperlink>
-      <w:r>
-        <w:rPr>
-          <w:lang w:val="zh_TW" w:bidi="zh_TW"/>
-        </w:rPr>
-        <w:t>；</w:t>
-      </w:r>
-      <w:hyperlink r:id="rId58">
-        <w:r>
-          <w:rPr>
-            <w:lang w:val="zh_TW" w:bidi="zh_TW"/>
-          </w:rPr>
-          <w:rPr>
-            <w:color w:val="0000EE"/>
-            <w:u w:val="single"/>
-          </w:rPr>
-          <w:t>耶2:10–11</w:t>
-        </w:r>
-      </w:hyperlink>
-      <w:r>
-        <w:rPr>
-          <w:lang w:val="zh_TW" w:bidi="zh_TW"/>
-        </w:rPr>
-        <w:t>；參</w:t>
-      </w:r>
-      <w:hyperlink r:id="rId59">
-        <w:r>
-          <w:rPr>
-            <w:lang w:val="zh_TW" w:bidi="zh_TW"/>
-          </w:rPr>
-          <w:rPr>
-            <w:color w:val="0000EE"/>
-            <w:u w:val="single"/>
-          </w:rPr>
-          <w:t>羅1:23</w:t>
-        </w:r>
-      </w:hyperlink>
-      <w:r>
-        <w:rPr>
-          <w:lang w:val="zh_TW" w:bidi="zh_TW"/>
-        </w:rPr>
-        <w:t>）。因他們的悖逆，審判臨到耶路撒冷，執行違背約而帶來的懲罰。神不再作悖逆祂的百姓的神（</w:t>
-      </w:r>
-      <w:hyperlink r:id="rId60">
-        <w:r>
-          <w:rPr>
-            <w:lang w:val="zh_TW" w:bidi="zh_TW"/>
-          </w:rPr>
-          <w:rPr>
-            <w:color w:val="0000EE"/>
-            <w:u w:val="single"/>
-          </w:rPr>
-          <w:t>何1:9</w:t>
-        </w:r>
-      </w:hyperlink>
-      <w:r>
-        <w:rPr>
-          <w:lang w:val="zh_TW" w:bidi="zh_TW"/>
-        </w:rPr>
-        <w:t>）。神榮耀的雲彩離開了聖殿（</w:t>
-      </w:r>
-      <w:hyperlink r:id="rId61">
-        <w:r>
-          <w:rPr>
-            <w:lang w:val="zh_TW" w:bidi="zh_TW"/>
-          </w:rPr>
-          <w:rPr>
-            <w:color w:val="0000EE"/>
-            <w:u w:val="single"/>
-          </w:rPr>
-          <w:t>結10:4、18–19，</w:t>
-        </w:r>
-      </w:hyperlink>
-      <w:hyperlink r:id="rId62">
-        <w:r>
-          <w:rPr>
-            <w:lang w:val="zh_TW" w:bidi="zh_TW"/>
-          </w:rPr>
-          <w:rPr>
-            <w:color w:val="0000EE"/>
-            <w:u w:val="single"/>
-          </w:rPr>
-          <w:t>11:22</w:t>
-        </w:r>
-      </w:hyperlink>
-      <w:r>
-        <w:rPr>
-          <w:lang w:val="zh_TW" w:bidi="zh_TW"/>
-        </w:rPr>
-        <w:t>），然後以色列人被擄（</w:t>
-      </w:r>
-      <w:hyperlink r:id="rId63">
-        <w:r>
-          <w:rPr>
-            <w:lang w:val="zh_TW" w:bidi="zh_TW"/>
-          </w:rPr>
-          <w:rPr>
-            <w:color w:val="0000EE"/>
-            <w:u w:val="single"/>
-          </w:rPr>
-          <w:t>12:1–15</w:t>
-        </w:r>
-      </w:hyperlink>
-      <w:r>
-        <w:rPr>
-          <w:lang w:val="zh_TW" w:bidi="zh_TW"/>
-        </w:rPr>
-        <w:t>）。</w:t>
-      </w:r>
-    </w:p>
-    <w:p>
-      <w:pPr/>
-      <w:r>
-        <w:rPr>
-          <w:lang w:val="zh_TW" w:bidi="zh_TW"/>
-        </w:rPr>
-      </w:r>
-      <w:r>
-        <w:rPr>
-          <w:lang w:val="zh_TW" w:bidi="zh_TW"/>
-        </w:rPr>
-        <w:t>然而，神決定在這審判中留下餘民，以重建城和聖殿。以西結在異象中看見耶和華的榮耀回到聖殿中（</w:t>
-      </w:r>
-      <w:hyperlink r:id="rId64">
-        <w:r>
-          <w:rPr>
-            <w:lang w:val="zh_TW" w:bidi="zh_TW"/>
-          </w:rPr>
-          <w:rPr>
-            <w:color w:val="0000EE"/>
-            <w:u w:val="single"/>
-          </w:rPr>
-          <w:t>結43:2–9</w:t>
-        </w:r>
-      </w:hyperlink>
-      <w:r>
-        <w:rPr>
-          <w:lang w:val="zh_TW" w:bidi="zh_TW"/>
-        </w:rPr>
-        <w:t>），這是一個榮耀回到純潔百姓並永遠與他們同住的時刻。當被擄結束、第二聖殿建造時，哈該和撒迦利亞以神榮耀將如同初建的聖殿般充滿新聖殿的應許，鼓勵百姓繼續建造，並使榮耀「住在你們中間」（</w:t>
-      </w:r>
-      <w:hyperlink r:id="rId65">
-        <w:r>
-          <w:rPr>
-            <w:lang w:val="zh_TW" w:bidi="zh_TW"/>
-          </w:rPr>
-          <w:rPr>
-            <w:color w:val="0000EE"/>
-            <w:u w:val="single"/>
-          </w:rPr>
-          <w:t>該2:3–9</w:t>
-        </w:r>
-      </w:hyperlink>
-      <w:r>
-        <w:rPr>
-          <w:lang w:val="zh_TW" w:bidi="zh_TW"/>
-        </w:rPr>
-        <w:t>；</w:t>
-      </w:r>
-      <w:hyperlink r:id="rId66">
-        <w:r>
-          <w:rPr>
-            <w:lang w:val="zh_TW" w:bidi="zh_TW"/>
-          </w:rPr>
-          <w:rPr>
-            <w:color w:val="0000EE"/>
-            <w:u w:val="single"/>
-          </w:rPr>
-          <w:t>亞2:5、10–11</w:t>
-        </w:r>
-      </w:hyperlink>
-      <w:r>
-        <w:rPr>
-          <w:lang w:val="zh_TW" w:bidi="zh_TW"/>
-        </w:rPr>
-        <w:t>）。</w:t>
-      </w:r>
-    </w:p>
-    <w:p>
-      <w:pPr>
-        <w:pStyle w:val="Heading3"/>
-      </w:pPr>
-      <w:r>
-        <w:rPr>
-          <w:lang w:val="zh_TW" w:bidi="zh_TW"/>
-        </w:rPr>
-        <w:t>耶穌基督顯出神的榮耀</w:t>
-      </w:r>
-    </w:p>
-    <w:p>
-      <w:pPr/>
-      <w:r>
-        <w:rPr>
-          <w:lang w:val="zh_TW" w:bidi="zh_TW"/>
-        </w:rPr>
-      </w:r>
-      <w:r>
-        <w:rPr>
-          <w:lang w:val="zh_TW" w:bidi="zh_TW"/>
-        </w:rPr>
-        <w:t>我們並未被告知舍吉拿榮耀是否回到第二聖殿，但聖經確告訴我們，神的榮耀藉著耶穌基督再次顯現在地上。</w:t>
-      </w:r>
-      <w:hyperlink r:id="rId67">
-        <w:r>
-          <w:rPr>
-            <w:lang w:val="zh_TW" w:bidi="zh_TW"/>
-          </w:rPr>
-          <w:rPr>
-            <w:color w:val="0000EE"/>
-            <w:u w:val="single"/>
-          </w:rPr>
-          <w:t>約翰福音一章14節</w:t>
-        </w:r>
-      </w:hyperlink>
-      <w:r>
-        <w:rPr>
-          <w:lang w:val="zh_TW" w:bidi="zh_TW"/>
-        </w:rPr>
-        <w:t>說：「道成了肉身，</w:t>
-      </w:r>
-      <w:r>
-        <w:rPr>
-          <w:i/>
-          <w:lang w:val="zh_TW" w:bidi="zh_TW"/>
-        </w:rPr>
-        <w:t>住</w:t>
-      </w:r>
-      <w:r>
-        <w:rPr>
-          <w:lang w:val="zh_TW" w:bidi="zh_TW"/>
-        </w:rPr>
-        <w:t>在我們中間，充充滿滿地有恩典有真理。我們也見過他的</w:t>
-      </w:r>
-      <w:r>
-        <w:rPr>
-          <w:i/>
-          <w:lang w:val="zh_TW" w:bidi="zh_TW"/>
-        </w:rPr>
-        <w:t>榮光</w:t>
-      </w:r>
-      <w:r>
-        <w:rPr>
-          <w:lang w:val="zh_TW" w:bidi="zh_TW"/>
-        </w:rPr>
-        <w:t>，正是父獨生子的</w:t>
-      </w:r>
-      <w:r>
-        <w:rPr>
-          <w:i/>
-          <w:lang w:val="zh_TW" w:bidi="zh_TW"/>
-        </w:rPr>
-        <w:t>榮光</w:t>
-      </w:r>
-      <w:r>
-        <w:rPr>
-          <w:lang w:val="zh_TW" w:bidi="zh_TW"/>
-        </w:rPr>
-        <w:t>」。耶穌成為神永住榮耀的新會幕。神在耶穌裡住在人間。由於基督是（且仍是）神的真實形像，看到祂臉上的光就等於認識神的榮耀（</w:t>
-      </w:r>
-      <w:hyperlink r:id="rId68">
-        <w:r>
-          <w:rPr>
-            <w:lang w:val="zh_TW" w:bidi="zh_TW"/>
-          </w:rPr>
-          <w:rPr>
-            <w:color w:val="0000EE"/>
-            <w:u w:val="single"/>
-          </w:rPr>
-          <w:t>林後4:4–6</w:t>
-        </w:r>
-      </w:hyperlink>
-      <w:r>
-        <w:rPr>
-          <w:lang w:val="zh_TW" w:bidi="zh_TW"/>
-        </w:rPr>
-        <w:t>）。看到耶穌就是看到「外邦人的光， 又是你民以色列的榮耀」（</w:t>
-      </w:r>
-      <w:hyperlink r:id="rId69">
-        <w:r>
-          <w:rPr>
-            <w:lang w:val="zh_TW" w:bidi="zh_TW"/>
-          </w:rPr>
-          <w:rPr>
-            <w:color w:val="0000EE"/>
-            <w:u w:val="single"/>
-          </w:rPr>
-          <w:t>路2:30–32</w:t>
-        </w:r>
-      </w:hyperlink>
-      <w:r>
-        <w:rPr>
-          <w:lang w:val="zh_TW" w:bidi="zh_TW"/>
-        </w:rPr>
-        <w:t>）。那些見證耶穌登山變像的門徒（</w:t>
-      </w:r>
-      <w:hyperlink r:id="rId70">
-        <w:r>
-          <w:rPr>
-            <w:lang w:val="zh_TW" w:bidi="zh_TW"/>
-          </w:rPr>
-          <w:rPr>
-            <w:color w:val="0000EE"/>
-            <w:u w:val="single"/>
-          </w:rPr>
-          <w:t>太17:1–8</w:t>
-        </w:r>
-      </w:hyperlink>
-      <w:r>
-        <w:rPr>
-          <w:lang w:val="zh_TW" w:bidi="zh_TW"/>
-        </w:rPr>
-        <w:t>）以奇妙的方式看到祂的榮耀（</w:t>
-      </w:r>
-      <w:hyperlink r:id="rId71">
-        <w:r>
-          <w:rPr>
-            <w:lang w:val="zh_TW" w:bidi="zh_TW"/>
-          </w:rPr>
-          <w:rPr>
-            <w:color w:val="0000EE"/>
-            <w:u w:val="single"/>
-          </w:rPr>
-          <w:t>彼後1:16–17</w:t>
-        </w:r>
-      </w:hyperlink>
-      <w:r>
-        <w:rPr>
-          <w:lang w:val="zh_TW" w:bidi="zh_TW"/>
-        </w:rPr>
-        <w:t>），因為那是從祂人的身體中迸發出的榮耀。這榮耀的顯現預示了基督在復活與升天中所經歷的榮耀（見</w:t>
-      </w:r>
-      <w:hyperlink r:id="rId72">
-        <w:r>
-          <w:rPr>
-            <w:lang w:val="zh_TW" w:bidi="zh_TW"/>
-          </w:rPr>
-          <w:rPr>
-            <w:color w:val="0000EE"/>
-            <w:u w:val="single"/>
-          </w:rPr>
-          <w:t>約17:5</w:t>
-        </w:r>
-      </w:hyperlink>
-      <w:r>
-        <w:rPr>
-          <w:lang w:val="zh_TW" w:bidi="zh_TW"/>
-        </w:rPr>
-        <w:t>；</w:t>
-      </w:r>
-      <w:hyperlink r:id="rId73">
-        <w:r>
-          <w:rPr>
-            <w:lang w:val="zh_TW" w:bidi="zh_TW"/>
-          </w:rPr>
-          <w:rPr>
-            <w:color w:val="0000EE"/>
-            <w:u w:val="single"/>
-          </w:rPr>
-          <w:t>腓2:5–11</w:t>
-        </w:r>
-      </w:hyperlink>
-      <w:r>
-        <w:rPr>
-          <w:lang w:val="zh_TW" w:bidi="zh_TW"/>
-        </w:rPr>
-        <w:t>）。</w:t>
-      </w:r>
-    </w:p>
-    <w:p>
-      <w:pPr/>
-      <w:r>
-        <w:rPr>
-          <w:lang w:val="zh_TW" w:bidi="zh_TW"/>
-        </w:rPr>
-      </w:r>
-      <w:r>
-        <w:rPr>
-          <w:lang w:val="zh_TW" w:bidi="zh_TW"/>
-        </w:rPr>
-        <w:t>因為耶穌謙卑自己，順服至死，神就將祂升為至高（</w:t>
-      </w:r>
-      <w:hyperlink r:id="rId74">
-        <w:r>
-          <w:rPr>
-            <w:lang w:val="zh_TW" w:bidi="zh_TW"/>
-          </w:rPr>
-          <w:rPr>
-            <w:color w:val="0000EE"/>
-            <w:u w:val="single"/>
-          </w:rPr>
-          <w:t>腓2:8–9</w:t>
-        </w:r>
-      </w:hyperlink>
-      <w:r>
-        <w:rPr>
-          <w:lang w:val="zh_TW" w:bidi="zh_TW"/>
-        </w:rPr>
-        <w:t>）。祂在十字架上受死之後，進入了祂的榮耀（</w:t>
-      </w:r>
-      <w:hyperlink r:id="rId75">
-        <w:r>
-          <w:rPr>
-            <w:lang w:val="zh_TW" w:bidi="zh_TW"/>
-          </w:rPr>
-          <w:rPr>
-            <w:color w:val="0000EE"/>
-            <w:u w:val="single"/>
-          </w:rPr>
-          <w:t>路24:26</w:t>
-        </w:r>
-      </w:hyperlink>
-      <w:r>
-        <w:rPr>
-          <w:lang w:val="zh_TW" w:bidi="zh_TW"/>
-        </w:rPr>
-        <w:t>），擁有一個全新的榮耀身體（</w:t>
-      </w:r>
-      <w:hyperlink r:id="rId76">
-        <w:r>
-          <w:rPr>
-            <w:lang w:val="zh_TW" w:bidi="zh_TW"/>
-          </w:rPr>
-          <w:rPr>
-            <w:color w:val="0000EE"/>
-            <w:u w:val="single"/>
-          </w:rPr>
-          <w:t>林前15:39–43</w:t>
-        </w:r>
-      </w:hyperlink>
-      <w:r>
-        <w:rPr>
-          <w:lang w:val="zh_TW" w:bidi="zh_TW"/>
-        </w:rPr>
-        <w:t>；</w:t>
-      </w:r>
-      <w:hyperlink r:id="rId77">
-        <w:r>
-          <w:rPr>
-            <w:lang w:val="zh_TW" w:bidi="zh_TW"/>
-          </w:rPr>
-          <w:rPr>
-            <w:color w:val="0000EE"/>
-            <w:u w:val="single"/>
-          </w:rPr>
-          <w:t>腓3:21</w:t>
-        </w:r>
-      </w:hyperlink>
-      <w:r>
-        <w:rPr>
-          <w:lang w:val="zh_TW" w:bidi="zh_TW"/>
-        </w:rPr>
-        <w:t>）。榮耀的基督向祂的僕人顯現。司提反看見了祂的榮耀（</w:t>
-      </w:r>
-      <w:hyperlink r:id="rId78">
-        <w:r>
-          <w:rPr>
-            <w:lang w:val="zh_TW" w:bidi="zh_TW"/>
-          </w:rPr>
-          <w:rPr>
-            <w:color w:val="0000EE"/>
-            <w:u w:val="single"/>
-          </w:rPr>
-          <w:t>徒7:55</w:t>
-        </w:r>
-      </w:hyperlink>
-      <w:r>
-        <w:rPr>
-          <w:lang w:val="zh_TW" w:bidi="zh_TW"/>
-        </w:rPr>
-        <w:t>），掃羅因祂的光輝而失明（</w:t>
-      </w:r>
-      <w:hyperlink r:id="rId79">
-        <w:r>
-          <w:rPr>
-            <w:lang w:val="zh_TW" w:bidi="zh_TW"/>
-          </w:rPr>
-          <w:rPr>
-            <w:color w:val="0000EE"/>
-            <w:u w:val="single"/>
-          </w:rPr>
-          <w:t>9:3</w:t>
-        </w:r>
-      </w:hyperlink>
-      <w:r>
-        <w:rPr>
-          <w:lang w:val="zh_TW" w:bidi="zh_TW"/>
-        </w:rPr>
-        <w:t>）。同一位基督被預言將以榮耀再來。祂將坐在寶座上施行審判（</w:t>
-      </w:r>
-      <w:hyperlink r:id="rId80">
-        <w:r>
-          <w:rPr>
-            <w:lang w:val="zh_TW" w:bidi="zh_TW"/>
-          </w:rPr>
-          <w:rPr>
-            <w:color w:val="0000EE"/>
-            <w:u w:val="single"/>
-          </w:rPr>
-          <w:t>太25:31</w:t>
-        </w:r>
-      </w:hyperlink>
-      <w:r>
-        <w:rPr>
-          <w:lang w:val="zh_TW" w:bidi="zh_TW"/>
-        </w:rPr>
-        <w:t>）；惡人將受到懲罰（</w:t>
-      </w:r>
-      <w:hyperlink r:id="rId81">
-        <w:r>
-          <w:rPr>
-            <w:lang w:val="zh_TW" w:bidi="zh_TW"/>
-          </w:rPr>
-          <w:rPr>
-            <w:color w:val="0000EE"/>
-            <w:u w:val="single"/>
-          </w:rPr>
-          <w:t>16:27，</w:t>
-        </w:r>
-      </w:hyperlink>
-      <w:hyperlink r:id="rId82">
-        <w:r>
-          <w:rPr>
-            <w:lang w:val="zh_TW" w:bidi="zh_TW"/>
-          </w:rPr>
-          <w:rPr>
-            <w:color w:val="0000EE"/>
-            <w:u w:val="single"/>
-          </w:rPr>
-          <w:t>24:30</w:t>
-        </w:r>
-      </w:hyperlink>
-      <w:r>
-        <w:rPr>
-          <w:lang w:val="zh_TW" w:bidi="zh_TW"/>
-        </w:rPr>
-        <w:t>；</w:t>
-      </w:r>
-      <w:hyperlink r:id="rId83">
-        <w:r>
-          <w:rPr>
-            <w:lang w:val="zh_TW" w:bidi="zh_TW"/>
-          </w:rPr>
-          <w:rPr>
-            <w:color w:val="0000EE"/>
-            <w:u w:val="single"/>
-          </w:rPr>
-          <w:t>可13:26</w:t>
-        </w:r>
-      </w:hyperlink>
-      <w:r>
-        <w:rPr>
-          <w:lang w:val="zh_TW" w:bidi="zh_TW"/>
-        </w:rPr>
-        <w:t>；</w:t>
-      </w:r>
-      <w:hyperlink r:id="rId84">
-        <w:r>
-          <w:rPr>
-            <w:lang w:val="zh_TW" w:bidi="zh_TW"/>
-          </w:rPr>
-          <w:rPr>
-            <w:color w:val="0000EE"/>
-            <w:u w:val="single"/>
-          </w:rPr>
-          <w:t>路21:27</w:t>
-        </w:r>
-      </w:hyperlink>
-      <w:r>
-        <w:rPr>
-          <w:lang w:val="zh_TW" w:bidi="zh_TW"/>
-        </w:rPr>
-        <w:t>；</w:t>
-      </w:r>
-      <w:hyperlink r:id="rId85">
-        <w:r>
-          <w:rPr>
-            <w:lang w:val="zh_TW" w:bidi="zh_TW"/>
-          </w:rPr>
-          <w:rPr>
-            <w:color w:val="0000EE"/>
-            <w:u w:val="single"/>
-          </w:rPr>
-          <w:t>帖後2:9–10</w:t>
-        </w:r>
-      </w:hyperlink>
-      <w:r>
-        <w:rPr>
-          <w:lang w:val="zh_TW" w:bidi="zh_TW"/>
-        </w:rPr>
-        <w:t>）。那些在人前承認祂的人，不必懼怕祂榮耀的顯現（</w:t>
-      </w:r>
-      <w:hyperlink r:id="rId86">
-        <w:r>
-          <w:rPr>
-            <w:lang w:val="zh_TW" w:bidi="zh_TW"/>
-          </w:rPr>
-          <w:rPr>
-            <w:color w:val="0000EE"/>
-            <w:u w:val="single"/>
-          </w:rPr>
-          <w:t>可8:38</w:t>
-        </w:r>
-      </w:hyperlink>
-      <w:r>
-        <w:rPr>
-          <w:lang w:val="zh_TW" w:bidi="zh_TW"/>
-        </w:rPr>
-        <w:t>）。</w:t>
-      </w:r>
-    </w:p>
-    <w:p>
-      <w:pPr/>
-      <w:r>
-        <w:rPr>
-          <w:lang w:val="zh_TW" w:bidi="zh_TW"/>
-        </w:rPr>
-      </w:r>
-      <w:r>
-        <w:rPr>
-          <w:lang w:val="zh_TW" w:bidi="zh_TW"/>
-        </w:rPr>
-        <w:t>到了成全的時候，全地將被祂的榮耀充滿（</w:t>
-      </w:r>
-      <w:hyperlink r:id="rId87">
-        <w:r>
-          <w:rPr>
-            <w:lang w:val="zh_TW" w:bidi="zh_TW"/>
-          </w:rPr>
-          <w:rPr>
-            <w:color w:val="0000EE"/>
-            <w:u w:val="single"/>
-          </w:rPr>
-          <w:t>詩72:19</w:t>
-        </w:r>
-      </w:hyperlink>
-      <w:r>
-        <w:rPr>
-          <w:lang w:val="zh_TW" w:bidi="zh_TW"/>
-        </w:rPr>
-        <w:t>；</w:t>
-      </w:r>
-      <w:hyperlink r:id="rId88">
-        <w:r>
-          <w:rPr>
-            <w:lang w:val="zh_TW" w:bidi="zh_TW"/>
-          </w:rPr>
-          <w:rPr>
-            <w:color w:val="0000EE"/>
-            <w:u w:val="single"/>
-          </w:rPr>
-          <w:t>賽6:3</w:t>
-        </w:r>
-      </w:hyperlink>
-      <w:r>
-        <w:rPr>
-          <w:lang w:val="zh_TW" w:bidi="zh_TW"/>
-        </w:rPr>
-        <w:t>；</w:t>
-      </w:r>
-      <w:hyperlink r:id="rId89">
-        <w:r>
-          <w:rPr>
-            <w:lang w:val="zh_TW" w:bidi="zh_TW"/>
-          </w:rPr>
-          <w:rPr>
-            <w:color w:val="0000EE"/>
-            <w:u w:val="single"/>
-          </w:rPr>
-          <w:t>哈2:14</w:t>
-        </w:r>
-      </w:hyperlink>
-      <w:r>
-        <w:rPr>
-          <w:lang w:val="zh_TW" w:bidi="zh_TW"/>
-        </w:rPr>
-        <w:t>）。屆時，不再有榮耀的雲彩停留在聖殿上標誌聖所，因為將有新天新地（</w:t>
-      </w:r>
-      <w:hyperlink r:id="rId90">
-        <w:r>
-          <w:rPr>
-            <w:lang w:val="zh_TW" w:bidi="zh_TW"/>
-          </w:rPr>
-          <w:rPr>
-            <w:color w:val="0000EE"/>
-            <w:u w:val="single"/>
-          </w:rPr>
-          <w:t>啟21:1</w:t>
-        </w:r>
-      </w:hyperlink>
-      <w:r>
-        <w:rPr>
-          <w:lang w:val="zh_TW" w:bidi="zh_TW"/>
-        </w:rPr>
-        <w:t>）。聖城將發出神榮耀的光輝（</w:t>
-      </w:r>
-      <w:hyperlink r:id="rId91">
-        <w:r>
-          <w:rPr>
-            <w:lang w:val="zh_TW" w:bidi="zh_TW"/>
-          </w:rPr>
-          <w:rPr>
-            <w:color w:val="0000EE"/>
-            <w:u w:val="single"/>
-          </w:rPr>
-          <w:t>10–11</w:t>
-        </w:r>
-      </w:hyperlink>
-      <w:r>
-        <w:rPr>
-          <w:lang w:val="zh_TW" w:bidi="zh_TW"/>
-        </w:rPr>
-        <w:t>節）。</w:t>
-      </w:r>
-    </w:p>
-    <w:p>
-      <w:pPr>
-        <w:pStyle w:val="Heading3"/>
-      </w:pPr>
-      <w:r>
-        <w:rPr>
-          <w:lang w:val="zh_TW" w:bidi="zh_TW"/>
-        </w:rPr>
-        <w:t>榮耀與神的百姓</w:t>
-      </w:r>
-    </w:p>
-    <w:p>
-      <w:pPr/>
-      <w:r>
-        <w:rPr>
-          <w:lang w:val="zh_TW" w:bidi="zh_TW"/>
-        </w:rPr>
-      </w:r>
-      <w:r>
-        <w:rPr>
-          <w:lang w:val="zh_TW" w:bidi="zh_TW"/>
-        </w:rPr>
-        <w:t>神的百姓已經經歷了神同在的榮耀。舊約中的榮耀的雲彩就是</w:t>
-      </w:r>
-      <w:r>
-        <w:rPr>
-          <w:i/>
-          <w:lang w:val="zh_TW" w:bidi="zh_TW"/>
-        </w:rPr>
-        <w:t>他們</w:t>
-      </w:r>
-      <w:r>
-        <w:rPr>
-          <w:lang w:val="zh_TW" w:bidi="zh_TW"/>
-        </w:rPr>
-        <w:t>的榮耀（</w:t>
-      </w:r>
-      <w:hyperlink r:id="rId57">
-        <w:r>
-          <w:rPr>
-            <w:lang w:val="zh_TW" w:bidi="zh_TW"/>
-          </w:rPr>
-          <w:rPr>
-            <w:color w:val="0000EE"/>
-            <w:u w:val="single"/>
-          </w:rPr>
-          <w:t>詩106:20</w:t>
-        </w:r>
-      </w:hyperlink>
-      <w:r>
-        <w:rPr>
-          <w:lang w:val="zh_TW" w:bidi="zh_TW"/>
-        </w:rPr>
-        <w:t>；</w:t>
-      </w:r>
-      <w:hyperlink r:id="rId92">
-        <w:r>
-          <w:rPr>
-            <w:lang w:val="zh_TW" w:bidi="zh_TW"/>
-          </w:rPr>
-          <w:rPr>
-            <w:color w:val="0000EE"/>
-            <w:u w:val="single"/>
-          </w:rPr>
-          <w:t>耶2:11</w:t>
-        </w:r>
-      </w:hyperlink>
-      <w:r>
-        <w:rPr>
-          <w:lang w:val="zh_TW" w:bidi="zh_TW"/>
-        </w:rPr>
-        <w:t>）。基督作為神榮耀的化身來到祂的百姓中間，當基督升天後，祂將聖靈賜給信徒（</w:t>
-      </w:r>
-      <w:hyperlink r:id="rId93">
-        <w:r>
-          <w:rPr>
-            <w:lang w:val="zh_TW" w:bidi="zh_TW"/>
-          </w:rPr>
-          <w:rPr>
-            <w:color w:val="0000EE"/>
-            <w:u w:val="single"/>
-          </w:rPr>
-          <w:t>約16:7–14</w:t>
-        </w:r>
-      </w:hyperlink>
-      <w:r>
-        <w:rPr>
-          <w:lang w:val="zh_TW" w:bidi="zh_TW"/>
-        </w:rPr>
-        <w:t>），使神可以住在祂的百姓中間。為基督名受苦的人，榮耀的靈住在他們身上（</w:t>
-      </w:r>
-      <w:hyperlink r:id="rId94">
-        <w:r>
-          <w:rPr>
-            <w:lang w:val="zh_TW" w:bidi="zh_TW"/>
-          </w:rPr>
-          <w:rPr>
-            <w:color w:val="0000EE"/>
-            <w:u w:val="single"/>
-          </w:rPr>
-          <w:t>彼前4:14</w:t>
-        </w:r>
-      </w:hyperlink>
-      <w:r>
-        <w:rPr>
-          <w:lang w:val="zh_TW" w:bidi="zh_TW"/>
-        </w:rPr>
-        <w:t>）；這靈是聖徒榮耀基業的保證（</w:t>
-      </w:r>
-      <w:hyperlink r:id="rId95">
-        <w:r>
-          <w:rPr>
-            <w:lang w:val="zh_TW" w:bidi="zh_TW"/>
-          </w:rPr>
-          <w:rPr>
-            <w:color w:val="0000EE"/>
-            <w:u w:val="single"/>
-          </w:rPr>
-          <w:t>羅8:16–17</w:t>
-        </w:r>
-      </w:hyperlink>
-      <w:r>
-        <w:rPr>
-          <w:lang w:val="zh_TW" w:bidi="zh_TW"/>
-        </w:rPr>
-        <w:t>）。</w:t>
-      </w:r>
-    </w:p>
-    <w:p>
-      <w:pPr/>
-      <w:r>
-        <w:rPr>
-          <w:lang w:val="zh_TW" w:bidi="zh_TW"/>
-        </w:rPr>
-      </w:r>
-      <w:r>
-        <w:rPr>
-          <w:lang w:val="zh_TW" w:bidi="zh_TW"/>
-        </w:rPr>
-        <w:t>神賜給祂百姓「榮耀的盼望」（</w:t>
-      </w:r>
-      <w:hyperlink r:id="rId96">
-        <w:r>
-          <w:rPr>
-            <w:lang w:val="zh_TW" w:bidi="zh_TW"/>
-          </w:rPr>
-          <w:rPr>
-            <w:color w:val="0000EE"/>
-            <w:u w:val="single"/>
-          </w:rPr>
-          <w:t>羅5:2</w:t>
-        </w:r>
-      </w:hyperlink>
-      <w:r>
-        <w:rPr>
-          <w:lang w:val="zh_TW" w:bidi="zh_TW"/>
-        </w:rPr>
-        <w:t>；</w:t>
-      </w:r>
-      <w:hyperlink r:id="rId77">
-        <w:r>
-          <w:rPr>
-            <w:lang w:val="zh_TW" w:bidi="zh_TW"/>
-          </w:rPr>
-          <w:rPr>
-            <w:color w:val="0000EE"/>
-            <w:u w:val="single"/>
-          </w:rPr>
-          <w:t>腓3:21</w:t>
-        </w:r>
-      </w:hyperlink>
-      <w:r>
-        <w:rPr>
-          <w:lang w:val="zh_TW" w:bidi="zh_TW"/>
-        </w:rPr>
-        <w:t>；</w:t>
-      </w:r>
-      <w:hyperlink r:id="rId97">
-        <w:r>
-          <w:rPr>
-            <w:lang w:val="zh_TW" w:bidi="zh_TW"/>
-          </w:rPr>
-          <w:rPr>
-            <w:color w:val="0000EE"/>
-            <w:u w:val="single"/>
-          </w:rPr>
-          <w:t>西1:27</w:t>
-        </w:r>
-      </w:hyperlink>
-      <w:r>
-        <w:rPr>
-          <w:lang w:val="zh_TW" w:bidi="zh_TW"/>
-        </w:rPr>
-        <w:t>；</w:t>
-      </w:r>
-      <w:hyperlink r:id="rId98">
-        <w:r>
-          <w:rPr>
-            <w:lang w:val="zh_TW" w:bidi="zh_TW"/>
-          </w:rPr>
-          <w:rPr>
-            <w:color w:val="0000EE"/>
-            <w:u w:val="single"/>
-          </w:rPr>
-          <w:t>猶24–25</w:t>
-        </w:r>
-      </w:hyperlink>
-      <w:r>
-        <w:rPr>
-          <w:lang w:val="zh_TW" w:bidi="zh_TW"/>
-        </w:rPr>
-        <w:t>）。那些祂所揀選的人，祂也必使他們得榮耀（</w:t>
-      </w:r>
-      <w:hyperlink r:id="rId99">
-        <w:r>
-          <w:rPr>
-            <w:lang w:val="zh_TW" w:bidi="zh_TW"/>
-          </w:rPr>
-          <w:rPr>
-            <w:color w:val="0000EE"/>
-            <w:u w:val="single"/>
-          </w:rPr>
-          <w:t>羅8:30，</w:t>
-        </w:r>
-      </w:hyperlink>
-      <w:hyperlink r:id="rId100">
-        <w:r>
-          <w:rPr>
-            <w:lang w:val="zh_TW" w:bidi="zh_TW"/>
-          </w:rPr>
-          <w:rPr>
-            <w:color w:val="0000EE"/>
-            <w:u w:val="single"/>
-          </w:rPr>
-          <w:t>9:23</w:t>
-        </w:r>
-      </w:hyperlink>
-      <w:r>
-        <w:rPr>
-          <w:lang w:val="zh_TW" w:bidi="zh_TW"/>
-        </w:rPr>
-        <w:t>）；他們將在基督裡分享祂的榮耀（</w:t>
-      </w:r>
-      <w:hyperlink r:id="rId101">
-        <w:r>
-          <w:rPr>
-            <w:lang w:val="zh_TW" w:bidi="zh_TW"/>
-          </w:rPr>
-          <w:rPr>
-            <w:color w:val="0000EE"/>
-            <w:u w:val="single"/>
-          </w:rPr>
-          <w:t>西3:4</w:t>
-        </w:r>
-      </w:hyperlink>
-      <w:r>
-        <w:rPr>
-          <w:lang w:val="zh_TW" w:bidi="zh_TW"/>
-        </w:rPr>
-        <w:t>；</w:t>
-      </w:r>
-      <w:hyperlink r:id="rId102">
-        <w:r>
-          <w:rPr>
-            <w:lang w:val="zh_TW" w:bidi="zh_TW"/>
-          </w:rPr>
-          <w:rPr>
-            <w:color w:val="0000EE"/>
-            <w:u w:val="single"/>
-          </w:rPr>
-          <w:t>帖後2:14</w:t>
-        </w:r>
-      </w:hyperlink>
-      <w:r>
-        <w:rPr>
-          <w:lang w:val="zh_TW" w:bidi="zh_TW"/>
-        </w:rPr>
-        <w:t>；</w:t>
-      </w:r>
-      <w:hyperlink r:id="rId103">
-        <w:r>
-          <w:rPr>
-            <w:lang w:val="zh_TW" w:bidi="zh_TW"/>
-          </w:rPr>
-          <w:rPr>
-            <w:color w:val="0000EE"/>
-            <w:u w:val="single"/>
-          </w:rPr>
-          <w:t>提後2:10</w:t>
-        </w:r>
-      </w:hyperlink>
-      <w:r>
-        <w:rPr>
-          <w:lang w:val="zh_TW" w:bidi="zh_TW"/>
-        </w:rPr>
-        <w:t>）。今世的苦楚與將來要顯於我們的榮耀無法相比（</w:t>
-      </w:r>
-      <w:hyperlink r:id="rId104">
-        <w:r>
-          <w:rPr>
-            <w:lang w:val="zh_TW" w:bidi="zh_TW"/>
-          </w:rPr>
-          <w:rPr>
-            <w:color w:val="0000EE"/>
-            <w:u w:val="single"/>
-          </w:rPr>
-          <w:t>羅8:18</w:t>
-        </w:r>
-      </w:hyperlink>
-      <w:r>
-        <w:rPr>
-          <w:lang w:val="zh_TW" w:bidi="zh_TW"/>
-        </w:rPr>
-        <w:t>；</w:t>
-      </w:r>
-      <w:hyperlink r:id="rId105">
-        <w:r>
-          <w:rPr>
-            <w:lang w:val="zh_TW" w:bidi="zh_TW"/>
-          </w:rPr>
-          <w:rPr>
-            <w:color w:val="0000EE"/>
-            <w:u w:val="single"/>
-          </w:rPr>
-          <w:t>林後4:17</w:t>
-        </w:r>
-      </w:hyperlink>
-      <w:r>
-        <w:rPr>
-          <w:lang w:val="zh_TW" w:bidi="zh_TW"/>
-        </w:rPr>
-        <w:t>）。整個受造界渴望看見神兒女自由的榮耀（</w:t>
-      </w:r>
-      <w:hyperlink r:id="rId106">
-        <w:r>
-          <w:rPr>
-            <w:lang w:val="zh_TW" w:bidi="zh_TW"/>
-          </w:rPr>
-          <w:rPr>
-            <w:color w:val="0000EE"/>
-            <w:u w:val="single"/>
-          </w:rPr>
-          <w:t>羅8:21</w:t>
-        </w:r>
-      </w:hyperlink>
-      <w:r>
-        <w:rPr>
-          <w:lang w:val="zh_TW" w:bidi="zh_TW"/>
-        </w:rPr>
-        <w:t>）。這樣的榮耀盼望如此確定，以致彼得甚至可以在今世就說自己同享基督的榮耀（</w:t>
-      </w:r>
-      <w:hyperlink r:id="rId107">
-        <w:r>
-          <w:rPr>
-            <w:lang w:val="zh_TW" w:bidi="zh_TW"/>
-          </w:rPr>
-          <w:rPr>
-            <w:color w:val="0000EE"/>
-            <w:u w:val="single"/>
-          </w:rPr>
-          <w:t>彼前5:1</w:t>
-        </w:r>
-      </w:hyperlink>
-      <w:r>
-        <w:rPr>
-          <w:lang w:val="zh_TW" w:bidi="zh_TW"/>
-        </w:rPr>
-        <w:t>），同時也仰望那永恆的榮耀（見</w:t>
-      </w:r>
-      <w:hyperlink r:id="rId108">
-        <w:r>
-          <w:rPr>
-            <w:lang w:val="zh_TW" w:bidi="zh_TW"/>
-          </w:rPr>
-          <w:rPr>
-            <w:color w:val="0000EE"/>
-            <w:u w:val="single"/>
-          </w:rPr>
-          <w:t>10</w:t>
-        </w:r>
-      </w:hyperlink>
-      <w:r>
-        <w:rPr>
-          <w:lang w:val="zh_TW" w:bidi="zh_TW"/>
-        </w:rPr>
-        <w:t>節）。作為基督榮耀的分享者，教會被召去榮耀神。因著他們內心的盼望，他們潔淨自己（</w:t>
-      </w:r>
-      <w:hyperlink r:id="rId109">
-        <w:r>
-          <w:rPr>
-            <w:lang w:val="zh_TW" w:bidi="zh_TW"/>
-          </w:rPr>
-          <w:rPr>
-            <w:color w:val="0000EE"/>
-            <w:u w:val="single"/>
-          </w:rPr>
-          <w:t>約一3:3</w:t>
+          <w:t>來1:14</w:t>
         </w:r>
       </w:hyperlink>
       <w:r>
@@ -2233,67 +450,7 @@
         <w:rPr>
           <w:lang w:val="zh_TW" w:bidi="zh_TW"/>
         </w:rPr>
-        <w:t>誇耀</w:t>
-      </w:r>
-      <w:r>
-        <w:rPr>
-          <w:lang w:val="zh_TW" w:bidi="zh_TW"/>
-        </w:rPr>
-        <w:t>；</w:t>
-      </w:r>
-      <w:r>
-        <w:rPr>
-          <w:lang w:val="zh_TW" w:bidi="zh_TW"/>
-        </w:rPr>
-        <w:t>神的存在與屬性</w:t>
-      </w:r>
-      <w:r>
-        <w:rPr>
-          <w:lang w:val="zh_TW" w:bidi="zh_TW"/>
-        </w:rPr>
-        <w:t>；</w:t>
-      </w:r>
-      <w:r>
-        <w:rPr>
-          <w:lang w:val="zh_TW" w:bidi="zh_TW"/>
-        </w:rPr>
-        <w:t>火柱與雲柱</w:t>
-      </w:r>
-      <w:r>
-        <w:rPr>
-          <w:lang w:val="zh_TW" w:bidi="zh_TW"/>
-        </w:rPr>
-        <w:t>；</w:t>
-      </w:r>
-      <w:r>
-        <w:rPr>
-          <w:lang w:val="zh_TW" w:bidi="zh_TW"/>
-        </w:rPr>
-        <w:t>舍吉拿</w:t>
-      </w:r>
-      <w:r>
-        <w:rPr>
-          <w:lang w:val="zh_TW" w:bidi="zh_TW"/>
-        </w:rPr>
-        <w:t>；</w:t>
-      </w:r>
-      <w:r>
-        <w:rPr>
-          <w:lang w:val="zh_TW" w:bidi="zh_TW"/>
-        </w:rPr>
-        <w:t>神顯現</w:t>
-      </w:r>
-      <w:r>
-        <w:rPr>
-          <w:lang w:val="zh_TW" w:bidi="zh_TW"/>
-        </w:rPr>
-        <w:t>；</w:t>
-      </w:r>
-      <w:r>
-        <w:rPr>
-          <w:lang w:val="zh_TW" w:bidi="zh_TW"/>
-        </w:rPr>
-        <w:t>財富</w:t>
+        <w:t>戰爭</w:t>
       </w:r>
       <w:r>
         <w:rPr>

--- a/zht/docx/130.content.docx
+++ b/zht/docx/130.content.docx
@@ -149,7 +149,7 @@
         <w:rPr>
           <w:lang w:val="zh_TW" w:bidi="zh_TW"/>
         </w:rPr>
-        <w:t>qun</w:t>
+        <w:t>qin</w:t>
       </w:r>
       <w:r>
         <w:rPr>
@@ -212,7 +212,7 @@
         <w:rPr>
           <w:lang w:val="zh_TW" w:bidi="zh_TW"/>
         </w:rPr>
-        <w:t>群</w:t>
+        <w:t>親嘴，親嘴問安</w:t>
       </w:r>
       <w:r>
         <w:rPr>
@@ -231,7 +231,7 @@
         <w:rPr>
           <w:lang w:val="zh_TW" w:bidi="zh_TW"/>
         </w:rPr>
-        <w:t>羅馬軍隊的一個單位。在新約時代，一隊軍隊標準的規模是6,000人，外加約120名騎兵。</w:t>
+        <w:t>在聖經時代，親嘴是表達愛和團契的常見方式。</w:t>
       </w:r>
     </w:p>
     <w:p>
@@ -245,19 +245,25 @@
         <w:rPr>
           <w:lang w:val="zh_TW" w:bidi="zh_TW"/>
         </w:rPr>
-        <w:t>因為它代表了一大群人，「群」這個詞被象徵性地用來表示一個不確定的大數量；這種用法在新約中出現了四次。在關於格拉森被鬼附的人這個故事中，耶穌問那人：「你的名字是什麼？」那人回答：「</w:t>
-      </w:r>
-      <w:r>
-        <w:rPr>
-          <w:lang w:val="zh_TW" w:bidi="zh_TW"/>
-        </w:rPr>
-        <w:t>我名叫『群』，因為我們多的緣故</w:t>
-      </w:r>
-      <w:r>
-        <w:rPr>
-          <w:lang w:val="zh_TW" w:bidi="zh_TW"/>
-        </w:rPr>
-        <w:t>」（</w:t>
+        <w:t>聖經在許多不同情況下提到親嘴：</w:t>
+      </w:r>
+    </w:p>
+    <w:p>
+      <w:pPr>
+        <w:pStyle w:val="ListBullet"/>
+        <w:spacing w:line="240" w:lineRule="auto"/>
+        <w:ind w:left="720"/>
+      </w:pPr>
+      <w:r>
+        <w:rPr>
+          <w:lang w:val="zh_TW" w:bidi="zh_TW"/>
+        </w:rPr>
+      </w:r>
+      <w:r>
+        <w:rPr>
+          <w:lang w:val="zh_TW" w:bidi="zh_TW"/>
+        </w:rPr>
+        <w:t>親人和朋友彼此親嘴，以表達愛與情誼（</w:t>
       </w:r>
       <w:hyperlink r:id="rId13">
         <w:r>
@@ -268,14 +274,14 @@
             <w:color w:val="0000EE"/>
             <w:u w:val="single"/>
           </w:rPr>
-          <w:t>可5:9、15</w:t>
+          <w:t>創29:11</w:t>
         </w:r>
       </w:hyperlink>
       <w:r>
         <w:rPr>
           <w:lang w:val="zh_TW" w:bidi="zh_TW"/>
         </w:rPr>
-        <w:t>；</w:t>
+        <w:t>，</w:t>
       </w:r>
       <w:hyperlink r:id="rId14">
         <w:r>
@@ -286,14 +292,32 @@
             <w:color w:val="0000EE"/>
             <w:u w:val="single"/>
           </w:rPr>
-          <w:t>路8:30</w:t>
+          <w:t>33:4</w:t>
         </w:r>
       </w:hyperlink>
       <w:r>
         <w:rPr>
           <w:lang w:val="zh_TW" w:bidi="zh_TW"/>
         </w:rPr>
-        <w:t>；參：</w:t>
+        <w:t>）。</w:t>
+      </w:r>
+    </w:p>
+    <w:p>
+      <w:pPr>
+        <w:pStyle w:val="ListBullet"/>
+        <w:spacing w:line="240" w:lineRule="auto"/>
+        <w:ind w:left="720"/>
+      </w:pPr>
+      <w:r>
+        <w:rPr>
+          <w:lang w:val="zh_TW" w:bidi="zh_TW"/>
+        </w:rPr>
+      </w:r>
+      <w:r>
+        <w:rPr>
+          <w:lang w:val="zh_TW" w:bidi="zh_TW"/>
+        </w:rPr>
+        <w:t>有時親嘴帶有男女之間的愛慕之意（</w:t>
       </w:r>
       <w:hyperlink r:id="rId15">
         <w:r>
@@ -304,7 +328,7 @@
             <w:color w:val="0000EE"/>
             <w:u w:val="single"/>
           </w:rPr>
-          <w:t>太12:45</w:t>
+          <w:t>箴7:6–13</w:t>
         </w:r>
       </w:hyperlink>
       <w:r>
@@ -322,28 +346,32 @@
             <w:color w:val="0000EE"/>
             <w:u w:val="single"/>
           </w:rPr>
-          <w:t>路8:2</w:t>
+          <w:t>歌1:2</w:t>
         </w:r>
       </w:hyperlink>
       <w:r>
         <w:rPr>
           <w:lang w:val="zh_TW" w:bidi="zh_TW"/>
         </w:rPr>
-        <w:t>，這些經文提到多個鬼附在一個人身上）。</w:t>
+        <w:t>）。</w:t>
       </w:r>
     </w:p>
     <w:p>
-      <w:pPr/>
-      <w:r>
-        <w:rPr>
-          <w:lang w:val="zh_TW" w:bidi="zh_TW"/>
-        </w:rPr>
-      </w:r>
-      <w:r>
-        <w:rPr>
-          <w:lang w:val="zh_TW" w:bidi="zh_TW"/>
-        </w:rPr>
-        <w:t>這個詞的另一個用法是在</w:t>
+      <w:pPr>
+        <w:pStyle w:val="ListBullet"/>
+        <w:spacing w:line="240" w:lineRule="auto"/>
+        <w:ind w:left="720"/>
+      </w:pPr>
+      <w:r>
+        <w:rPr>
+          <w:lang w:val="zh_TW" w:bidi="zh_TW"/>
+        </w:rPr>
+      </w:r>
+      <w:r>
+        <w:rPr>
+          <w:lang w:val="zh_TW" w:bidi="zh_TW"/>
+        </w:rPr>
+        <w:t>親嘴也可用來表示尊敬或敬拜（</w:t>
       </w:r>
       <w:hyperlink r:id="rId17">
         <w:r>
@@ -354,40 +382,14 @@
             <w:color w:val="0000EE"/>
             <w:u w:val="single"/>
           </w:rPr>
-          <w:t>馬太福音二十六章53節</w:t>
+          <w:t>撒上10:1</w:t>
         </w:r>
       </w:hyperlink>
       <w:r>
         <w:rPr>
           <w:lang w:val="zh_TW" w:bidi="zh_TW"/>
         </w:rPr>
-        <w:t>，當時耶穌被捕，他的一個同伴拔出劍來保護祂。耶穌禁止他，說：「</w:t>
-      </w:r>
-      <w:r>
-        <w:rPr>
-          <w:lang w:val="zh_TW" w:bidi="zh_TW"/>
-        </w:rPr>
-        <w:t>你想，我不能求我父現在為我差遣十二營多天使來嗎？</w:t>
-      </w:r>
-      <w:r>
-        <w:rPr>
-          <w:lang w:val="zh_TW" w:bidi="zh_TW"/>
-        </w:rPr>
-        <w:t>」。因此，他提到了可以召喚來幫助他的天使數量是多龐大。</w:t>
-      </w:r>
-    </w:p>
-    <w:p>
-      <w:pPr/>
-      <w:r>
-        <w:rPr>
-          <w:lang w:val="zh_TW" w:bidi="zh_TW"/>
-        </w:rPr>
-      </w:r>
-      <w:r>
-        <w:rPr>
-          <w:lang w:val="zh_TW" w:bidi="zh_TW"/>
-        </w:rPr>
-        <w:t>「群」這個詞在新約中從未以其軍事意義出現，而是指反對人類屬靈的邪惡勢力（參：</w:t>
+        <w:t>；</w:t>
       </w:r>
       <w:hyperlink r:id="rId18">
         <w:r>
@@ -398,14 +400,14 @@
             <w:color w:val="0000EE"/>
             <w:u w:val="single"/>
           </w:rPr>
-          <w:t>弗 6:12</w:t>
+          <w:t>伯31:27</w:t>
         </w:r>
       </w:hyperlink>
       <w:r>
         <w:rPr>
           <w:lang w:val="zh_TW" w:bidi="zh_TW"/>
         </w:rPr>
-        <w:t>）或可以召喚來幫助他們屬靈的力量（參：</w:t>
+        <w:t>）。不過，在某些情況下，這種行為被視為錯誤的（</w:t>
       </w:r>
       <w:hyperlink r:id="rId19">
         <w:r>
@@ -416,7 +418,61 @@
             <w:color w:val="0000EE"/>
             <w:u w:val="single"/>
           </w:rPr>
-          <w:t>來1:14</w:t>
+          <w:t>王上19:18</w:t>
+        </w:r>
+      </w:hyperlink>
+      <w:r>
+        <w:rPr>
+          <w:lang w:val="zh_TW" w:bidi="zh_TW"/>
+        </w:rPr>
+        <w:t>；</w:t>
+      </w:r>
+      <w:hyperlink r:id="rId20">
+        <w:r>
+          <w:rPr>
+            <w:lang w:val="zh_TW" w:bidi="zh_TW"/>
+          </w:rPr>
+          <w:rPr>
+            <w:color w:val="0000EE"/>
+            <w:u w:val="single"/>
+          </w:rPr>
+          <w:t>何13:2</w:t>
+        </w:r>
+      </w:hyperlink>
+      <w:r>
+        <w:rPr>
+          <w:lang w:val="zh_TW" w:bidi="zh_TW"/>
+        </w:rPr>
+        <w:t>）。</w:t>
+      </w:r>
+    </w:p>
+    <w:p>
+      <w:pPr>
+        <w:pStyle w:val="ListBullet"/>
+        <w:spacing w:line="240" w:lineRule="auto"/>
+        <w:ind w:left="720"/>
+      </w:pPr>
+      <w:r>
+        <w:rPr>
+          <w:lang w:val="zh_TW" w:bidi="zh_TW"/>
+        </w:rPr>
+      </w:r>
+      <w:r>
+        <w:rPr>
+          <w:lang w:val="zh_TW" w:bidi="zh_TW"/>
+        </w:rPr>
+        <w:t>親嘴也可能成為出賣人的記號，正如耶穌被出賣時所發生的事（</w:t>
+      </w:r>
+      <w:hyperlink r:id="rId21">
+        <w:r>
+          <w:rPr>
+            <w:lang w:val="zh_TW" w:bidi="zh_TW"/>
+          </w:rPr>
+          <w:rPr>
+            <w:color w:val="0000EE"/>
+            <w:u w:val="single"/>
+          </w:rPr>
+          <w:t>太26:48–49</w:t>
         </w:r>
       </w:hyperlink>
       <w:r>
@@ -435,28 +491,179 @@
       </w:r>
       <w:r>
         <w:rPr>
-          <w:i/>
-          <w:lang w:val="zh_TW" w:bidi="zh_TW"/>
-        </w:rPr>
-        <w:t>另見</w:t>
-      </w:r>
-      <w:r>
-        <w:rPr>
-          <w:lang w:val="zh_TW" w:bidi="zh_TW"/>
-        </w:rPr>
-        <w:t xml:space="preserve"> </w:t>
-      </w:r>
-      <w:r>
-        <w:rPr>
-          <w:lang w:val="zh_TW" w:bidi="zh_TW"/>
-        </w:rPr>
-        <w:t>戰爭</w:t>
-      </w:r>
-      <w:r>
-        <w:rPr>
-          <w:lang w:val="zh_TW" w:bidi="zh_TW"/>
-        </w:rPr>
-        <w:t>。</w:t>
+          <w:lang w:val="zh_TW" w:bidi="zh_TW"/>
+        </w:rPr>
+        <w:t>在新約聖經中，「聖潔的親嘴」或「親嘴問安」共出現五次：</w:t>
+      </w:r>
+    </w:p>
+    <w:p>
+      <w:pPr>
+        <w:pStyle w:val="ListNumber"/>
+        <w:numPr>
+          <w:ilvl w:val="0"/>
+          <w:numId w:val="14"/>
+        </w:numPr>
+        <w:spacing w:line="240" w:lineRule="auto"/>
+        <w:ind w:left="720"/>
+      </w:pPr>
+      <w:r>
+        <w:rPr>
+          <w:lang w:val="zh_TW" w:bidi="zh_TW"/>
+        </w:rPr>
+      </w:r>
+      <w:hyperlink r:id="rId22">
+        <w:r>
+          <w:rPr>
+            <w:lang w:val="zh_TW" w:bidi="zh_TW"/>
+          </w:rPr>
+          <w:rPr>
+            <w:color w:val="0000EE"/>
+            <w:u w:val="single"/>
+          </w:rPr>
+          <w:t>羅馬書十六章16節</w:t>
+        </w:r>
+      </w:hyperlink>
+    </w:p>
+    <w:p>
+      <w:pPr>
+        <w:pStyle w:val="ListNumber"/>
+        <w:spacing w:line="240" w:lineRule="auto"/>
+        <w:ind w:left="720"/>
+      </w:pPr>
+      <w:r>
+        <w:rPr>
+          <w:lang w:val="zh_TW" w:bidi="zh_TW"/>
+        </w:rPr>
+      </w:r>
+      <w:hyperlink r:id="rId23">
+        <w:r>
+          <w:rPr>
+            <w:lang w:val="zh_TW" w:bidi="zh_TW"/>
+          </w:rPr>
+          <w:rPr>
+            <w:color w:val="0000EE"/>
+            <w:u w:val="single"/>
+          </w:rPr>
+          <w:t>哥林多前書十六章20節</w:t>
+        </w:r>
+      </w:hyperlink>
+    </w:p>
+    <w:p>
+      <w:pPr>
+        <w:pStyle w:val="ListNumber"/>
+        <w:spacing w:line="240" w:lineRule="auto"/>
+        <w:ind w:left="720"/>
+      </w:pPr>
+      <w:r>
+        <w:rPr>
+          <w:lang w:val="zh_TW" w:bidi="zh_TW"/>
+        </w:rPr>
+      </w:r>
+      <w:hyperlink r:id="rId24">
+        <w:r>
+          <w:rPr>
+            <w:lang w:val="zh_TW" w:bidi="zh_TW"/>
+          </w:rPr>
+          <w:rPr>
+            <w:color w:val="0000EE"/>
+            <w:u w:val="single"/>
+          </w:rPr>
+          <w:t>哥林多後書十三章12節</w:t>
+        </w:r>
+      </w:hyperlink>
+    </w:p>
+    <w:p>
+      <w:pPr>
+        <w:pStyle w:val="ListNumber"/>
+        <w:spacing w:line="240" w:lineRule="auto"/>
+        <w:ind w:left="720"/>
+      </w:pPr>
+      <w:r>
+        <w:rPr>
+          <w:lang w:val="zh_TW" w:bidi="zh_TW"/>
+        </w:rPr>
+      </w:r>
+      <w:hyperlink r:id="rId25">
+        <w:r>
+          <w:rPr>
+            <w:lang w:val="zh_TW" w:bidi="zh_TW"/>
+          </w:rPr>
+          <w:rPr>
+            <w:color w:val="0000EE"/>
+            <w:u w:val="single"/>
+          </w:rPr>
+          <w:t>帖撒羅尼迦前書五章26節</w:t>
+        </w:r>
+      </w:hyperlink>
+    </w:p>
+    <w:p>
+      <w:pPr>
+        <w:pStyle w:val="ListNumber"/>
+        <w:spacing w:line="240" w:lineRule="auto"/>
+        <w:ind w:left="720"/>
+      </w:pPr>
+      <w:r>
+        <w:rPr>
+          <w:lang w:val="zh_TW" w:bidi="zh_TW"/>
+        </w:rPr>
+      </w:r>
+      <w:hyperlink r:id="rId26">
+        <w:r>
+          <w:rPr>
+            <w:lang w:val="zh_TW" w:bidi="zh_TW"/>
+          </w:rPr>
+          <w:rPr>
+            <w:color w:val="0000EE"/>
+            <w:u w:val="single"/>
+          </w:rPr>
+          <w:t>彼得前書五章14節</w:t>
+        </w:r>
+      </w:hyperlink>
+    </w:p>
+    <w:p>
+      <w:pPr/>
+      <w:r>
+        <w:rPr>
+          <w:lang w:val="zh_TW" w:bidi="zh_TW"/>
+        </w:rPr>
+      </w:r>
+      <w:r>
+        <w:rPr>
+          <w:lang w:val="zh_TW" w:bidi="zh_TW"/>
+        </w:rPr>
+        <w:t>這種親嘴是基督徒彼此相愛和合一的象徵。雖然聖經沒有詳細說明這種禮儀的具體做法，但它是早期基督徒彼此表達友誼和委身的一種方式（</w:t>
+      </w:r>
+      <w:hyperlink r:id="rId27">
+        <w:r>
+          <w:rPr>
+            <w:lang w:val="zh_TW" w:bidi="zh_TW"/>
+          </w:rPr>
+          <w:rPr>
+            <w:color w:val="0000EE"/>
+            <w:u w:val="single"/>
+          </w:rPr>
+          <w:t>帖前5:25–27</w:t>
+        </w:r>
+      </w:hyperlink>
+      <w:r>
+        <w:rPr>
+          <w:lang w:val="zh_TW" w:bidi="zh_TW"/>
+        </w:rPr>
+        <w:t>）。</w:t>
+      </w:r>
+    </w:p>
+    <w:p>
+      <w:pPr/>
+      <w:r>
+        <w:rPr>
+          <w:lang w:val="zh_TW" w:bidi="zh_TW"/>
+        </w:rPr>
+      </w:r>
+      <w:r>
+        <w:rPr>
+          <w:lang w:val="zh_TW" w:bidi="zh_TW"/>
+        </w:rPr>
+        <w:t>到了公元二世紀後期，這項做法成為教會禮儀的一部分。殉道者游斯丁（Justin Martyr）曾描述這是一種在禱告結束後，會眾彼此親嘴的禮儀。後來，人們把這項禮儀安排在領聖餐之前舉行；再往後，許多教會以簡單的鞠躬取代了親嘴。直到今天，仍有一些教會以不同形式保留這項做法。</w:t>
       </w:r>
       <w:r>
         <w:rPr>
@@ -2358,6 +2565,12 @@
   </w:num>
   <w:num w:numId="13" w16cid:durableId="592781308">
     <w:abstractNumId w:val="11"/>
+  </w:num>
+  <w:num w:numId="14">
+    <w:abstractNumId w:val="3"/>
+    <w:lvlOverride w:ilvl="0">
+      <w:startOverride w:val="1"/>
+    </w:lvlOverride>
   </w:num>
   <w:numIdMacAtCleanup w:val="10"/>
 </w:numbering>

--- a/zht/docx/130.content.docx
+++ b/zht/docx/130.content.docx
@@ -149,7 +149,7 @@
         <w:rPr>
           <w:lang w:val="zh_TW" w:bidi="zh_TW"/>
         </w:rPr>
-        <w:t>qin</w:t>
+        <w:t>qiang</w:t>
       </w:r>
       <w:r>
         <w:rPr>
@@ -212,7 +212,7 @@
         <w:rPr>
           <w:lang w:val="zh_TW" w:bidi="zh_TW"/>
         </w:rPr>
-        <w:t>親嘴，親嘴問安</w:t>
+        <w:t>強姦</w:t>
       </w:r>
       <w:r>
         <w:rPr>
@@ -231,7 +231,83 @@
         <w:rPr>
           <w:lang w:val="zh_TW" w:bidi="zh_TW"/>
         </w:rPr>
-        <w:t>在聖經時代，親嘴是表達愛和團契的常見方式。</w:t>
+        <w:t>男子違背女子的意願，強迫她與自己發生性關係的行為。舊約聖經記載了兩個明確的例子：</w:t>
+      </w:r>
+    </w:p>
+    <w:p>
+      <w:pPr>
+        <w:pStyle w:val="ListNumber"/>
+        <w:numPr>
+          <w:ilvl w:val="0"/>
+          <w:numId w:val="14"/>
+        </w:numPr>
+        <w:spacing w:line="240" w:lineRule="auto"/>
+        <w:ind w:left="720"/>
+      </w:pPr>
+      <w:r>
+        <w:rPr>
+          <w:lang w:val="zh_TW" w:bidi="zh_TW"/>
+        </w:rPr>
+      </w:r>
+      <w:r>
+        <w:rPr>
+          <w:lang w:val="zh_TW" w:bidi="zh_TW"/>
+        </w:rPr>
+        <w:t>希未人哈抹的兒子示劍強姦了底拿（見</w:t>
+      </w:r>
+      <w:hyperlink r:id="rId13">
+        <w:r>
+          <w:rPr>
+            <w:lang w:val="zh_TW" w:bidi="zh_TW"/>
+          </w:rPr>
+          <w:rPr>
+            <w:color w:val="0000EE"/>
+            <w:u w:val="single"/>
+          </w:rPr>
+          <w:t>創34:2–7</w:t>
+        </w:r>
+      </w:hyperlink>
+      <w:r>
+        <w:rPr>
+          <w:lang w:val="zh_TW" w:bidi="zh_TW"/>
+        </w:rPr>
+        <w:t>）</w:t>
+      </w:r>
+    </w:p>
+    <w:p>
+      <w:pPr>
+        <w:pStyle w:val="ListNumber"/>
+        <w:spacing w:line="240" w:lineRule="auto"/>
+        <w:ind w:left="720"/>
+      </w:pPr>
+      <w:r>
+        <w:rPr>
+          <w:lang w:val="zh_TW" w:bidi="zh_TW"/>
+        </w:rPr>
+      </w:r>
+      <w:r>
+        <w:rPr>
+          <w:lang w:val="zh_TW" w:bidi="zh_TW"/>
+        </w:rPr>
+        <w:t>大衛王的兒子暗嫩強姦了他的妹妹她瑪 （</w:t>
+      </w:r>
+      <w:hyperlink r:id="rId14">
+        <w:r>
+          <w:rPr>
+            <w:lang w:val="zh_TW" w:bidi="zh_TW"/>
+          </w:rPr>
+          <w:rPr>
+            <w:color w:val="0000EE"/>
+            <w:u w:val="single"/>
+          </w:rPr>
+          <w:t>撒下13:14</w:t>
+        </w:r>
+      </w:hyperlink>
+      <w:r>
+        <w:rPr>
+          <w:lang w:val="zh_TW" w:bidi="zh_TW"/>
+        </w:rPr>
+        <w:t>）</w:t>
       </w:r>
     </w:p>
     <w:p>
@@ -245,241 +321,7 @@
         <w:rPr>
           <w:lang w:val="zh_TW" w:bidi="zh_TW"/>
         </w:rPr>
-        <w:t>聖經在許多不同情況下提到親嘴：</w:t>
-      </w:r>
-    </w:p>
-    <w:p>
-      <w:pPr>
-        <w:pStyle w:val="ListBullet"/>
-        <w:spacing w:line="240" w:lineRule="auto"/>
-        <w:ind w:left="720"/>
-      </w:pPr>
-      <w:r>
-        <w:rPr>
-          <w:lang w:val="zh_TW" w:bidi="zh_TW"/>
-        </w:rPr>
-      </w:r>
-      <w:r>
-        <w:rPr>
-          <w:lang w:val="zh_TW" w:bidi="zh_TW"/>
-        </w:rPr>
-        <w:t>親人和朋友彼此親嘴，以表達愛與情誼（</w:t>
-      </w:r>
-      <w:hyperlink r:id="rId13">
-        <w:r>
-          <w:rPr>
-            <w:lang w:val="zh_TW" w:bidi="zh_TW"/>
-          </w:rPr>
-          <w:rPr>
-            <w:color w:val="0000EE"/>
-            <w:u w:val="single"/>
-          </w:rPr>
-          <w:t>創29:11</w:t>
-        </w:r>
-      </w:hyperlink>
-      <w:r>
-        <w:rPr>
-          <w:lang w:val="zh_TW" w:bidi="zh_TW"/>
-        </w:rPr>
-        <w:t>，</w:t>
-      </w:r>
-      <w:hyperlink r:id="rId14">
-        <w:r>
-          <w:rPr>
-            <w:lang w:val="zh_TW" w:bidi="zh_TW"/>
-          </w:rPr>
-          <w:rPr>
-            <w:color w:val="0000EE"/>
-            <w:u w:val="single"/>
-          </w:rPr>
-          <w:t>33:4</w:t>
-        </w:r>
-      </w:hyperlink>
-      <w:r>
-        <w:rPr>
-          <w:lang w:val="zh_TW" w:bidi="zh_TW"/>
-        </w:rPr>
-        <w:t>）。</w:t>
-      </w:r>
-    </w:p>
-    <w:p>
-      <w:pPr>
-        <w:pStyle w:val="ListBullet"/>
-        <w:spacing w:line="240" w:lineRule="auto"/>
-        <w:ind w:left="720"/>
-      </w:pPr>
-      <w:r>
-        <w:rPr>
-          <w:lang w:val="zh_TW" w:bidi="zh_TW"/>
-        </w:rPr>
-      </w:r>
-      <w:r>
-        <w:rPr>
-          <w:lang w:val="zh_TW" w:bidi="zh_TW"/>
-        </w:rPr>
-        <w:t>有時親嘴帶有男女之間的愛慕之意（</w:t>
-      </w:r>
-      <w:hyperlink r:id="rId15">
-        <w:r>
-          <w:rPr>
-            <w:lang w:val="zh_TW" w:bidi="zh_TW"/>
-          </w:rPr>
-          <w:rPr>
-            <w:color w:val="0000EE"/>
-            <w:u w:val="single"/>
-          </w:rPr>
-          <w:t>箴7:6–13</w:t>
-        </w:r>
-      </w:hyperlink>
-      <w:r>
-        <w:rPr>
-          <w:lang w:val="zh_TW" w:bidi="zh_TW"/>
-        </w:rPr>
-        <w:t>；</w:t>
-      </w:r>
-      <w:hyperlink r:id="rId16">
-        <w:r>
-          <w:rPr>
-            <w:lang w:val="zh_TW" w:bidi="zh_TW"/>
-          </w:rPr>
-          <w:rPr>
-            <w:color w:val="0000EE"/>
-            <w:u w:val="single"/>
-          </w:rPr>
-          <w:t>歌1:2</w:t>
-        </w:r>
-      </w:hyperlink>
-      <w:r>
-        <w:rPr>
-          <w:lang w:val="zh_TW" w:bidi="zh_TW"/>
-        </w:rPr>
-        <w:t>）。</w:t>
-      </w:r>
-    </w:p>
-    <w:p>
-      <w:pPr>
-        <w:pStyle w:val="ListBullet"/>
-        <w:spacing w:line="240" w:lineRule="auto"/>
-        <w:ind w:left="720"/>
-      </w:pPr>
-      <w:r>
-        <w:rPr>
-          <w:lang w:val="zh_TW" w:bidi="zh_TW"/>
-        </w:rPr>
-      </w:r>
-      <w:r>
-        <w:rPr>
-          <w:lang w:val="zh_TW" w:bidi="zh_TW"/>
-        </w:rPr>
-        <w:t>親嘴也可用來表示尊敬或敬拜（</w:t>
-      </w:r>
-      <w:hyperlink r:id="rId17">
-        <w:r>
-          <w:rPr>
-            <w:lang w:val="zh_TW" w:bidi="zh_TW"/>
-          </w:rPr>
-          <w:rPr>
-            <w:color w:val="0000EE"/>
-            <w:u w:val="single"/>
-          </w:rPr>
-          <w:t>撒上10:1</w:t>
-        </w:r>
-      </w:hyperlink>
-      <w:r>
-        <w:rPr>
-          <w:lang w:val="zh_TW" w:bidi="zh_TW"/>
-        </w:rPr>
-        <w:t>；</w:t>
-      </w:r>
-      <w:hyperlink r:id="rId18">
-        <w:r>
-          <w:rPr>
-            <w:lang w:val="zh_TW" w:bidi="zh_TW"/>
-          </w:rPr>
-          <w:rPr>
-            <w:color w:val="0000EE"/>
-            <w:u w:val="single"/>
-          </w:rPr>
-          <w:t>伯31:27</w:t>
-        </w:r>
-      </w:hyperlink>
-      <w:r>
-        <w:rPr>
-          <w:lang w:val="zh_TW" w:bidi="zh_TW"/>
-        </w:rPr>
-        <w:t>）。不過，在某些情況下，這種行為被視為錯誤的（</w:t>
-      </w:r>
-      <w:hyperlink r:id="rId19">
-        <w:r>
-          <w:rPr>
-            <w:lang w:val="zh_TW" w:bidi="zh_TW"/>
-          </w:rPr>
-          <w:rPr>
-            <w:color w:val="0000EE"/>
-            <w:u w:val="single"/>
-          </w:rPr>
-          <w:t>王上19:18</w:t>
-        </w:r>
-      </w:hyperlink>
-      <w:r>
-        <w:rPr>
-          <w:lang w:val="zh_TW" w:bidi="zh_TW"/>
-        </w:rPr>
-        <w:t>；</w:t>
-      </w:r>
-      <w:hyperlink r:id="rId20">
-        <w:r>
-          <w:rPr>
-            <w:lang w:val="zh_TW" w:bidi="zh_TW"/>
-          </w:rPr>
-          <w:rPr>
-            <w:color w:val="0000EE"/>
-            <w:u w:val="single"/>
-          </w:rPr>
-          <w:t>何13:2</w:t>
-        </w:r>
-      </w:hyperlink>
-      <w:r>
-        <w:rPr>
-          <w:lang w:val="zh_TW" w:bidi="zh_TW"/>
-        </w:rPr>
-        <w:t>）。</w:t>
-      </w:r>
-    </w:p>
-    <w:p>
-      <w:pPr>
-        <w:pStyle w:val="ListBullet"/>
-        <w:spacing w:line="240" w:lineRule="auto"/>
-        <w:ind w:left="720"/>
-      </w:pPr>
-      <w:r>
-        <w:rPr>
-          <w:lang w:val="zh_TW" w:bidi="zh_TW"/>
-        </w:rPr>
-      </w:r>
-      <w:r>
-        <w:rPr>
-          <w:lang w:val="zh_TW" w:bidi="zh_TW"/>
-        </w:rPr>
-        <w:t>親嘴也可能成為出賣人的記號，正如耶穌被出賣時所發生的事（</w:t>
-      </w:r>
-      <w:hyperlink r:id="rId21">
-        <w:r>
-          <w:rPr>
-            <w:lang w:val="zh_TW" w:bidi="zh_TW"/>
-          </w:rPr>
-          <w:rPr>
-            <w:color w:val="0000EE"/>
-            <w:u w:val="single"/>
-          </w:rPr>
-          <w:t>太26:48–49</w:t>
-        </w:r>
-      </w:hyperlink>
-      <w:r>
-        <w:rPr>
-          <w:lang w:val="zh_TW" w:bidi="zh_TW"/>
-        </w:rPr>
-        <w:t>）。</w:t>
+        <w:t>在這兩個事件中，受害女子的兄弟都為姊妹遭受強姦而報復。</w:t>
       </w:r>
     </w:p>
     <w:p>
@@ -491,179 +333,40 @@
       </w:r>
       <w:r>
         <w:rPr>
+          <w:i/>
           <w:lang w:val="zh_TW" w:bidi="zh_TW"/>
         </w:rPr>
-        <w:t>在新約聖經中，「聖潔的親嘴」或「親嘴問安」共出現五次：</w:t>
-      </w:r>
-    </w:p>
-    <w:p>
-      <w:pPr>
-        <w:pStyle w:val="ListNumber"/>
-        <w:numPr>
-          <w:ilvl w:val="0"/>
-          <w:numId w:val="14"/>
-        </w:numPr>
-        <w:spacing w:line="240" w:lineRule="auto"/>
-        <w:ind w:left="720"/>
-      </w:pPr>
-      <w:r>
-        <w:rPr>
-          <w:lang w:val="zh_TW" w:bidi="zh_TW"/>
-        </w:rPr>
-      </w:r>
-      <w:hyperlink r:id="rId22">
-        <w:r>
-          <w:rPr>
-            <w:lang w:val="zh_TW" w:bidi="zh_TW"/>
-          </w:rPr>
-          <w:rPr>
-            <w:color w:val="0000EE"/>
-            <w:u w:val="single"/>
-          </w:rPr>
-          <w:t>羅馬書十六章16節</w:t>
-        </w:r>
-      </w:hyperlink>
-    </w:p>
-    <w:p>
-      <w:pPr>
-        <w:pStyle w:val="ListNumber"/>
-        <w:spacing w:line="240" w:lineRule="auto"/>
-        <w:ind w:left="720"/>
-      </w:pPr>
-      <w:r>
-        <w:rPr>
-          <w:lang w:val="zh_TW" w:bidi="zh_TW"/>
-        </w:rPr>
-      </w:r>
-      <w:hyperlink r:id="rId23">
-        <w:r>
-          <w:rPr>
-            <w:lang w:val="zh_TW" w:bidi="zh_TW"/>
-          </w:rPr>
-          <w:rPr>
-            <w:color w:val="0000EE"/>
-            <w:u w:val="single"/>
-          </w:rPr>
-          <w:t>哥林多前書十六章20節</w:t>
-        </w:r>
-      </w:hyperlink>
-    </w:p>
-    <w:p>
-      <w:pPr>
-        <w:pStyle w:val="ListNumber"/>
-        <w:spacing w:line="240" w:lineRule="auto"/>
-        <w:ind w:left="720"/>
-      </w:pPr>
-      <w:r>
-        <w:rPr>
-          <w:lang w:val="zh_TW" w:bidi="zh_TW"/>
-        </w:rPr>
-      </w:r>
-      <w:hyperlink r:id="rId24">
-        <w:r>
-          <w:rPr>
-            <w:lang w:val="zh_TW" w:bidi="zh_TW"/>
-          </w:rPr>
-          <w:rPr>
-            <w:color w:val="0000EE"/>
-            <w:u w:val="single"/>
-          </w:rPr>
-          <w:t>哥林多後書十三章12節</w:t>
-        </w:r>
-      </w:hyperlink>
-    </w:p>
-    <w:p>
-      <w:pPr>
-        <w:pStyle w:val="ListNumber"/>
-        <w:spacing w:line="240" w:lineRule="auto"/>
-        <w:ind w:left="720"/>
-      </w:pPr>
-      <w:r>
-        <w:rPr>
-          <w:lang w:val="zh_TW" w:bidi="zh_TW"/>
-        </w:rPr>
-      </w:r>
-      <w:hyperlink r:id="rId25">
-        <w:r>
-          <w:rPr>
-            <w:lang w:val="zh_TW" w:bidi="zh_TW"/>
-          </w:rPr>
-          <w:rPr>
-            <w:color w:val="0000EE"/>
-            <w:u w:val="single"/>
-          </w:rPr>
-          <w:t>帖撒羅尼迦前書五章26節</w:t>
-        </w:r>
-      </w:hyperlink>
-    </w:p>
-    <w:p>
-      <w:pPr>
-        <w:pStyle w:val="ListNumber"/>
-        <w:spacing w:line="240" w:lineRule="auto"/>
-        <w:ind w:left="720"/>
-      </w:pPr>
-      <w:r>
-        <w:rPr>
-          <w:lang w:val="zh_TW" w:bidi="zh_TW"/>
-        </w:rPr>
-      </w:r>
-      <w:hyperlink r:id="rId26">
-        <w:r>
-          <w:rPr>
-            <w:lang w:val="zh_TW" w:bidi="zh_TW"/>
-          </w:rPr>
-          <w:rPr>
-            <w:color w:val="0000EE"/>
-            <w:u w:val="single"/>
-          </w:rPr>
-          <w:t>彼得前書五章14節</w:t>
-        </w:r>
-      </w:hyperlink>
-    </w:p>
-    <w:p>
-      <w:pPr/>
-      <w:r>
-        <w:rPr>
-          <w:lang w:val="zh_TW" w:bidi="zh_TW"/>
-        </w:rPr>
+        <w:t>另見</w:t>
       </w:r>
       <w:r>
         <w:rPr>
           <w:lang w:val="zh_TW" w:bidi="zh_TW"/>
         </w:rPr>
-        <w:t>這種親嘴是基督徒彼此相愛和合一的象徵。雖然聖經沒有詳細說明這種禮儀的具體做法，但它是早期基督徒彼此表達友誼和委身的一種方式（</w:t>
-      </w:r>
-      <w:hyperlink r:id="rId27">
-        <w:r>
-          <w:rPr>
-            <w:lang w:val="zh_TW" w:bidi="zh_TW"/>
-          </w:rPr>
-          <w:rPr>
-            <w:color w:val="0000EE"/>
-            <w:u w:val="single"/>
-          </w:rPr>
-          <w:t>帖前5:25–27</w:t>
-        </w:r>
-      </w:hyperlink>
-      <w:r>
-        <w:rPr>
-          <w:lang w:val="zh_TW" w:bidi="zh_TW"/>
-        </w:rPr>
-        <w:t>）。</w:t>
-      </w:r>
-    </w:p>
-    <w:p>
-      <w:pPr/>
-      <w:r>
-        <w:rPr>
-          <w:lang w:val="zh_TW" w:bidi="zh_TW"/>
-        </w:rPr>
+        <w:t xml:space="preserve"> </w:t>
       </w:r>
       <w:r>
         <w:rPr>
           <w:lang w:val="zh_TW" w:bidi="zh_TW"/>
         </w:rPr>
-        <w:t>到了公元二世紀後期，這項做法成為教會禮儀的一部分。殉道者游斯丁（Justin Martyr）曾描述這是一種在禱告結束後，會眾彼此親嘴的禮儀。後來，人們把這項禮儀安排在領聖餐之前舉行；再往後，許多教會以簡單的鞠躬取代了親嘴。直到今天，仍有一些教會以不同形式保留這項做法。</w:t>
+        <w:t>底拿</w:t>
+      </w:r>
+      <w:r>
+        <w:rPr>
+          <w:lang w:val="zh_TW" w:bidi="zh_TW"/>
+        </w:rPr>
+        <w:t>；</w:t>
+      </w:r>
+      <w:r>
+        <w:rPr>
+          <w:lang w:val="zh_TW" w:bidi="zh_TW"/>
+        </w:rPr>
+        <w:t>她瑪（人物）#2</w:t>
+      </w:r>
+      <w:r>
+        <w:rPr>
+          <w:lang w:val="zh_TW" w:bidi="zh_TW"/>
+        </w:rPr>
+        <w:t>。</w:t>
       </w:r>
       <w:r>
         <w:rPr>

--- a/zht/docx/130.content.docx
+++ b/zht/docx/130.content.docx
@@ -255,18 +255,12 @@
         </w:rPr>
         <w:t>希未人哈抹的兒子示劍強姦了底拿（見</w:t>
       </w:r>
-      <w:hyperlink r:id="rId13">
-        <w:r>
-          <w:rPr>
-            <w:lang w:val="zh_TW" w:bidi="zh_TW"/>
-          </w:rPr>
-          <w:rPr>
-            <w:color w:val="0000EE"/>
-            <w:u w:val="single"/>
-          </w:rPr>
-          <w:t>創34:2–7</w:t>
-        </w:r>
-      </w:hyperlink>
+      <w:r>
+        <w:rPr>
+          <w:lang w:val="zh_TW" w:bidi="zh_TW"/>
+        </w:rPr>
+        <w:t>創34:2–7</w:t>
+      </w:r>
       <w:r>
         <w:rPr>
           <w:lang w:val="zh_TW" w:bidi="zh_TW"/>
@@ -291,18 +285,12 @@
         </w:rPr>
         <w:t>大衛王的兒子暗嫩強姦了他的妹妹她瑪 （</w:t>
       </w:r>
-      <w:hyperlink r:id="rId14">
-        <w:r>
-          <w:rPr>
-            <w:lang w:val="zh_TW" w:bidi="zh_TW"/>
-          </w:rPr>
-          <w:rPr>
-            <w:color w:val="0000EE"/>
-            <w:u w:val="single"/>
-          </w:rPr>
-          <w:t>撒下13:14</w:t>
-        </w:r>
-      </w:hyperlink>
+      <w:r>
+        <w:rPr>
+          <w:lang w:val="zh_TW" w:bidi="zh_TW"/>
+        </w:rPr>
+        <w:t>撒下13:14</w:t>
+      </w:r>
       <w:r>
         <w:rPr>
           <w:lang w:val="zh_TW" w:bidi="zh_TW"/>
